--- a/Smart Parking Platform Project.docx
+++ b/Smart Parking Platform Project.docx
@@ -385,7 +385,7 @@
             </w:rPr>
             <w:fldChar w:fldCharType="separate"/>
           </w:r>
-          <w:hyperlink w:anchor="_Toc239950481" w:history="1">
+          <w:hyperlink w:anchor="_Toc240473570" w:history="1">
             <w:r>
               <w:rPr>
                 <w:rStyle w:val="Hyperlink"/>
@@ -413,7 +413,7 @@
                 <w:noProof/>
                 <w:webHidden/>
               </w:rPr>
-              <w:instrText xml:space="preserve"> PAGEREF _Toc239950481 \h </w:instrText>
+              <w:instrText xml:space="preserve"> PAGEREF _Toc240473570 \h </w:instrText>
             </w:r>
             <w:r>
               <w:rPr>
@@ -458,7 +458,7 @@
               <w14:ligatures w14:val="standardContextual"/>
             </w:rPr>
           </w:pPr>
-          <w:hyperlink w:anchor="_Toc239950482" w:history="1">
+          <w:hyperlink w:anchor="_Toc240473571" w:history="1">
             <w:r>
               <w:rPr>
                 <w:rStyle w:val="Hyperlink"/>
@@ -486,7 +486,7 @@
                 <w:noProof/>
                 <w:webHidden/>
               </w:rPr>
-              <w:instrText xml:space="preserve"> PAGEREF _Toc239950482 \h </w:instrText>
+              <w:instrText xml:space="preserve"> PAGEREF _Toc240473571 \h </w:instrText>
             </w:r>
             <w:r>
               <w:rPr>
@@ -531,7 +531,7 @@
               <w14:ligatures w14:val="standardContextual"/>
             </w:rPr>
           </w:pPr>
-          <w:hyperlink w:anchor="_Toc239950483" w:history="1">
+          <w:hyperlink w:anchor="_Toc240473572" w:history="1">
             <w:r>
               <w:rPr>
                 <w:rStyle w:val="Hyperlink"/>
@@ -559,7 +559,7 @@
                 <w:noProof/>
                 <w:webHidden/>
               </w:rPr>
-              <w:instrText xml:space="preserve"> PAGEREF _Toc239950483 \h </w:instrText>
+              <w:instrText xml:space="preserve"> PAGEREF _Toc240473572 \h </w:instrText>
             </w:r>
             <w:r>
               <w:rPr>
@@ -604,7 +604,7 @@
               <w14:ligatures w14:val="standardContextual"/>
             </w:rPr>
           </w:pPr>
-          <w:hyperlink w:anchor="_Toc239950484" w:history="1">
+          <w:hyperlink w:anchor="_Toc240473573" w:history="1">
             <w:r>
               <w:rPr>
                 <w:rStyle w:val="Hyperlink"/>
@@ -632,7 +632,7 @@
                 <w:noProof/>
                 <w:webHidden/>
               </w:rPr>
-              <w:instrText xml:space="preserve"> PAGEREF _Toc239950484 \h </w:instrText>
+              <w:instrText xml:space="preserve"> PAGEREF _Toc240473573 \h </w:instrText>
             </w:r>
             <w:r>
               <w:rPr>
@@ -677,7 +677,7 @@
               <w14:ligatures w14:val="standardContextual"/>
             </w:rPr>
           </w:pPr>
-          <w:hyperlink w:anchor="_Toc239950485" w:history="1">
+          <w:hyperlink w:anchor="_Toc240473574" w:history="1">
             <w:r>
               <w:rPr>
                 <w:rStyle w:val="Hyperlink"/>
@@ -705,7 +705,7 @@
                 <w:noProof/>
                 <w:webHidden/>
               </w:rPr>
-              <w:instrText xml:space="preserve"> PAGEREF _Toc239950485 \h </w:instrText>
+              <w:instrText xml:space="preserve"> PAGEREF _Toc240473574 \h </w:instrText>
             </w:r>
             <w:r>
               <w:rPr>
@@ -750,7 +750,7 @@
               <w14:ligatures w14:val="standardContextual"/>
             </w:rPr>
           </w:pPr>
-          <w:hyperlink w:anchor="_Toc239950486" w:history="1">
+          <w:hyperlink w:anchor="_Toc240473575" w:history="1">
             <w:r>
               <w:rPr>
                 <w:rStyle w:val="Hyperlink"/>
@@ -778,7 +778,7 @@
                 <w:noProof/>
                 <w:webHidden/>
               </w:rPr>
-              <w:instrText xml:space="preserve"> PAGEREF _Toc239950486 \h </w:instrText>
+              <w:instrText xml:space="preserve"> PAGEREF _Toc240473575 \h </w:instrText>
             </w:r>
             <w:r>
               <w:rPr>
@@ -823,7 +823,7 @@
               <w14:ligatures w14:val="standardContextual"/>
             </w:rPr>
           </w:pPr>
-          <w:hyperlink w:anchor="_Toc239950487" w:history="1">
+          <w:hyperlink w:anchor="_Toc240473576" w:history="1">
             <w:r>
               <w:rPr>
                 <w:rStyle w:val="Hyperlink"/>
@@ -851,7 +851,7 @@
                 <w:noProof/>
                 <w:webHidden/>
               </w:rPr>
-              <w:instrText xml:space="preserve"> PAGEREF _Toc239950487 \h </w:instrText>
+              <w:instrText xml:space="preserve"> PAGEREF _Toc240473576 \h </w:instrText>
             </w:r>
             <w:r>
               <w:rPr>
@@ -871,7 +871,7 @@
                 <w:noProof/>
                 <w:webHidden/>
               </w:rPr>
-              <w:t>iv</w:t>
+              <w:t>v</w:t>
             </w:r>
             <w:r>
               <w:rPr>
@@ -896,7 +896,7 @@
               <w14:ligatures w14:val="standardContextual"/>
             </w:rPr>
           </w:pPr>
-          <w:hyperlink w:anchor="_Toc239950488" w:history="1">
+          <w:hyperlink w:anchor="_Toc240473577" w:history="1">
             <w:r>
               <w:rPr>
                 <w:rStyle w:val="Hyperlink"/>
@@ -924,7 +924,7 @@
                 <w:noProof/>
                 <w:webHidden/>
               </w:rPr>
-              <w:instrText xml:space="preserve"> PAGEREF _Toc239950488 \h </w:instrText>
+              <w:instrText xml:space="preserve"> PAGEREF _Toc240473577 \h </w:instrText>
             </w:r>
             <w:r>
               <w:rPr>
@@ -944,7 +944,7 @@
                 <w:noProof/>
                 <w:webHidden/>
               </w:rPr>
-              <w:t>iv</w:t>
+              <w:t>v</w:t>
             </w:r>
             <w:r>
               <w:rPr>
@@ -969,7 +969,7 @@
               <w14:ligatures w14:val="standardContextual"/>
             </w:rPr>
           </w:pPr>
-          <w:hyperlink w:anchor="_Toc239950489" w:history="1">
+          <w:hyperlink w:anchor="_Toc240473578" w:history="1">
             <w:r>
               <w:rPr>
                 <w:rStyle w:val="Hyperlink"/>
@@ -997,7 +997,7 @@
                 <w:noProof/>
                 <w:webHidden/>
               </w:rPr>
-              <w:instrText xml:space="preserve"> PAGEREF _Toc239950489 \h </w:instrText>
+              <w:instrText xml:space="preserve"> PAGEREF _Toc240473578 \h </w:instrText>
             </w:r>
             <w:r>
               <w:rPr>
@@ -1017,7 +1017,7 @@
                 <w:noProof/>
                 <w:webHidden/>
               </w:rPr>
-              <w:t>iv</w:t>
+              <w:t>v</w:t>
             </w:r>
             <w:r>
               <w:rPr>
@@ -1042,7 +1042,7 @@
               <w14:ligatures w14:val="standardContextual"/>
             </w:rPr>
           </w:pPr>
-          <w:hyperlink w:anchor="_Toc239950490" w:history="1">
+          <w:hyperlink w:anchor="_Toc240473579" w:history="1">
             <w:r>
               <w:rPr>
                 <w:rStyle w:val="Hyperlink"/>
@@ -1070,7 +1070,7 @@
                 <w:noProof/>
                 <w:webHidden/>
               </w:rPr>
-              <w:instrText xml:space="preserve"> PAGEREF _Toc239950490 \h </w:instrText>
+              <w:instrText xml:space="preserve"> PAGEREF _Toc240473579 \h </w:instrText>
             </w:r>
             <w:r>
               <w:rPr>
@@ -1090,7 +1090,7 @@
                 <w:noProof/>
                 <w:webHidden/>
               </w:rPr>
-              <w:t>iv</w:t>
+              <w:t>v</w:t>
             </w:r>
             <w:r>
               <w:rPr>
@@ -1115,7 +1115,7 @@
               <w14:ligatures w14:val="standardContextual"/>
             </w:rPr>
           </w:pPr>
-          <w:hyperlink w:anchor="_Toc239950491" w:history="1">
+          <w:hyperlink w:anchor="_Toc240473580" w:history="1">
             <w:r>
               <w:rPr>
                 <w:rStyle w:val="Hyperlink"/>
@@ -1143,7 +1143,7 @@
                 <w:noProof/>
                 <w:webHidden/>
               </w:rPr>
-              <w:instrText xml:space="preserve"> PAGEREF _Toc239950491 \h </w:instrText>
+              <w:instrText xml:space="preserve"> PAGEREF _Toc240473580 \h </w:instrText>
             </w:r>
             <w:r>
               <w:rPr>
@@ -1163,7 +1163,7 @@
                 <w:noProof/>
                 <w:webHidden/>
               </w:rPr>
-              <w:t>iv</w:t>
+              <w:t>v</w:t>
             </w:r>
             <w:r>
               <w:rPr>
@@ -1188,7 +1188,7 @@
               <w14:ligatures w14:val="standardContextual"/>
             </w:rPr>
           </w:pPr>
-          <w:hyperlink w:anchor="_Toc239950492" w:history="1">
+          <w:hyperlink w:anchor="_Toc240473581" w:history="1">
             <w:r>
               <w:rPr>
                 <w:rStyle w:val="Hyperlink"/>
@@ -1216,7 +1216,7 @@
                 <w:noProof/>
                 <w:webHidden/>
               </w:rPr>
-              <w:instrText xml:space="preserve"> PAGEREF _Toc239950492 \h </w:instrText>
+              <w:instrText xml:space="preserve"> PAGEREF _Toc240473581 \h </w:instrText>
             </w:r>
             <w:r>
               <w:rPr>
@@ -1236,7 +1236,7 @@
                 <w:noProof/>
                 <w:webHidden/>
               </w:rPr>
-              <w:t>v</w:t>
+              <w:t>vi</w:t>
             </w:r>
             <w:r>
               <w:rPr>
@@ -1261,7 +1261,7 @@
               <w14:ligatures w14:val="standardContextual"/>
             </w:rPr>
           </w:pPr>
-          <w:hyperlink w:anchor="_Toc239950493" w:history="1">
+          <w:hyperlink w:anchor="_Toc240473582" w:history="1">
             <w:r>
               <w:rPr>
                 <w:rStyle w:val="Hyperlink"/>
@@ -1289,7 +1289,7 @@
                 <w:noProof/>
                 <w:webHidden/>
               </w:rPr>
-              <w:instrText xml:space="preserve"> PAGEREF _Toc239950493 \h </w:instrText>
+              <w:instrText xml:space="preserve"> PAGEREF _Toc240473582 \h </w:instrText>
             </w:r>
             <w:r>
               <w:rPr>
@@ -1309,7 +1309,7 @@
                 <w:noProof/>
                 <w:webHidden/>
               </w:rPr>
-              <w:t>v</w:t>
+              <w:t>vi</w:t>
             </w:r>
             <w:r>
               <w:rPr>
@@ -1334,7 +1334,7 @@
               <w14:ligatures w14:val="standardContextual"/>
             </w:rPr>
           </w:pPr>
-          <w:hyperlink w:anchor="_Toc239950494" w:history="1">
+          <w:hyperlink w:anchor="_Toc240473583" w:history="1">
             <w:r>
               <w:rPr>
                 <w:rStyle w:val="Hyperlink"/>
@@ -1362,7 +1362,7 @@
                 <w:noProof/>
                 <w:webHidden/>
               </w:rPr>
-              <w:instrText xml:space="preserve"> PAGEREF _Toc239950494 \h </w:instrText>
+              <w:instrText xml:space="preserve"> PAGEREF _Toc240473583 \h </w:instrText>
             </w:r>
             <w:r>
               <w:rPr>
@@ -1382,7 +1382,7 @@
                 <w:noProof/>
                 <w:webHidden/>
               </w:rPr>
-              <w:t>v</w:t>
+              <w:t>vi</w:t>
             </w:r>
             <w:r>
               <w:rPr>
@@ -1407,7 +1407,7 @@
               <w14:ligatures w14:val="standardContextual"/>
             </w:rPr>
           </w:pPr>
-          <w:hyperlink w:anchor="_Toc239950495" w:history="1">
+          <w:hyperlink w:anchor="_Toc240473584" w:history="1">
             <w:r>
               <w:rPr>
                 <w:rStyle w:val="Hyperlink"/>
@@ -1435,7 +1435,7 @@
                 <w:noProof/>
                 <w:webHidden/>
               </w:rPr>
-              <w:instrText xml:space="preserve"> PAGEREF _Toc239950495 \h </w:instrText>
+              <w:instrText xml:space="preserve"> PAGEREF _Toc240473584 \h </w:instrText>
             </w:r>
             <w:r>
               <w:rPr>
@@ -1455,7 +1455,7 @@
                 <w:noProof/>
                 <w:webHidden/>
               </w:rPr>
-              <w:t>v</w:t>
+              <w:t>vi</w:t>
             </w:r>
             <w:r>
               <w:rPr>
@@ -1480,7 +1480,7 @@
               <w14:ligatures w14:val="standardContextual"/>
             </w:rPr>
           </w:pPr>
-          <w:hyperlink w:anchor="_Toc239950496" w:history="1">
+          <w:hyperlink w:anchor="_Toc240473585" w:history="1">
             <w:r>
               <w:rPr>
                 <w:rStyle w:val="Hyperlink"/>
@@ -1508,7 +1508,7 @@
                 <w:noProof/>
                 <w:webHidden/>
               </w:rPr>
-              <w:instrText xml:space="preserve"> PAGEREF _Toc239950496 \h </w:instrText>
+              <w:instrText xml:space="preserve"> PAGEREF _Toc240473585 \h </w:instrText>
             </w:r>
             <w:r>
               <w:rPr>
@@ -1528,7 +1528,7 @@
                 <w:noProof/>
                 <w:webHidden/>
               </w:rPr>
-              <w:t>vi</w:t>
+              <w:t>vii</w:t>
             </w:r>
             <w:r>
               <w:rPr>
@@ -1553,7 +1553,7 @@
               <w14:ligatures w14:val="standardContextual"/>
             </w:rPr>
           </w:pPr>
-          <w:hyperlink w:anchor="_Toc239950497" w:history="1">
+          <w:hyperlink w:anchor="_Toc240473586" w:history="1">
             <w:r>
               <w:rPr>
                 <w:rStyle w:val="Hyperlink"/>
@@ -1581,7 +1581,7 @@
                 <w:noProof/>
                 <w:webHidden/>
               </w:rPr>
-              <w:instrText xml:space="preserve"> PAGEREF _Toc239950497 \h </w:instrText>
+              <w:instrText xml:space="preserve"> PAGEREF _Toc240473586 \h </w:instrText>
             </w:r>
             <w:r>
               <w:rPr>
@@ -1626,7 +1626,7 @@
               <w14:ligatures w14:val="standardContextual"/>
             </w:rPr>
           </w:pPr>
-          <w:hyperlink w:anchor="_Toc239950498" w:history="1">
+          <w:hyperlink w:anchor="_Toc240473587" w:history="1">
             <w:r>
               <w:rPr>
                 <w:rStyle w:val="Hyperlink"/>
@@ -1654,7 +1654,7 @@
                 <w:noProof/>
                 <w:webHidden/>
               </w:rPr>
-              <w:instrText xml:space="preserve"> PAGEREF _Toc239950498 \h </w:instrText>
+              <w:instrText xml:space="preserve"> PAGEREF _Toc240473587 \h </w:instrText>
             </w:r>
             <w:r>
               <w:rPr>
@@ -1699,7 +1699,7 @@
               <w14:ligatures w14:val="standardContextual"/>
             </w:rPr>
           </w:pPr>
-          <w:hyperlink w:anchor="_Toc239950499" w:history="1">
+          <w:hyperlink w:anchor="_Toc240473588" w:history="1">
             <w:r>
               <w:rPr>
                 <w:rStyle w:val="Hyperlink"/>
@@ -1727,7 +1727,7 @@
                 <w:noProof/>
                 <w:webHidden/>
               </w:rPr>
-              <w:instrText xml:space="preserve"> PAGEREF _Toc239950499 \h </w:instrText>
+              <w:instrText xml:space="preserve"> PAGEREF _Toc240473588 \h </w:instrText>
             </w:r>
             <w:r>
               <w:rPr>
@@ -1747,7 +1747,7 @@
                 <w:noProof/>
                 <w:webHidden/>
               </w:rPr>
-              <w:t>x</w:t>
+              <w:t>xi</w:t>
             </w:r>
             <w:r>
               <w:rPr>
@@ -1817,7 +1817,7 @@
           <w:color w:val="000000" w:themeColor="text1"/>
         </w:rPr>
       </w:pPr>
-      <w:bookmarkStart w:id="0" w:name="_Toc239950481"/>
+      <w:bookmarkStart w:id="0" w:name="_Toc240473570"/>
       <w:r>
         <w:rPr>
           <w:rStyle w:val="SubtleEmphasis"/>
@@ -1860,7 +1860,7 @@
           <w:color w:val="000000" w:themeColor="text1"/>
         </w:rPr>
       </w:pPr>
-      <w:bookmarkStart w:id="1" w:name="_Toc239950482"/>
+      <w:bookmarkStart w:id="1" w:name="_Toc240473571"/>
       <w:r>
         <w:rPr>
           <w:rFonts w:asciiTheme="majorBidi" w:hAnsiTheme="majorBidi"/>
@@ -2116,7 +2116,7 @@
           <w:color w:val="000000" w:themeColor="text1"/>
         </w:rPr>
       </w:pPr>
-      <w:bookmarkStart w:id="2" w:name="_Toc239950483"/>
+      <w:bookmarkStart w:id="2" w:name="_Toc240473572"/>
       <w:r>
         <w:rPr>
           <w:rFonts w:asciiTheme="majorBidi" w:hAnsiTheme="majorBidi"/>
@@ -2330,7 +2330,7 @@
           <w:color w:val="000000" w:themeColor="text1"/>
         </w:rPr>
       </w:pPr>
-      <w:bookmarkStart w:id="3" w:name="_Toc239950484"/>
+      <w:bookmarkStart w:id="3" w:name="_Toc240473573"/>
       <w:r>
         <w:rPr>
           <w:rFonts w:asciiTheme="majorBidi" w:hAnsiTheme="majorBidi"/>
@@ -2554,7 +2554,7 @@
           <w:color w:val="000000" w:themeColor="text1"/>
         </w:rPr>
       </w:pPr>
-      <w:bookmarkStart w:id="4" w:name="_Toc239950485"/>
+      <w:bookmarkStart w:id="4" w:name="_Toc240473574"/>
       <w:r>
         <w:rPr>
           <w:rFonts w:asciiTheme="majorBidi" w:hAnsiTheme="majorBidi"/>
@@ -3332,7 +3332,7 @@
           <w:color w:val="000000" w:themeColor="text1"/>
         </w:rPr>
       </w:pPr>
-      <w:bookmarkStart w:id="5" w:name="_Toc239950486"/>
+      <w:bookmarkStart w:id="5" w:name="_Toc240473575"/>
       <w:r>
         <w:rPr>
           <w:rFonts w:asciiTheme="majorBidi" w:hAnsiTheme="majorBidi"/>
@@ -3510,7 +3510,7 @@
           <w:color w:val="000000" w:themeColor="text1"/>
         </w:rPr>
       </w:pPr>
-      <w:bookmarkStart w:id="6" w:name="_Toc239950487"/>
+      <w:bookmarkStart w:id="6" w:name="_Toc240473576"/>
       <w:r>
         <w:rPr>
           <w:rFonts w:asciiTheme="majorBidi" w:hAnsiTheme="majorBidi"/>
@@ -3536,7 +3536,7 @@
           <w:color w:val="000000" w:themeColor="text1"/>
         </w:rPr>
       </w:pPr>
-      <w:bookmarkStart w:id="7" w:name="_Toc239950488"/>
+      <w:bookmarkStart w:id="7" w:name="_Toc240473577"/>
       <w:r>
         <w:rPr>
           <w:rFonts w:asciiTheme="majorBidi" w:hAnsiTheme="majorBidi"/>
@@ -3658,7 +3658,7 @@
           <w:color w:val="000000" w:themeColor="text1"/>
         </w:rPr>
       </w:pPr>
-      <w:bookmarkStart w:id="8" w:name="_Toc239950489"/>
+      <w:bookmarkStart w:id="8" w:name="_Toc240473578"/>
       <w:r>
         <w:rPr>
           <w:rFonts w:asciiTheme="majorBidi" w:hAnsiTheme="majorBidi"/>
@@ -3889,7 +3889,7 @@
           <w:color w:val="000000" w:themeColor="text1"/>
         </w:rPr>
       </w:pPr>
-      <w:bookmarkStart w:id="9" w:name="_Toc239950490"/>
+      <w:bookmarkStart w:id="9" w:name="_Toc240473579"/>
       <w:r>
         <w:rPr>
           <w:rFonts w:asciiTheme="majorBidi" w:hAnsiTheme="majorBidi"/>
@@ -3987,7 +3987,7 @@
           <w:color w:val="000000" w:themeColor="text1"/>
         </w:rPr>
       </w:pPr>
-      <w:bookmarkStart w:id="10" w:name="_Toc239950491"/>
+      <w:bookmarkStart w:id="10" w:name="_Toc240473580"/>
       <w:r>
         <w:rPr>
           <w:rFonts w:asciiTheme="majorBidi" w:hAnsiTheme="majorBidi"/>
@@ -4221,7 +4221,7 @@
           <w:color w:val="000000" w:themeColor="text1"/>
         </w:rPr>
       </w:pPr>
-      <w:bookmarkStart w:id="11" w:name="_Toc239950492"/>
+      <w:bookmarkStart w:id="11" w:name="_Toc240473581"/>
       <w:r>
         <w:rPr>
           <w:rFonts w:asciiTheme="majorBidi" w:hAnsiTheme="majorBidi"/>
@@ -4322,7 +4322,7 @@
           <w:color w:val="000000" w:themeColor="text1"/>
         </w:rPr>
       </w:pPr>
-      <w:bookmarkStart w:id="12" w:name="_Toc239950493"/>
+      <w:bookmarkStart w:id="12" w:name="_Toc240473582"/>
       <w:r>
         <w:rPr>
           <w:rFonts w:asciiTheme="majorBidi" w:hAnsiTheme="majorBidi"/>
@@ -4403,7 +4403,7 @@
           <w:color w:val="000000" w:themeColor="text1"/>
         </w:rPr>
       </w:pPr>
-      <w:bookmarkStart w:id="13" w:name="_Toc239950494"/>
+      <w:bookmarkStart w:id="13" w:name="_Toc240473583"/>
       <w:r>
         <w:rPr>
           <w:rFonts w:asciiTheme="majorBidi" w:hAnsiTheme="majorBidi"/>
@@ -4454,7 +4454,7 @@
           <w:color w:val="000000" w:themeColor="text1"/>
         </w:rPr>
       </w:pPr>
-      <w:bookmarkStart w:id="14" w:name="_Toc239950495"/>
+      <w:bookmarkStart w:id="14" w:name="_Toc240473584"/>
       <w:r>
         <w:rPr>
           <w:rFonts w:asciiTheme="majorBidi" w:hAnsiTheme="majorBidi"/>
@@ -5078,7 +5078,7 @@
           <w:color w:val="000000" w:themeColor="text1"/>
         </w:rPr>
       </w:pPr>
-      <w:bookmarkStart w:id="15" w:name="_Toc239950496"/>
+      <w:bookmarkStart w:id="15" w:name="_Toc240473585"/>
       <w:r>
         <w:rPr>
           <w:rFonts w:asciiTheme="majorBidi" w:hAnsiTheme="majorBidi"/>
@@ -5451,7 +5451,7 @@
           <w:color w:val="000000" w:themeColor="text1"/>
         </w:rPr>
       </w:pPr>
-      <w:bookmarkStart w:id="16" w:name="_Toc239950497"/>
+      <w:bookmarkStart w:id="16" w:name="_Toc240473586"/>
       <w:r>
         <w:rPr>
           <w:rFonts w:asciiTheme="majorBidi" w:hAnsiTheme="majorBidi"/>
@@ -5469,7 +5469,7 @@
           <w:color w:val="auto"/>
         </w:rPr>
       </w:pPr>
-      <w:bookmarkStart w:id="17" w:name="_Toc239950498"/>
+      <w:bookmarkStart w:id="17" w:name="_Toc240473587"/>
       <w:r>
         <w:rPr>
           <w:rFonts w:asciiTheme="majorBidi" w:hAnsiTheme="majorBidi"/>
@@ -8448,7 +8448,7 @@
           <w:color w:val="auto"/>
         </w:rPr>
       </w:pPr>
-      <w:bookmarkStart w:id="18" w:name="_Toc239950499"/>
+      <w:bookmarkStart w:id="18" w:name="_Toc240473588"/>
       <w:r>
         <w:rPr>
           <w:rFonts w:asciiTheme="majorBidi" w:hAnsiTheme="majorBidi"/>
@@ -9049,10 +9049,4083 @@
         <w:t xml:space="preserve"> The parking facility manager can review occupancy reports and analytics for the parking facility.</w:t>
       </w:r>
     </w:p>
-    <w:p/>
+    <w:p>
+      <w:pPr>
+        <w:pStyle w:val="Heading1"/>
+        <w:rPr>
+          <w:rFonts w:asciiTheme="majorBidi" w:hAnsiTheme="majorBidi"/>
+          <w:color w:val="auto"/>
+        </w:rPr>
+      </w:pPr>
+      <w:r>
+        <w:rPr>
+          <w:rFonts w:asciiTheme="majorBidi" w:hAnsiTheme="majorBidi"/>
+          <w:color w:val="auto"/>
+        </w:rPr>
+        <w:lastRenderedPageBreak/>
+        <w:t>3. Work Breakdown Structure</w:t>
+      </w:r>
+    </w:p>
+    <w:p>
+      <w:pPr>
+        <w:pStyle w:val="Heading2"/>
+        <w:spacing w:line="360" w:lineRule="auto"/>
+        <w:rPr>
+          <w:rFonts w:asciiTheme="majorBidi" w:hAnsiTheme="majorBidi"/>
+          <w:color w:val="auto"/>
+        </w:rPr>
+      </w:pPr>
+      <w:r>
+        <w:rPr>
+          <w:rFonts w:asciiTheme="majorBidi" w:hAnsiTheme="majorBidi"/>
+          <w:color w:val="auto"/>
+        </w:rPr>
+        <w:t>3.1 Purpose</w:t>
+      </w:r>
+    </w:p>
+    <w:p>
+      <w:pPr>
+        <w:rPr>
+          <w:rFonts w:asciiTheme="majorBidi" w:hAnsiTheme="majorBidi" w:cstheme="majorBidi"/>
+        </w:rPr>
+      </w:pPr>
+      <w:r>
+        <w:rPr>
+          <w:rFonts w:asciiTheme="majorBidi" w:hAnsiTheme="majorBidi" w:cstheme="majorBidi"/>
+        </w:rPr>
+        <w:t xml:space="preserve">The purpose </w:t>
+      </w:r>
+      <w:r>
+        <w:rPr>
+          <w:rFonts w:asciiTheme="majorBidi" w:hAnsiTheme="majorBidi" w:cstheme="majorBidi"/>
+        </w:rPr>
+        <w:t xml:space="preserve">of this Work Breakdown Structure is to break down the Smart Parking Platform into </w:t>
+      </w:r>
+      <w:r>
+        <w:rPr>
+          <w:rFonts w:asciiTheme="majorBidi" w:hAnsiTheme="majorBidi" w:cstheme="majorBidi"/>
+        </w:rPr>
+        <w:t>smaller parts so</w:t>
+      </w:r>
+      <w:r>
+        <w:rPr>
+          <w:rFonts w:asciiTheme="majorBidi" w:hAnsiTheme="majorBidi" w:cstheme="majorBidi"/>
+        </w:rPr>
+        <w:t xml:space="preserve"> that it can be more manageable. The WBS organizes the project into a </w:t>
+      </w:r>
+      <w:r>
+        <w:rPr>
+          <w:rFonts w:asciiTheme="majorBidi" w:hAnsiTheme="majorBidi" w:cstheme="majorBidi"/>
+        </w:rPr>
+        <w:t>three-level</w:t>
+      </w:r>
+      <w:r>
+        <w:rPr>
+          <w:rFonts w:asciiTheme="majorBidi" w:hAnsiTheme="majorBidi" w:cstheme="majorBidi"/>
+        </w:rPr>
+        <w:t xml:space="preserve"> hie</w:t>
+      </w:r>
+      <w:r>
+        <w:rPr>
+          <w:rFonts w:asciiTheme="majorBidi" w:hAnsiTheme="majorBidi" w:cstheme="majorBidi"/>
+        </w:rPr>
+        <w:t xml:space="preserve">rarchy that will help with estimating the work and creating the timeline. </w:t>
+      </w:r>
+    </w:p>
+    <w:p>
+      <w:pPr>
+        <w:rPr>
+          <w:rFonts w:asciiTheme="majorBidi" w:hAnsiTheme="majorBidi" w:cstheme="majorBidi"/>
+        </w:rPr>
+      </w:pPr>
+      <w:r>
+        <w:rPr>
+          <w:rFonts w:asciiTheme="majorBidi" w:hAnsiTheme="majorBidi" w:cstheme="majorBidi"/>
+        </w:rPr>
+        <w:t>The WBS will be formatted as</w:t>
+      </w:r>
+      <w:r>
+        <w:rPr>
+          <w:rFonts w:asciiTheme="majorBidi" w:hAnsiTheme="majorBidi" w:cstheme="majorBidi"/>
+        </w:rPr>
+        <w:t xml:space="preserve"> shown below</w:t>
+      </w:r>
+      <w:r>
+        <w:rPr>
+          <w:rFonts w:asciiTheme="majorBidi" w:hAnsiTheme="majorBidi" w:cstheme="majorBidi"/>
+        </w:rPr>
+        <w:t>:</w:t>
+      </w:r>
+    </w:p>
+    <w:p>
+      <w:pPr>
+        <w:pStyle w:val="ListParagraph"/>
+        <w:numPr>
+          <w:ilvl w:val="0"/>
+          <w:numId w:val="29"/>
+        </w:numPr>
+        <w:rPr>
+          <w:rFonts w:asciiTheme="majorBidi" w:hAnsiTheme="majorBidi" w:cstheme="majorBidi"/>
+        </w:rPr>
+      </w:pPr>
+      <w:r>
+        <w:rPr>
+          <w:rFonts w:asciiTheme="majorBidi" w:hAnsiTheme="majorBidi" w:cstheme="majorBidi"/>
+        </w:rPr>
+        <w:t>Level 1 – Major System Component</w:t>
+      </w:r>
+    </w:p>
+    <w:p>
+      <w:pPr>
+        <w:pStyle w:val="ListParagraph"/>
+        <w:numPr>
+          <w:ilvl w:val="0"/>
+          <w:numId w:val="29"/>
+        </w:numPr>
+        <w:rPr>
+          <w:rFonts w:asciiTheme="majorBidi" w:hAnsiTheme="majorBidi" w:cstheme="majorBidi"/>
+        </w:rPr>
+      </w:pPr>
+      <w:r>
+        <w:rPr>
+          <w:rFonts w:asciiTheme="majorBidi" w:hAnsiTheme="majorBidi" w:cstheme="majorBidi"/>
+        </w:rPr>
+        <w:t xml:space="preserve">Level 2 </w:t>
+      </w:r>
+      <w:r>
+        <w:rPr>
+          <w:rFonts w:asciiTheme="majorBidi" w:hAnsiTheme="majorBidi" w:cstheme="majorBidi"/>
+        </w:rPr>
+        <w:t>–</w:t>
+      </w:r>
+      <w:r>
+        <w:rPr>
+          <w:rFonts w:asciiTheme="majorBidi" w:hAnsiTheme="majorBidi" w:cstheme="majorBidi"/>
+        </w:rPr>
+        <w:t xml:space="preserve"> </w:t>
+      </w:r>
+      <w:r>
+        <w:rPr>
+          <w:rFonts w:asciiTheme="majorBidi" w:hAnsiTheme="majorBidi" w:cstheme="majorBidi"/>
+        </w:rPr>
+        <w:t xml:space="preserve">Module or Group within that component </w:t>
+      </w:r>
+    </w:p>
+    <w:p>
+      <w:pPr>
+        <w:pStyle w:val="ListParagraph"/>
+        <w:numPr>
+          <w:ilvl w:val="0"/>
+          <w:numId w:val="29"/>
+        </w:numPr>
+        <w:rPr>
+          <w:rFonts w:asciiTheme="majorBidi" w:hAnsiTheme="majorBidi" w:cstheme="majorBidi"/>
+        </w:rPr>
+      </w:pPr>
+      <w:r>
+        <w:rPr>
+          <w:rFonts w:asciiTheme="majorBidi" w:hAnsiTheme="majorBidi" w:cstheme="majorBidi"/>
+        </w:rPr>
+        <w:t xml:space="preserve">Level 3 </w:t>
+      </w:r>
+      <w:r>
+        <w:rPr>
+          <w:rFonts w:asciiTheme="majorBidi" w:hAnsiTheme="majorBidi" w:cstheme="majorBidi"/>
+        </w:rPr>
+        <w:t xml:space="preserve">– Specific feature </w:t>
+      </w:r>
+      <w:r>
+        <w:rPr>
+          <w:rFonts w:asciiTheme="majorBidi" w:hAnsiTheme="majorBidi" w:cstheme="majorBidi"/>
+        </w:rPr>
+        <w:t>within</w:t>
+      </w:r>
+      <w:r>
+        <w:rPr>
+          <w:rFonts w:asciiTheme="majorBidi" w:hAnsiTheme="majorBidi" w:cstheme="majorBidi"/>
+        </w:rPr>
+        <w:t xml:space="preserve"> module or group</w:t>
+      </w:r>
+    </w:p>
+    <w:p>
+      <w:pPr>
+        <w:pStyle w:val="Heading2"/>
+        <w:spacing w:line="360" w:lineRule="auto"/>
+        <w:rPr>
+          <w:rFonts w:asciiTheme="majorBidi" w:hAnsiTheme="majorBidi"/>
+          <w:color w:val="auto"/>
+        </w:rPr>
+      </w:pPr>
+      <w:r>
+        <w:rPr>
+          <w:rFonts w:asciiTheme="majorBidi" w:hAnsiTheme="majorBidi"/>
+          <w:color w:val="auto"/>
+        </w:rPr>
+        <w:t>3.2 Smart Parking Platform WBS</w:t>
+      </w:r>
+    </w:p>
+    <w:p>
+      <w:pPr>
+        <w:spacing w:after="0" w:line="360" w:lineRule="auto"/>
+        <w:rPr>
+          <w:rFonts w:asciiTheme="majorBidi" w:hAnsiTheme="majorBidi" w:cstheme="majorBidi"/>
+        </w:rPr>
+      </w:pPr>
+      <w:r>
+        <w:rPr>
+          <w:rFonts w:asciiTheme="majorBidi" w:hAnsiTheme="majorBidi" w:cstheme="majorBidi"/>
+        </w:rPr>
+        <w:t xml:space="preserve">1. </w:t>
+      </w:r>
+      <w:r>
+        <w:rPr>
+          <w:rFonts w:asciiTheme="majorBidi" w:hAnsiTheme="majorBidi" w:cstheme="majorBidi"/>
+          <w:b/>
+          <w:bCs/>
+          <w:sz w:val="22"/>
+          <w:szCs w:val="22"/>
+        </w:rPr>
+        <w:t xml:space="preserve">User </w:t>
+      </w:r>
+      <w:r>
+        <w:rPr>
+          <w:rFonts w:asciiTheme="majorBidi" w:hAnsiTheme="majorBidi" w:cstheme="majorBidi"/>
+          <w:b/>
+          <w:bCs/>
+          <w:sz w:val="22"/>
+          <w:szCs w:val="22"/>
+        </w:rPr>
+        <w:t xml:space="preserve">and Operator Management </w:t>
+      </w:r>
+    </w:p>
+    <w:p>
+      <w:pPr>
+        <w:spacing w:after="0" w:line="276" w:lineRule="auto"/>
+        <w:rPr>
+          <w:rFonts w:asciiTheme="majorBidi" w:hAnsiTheme="majorBidi" w:cstheme="majorBidi"/>
+        </w:rPr>
+      </w:pPr>
+      <w:r>
+        <w:rPr>
+          <w:rFonts w:asciiTheme="majorBidi" w:hAnsiTheme="majorBidi" w:cstheme="majorBidi"/>
+        </w:rPr>
+        <w:t xml:space="preserve">1.1 </w:t>
+      </w:r>
+      <w:r>
+        <w:rPr>
+          <w:rFonts w:asciiTheme="majorBidi" w:hAnsiTheme="majorBidi" w:cstheme="majorBidi"/>
+          <w:b/>
+          <w:bCs/>
+        </w:rPr>
+        <w:t>Driver</w:t>
+      </w:r>
+      <w:r>
+        <w:rPr>
+          <w:rFonts w:asciiTheme="majorBidi" w:hAnsiTheme="majorBidi" w:cstheme="majorBidi"/>
+          <w:b/>
+          <w:bCs/>
+        </w:rPr>
+        <w:t xml:space="preserve"> Account </w:t>
+      </w:r>
+    </w:p>
+    <w:p>
+      <w:pPr>
+        <w:spacing w:after="0" w:line="276" w:lineRule="auto"/>
+        <w:rPr>
+          <w:rFonts w:asciiTheme="majorBidi" w:hAnsiTheme="majorBidi" w:cstheme="majorBidi"/>
+        </w:rPr>
+      </w:pPr>
+      <w:r>
+        <w:rPr>
+          <w:rFonts w:asciiTheme="majorBidi" w:hAnsiTheme="majorBidi" w:cstheme="majorBidi"/>
+        </w:rPr>
+        <w:t>1.</w:t>
+      </w:r>
+      <w:r>
+        <w:rPr>
+          <w:rFonts w:asciiTheme="majorBidi" w:hAnsiTheme="majorBidi" w:cstheme="majorBidi"/>
+        </w:rPr>
+        <w:t>1.1 Create User Account</w:t>
+      </w:r>
+    </w:p>
+    <w:p>
+      <w:pPr>
+        <w:spacing w:after="0" w:line="276" w:lineRule="auto"/>
+        <w:rPr>
+          <w:rFonts w:asciiTheme="majorBidi" w:hAnsiTheme="majorBidi" w:cstheme="majorBidi"/>
+        </w:rPr>
+      </w:pPr>
+      <w:r>
+        <w:rPr>
+          <w:rFonts w:asciiTheme="majorBidi" w:hAnsiTheme="majorBidi" w:cstheme="majorBidi"/>
+        </w:rPr>
+        <w:t>1.1.2</w:t>
+      </w:r>
+      <w:r>
+        <w:rPr>
+          <w:rFonts w:asciiTheme="majorBidi" w:hAnsiTheme="majorBidi" w:cstheme="majorBidi"/>
+        </w:rPr>
+        <w:t xml:space="preserve"> User login and Authentication</w:t>
+      </w:r>
+    </w:p>
+    <w:p>
+      <w:pPr>
+        <w:spacing w:after="0" w:line="276" w:lineRule="auto"/>
+        <w:rPr>
+          <w:rFonts w:asciiTheme="majorBidi" w:hAnsiTheme="majorBidi" w:cstheme="majorBidi"/>
+        </w:rPr>
+      </w:pPr>
+      <w:r>
+        <w:rPr>
+          <w:rFonts w:asciiTheme="majorBidi" w:hAnsiTheme="majorBidi" w:cstheme="majorBidi"/>
+        </w:rPr>
+        <w:t>1.1.3</w:t>
+      </w:r>
+      <w:r>
+        <w:rPr>
+          <w:rFonts w:asciiTheme="majorBidi" w:hAnsiTheme="majorBidi" w:cstheme="majorBidi"/>
+        </w:rPr>
+        <w:t xml:space="preserve"> Register vehicle information</w:t>
+      </w:r>
+    </w:p>
+    <w:p>
+      <w:pPr>
+        <w:spacing w:after="0" w:line="276" w:lineRule="auto"/>
+        <w:rPr>
+          <w:rFonts w:asciiTheme="majorBidi" w:hAnsiTheme="majorBidi" w:cstheme="majorBidi"/>
+        </w:rPr>
+      </w:pPr>
+    </w:p>
+    <w:p>
+      <w:pPr>
+        <w:spacing w:after="0" w:line="276" w:lineRule="auto"/>
+        <w:rPr>
+          <w:rFonts w:asciiTheme="majorBidi" w:hAnsiTheme="majorBidi" w:cstheme="majorBidi"/>
+          <w:b/>
+          <w:bCs/>
+        </w:rPr>
+      </w:pPr>
+      <w:r>
+        <w:rPr>
+          <w:rFonts w:asciiTheme="majorBidi" w:hAnsiTheme="majorBidi" w:cstheme="majorBidi"/>
+        </w:rPr>
+        <w:t xml:space="preserve">1.2 </w:t>
+      </w:r>
+      <w:r>
+        <w:rPr>
+          <w:rFonts w:asciiTheme="majorBidi" w:hAnsiTheme="majorBidi" w:cstheme="majorBidi"/>
+          <w:b/>
+          <w:bCs/>
+        </w:rPr>
+        <w:t>Parking Facility Manager Account</w:t>
+      </w:r>
+    </w:p>
+    <w:p>
+      <w:pPr>
+        <w:spacing w:after="0" w:line="276" w:lineRule="auto"/>
+        <w:rPr>
+          <w:rFonts w:asciiTheme="majorBidi" w:hAnsiTheme="majorBidi" w:cstheme="majorBidi"/>
+        </w:rPr>
+      </w:pPr>
+      <w:r>
+        <w:rPr>
+          <w:rFonts w:asciiTheme="majorBidi" w:hAnsiTheme="majorBidi" w:cstheme="majorBidi"/>
+        </w:rPr>
+        <w:t>1.2.1 Manager Account setup</w:t>
+      </w:r>
+    </w:p>
+    <w:p>
+      <w:pPr>
+        <w:spacing w:after="0" w:line="276" w:lineRule="auto"/>
+        <w:rPr>
+          <w:rFonts w:asciiTheme="majorBidi" w:hAnsiTheme="majorBidi" w:cstheme="majorBidi"/>
+        </w:rPr>
+      </w:pPr>
+      <w:r>
+        <w:rPr>
+          <w:rFonts w:asciiTheme="majorBidi" w:hAnsiTheme="majorBidi" w:cstheme="majorBidi"/>
+        </w:rPr>
+        <w:t>1.2.2 Manager Authentication</w:t>
+      </w:r>
+    </w:p>
+    <w:p>
+      <w:pPr>
+        <w:spacing w:after="0" w:line="276" w:lineRule="auto"/>
+        <w:rPr>
+          <w:rFonts w:asciiTheme="majorBidi" w:hAnsiTheme="majorBidi" w:cstheme="majorBidi"/>
+        </w:rPr>
+      </w:pPr>
+      <w:r>
+        <w:rPr>
+          <w:rFonts w:asciiTheme="majorBidi" w:hAnsiTheme="majorBidi" w:cstheme="majorBidi"/>
+        </w:rPr>
+        <w:t xml:space="preserve">1.2.3 </w:t>
+      </w:r>
+      <w:r>
+        <w:rPr>
+          <w:rFonts w:asciiTheme="majorBidi" w:hAnsiTheme="majorBidi" w:cstheme="majorBidi"/>
+        </w:rPr>
+        <w:t>Parking Location Profile Setup</w:t>
+      </w:r>
+    </w:p>
+    <w:p>
+      <w:pPr>
+        <w:spacing w:after="0" w:line="276" w:lineRule="auto"/>
+        <w:rPr>
+          <w:rFonts w:asciiTheme="majorBidi" w:hAnsiTheme="majorBidi" w:cstheme="majorBidi"/>
+        </w:rPr>
+      </w:pPr>
+    </w:p>
+    <w:p>
+      <w:pPr>
+        <w:spacing w:after="0" w:line="360" w:lineRule="auto"/>
+        <w:rPr>
+          <w:rFonts w:asciiTheme="majorBidi" w:hAnsiTheme="majorBidi" w:cstheme="majorBidi"/>
+        </w:rPr>
+      </w:pPr>
+      <w:r>
+        <w:rPr>
+          <w:rFonts w:asciiTheme="majorBidi" w:hAnsiTheme="majorBidi" w:cstheme="majorBidi"/>
+        </w:rPr>
+        <w:t xml:space="preserve">2. </w:t>
+      </w:r>
+      <w:r>
+        <w:rPr>
+          <w:rFonts w:asciiTheme="majorBidi" w:hAnsiTheme="majorBidi" w:cstheme="majorBidi"/>
+          <w:b/>
+          <w:bCs/>
+          <w:sz w:val="22"/>
+          <w:szCs w:val="22"/>
+        </w:rPr>
+        <w:t>Parkin</w:t>
+      </w:r>
+      <w:r>
+        <w:rPr>
+          <w:rFonts w:asciiTheme="majorBidi" w:hAnsiTheme="majorBidi" w:cstheme="majorBidi"/>
+          <w:b/>
+          <w:bCs/>
+          <w:sz w:val="22"/>
+          <w:szCs w:val="22"/>
+        </w:rPr>
+        <w:t>g Search and Reservation</w:t>
+      </w:r>
+    </w:p>
+    <w:p>
+      <w:pPr>
+        <w:spacing w:after="0" w:line="276" w:lineRule="auto"/>
+        <w:rPr>
+          <w:rFonts w:asciiTheme="majorBidi" w:hAnsiTheme="majorBidi" w:cstheme="majorBidi"/>
+        </w:rPr>
+      </w:pPr>
+      <w:r>
+        <w:rPr>
+          <w:rFonts w:asciiTheme="majorBidi" w:hAnsiTheme="majorBidi" w:cstheme="majorBidi"/>
+        </w:rPr>
+        <w:t xml:space="preserve">2.1 </w:t>
+      </w:r>
+      <w:r>
+        <w:rPr>
+          <w:rFonts w:asciiTheme="majorBidi" w:hAnsiTheme="majorBidi" w:cstheme="majorBidi"/>
+          <w:b/>
+          <w:bCs/>
+        </w:rPr>
+        <w:t>Parking Search and Map</w:t>
+      </w:r>
+    </w:p>
+    <w:p>
+      <w:pPr>
+        <w:spacing w:after="0" w:line="276" w:lineRule="auto"/>
+        <w:rPr>
+          <w:rFonts w:asciiTheme="majorBidi" w:hAnsiTheme="majorBidi" w:cstheme="majorBidi"/>
+        </w:rPr>
+      </w:pPr>
+      <w:r>
+        <w:rPr>
+          <w:rFonts w:asciiTheme="majorBidi" w:hAnsiTheme="majorBidi" w:cstheme="majorBidi"/>
+        </w:rPr>
+        <w:t>2.1.1</w:t>
+      </w:r>
+      <w:r>
+        <w:rPr>
+          <w:rFonts w:asciiTheme="majorBidi" w:hAnsiTheme="majorBidi" w:cstheme="majorBidi"/>
+        </w:rPr>
+        <w:t xml:space="preserve"> Find Parking by destination</w:t>
+      </w:r>
+    </w:p>
+    <w:p>
+      <w:pPr>
+        <w:spacing w:after="0" w:line="276" w:lineRule="auto"/>
+        <w:rPr>
+          <w:rFonts w:asciiTheme="majorBidi" w:hAnsiTheme="majorBidi" w:cstheme="majorBidi"/>
+        </w:rPr>
+      </w:pPr>
+      <w:r>
+        <w:rPr>
+          <w:rFonts w:asciiTheme="majorBidi" w:hAnsiTheme="majorBidi" w:cstheme="majorBidi"/>
+        </w:rPr>
+        <w:t xml:space="preserve">2.1.2 </w:t>
+      </w:r>
+      <w:r>
+        <w:rPr>
+          <w:rFonts w:asciiTheme="majorBidi" w:hAnsiTheme="majorBidi" w:cstheme="majorBidi"/>
+        </w:rPr>
+        <w:t>View Nearby Parking Locations</w:t>
+      </w:r>
+    </w:p>
+    <w:p>
+      <w:pPr>
+        <w:spacing w:after="0" w:line="276" w:lineRule="auto"/>
+        <w:rPr>
+          <w:rFonts w:asciiTheme="majorBidi" w:hAnsiTheme="majorBidi" w:cstheme="majorBidi"/>
+        </w:rPr>
+      </w:pPr>
+      <w:r>
+        <w:rPr>
+          <w:rFonts w:asciiTheme="majorBidi" w:hAnsiTheme="majorBidi" w:cstheme="majorBidi"/>
+        </w:rPr>
+        <w:t xml:space="preserve">2.1.3 View Real </w:t>
+      </w:r>
+      <w:r>
+        <w:rPr>
+          <w:rFonts w:asciiTheme="majorBidi" w:hAnsiTheme="majorBidi" w:cstheme="majorBidi"/>
+        </w:rPr>
+        <w:t>T</w:t>
+      </w:r>
+      <w:r>
+        <w:rPr>
+          <w:rFonts w:asciiTheme="majorBidi" w:hAnsiTheme="majorBidi" w:cstheme="majorBidi"/>
+        </w:rPr>
+        <w:t>ime Availability for Parking</w:t>
+      </w:r>
+    </w:p>
+    <w:p>
+      <w:pPr>
+        <w:spacing w:after="0" w:line="360" w:lineRule="auto"/>
+        <w:rPr>
+          <w:rFonts w:asciiTheme="majorBidi" w:hAnsiTheme="majorBidi" w:cstheme="majorBidi"/>
+        </w:rPr>
+      </w:pPr>
+    </w:p>
+    <w:p>
+      <w:pPr>
+        <w:spacing w:after="0" w:line="360" w:lineRule="auto"/>
+        <w:rPr>
+          <w:rFonts w:asciiTheme="majorBidi" w:hAnsiTheme="majorBidi" w:cstheme="majorBidi"/>
+          <w:b/>
+          <w:bCs/>
+        </w:rPr>
+      </w:pPr>
+      <w:r>
+        <w:rPr>
+          <w:rFonts w:asciiTheme="majorBidi" w:hAnsiTheme="majorBidi" w:cstheme="majorBidi"/>
+        </w:rPr>
+        <w:t>2.2</w:t>
+      </w:r>
+      <w:r>
+        <w:rPr>
+          <w:rFonts w:asciiTheme="majorBidi" w:hAnsiTheme="majorBidi" w:cstheme="majorBidi"/>
+          <w:b/>
+          <w:bCs/>
+        </w:rPr>
+        <w:t xml:space="preserve"> </w:t>
+      </w:r>
+      <w:r>
+        <w:rPr>
+          <w:rFonts w:asciiTheme="majorBidi" w:hAnsiTheme="majorBidi" w:cstheme="majorBidi"/>
+          <w:b/>
+          <w:bCs/>
+        </w:rPr>
+        <w:t>Reservation Management</w:t>
+      </w:r>
+    </w:p>
+    <w:p>
+      <w:pPr>
+        <w:spacing w:after="0" w:line="276" w:lineRule="auto"/>
+        <w:rPr>
+          <w:rFonts w:asciiTheme="majorBidi" w:hAnsiTheme="majorBidi" w:cstheme="majorBidi"/>
+        </w:rPr>
+      </w:pPr>
+      <w:r>
+        <w:rPr>
+          <w:rFonts w:asciiTheme="majorBidi" w:hAnsiTheme="majorBidi" w:cstheme="majorBidi"/>
+        </w:rPr>
+        <w:t>2.2.1</w:t>
+      </w:r>
+      <w:r>
+        <w:rPr>
+          <w:rFonts w:asciiTheme="majorBidi" w:hAnsiTheme="majorBidi" w:cstheme="majorBidi"/>
+        </w:rPr>
+        <w:t xml:space="preserve"> Reserving Parking Space</w:t>
+      </w:r>
+    </w:p>
+    <w:p>
+      <w:pPr>
+        <w:spacing w:after="0" w:line="276" w:lineRule="auto"/>
+        <w:rPr>
+          <w:rFonts w:asciiTheme="majorBidi" w:hAnsiTheme="majorBidi" w:cstheme="majorBidi"/>
+        </w:rPr>
+      </w:pPr>
+      <w:r>
+        <w:rPr>
+          <w:rFonts w:asciiTheme="majorBidi" w:hAnsiTheme="majorBidi" w:cstheme="majorBidi"/>
+        </w:rPr>
+        <w:t>2.2.2 Cance</w:t>
+      </w:r>
+      <w:r>
+        <w:rPr>
+          <w:rFonts w:asciiTheme="majorBidi" w:hAnsiTheme="majorBidi" w:cstheme="majorBidi"/>
+        </w:rPr>
+        <w:t>l</w:t>
+      </w:r>
+      <w:r>
+        <w:rPr>
+          <w:rFonts w:asciiTheme="majorBidi" w:hAnsiTheme="majorBidi" w:cstheme="majorBidi"/>
+        </w:rPr>
+        <w:t xml:space="preserve"> Reservation</w:t>
+      </w:r>
+    </w:p>
+    <w:p>
+      <w:pPr>
+        <w:spacing w:after="0" w:line="276" w:lineRule="auto"/>
+        <w:rPr>
+          <w:rFonts w:asciiTheme="majorBidi" w:hAnsiTheme="majorBidi" w:cstheme="majorBidi"/>
+        </w:rPr>
+      </w:pPr>
+      <w:r>
+        <w:rPr>
+          <w:rFonts w:asciiTheme="majorBidi" w:hAnsiTheme="majorBidi" w:cstheme="majorBidi"/>
+        </w:rPr>
+        <w:t>2.2.3</w:t>
+      </w:r>
+      <w:r>
+        <w:rPr>
+          <w:rFonts w:asciiTheme="majorBidi" w:hAnsiTheme="majorBidi" w:cstheme="majorBidi"/>
+        </w:rPr>
+        <w:t xml:space="preserve"> View Reservation History</w:t>
+      </w:r>
+    </w:p>
+    <w:p>
+      <w:pPr>
+        <w:spacing w:after="0" w:line="360" w:lineRule="auto"/>
+        <w:rPr>
+          <w:rFonts w:asciiTheme="majorBidi" w:hAnsiTheme="majorBidi" w:cstheme="majorBidi"/>
+        </w:rPr>
+      </w:pPr>
+    </w:p>
+    <w:p>
+      <w:pPr>
+        <w:spacing w:after="0" w:line="276" w:lineRule="auto"/>
+        <w:rPr>
+          <w:rFonts w:asciiTheme="majorBidi" w:hAnsiTheme="majorBidi" w:cstheme="majorBidi"/>
+        </w:rPr>
+      </w:pPr>
+      <w:r>
+        <w:rPr>
+          <w:rFonts w:asciiTheme="majorBidi" w:hAnsiTheme="majorBidi" w:cstheme="majorBidi"/>
+        </w:rPr>
+        <w:t xml:space="preserve">2.3 </w:t>
+      </w:r>
+      <w:r>
+        <w:rPr>
+          <w:rFonts w:asciiTheme="majorBidi" w:hAnsiTheme="majorBidi" w:cstheme="majorBidi"/>
+          <w:b/>
+          <w:bCs/>
+        </w:rPr>
+        <w:t>Navigation Functions</w:t>
+      </w:r>
+    </w:p>
+    <w:p>
+      <w:pPr>
+        <w:spacing w:after="0" w:line="276" w:lineRule="auto"/>
+        <w:rPr>
+          <w:rFonts w:asciiTheme="majorBidi" w:hAnsiTheme="majorBidi" w:cstheme="majorBidi"/>
+        </w:rPr>
+      </w:pPr>
+      <w:r>
+        <w:rPr>
+          <w:rFonts w:asciiTheme="majorBidi" w:hAnsiTheme="majorBidi" w:cstheme="majorBidi"/>
+        </w:rPr>
+        <w:t>2.3.1</w:t>
+      </w:r>
+      <w:r>
+        <w:rPr>
+          <w:rFonts w:asciiTheme="majorBidi" w:hAnsiTheme="majorBidi" w:cstheme="majorBidi"/>
+        </w:rPr>
+        <w:t xml:space="preserve"> Select Parking Destination</w:t>
+      </w:r>
+    </w:p>
+    <w:p>
+      <w:pPr>
+        <w:spacing w:after="0" w:line="276" w:lineRule="auto"/>
+        <w:rPr>
+          <w:rFonts w:asciiTheme="majorBidi" w:hAnsiTheme="majorBidi" w:cstheme="majorBidi"/>
+        </w:rPr>
+      </w:pPr>
+      <w:r>
+        <w:rPr>
+          <w:rFonts w:asciiTheme="majorBidi" w:hAnsiTheme="majorBidi" w:cstheme="majorBidi"/>
+        </w:rPr>
+        <w:t xml:space="preserve">2.3.2 </w:t>
+      </w:r>
+      <w:r>
+        <w:rPr>
+          <w:rFonts w:asciiTheme="majorBidi" w:hAnsiTheme="majorBidi" w:cstheme="majorBidi"/>
+        </w:rPr>
+        <w:t>Connection to External Mapping Services</w:t>
+      </w:r>
+    </w:p>
+    <w:p>
+      <w:pPr>
+        <w:spacing w:after="0" w:line="276" w:lineRule="auto"/>
+        <w:rPr>
+          <w:rFonts w:asciiTheme="majorBidi" w:hAnsiTheme="majorBidi" w:cstheme="majorBidi"/>
+        </w:rPr>
+      </w:pPr>
+    </w:p>
+    <w:p>
+      <w:pPr>
+        <w:spacing w:after="0" w:line="360" w:lineRule="auto"/>
+        <w:rPr>
+          <w:rFonts w:asciiTheme="majorBidi" w:hAnsiTheme="majorBidi" w:cstheme="majorBidi"/>
+          <w:b/>
+          <w:bCs/>
+          <w:sz w:val="22"/>
+          <w:szCs w:val="22"/>
+        </w:rPr>
+      </w:pPr>
+      <w:r>
+        <w:rPr>
+          <w:rFonts w:asciiTheme="majorBidi" w:hAnsiTheme="majorBidi" w:cstheme="majorBidi"/>
+        </w:rPr>
+        <w:t xml:space="preserve">3. </w:t>
+      </w:r>
+      <w:r>
+        <w:rPr>
+          <w:rFonts w:asciiTheme="majorBidi" w:hAnsiTheme="majorBidi" w:cstheme="majorBidi"/>
+          <w:b/>
+          <w:bCs/>
+          <w:sz w:val="22"/>
+          <w:szCs w:val="22"/>
+        </w:rPr>
+        <w:t>Payment and Billing Services</w:t>
+      </w:r>
+    </w:p>
+    <w:p>
+      <w:pPr>
+        <w:spacing w:after="0" w:line="276" w:lineRule="auto"/>
+        <w:rPr>
+          <w:rFonts w:asciiTheme="majorBidi" w:hAnsiTheme="majorBidi" w:cstheme="majorBidi"/>
+        </w:rPr>
+      </w:pPr>
+      <w:r>
+        <w:rPr>
+          <w:rFonts w:asciiTheme="majorBidi" w:hAnsiTheme="majorBidi" w:cstheme="majorBidi"/>
+        </w:rPr>
+        <w:t xml:space="preserve">3.1 </w:t>
+      </w:r>
+      <w:r>
+        <w:rPr>
+          <w:rFonts w:asciiTheme="majorBidi" w:hAnsiTheme="majorBidi" w:cstheme="majorBidi"/>
+          <w:b/>
+          <w:bCs/>
+        </w:rPr>
+        <w:t>Payment Processing</w:t>
+      </w:r>
+    </w:p>
+    <w:p>
+      <w:pPr>
+        <w:spacing w:after="0" w:line="276" w:lineRule="auto"/>
+        <w:rPr>
+          <w:rFonts w:asciiTheme="majorBidi" w:hAnsiTheme="majorBidi" w:cstheme="majorBidi"/>
+        </w:rPr>
+      </w:pPr>
+      <w:r>
+        <w:rPr>
+          <w:rFonts w:asciiTheme="majorBidi" w:hAnsiTheme="majorBidi" w:cstheme="majorBidi"/>
+        </w:rPr>
+        <w:t xml:space="preserve">3.1.1 Select Payment Method </w:t>
+      </w:r>
+      <w:r>
+        <w:rPr>
+          <w:rFonts w:asciiTheme="majorBidi" w:hAnsiTheme="majorBidi" w:cstheme="majorBidi"/>
+        </w:rPr>
+        <w:t>(On Site or Online)</w:t>
+      </w:r>
+    </w:p>
+    <w:p>
+      <w:pPr>
+        <w:spacing w:after="0" w:line="276" w:lineRule="auto"/>
+        <w:rPr>
+          <w:rFonts w:asciiTheme="majorBidi" w:hAnsiTheme="majorBidi" w:cstheme="majorBidi"/>
+        </w:rPr>
+      </w:pPr>
+      <w:r>
+        <w:rPr>
+          <w:rFonts w:asciiTheme="majorBidi" w:hAnsiTheme="majorBidi" w:cstheme="majorBidi"/>
+        </w:rPr>
+        <w:lastRenderedPageBreak/>
+        <w:t>3.1.2 Process Parking Payment (</w:t>
+      </w:r>
+      <w:r>
+        <w:rPr>
+          <w:rFonts w:asciiTheme="majorBidi" w:hAnsiTheme="majorBidi" w:cstheme="majorBidi"/>
+        </w:rPr>
+        <w:t>if done beforehand)</w:t>
+      </w:r>
+    </w:p>
+    <w:p>
+      <w:pPr>
+        <w:spacing w:after="0" w:line="276" w:lineRule="auto"/>
+        <w:rPr>
+          <w:rFonts w:asciiTheme="majorBidi" w:hAnsiTheme="majorBidi" w:cstheme="majorBidi"/>
+        </w:rPr>
+      </w:pPr>
+      <w:r>
+        <w:rPr>
+          <w:rFonts w:asciiTheme="majorBidi" w:hAnsiTheme="majorBidi" w:cstheme="majorBidi"/>
+        </w:rPr>
+        <w:t>3.1.3 Confirm</w:t>
+      </w:r>
+      <w:r>
+        <w:rPr>
+          <w:rFonts w:asciiTheme="majorBidi" w:hAnsiTheme="majorBidi" w:cstheme="majorBidi"/>
+        </w:rPr>
+        <w:t xml:space="preserve"> </w:t>
+      </w:r>
+      <w:r>
+        <w:rPr>
+          <w:rFonts w:asciiTheme="majorBidi" w:hAnsiTheme="majorBidi" w:cstheme="majorBidi"/>
+        </w:rPr>
+        <w:t>Payment</w:t>
+      </w:r>
+    </w:p>
+    <w:p>
+      <w:pPr>
+        <w:spacing w:after="0" w:line="276" w:lineRule="auto"/>
+        <w:rPr>
+          <w:rFonts w:asciiTheme="majorBidi" w:hAnsiTheme="majorBidi" w:cstheme="majorBidi"/>
+        </w:rPr>
+      </w:pPr>
+    </w:p>
+    <w:p>
+      <w:pPr>
+        <w:spacing w:after="0" w:line="276" w:lineRule="auto"/>
+        <w:rPr>
+          <w:rFonts w:asciiTheme="majorBidi" w:hAnsiTheme="majorBidi" w:cstheme="majorBidi"/>
+        </w:rPr>
+      </w:pPr>
+      <w:r>
+        <w:rPr>
+          <w:rFonts w:asciiTheme="majorBidi" w:hAnsiTheme="majorBidi" w:cstheme="majorBidi"/>
+        </w:rPr>
+        <w:t xml:space="preserve">3.2 </w:t>
+      </w:r>
+      <w:r>
+        <w:rPr>
+          <w:rFonts w:asciiTheme="majorBidi" w:hAnsiTheme="majorBidi" w:cstheme="majorBidi"/>
+          <w:b/>
+          <w:bCs/>
+        </w:rPr>
+        <w:t>Receipts and Payment History</w:t>
+      </w:r>
+      <w:r>
+        <w:rPr>
+          <w:rFonts w:asciiTheme="majorBidi" w:hAnsiTheme="majorBidi" w:cstheme="majorBidi"/>
+        </w:rPr>
+        <w:t xml:space="preserve"> </w:t>
+      </w:r>
+    </w:p>
+    <w:p>
+      <w:pPr>
+        <w:spacing w:after="0" w:line="276" w:lineRule="auto"/>
+        <w:rPr>
+          <w:rFonts w:asciiTheme="majorBidi" w:hAnsiTheme="majorBidi" w:cstheme="majorBidi"/>
+        </w:rPr>
+      </w:pPr>
+      <w:r>
+        <w:rPr>
+          <w:rFonts w:asciiTheme="majorBidi" w:hAnsiTheme="majorBidi" w:cstheme="majorBidi"/>
+        </w:rPr>
+        <w:t>3.2.1 Generating Receipt</w:t>
+      </w:r>
+    </w:p>
+    <w:p>
+      <w:pPr>
+        <w:spacing w:after="0" w:line="276" w:lineRule="auto"/>
+        <w:rPr>
+          <w:rFonts w:asciiTheme="majorBidi" w:hAnsiTheme="majorBidi" w:cstheme="majorBidi"/>
+        </w:rPr>
+      </w:pPr>
+      <w:r>
+        <w:rPr>
+          <w:rFonts w:asciiTheme="majorBidi" w:hAnsiTheme="majorBidi" w:cstheme="majorBidi"/>
+        </w:rPr>
+        <w:t>3.2.2 View Payment Receipt</w:t>
+      </w:r>
+    </w:p>
+    <w:p>
+      <w:pPr>
+        <w:spacing w:after="0" w:line="276" w:lineRule="auto"/>
+        <w:rPr>
+          <w:rFonts w:asciiTheme="majorBidi" w:hAnsiTheme="majorBidi" w:cstheme="majorBidi"/>
+        </w:rPr>
+      </w:pPr>
+    </w:p>
+    <w:p>
+      <w:pPr>
+        <w:spacing w:after="0" w:line="360" w:lineRule="auto"/>
+        <w:rPr>
+          <w:rFonts w:asciiTheme="majorBidi" w:hAnsiTheme="majorBidi" w:cstheme="majorBidi"/>
+          <w:b/>
+          <w:bCs/>
+          <w:sz w:val="22"/>
+          <w:szCs w:val="22"/>
+        </w:rPr>
+      </w:pPr>
+      <w:r>
+        <w:rPr>
+          <w:rFonts w:asciiTheme="majorBidi" w:hAnsiTheme="majorBidi" w:cstheme="majorBidi"/>
+        </w:rPr>
+        <w:t xml:space="preserve">4. </w:t>
+      </w:r>
+      <w:r>
+        <w:rPr>
+          <w:rFonts w:asciiTheme="majorBidi" w:hAnsiTheme="majorBidi" w:cstheme="majorBidi"/>
+          <w:b/>
+          <w:bCs/>
+          <w:sz w:val="22"/>
+          <w:szCs w:val="22"/>
+        </w:rPr>
+        <w:t>Parking Location</w:t>
+      </w:r>
+      <w:r>
+        <w:rPr>
+          <w:rFonts w:asciiTheme="majorBidi" w:hAnsiTheme="majorBidi" w:cstheme="majorBidi"/>
+          <w:b/>
+          <w:bCs/>
+          <w:sz w:val="22"/>
+          <w:szCs w:val="22"/>
+        </w:rPr>
+        <w:t xml:space="preserve"> Management and Facility Monitoring</w:t>
+      </w:r>
+    </w:p>
+    <w:p>
+      <w:pPr>
+        <w:spacing w:after="0" w:line="276" w:lineRule="auto"/>
+        <w:rPr>
+          <w:rFonts w:asciiTheme="majorBidi" w:hAnsiTheme="majorBidi" w:cstheme="majorBidi"/>
+          <w:b/>
+          <w:bCs/>
+        </w:rPr>
+      </w:pPr>
+      <w:r>
+        <w:rPr>
+          <w:rFonts w:asciiTheme="majorBidi" w:hAnsiTheme="majorBidi" w:cstheme="majorBidi"/>
+        </w:rPr>
+        <w:t xml:space="preserve">4.1 </w:t>
+      </w:r>
+      <w:r>
+        <w:rPr>
+          <w:rFonts w:asciiTheme="majorBidi" w:hAnsiTheme="majorBidi" w:cstheme="majorBidi"/>
+          <w:b/>
+          <w:bCs/>
+        </w:rPr>
+        <w:t>Parking Location</w:t>
+      </w:r>
+      <w:r>
+        <w:rPr>
+          <w:rFonts w:asciiTheme="majorBidi" w:hAnsiTheme="majorBidi" w:cstheme="majorBidi"/>
+          <w:b/>
+          <w:bCs/>
+        </w:rPr>
+        <w:t xml:space="preserve"> Management</w:t>
+      </w:r>
+    </w:p>
+    <w:p>
+      <w:pPr>
+        <w:spacing w:after="0" w:line="276" w:lineRule="auto"/>
+        <w:rPr>
+          <w:rFonts w:asciiTheme="majorBidi" w:hAnsiTheme="majorBidi" w:cstheme="majorBidi"/>
+        </w:rPr>
+      </w:pPr>
+      <w:r>
+        <w:rPr>
+          <w:rFonts w:asciiTheme="majorBidi" w:hAnsiTheme="majorBidi" w:cstheme="majorBidi"/>
+        </w:rPr>
+        <w:t xml:space="preserve">4.1.1 Add Parking </w:t>
+      </w:r>
+      <w:r>
+        <w:rPr>
+          <w:rFonts w:asciiTheme="majorBidi" w:hAnsiTheme="majorBidi" w:cstheme="majorBidi"/>
+        </w:rPr>
+        <w:t>Location (Garage, Lot, Meter/Street)</w:t>
+      </w:r>
+    </w:p>
+    <w:p>
+      <w:pPr>
+        <w:spacing w:after="0" w:line="276" w:lineRule="auto"/>
+        <w:rPr>
+          <w:rFonts w:asciiTheme="majorBidi" w:hAnsiTheme="majorBidi" w:cstheme="majorBidi"/>
+        </w:rPr>
+      </w:pPr>
+      <w:r>
+        <w:rPr>
+          <w:rFonts w:asciiTheme="majorBidi" w:hAnsiTheme="majorBidi" w:cstheme="majorBidi"/>
+        </w:rPr>
+        <w:t>4.1.2</w:t>
+      </w:r>
+      <w:r>
+        <w:rPr>
+          <w:rFonts w:asciiTheme="majorBidi" w:hAnsiTheme="majorBidi" w:cstheme="majorBidi"/>
+        </w:rPr>
+        <w:t xml:space="preserve"> Edit Location Information and Capacity </w:t>
+      </w:r>
+    </w:p>
+    <w:p>
+      <w:pPr>
+        <w:spacing w:after="0" w:line="276" w:lineRule="auto"/>
+        <w:rPr>
+          <w:rFonts w:asciiTheme="majorBidi" w:hAnsiTheme="majorBidi" w:cstheme="majorBidi"/>
+        </w:rPr>
+      </w:pPr>
+      <w:r>
+        <w:rPr>
+          <w:rFonts w:asciiTheme="majorBidi" w:hAnsiTheme="majorBidi" w:cstheme="majorBidi"/>
+        </w:rPr>
+        <w:t>4.1.3 Remove Parking Location</w:t>
+      </w:r>
+    </w:p>
+    <w:p>
+      <w:pPr>
+        <w:spacing w:after="0" w:line="276" w:lineRule="auto"/>
+        <w:rPr>
+          <w:rFonts w:asciiTheme="majorBidi" w:hAnsiTheme="majorBidi" w:cstheme="majorBidi"/>
+        </w:rPr>
+      </w:pPr>
+    </w:p>
+    <w:p>
+      <w:pPr>
+        <w:spacing w:after="0" w:line="276" w:lineRule="auto"/>
+        <w:rPr>
+          <w:rFonts w:asciiTheme="majorBidi" w:hAnsiTheme="majorBidi" w:cstheme="majorBidi"/>
+        </w:rPr>
+      </w:pPr>
+      <w:r>
+        <w:rPr>
+          <w:rFonts w:asciiTheme="majorBidi" w:hAnsiTheme="majorBidi" w:cstheme="majorBidi"/>
+        </w:rPr>
+        <w:t xml:space="preserve">4.2 </w:t>
+      </w:r>
+      <w:r>
+        <w:rPr>
+          <w:rFonts w:asciiTheme="majorBidi" w:hAnsiTheme="majorBidi" w:cstheme="majorBidi"/>
+          <w:b/>
+          <w:bCs/>
+        </w:rPr>
+        <w:t>Occupancy and Availability Monitoring</w:t>
+      </w:r>
+    </w:p>
+    <w:p>
+      <w:pPr>
+        <w:spacing w:after="0" w:line="276" w:lineRule="auto"/>
+        <w:rPr>
+          <w:rFonts w:asciiTheme="majorBidi" w:hAnsiTheme="majorBidi" w:cstheme="majorBidi"/>
+        </w:rPr>
+      </w:pPr>
+      <w:r>
+        <w:rPr>
+          <w:rFonts w:asciiTheme="majorBidi" w:hAnsiTheme="majorBidi" w:cstheme="majorBidi"/>
+        </w:rPr>
+        <w:t>4.2.1 Connect</w:t>
+      </w:r>
+      <w:r>
+        <w:rPr>
+          <w:rFonts w:asciiTheme="majorBidi" w:hAnsiTheme="majorBidi" w:cstheme="majorBidi"/>
+        </w:rPr>
+        <w:t xml:space="preserve">ing Parking Monitoring System (Cameras, Sensors, </w:t>
+      </w:r>
+      <w:r>
+        <w:rPr>
+          <w:rFonts w:asciiTheme="majorBidi" w:hAnsiTheme="majorBidi" w:cstheme="majorBidi"/>
+        </w:rPr>
+        <w:t>Plate Readers, etc.)</w:t>
+      </w:r>
+    </w:p>
+    <w:p>
+      <w:pPr>
+        <w:spacing w:after="0" w:line="276" w:lineRule="auto"/>
+        <w:rPr>
+          <w:rFonts w:asciiTheme="majorBidi" w:hAnsiTheme="majorBidi" w:cstheme="majorBidi"/>
+        </w:rPr>
+      </w:pPr>
+      <w:r>
+        <w:rPr>
+          <w:rFonts w:asciiTheme="majorBidi" w:hAnsiTheme="majorBidi" w:cstheme="majorBidi"/>
+        </w:rPr>
+        <w:t xml:space="preserve">4.2.2 Update </w:t>
+      </w:r>
+      <w:r>
+        <w:rPr>
+          <w:rFonts w:asciiTheme="majorBidi" w:hAnsiTheme="majorBidi" w:cstheme="majorBidi"/>
+        </w:rPr>
+        <w:t>Availability</w:t>
+      </w:r>
+    </w:p>
+    <w:p>
+      <w:pPr>
+        <w:spacing w:after="0" w:line="276" w:lineRule="auto"/>
+        <w:rPr>
+          <w:rFonts w:asciiTheme="majorBidi" w:hAnsiTheme="majorBidi" w:cstheme="majorBidi"/>
+        </w:rPr>
+      </w:pPr>
+      <w:r>
+        <w:rPr>
+          <w:rFonts w:asciiTheme="majorBidi" w:hAnsiTheme="majorBidi" w:cstheme="majorBidi"/>
+        </w:rPr>
+        <w:t xml:space="preserve">4.2.3 Display Current Occupancy </w:t>
+      </w:r>
+    </w:p>
+    <w:p>
+      <w:pPr>
+        <w:spacing w:after="0" w:line="276" w:lineRule="auto"/>
+        <w:rPr>
+          <w:rFonts w:asciiTheme="majorBidi" w:hAnsiTheme="majorBidi" w:cstheme="majorBidi"/>
+        </w:rPr>
+      </w:pPr>
+    </w:p>
+    <w:p>
+      <w:pPr>
+        <w:spacing w:after="0" w:line="360" w:lineRule="auto"/>
+        <w:rPr>
+          <w:rFonts w:asciiTheme="majorBidi" w:hAnsiTheme="majorBidi" w:cstheme="majorBidi"/>
+          <w:b/>
+          <w:bCs/>
+        </w:rPr>
+      </w:pPr>
+      <w:r>
+        <w:rPr>
+          <w:rFonts w:asciiTheme="majorBidi" w:hAnsiTheme="majorBidi" w:cstheme="majorBidi"/>
+        </w:rPr>
+        <w:t xml:space="preserve">5. </w:t>
+      </w:r>
+      <w:r>
+        <w:rPr>
+          <w:rFonts w:asciiTheme="majorBidi" w:hAnsiTheme="majorBidi" w:cstheme="majorBidi"/>
+          <w:b/>
+          <w:bCs/>
+          <w:sz w:val="22"/>
+          <w:szCs w:val="22"/>
+        </w:rPr>
+        <w:t>Dashboards and Reporting</w:t>
+      </w:r>
+    </w:p>
+    <w:p>
+      <w:pPr>
+        <w:spacing w:after="0" w:line="276" w:lineRule="auto"/>
+        <w:rPr>
+          <w:rFonts w:asciiTheme="majorBidi" w:hAnsiTheme="majorBidi" w:cstheme="majorBidi"/>
+        </w:rPr>
+      </w:pPr>
+      <w:r>
+        <w:rPr>
+          <w:rFonts w:asciiTheme="majorBidi" w:hAnsiTheme="majorBidi" w:cstheme="majorBidi"/>
+        </w:rPr>
+        <w:t xml:space="preserve">5.1 </w:t>
+      </w:r>
+      <w:r>
+        <w:rPr>
+          <w:rFonts w:asciiTheme="majorBidi" w:hAnsiTheme="majorBidi" w:cstheme="majorBidi"/>
+          <w:b/>
+          <w:bCs/>
+        </w:rPr>
+        <w:t>Facility Manager Dashboard</w:t>
+      </w:r>
+      <w:r>
+        <w:rPr>
+          <w:rFonts w:asciiTheme="majorBidi" w:hAnsiTheme="majorBidi" w:cstheme="majorBidi"/>
+        </w:rPr>
+        <w:t xml:space="preserve"> </w:t>
+      </w:r>
+    </w:p>
+    <w:p>
+      <w:pPr>
+        <w:spacing w:after="0" w:line="276" w:lineRule="auto"/>
+        <w:rPr>
+          <w:rFonts w:asciiTheme="majorBidi" w:hAnsiTheme="majorBidi" w:cstheme="majorBidi"/>
+        </w:rPr>
+      </w:pPr>
+      <w:r>
+        <w:rPr>
+          <w:rFonts w:asciiTheme="majorBidi" w:hAnsiTheme="majorBidi" w:cstheme="majorBidi"/>
+        </w:rPr>
+        <w:t xml:space="preserve">5.1.1 View Current Occupancy Status </w:t>
+      </w:r>
+    </w:p>
+    <w:p>
+      <w:pPr>
+        <w:spacing w:after="0" w:line="276" w:lineRule="auto"/>
+        <w:rPr>
+          <w:rFonts w:asciiTheme="majorBidi" w:hAnsiTheme="majorBidi" w:cstheme="majorBidi"/>
+        </w:rPr>
+      </w:pPr>
+      <w:r>
+        <w:rPr>
+          <w:rFonts w:asciiTheme="majorBidi" w:hAnsiTheme="majorBidi" w:cstheme="majorBidi"/>
+        </w:rPr>
+        <w:t xml:space="preserve">5.1.2 View Reservation Activity </w:t>
+      </w:r>
+    </w:p>
+    <w:p>
+      <w:pPr>
+        <w:spacing w:after="0" w:line="276" w:lineRule="auto"/>
+        <w:rPr>
+          <w:rFonts w:asciiTheme="majorBidi" w:hAnsiTheme="majorBidi" w:cstheme="majorBidi"/>
+        </w:rPr>
+      </w:pPr>
+      <w:r>
+        <w:rPr>
+          <w:rFonts w:asciiTheme="majorBidi" w:hAnsiTheme="majorBidi" w:cstheme="majorBidi"/>
+        </w:rPr>
+        <w:t xml:space="preserve">5.1.3 View Financial Activity </w:t>
+      </w:r>
+    </w:p>
+    <w:p>
+      <w:pPr>
+        <w:spacing w:after="0" w:line="276" w:lineRule="auto"/>
+        <w:rPr>
+          <w:rFonts w:asciiTheme="majorBidi" w:hAnsiTheme="majorBidi" w:cstheme="majorBidi"/>
+        </w:rPr>
+      </w:pPr>
+    </w:p>
+    <w:p>
+      <w:pPr>
+        <w:spacing w:after="0" w:line="276" w:lineRule="auto"/>
+        <w:rPr>
+          <w:rFonts w:asciiTheme="majorBidi" w:hAnsiTheme="majorBidi" w:cstheme="majorBidi"/>
+        </w:rPr>
+      </w:pPr>
+      <w:r>
+        <w:rPr>
+          <w:rFonts w:asciiTheme="majorBidi" w:hAnsiTheme="majorBidi" w:cstheme="majorBidi"/>
+        </w:rPr>
+        <w:t xml:space="preserve">5.2 </w:t>
+      </w:r>
+      <w:r>
+        <w:rPr>
+          <w:rFonts w:asciiTheme="majorBidi" w:hAnsiTheme="majorBidi" w:cstheme="majorBidi"/>
+          <w:b/>
+          <w:bCs/>
+        </w:rPr>
+        <w:t>Reports and Analytics</w:t>
+      </w:r>
+      <w:r>
+        <w:rPr>
+          <w:rFonts w:asciiTheme="majorBidi" w:hAnsiTheme="majorBidi" w:cstheme="majorBidi"/>
+        </w:rPr>
+        <w:t xml:space="preserve"> </w:t>
+      </w:r>
+    </w:p>
+    <w:p>
+      <w:pPr>
+        <w:spacing w:after="0" w:line="276" w:lineRule="auto"/>
+        <w:rPr>
+          <w:rFonts w:asciiTheme="majorBidi" w:hAnsiTheme="majorBidi" w:cstheme="majorBidi"/>
+        </w:rPr>
+      </w:pPr>
+      <w:r>
+        <w:rPr>
+          <w:rFonts w:asciiTheme="majorBidi" w:hAnsiTheme="majorBidi" w:cstheme="majorBidi"/>
+        </w:rPr>
+        <w:t xml:space="preserve">5.2.1 </w:t>
+      </w:r>
+      <w:r>
+        <w:rPr>
+          <w:rFonts w:asciiTheme="majorBidi" w:hAnsiTheme="majorBidi" w:cstheme="majorBidi"/>
+        </w:rPr>
+        <w:t xml:space="preserve">Generate Occupancy Report </w:t>
+      </w:r>
+    </w:p>
+    <w:p>
+      <w:pPr>
+        <w:spacing w:after="0" w:line="276" w:lineRule="auto"/>
+        <w:rPr>
+          <w:rFonts w:asciiTheme="majorBidi" w:hAnsiTheme="majorBidi" w:cstheme="majorBidi"/>
+        </w:rPr>
+      </w:pPr>
+      <w:r>
+        <w:rPr>
+          <w:rFonts w:asciiTheme="majorBidi" w:hAnsiTheme="majorBidi" w:cstheme="majorBidi"/>
+        </w:rPr>
+        <w:t>5.2.2 Generate Financial Report</w:t>
+      </w:r>
+    </w:p>
+    <w:p>
+      <w:pPr>
+        <w:spacing w:after="0" w:line="276" w:lineRule="auto"/>
+        <w:rPr>
+          <w:rFonts w:asciiTheme="majorBidi" w:hAnsiTheme="majorBidi" w:cstheme="majorBidi"/>
+        </w:rPr>
+      </w:pPr>
+      <w:r>
+        <w:rPr>
+          <w:rFonts w:asciiTheme="majorBidi" w:hAnsiTheme="majorBidi" w:cstheme="majorBidi"/>
+        </w:rPr>
+        <w:t xml:space="preserve">5.2.3 </w:t>
+      </w:r>
+      <w:r>
+        <w:rPr>
+          <w:rFonts w:asciiTheme="majorBidi" w:hAnsiTheme="majorBidi" w:cstheme="majorBidi"/>
+        </w:rPr>
+        <w:t>View Parking Activity Report</w:t>
+      </w:r>
+    </w:p>
+    <w:p>
+      <w:pPr>
+        <w:spacing w:after="0" w:line="276" w:lineRule="auto"/>
+        <w:rPr>
+          <w:rFonts w:asciiTheme="majorBidi" w:hAnsiTheme="majorBidi" w:cstheme="majorBidi"/>
+        </w:rPr>
+      </w:pPr>
+    </w:p>
+    <w:p>
+      <w:pPr>
+        <w:pStyle w:val="Heading2"/>
+        <w:spacing w:line="360" w:lineRule="auto"/>
+        <w:rPr>
+          <w:rFonts w:asciiTheme="majorBidi" w:hAnsiTheme="majorBidi"/>
+          <w:color w:val="auto"/>
+        </w:rPr>
+      </w:pPr>
+      <w:r>
+        <w:rPr>
+          <w:rFonts w:asciiTheme="majorBidi" w:hAnsiTheme="majorBidi"/>
+          <w:color w:val="auto"/>
+        </w:rPr>
+        <w:t xml:space="preserve">3.3 </w:t>
+      </w:r>
+      <w:r>
+        <w:rPr>
+          <w:rFonts w:asciiTheme="majorBidi" w:hAnsiTheme="majorBidi"/>
+          <w:color w:val="auto"/>
+        </w:rPr>
+        <w:t>Story Point Estimation</w:t>
+      </w:r>
+    </w:p>
+    <w:p>
+      <w:pPr>
+        <w:spacing w:line="276" w:lineRule="auto"/>
+        <w:rPr>
+          <w:rFonts w:asciiTheme="majorBidi" w:hAnsiTheme="majorBidi" w:cstheme="majorBidi"/>
+        </w:rPr>
+      </w:pPr>
+      <w:r>
+        <w:rPr>
+          <w:rFonts w:asciiTheme="majorBidi" w:hAnsiTheme="majorBidi" w:cstheme="majorBidi"/>
+        </w:rPr>
+        <w:t xml:space="preserve">Story points are used to estimate the relative </w:t>
+      </w:r>
+      <w:r>
+        <w:rPr>
+          <w:rFonts w:asciiTheme="majorBidi" w:hAnsiTheme="majorBidi" w:cstheme="majorBidi"/>
+        </w:rPr>
+        <w:t>difficulty, effort and ri</w:t>
+      </w:r>
+      <w:r>
+        <w:rPr>
+          <w:rFonts w:asciiTheme="majorBidi" w:hAnsiTheme="majorBidi" w:cstheme="majorBidi"/>
+        </w:rPr>
+        <w:t>s</w:t>
+      </w:r>
+      <w:r>
+        <w:rPr>
+          <w:rFonts w:asciiTheme="majorBidi" w:hAnsiTheme="majorBidi" w:cstheme="majorBidi"/>
+        </w:rPr>
+        <w:t xml:space="preserve">k of each level 3 item in a WBS. The Scale I will be using for my </w:t>
+      </w:r>
+      <w:r>
+        <w:rPr>
+          <w:rFonts w:asciiTheme="majorBidi" w:hAnsiTheme="majorBidi" w:cstheme="majorBidi"/>
+        </w:rPr>
+        <w:t>s</w:t>
+      </w:r>
+      <w:r>
+        <w:rPr>
+          <w:rFonts w:asciiTheme="majorBidi" w:hAnsiTheme="majorBidi" w:cstheme="majorBidi"/>
+        </w:rPr>
+        <w:t xml:space="preserve">tory point estimation is the </w:t>
+      </w:r>
+      <w:r>
+        <w:rPr>
+          <w:rFonts w:asciiTheme="majorBidi" w:hAnsiTheme="majorBidi" w:cstheme="majorBidi"/>
+        </w:rPr>
+        <w:t>Fibonacci Scale. This scale uses</w:t>
+      </w:r>
+      <w:r>
+        <w:rPr>
+          <w:rFonts w:asciiTheme="majorBidi" w:hAnsiTheme="majorBidi" w:cstheme="majorBidi"/>
+        </w:rPr>
+        <w:t xml:space="preserve"> the values of </w:t>
+      </w:r>
+      <w:r>
+        <w:rPr>
+          <w:rFonts w:asciiTheme="majorBidi" w:hAnsiTheme="majorBidi" w:cstheme="majorBidi"/>
+        </w:rPr>
+        <w:t xml:space="preserve"> 1, 2, 3, 5, 8, and 13</w:t>
+      </w:r>
+      <w:r>
+        <w:rPr>
+          <w:rFonts w:asciiTheme="majorBidi" w:hAnsiTheme="majorBidi" w:cstheme="majorBidi"/>
+        </w:rPr>
+        <w:t>,</w:t>
+      </w:r>
+      <w:r>
+        <w:rPr>
+          <w:rFonts w:asciiTheme="majorBidi" w:hAnsiTheme="majorBidi" w:cstheme="majorBidi"/>
+        </w:rPr>
+        <w:t xml:space="preserve"> etc., </w:t>
+      </w:r>
+      <w:r>
+        <w:rPr>
+          <w:rFonts w:asciiTheme="majorBidi" w:hAnsiTheme="majorBidi" w:cstheme="majorBidi"/>
+        </w:rPr>
+        <w:t xml:space="preserve"> </w:t>
+      </w:r>
+      <w:r>
+        <w:rPr>
+          <w:rFonts w:asciiTheme="majorBidi" w:hAnsiTheme="majorBidi" w:cstheme="majorBidi"/>
+        </w:rPr>
+        <w:t>with the higher values representing the work to be more difficult or require more work.</w:t>
+      </w:r>
+      <w:r>
+        <w:rPr>
+          <w:rFonts w:asciiTheme="majorBidi" w:hAnsiTheme="majorBidi" w:cstheme="majorBidi"/>
+        </w:rPr>
+        <w:t xml:space="preserve"> </w:t>
+      </w:r>
+    </w:p>
+    <w:tbl>
+      <w:tblPr>
+        <w:tblStyle w:val="PlainTable3"/>
+        <w:tblW w:w="0" w:type="auto"/>
+        <w:jc w:val="center"/>
+        <w:tblLook w:val="04A0" w:firstRow="1" w:lastRow="0" w:firstColumn="1" w:lastColumn="0" w:noHBand="0" w:noVBand="1"/>
+      </w:tblPr>
+      <w:tblGrid>
+        <w:gridCol w:w="1165"/>
+        <w:gridCol w:w="4770"/>
+        <w:gridCol w:w="1530"/>
+      </w:tblGrid>
+      <w:tr>
+        <w:trPr>
+          <w:cnfStyle w:val="100000000000" w:firstRow="1" w:lastRow="0" w:firstColumn="0" w:lastColumn="0" w:oddVBand="0" w:evenVBand="0" w:oddHBand="0" w:evenHBand="0" w:firstRowFirstColumn="0" w:firstRowLastColumn="0" w:lastRowFirstColumn="0" w:lastRowLastColumn="0"/>
+          <w:jc w:val="center"/>
+        </w:trPr>
+        <w:tc>
+          <w:tcPr>
+            <w:cnfStyle w:val="001000000100" w:firstRow="0" w:lastRow="0" w:firstColumn="1" w:lastColumn="0" w:oddVBand="0" w:evenVBand="0" w:oddHBand="0" w:evenHBand="0" w:firstRowFirstColumn="1" w:firstRowLastColumn="0" w:lastRowFirstColumn="0" w:lastRowLastColumn="0"/>
+            <w:tcW w:w="1165" w:type="dxa"/>
+          </w:tcPr>
+          <w:p>
+            <w:r>
+              <w:t>WBS ID</w:t>
+            </w:r>
+          </w:p>
+        </w:tc>
+        <w:tc>
+          <w:tcPr>
+            <w:tcW w:w="4770" w:type="dxa"/>
+          </w:tcPr>
+          <w:p>
+            <w:pPr>
+              <w:cnfStyle w:val="100000000000" w:firstRow="1" w:lastRow="0" w:firstColumn="0" w:lastColumn="0" w:oddVBand="0" w:evenVBand="0" w:oddHBand="0" w:evenHBand="0" w:firstRowFirstColumn="0" w:firstRowLastColumn="0" w:lastRowFirstColumn="0" w:lastRowLastColumn="0"/>
+            </w:pPr>
+            <w:r>
+              <w:t>Level 3 Item</w:t>
+            </w:r>
+          </w:p>
+        </w:tc>
+        <w:tc>
+          <w:tcPr>
+            <w:tcW w:w="1530" w:type="dxa"/>
+          </w:tcPr>
+          <w:p>
+            <w:pPr>
+              <w:cnfStyle w:val="100000000000" w:firstRow="1" w:lastRow="0" w:firstColumn="0" w:lastColumn="0" w:oddVBand="0" w:evenVBand="0" w:oddHBand="0" w:evenHBand="0" w:firstRowFirstColumn="0" w:firstRowLastColumn="0" w:lastRowFirstColumn="0" w:lastRowLastColumn="0"/>
+            </w:pPr>
+            <w:r>
+              <w:t>Story Points</w:t>
+            </w:r>
+          </w:p>
+        </w:tc>
+      </w:tr>
+      <w:tr>
+        <w:trPr>
+          <w:cnfStyle w:val="000000100000" w:firstRow="0" w:lastRow="0" w:firstColumn="0" w:lastColumn="0" w:oddVBand="0" w:evenVBand="0" w:oddHBand="1" w:evenHBand="0" w:firstRowFirstColumn="0" w:firstRowLastColumn="0" w:lastRowFirstColumn="0" w:lastRowLastColumn="0"/>
+          <w:jc w:val="center"/>
+        </w:trPr>
+        <w:tc>
+          <w:tcPr>
+            <w:cnfStyle w:val="001000000000" w:firstRow="0" w:lastRow="0" w:firstColumn="1" w:lastColumn="0" w:oddVBand="0" w:evenVBand="0" w:oddHBand="0" w:evenHBand="0" w:firstRowFirstColumn="0" w:firstRowLastColumn="0" w:lastRowFirstColumn="0" w:lastRowLastColumn="0"/>
+            <w:tcW w:w="1165" w:type="dxa"/>
+            <w:shd w:val="clear" w:color="auto" w:fill="auto"/>
+          </w:tcPr>
+          <w:p>
+            <w:pPr>
+              <w:rPr>
+                <w:sz w:val="22"/>
+                <w:szCs w:val="22"/>
+              </w:rPr>
+            </w:pPr>
+            <w:r>
+              <w:rPr>
+                <w:sz w:val="22"/>
+                <w:szCs w:val="22"/>
+              </w:rPr>
+              <w:t>1.1.1</w:t>
+            </w:r>
+          </w:p>
+        </w:tc>
+        <w:tc>
+          <w:tcPr>
+            <w:tcW w:w="4770" w:type="dxa"/>
+            <w:shd w:val="clear" w:color="auto" w:fill="auto"/>
+          </w:tcPr>
+          <w:p>
+            <w:pPr>
+              <w:cnfStyle w:val="000000100000" w:firstRow="0" w:lastRow="0" w:firstColumn="0" w:lastColumn="0" w:oddVBand="0" w:evenVBand="0" w:oddHBand="1" w:evenHBand="0" w:firstRowFirstColumn="0" w:firstRowLastColumn="0" w:lastRowFirstColumn="0" w:lastRowLastColumn="0"/>
+              <w:rPr>
+                <w:sz w:val="22"/>
+                <w:szCs w:val="22"/>
+              </w:rPr>
+            </w:pPr>
+            <w:r>
+              <w:rPr>
+                <w:sz w:val="22"/>
+                <w:szCs w:val="22"/>
+              </w:rPr>
+              <w:t>Create User Account</w:t>
+            </w:r>
+          </w:p>
+        </w:tc>
+        <w:tc>
+          <w:tcPr>
+            <w:tcW w:w="1530" w:type="dxa"/>
+            <w:shd w:val="clear" w:color="auto" w:fill="auto"/>
+          </w:tcPr>
+          <w:p>
+            <w:pPr>
+              <w:cnfStyle w:val="000000100000" w:firstRow="0" w:lastRow="0" w:firstColumn="0" w:lastColumn="0" w:oddVBand="0" w:evenVBand="0" w:oddHBand="1" w:evenHBand="0" w:firstRowFirstColumn="0" w:firstRowLastColumn="0" w:lastRowFirstColumn="0" w:lastRowLastColumn="0"/>
+              <w:rPr>
+                <w:sz w:val="22"/>
+                <w:szCs w:val="22"/>
+              </w:rPr>
+            </w:pPr>
+            <w:r>
+              <w:rPr>
+                <w:sz w:val="22"/>
+                <w:szCs w:val="22"/>
+              </w:rPr>
+              <w:t>3</w:t>
+            </w:r>
+          </w:p>
+        </w:tc>
+      </w:tr>
+      <w:tr>
+        <w:trPr>
+          <w:jc w:val="center"/>
+        </w:trPr>
+        <w:tc>
+          <w:tcPr>
+            <w:cnfStyle w:val="001000000000" w:firstRow="0" w:lastRow="0" w:firstColumn="1" w:lastColumn="0" w:oddVBand="0" w:evenVBand="0" w:oddHBand="0" w:evenHBand="0" w:firstRowFirstColumn="0" w:firstRowLastColumn="0" w:lastRowFirstColumn="0" w:lastRowLastColumn="0"/>
+            <w:tcW w:w="1165" w:type="dxa"/>
+          </w:tcPr>
+          <w:p>
+            <w:pPr>
+              <w:rPr>
+                <w:sz w:val="22"/>
+                <w:szCs w:val="22"/>
+              </w:rPr>
+            </w:pPr>
+            <w:r>
+              <w:rPr>
+                <w:sz w:val="22"/>
+                <w:szCs w:val="22"/>
+              </w:rPr>
+              <w:t>1.1.2</w:t>
+            </w:r>
+          </w:p>
+        </w:tc>
+        <w:tc>
+          <w:tcPr>
+            <w:tcW w:w="4770" w:type="dxa"/>
+          </w:tcPr>
+          <w:p>
+            <w:pPr>
+              <w:cnfStyle w:val="000000000000" w:firstRow="0" w:lastRow="0" w:firstColumn="0" w:lastColumn="0" w:oddVBand="0" w:evenVBand="0" w:oddHBand="0" w:evenHBand="0" w:firstRowFirstColumn="0" w:firstRowLastColumn="0" w:lastRowFirstColumn="0" w:lastRowLastColumn="0"/>
+              <w:rPr>
+                <w:sz w:val="22"/>
+                <w:szCs w:val="22"/>
+              </w:rPr>
+            </w:pPr>
+            <w:r>
+              <w:rPr>
+                <w:sz w:val="22"/>
+                <w:szCs w:val="22"/>
+              </w:rPr>
+              <w:t>User login and Authentication</w:t>
+            </w:r>
+          </w:p>
+        </w:tc>
+        <w:tc>
+          <w:tcPr>
+            <w:tcW w:w="1530" w:type="dxa"/>
+          </w:tcPr>
+          <w:p>
+            <w:pPr>
+              <w:cnfStyle w:val="000000000000" w:firstRow="0" w:lastRow="0" w:firstColumn="0" w:lastColumn="0" w:oddVBand="0" w:evenVBand="0" w:oddHBand="0" w:evenHBand="0" w:firstRowFirstColumn="0" w:firstRowLastColumn="0" w:lastRowFirstColumn="0" w:lastRowLastColumn="0"/>
+              <w:rPr>
+                <w:sz w:val="22"/>
+                <w:szCs w:val="22"/>
+              </w:rPr>
+            </w:pPr>
+            <w:r>
+              <w:rPr>
+                <w:sz w:val="22"/>
+                <w:szCs w:val="22"/>
+              </w:rPr>
+              <w:t>5</w:t>
+            </w:r>
+          </w:p>
+        </w:tc>
+      </w:tr>
+      <w:tr>
+        <w:trPr>
+          <w:cnfStyle w:val="000000100000" w:firstRow="0" w:lastRow="0" w:firstColumn="0" w:lastColumn="0" w:oddVBand="0" w:evenVBand="0" w:oddHBand="1" w:evenHBand="0" w:firstRowFirstColumn="0" w:firstRowLastColumn="0" w:lastRowFirstColumn="0" w:lastRowLastColumn="0"/>
+          <w:jc w:val="center"/>
+        </w:trPr>
+        <w:tc>
+          <w:tcPr>
+            <w:cnfStyle w:val="001000000000" w:firstRow="0" w:lastRow="0" w:firstColumn="1" w:lastColumn="0" w:oddVBand="0" w:evenVBand="0" w:oddHBand="0" w:evenHBand="0" w:firstRowFirstColumn="0" w:firstRowLastColumn="0" w:lastRowFirstColumn="0" w:lastRowLastColumn="0"/>
+            <w:tcW w:w="1165" w:type="dxa"/>
+            <w:shd w:val="clear" w:color="auto" w:fill="auto"/>
+          </w:tcPr>
+          <w:p>
+            <w:pPr>
+              <w:rPr>
+                <w:sz w:val="22"/>
+                <w:szCs w:val="22"/>
+              </w:rPr>
+            </w:pPr>
+            <w:r>
+              <w:rPr>
+                <w:sz w:val="22"/>
+                <w:szCs w:val="22"/>
+              </w:rPr>
+              <w:t>1.1.3</w:t>
+            </w:r>
+          </w:p>
+        </w:tc>
+        <w:tc>
+          <w:tcPr>
+            <w:tcW w:w="4770" w:type="dxa"/>
+            <w:shd w:val="clear" w:color="auto" w:fill="auto"/>
+          </w:tcPr>
+          <w:p>
+            <w:pPr>
+              <w:cnfStyle w:val="000000100000" w:firstRow="0" w:lastRow="0" w:firstColumn="0" w:lastColumn="0" w:oddVBand="0" w:evenVBand="0" w:oddHBand="1" w:evenHBand="0" w:firstRowFirstColumn="0" w:firstRowLastColumn="0" w:lastRowFirstColumn="0" w:lastRowLastColumn="0"/>
+              <w:rPr>
+                <w:sz w:val="22"/>
+                <w:szCs w:val="22"/>
+              </w:rPr>
+            </w:pPr>
+            <w:r>
+              <w:rPr>
+                <w:sz w:val="22"/>
+                <w:szCs w:val="22"/>
+              </w:rPr>
+              <w:t>Register vehicle information</w:t>
+            </w:r>
+          </w:p>
+        </w:tc>
+        <w:tc>
+          <w:tcPr>
+            <w:tcW w:w="1530" w:type="dxa"/>
+            <w:shd w:val="clear" w:color="auto" w:fill="auto"/>
+          </w:tcPr>
+          <w:p>
+            <w:pPr>
+              <w:cnfStyle w:val="000000100000" w:firstRow="0" w:lastRow="0" w:firstColumn="0" w:lastColumn="0" w:oddVBand="0" w:evenVBand="0" w:oddHBand="1" w:evenHBand="0" w:firstRowFirstColumn="0" w:firstRowLastColumn="0" w:lastRowFirstColumn="0" w:lastRowLastColumn="0"/>
+              <w:rPr>
+                <w:sz w:val="22"/>
+                <w:szCs w:val="22"/>
+              </w:rPr>
+            </w:pPr>
+            <w:r>
+              <w:rPr>
+                <w:sz w:val="22"/>
+                <w:szCs w:val="22"/>
+              </w:rPr>
+              <w:t>3</w:t>
+            </w:r>
+          </w:p>
+        </w:tc>
+      </w:tr>
+      <w:tr>
+        <w:trPr>
+          <w:jc w:val="center"/>
+        </w:trPr>
+        <w:tc>
+          <w:tcPr>
+            <w:cnfStyle w:val="001000000000" w:firstRow="0" w:lastRow="0" w:firstColumn="1" w:lastColumn="0" w:oddVBand="0" w:evenVBand="0" w:oddHBand="0" w:evenHBand="0" w:firstRowFirstColumn="0" w:firstRowLastColumn="0" w:lastRowFirstColumn="0" w:lastRowLastColumn="0"/>
+            <w:tcW w:w="1165" w:type="dxa"/>
+          </w:tcPr>
+          <w:p>
+            <w:pPr>
+              <w:rPr>
+                <w:sz w:val="22"/>
+                <w:szCs w:val="22"/>
+              </w:rPr>
+            </w:pPr>
+            <w:r>
+              <w:rPr>
+                <w:sz w:val="22"/>
+                <w:szCs w:val="22"/>
+              </w:rPr>
+              <w:t>1.2.1</w:t>
+            </w:r>
+          </w:p>
+        </w:tc>
+        <w:tc>
+          <w:tcPr>
+            <w:tcW w:w="4770" w:type="dxa"/>
+          </w:tcPr>
+          <w:p>
+            <w:pPr>
+              <w:cnfStyle w:val="000000000000" w:firstRow="0" w:lastRow="0" w:firstColumn="0" w:lastColumn="0" w:oddVBand="0" w:evenVBand="0" w:oddHBand="0" w:evenHBand="0" w:firstRowFirstColumn="0" w:firstRowLastColumn="0" w:lastRowFirstColumn="0" w:lastRowLastColumn="0"/>
+              <w:rPr>
+                <w:sz w:val="22"/>
+                <w:szCs w:val="22"/>
+              </w:rPr>
+            </w:pPr>
+            <w:r>
+              <w:rPr>
+                <w:sz w:val="22"/>
+                <w:szCs w:val="22"/>
+              </w:rPr>
+              <w:t>Manager Account setup</w:t>
+            </w:r>
+          </w:p>
+        </w:tc>
+        <w:tc>
+          <w:tcPr>
+            <w:tcW w:w="1530" w:type="dxa"/>
+          </w:tcPr>
+          <w:p>
+            <w:pPr>
+              <w:cnfStyle w:val="000000000000" w:firstRow="0" w:lastRow="0" w:firstColumn="0" w:lastColumn="0" w:oddVBand="0" w:evenVBand="0" w:oddHBand="0" w:evenHBand="0" w:firstRowFirstColumn="0" w:firstRowLastColumn="0" w:lastRowFirstColumn="0" w:lastRowLastColumn="0"/>
+              <w:rPr>
+                <w:sz w:val="22"/>
+                <w:szCs w:val="22"/>
+              </w:rPr>
+            </w:pPr>
+            <w:r>
+              <w:rPr>
+                <w:sz w:val="22"/>
+                <w:szCs w:val="22"/>
+              </w:rPr>
+              <w:t>3</w:t>
+            </w:r>
+          </w:p>
+        </w:tc>
+      </w:tr>
+      <w:tr>
+        <w:trPr>
+          <w:cnfStyle w:val="000000100000" w:firstRow="0" w:lastRow="0" w:firstColumn="0" w:lastColumn="0" w:oddVBand="0" w:evenVBand="0" w:oddHBand="1" w:evenHBand="0" w:firstRowFirstColumn="0" w:firstRowLastColumn="0" w:lastRowFirstColumn="0" w:lastRowLastColumn="0"/>
+          <w:jc w:val="center"/>
+        </w:trPr>
+        <w:tc>
+          <w:tcPr>
+            <w:cnfStyle w:val="001000000000" w:firstRow="0" w:lastRow="0" w:firstColumn="1" w:lastColumn="0" w:oddVBand="0" w:evenVBand="0" w:oddHBand="0" w:evenHBand="0" w:firstRowFirstColumn="0" w:firstRowLastColumn="0" w:lastRowFirstColumn="0" w:lastRowLastColumn="0"/>
+            <w:tcW w:w="1165" w:type="dxa"/>
+            <w:shd w:val="clear" w:color="auto" w:fill="auto"/>
+          </w:tcPr>
+          <w:p>
+            <w:pPr>
+              <w:rPr>
+                <w:sz w:val="22"/>
+                <w:szCs w:val="22"/>
+              </w:rPr>
+            </w:pPr>
+            <w:r>
+              <w:rPr>
+                <w:sz w:val="22"/>
+                <w:szCs w:val="22"/>
+              </w:rPr>
+              <w:t>1.2.2</w:t>
+            </w:r>
+          </w:p>
+        </w:tc>
+        <w:tc>
+          <w:tcPr>
+            <w:tcW w:w="4770" w:type="dxa"/>
+            <w:shd w:val="clear" w:color="auto" w:fill="auto"/>
+          </w:tcPr>
+          <w:p>
+            <w:pPr>
+              <w:cnfStyle w:val="000000100000" w:firstRow="0" w:lastRow="0" w:firstColumn="0" w:lastColumn="0" w:oddVBand="0" w:evenVBand="0" w:oddHBand="1" w:evenHBand="0" w:firstRowFirstColumn="0" w:firstRowLastColumn="0" w:lastRowFirstColumn="0" w:lastRowLastColumn="0"/>
+              <w:rPr>
+                <w:sz w:val="22"/>
+                <w:szCs w:val="22"/>
+              </w:rPr>
+            </w:pPr>
+            <w:r>
+              <w:rPr>
+                <w:sz w:val="22"/>
+                <w:szCs w:val="22"/>
+              </w:rPr>
+              <w:t>Manager Authentication</w:t>
+            </w:r>
+          </w:p>
+        </w:tc>
+        <w:tc>
+          <w:tcPr>
+            <w:tcW w:w="1530" w:type="dxa"/>
+            <w:shd w:val="clear" w:color="auto" w:fill="auto"/>
+          </w:tcPr>
+          <w:p>
+            <w:pPr>
+              <w:cnfStyle w:val="000000100000" w:firstRow="0" w:lastRow="0" w:firstColumn="0" w:lastColumn="0" w:oddVBand="0" w:evenVBand="0" w:oddHBand="1" w:evenHBand="0" w:firstRowFirstColumn="0" w:firstRowLastColumn="0" w:lastRowFirstColumn="0" w:lastRowLastColumn="0"/>
+              <w:rPr>
+                <w:sz w:val="22"/>
+                <w:szCs w:val="22"/>
+              </w:rPr>
+            </w:pPr>
+            <w:r>
+              <w:rPr>
+                <w:sz w:val="22"/>
+                <w:szCs w:val="22"/>
+              </w:rPr>
+              <w:t>5</w:t>
+            </w:r>
+          </w:p>
+        </w:tc>
+      </w:tr>
+      <w:tr>
+        <w:trPr>
+          <w:jc w:val="center"/>
+        </w:trPr>
+        <w:tc>
+          <w:tcPr>
+            <w:cnfStyle w:val="001000000000" w:firstRow="0" w:lastRow="0" w:firstColumn="1" w:lastColumn="0" w:oddVBand="0" w:evenVBand="0" w:oddHBand="0" w:evenHBand="0" w:firstRowFirstColumn="0" w:firstRowLastColumn="0" w:lastRowFirstColumn="0" w:lastRowLastColumn="0"/>
+            <w:tcW w:w="1165" w:type="dxa"/>
+          </w:tcPr>
+          <w:p>
+            <w:pPr>
+              <w:rPr>
+                <w:sz w:val="22"/>
+                <w:szCs w:val="22"/>
+              </w:rPr>
+            </w:pPr>
+            <w:r>
+              <w:rPr>
+                <w:sz w:val="22"/>
+                <w:szCs w:val="22"/>
+              </w:rPr>
+              <w:t>1.2.3</w:t>
+            </w:r>
+          </w:p>
+        </w:tc>
+        <w:tc>
+          <w:tcPr>
+            <w:tcW w:w="4770" w:type="dxa"/>
+          </w:tcPr>
+          <w:p>
+            <w:pPr>
+              <w:cnfStyle w:val="000000000000" w:firstRow="0" w:lastRow="0" w:firstColumn="0" w:lastColumn="0" w:oddVBand="0" w:evenVBand="0" w:oddHBand="0" w:evenHBand="0" w:firstRowFirstColumn="0" w:firstRowLastColumn="0" w:lastRowFirstColumn="0" w:lastRowLastColumn="0"/>
+              <w:rPr>
+                <w:sz w:val="22"/>
+                <w:szCs w:val="22"/>
+              </w:rPr>
+            </w:pPr>
+            <w:r>
+              <w:rPr>
+                <w:sz w:val="22"/>
+                <w:szCs w:val="22"/>
+              </w:rPr>
+              <w:t>Parking Location Profile Setup</w:t>
+            </w:r>
+          </w:p>
+        </w:tc>
+        <w:tc>
+          <w:tcPr>
+            <w:tcW w:w="1530" w:type="dxa"/>
+          </w:tcPr>
+          <w:p>
+            <w:pPr>
+              <w:cnfStyle w:val="000000000000" w:firstRow="0" w:lastRow="0" w:firstColumn="0" w:lastColumn="0" w:oddVBand="0" w:evenVBand="0" w:oddHBand="0" w:evenHBand="0" w:firstRowFirstColumn="0" w:firstRowLastColumn="0" w:lastRowFirstColumn="0" w:lastRowLastColumn="0"/>
+              <w:rPr>
+                <w:sz w:val="22"/>
+                <w:szCs w:val="22"/>
+              </w:rPr>
+            </w:pPr>
+            <w:r>
+              <w:rPr>
+                <w:sz w:val="22"/>
+                <w:szCs w:val="22"/>
+              </w:rPr>
+              <w:t>5</w:t>
+            </w:r>
+          </w:p>
+        </w:tc>
+      </w:tr>
+      <w:tr>
+        <w:trPr>
+          <w:cnfStyle w:val="000000100000" w:firstRow="0" w:lastRow="0" w:firstColumn="0" w:lastColumn="0" w:oddVBand="0" w:evenVBand="0" w:oddHBand="1" w:evenHBand="0" w:firstRowFirstColumn="0" w:firstRowLastColumn="0" w:lastRowFirstColumn="0" w:lastRowLastColumn="0"/>
+          <w:jc w:val="center"/>
+        </w:trPr>
+        <w:tc>
+          <w:tcPr>
+            <w:cnfStyle w:val="001000000000" w:firstRow="0" w:lastRow="0" w:firstColumn="1" w:lastColumn="0" w:oddVBand="0" w:evenVBand="0" w:oddHBand="0" w:evenHBand="0" w:firstRowFirstColumn="0" w:firstRowLastColumn="0" w:lastRowFirstColumn="0" w:lastRowLastColumn="0"/>
+            <w:tcW w:w="1165" w:type="dxa"/>
+            <w:shd w:val="clear" w:color="auto" w:fill="auto"/>
+          </w:tcPr>
+          <w:p>
+            <w:pPr>
+              <w:rPr>
+                <w:sz w:val="22"/>
+                <w:szCs w:val="22"/>
+              </w:rPr>
+            </w:pPr>
+            <w:r>
+              <w:rPr>
+                <w:sz w:val="22"/>
+                <w:szCs w:val="22"/>
+              </w:rPr>
+              <w:t>2.1.1</w:t>
+            </w:r>
+          </w:p>
+        </w:tc>
+        <w:tc>
+          <w:tcPr>
+            <w:tcW w:w="4770" w:type="dxa"/>
+            <w:shd w:val="clear" w:color="auto" w:fill="auto"/>
+          </w:tcPr>
+          <w:p>
+            <w:pPr>
+              <w:cnfStyle w:val="000000100000" w:firstRow="0" w:lastRow="0" w:firstColumn="0" w:lastColumn="0" w:oddVBand="0" w:evenVBand="0" w:oddHBand="1" w:evenHBand="0" w:firstRowFirstColumn="0" w:firstRowLastColumn="0" w:lastRowFirstColumn="0" w:lastRowLastColumn="0"/>
+              <w:rPr>
+                <w:sz w:val="22"/>
+                <w:szCs w:val="22"/>
+              </w:rPr>
+            </w:pPr>
+            <w:r>
+              <w:rPr>
+                <w:sz w:val="22"/>
+                <w:szCs w:val="22"/>
+              </w:rPr>
+              <w:t>Find Parking by destination</w:t>
+            </w:r>
+          </w:p>
+        </w:tc>
+        <w:tc>
+          <w:tcPr>
+            <w:tcW w:w="1530" w:type="dxa"/>
+            <w:shd w:val="clear" w:color="auto" w:fill="auto"/>
+          </w:tcPr>
+          <w:p>
+            <w:pPr>
+              <w:cnfStyle w:val="000000100000" w:firstRow="0" w:lastRow="0" w:firstColumn="0" w:lastColumn="0" w:oddVBand="0" w:evenVBand="0" w:oddHBand="1" w:evenHBand="0" w:firstRowFirstColumn="0" w:firstRowLastColumn="0" w:lastRowFirstColumn="0" w:lastRowLastColumn="0"/>
+              <w:rPr>
+                <w:sz w:val="22"/>
+                <w:szCs w:val="22"/>
+              </w:rPr>
+            </w:pPr>
+            <w:r>
+              <w:rPr>
+                <w:sz w:val="22"/>
+                <w:szCs w:val="22"/>
+              </w:rPr>
+              <w:t>5</w:t>
+            </w:r>
+          </w:p>
+        </w:tc>
+      </w:tr>
+      <w:tr>
+        <w:trPr>
+          <w:jc w:val="center"/>
+        </w:trPr>
+        <w:tc>
+          <w:tcPr>
+            <w:cnfStyle w:val="001000000000" w:firstRow="0" w:lastRow="0" w:firstColumn="1" w:lastColumn="0" w:oddVBand="0" w:evenVBand="0" w:oddHBand="0" w:evenHBand="0" w:firstRowFirstColumn="0" w:firstRowLastColumn="0" w:lastRowFirstColumn="0" w:lastRowLastColumn="0"/>
+            <w:tcW w:w="1165" w:type="dxa"/>
+          </w:tcPr>
+          <w:p>
+            <w:pPr>
+              <w:rPr>
+                <w:sz w:val="22"/>
+                <w:szCs w:val="22"/>
+              </w:rPr>
+            </w:pPr>
+            <w:r>
+              <w:rPr>
+                <w:sz w:val="22"/>
+                <w:szCs w:val="22"/>
+              </w:rPr>
+              <w:t>2.1.2</w:t>
+            </w:r>
+          </w:p>
+        </w:tc>
+        <w:tc>
+          <w:tcPr>
+            <w:tcW w:w="4770" w:type="dxa"/>
+          </w:tcPr>
+          <w:p>
+            <w:pPr>
+              <w:spacing w:line="276" w:lineRule="auto"/>
+              <w:cnfStyle w:val="000000000000" w:firstRow="0" w:lastRow="0" w:firstColumn="0" w:lastColumn="0" w:oddVBand="0" w:evenVBand="0" w:oddHBand="0" w:evenHBand="0" w:firstRowFirstColumn="0" w:firstRowLastColumn="0" w:lastRowFirstColumn="0" w:lastRowLastColumn="0"/>
+              <w:rPr>
+                <w:sz w:val="22"/>
+                <w:szCs w:val="22"/>
+              </w:rPr>
+            </w:pPr>
+            <w:r>
+              <w:rPr>
+                <w:sz w:val="22"/>
+                <w:szCs w:val="22"/>
+              </w:rPr>
+              <w:t>View Nearby Parking Locations</w:t>
+            </w:r>
+          </w:p>
+        </w:tc>
+        <w:tc>
+          <w:tcPr>
+            <w:tcW w:w="1530" w:type="dxa"/>
+          </w:tcPr>
+          <w:p>
+            <w:pPr>
+              <w:cnfStyle w:val="000000000000" w:firstRow="0" w:lastRow="0" w:firstColumn="0" w:lastColumn="0" w:oddVBand="0" w:evenVBand="0" w:oddHBand="0" w:evenHBand="0" w:firstRowFirstColumn="0" w:firstRowLastColumn="0" w:lastRowFirstColumn="0" w:lastRowLastColumn="0"/>
+              <w:rPr>
+                <w:sz w:val="22"/>
+                <w:szCs w:val="22"/>
+              </w:rPr>
+            </w:pPr>
+            <w:r>
+              <w:rPr>
+                <w:sz w:val="22"/>
+                <w:szCs w:val="22"/>
+              </w:rPr>
+              <w:t>5</w:t>
+            </w:r>
+          </w:p>
+        </w:tc>
+      </w:tr>
+      <w:tr>
+        <w:trPr>
+          <w:cnfStyle w:val="000000100000" w:firstRow="0" w:lastRow="0" w:firstColumn="0" w:lastColumn="0" w:oddVBand="0" w:evenVBand="0" w:oddHBand="1" w:evenHBand="0" w:firstRowFirstColumn="0" w:firstRowLastColumn="0" w:lastRowFirstColumn="0" w:lastRowLastColumn="0"/>
+          <w:jc w:val="center"/>
+        </w:trPr>
+        <w:tc>
+          <w:tcPr>
+            <w:cnfStyle w:val="001000000000" w:firstRow="0" w:lastRow="0" w:firstColumn="1" w:lastColumn="0" w:oddVBand="0" w:evenVBand="0" w:oddHBand="0" w:evenHBand="0" w:firstRowFirstColumn="0" w:firstRowLastColumn="0" w:lastRowFirstColumn="0" w:lastRowLastColumn="0"/>
+            <w:tcW w:w="1165" w:type="dxa"/>
+            <w:shd w:val="clear" w:color="auto" w:fill="auto"/>
+          </w:tcPr>
+          <w:p>
+            <w:pPr>
+              <w:rPr>
+                <w:sz w:val="22"/>
+                <w:szCs w:val="22"/>
+              </w:rPr>
+            </w:pPr>
+            <w:r>
+              <w:rPr>
+                <w:sz w:val="22"/>
+                <w:szCs w:val="22"/>
+              </w:rPr>
+              <w:t>2.1.3</w:t>
+            </w:r>
+          </w:p>
+        </w:tc>
+        <w:tc>
+          <w:tcPr>
+            <w:tcW w:w="4770" w:type="dxa"/>
+            <w:shd w:val="clear" w:color="auto" w:fill="auto"/>
+          </w:tcPr>
+          <w:p>
+            <w:pPr>
+              <w:cnfStyle w:val="000000100000" w:firstRow="0" w:lastRow="0" w:firstColumn="0" w:lastColumn="0" w:oddVBand="0" w:evenVBand="0" w:oddHBand="1" w:evenHBand="0" w:firstRowFirstColumn="0" w:firstRowLastColumn="0" w:lastRowFirstColumn="0" w:lastRowLastColumn="0"/>
+              <w:rPr>
+                <w:sz w:val="22"/>
+                <w:szCs w:val="22"/>
+              </w:rPr>
+            </w:pPr>
+            <w:r>
+              <w:rPr>
+                <w:sz w:val="22"/>
+                <w:szCs w:val="22"/>
+              </w:rPr>
+              <w:t>View Real Time Availability for Parking</w:t>
+            </w:r>
+          </w:p>
+        </w:tc>
+        <w:tc>
+          <w:tcPr>
+            <w:tcW w:w="1530" w:type="dxa"/>
+            <w:shd w:val="clear" w:color="auto" w:fill="auto"/>
+          </w:tcPr>
+          <w:p>
+            <w:pPr>
+              <w:cnfStyle w:val="000000100000" w:firstRow="0" w:lastRow="0" w:firstColumn="0" w:lastColumn="0" w:oddVBand="0" w:evenVBand="0" w:oddHBand="1" w:evenHBand="0" w:firstRowFirstColumn="0" w:firstRowLastColumn="0" w:lastRowFirstColumn="0" w:lastRowLastColumn="0"/>
+              <w:rPr>
+                <w:sz w:val="22"/>
+                <w:szCs w:val="22"/>
+              </w:rPr>
+            </w:pPr>
+            <w:r>
+              <w:rPr>
+                <w:sz w:val="22"/>
+                <w:szCs w:val="22"/>
+              </w:rPr>
+              <w:t>8</w:t>
+            </w:r>
+          </w:p>
+        </w:tc>
+      </w:tr>
+      <w:tr>
+        <w:trPr>
+          <w:jc w:val="center"/>
+        </w:trPr>
+        <w:tc>
+          <w:tcPr>
+            <w:cnfStyle w:val="001000000000" w:firstRow="0" w:lastRow="0" w:firstColumn="1" w:lastColumn="0" w:oddVBand="0" w:evenVBand="0" w:oddHBand="0" w:evenHBand="0" w:firstRowFirstColumn="0" w:firstRowLastColumn="0" w:lastRowFirstColumn="0" w:lastRowLastColumn="0"/>
+            <w:tcW w:w="1165" w:type="dxa"/>
+          </w:tcPr>
+          <w:p>
+            <w:pPr>
+              <w:rPr>
+                <w:sz w:val="22"/>
+                <w:szCs w:val="22"/>
+              </w:rPr>
+            </w:pPr>
+            <w:r>
+              <w:rPr>
+                <w:sz w:val="22"/>
+                <w:szCs w:val="22"/>
+              </w:rPr>
+              <w:lastRenderedPageBreak/>
+              <w:t>2.2.1</w:t>
+            </w:r>
+          </w:p>
+        </w:tc>
+        <w:tc>
+          <w:tcPr>
+            <w:tcW w:w="4770" w:type="dxa"/>
+          </w:tcPr>
+          <w:p>
+            <w:pPr>
+              <w:cnfStyle w:val="000000000000" w:firstRow="0" w:lastRow="0" w:firstColumn="0" w:lastColumn="0" w:oddVBand="0" w:evenVBand="0" w:oddHBand="0" w:evenHBand="0" w:firstRowFirstColumn="0" w:firstRowLastColumn="0" w:lastRowFirstColumn="0" w:lastRowLastColumn="0"/>
+              <w:rPr>
+                <w:sz w:val="22"/>
+                <w:szCs w:val="22"/>
+              </w:rPr>
+            </w:pPr>
+            <w:r>
+              <w:rPr>
+                <w:sz w:val="22"/>
+                <w:szCs w:val="22"/>
+              </w:rPr>
+              <w:t>Reserving Parking Space</w:t>
+            </w:r>
+          </w:p>
+        </w:tc>
+        <w:tc>
+          <w:tcPr>
+            <w:tcW w:w="1530" w:type="dxa"/>
+          </w:tcPr>
+          <w:p>
+            <w:pPr>
+              <w:cnfStyle w:val="000000000000" w:firstRow="0" w:lastRow="0" w:firstColumn="0" w:lastColumn="0" w:oddVBand="0" w:evenVBand="0" w:oddHBand="0" w:evenHBand="0" w:firstRowFirstColumn="0" w:firstRowLastColumn="0" w:lastRowFirstColumn="0" w:lastRowLastColumn="0"/>
+              <w:rPr>
+                <w:sz w:val="22"/>
+                <w:szCs w:val="22"/>
+              </w:rPr>
+            </w:pPr>
+            <w:r>
+              <w:rPr>
+                <w:sz w:val="22"/>
+                <w:szCs w:val="22"/>
+              </w:rPr>
+              <w:t>8</w:t>
+            </w:r>
+          </w:p>
+        </w:tc>
+      </w:tr>
+      <w:tr>
+        <w:trPr>
+          <w:cnfStyle w:val="000000100000" w:firstRow="0" w:lastRow="0" w:firstColumn="0" w:lastColumn="0" w:oddVBand="0" w:evenVBand="0" w:oddHBand="1" w:evenHBand="0" w:firstRowFirstColumn="0" w:firstRowLastColumn="0" w:lastRowFirstColumn="0" w:lastRowLastColumn="0"/>
+          <w:jc w:val="center"/>
+        </w:trPr>
+        <w:tc>
+          <w:tcPr>
+            <w:cnfStyle w:val="001000000000" w:firstRow="0" w:lastRow="0" w:firstColumn="1" w:lastColumn="0" w:oddVBand="0" w:evenVBand="0" w:oddHBand="0" w:evenHBand="0" w:firstRowFirstColumn="0" w:firstRowLastColumn="0" w:lastRowFirstColumn="0" w:lastRowLastColumn="0"/>
+            <w:tcW w:w="1165" w:type="dxa"/>
+            <w:shd w:val="clear" w:color="auto" w:fill="auto"/>
+          </w:tcPr>
+          <w:p>
+            <w:pPr>
+              <w:rPr>
+                <w:sz w:val="22"/>
+                <w:szCs w:val="22"/>
+              </w:rPr>
+            </w:pPr>
+            <w:r>
+              <w:rPr>
+                <w:sz w:val="22"/>
+                <w:szCs w:val="22"/>
+              </w:rPr>
+              <w:t>2.2.2</w:t>
+            </w:r>
+          </w:p>
+        </w:tc>
+        <w:tc>
+          <w:tcPr>
+            <w:tcW w:w="4770" w:type="dxa"/>
+            <w:shd w:val="clear" w:color="auto" w:fill="auto"/>
+          </w:tcPr>
+          <w:p>
+            <w:pPr>
+              <w:cnfStyle w:val="000000100000" w:firstRow="0" w:lastRow="0" w:firstColumn="0" w:lastColumn="0" w:oddVBand="0" w:evenVBand="0" w:oddHBand="1" w:evenHBand="0" w:firstRowFirstColumn="0" w:firstRowLastColumn="0" w:lastRowFirstColumn="0" w:lastRowLastColumn="0"/>
+              <w:rPr>
+                <w:sz w:val="22"/>
+                <w:szCs w:val="22"/>
+              </w:rPr>
+            </w:pPr>
+            <w:r>
+              <w:rPr>
+                <w:sz w:val="22"/>
+                <w:szCs w:val="22"/>
+              </w:rPr>
+              <w:t>Cancel Reservation</w:t>
+            </w:r>
+          </w:p>
+        </w:tc>
+        <w:tc>
+          <w:tcPr>
+            <w:tcW w:w="1530" w:type="dxa"/>
+            <w:shd w:val="clear" w:color="auto" w:fill="auto"/>
+          </w:tcPr>
+          <w:p>
+            <w:pPr>
+              <w:cnfStyle w:val="000000100000" w:firstRow="0" w:lastRow="0" w:firstColumn="0" w:lastColumn="0" w:oddVBand="0" w:evenVBand="0" w:oddHBand="1" w:evenHBand="0" w:firstRowFirstColumn="0" w:firstRowLastColumn="0" w:lastRowFirstColumn="0" w:lastRowLastColumn="0"/>
+              <w:rPr>
+                <w:sz w:val="22"/>
+                <w:szCs w:val="22"/>
+              </w:rPr>
+            </w:pPr>
+            <w:r>
+              <w:rPr>
+                <w:sz w:val="22"/>
+                <w:szCs w:val="22"/>
+              </w:rPr>
+              <w:t>3</w:t>
+            </w:r>
+          </w:p>
+        </w:tc>
+      </w:tr>
+      <w:tr>
+        <w:trPr>
+          <w:jc w:val="center"/>
+        </w:trPr>
+        <w:tc>
+          <w:tcPr>
+            <w:cnfStyle w:val="001000000000" w:firstRow="0" w:lastRow="0" w:firstColumn="1" w:lastColumn="0" w:oddVBand="0" w:evenVBand="0" w:oddHBand="0" w:evenHBand="0" w:firstRowFirstColumn="0" w:firstRowLastColumn="0" w:lastRowFirstColumn="0" w:lastRowLastColumn="0"/>
+            <w:tcW w:w="1165" w:type="dxa"/>
+          </w:tcPr>
+          <w:p>
+            <w:pPr>
+              <w:rPr>
+                <w:sz w:val="22"/>
+                <w:szCs w:val="22"/>
+              </w:rPr>
+            </w:pPr>
+            <w:r>
+              <w:rPr>
+                <w:sz w:val="22"/>
+                <w:szCs w:val="22"/>
+              </w:rPr>
+              <w:t>2.2.3</w:t>
+            </w:r>
+          </w:p>
+        </w:tc>
+        <w:tc>
+          <w:tcPr>
+            <w:tcW w:w="4770" w:type="dxa"/>
+          </w:tcPr>
+          <w:p>
+            <w:pPr>
+              <w:cnfStyle w:val="000000000000" w:firstRow="0" w:lastRow="0" w:firstColumn="0" w:lastColumn="0" w:oddVBand="0" w:evenVBand="0" w:oddHBand="0" w:evenHBand="0" w:firstRowFirstColumn="0" w:firstRowLastColumn="0" w:lastRowFirstColumn="0" w:lastRowLastColumn="0"/>
+              <w:rPr>
+                <w:sz w:val="22"/>
+                <w:szCs w:val="22"/>
+              </w:rPr>
+            </w:pPr>
+            <w:r>
+              <w:rPr>
+                <w:sz w:val="22"/>
+                <w:szCs w:val="22"/>
+              </w:rPr>
+              <w:t>View Reservation History</w:t>
+            </w:r>
+          </w:p>
+        </w:tc>
+        <w:tc>
+          <w:tcPr>
+            <w:tcW w:w="1530" w:type="dxa"/>
+          </w:tcPr>
+          <w:p>
+            <w:pPr>
+              <w:cnfStyle w:val="000000000000" w:firstRow="0" w:lastRow="0" w:firstColumn="0" w:lastColumn="0" w:oddVBand="0" w:evenVBand="0" w:oddHBand="0" w:evenHBand="0" w:firstRowFirstColumn="0" w:firstRowLastColumn="0" w:lastRowFirstColumn="0" w:lastRowLastColumn="0"/>
+              <w:rPr>
+                <w:sz w:val="22"/>
+                <w:szCs w:val="22"/>
+              </w:rPr>
+            </w:pPr>
+            <w:r>
+              <w:rPr>
+                <w:sz w:val="22"/>
+                <w:szCs w:val="22"/>
+              </w:rPr>
+              <w:t>3</w:t>
+            </w:r>
+          </w:p>
+        </w:tc>
+      </w:tr>
+      <w:tr>
+        <w:trPr>
+          <w:cnfStyle w:val="000000100000" w:firstRow="0" w:lastRow="0" w:firstColumn="0" w:lastColumn="0" w:oddVBand="0" w:evenVBand="0" w:oddHBand="1" w:evenHBand="0" w:firstRowFirstColumn="0" w:firstRowLastColumn="0" w:lastRowFirstColumn="0" w:lastRowLastColumn="0"/>
+          <w:jc w:val="center"/>
+        </w:trPr>
+        <w:tc>
+          <w:tcPr>
+            <w:cnfStyle w:val="001000000000" w:firstRow="0" w:lastRow="0" w:firstColumn="1" w:lastColumn="0" w:oddVBand="0" w:evenVBand="0" w:oddHBand="0" w:evenHBand="0" w:firstRowFirstColumn="0" w:firstRowLastColumn="0" w:lastRowFirstColumn="0" w:lastRowLastColumn="0"/>
+            <w:tcW w:w="1165" w:type="dxa"/>
+            <w:shd w:val="clear" w:color="auto" w:fill="auto"/>
+          </w:tcPr>
+          <w:p>
+            <w:pPr>
+              <w:rPr>
+                <w:sz w:val="22"/>
+                <w:szCs w:val="22"/>
+              </w:rPr>
+            </w:pPr>
+            <w:r>
+              <w:rPr>
+                <w:sz w:val="22"/>
+                <w:szCs w:val="22"/>
+              </w:rPr>
+              <w:t>2.3.1</w:t>
+            </w:r>
+          </w:p>
+        </w:tc>
+        <w:tc>
+          <w:tcPr>
+            <w:tcW w:w="4770" w:type="dxa"/>
+            <w:shd w:val="clear" w:color="auto" w:fill="auto"/>
+          </w:tcPr>
+          <w:p>
+            <w:pPr>
+              <w:spacing w:line="276" w:lineRule="auto"/>
+              <w:cnfStyle w:val="000000100000" w:firstRow="0" w:lastRow="0" w:firstColumn="0" w:lastColumn="0" w:oddVBand="0" w:evenVBand="0" w:oddHBand="1" w:evenHBand="0" w:firstRowFirstColumn="0" w:firstRowLastColumn="0" w:lastRowFirstColumn="0" w:lastRowLastColumn="0"/>
+              <w:rPr>
+                <w:sz w:val="22"/>
+                <w:szCs w:val="22"/>
+              </w:rPr>
+            </w:pPr>
+            <w:r>
+              <w:rPr>
+                <w:sz w:val="22"/>
+                <w:szCs w:val="22"/>
+              </w:rPr>
+              <w:t>Select Parking Destination</w:t>
+            </w:r>
+          </w:p>
+        </w:tc>
+        <w:tc>
+          <w:tcPr>
+            <w:tcW w:w="1530" w:type="dxa"/>
+            <w:shd w:val="clear" w:color="auto" w:fill="auto"/>
+          </w:tcPr>
+          <w:p>
+            <w:pPr>
+              <w:cnfStyle w:val="000000100000" w:firstRow="0" w:lastRow="0" w:firstColumn="0" w:lastColumn="0" w:oddVBand="0" w:evenVBand="0" w:oddHBand="1" w:evenHBand="0" w:firstRowFirstColumn="0" w:firstRowLastColumn="0" w:lastRowFirstColumn="0" w:lastRowLastColumn="0"/>
+              <w:rPr>
+                <w:sz w:val="22"/>
+                <w:szCs w:val="22"/>
+              </w:rPr>
+            </w:pPr>
+            <w:r>
+              <w:rPr>
+                <w:sz w:val="22"/>
+                <w:szCs w:val="22"/>
+              </w:rPr>
+              <w:t>2</w:t>
+            </w:r>
+          </w:p>
+        </w:tc>
+      </w:tr>
+      <w:tr>
+        <w:trPr>
+          <w:jc w:val="center"/>
+        </w:trPr>
+        <w:tc>
+          <w:tcPr>
+            <w:cnfStyle w:val="001000000000" w:firstRow="0" w:lastRow="0" w:firstColumn="1" w:lastColumn="0" w:oddVBand="0" w:evenVBand="0" w:oddHBand="0" w:evenHBand="0" w:firstRowFirstColumn="0" w:firstRowLastColumn="0" w:lastRowFirstColumn="0" w:lastRowLastColumn="0"/>
+            <w:tcW w:w="1165" w:type="dxa"/>
+          </w:tcPr>
+          <w:p>
+            <w:pPr>
+              <w:rPr>
+                <w:sz w:val="22"/>
+                <w:szCs w:val="22"/>
+              </w:rPr>
+            </w:pPr>
+            <w:r>
+              <w:rPr>
+                <w:sz w:val="22"/>
+                <w:szCs w:val="22"/>
+              </w:rPr>
+              <w:t>2.3.2</w:t>
+            </w:r>
+          </w:p>
+        </w:tc>
+        <w:tc>
+          <w:tcPr>
+            <w:tcW w:w="4770" w:type="dxa"/>
+          </w:tcPr>
+          <w:p>
+            <w:pPr>
+              <w:cnfStyle w:val="000000000000" w:firstRow="0" w:lastRow="0" w:firstColumn="0" w:lastColumn="0" w:oddVBand="0" w:evenVBand="0" w:oddHBand="0" w:evenHBand="0" w:firstRowFirstColumn="0" w:firstRowLastColumn="0" w:lastRowFirstColumn="0" w:lastRowLastColumn="0"/>
+              <w:rPr>
+                <w:sz w:val="22"/>
+                <w:szCs w:val="22"/>
+              </w:rPr>
+            </w:pPr>
+            <w:r>
+              <w:rPr>
+                <w:sz w:val="22"/>
+                <w:szCs w:val="22"/>
+              </w:rPr>
+              <w:t xml:space="preserve">Connection </w:t>
+            </w:r>
+            <w:proofErr w:type="gramStart"/>
+            <w:r>
+              <w:rPr>
+                <w:sz w:val="22"/>
+                <w:szCs w:val="22"/>
+              </w:rPr>
+              <w:t>to</w:t>
+            </w:r>
+            <w:proofErr w:type="gramEnd"/>
+            <w:r>
+              <w:rPr>
+                <w:sz w:val="22"/>
+                <w:szCs w:val="22"/>
+              </w:rPr>
+              <w:t xml:space="preserve"> External Mapping Services</w:t>
+            </w:r>
+          </w:p>
+        </w:tc>
+        <w:tc>
+          <w:tcPr>
+            <w:tcW w:w="1530" w:type="dxa"/>
+          </w:tcPr>
+          <w:p>
+            <w:pPr>
+              <w:cnfStyle w:val="000000000000" w:firstRow="0" w:lastRow="0" w:firstColumn="0" w:lastColumn="0" w:oddVBand="0" w:evenVBand="0" w:oddHBand="0" w:evenHBand="0" w:firstRowFirstColumn="0" w:firstRowLastColumn="0" w:lastRowFirstColumn="0" w:lastRowLastColumn="0"/>
+              <w:rPr>
+                <w:sz w:val="22"/>
+                <w:szCs w:val="22"/>
+              </w:rPr>
+            </w:pPr>
+            <w:r>
+              <w:rPr>
+                <w:sz w:val="22"/>
+                <w:szCs w:val="22"/>
+              </w:rPr>
+              <w:t>8</w:t>
+            </w:r>
+          </w:p>
+        </w:tc>
+      </w:tr>
+      <w:tr>
+        <w:trPr>
+          <w:cnfStyle w:val="000000100000" w:firstRow="0" w:lastRow="0" w:firstColumn="0" w:lastColumn="0" w:oddVBand="0" w:evenVBand="0" w:oddHBand="1" w:evenHBand="0" w:firstRowFirstColumn="0" w:firstRowLastColumn="0" w:lastRowFirstColumn="0" w:lastRowLastColumn="0"/>
+          <w:jc w:val="center"/>
+        </w:trPr>
+        <w:tc>
+          <w:tcPr>
+            <w:cnfStyle w:val="001000000000" w:firstRow="0" w:lastRow="0" w:firstColumn="1" w:lastColumn="0" w:oddVBand="0" w:evenVBand="0" w:oddHBand="0" w:evenHBand="0" w:firstRowFirstColumn="0" w:firstRowLastColumn="0" w:lastRowFirstColumn="0" w:lastRowLastColumn="0"/>
+            <w:tcW w:w="1165" w:type="dxa"/>
+            <w:shd w:val="clear" w:color="auto" w:fill="auto"/>
+          </w:tcPr>
+          <w:p>
+            <w:pPr>
+              <w:rPr>
+                <w:sz w:val="22"/>
+                <w:szCs w:val="22"/>
+              </w:rPr>
+            </w:pPr>
+            <w:r>
+              <w:rPr>
+                <w:sz w:val="22"/>
+                <w:szCs w:val="22"/>
+              </w:rPr>
+              <w:t>3.1.1</w:t>
+            </w:r>
+          </w:p>
+        </w:tc>
+        <w:tc>
+          <w:tcPr>
+            <w:tcW w:w="4770" w:type="dxa"/>
+            <w:shd w:val="clear" w:color="auto" w:fill="auto"/>
+          </w:tcPr>
+          <w:p>
+            <w:pPr>
+              <w:cnfStyle w:val="000000100000" w:firstRow="0" w:lastRow="0" w:firstColumn="0" w:lastColumn="0" w:oddVBand="0" w:evenVBand="0" w:oddHBand="1" w:evenHBand="0" w:firstRowFirstColumn="0" w:firstRowLastColumn="0" w:lastRowFirstColumn="0" w:lastRowLastColumn="0"/>
+              <w:rPr>
+                <w:sz w:val="22"/>
+                <w:szCs w:val="22"/>
+              </w:rPr>
+            </w:pPr>
+            <w:r>
+              <w:rPr>
+                <w:sz w:val="22"/>
+                <w:szCs w:val="22"/>
+              </w:rPr>
+              <w:t>Select Payment Method (On Site or Online)</w:t>
+            </w:r>
+          </w:p>
+        </w:tc>
+        <w:tc>
+          <w:tcPr>
+            <w:tcW w:w="1530" w:type="dxa"/>
+            <w:shd w:val="clear" w:color="auto" w:fill="auto"/>
+          </w:tcPr>
+          <w:p>
+            <w:pPr>
+              <w:cnfStyle w:val="000000100000" w:firstRow="0" w:lastRow="0" w:firstColumn="0" w:lastColumn="0" w:oddVBand="0" w:evenVBand="0" w:oddHBand="1" w:evenHBand="0" w:firstRowFirstColumn="0" w:firstRowLastColumn="0" w:lastRowFirstColumn="0" w:lastRowLastColumn="0"/>
+              <w:rPr>
+                <w:sz w:val="22"/>
+                <w:szCs w:val="22"/>
+              </w:rPr>
+            </w:pPr>
+            <w:r>
+              <w:rPr>
+                <w:sz w:val="22"/>
+                <w:szCs w:val="22"/>
+              </w:rPr>
+              <w:t>2</w:t>
+            </w:r>
+          </w:p>
+        </w:tc>
+      </w:tr>
+      <w:tr>
+        <w:trPr>
+          <w:jc w:val="center"/>
+        </w:trPr>
+        <w:tc>
+          <w:tcPr>
+            <w:cnfStyle w:val="001000000000" w:firstRow="0" w:lastRow="0" w:firstColumn="1" w:lastColumn="0" w:oddVBand="0" w:evenVBand="0" w:oddHBand="0" w:evenHBand="0" w:firstRowFirstColumn="0" w:firstRowLastColumn="0" w:lastRowFirstColumn="0" w:lastRowLastColumn="0"/>
+            <w:tcW w:w="1165" w:type="dxa"/>
+          </w:tcPr>
+          <w:p>
+            <w:pPr>
+              <w:rPr>
+                <w:sz w:val="22"/>
+                <w:szCs w:val="22"/>
+              </w:rPr>
+            </w:pPr>
+            <w:r>
+              <w:rPr>
+                <w:sz w:val="22"/>
+                <w:szCs w:val="22"/>
+              </w:rPr>
+              <w:t>3.1.2</w:t>
+            </w:r>
+          </w:p>
+        </w:tc>
+        <w:tc>
+          <w:tcPr>
+            <w:tcW w:w="4770" w:type="dxa"/>
+          </w:tcPr>
+          <w:p>
+            <w:pPr>
+              <w:spacing w:line="276" w:lineRule="auto"/>
+              <w:cnfStyle w:val="000000000000" w:firstRow="0" w:lastRow="0" w:firstColumn="0" w:lastColumn="0" w:oddVBand="0" w:evenVBand="0" w:oddHBand="0" w:evenHBand="0" w:firstRowFirstColumn="0" w:firstRowLastColumn="0" w:lastRowFirstColumn="0" w:lastRowLastColumn="0"/>
+              <w:rPr>
+                <w:sz w:val="22"/>
+                <w:szCs w:val="22"/>
+              </w:rPr>
+            </w:pPr>
+            <w:r>
+              <w:rPr>
+                <w:sz w:val="22"/>
+                <w:szCs w:val="22"/>
+              </w:rPr>
+              <w:t>Process Parking Payment (if done beforehand)</w:t>
+            </w:r>
+          </w:p>
+        </w:tc>
+        <w:tc>
+          <w:tcPr>
+            <w:tcW w:w="1530" w:type="dxa"/>
+          </w:tcPr>
+          <w:p>
+            <w:pPr>
+              <w:cnfStyle w:val="000000000000" w:firstRow="0" w:lastRow="0" w:firstColumn="0" w:lastColumn="0" w:oddVBand="0" w:evenVBand="0" w:oddHBand="0" w:evenHBand="0" w:firstRowFirstColumn="0" w:firstRowLastColumn="0" w:lastRowFirstColumn="0" w:lastRowLastColumn="0"/>
+              <w:rPr>
+                <w:sz w:val="22"/>
+                <w:szCs w:val="22"/>
+              </w:rPr>
+            </w:pPr>
+            <w:r>
+              <w:rPr>
+                <w:sz w:val="22"/>
+                <w:szCs w:val="22"/>
+              </w:rPr>
+              <w:t>8</w:t>
+            </w:r>
+          </w:p>
+        </w:tc>
+      </w:tr>
+      <w:tr>
+        <w:trPr>
+          <w:cnfStyle w:val="000000100000" w:firstRow="0" w:lastRow="0" w:firstColumn="0" w:lastColumn="0" w:oddVBand="0" w:evenVBand="0" w:oddHBand="1" w:evenHBand="0" w:firstRowFirstColumn="0" w:firstRowLastColumn="0" w:lastRowFirstColumn="0" w:lastRowLastColumn="0"/>
+          <w:jc w:val="center"/>
+        </w:trPr>
+        <w:tc>
+          <w:tcPr>
+            <w:cnfStyle w:val="001000000000" w:firstRow="0" w:lastRow="0" w:firstColumn="1" w:lastColumn="0" w:oddVBand="0" w:evenVBand="0" w:oddHBand="0" w:evenHBand="0" w:firstRowFirstColumn="0" w:firstRowLastColumn="0" w:lastRowFirstColumn="0" w:lastRowLastColumn="0"/>
+            <w:tcW w:w="1165" w:type="dxa"/>
+            <w:shd w:val="clear" w:color="auto" w:fill="auto"/>
+          </w:tcPr>
+          <w:p>
+            <w:pPr>
+              <w:rPr>
+                <w:sz w:val="22"/>
+                <w:szCs w:val="22"/>
+              </w:rPr>
+            </w:pPr>
+            <w:r>
+              <w:rPr>
+                <w:sz w:val="22"/>
+                <w:szCs w:val="22"/>
+              </w:rPr>
+              <w:t>3.1.3</w:t>
+            </w:r>
+          </w:p>
+        </w:tc>
+        <w:tc>
+          <w:tcPr>
+            <w:tcW w:w="4770" w:type="dxa"/>
+            <w:shd w:val="clear" w:color="auto" w:fill="auto"/>
+          </w:tcPr>
+          <w:p>
+            <w:pPr>
+              <w:cnfStyle w:val="000000100000" w:firstRow="0" w:lastRow="0" w:firstColumn="0" w:lastColumn="0" w:oddVBand="0" w:evenVBand="0" w:oddHBand="1" w:evenHBand="0" w:firstRowFirstColumn="0" w:firstRowLastColumn="0" w:lastRowFirstColumn="0" w:lastRowLastColumn="0"/>
+              <w:rPr>
+                <w:sz w:val="22"/>
+                <w:szCs w:val="22"/>
+              </w:rPr>
+            </w:pPr>
+            <w:r>
+              <w:rPr>
+                <w:sz w:val="22"/>
+                <w:szCs w:val="22"/>
+              </w:rPr>
+              <w:t>Confirm Payment</w:t>
+            </w:r>
+          </w:p>
+        </w:tc>
+        <w:tc>
+          <w:tcPr>
+            <w:tcW w:w="1530" w:type="dxa"/>
+            <w:shd w:val="clear" w:color="auto" w:fill="auto"/>
+          </w:tcPr>
+          <w:p>
+            <w:pPr>
+              <w:cnfStyle w:val="000000100000" w:firstRow="0" w:lastRow="0" w:firstColumn="0" w:lastColumn="0" w:oddVBand="0" w:evenVBand="0" w:oddHBand="1" w:evenHBand="0" w:firstRowFirstColumn="0" w:firstRowLastColumn="0" w:lastRowFirstColumn="0" w:lastRowLastColumn="0"/>
+              <w:rPr>
+                <w:sz w:val="22"/>
+                <w:szCs w:val="22"/>
+              </w:rPr>
+            </w:pPr>
+            <w:r>
+              <w:rPr>
+                <w:sz w:val="22"/>
+                <w:szCs w:val="22"/>
+              </w:rPr>
+              <w:t>3</w:t>
+            </w:r>
+          </w:p>
+        </w:tc>
+      </w:tr>
+      <w:tr>
+        <w:trPr>
+          <w:jc w:val="center"/>
+        </w:trPr>
+        <w:tc>
+          <w:tcPr>
+            <w:cnfStyle w:val="001000000000" w:firstRow="0" w:lastRow="0" w:firstColumn="1" w:lastColumn="0" w:oddVBand="0" w:evenVBand="0" w:oddHBand="0" w:evenHBand="0" w:firstRowFirstColumn="0" w:firstRowLastColumn="0" w:lastRowFirstColumn="0" w:lastRowLastColumn="0"/>
+            <w:tcW w:w="1165" w:type="dxa"/>
+          </w:tcPr>
+          <w:p>
+            <w:pPr>
+              <w:rPr>
+                <w:sz w:val="22"/>
+                <w:szCs w:val="22"/>
+              </w:rPr>
+            </w:pPr>
+            <w:r>
+              <w:rPr>
+                <w:sz w:val="22"/>
+                <w:szCs w:val="22"/>
+              </w:rPr>
+              <w:t>3.2.1</w:t>
+            </w:r>
+          </w:p>
+        </w:tc>
+        <w:tc>
+          <w:tcPr>
+            <w:tcW w:w="4770" w:type="dxa"/>
+          </w:tcPr>
+          <w:p>
+            <w:pPr>
+              <w:cnfStyle w:val="000000000000" w:firstRow="0" w:lastRow="0" w:firstColumn="0" w:lastColumn="0" w:oddVBand="0" w:evenVBand="0" w:oddHBand="0" w:evenHBand="0" w:firstRowFirstColumn="0" w:firstRowLastColumn="0" w:lastRowFirstColumn="0" w:lastRowLastColumn="0"/>
+              <w:rPr>
+                <w:sz w:val="22"/>
+                <w:szCs w:val="22"/>
+              </w:rPr>
+            </w:pPr>
+            <w:r>
+              <w:rPr>
+                <w:sz w:val="22"/>
+                <w:szCs w:val="22"/>
+              </w:rPr>
+              <w:t>Generating Receipt</w:t>
+            </w:r>
+          </w:p>
+        </w:tc>
+        <w:tc>
+          <w:tcPr>
+            <w:tcW w:w="1530" w:type="dxa"/>
+          </w:tcPr>
+          <w:p>
+            <w:pPr>
+              <w:cnfStyle w:val="000000000000" w:firstRow="0" w:lastRow="0" w:firstColumn="0" w:lastColumn="0" w:oddVBand="0" w:evenVBand="0" w:oddHBand="0" w:evenHBand="0" w:firstRowFirstColumn="0" w:firstRowLastColumn="0" w:lastRowFirstColumn="0" w:lastRowLastColumn="0"/>
+              <w:rPr>
+                <w:sz w:val="22"/>
+                <w:szCs w:val="22"/>
+              </w:rPr>
+            </w:pPr>
+            <w:r>
+              <w:rPr>
+                <w:sz w:val="22"/>
+                <w:szCs w:val="22"/>
+              </w:rPr>
+              <w:t>3</w:t>
+            </w:r>
+          </w:p>
+        </w:tc>
+      </w:tr>
+      <w:tr>
+        <w:trPr>
+          <w:cnfStyle w:val="000000100000" w:firstRow="0" w:lastRow="0" w:firstColumn="0" w:lastColumn="0" w:oddVBand="0" w:evenVBand="0" w:oddHBand="1" w:evenHBand="0" w:firstRowFirstColumn="0" w:firstRowLastColumn="0" w:lastRowFirstColumn="0" w:lastRowLastColumn="0"/>
+          <w:jc w:val="center"/>
+        </w:trPr>
+        <w:tc>
+          <w:tcPr>
+            <w:cnfStyle w:val="001000000000" w:firstRow="0" w:lastRow="0" w:firstColumn="1" w:lastColumn="0" w:oddVBand="0" w:evenVBand="0" w:oddHBand="0" w:evenHBand="0" w:firstRowFirstColumn="0" w:firstRowLastColumn="0" w:lastRowFirstColumn="0" w:lastRowLastColumn="0"/>
+            <w:tcW w:w="1165" w:type="dxa"/>
+            <w:shd w:val="clear" w:color="auto" w:fill="auto"/>
+          </w:tcPr>
+          <w:p>
+            <w:pPr>
+              <w:rPr>
+                <w:sz w:val="22"/>
+                <w:szCs w:val="22"/>
+              </w:rPr>
+            </w:pPr>
+            <w:r>
+              <w:rPr>
+                <w:sz w:val="22"/>
+                <w:szCs w:val="22"/>
+              </w:rPr>
+              <w:t>3.2.2</w:t>
+            </w:r>
+          </w:p>
+        </w:tc>
+        <w:tc>
+          <w:tcPr>
+            <w:tcW w:w="4770" w:type="dxa"/>
+            <w:shd w:val="clear" w:color="auto" w:fill="auto"/>
+          </w:tcPr>
+          <w:p>
+            <w:pPr>
+              <w:cnfStyle w:val="000000100000" w:firstRow="0" w:lastRow="0" w:firstColumn="0" w:lastColumn="0" w:oddVBand="0" w:evenVBand="0" w:oddHBand="1" w:evenHBand="0" w:firstRowFirstColumn="0" w:firstRowLastColumn="0" w:lastRowFirstColumn="0" w:lastRowLastColumn="0"/>
+              <w:rPr>
+                <w:sz w:val="22"/>
+                <w:szCs w:val="22"/>
+              </w:rPr>
+            </w:pPr>
+            <w:r>
+              <w:rPr>
+                <w:sz w:val="22"/>
+                <w:szCs w:val="22"/>
+              </w:rPr>
+              <w:t>View Payment Receipt</w:t>
+            </w:r>
+          </w:p>
+        </w:tc>
+        <w:tc>
+          <w:tcPr>
+            <w:tcW w:w="1530" w:type="dxa"/>
+            <w:shd w:val="clear" w:color="auto" w:fill="auto"/>
+          </w:tcPr>
+          <w:p>
+            <w:pPr>
+              <w:cnfStyle w:val="000000100000" w:firstRow="0" w:lastRow="0" w:firstColumn="0" w:lastColumn="0" w:oddVBand="0" w:evenVBand="0" w:oddHBand="1" w:evenHBand="0" w:firstRowFirstColumn="0" w:firstRowLastColumn="0" w:lastRowFirstColumn="0" w:lastRowLastColumn="0"/>
+              <w:rPr>
+                <w:sz w:val="22"/>
+                <w:szCs w:val="22"/>
+              </w:rPr>
+            </w:pPr>
+            <w:r>
+              <w:rPr>
+                <w:sz w:val="22"/>
+                <w:szCs w:val="22"/>
+              </w:rPr>
+              <w:t>2</w:t>
+            </w:r>
+          </w:p>
+        </w:tc>
+      </w:tr>
+      <w:tr>
+        <w:trPr>
+          <w:jc w:val="center"/>
+        </w:trPr>
+        <w:tc>
+          <w:tcPr>
+            <w:cnfStyle w:val="001000000000" w:firstRow="0" w:lastRow="0" w:firstColumn="1" w:lastColumn="0" w:oddVBand="0" w:evenVBand="0" w:oddHBand="0" w:evenHBand="0" w:firstRowFirstColumn="0" w:firstRowLastColumn="0" w:lastRowFirstColumn="0" w:lastRowLastColumn="0"/>
+            <w:tcW w:w="1165" w:type="dxa"/>
+          </w:tcPr>
+          <w:p>
+            <w:pPr>
+              <w:rPr>
+                <w:sz w:val="22"/>
+                <w:szCs w:val="22"/>
+              </w:rPr>
+            </w:pPr>
+            <w:r>
+              <w:rPr>
+                <w:sz w:val="22"/>
+                <w:szCs w:val="22"/>
+              </w:rPr>
+              <w:t>4.1.1</w:t>
+            </w:r>
+          </w:p>
+        </w:tc>
+        <w:tc>
+          <w:tcPr>
+            <w:tcW w:w="4770" w:type="dxa"/>
+          </w:tcPr>
+          <w:p>
+            <w:pPr>
+              <w:cnfStyle w:val="000000000000" w:firstRow="0" w:lastRow="0" w:firstColumn="0" w:lastColumn="0" w:oddVBand="0" w:evenVBand="0" w:oddHBand="0" w:evenHBand="0" w:firstRowFirstColumn="0" w:firstRowLastColumn="0" w:lastRowFirstColumn="0" w:lastRowLastColumn="0"/>
+              <w:rPr>
+                <w:sz w:val="22"/>
+                <w:szCs w:val="22"/>
+              </w:rPr>
+            </w:pPr>
+            <w:r>
+              <w:rPr>
+                <w:sz w:val="22"/>
+                <w:szCs w:val="22"/>
+              </w:rPr>
+              <w:t>Add Parking Location (Garage, Lot, Meter/Street)</w:t>
+            </w:r>
+          </w:p>
+        </w:tc>
+        <w:tc>
+          <w:tcPr>
+            <w:tcW w:w="1530" w:type="dxa"/>
+          </w:tcPr>
+          <w:p>
+            <w:pPr>
+              <w:cnfStyle w:val="000000000000" w:firstRow="0" w:lastRow="0" w:firstColumn="0" w:lastColumn="0" w:oddVBand="0" w:evenVBand="0" w:oddHBand="0" w:evenHBand="0" w:firstRowFirstColumn="0" w:firstRowLastColumn="0" w:lastRowFirstColumn="0" w:lastRowLastColumn="0"/>
+              <w:rPr>
+                <w:sz w:val="22"/>
+                <w:szCs w:val="22"/>
+              </w:rPr>
+            </w:pPr>
+            <w:r>
+              <w:rPr>
+                <w:sz w:val="22"/>
+                <w:szCs w:val="22"/>
+              </w:rPr>
+              <w:t>5</w:t>
+            </w:r>
+          </w:p>
+        </w:tc>
+      </w:tr>
+      <w:tr>
+        <w:trPr>
+          <w:cnfStyle w:val="000000100000" w:firstRow="0" w:lastRow="0" w:firstColumn="0" w:lastColumn="0" w:oddVBand="0" w:evenVBand="0" w:oddHBand="1" w:evenHBand="0" w:firstRowFirstColumn="0" w:firstRowLastColumn="0" w:lastRowFirstColumn="0" w:lastRowLastColumn="0"/>
+          <w:jc w:val="center"/>
+        </w:trPr>
+        <w:tc>
+          <w:tcPr>
+            <w:cnfStyle w:val="001000000000" w:firstRow="0" w:lastRow="0" w:firstColumn="1" w:lastColumn="0" w:oddVBand="0" w:evenVBand="0" w:oddHBand="0" w:evenHBand="0" w:firstRowFirstColumn="0" w:firstRowLastColumn="0" w:lastRowFirstColumn="0" w:lastRowLastColumn="0"/>
+            <w:tcW w:w="1165" w:type="dxa"/>
+            <w:shd w:val="clear" w:color="auto" w:fill="auto"/>
+          </w:tcPr>
+          <w:p>
+            <w:pPr>
+              <w:rPr>
+                <w:sz w:val="22"/>
+                <w:szCs w:val="22"/>
+              </w:rPr>
+            </w:pPr>
+            <w:r>
+              <w:rPr>
+                <w:sz w:val="22"/>
+                <w:szCs w:val="22"/>
+              </w:rPr>
+              <w:t>4.1.2</w:t>
+            </w:r>
+          </w:p>
+        </w:tc>
+        <w:tc>
+          <w:tcPr>
+            <w:tcW w:w="4770" w:type="dxa"/>
+            <w:shd w:val="clear" w:color="auto" w:fill="auto"/>
+          </w:tcPr>
+          <w:p>
+            <w:pPr>
+              <w:cnfStyle w:val="000000100000" w:firstRow="0" w:lastRow="0" w:firstColumn="0" w:lastColumn="0" w:oddVBand="0" w:evenVBand="0" w:oddHBand="1" w:evenHBand="0" w:firstRowFirstColumn="0" w:firstRowLastColumn="0" w:lastRowFirstColumn="0" w:lastRowLastColumn="0"/>
+              <w:rPr>
+                <w:sz w:val="22"/>
+                <w:szCs w:val="22"/>
+              </w:rPr>
+            </w:pPr>
+            <w:r>
+              <w:rPr>
+                <w:sz w:val="22"/>
+                <w:szCs w:val="22"/>
+              </w:rPr>
+              <w:t>Edit Location Information and Capacity</w:t>
+            </w:r>
+          </w:p>
+        </w:tc>
+        <w:tc>
+          <w:tcPr>
+            <w:tcW w:w="1530" w:type="dxa"/>
+            <w:shd w:val="clear" w:color="auto" w:fill="auto"/>
+          </w:tcPr>
+          <w:p>
+            <w:pPr>
+              <w:cnfStyle w:val="000000100000" w:firstRow="0" w:lastRow="0" w:firstColumn="0" w:lastColumn="0" w:oddVBand="0" w:evenVBand="0" w:oddHBand="1" w:evenHBand="0" w:firstRowFirstColumn="0" w:firstRowLastColumn="0" w:lastRowFirstColumn="0" w:lastRowLastColumn="0"/>
+              <w:rPr>
+                <w:sz w:val="22"/>
+                <w:szCs w:val="22"/>
+              </w:rPr>
+            </w:pPr>
+            <w:r>
+              <w:rPr>
+                <w:sz w:val="22"/>
+                <w:szCs w:val="22"/>
+              </w:rPr>
+              <w:t>3</w:t>
+            </w:r>
+          </w:p>
+        </w:tc>
+      </w:tr>
+      <w:tr>
+        <w:trPr>
+          <w:jc w:val="center"/>
+        </w:trPr>
+        <w:tc>
+          <w:tcPr>
+            <w:cnfStyle w:val="001000000000" w:firstRow="0" w:lastRow="0" w:firstColumn="1" w:lastColumn="0" w:oddVBand="0" w:evenVBand="0" w:oddHBand="0" w:evenHBand="0" w:firstRowFirstColumn="0" w:firstRowLastColumn="0" w:lastRowFirstColumn="0" w:lastRowLastColumn="0"/>
+            <w:tcW w:w="1165" w:type="dxa"/>
+          </w:tcPr>
+          <w:p>
+            <w:pPr>
+              <w:rPr>
+                <w:sz w:val="22"/>
+                <w:szCs w:val="22"/>
+              </w:rPr>
+            </w:pPr>
+            <w:r>
+              <w:rPr>
+                <w:sz w:val="22"/>
+                <w:szCs w:val="22"/>
+              </w:rPr>
+              <w:t>4.1.3</w:t>
+            </w:r>
+          </w:p>
+        </w:tc>
+        <w:tc>
+          <w:tcPr>
+            <w:tcW w:w="4770" w:type="dxa"/>
+          </w:tcPr>
+          <w:p>
+            <w:pPr>
+              <w:cnfStyle w:val="000000000000" w:firstRow="0" w:lastRow="0" w:firstColumn="0" w:lastColumn="0" w:oddVBand="0" w:evenVBand="0" w:oddHBand="0" w:evenHBand="0" w:firstRowFirstColumn="0" w:firstRowLastColumn="0" w:lastRowFirstColumn="0" w:lastRowLastColumn="0"/>
+              <w:rPr>
+                <w:sz w:val="22"/>
+                <w:szCs w:val="22"/>
+              </w:rPr>
+            </w:pPr>
+            <w:r>
+              <w:rPr>
+                <w:sz w:val="22"/>
+                <w:szCs w:val="22"/>
+              </w:rPr>
+              <w:t>Remove Parking Location</w:t>
+            </w:r>
+          </w:p>
+        </w:tc>
+        <w:tc>
+          <w:tcPr>
+            <w:tcW w:w="1530" w:type="dxa"/>
+          </w:tcPr>
+          <w:p>
+            <w:pPr>
+              <w:cnfStyle w:val="000000000000" w:firstRow="0" w:lastRow="0" w:firstColumn="0" w:lastColumn="0" w:oddVBand="0" w:evenVBand="0" w:oddHBand="0" w:evenHBand="0" w:firstRowFirstColumn="0" w:firstRowLastColumn="0" w:lastRowFirstColumn="0" w:lastRowLastColumn="0"/>
+              <w:rPr>
+                <w:sz w:val="22"/>
+                <w:szCs w:val="22"/>
+              </w:rPr>
+            </w:pPr>
+            <w:r>
+              <w:rPr>
+                <w:sz w:val="22"/>
+                <w:szCs w:val="22"/>
+              </w:rPr>
+              <w:t>2</w:t>
+            </w:r>
+          </w:p>
+        </w:tc>
+      </w:tr>
+      <w:tr>
+        <w:trPr>
+          <w:cnfStyle w:val="000000100000" w:firstRow="0" w:lastRow="0" w:firstColumn="0" w:lastColumn="0" w:oddVBand="0" w:evenVBand="0" w:oddHBand="1" w:evenHBand="0" w:firstRowFirstColumn="0" w:firstRowLastColumn="0" w:lastRowFirstColumn="0" w:lastRowLastColumn="0"/>
+          <w:jc w:val="center"/>
+        </w:trPr>
+        <w:tc>
+          <w:tcPr>
+            <w:cnfStyle w:val="001000000000" w:firstRow="0" w:lastRow="0" w:firstColumn="1" w:lastColumn="0" w:oddVBand="0" w:evenVBand="0" w:oddHBand="0" w:evenHBand="0" w:firstRowFirstColumn="0" w:firstRowLastColumn="0" w:lastRowFirstColumn="0" w:lastRowLastColumn="0"/>
+            <w:tcW w:w="1165" w:type="dxa"/>
+            <w:shd w:val="clear" w:color="auto" w:fill="auto"/>
+          </w:tcPr>
+          <w:p>
+            <w:pPr>
+              <w:rPr>
+                <w:sz w:val="22"/>
+                <w:szCs w:val="22"/>
+              </w:rPr>
+            </w:pPr>
+            <w:r>
+              <w:rPr>
+                <w:sz w:val="22"/>
+                <w:szCs w:val="22"/>
+              </w:rPr>
+              <w:t>4.2.1</w:t>
+            </w:r>
+          </w:p>
+        </w:tc>
+        <w:tc>
+          <w:tcPr>
+            <w:tcW w:w="4770" w:type="dxa"/>
+            <w:shd w:val="clear" w:color="auto" w:fill="auto"/>
+          </w:tcPr>
+          <w:p>
+            <w:pPr>
+              <w:cnfStyle w:val="000000100000" w:firstRow="0" w:lastRow="0" w:firstColumn="0" w:lastColumn="0" w:oddVBand="0" w:evenVBand="0" w:oddHBand="1" w:evenHBand="0" w:firstRowFirstColumn="0" w:firstRowLastColumn="0" w:lastRowFirstColumn="0" w:lastRowLastColumn="0"/>
+              <w:rPr>
+                <w:sz w:val="22"/>
+                <w:szCs w:val="22"/>
+              </w:rPr>
+            </w:pPr>
+            <w:r>
+              <w:rPr>
+                <w:sz w:val="22"/>
+                <w:szCs w:val="22"/>
+              </w:rPr>
+              <w:t>Connecting Parking Monitoring System (Cameras, Sensors, Plate Readers, etc.)</w:t>
+            </w:r>
+          </w:p>
+        </w:tc>
+        <w:tc>
+          <w:tcPr>
+            <w:tcW w:w="1530" w:type="dxa"/>
+            <w:shd w:val="clear" w:color="auto" w:fill="auto"/>
+          </w:tcPr>
+          <w:p>
+            <w:pPr>
+              <w:cnfStyle w:val="000000100000" w:firstRow="0" w:lastRow="0" w:firstColumn="0" w:lastColumn="0" w:oddVBand="0" w:evenVBand="0" w:oddHBand="1" w:evenHBand="0" w:firstRowFirstColumn="0" w:firstRowLastColumn="0" w:lastRowFirstColumn="0" w:lastRowLastColumn="0"/>
+              <w:rPr>
+                <w:sz w:val="22"/>
+                <w:szCs w:val="22"/>
+              </w:rPr>
+            </w:pPr>
+            <w:r>
+              <w:rPr>
+                <w:sz w:val="22"/>
+                <w:szCs w:val="22"/>
+              </w:rPr>
+              <w:t>13</w:t>
+            </w:r>
+          </w:p>
+        </w:tc>
+      </w:tr>
+      <w:tr>
+        <w:trPr>
+          <w:jc w:val="center"/>
+        </w:trPr>
+        <w:tc>
+          <w:tcPr>
+            <w:cnfStyle w:val="001000000000" w:firstRow="0" w:lastRow="0" w:firstColumn="1" w:lastColumn="0" w:oddVBand="0" w:evenVBand="0" w:oddHBand="0" w:evenHBand="0" w:firstRowFirstColumn="0" w:firstRowLastColumn="0" w:lastRowFirstColumn="0" w:lastRowLastColumn="0"/>
+            <w:tcW w:w="1165" w:type="dxa"/>
+          </w:tcPr>
+          <w:p>
+            <w:pPr>
+              <w:rPr>
+                <w:sz w:val="22"/>
+                <w:szCs w:val="22"/>
+              </w:rPr>
+            </w:pPr>
+            <w:r>
+              <w:rPr>
+                <w:sz w:val="22"/>
+                <w:szCs w:val="22"/>
+              </w:rPr>
+              <w:t>4.2.2</w:t>
+            </w:r>
+          </w:p>
+        </w:tc>
+        <w:tc>
+          <w:tcPr>
+            <w:tcW w:w="4770" w:type="dxa"/>
+          </w:tcPr>
+          <w:p>
+            <w:pPr>
+              <w:cnfStyle w:val="000000000000" w:firstRow="0" w:lastRow="0" w:firstColumn="0" w:lastColumn="0" w:oddVBand="0" w:evenVBand="0" w:oddHBand="0" w:evenHBand="0" w:firstRowFirstColumn="0" w:firstRowLastColumn="0" w:lastRowFirstColumn="0" w:lastRowLastColumn="0"/>
+              <w:rPr>
+                <w:sz w:val="22"/>
+                <w:szCs w:val="22"/>
+              </w:rPr>
+            </w:pPr>
+            <w:r>
+              <w:rPr>
+                <w:sz w:val="22"/>
+                <w:szCs w:val="22"/>
+              </w:rPr>
+              <w:t>Update Availability</w:t>
+            </w:r>
+          </w:p>
+        </w:tc>
+        <w:tc>
+          <w:tcPr>
+            <w:tcW w:w="1530" w:type="dxa"/>
+          </w:tcPr>
+          <w:p>
+            <w:pPr>
+              <w:cnfStyle w:val="000000000000" w:firstRow="0" w:lastRow="0" w:firstColumn="0" w:lastColumn="0" w:oddVBand="0" w:evenVBand="0" w:oddHBand="0" w:evenHBand="0" w:firstRowFirstColumn="0" w:firstRowLastColumn="0" w:lastRowFirstColumn="0" w:lastRowLastColumn="0"/>
+              <w:rPr>
+                <w:sz w:val="22"/>
+                <w:szCs w:val="22"/>
+              </w:rPr>
+            </w:pPr>
+            <w:r>
+              <w:rPr>
+                <w:sz w:val="22"/>
+                <w:szCs w:val="22"/>
+              </w:rPr>
+              <w:t>8</w:t>
+            </w:r>
+          </w:p>
+        </w:tc>
+      </w:tr>
+      <w:tr>
+        <w:trPr>
+          <w:cnfStyle w:val="000000100000" w:firstRow="0" w:lastRow="0" w:firstColumn="0" w:lastColumn="0" w:oddVBand="0" w:evenVBand="0" w:oddHBand="1" w:evenHBand="0" w:firstRowFirstColumn="0" w:firstRowLastColumn="0" w:lastRowFirstColumn="0" w:lastRowLastColumn="0"/>
+          <w:jc w:val="center"/>
+        </w:trPr>
+        <w:tc>
+          <w:tcPr>
+            <w:cnfStyle w:val="001000000000" w:firstRow="0" w:lastRow="0" w:firstColumn="1" w:lastColumn="0" w:oddVBand="0" w:evenVBand="0" w:oddHBand="0" w:evenHBand="0" w:firstRowFirstColumn="0" w:firstRowLastColumn="0" w:lastRowFirstColumn="0" w:lastRowLastColumn="0"/>
+            <w:tcW w:w="1165" w:type="dxa"/>
+            <w:shd w:val="clear" w:color="auto" w:fill="auto"/>
+          </w:tcPr>
+          <w:p>
+            <w:pPr>
+              <w:rPr>
+                <w:sz w:val="22"/>
+                <w:szCs w:val="22"/>
+              </w:rPr>
+            </w:pPr>
+            <w:r>
+              <w:rPr>
+                <w:sz w:val="22"/>
+                <w:szCs w:val="22"/>
+              </w:rPr>
+              <w:t>4.2.3</w:t>
+            </w:r>
+          </w:p>
+        </w:tc>
+        <w:tc>
+          <w:tcPr>
+            <w:tcW w:w="4770" w:type="dxa"/>
+            <w:shd w:val="clear" w:color="auto" w:fill="auto"/>
+          </w:tcPr>
+          <w:p>
+            <w:pPr>
+              <w:cnfStyle w:val="000000100000" w:firstRow="0" w:lastRow="0" w:firstColumn="0" w:lastColumn="0" w:oddVBand="0" w:evenVBand="0" w:oddHBand="1" w:evenHBand="0" w:firstRowFirstColumn="0" w:firstRowLastColumn="0" w:lastRowFirstColumn="0" w:lastRowLastColumn="0"/>
+              <w:rPr>
+                <w:sz w:val="22"/>
+                <w:szCs w:val="22"/>
+              </w:rPr>
+            </w:pPr>
+            <w:r>
+              <w:rPr>
+                <w:sz w:val="22"/>
+                <w:szCs w:val="22"/>
+              </w:rPr>
+              <w:t>Display Current Occupancy</w:t>
+            </w:r>
+          </w:p>
+        </w:tc>
+        <w:tc>
+          <w:tcPr>
+            <w:tcW w:w="1530" w:type="dxa"/>
+            <w:shd w:val="clear" w:color="auto" w:fill="auto"/>
+          </w:tcPr>
+          <w:p>
+            <w:pPr>
+              <w:cnfStyle w:val="000000100000" w:firstRow="0" w:lastRow="0" w:firstColumn="0" w:lastColumn="0" w:oddVBand="0" w:evenVBand="0" w:oddHBand="1" w:evenHBand="0" w:firstRowFirstColumn="0" w:firstRowLastColumn="0" w:lastRowFirstColumn="0" w:lastRowLastColumn="0"/>
+              <w:rPr>
+                <w:sz w:val="22"/>
+                <w:szCs w:val="22"/>
+              </w:rPr>
+            </w:pPr>
+            <w:r>
+              <w:rPr>
+                <w:sz w:val="22"/>
+                <w:szCs w:val="22"/>
+              </w:rPr>
+              <w:t>5</w:t>
+            </w:r>
+          </w:p>
+        </w:tc>
+      </w:tr>
+      <w:tr>
+        <w:trPr>
+          <w:jc w:val="center"/>
+        </w:trPr>
+        <w:tc>
+          <w:tcPr>
+            <w:cnfStyle w:val="001000000000" w:firstRow="0" w:lastRow="0" w:firstColumn="1" w:lastColumn="0" w:oddVBand="0" w:evenVBand="0" w:oddHBand="0" w:evenHBand="0" w:firstRowFirstColumn="0" w:firstRowLastColumn="0" w:lastRowFirstColumn="0" w:lastRowLastColumn="0"/>
+            <w:tcW w:w="1165" w:type="dxa"/>
+          </w:tcPr>
+          <w:p>
+            <w:pPr>
+              <w:rPr>
+                <w:sz w:val="22"/>
+                <w:szCs w:val="22"/>
+              </w:rPr>
+            </w:pPr>
+            <w:r>
+              <w:rPr>
+                <w:sz w:val="22"/>
+                <w:szCs w:val="22"/>
+              </w:rPr>
+              <w:t>5.1.1</w:t>
+            </w:r>
+          </w:p>
+        </w:tc>
+        <w:tc>
+          <w:tcPr>
+            <w:tcW w:w="4770" w:type="dxa"/>
+          </w:tcPr>
+          <w:p>
+            <w:pPr>
+              <w:cnfStyle w:val="000000000000" w:firstRow="0" w:lastRow="0" w:firstColumn="0" w:lastColumn="0" w:oddVBand="0" w:evenVBand="0" w:oddHBand="0" w:evenHBand="0" w:firstRowFirstColumn="0" w:firstRowLastColumn="0" w:lastRowFirstColumn="0" w:lastRowLastColumn="0"/>
+              <w:rPr>
+                <w:sz w:val="22"/>
+                <w:szCs w:val="22"/>
+              </w:rPr>
+            </w:pPr>
+            <w:r>
+              <w:rPr>
+                <w:sz w:val="22"/>
+                <w:szCs w:val="22"/>
+              </w:rPr>
+              <w:t>View Current Occupancy Status</w:t>
+            </w:r>
+          </w:p>
+        </w:tc>
+        <w:tc>
+          <w:tcPr>
+            <w:tcW w:w="1530" w:type="dxa"/>
+          </w:tcPr>
+          <w:p>
+            <w:pPr>
+              <w:cnfStyle w:val="000000000000" w:firstRow="0" w:lastRow="0" w:firstColumn="0" w:lastColumn="0" w:oddVBand="0" w:evenVBand="0" w:oddHBand="0" w:evenHBand="0" w:firstRowFirstColumn="0" w:firstRowLastColumn="0" w:lastRowFirstColumn="0" w:lastRowLastColumn="0"/>
+              <w:rPr>
+                <w:sz w:val="22"/>
+                <w:szCs w:val="22"/>
+              </w:rPr>
+            </w:pPr>
+            <w:r>
+              <w:rPr>
+                <w:sz w:val="22"/>
+                <w:szCs w:val="22"/>
+              </w:rPr>
+              <w:t>3</w:t>
+            </w:r>
+          </w:p>
+        </w:tc>
+      </w:tr>
+      <w:tr>
+        <w:trPr>
+          <w:cnfStyle w:val="000000100000" w:firstRow="0" w:lastRow="0" w:firstColumn="0" w:lastColumn="0" w:oddVBand="0" w:evenVBand="0" w:oddHBand="1" w:evenHBand="0" w:firstRowFirstColumn="0" w:firstRowLastColumn="0" w:lastRowFirstColumn="0" w:lastRowLastColumn="0"/>
+          <w:jc w:val="center"/>
+        </w:trPr>
+        <w:tc>
+          <w:tcPr>
+            <w:cnfStyle w:val="001000000000" w:firstRow="0" w:lastRow="0" w:firstColumn="1" w:lastColumn="0" w:oddVBand="0" w:evenVBand="0" w:oddHBand="0" w:evenHBand="0" w:firstRowFirstColumn="0" w:firstRowLastColumn="0" w:lastRowFirstColumn="0" w:lastRowLastColumn="0"/>
+            <w:tcW w:w="1165" w:type="dxa"/>
+            <w:shd w:val="clear" w:color="auto" w:fill="auto"/>
+          </w:tcPr>
+          <w:p>
+            <w:pPr>
+              <w:rPr>
+                <w:sz w:val="22"/>
+                <w:szCs w:val="22"/>
+              </w:rPr>
+            </w:pPr>
+            <w:r>
+              <w:rPr>
+                <w:sz w:val="22"/>
+                <w:szCs w:val="22"/>
+              </w:rPr>
+              <w:t>5.1.2</w:t>
+            </w:r>
+          </w:p>
+        </w:tc>
+        <w:tc>
+          <w:tcPr>
+            <w:tcW w:w="4770" w:type="dxa"/>
+            <w:shd w:val="clear" w:color="auto" w:fill="auto"/>
+          </w:tcPr>
+          <w:p>
+            <w:pPr>
+              <w:cnfStyle w:val="000000100000" w:firstRow="0" w:lastRow="0" w:firstColumn="0" w:lastColumn="0" w:oddVBand="0" w:evenVBand="0" w:oddHBand="1" w:evenHBand="0" w:firstRowFirstColumn="0" w:firstRowLastColumn="0" w:lastRowFirstColumn="0" w:lastRowLastColumn="0"/>
+              <w:rPr>
+                <w:sz w:val="22"/>
+                <w:szCs w:val="22"/>
+              </w:rPr>
+            </w:pPr>
+            <w:r>
+              <w:rPr>
+                <w:sz w:val="22"/>
+                <w:szCs w:val="22"/>
+              </w:rPr>
+              <w:t>View Reservation Activity</w:t>
+            </w:r>
+          </w:p>
+        </w:tc>
+        <w:tc>
+          <w:tcPr>
+            <w:tcW w:w="1530" w:type="dxa"/>
+            <w:shd w:val="clear" w:color="auto" w:fill="auto"/>
+          </w:tcPr>
+          <w:p>
+            <w:pPr>
+              <w:cnfStyle w:val="000000100000" w:firstRow="0" w:lastRow="0" w:firstColumn="0" w:lastColumn="0" w:oddVBand="0" w:evenVBand="0" w:oddHBand="1" w:evenHBand="0" w:firstRowFirstColumn="0" w:firstRowLastColumn="0" w:lastRowFirstColumn="0" w:lastRowLastColumn="0"/>
+              <w:rPr>
+                <w:sz w:val="22"/>
+                <w:szCs w:val="22"/>
+              </w:rPr>
+            </w:pPr>
+            <w:r>
+              <w:rPr>
+                <w:sz w:val="22"/>
+                <w:szCs w:val="22"/>
+              </w:rPr>
+              <w:t>3</w:t>
+            </w:r>
+          </w:p>
+        </w:tc>
+      </w:tr>
+      <w:tr>
+        <w:trPr>
+          <w:jc w:val="center"/>
+        </w:trPr>
+        <w:tc>
+          <w:tcPr>
+            <w:cnfStyle w:val="001000000000" w:firstRow="0" w:lastRow="0" w:firstColumn="1" w:lastColumn="0" w:oddVBand="0" w:evenVBand="0" w:oddHBand="0" w:evenHBand="0" w:firstRowFirstColumn="0" w:firstRowLastColumn="0" w:lastRowFirstColumn="0" w:lastRowLastColumn="0"/>
+            <w:tcW w:w="1165" w:type="dxa"/>
+          </w:tcPr>
+          <w:p>
+            <w:pPr>
+              <w:rPr>
+                <w:sz w:val="22"/>
+                <w:szCs w:val="22"/>
+              </w:rPr>
+            </w:pPr>
+            <w:r>
+              <w:rPr>
+                <w:sz w:val="22"/>
+                <w:szCs w:val="22"/>
+              </w:rPr>
+              <w:t>5.1.3</w:t>
+            </w:r>
+          </w:p>
+        </w:tc>
+        <w:tc>
+          <w:tcPr>
+            <w:tcW w:w="4770" w:type="dxa"/>
+          </w:tcPr>
+          <w:p>
+            <w:pPr>
+              <w:cnfStyle w:val="000000000000" w:firstRow="0" w:lastRow="0" w:firstColumn="0" w:lastColumn="0" w:oddVBand="0" w:evenVBand="0" w:oddHBand="0" w:evenHBand="0" w:firstRowFirstColumn="0" w:firstRowLastColumn="0" w:lastRowFirstColumn="0" w:lastRowLastColumn="0"/>
+              <w:rPr>
+                <w:sz w:val="22"/>
+                <w:szCs w:val="22"/>
+              </w:rPr>
+            </w:pPr>
+            <w:r>
+              <w:rPr>
+                <w:sz w:val="22"/>
+                <w:szCs w:val="22"/>
+              </w:rPr>
+              <w:t>View Financial Activity</w:t>
+            </w:r>
+          </w:p>
+        </w:tc>
+        <w:tc>
+          <w:tcPr>
+            <w:tcW w:w="1530" w:type="dxa"/>
+          </w:tcPr>
+          <w:p>
+            <w:pPr>
+              <w:cnfStyle w:val="000000000000" w:firstRow="0" w:lastRow="0" w:firstColumn="0" w:lastColumn="0" w:oddVBand="0" w:evenVBand="0" w:oddHBand="0" w:evenHBand="0" w:firstRowFirstColumn="0" w:firstRowLastColumn="0" w:lastRowFirstColumn="0" w:lastRowLastColumn="0"/>
+              <w:rPr>
+                <w:sz w:val="22"/>
+                <w:szCs w:val="22"/>
+              </w:rPr>
+            </w:pPr>
+            <w:r>
+              <w:rPr>
+                <w:sz w:val="22"/>
+                <w:szCs w:val="22"/>
+              </w:rPr>
+              <w:t>5</w:t>
+            </w:r>
+          </w:p>
+        </w:tc>
+      </w:tr>
+      <w:tr>
+        <w:trPr>
+          <w:cnfStyle w:val="000000100000" w:firstRow="0" w:lastRow="0" w:firstColumn="0" w:lastColumn="0" w:oddVBand="0" w:evenVBand="0" w:oddHBand="1" w:evenHBand="0" w:firstRowFirstColumn="0" w:firstRowLastColumn="0" w:lastRowFirstColumn="0" w:lastRowLastColumn="0"/>
+          <w:jc w:val="center"/>
+        </w:trPr>
+        <w:tc>
+          <w:tcPr>
+            <w:cnfStyle w:val="001000000000" w:firstRow="0" w:lastRow="0" w:firstColumn="1" w:lastColumn="0" w:oddVBand="0" w:evenVBand="0" w:oddHBand="0" w:evenHBand="0" w:firstRowFirstColumn="0" w:firstRowLastColumn="0" w:lastRowFirstColumn="0" w:lastRowLastColumn="0"/>
+            <w:tcW w:w="1165" w:type="dxa"/>
+            <w:shd w:val="clear" w:color="auto" w:fill="auto"/>
+          </w:tcPr>
+          <w:p>
+            <w:pPr>
+              <w:rPr>
+                <w:sz w:val="22"/>
+                <w:szCs w:val="22"/>
+              </w:rPr>
+            </w:pPr>
+            <w:r>
+              <w:rPr>
+                <w:sz w:val="22"/>
+                <w:szCs w:val="22"/>
+              </w:rPr>
+              <w:t>5.2.1</w:t>
+            </w:r>
+          </w:p>
+        </w:tc>
+        <w:tc>
+          <w:tcPr>
+            <w:tcW w:w="4770" w:type="dxa"/>
+            <w:shd w:val="clear" w:color="auto" w:fill="auto"/>
+          </w:tcPr>
+          <w:p>
+            <w:pPr>
+              <w:cnfStyle w:val="000000100000" w:firstRow="0" w:lastRow="0" w:firstColumn="0" w:lastColumn="0" w:oddVBand="0" w:evenVBand="0" w:oddHBand="1" w:evenHBand="0" w:firstRowFirstColumn="0" w:firstRowLastColumn="0" w:lastRowFirstColumn="0" w:lastRowLastColumn="0"/>
+              <w:rPr>
+                <w:sz w:val="22"/>
+                <w:szCs w:val="22"/>
+              </w:rPr>
+            </w:pPr>
+            <w:r>
+              <w:rPr>
+                <w:sz w:val="22"/>
+                <w:szCs w:val="22"/>
+              </w:rPr>
+              <w:t>Generate Occupancy Report</w:t>
+            </w:r>
+          </w:p>
+        </w:tc>
+        <w:tc>
+          <w:tcPr>
+            <w:tcW w:w="1530" w:type="dxa"/>
+            <w:shd w:val="clear" w:color="auto" w:fill="auto"/>
+          </w:tcPr>
+          <w:p>
+            <w:pPr>
+              <w:cnfStyle w:val="000000100000" w:firstRow="0" w:lastRow="0" w:firstColumn="0" w:lastColumn="0" w:oddVBand="0" w:evenVBand="0" w:oddHBand="1" w:evenHBand="0" w:firstRowFirstColumn="0" w:firstRowLastColumn="0" w:lastRowFirstColumn="0" w:lastRowLastColumn="0"/>
+              <w:rPr>
+                <w:sz w:val="22"/>
+                <w:szCs w:val="22"/>
+              </w:rPr>
+            </w:pPr>
+            <w:r>
+              <w:rPr>
+                <w:sz w:val="22"/>
+                <w:szCs w:val="22"/>
+              </w:rPr>
+              <w:t>5</w:t>
+            </w:r>
+          </w:p>
+        </w:tc>
+      </w:tr>
+      <w:tr>
+        <w:trPr>
+          <w:jc w:val="center"/>
+        </w:trPr>
+        <w:tc>
+          <w:tcPr>
+            <w:cnfStyle w:val="001000000000" w:firstRow="0" w:lastRow="0" w:firstColumn="1" w:lastColumn="0" w:oddVBand="0" w:evenVBand="0" w:oddHBand="0" w:evenHBand="0" w:firstRowFirstColumn="0" w:firstRowLastColumn="0" w:lastRowFirstColumn="0" w:lastRowLastColumn="0"/>
+            <w:tcW w:w="1165" w:type="dxa"/>
+          </w:tcPr>
+          <w:p>
+            <w:pPr>
+              <w:rPr>
+                <w:sz w:val="22"/>
+                <w:szCs w:val="22"/>
+              </w:rPr>
+            </w:pPr>
+            <w:r>
+              <w:rPr>
+                <w:sz w:val="22"/>
+                <w:szCs w:val="22"/>
+              </w:rPr>
+              <w:t>5.2.2</w:t>
+            </w:r>
+          </w:p>
+        </w:tc>
+        <w:tc>
+          <w:tcPr>
+            <w:tcW w:w="4770" w:type="dxa"/>
+          </w:tcPr>
+          <w:p>
+            <w:pPr>
+              <w:cnfStyle w:val="000000000000" w:firstRow="0" w:lastRow="0" w:firstColumn="0" w:lastColumn="0" w:oddVBand="0" w:evenVBand="0" w:oddHBand="0" w:evenHBand="0" w:firstRowFirstColumn="0" w:firstRowLastColumn="0" w:lastRowFirstColumn="0" w:lastRowLastColumn="0"/>
+              <w:rPr>
+                <w:sz w:val="22"/>
+                <w:szCs w:val="22"/>
+              </w:rPr>
+            </w:pPr>
+            <w:r>
+              <w:rPr>
+                <w:sz w:val="22"/>
+                <w:szCs w:val="22"/>
+              </w:rPr>
+              <w:t>Generate Financial Report</w:t>
+            </w:r>
+          </w:p>
+        </w:tc>
+        <w:tc>
+          <w:tcPr>
+            <w:tcW w:w="1530" w:type="dxa"/>
+          </w:tcPr>
+          <w:p>
+            <w:pPr>
+              <w:cnfStyle w:val="000000000000" w:firstRow="0" w:lastRow="0" w:firstColumn="0" w:lastColumn="0" w:oddVBand="0" w:evenVBand="0" w:oddHBand="0" w:evenHBand="0" w:firstRowFirstColumn="0" w:firstRowLastColumn="0" w:lastRowFirstColumn="0" w:lastRowLastColumn="0"/>
+              <w:rPr>
+                <w:sz w:val="22"/>
+                <w:szCs w:val="22"/>
+              </w:rPr>
+            </w:pPr>
+            <w:r>
+              <w:rPr>
+                <w:sz w:val="22"/>
+                <w:szCs w:val="22"/>
+              </w:rPr>
+              <w:t>5</w:t>
+            </w:r>
+          </w:p>
+        </w:tc>
+      </w:tr>
+      <w:tr>
+        <w:trPr>
+          <w:cnfStyle w:val="000000100000" w:firstRow="0" w:lastRow="0" w:firstColumn="0" w:lastColumn="0" w:oddVBand="0" w:evenVBand="0" w:oddHBand="1" w:evenHBand="0" w:firstRowFirstColumn="0" w:firstRowLastColumn="0" w:lastRowFirstColumn="0" w:lastRowLastColumn="0"/>
+          <w:jc w:val="center"/>
+        </w:trPr>
+        <w:tc>
+          <w:tcPr>
+            <w:cnfStyle w:val="001000000000" w:firstRow="0" w:lastRow="0" w:firstColumn="1" w:lastColumn="0" w:oddVBand="0" w:evenVBand="0" w:oddHBand="0" w:evenHBand="0" w:firstRowFirstColumn="0" w:firstRowLastColumn="0" w:lastRowFirstColumn="0" w:lastRowLastColumn="0"/>
+            <w:tcW w:w="1165" w:type="dxa"/>
+            <w:shd w:val="clear" w:color="auto" w:fill="auto"/>
+          </w:tcPr>
+          <w:p>
+            <w:pPr>
+              <w:rPr>
+                <w:sz w:val="22"/>
+                <w:szCs w:val="22"/>
+              </w:rPr>
+            </w:pPr>
+            <w:r>
+              <w:rPr>
+                <w:sz w:val="22"/>
+                <w:szCs w:val="22"/>
+              </w:rPr>
+              <w:t>5.2.3</w:t>
+            </w:r>
+          </w:p>
+        </w:tc>
+        <w:tc>
+          <w:tcPr>
+            <w:tcW w:w="4770" w:type="dxa"/>
+            <w:shd w:val="clear" w:color="auto" w:fill="auto"/>
+          </w:tcPr>
+          <w:p>
+            <w:pPr>
+              <w:cnfStyle w:val="000000100000" w:firstRow="0" w:lastRow="0" w:firstColumn="0" w:lastColumn="0" w:oddVBand="0" w:evenVBand="0" w:oddHBand="1" w:evenHBand="0" w:firstRowFirstColumn="0" w:firstRowLastColumn="0" w:lastRowFirstColumn="0" w:lastRowLastColumn="0"/>
+              <w:rPr>
+                <w:sz w:val="22"/>
+                <w:szCs w:val="22"/>
+              </w:rPr>
+            </w:pPr>
+            <w:r>
+              <w:rPr>
+                <w:sz w:val="22"/>
+                <w:szCs w:val="22"/>
+              </w:rPr>
+              <w:t>View Parking Activity Report</w:t>
+            </w:r>
+          </w:p>
+        </w:tc>
+        <w:tc>
+          <w:tcPr>
+            <w:tcW w:w="1530" w:type="dxa"/>
+            <w:shd w:val="clear" w:color="auto" w:fill="auto"/>
+          </w:tcPr>
+          <w:p>
+            <w:pPr>
+              <w:cnfStyle w:val="000000100000" w:firstRow="0" w:lastRow="0" w:firstColumn="0" w:lastColumn="0" w:oddVBand="0" w:evenVBand="0" w:oddHBand="1" w:evenHBand="0" w:firstRowFirstColumn="0" w:firstRowLastColumn="0" w:lastRowFirstColumn="0" w:lastRowLastColumn="0"/>
+              <w:rPr>
+                <w:sz w:val="22"/>
+                <w:szCs w:val="22"/>
+              </w:rPr>
+            </w:pPr>
+            <w:r>
+              <w:rPr>
+                <w:sz w:val="22"/>
+                <w:szCs w:val="22"/>
+              </w:rPr>
+              <w:t>3</w:t>
+            </w:r>
+          </w:p>
+        </w:tc>
+      </w:tr>
+    </w:tbl>
+    <w:p>
+      <w:pPr>
+        <w:spacing w:after="0"/>
+      </w:pPr>
+    </w:p>
+    <w:p>
+      <w:pPr>
+        <w:rPr>
+          <w:rFonts w:asciiTheme="majorBidi" w:hAnsiTheme="majorBidi" w:cstheme="majorBidi"/>
+        </w:rPr>
+      </w:pPr>
+      <w:r>
+        <w:rPr>
+          <w:rFonts w:asciiTheme="majorBidi" w:hAnsiTheme="majorBidi" w:cstheme="majorBidi"/>
+        </w:rPr>
+        <w:t xml:space="preserve">The value </w:t>
+      </w:r>
+      <w:r>
+        <w:rPr>
+          <w:rFonts w:asciiTheme="majorBidi" w:hAnsiTheme="majorBidi" w:cstheme="majorBidi"/>
+        </w:rPr>
+        <w:t>13 w</w:t>
+      </w:r>
+      <w:r>
+        <w:rPr>
+          <w:rFonts w:asciiTheme="majorBidi" w:hAnsiTheme="majorBidi" w:cstheme="majorBidi"/>
+        </w:rPr>
+        <w:t xml:space="preserve">as </w:t>
+      </w:r>
+      <w:r>
+        <w:rPr>
+          <w:rFonts w:asciiTheme="majorBidi" w:hAnsiTheme="majorBidi" w:cstheme="majorBidi"/>
+        </w:rPr>
+        <w:t xml:space="preserve">used as the highest value for my </w:t>
+      </w:r>
+      <w:r>
+        <w:rPr>
+          <w:rFonts w:asciiTheme="majorBidi" w:hAnsiTheme="majorBidi" w:cstheme="majorBidi"/>
+        </w:rPr>
+        <w:t>story points</w:t>
+      </w:r>
+      <w:r>
+        <w:rPr>
+          <w:rFonts w:asciiTheme="majorBidi" w:hAnsiTheme="majorBidi" w:cstheme="majorBidi"/>
+        </w:rPr>
+        <w:t xml:space="preserve"> because the level 3 items</w:t>
+      </w:r>
+      <w:r>
+        <w:rPr>
+          <w:rFonts w:asciiTheme="majorBidi" w:hAnsiTheme="majorBidi" w:cstheme="majorBidi"/>
+        </w:rPr>
+        <w:t xml:space="preserve"> in my WBS</w:t>
+      </w:r>
+      <w:r>
+        <w:rPr>
+          <w:rFonts w:asciiTheme="majorBidi" w:hAnsiTheme="majorBidi" w:cstheme="majorBidi"/>
+        </w:rPr>
+        <w:t xml:space="preserve"> are already broken into smaller work packages. </w:t>
+      </w:r>
+      <w:r>
+        <w:rPr>
+          <w:rFonts w:asciiTheme="majorBidi" w:hAnsiTheme="majorBidi" w:cstheme="majorBidi"/>
+        </w:rPr>
+        <w:t>Items that would be estimated to be</w:t>
+      </w:r>
+      <w:r>
+        <w:rPr>
+          <w:rFonts w:asciiTheme="majorBidi" w:hAnsiTheme="majorBidi" w:cstheme="majorBidi"/>
+        </w:rPr>
+        <w:t xml:space="preserve"> above that will likely be needed to be broken down further</w:t>
+      </w:r>
+      <w:r>
+        <w:rPr>
+          <w:rFonts w:asciiTheme="majorBidi" w:hAnsiTheme="majorBidi" w:cstheme="majorBidi"/>
+        </w:rPr>
+        <w:t xml:space="preserve">. Higher values of 8 and 13 were also given to features involving </w:t>
+      </w:r>
+      <w:r>
+        <w:rPr>
+          <w:rFonts w:asciiTheme="majorBidi" w:hAnsiTheme="majorBidi" w:cstheme="majorBidi"/>
+        </w:rPr>
+        <w:t xml:space="preserve">the use of </w:t>
+      </w:r>
+      <w:r>
+        <w:rPr>
+          <w:rFonts w:asciiTheme="majorBidi" w:hAnsiTheme="majorBidi" w:cstheme="majorBidi"/>
+        </w:rPr>
+        <w:t xml:space="preserve">real time data, outside </w:t>
+      </w:r>
+      <w:r>
+        <w:rPr>
+          <w:rFonts w:asciiTheme="majorBidi" w:hAnsiTheme="majorBidi" w:cstheme="majorBidi"/>
+        </w:rPr>
+        <w:t>system</w:t>
+      </w:r>
+      <w:r>
+        <w:rPr>
+          <w:rFonts w:asciiTheme="majorBidi" w:hAnsiTheme="majorBidi" w:cstheme="majorBidi"/>
+        </w:rPr>
+        <w:t>s</w:t>
+      </w:r>
+      <w:r>
+        <w:rPr>
+          <w:rFonts w:asciiTheme="majorBidi" w:hAnsiTheme="majorBidi" w:cstheme="majorBidi"/>
+        </w:rPr>
+        <w:t>, payment processing</w:t>
+      </w:r>
+      <w:r>
+        <w:rPr>
+          <w:rFonts w:asciiTheme="majorBidi" w:hAnsiTheme="majorBidi" w:cstheme="majorBidi"/>
+        </w:rPr>
+        <w:t>, or</w:t>
+      </w:r>
+      <w:r>
+        <w:rPr>
+          <w:rFonts w:asciiTheme="majorBidi" w:hAnsiTheme="majorBidi" w:cstheme="majorBidi"/>
+        </w:rPr>
+        <w:t xml:space="preserve"> parking monitoring because these items require </w:t>
+      </w:r>
+      <w:r>
+        <w:rPr>
+          <w:rFonts w:asciiTheme="majorBidi" w:hAnsiTheme="majorBidi" w:cstheme="majorBidi"/>
+        </w:rPr>
+        <w:t>more complexity and effort to manage.</w:t>
+      </w:r>
+    </w:p>
+    <w:p>
+      <w:pPr>
+        <w:rPr>
+          <w:rFonts w:asciiTheme="majorBidi" w:hAnsiTheme="majorBidi"/>
+        </w:rPr>
+      </w:pPr>
+      <w:r>
+        <w:rPr>
+          <w:rFonts w:asciiTheme="majorBidi" w:hAnsiTheme="majorBidi"/>
+        </w:rPr>
+        <w:br w:type="page"/>
+      </w:r>
+    </w:p>
+    <w:p>
+      <w:pPr>
+        <w:rPr>
+          <w:rFonts w:asciiTheme="majorBidi" w:eastAsiaTheme="majorEastAsia" w:hAnsiTheme="majorBidi" w:cstheme="majorBidi"/>
+          <w:sz w:val="40"/>
+          <w:szCs w:val="40"/>
+        </w:rPr>
+      </w:pPr>
+    </w:p>
+    <w:p>
+      <w:pPr>
+        <w:pStyle w:val="Heading1"/>
+        <w:spacing w:line="360" w:lineRule="auto"/>
+        <w:rPr>
+          <w:rFonts w:asciiTheme="majorBidi" w:hAnsiTheme="majorBidi"/>
+          <w:color w:val="auto"/>
+        </w:rPr>
+      </w:pPr>
+      <w:r>
+        <w:rPr>
+          <w:rFonts w:asciiTheme="majorBidi" w:hAnsiTheme="majorBidi"/>
+          <w:color w:val="auto"/>
+        </w:rPr>
+        <w:t xml:space="preserve">4. </w:t>
+      </w:r>
+      <w:r>
+        <w:rPr>
+          <w:rFonts w:asciiTheme="majorBidi" w:hAnsiTheme="majorBidi"/>
+          <w:color w:val="auto"/>
+        </w:rPr>
+        <w:t xml:space="preserve">Timeline and </w:t>
+      </w:r>
+      <w:r>
+        <w:rPr>
+          <w:rFonts w:asciiTheme="majorBidi" w:hAnsiTheme="majorBidi"/>
+          <w:color w:val="auto"/>
+        </w:rPr>
+        <w:t>Gantt char</w:t>
+      </w:r>
+      <w:r>
+        <w:rPr>
+          <w:rFonts w:asciiTheme="majorBidi" w:hAnsiTheme="majorBidi"/>
+          <w:color w:val="auto"/>
+        </w:rPr>
+        <w:t>t</w:t>
+      </w:r>
+    </w:p>
+    <w:p>
+      <w:pPr>
+        <w:rPr>
+          <w:rFonts w:asciiTheme="majorBidi" w:hAnsiTheme="majorBidi" w:cstheme="majorBidi"/>
+        </w:rPr>
+      </w:pPr>
+      <w:r>
+        <w:rPr>
+          <w:rFonts w:asciiTheme="majorBidi" w:hAnsiTheme="majorBidi" w:cstheme="majorBidi"/>
+        </w:rPr>
+        <w:drawing>
+          <wp:anchor distT="0" distB="0" distL="114300" distR="114300" simplePos="0" relativeHeight="251660800" behindDoc="1" locked="0" layoutInCell="1" allowOverlap="1" wp14:anchorId="4F7F4707" wp14:editId="3EC71003">
+            <wp:simplePos x="0" y="0"/>
+            <wp:positionH relativeFrom="margin">
+              <wp:align>center</wp:align>
+            </wp:positionH>
+            <wp:positionV relativeFrom="paragraph">
+              <wp:posOffset>794440</wp:posOffset>
+            </wp:positionV>
+            <wp:extent cx="6988175" cy="3970020"/>
+            <wp:effectExtent l="0" t="0" r="3175" b="0"/>
+            <wp:wrapTopAndBottom/>
+            <wp:docPr id="1405361118" name="Picture 1"/>
+            <wp:cNvGraphicFramePr>
+              <a:graphicFrameLocks xmlns:a="http://schemas.openxmlformats.org/drawingml/2006/main" noChangeAspect="1"/>
+            </wp:cNvGraphicFramePr>
+            <a:graphic xmlns:a="http://schemas.openxmlformats.org/drawingml/2006/main">
+              <a:graphicData uri="http://schemas.openxmlformats.org/drawingml/2006/picture">
+                <pic:pic xmlns:pic="http://schemas.openxmlformats.org/drawingml/2006/picture">
+                  <pic:nvPicPr>
+                    <pic:cNvPr id="1405361118" name=""/>
+                    <pic:cNvPicPr/>
+                  </pic:nvPicPr>
+                  <pic:blipFill rotWithShape="1">
+                    <a:blip r:embed="rId12">
+                      <a:extLst>
+                        <a:ext uri="{28A0092B-C50C-407E-A947-70E740481C1C}">
+                          <a14:useLocalDpi xmlns:a14="http://schemas.microsoft.com/office/drawing/2010/main" val="0"/>
+                        </a:ext>
+                      </a:extLst>
+                    </a:blip>
+                    <a:srcRect t="1383"/>
+                    <a:stretch>
+                      <a:fillRect/>
+                    </a:stretch>
+                  </pic:blipFill>
+                  <pic:spPr bwMode="auto">
+                    <a:xfrm>
+                      <a:off x="0" y="0"/>
+                      <a:ext cx="6988175" cy="3970020"/>
+                    </a:xfrm>
+                    <a:prstGeom prst="rect">
+                      <a:avLst/>
+                    </a:prstGeom>
+                    <a:ln>
+                      <a:noFill/>
+                    </a:ln>
+                    <a:extLst>
+                      <a:ext uri="{53640926-AAD7-44D8-BBD7-CCE9431645EC}">
+                        <a14:shadowObscured xmlns:a14="http://schemas.microsoft.com/office/drawing/2010/main"/>
+                      </a:ext>
+                    </a:extLst>
+                  </pic:spPr>
+                </pic:pic>
+              </a:graphicData>
+            </a:graphic>
+            <wp14:sizeRelH relativeFrom="margin">
+              <wp14:pctWidth>0</wp14:pctWidth>
+            </wp14:sizeRelH>
+            <wp14:sizeRelV relativeFrom="margin">
+              <wp14:pctHeight>0</wp14:pctHeight>
+            </wp14:sizeRelV>
+          </wp:anchor>
+        </w:drawing>
+      </w:r>
+      <w:r>
+        <w:rPr>
+          <w:rFonts w:asciiTheme="majorBidi" w:hAnsiTheme="majorBidi" w:cstheme="majorBidi"/>
+        </w:rPr>
+        <w:t xml:space="preserve">The </w:t>
+      </w:r>
+      <w:r>
+        <w:rPr>
+          <w:rFonts w:asciiTheme="majorBidi" w:hAnsiTheme="majorBidi" w:cstheme="majorBidi"/>
+        </w:rPr>
+        <w:t xml:space="preserve">Smart Parking Platform Project development is scheduled across a </w:t>
+      </w:r>
+      <w:r>
+        <w:rPr>
+          <w:rFonts w:asciiTheme="majorBidi" w:hAnsiTheme="majorBidi" w:cstheme="majorBidi"/>
+        </w:rPr>
+        <w:t>thirteen-week</w:t>
+      </w:r>
+      <w:r>
+        <w:rPr>
+          <w:rFonts w:asciiTheme="majorBidi" w:hAnsiTheme="majorBidi" w:cstheme="majorBidi"/>
+        </w:rPr>
+        <w:t xml:space="preserve"> period that will follow the duration of the semester. </w:t>
+      </w:r>
+      <w:r>
+        <w:rPr>
+          <w:rFonts w:asciiTheme="majorBidi" w:hAnsiTheme="majorBidi" w:cstheme="majorBidi"/>
+        </w:rPr>
+        <w:t xml:space="preserve">The Gantt chart shows the planned duration including dependencies for each level 3 </w:t>
+      </w:r>
+      <w:r>
+        <w:rPr>
+          <w:rFonts w:asciiTheme="majorBidi" w:hAnsiTheme="majorBidi" w:cstheme="majorBidi"/>
+        </w:rPr>
+        <w:t>WBS item. Tasks that can be worked on at the same time are scheduled closer</w:t>
+      </w:r>
+      <w:r>
+        <w:rPr>
+          <w:rFonts w:asciiTheme="majorBidi" w:hAnsiTheme="majorBidi" w:cstheme="majorBidi"/>
+        </w:rPr>
+        <w:t xml:space="preserve"> and overlapped while </w:t>
+      </w:r>
+      <w:r>
+        <w:rPr>
+          <w:rFonts w:asciiTheme="majorBidi" w:hAnsiTheme="majorBidi" w:cstheme="majorBidi"/>
+        </w:rPr>
+        <w:t>dependent</w:t>
+      </w:r>
+      <w:r>
+        <w:rPr>
+          <w:rFonts w:asciiTheme="majorBidi" w:hAnsiTheme="majorBidi" w:cstheme="majorBidi"/>
+        </w:rPr>
+        <w:t xml:space="preserve"> tasks that require m</w:t>
+      </w:r>
+      <w:r>
+        <w:rPr>
+          <w:rFonts w:asciiTheme="majorBidi" w:hAnsiTheme="majorBidi" w:cstheme="majorBidi"/>
+        </w:rPr>
+        <w:t>ore work are placed later in the schedule.</w:t>
+      </w:r>
+    </w:p>
+    <w:p>
+      <w:pPr>
+        <w:spacing w:before="240"/>
+        <w:rPr>
+          <w:rFonts w:asciiTheme="majorBidi" w:hAnsiTheme="majorBidi" w:cstheme="majorBidi"/>
+        </w:rPr>
+      </w:pPr>
+      <w:r>
+        <w:rPr>
+          <w:rFonts w:asciiTheme="majorBidi" w:hAnsiTheme="majorBidi" w:cstheme="majorBidi"/>
+        </w:rPr>
+        <w:t xml:space="preserve">The final 3 weeks of the </w:t>
+      </w:r>
+      <w:r>
+        <w:rPr>
+          <w:rFonts w:asciiTheme="majorBidi" w:hAnsiTheme="majorBidi" w:cstheme="majorBidi"/>
+        </w:rPr>
+        <w:t xml:space="preserve">project schedule will be reserved for final adjustments and review. This time will be used to </w:t>
+      </w:r>
+      <w:r>
+        <w:rPr>
+          <w:rFonts w:asciiTheme="majorBidi" w:hAnsiTheme="majorBidi" w:cstheme="majorBidi"/>
+        </w:rPr>
+        <w:t>address and fix any remaining issues, make any necessary changes</w:t>
+      </w:r>
+      <w:r>
+        <w:rPr>
+          <w:rFonts w:asciiTheme="majorBidi" w:hAnsiTheme="majorBidi" w:cstheme="majorBidi"/>
+        </w:rPr>
+        <w:t>,</w:t>
+      </w:r>
+      <w:r>
+        <w:rPr>
+          <w:rFonts w:asciiTheme="majorBidi" w:hAnsiTheme="majorBidi" w:cstheme="majorBidi"/>
+        </w:rPr>
+        <w:t xml:space="preserve"> </w:t>
+      </w:r>
+      <w:r>
+        <w:rPr>
+          <w:rFonts w:asciiTheme="majorBidi" w:hAnsiTheme="majorBidi" w:cstheme="majorBidi"/>
+        </w:rPr>
+        <w:t xml:space="preserve">prepare the overall platform </w:t>
+      </w:r>
+      <w:r>
+        <w:rPr>
+          <w:rFonts w:asciiTheme="majorBidi" w:hAnsiTheme="majorBidi" w:cstheme="majorBidi"/>
+        </w:rPr>
+        <w:t>before deploying it to the public.</w:t>
+      </w:r>
+    </w:p>
     <w:sectPr>
-      <w:headerReference w:type="default" r:id="rId12"/>
-      <w:footerReference w:type="default" r:id="rId13"/>
+      <w:headerReference w:type="default" r:id="rId13"/>
+      <w:footerReference w:type="default" r:id="rId14"/>
       <w:pgSz w:w="12240" w:h="15840"/>
       <w:pgMar w:top="1440" w:right="1440" w:bottom="1440" w:left="1440" w:header="720" w:footer="720" w:gutter="0"/>
       <w:pgNumType w:fmt="lowerRoman"/>
@@ -9182,7 +13255,13 @@
       <w:ptab w:relativeTo="margin" w:alignment="right" w:leader="none"/>
     </w:r>
     <w:r>
-      <w:t>Version 1.0</w:t>
+      <w:t xml:space="preserve">Version </w:t>
+    </w:r>
+    <w:r>
+      <w:t>2</w:t>
+    </w:r>
+    <w:r>
+      <w:t>.0</w:t>
     </w:r>
   </w:p>
 </w:hdr>
@@ -10907,6 +14986,119 @@
     </w:lvl>
   </w:abstractNum>
   <w:abstractNum w:abstractNumId="18" w15:restartNumberingAfterBreak="0">
+    <w:nsid w:val="60B264CB"/>
+    <w:multiLevelType w:val="hybridMultilevel"/>
+    <w:tmpl w:val="1772F322"/>
+    <w:lvl w:ilvl="0" w:tplc="04090001">
+      <w:start w:val="1"/>
+      <w:numFmt w:val="bullet"/>
+      <w:lvlText w:val=""/>
+      <w:lvlJc w:val="left"/>
+      <w:pPr>
+        <w:ind w:left="720" w:hanging="360"/>
+      </w:pPr>
+      <w:rPr>
+        <w:rFonts w:ascii="Symbol" w:hAnsi="Symbol" w:hint="default"/>
+      </w:rPr>
+    </w:lvl>
+    <w:lvl w:ilvl="1" w:tplc="04090003" w:tentative="1">
+      <w:start w:val="1"/>
+      <w:numFmt w:val="bullet"/>
+      <w:lvlText w:val="o"/>
+      <w:lvlJc w:val="left"/>
+      <w:pPr>
+        <w:ind w:left="1440" w:hanging="360"/>
+      </w:pPr>
+      <w:rPr>
+        <w:rFonts w:ascii="Courier New" w:hAnsi="Courier New" w:cs="Courier New" w:hint="default"/>
+      </w:rPr>
+    </w:lvl>
+    <w:lvl w:ilvl="2" w:tplc="04090005" w:tentative="1">
+      <w:start w:val="1"/>
+      <w:numFmt w:val="bullet"/>
+      <w:lvlText w:val=""/>
+      <w:lvlJc w:val="left"/>
+      <w:pPr>
+        <w:ind w:left="2160" w:hanging="360"/>
+      </w:pPr>
+      <w:rPr>
+        <w:rFonts w:ascii="Wingdings" w:hAnsi="Wingdings" w:hint="default"/>
+      </w:rPr>
+    </w:lvl>
+    <w:lvl w:ilvl="3" w:tplc="04090001" w:tentative="1">
+      <w:start w:val="1"/>
+      <w:numFmt w:val="bullet"/>
+      <w:lvlText w:val=""/>
+      <w:lvlJc w:val="left"/>
+      <w:pPr>
+        <w:ind w:left="2880" w:hanging="360"/>
+      </w:pPr>
+      <w:rPr>
+        <w:rFonts w:ascii="Symbol" w:hAnsi="Symbol" w:hint="default"/>
+      </w:rPr>
+    </w:lvl>
+    <w:lvl w:ilvl="4" w:tplc="04090003" w:tentative="1">
+      <w:start w:val="1"/>
+      <w:numFmt w:val="bullet"/>
+      <w:lvlText w:val="o"/>
+      <w:lvlJc w:val="left"/>
+      <w:pPr>
+        <w:ind w:left="3600" w:hanging="360"/>
+      </w:pPr>
+      <w:rPr>
+        <w:rFonts w:ascii="Courier New" w:hAnsi="Courier New" w:cs="Courier New" w:hint="default"/>
+      </w:rPr>
+    </w:lvl>
+    <w:lvl w:ilvl="5" w:tplc="04090005" w:tentative="1">
+      <w:start w:val="1"/>
+      <w:numFmt w:val="bullet"/>
+      <w:lvlText w:val=""/>
+      <w:lvlJc w:val="left"/>
+      <w:pPr>
+        <w:ind w:left="4320" w:hanging="360"/>
+      </w:pPr>
+      <w:rPr>
+        <w:rFonts w:ascii="Wingdings" w:hAnsi="Wingdings" w:hint="default"/>
+      </w:rPr>
+    </w:lvl>
+    <w:lvl w:ilvl="6" w:tplc="04090001" w:tentative="1">
+      <w:start w:val="1"/>
+      <w:numFmt w:val="bullet"/>
+      <w:lvlText w:val=""/>
+      <w:lvlJc w:val="left"/>
+      <w:pPr>
+        <w:ind w:left="5040" w:hanging="360"/>
+      </w:pPr>
+      <w:rPr>
+        <w:rFonts w:ascii="Symbol" w:hAnsi="Symbol" w:hint="default"/>
+      </w:rPr>
+    </w:lvl>
+    <w:lvl w:ilvl="7" w:tplc="04090003" w:tentative="1">
+      <w:start w:val="1"/>
+      <w:numFmt w:val="bullet"/>
+      <w:lvlText w:val="o"/>
+      <w:lvlJc w:val="left"/>
+      <w:pPr>
+        <w:ind w:left="5760" w:hanging="360"/>
+      </w:pPr>
+      <w:rPr>
+        <w:rFonts w:ascii="Courier New" w:hAnsi="Courier New" w:cs="Courier New" w:hint="default"/>
+      </w:rPr>
+    </w:lvl>
+    <w:lvl w:ilvl="8" w:tplc="04090005" w:tentative="1">
+      <w:start w:val="1"/>
+      <w:numFmt w:val="bullet"/>
+      <w:lvlText w:val=""/>
+      <w:lvlJc w:val="left"/>
+      <w:pPr>
+        <w:ind w:left="6480" w:hanging="360"/>
+      </w:pPr>
+      <w:rPr>
+        <w:rFonts w:ascii="Wingdings" w:hAnsi="Wingdings" w:hint="default"/>
+      </w:rPr>
+    </w:lvl>
+  </w:abstractNum>
+  <w:abstractNum w:abstractNumId="19" w15:restartNumberingAfterBreak="0">
     <w:nsid w:val="650D5D22"/>
     <w:multiLevelType w:val="hybridMultilevel"/>
     <w:tmpl w:val="5F90724C"/>
@@ -11019,7 +15211,7 @@
       </w:rPr>
     </w:lvl>
   </w:abstractNum>
-  <w:abstractNum w:abstractNumId="19" w15:restartNumberingAfterBreak="0">
+  <w:abstractNum w:abstractNumId="20" w15:restartNumberingAfterBreak="0">
     <w:nsid w:val="68C81B48"/>
     <w:multiLevelType w:val="hybridMultilevel"/>
     <w:tmpl w:val="C3E6C966"/>
@@ -11108,7 +15300,7 @@
       </w:pPr>
     </w:lvl>
   </w:abstractNum>
-  <w:abstractNum w:abstractNumId="20" w15:restartNumberingAfterBreak="0">
+  <w:abstractNum w:abstractNumId="21" w15:restartNumberingAfterBreak="0">
     <w:nsid w:val="68E43F76"/>
     <w:multiLevelType w:val="hybridMultilevel"/>
     <w:tmpl w:val="A3126ECC"/>
@@ -11194,7 +15386,7 @@
       </w:pPr>
     </w:lvl>
   </w:abstractNum>
-  <w:abstractNum w:abstractNumId="21" w15:restartNumberingAfterBreak="0">
+  <w:abstractNum w:abstractNumId="22" w15:restartNumberingAfterBreak="0">
     <w:nsid w:val="6A4766C5"/>
     <w:multiLevelType w:val="hybridMultilevel"/>
     <w:tmpl w:val="8EDE81C4"/>
@@ -11283,7 +15475,7 @@
       </w:pPr>
     </w:lvl>
   </w:abstractNum>
-  <w:abstractNum w:abstractNumId="22" w15:restartNumberingAfterBreak="0">
+  <w:abstractNum w:abstractNumId="23" w15:restartNumberingAfterBreak="0">
     <w:nsid w:val="6B987985"/>
     <w:multiLevelType w:val="hybridMultilevel"/>
     <w:tmpl w:val="E6E2238E"/>
@@ -11372,7 +15564,7 @@
       </w:pPr>
     </w:lvl>
   </w:abstractNum>
-  <w:abstractNum w:abstractNumId="23" w15:restartNumberingAfterBreak="0">
+  <w:abstractNum w:abstractNumId="24" w15:restartNumberingAfterBreak="0">
     <w:nsid w:val="6BF5588B"/>
     <w:multiLevelType w:val="hybridMultilevel"/>
     <w:tmpl w:val="1D92ADE8"/>
@@ -11461,7 +15653,7 @@
       </w:pPr>
     </w:lvl>
   </w:abstractNum>
-  <w:abstractNum w:abstractNumId="24" w15:restartNumberingAfterBreak="0">
+  <w:abstractNum w:abstractNumId="25" w15:restartNumberingAfterBreak="0">
     <w:nsid w:val="70C92117"/>
     <w:multiLevelType w:val="hybridMultilevel"/>
     <w:tmpl w:val="A7225A5E"/>
@@ -11550,7 +15742,7 @@
       </w:pPr>
     </w:lvl>
   </w:abstractNum>
-  <w:abstractNum w:abstractNumId="25" w15:restartNumberingAfterBreak="0">
+  <w:abstractNum w:abstractNumId="26" w15:restartNumberingAfterBreak="0">
     <w:nsid w:val="732771C9"/>
     <w:multiLevelType w:val="hybridMultilevel"/>
     <w:tmpl w:val="3836C2F0"/>
@@ -11639,7 +15831,7 @@
       </w:pPr>
     </w:lvl>
   </w:abstractNum>
-  <w:abstractNum w:abstractNumId="26" w15:restartNumberingAfterBreak="0">
+  <w:abstractNum w:abstractNumId="27" w15:restartNumberingAfterBreak="0">
     <w:nsid w:val="766B3CC2"/>
     <w:multiLevelType w:val="hybridMultilevel"/>
     <w:tmpl w:val="1F3C8B4C"/>
@@ -11751,7 +15943,7 @@
       </w:rPr>
     </w:lvl>
   </w:abstractNum>
-  <w:abstractNum w:abstractNumId="27" w15:restartNumberingAfterBreak="0">
+  <w:abstractNum w:abstractNumId="28" w15:restartNumberingAfterBreak="0">
     <w:nsid w:val="781C2769"/>
     <w:multiLevelType w:val="hybridMultilevel"/>
     <w:tmpl w:val="18ACD98A"/>
@@ -11847,19 +16039,19 @@
     <w:abstractNumId w:val="17"/>
   </w:num>
   <w:num w:numId="3" w16cid:durableId="1791166720">
-    <w:abstractNumId w:val="20"/>
+    <w:abstractNumId w:val="21"/>
   </w:num>
   <w:num w:numId="4" w16cid:durableId="1767114418">
-    <w:abstractNumId w:val="27"/>
+    <w:abstractNumId w:val="28"/>
   </w:num>
   <w:num w:numId="5" w16cid:durableId="437874304">
     <w:abstractNumId w:val="10"/>
   </w:num>
   <w:num w:numId="6" w16cid:durableId="1644308547">
-    <w:abstractNumId w:val="18"/>
+    <w:abstractNumId w:val="19"/>
   </w:num>
   <w:num w:numId="7" w16cid:durableId="527910978">
-    <w:abstractNumId w:val="26"/>
+    <w:abstractNumId w:val="27"/>
   </w:num>
   <w:num w:numId="8" w16cid:durableId="995111937">
     <w:abstractNumId w:val="7"/>
@@ -11871,7 +16063,7 @@
     <w:abstractNumId w:val="5"/>
   </w:num>
   <w:num w:numId="11" w16cid:durableId="1088649332">
-    <w:abstractNumId w:val="21"/>
+    <w:abstractNumId w:val="22"/>
   </w:num>
   <w:num w:numId="12" w16cid:durableId="2132479161">
     <w:abstractNumId w:val="13"/>
@@ -11883,7 +16075,7 @@
     <w:abstractNumId w:val="6"/>
   </w:num>
   <w:num w:numId="15" w16cid:durableId="1230572764">
-    <w:abstractNumId w:val="23"/>
+    <w:abstractNumId w:val="24"/>
   </w:num>
   <w:num w:numId="16" w16cid:durableId="1269503078">
     <w:abstractNumId w:val="12"/>
@@ -11898,19 +16090,19 @@
     <w:abstractNumId w:val="8"/>
   </w:num>
   <w:num w:numId="20" w16cid:durableId="250479588">
-    <w:abstractNumId w:val="19"/>
+    <w:abstractNumId w:val="20"/>
   </w:num>
   <w:num w:numId="21" w16cid:durableId="1919942770">
-    <w:abstractNumId w:val="24"/>
+    <w:abstractNumId w:val="25"/>
   </w:num>
   <w:num w:numId="22" w16cid:durableId="1160776234">
     <w:abstractNumId w:val="2"/>
   </w:num>
   <w:num w:numId="23" w16cid:durableId="1829252401">
-    <w:abstractNumId w:val="22"/>
+    <w:abstractNumId w:val="23"/>
   </w:num>
   <w:num w:numId="24" w16cid:durableId="1888830525">
-    <w:abstractNumId w:val="25"/>
+    <w:abstractNumId w:val="26"/>
   </w:num>
   <w:num w:numId="25" w16cid:durableId="2125490068">
     <w:abstractNumId w:val="14"/>
@@ -11923,6 +16115,9 @@
   </w:num>
   <w:num w:numId="28" w16cid:durableId="514540372">
     <w:abstractNumId w:val="15"/>
+  </w:num>
+  <w:num w:numId="29" w16cid:durableId="251859340">
+    <w:abstractNumId w:val="18"/>
   </w:num>
 </w:numbering>
 </file>
@@ -13234,6 +17429,99 @@
       <w:shd w:val="clear" w:color="auto" w:fill="E1DFDD"/>
     </w:rPr>
   </w:style>
+  <w:style w:type="table" w:styleId="PlainTable3">
+    <w:name w:val="Plain Table 3"/>
+    <w:basedOn w:val="TableNormal"/>
+    <w:uiPriority w:val="43"/>
+    <w:rsid w:val="00A80B01"/>
+    <w:pPr>
+      <w:spacing w:after="0" w:line="240" w:lineRule="auto"/>
+    </w:pPr>
+    <w:tblPr>
+      <w:tblStyleRowBandSize w:val="1"/>
+      <w:tblStyleColBandSize w:val="1"/>
+    </w:tblPr>
+    <w:tblStylePr w:type="firstRow">
+      <w:rPr>
+        <w:b/>
+        <w:bCs/>
+        <w:caps/>
+      </w:rPr>
+      <w:tblPr/>
+      <w:tcPr>
+        <w:tcBorders>
+          <w:bottom w:val="single" w:sz="4" w:space="0" w:color="7F7F7F" w:themeColor="text1" w:themeTint="80"/>
+        </w:tcBorders>
+      </w:tcPr>
+    </w:tblStylePr>
+    <w:tblStylePr w:type="lastRow">
+      <w:rPr>
+        <w:b/>
+        <w:bCs/>
+        <w:caps/>
+      </w:rPr>
+      <w:tblPr/>
+      <w:tcPr>
+        <w:tcBorders>
+          <w:top w:val="nil"/>
+        </w:tcBorders>
+      </w:tcPr>
+    </w:tblStylePr>
+    <w:tblStylePr w:type="firstCol">
+      <w:rPr>
+        <w:b/>
+        <w:bCs/>
+        <w:caps/>
+      </w:rPr>
+      <w:tblPr/>
+      <w:tcPr>
+        <w:tcBorders>
+          <w:right w:val="single" w:sz="4" w:space="0" w:color="7F7F7F" w:themeColor="text1" w:themeTint="80"/>
+        </w:tcBorders>
+      </w:tcPr>
+    </w:tblStylePr>
+    <w:tblStylePr w:type="lastCol">
+      <w:rPr>
+        <w:b/>
+        <w:bCs/>
+        <w:caps/>
+      </w:rPr>
+      <w:tblPr/>
+      <w:tcPr>
+        <w:tcBorders>
+          <w:left w:val="nil"/>
+        </w:tcBorders>
+      </w:tcPr>
+    </w:tblStylePr>
+    <w:tblStylePr w:type="band1Vert">
+      <w:tblPr/>
+      <w:tcPr>
+        <w:shd w:val="clear" w:color="auto" w:fill="F2F2F2" w:themeFill="background1" w:themeFillShade="F2"/>
+      </w:tcPr>
+    </w:tblStylePr>
+    <w:tblStylePr w:type="band1Horz">
+      <w:tblPr/>
+      <w:tcPr>
+        <w:shd w:val="clear" w:color="auto" w:fill="F2F2F2" w:themeFill="background1" w:themeFillShade="F2"/>
+      </w:tcPr>
+    </w:tblStylePr>
+    <w:tblStylePr w:type="neCell">
+      <w:tblPr/>
+      <w:tcPr>
+        <w:tcBorders>
+          <w:left w:val="nil"/>
+        </w:tcBorders>
+      </w:tcPr>
+    </w:tblStylePr>
+    <w:tblStylePr w:type="nwCell">
+      <w:tblPr/>
+      <w:tcPr>
+        <w:tcBorders>
+          <w:right w:val="nil"/>
+        </w:tcBorders>
+      </w:tcPr>
+    </w:tblStylePr>
+  </w:style>
 </w:styles>
 </file>
 
@@ -13533,6 +17821,18 @@
 </file>
 
 <file path=customXml/item1.xml><?xml version="1.0" encoding="utf-8"?>
+<b:Sources xmlns:b="http://schemas.openxmlformats.org/officeDocument/2006/bibliography" xmlns="http://schemas.openxmlformats.org/officeDocument/2006/bibliography" SelectedStyle="\APASixthEditionOfficeOnline.xsl" StyleName="APA" Version="6"/>
+</file>
+
+<file path=customXml/item2.xml><?xml version="1.0" encoding="utf-8"?>
+<p:properties xmlns:p="http://schemas.microsoft.com/office/2006/metadata/properties" xmlns:xsi="http://www.w3.org/2001/XMLSchema-instance" xmlns:pc="http://schemas.microsoft.com/office/infopath/2007/PartnerControls">
+  <documentManagement>
+    <_activity xmlns="51884dc0-db32-448f-8227-b7a0a9fef694" xsi:nil="true"/>
+  </documentManagement>
+</p:properties>
+</file>
+
+<file path=customXml/item3.xml><?xml version="1.0" encoding="utf-8"?>
 <ct:contentTypeSchema xmlns:ct="http://schemas.microsoft.com/office/2006/metadata/contentType" xmlns:ma="http://schemas.microsoft.com/office/2006/metadata/properties/metaAttributes" ct:_="" ma:_="" ma:contentTypeName="Document" ma:contentTypeID="0x0101004F0666F0D828EB408E969AB93732FF84" ma:contentTypeVersion="11" ma:contentTypeDescription="Create a new document." ma:contentTypeScope="" ma:versionID="2b799fa7da6c7419d60c969fc2ad381d">
   <xsd:schema xmlns:xsd="http://www.w3.org/2001/XMLSchema" xmlns:xs="http://www.w3.org/2001/XMLSchema" xmlns:p="http://schemas.microsoft.com/office/2006/metadata/properties" xmlns:ns3="51884dc0-db32-448f-8227-b7a0a9fef694" targetNamespace="http://schemas.microsoft.com/office/2006/metadata/properties" ma:root="true" ma:fieldsID="fc89317b5aca35ca8790ca4e6aa8dd14" ns3:_="">
     <xsd:import namespace="51884dc0-db32-448f-8227-b7a0a9fef694"/>
@@ -13720,18 +18020,6 @@
 </ct:contentTypeSchema>
 </file>
 
-<file path=customXml/item2.xml><?xml version="1.0" encoding="utf-8"?>
-<p:properties xmlns:p="http://schemas.microsoft.com/office/2006/metadata/properties" xmlns:xsi="http://www.w3.org/2001/XMLSchema-instance" xmlns:pc="http://schemas.microsoft.com/office/infopath/2007/PartnerControls">
-  <documentManagement>
-    <_activity xmlns="51884dc0-db32-448f-8227-b7a0a9fef694" xsi:nil="true"/>
-  </documentManagement>
-</p:properties>
-</file>
-
-<file path=customXml/item3.xml><?xml version="1.0" encoding="utf-8"?>
-<b:Sources xmlns:b="http://schemas.openxmlformats.org/officeDocument/2006/bibliography" xmlns="http://schemas.openxmlformats.org/officeDocument/2006/bibliography" SelectedStyle="\APASixthEditionOfficeOnline.xsl" StyleName="APA" Version="6"/>
-</file>
-
 <file path=customXml/item4.xml><?xml version="1.0" encoding="utf-8"?>
 <?mso-contentType ?>
 <FormTemplates xmlns="http://schemas.microsoft.com/sharepoint/v3/contenttype/forms">
@@ -13742,6 +18030,24 @@
 </file>
 
 <file path=customXml/itemProps1.xml><?xml version="1.0" encoding="utf-8"?>
+<ds:datastoreItem xmlns:ds="http://schemas.openxmlformats.org/officeDocument/2006/customXml" ds:itemID="{127FFF82-F9A5-457B-A0C8-8F273CBCD5EB}">
+  <ds:schemaRefs>
+    <ds:schemaRef ds:uri="http://schemas.openxmlformats.org/officeDocument/2006/bibliography"/>
+  </ds:schemaRefs>
+</ds:datastoreItem>
+</file>
+
+<file path=customXml/itemProps2.xml><?xml version="1.0" encoding="utf-8"?>
+<ds:datastoreItem xmlns:ds="http://schemas.openxmlformats.org/officeDocument/2006/customXml" ds:itemID="{1C37E62E-9BA4-44F6-A7B7-D3CA5973CACD}">
+  <ds:schemaRefs>
+    <ds:schemaRef ds:uri="http://schemas.microsoft.com/office/2006/metadata/properties"/>
+    <ds:schemaRef ds:uri="http://schemas.microsoft.com/office/infopath/2007/PartnerControls"/>
+    <ds:schemaRef ds:uri="51884dc0-db32-448f-8227-b7a0a9fef694"/>
+  </ds:schemaRefs>
+</ds:datastoreItem>
+</file>
+
+<file path=customXml/itemProps3.xml><?xml version="1.0" encoding="utf-8"?>
 <ds:datastoreItem xmlns:ds="http://schemas.openxmlformats.org/officeDocument/2006/customXml" ds:itemID="{E468AD01-C478-405F-AC25-261F7DEA7B78}">
   <ds:schemaRefs>
     <ds:schemaRef ds:uri="http://schemas.microsoft.com/office/2006/metadata/contentType"/>
@@ -13759,24 +18065,6 @@
 </ds:datastoreItem>
 </file>
 
-<file path=customXml/itemProps2.xml><?xml version="1.0" encoding="utf-8"?>
-<ds:datastoreItem xmlns:ds="http://schemas.openxmlformats.org/officeDocument/2006/customXml" ds:itemID="{1C37E62E-9BA4-44F6-A7B7-D3CA5973CACD}">
-  <ds:schemaRefs>
-    <ds:schemaRef ds:uri="http://schemas.microsoft.com/office/2006/metadata/properties"/>
-    <ds:schemaRef ds:uri="http://schemas.microsoft.com/office/infopath/2007/PartnerControls"/>
-    <ds:schemaRef ds:uri="51884dc0-db32-448f-8227-b7a0a9fef694"/>
-  </ds:schemaRefs>
-</ds:datastoreItem>
-</file>
-
-<file path=customXml/itemProps3.xml><?xml version="1.0" encoding="utf-8"?>
-<ds:datastoreItem xmlns:ds="http://schemas.openxmlformats.org/officeDocument/2006/customXml" ds:itemID="{127FFF82-F9A5-457B-A0C8-8F273CBCD5EB}">
-  <ds:schemaRefs>
-    <ds:schemaRef ds:uri="http://schemas.openxmlformats.org/officeDocument/2006/bibliography"/>
-  </ds:schemaRefs>
-</ds:datastoreItem>
-</file>
-
 <file path=customXml/itemProps4.xml><?xml version="1.0" encoding="utf-8"?>
 <ds:datastoreItem xmlns:ds="http://schemas.openxmlformats.org/officeDocument/2006/customXml" ds:itemID="{55D127AF-443C-48BE-B087-B3728CA458E6}">
   <ds:schemaRefs>

--- a/Smart Parking Platform Project.docx
+++ b/Smart Parking Platform Project.docx
@@ -385,7 +385,7 @@
             </w:rPr>
             <w:fldChar w:fldCharType="separate"/>
           </w:r>
-          <w:hyperlink w:anchor="_Toc240473570" w:history="1">
+          <w:hyperlink w:anchor="_Toc240548143" w:history="1">
             <w:r>
               <w:rPr>
                 <w:rStyle w:val="Hyperlink"/>
@@ -413,7 +413,7 @@
                 <w:noProof/>
                 <w:webHidden/>
               </w:rPr>
-              <w:instrText xml:space="preserve"> PAGEREF _Toc240473570 \h </w:instrText>
+              <w:instrText xml:space="preserve"> PAGEREF _Toc240548143 \h </w:instrText>
             </w:r>
             <w:r>
               <w:rPr>
@@ -458,7 +458,7 @@
               <w14:ligatures w14:val="standardContextual"/>
             </w:rPr>
           </w:pPr>
-          <w:hyperlink w:anchor="_Toc240473571" w:history="1">
+          <w:hyperlink w:anchor="_Toc240548144" w:history="1">
             <w:r>
               <w:rPr>
                 <w:rStyle w:val="Hyperlink"/>
@@ -486,7 +486,7 @@
                 <w:noProof/>
                 <w:webHidden/>
               </w:rPr>
-              <w:instrText xml:space="preserve"> PAGEREF _Toc240473571 \h </w:instrText>
+              <w:instrText xml:space="preserve"> PAGEREF _Toc240548144 \h </w:instrText>
             </w:r>
             <w:r>
               <w:rPr>
@@ -531,7 +531,7 @@
               <w14:ligatures w14:val="standardContextual"/>
             </w:rPr>
           </w:pPr>
-          <w:hyperlink w:anchor="_Toc240473572" w:history="1">
+          <w:hyperlink w:anchor="_Toc240548145" w:history="1">
             <w:r>
               <w:rPr>
                 <w:rStyle w:val="Hyperlink"/>
@@ -559,7 +559,7 @@
                 <w:noProof/>
                 <w:webHidden/>
               </w:rPr>
-              <w:instrText xml:space="preserve"> PAGEREF _Toc240473572 \h </w:instrText>
+              <w:instrText xml:space="preserve"> PAGEREF _Toc240548145 \h </w:instrText>
             </w:r>
             <w:r>
               <w:rPr>
@@ -604,7 +604,7 @@
               <w14:ligatures w14:val="standardContextual"/>
             </w:rPr>
           </w:pPr>
-          <w:hyperlink w:anchor="_Toc240473573" w:history="1">
+          <w:hyperlink w:anchor="_Toc240548146" w:history="1">
             <w:r>
               <w:rPr>
                 <w:rStyle w:val="Hyperlink"/>
@@ -632,7 +632,7 @@
                 <w:noProof/>
                 <w:webHidden/>
               </w:rPr>
-              <w:instrText xml:space="preserve"> PAGEREF _Toc240473573 \h </w:instrText>
+              <w:instrText xml:space="preserve"> PAGEREF _Toc240548146 \h </w:instrText>
             </w:r>
             <w:r>
               <w:rPr>
@@ -677,7 +677,7 @@
               <w14:ligatures w14:val="standardContextual"/>
             </w:rPr>
           </w:pPr>
-          <w:hyperlink w:anchor="_Toc240473574" w:history="1">
+          <w:hyperlink w:anchor="_Toc240548147" w:history="1">
             <w:r>
               <w:rPr>
                 <w:rStyle w:val="Hyperlink"/>
@@ -705,7 +705,7 @@
                 <w:noProof/>
                 <w:webHidden/>
               </w:rPr>
-              <w:instrText xml:space="preserve"> PAGEREF _Toc240473574 \h </w:instrText>
+              <w:instrText xml:space="preserve"> PAGEREF _Toc240548147 \h </w:instrText>
             </w:r>
             <w:r>
               <w:rPr>
@@ -750,7 +750,7 @@
               <w14:ligatures w14:val="standardContextual"/>
             </w:rPr>
           </w:pPr>
-          <w:hyperlink w:anchor="_Toc240473575" w:history="1">
+          <w:hyperlink w:anchor="_Toc240548148" w:history="1">
             <w:r>
               <w:rPr>
                 <w:rStyle w:val="Hyperlink"/>
@@ -778,7 +778,7 @@
                 <w:noProof/>
                 <w:webHidden/>
               </w:rPr>
-              <w:instrText xml:space="preserve"> PAGEREF _Toc240473575 \h </w:instrText>
+              <w:instrText xml:space="preserve"> PAGEREF _Toc240548148 \h </w:instrText>
             </w:r>
             <w:r>
               <w:rPr>
@@ -823,7 +823,7 @@
               <w14:ligatures w14:val="standardContextual"/>
             </w:rPr>
           </w:pPr>
-          <w:hyperlink w:anchor="_Toc240473576" w:history="1">
+          <w:hyperlink w:anchor="_Toc240548149" w:history="1">
             <w:r>
               <w:rPr>
                 <w:rStyle w:val="Hyperlink"/>
@@ -851,7 +851,7 @@
                 <w:noProof/>
                 <w:webHidden/>
               </w:rPr>
-              <w:instrText xml:space="preserve"> PAGEREF _Toc240473576 \h </w:instrText>
+              <w:instrText xml:space="preserve"> PAGEREF _Toc240548149 \h </w:instrText>
             </w:r>
             <w:r>
               <w:rPr>
@@ -896,7 +896,7 @@
               <w14:ligatures w14:val="standardContextual"/>
             </w:rPr>
           </w:pPr>
-          <w:hyperlink w:anchor="_Toc240473577" w:history="1">
+          <w:hyperlink w:anchor="_Toc240548150" w:history="1">
             <w:r>
               <w:rPr>
                 <w:rStyle w:val="Hyperlink"/>
@@ -924,7 +924,7 @@
                 <w:noProof/>
                 <w:webHidden/>
               </w:rPr>
-              <w:instrText xml:space="preserve"> PAGEREF _Toc240473577 \h </w:instrText>
+              <w:instrText xml:space="preserve"> PAGEREF _Toc240548150 \h </w:instrText>
             </w:r>
             <w:r>
               <w:rPr>
@@ -969,7 +969,7 @@
               <w14:ligatures w14:val="standardContextual"/>
             </w:rPr>
           </w:pPr>
-          <w:hyperlink w:anchor="_Toc240473578" w:history="1">
+          <w:hyperlink w:anchor="_Toc240548151" w:history="1">
             <w:r>
               <w:rPr>
                 <w:rStyle w:val="Hyperlink"/>
@@ -997,7 +997,7 @@
                 <w:noProof/>
                 <w:webHidden/>
               </w:rPr>
-              <w:instrText xml:space="preserve"> PAGEREF _Toc240473578 \h </w:instrText>
+              <w:instrText xml:space="preserve"> PAGEREF _Toc240548151 \h </w:instrText>
             </w:r>
             <w:r>
               <w:rPr>
@@ -1042,7 +1042,7 @@
               <w14:ligatures w14:val="standardContextual"/>
             </w:rPr>
           </w:pPr>
-          <w:hyperlink w:anchor="_Toc240473579" w:history="1">
+          <w:hyperlink w:anchor="_Toc240548152" w:history="1">
             <w:r>
               <w:rPr>
                 <w:rStyle w:val="Hyperlink"/>
@@ -1070,7 +1070,7 @@
                 <w:noProof/>
                 <w:webHidden/>
               </w:rPr>
-              <w:instrText xml:space="preserve"> PAGEREF _Toc240473579 \h </w:instrText>
+              <w:instrText xml:space="preserve"> PAGEREF _Toc240548152 \h </w:instrText>
             </w:r>
             <w:r>
               <w:rPr>
@@ -1115,7 +1115,7 @@
               <w14:ligatures w14:val="standardContextual"/>
             </w:rPr>
           </w:pPr>
-          <w:hyperlink w:anchor="_Toc240473580" w:history="1">
+          <w:hyperlink w:anchor="_Toc240548153" w:history="1">
             <w:r>
               <w:rPr>
                 <w:rStyle w:val="Hyperlink"/>
@@ -1143,7 +1143,7 @@
                 <w:noProof/>
                 <w:webHidden/>
               </w:rPr>
-              <w:instrText xml:space="preserve"> PAGEREF _Toc240473580 \h </w:instrText>
+              <w:instrText xml:space="preserve"> PAGEREF _Toc240548153 \h </w:instrText>
             </w:r>
             <w:r>
               <w:rPr>
@@ -1188,7 +1188,7 @@
               <w14:ligatures w14:val="standardContextual"/>
             </w:rPr>
           </w:pPr>
-          <w:hyperlink w:anchor="_Toc240473581" w:history="1">
+          <w:hyperlink w:anchor="_Toc240548154" w:history="1">
             <w:r>
               <w:rPr>
                 <w:rStyle w:val="Hyperlink"/>
@@ -1216,7 +1216,7 @@
                 <w:noProof/>
                 <w:webHidden/>
               </w:rPr>
-              <w:instrText xml:space="preserve"> PAGEREF _Toc240473581 \h </w:instrText>
+              <w:instrText xml:space="preserve"> PAGEREF _Toc240548154 \h </w:instrText>
             </w:r>
             <w:r>
               <w:rPr>
@@ -1261,7 +1261,7 @@
               <w14:ligatures w14:val="standardContextual"/>
             </w:rPr>
           </w:pPr>
-          <w:hyperlink w:anchor="_Toc240473582" w:history="1">
+          <w:hyperlink w:anchor="_Toc240548155" w:history="1">
             <w:r>
               <w:rPr>
                 <w:rStyle w:val="Hyperlink"/>
@@ -1289,7 +1289,7 @@
                 <w:noProof/>
                 <w:webHidden/>
               </w:rPr>
-              <w:instrText xml:space="preserve"> PAGEREF _Toc240473582 \h </w:instrText>
+              <w:instrText xml:space="preserve"> PAGEREF _Toc240548155 \h </w:instrText>
             </w:r>
             <w:r>
               <w:rPr>
@@ -1334,7 +1334,7 @@
               <w14:ligatures w14:val="standardContextual"/>
             </w:rPr>
           </w:pPr>
-          <w:hyperlink w:anchor="_Toc240473583" w:history="1">
+          <w:hyperlink w:anchor="_Toc240548156" w:history="1">
             <w:r>
               <w:rPr>
                 <w:rStyle w:val="Hyperlink"/>
@@ -1362,7 +1362,7 @@
                 <w:noProof/>
                 <w:webHidden/>
               </w:rPr>
-              <w:instrText xml:space="preserve"> PAGEREF _Toc240473583 \h </w:instrText>
+              <w:instrText xml:space="preserve"> PAGEREF _Toc240548156 \h </w:instrText>
             </w:r>
             <w:r>
               <w:rPr>
@@ -1407,7 +1407,7 @@
               <w14:ligatures w14:val="standardContextual"/>
             </w:rPr>
           </w:pPr>
-          <w:hyperlink w:anchor="_Toc240473584" w:history="1">
+          <w:hyperlink w:anchor="_Toc240548157" w:history="1">
             <w:r>
               <w:rPr>
                 <w:rStyle w:val="Hyperlink"/>
@@ -1435,7 +1435,7 @@
                 <w:noProof/>
                 <w:webHidden/>
               </w:rPr>
-              <w:instrText xml:space="preserve"> PAGEREF _Toc240473584 \h </w:instrText>
+              <w:instrText xml:space="preserve"> PAGEREF _Toc240548157 \h </w:instrText>
             </w:r>
             <w:r>
               <w:rPr>
@@ -1480,7 +1480,7 @@
               <w14:ligatures w14:val="standardContextual"/>
             </w:rPr>
           </w:pPr>
-          <w:hyperlink w:anchor="_Toc240473585" w:history="1">
+          <w:hyperlink w:anchor="_Toc240548158" w:history="1">
             <w:r>
               <w:rPr>
                 <w:rStyle w:val="Hyperlink"/>
@@ -1508,7 +1508,7 @@
                 <w:noProof/>
                 <w:webHidden/>
               </w:rPr>
-              <w:instrText xml:space="preserve"> PAGEREF _Toc240473585 \h </w:instrText>
+              <w:instrText xml:space="preserve"> PAGEREF _Toc240548158 \h </w:instrText>
             </w:r>
             <w:r>
               <w:rPr>
@@ -1553,7 +1553,7 @@
               <w14:ligatures w14:val="standardContextual"/>
             </w:rPr>
           </w:pPr>
-          <w:hyperlink w:anchor="_Toc240473586" w:history="1">
+          <w:hyperlink w:anchor="_Toc240548159" w:history="1">
             <w:r>
               <w:rPr>
                 <w:rStyle w:val="Hyperlink"/>
@@ -1581,7 +1581,7 @@
                 <w:noProof/>
                 <w:webHidden/>
               </w:rPr>
-              <w:instrText xml:space="preserve"> PAGEREF _Toc240473586 \h </w:instrText>
+              <w:instrText xml:space="preserve"> PAGEREF _Toc240548159 \h </w:instrText>
             </w:r>
             <w:r>
               <w:rPr>
@@ -1626,7 +1626,7 @@
               <w14:ligatures w14:val="standardContextual"/>
             </w:rPr>
           </w:pPr>
-          <w:hyperlink w:anchor="_Toc240473587" w:history="1">
+          <w:hyperlink w:anchor="_Toc240548160" w:history="1">
             <w:r>
               <w:rPr>
                 <w:rStyle w:val="Hyperlink"/>
@@ -1654,7 +1654,7 @@
                 <w:noProof/>
                 <w:webHidden/>
               </w:rPr>
-              <w:instrText xml:space="preserve"> PAGEREF _Toc240473587 \h </w:instrText>
+              <w:instrText xml:space="preserve"> PAGEREF _Toc240548160 \h </w:instrText>
             </w:r>
             <w:r>
               <w:rPr>
@@ -1699,7 +1699,7 @@
               <w14:ligatures w14:val="standardContextual"/>
             </w:rPr>
           </w:pPr>
-          <w:hyperlink w:anchor="_Toc240473588" w:history="1">
+          <w:hyperlink w:anchor="_Toc240548161" w:history="1">
             <w:r>
               <w:rPr>
                 <w:rStyle w:val="Hyperlink"/>
@@ -1727,7 +1727,7 @@
                 <w:noProof/>
                 <w:webHidden/>
               </w:rPr>
-              <w:instrText xml:space="preserve"> PAGEREF _Toc240473588 \h </w:instrText>
+              <w:instrText xml:space="preserve"> PAGEREF _Toc240548161 \h </w:instrText>
             </w:r>
             <w:r>
               <w:rPr>
@@ -1748,6 +1748,371 @@
                 <w:webHidden/>
               </w:rPr>
               <w:t>xi</w:t>
+            </w:r>
+            <w:r>
+              <w:rPr>
+                <w:noProof/>
+                <w:webHidden/>
+              </w:rPr>
+              <w:fldChar w:fldCharType="end"/>
+            </w:r>
+          </w:hyperlink>
+        </w:p>
+        <w:p>
+          <w:pPr>
+            <w:pStyle w:val="TOC1"/>
+            <w:tabs>
+              <w:tab w:val="right" w:leader="dot" w:pos="9350"/>
+            </w:tabs>
+            <w:rPr>
+              <w:noProof/>
+              <w:kern w:val="2"/>
+              <w:sz w:val="24"/>
+              <w:szCs w:val="24"/>
+              <w14:ligatures w14:val="standardContextual"/>
+            </w:rPr>
+          </w:pPr>
+          <w:hyperlink w:anchor="_Toc240548162" w:history="1">
+            <w:r>
+              <w:rPr>
+                <w:rStyle w:val="Hyperlink"/>
+                <w:rFonts w:asciiTheme="majorBidi" w:hAnsiTheme="majorBidi"/>
+                <w:noProof/>
+              </w:rPr>
+              <w:t>3. Work Breakdown Structure</w:t>
+            </w:r>
+            <w:r>
+              <w:rPr>
+                <w:noProof/>
+                <w:webHidden/>
+              </w:rPr>
+              <w:tab/>
+            </w:r>
+            <w:r>
+              <w:rPr>
+                <w:noProof/>
+                <w:webHidden/>
+              </w:rPr>
+              <w:fldChar w:fldCharType="begin"/>
+            </w:r>
+            <w:r>
+              <w:rPr>
+                <w:noProof/>
+                <w:webHidden/>
+              </w:rPr>
+              <w:instrText xml:space="preserve"> PAGEREF _Toc240548162 \h </w:instrText>
+            </w:r>
+            <w:r>
+              <w:rPr>
+                <w:noProof/>
+                <w:webHidden/>
+              </w:rPr>
+            </w:r>
+            <w:r>
+              <w:rPr>
+                <w:noProof/>
+                <w:webHidden/>
+              </w:rPr>
+              <w:fldChar w:fldCharType="separate"/>
+            </w:r>
+            <w:r>
+              <w:rPr>
+                <w:noProof/>
+                <w:webHidden/>
+              </w:rPr>
+              <w:t>xii</w:t>
+            </w:r>
+            <w:r>
+              <w:rPr>
+                <w:noProof/>
+                <w:webHidden/>
+              </w:rPr>
+              <w:fldChar w:fldCharType="end"/>
+            </w:r>
+          </w:hyperlink>
+        </w:p>
+        <w:p>
+          <w:pPr>
+            <w:pStyle w:val="TOC2"/>
+            <w:tabs>
+              <w:tab w:val="right" w:leader="dot" w:pos="9350"/>
+            </w:tabs>
+            <w:rPr>
+              <w:noProof/>
+              <w:kern w:val="2"/>
+              <w:sz w:val="24"/>
+              <w:szCs w:val="24"/>
+              <w14:ligatures w14:val="standardContextual"/>
+            </w:rPr>
+          </w:pPr>
+          <w:hyperlink w:anchor="_Toc240548163" w:history="1">
+            <w:r>
+              <w:rPr>
+                <w:rStyle w:val="Hyperlink"/>
+                <w:rFonts w:asciiTheme="majorBidi" w:hAnsiTheme="majorBidi"/>
+                <w:noProof/>
+              </w:rPr>
+              <w:t>3.1 Purpose</w:t>
+            </w:r>
+            <w:r>
+              <w:rPr>
+                <w:noProof/>
+                <w:webHidden/>
+              </w:rPr>
+              <w:tab/>
+            </w:r>
+            <w:r>
+              <w:rPr>
+                <w:noProof/>
+                <w:webHidden/>
+              </w:rPr>
+              <w:fldChar w:fldCharType="begin"/>
+            </w:r>
+            <w:r>
+              <w:rPr>
+                <w:noProof/>
+                <w:webHidden/>
+              </w:rPr>
+              <w:instrText xml:space="preserve"> PAGEREF _Toc240548163 \h </w:instrText>
+            </w:r>
+            <w:r>
+              <w:rPr>
+                <w:noProof/>
+                <w:webHidden/>
+              </w:rPr>
+            </w:r>
+            <w:r>
+              <w:rPr>
+                <w:noProof/>
+                <w:webHidden/>
+              </w:rPr>
+              <w:fldChar w:fldCharType="separate"/>
+            </w:r>
+            <w:r>
+              <w:rPr>
+                <w:noProof/>
+                <w:webHidden/>
+              </w:rPr>
+              <w:t>xii</w:t>
+            </w:r>
+            <w:r>
+              <w:rPr>
+                <w:noProof/>
+                <w:webHidden/>
+              </w:rPr>
+              <w:fldChar w:fldCharType="end"/>
+            </w:r>
+          </w:hyperlink>
+        </w:p>
+        <w:p>
+          <w:pPr>
+            <w:pStyle w:val="TOC2"/>
+            <w:tabs>
+              <w:tab w:val="right" w:leader="dot" w:pos="9350"/>
+            </w:tabs>
+            <w:rPr>
+              <w:noProof/>
+              <w:kern w:val="2"/>
+              <w:sz w:val="24"/>
+              <w:szCs w:val="24"/>
+              <w14:ligatures w14:val="standardContextual"/>
+            </w:rPr>
+          </w:pPr>
+          <w:hyperlink w:anchor="_Toc240548164" w:history="1">
+            <w:r>
+              <w:rPr>
+                <w:rStyle w:val="Hyperlink"/>
+                <w:rFonts w:asciiTheme="majorBidi" w:hAnsiTheme="majorBidi"/>
+                <w:noProof/>
+              </w:rPr>
+              <w:t>3.2 Smart Parking Platform WBS</w:t>
+            </w:r>
+            <w:r>
+              <w:rPr>
+                <w:noProof/>
+                <w:webHidden/>
+              </w:rPr>
+              <w:tab/>
+            </w:r>
+            <w:r>
+              <w:rPr>
+                <w:noProof/>
+                <w:webHidden/>
+              </w:rPr>
+              <w:fldChar w:fldCharType="begin"/>
+            </w:r>
+            <w:r>
+              <w:rPr>
+                <w:noProof/>
+                <w:webHidden/>
+              </w:rPr>
+              <w:instrText xml:space="preserve"> PAGEREF _Toc240548164 \h </w:instrText>
+            </w:r>
+            <w:r>
+              <w:rPr>
+                <w:noProof/>
+                <w:webHidden/>
+              </w:rPr>
+            </w:r>
+            <w:r>
+              <w:rPr>
+                <w:noProof/>
+                <w:webHidden/>
+              </w:rPr>
+              <w:fldChar w:fldCharType="separate"/>
+            </w:r>
+            <w:r>
+              <w:rPr>
+                <w:noProof/>
+                <w:webHidden/>
+              </w:rPr>
+              <w:t>xii</w:t>
+            </w:r>
+            <w:r>
+              <w:rPr>
+                <w:noProof/>
+                <w:webHidden/>
+              </w:rPr>
+              <w:fldChar w:fldCharType="end"/>
+            </w:r>
+          </w:hyperlink>
+        </w:p>
+        <w:p>
+          <w:pPr>
+            <w:pStyle w:val="TOC2"/>
+            <w:tabs>
+              <w:tab w:val="right" w:leader="dot" w:pos="9350"/>
+            </w:tabs>
+            <w:rPr>
+              <w:noProof/>
+              <w:kern w:val="2"/>
+              <w:sz w:val="24"/>
+              <w:szCs w:val="24"/>
+              <w14:ligatures w14:val="standardContextual"/>
+            </w:rPr>
+          </w:pPr>
+          <w:hyperlink w:anchor="_Toc240548165" w:history="1">
+            <w:r>
+              <w:rPr>
+                <w:rStyle w:val="Hyperlink"/>
+                <w:rFonts w:asciiTheme="majorBidi" w:hAnsiTheme="majorBidi"/>
+                <w:noProof/>
+              </w:rPr>
+              <w:t>3.3 Story Point Estimation</w:t>
+            </w:r>
+            <w:r>
+              <w:rPr>
+                <w:noProof/>
+                <w:webHidden/>
+              </w:rPr>
+              <w:tab/>
+            </w:r>
+            <w:r>
+              <w:rPr>
+                <w:noProof/>
+                <w:webHidden/>
+              </w:rPr>
+              <w:fldChar w:fldCharType="begin"/>
+            </w:r>
+            <w:r>
+              <w:rPr>
+                <w:noProof/>
+                <w:webHidden/>
+              </w:rPr>
+              <w:instrText xml:space="preserve"> PAGEREF _Toc240548165 \h </w:instrText>
+            </w:r>
+            <w:r>
+              <w:rPr>
+                <w:noProof/>
+                <w:webHidden/>
+              </w:rPr>
+            </w:r>
+            <w:r>
+              <w:rPr>
+                <w:noProof/>
+                <w:webHidden/>
+              </w:rPr>
+              <w:fldChar w:fldCharType="separate"/>
+            </w:r>
+            <w:r>
+              <w:rPr>
+                <w:noProof/>
+                <w:webHidden/>
+              </w:rPr>
+              <w:t>xiii</w:t>
+            </w:r>
+            <w:r>
+              <w:rPr>
+                <w:noProof/>
+                <w:webHidden/>
+              </w:rPr>
+              <w:fldChar w:fldCharType="end"/>
+            </w:r>
+          </w:hyperlink>
+        </w:p>
+        <w:p>
+          <w:pPr>
+            <w:pStyle w:val="TOC1"/>
+            <w:tabs>
+              <w:tab w:val="right" w:leader="dot" w:pos="9350"/>
+            </w:tabs>
+            <w:rPr>
+              <w:noProof/>
+              <w:kern w:val="2"/>
+              <w:sz w:val="24"/>
+              <w:szCs w:val="24"/>
+              <w14:ligatures w14:val="standardContextual"/>
+            </w:rPr>
+          </w:pPr>
+          <w:hyperlink w:anchor="_Toc240548166" w:history="1">
+            <w:r>
+              <w:rPr>
+                <w:rStyle w:val="Hyperlink"/>
+                <w:rFonts w:asciiTheme="majorBidi" w:hAnsiTheme="majorBidi"/>
+                <w:noProof/>
+              </w:rPr>
+              <w:t>4. Timeline and Gantt chart</w:t>
+            </w:r>
+            <w:r>
+              <w:rPr>
+                <w:noProof/>
+                <w:webHidden/>
+              </w:rPr>
+              <w:tab/>
+            </w:r>
+            <w:r>
+              <w:rPr>
+                <w:noProof/>
+                <w:webHidden/>
+              </w:rPr>
+              <w:fldChar w:fldCharType="begin"/>
+            </w:r>
+            <w:r>
+              <w:rPr>
+                <w:noProof/>
+                <w:webHidden/>
+              </w:rPr>
+              <w:instrText xml:space="preserve"> PAGEREF _Toc240548166 \h </w:instrText>
+            </w:r>
+            <w:r>
+              <w:rPr>
+                <w:noProof/>
+                <w:webHidden/>
+              </w:rPr>
+            </w:r>
+            <w:r>
+              <w:rPr>
+                <w:noProof/>
+                <w:webHidden/>
+              </w:rPr>
+              <w:fldChar w:fldCharType="separate"/>
+            </w:r>
+            <w:r>
+              <w:rPr>
+                <w:noProof/>
+                <w:webHidden/>
+              </w:rPr>
+              <w:t>xv</w:t>
             </w:r>
             <w:r>
               <w:rPr>
@@ -1817,7 +2182,7 @@
           <w:color w:val="000000" w:themeColor="text1"/>
         </w:rPr>
       </w:pPr>
-      <w:bookmarkStart w:id="0" w:name="_Toc240473570"/>
+      <w:bookmarkStart w:id="0" w:name="_Toc240548143"/>
       <w:r>
         <w:rPr>
           <w:rStyle w:val="SubtleEmphasis"/>
@@ -1860,7 +2225,7 @@
           <w:color w:val="000000" w:themeColor="text1"/>
         </w:rPr>
       </w:pPr>
-      <w:bookmarkStart w:id="1" w:name="_Toc240473571"/>
+      <w:bookmarkStart w:id="1" w:name="_Toc240548144"/>
       <w:r>
         <w:rPr>
           <w:rFonts w:asciiTheme="majorBidi" w:hAnsiTheme="majorBidi"/>
@@ -2116,7 +2481,7 @@
           <w:color w:val="000000" w:themeColor="text1"/>
         </w:rPr>
       </w:pPr>
-      <w:bookmarkStart w:id="2" w:name="_Toc240473572"/>
+      <w:bookmarkStart w:id="2" w:name="_Toc240548145"/>
       <w:r>
         <w:rPr>
           <w:rFonts w:asciiTheme="majorBidi" w:hAnsiTheme="majorBidi"/>
@@ -2330,7 +2695,7 @@
           <w:color w:val="000000" w:themeColor="text1"/>
         </w:rPr>
       </w:pPr>
-      <w:bookmarkStart w:id="3" w:name="_Toc240473573"/>
+      <w:bookmarkStart w:id="3" w:name="_Toc240548146"/>
       <w:r>
         <w:rPr>
           <w:rFonts w:asciiTheme="majorBidi" w:hAnsiTheme="majorBidi"/>
@@ -2554,7 +2919,7 @@
           <w:color w:val="000000" w:themeColor="text1"/>
         </w:rPr>
       </w:pPr>
-      <w:bookmarkStart w:id="4" w:name="_Toc240473574"/>
+      <w:bookmarkStart w:id="4" w:name="_Toc240548147"/>
       <w:r>
         <w:rPr>
           <w:rFonts w:asciiTheme="majorBidi" w:hAnsiTheme="majorBidi"/>
@@ -3332,7 +3697,7 @@
           <w:color w:val="000000" w:themeColor="text1"/>
         </w:rPr>
       </w:pPr>
-      <w:bookmarkStart w:id="5" w:name="_Toc240473575"/>
+      <w:bookmarkStart w:id="5" w:name="_Toc240548148"/>
       <w:r>
         <w:rPr>
           <w:rFonts w:asciiTheme="majorBidi" w:hAnsiTheme="majorBidi"/>
@@ -3510,7 +3875,7 @@
           <w:color w:val="000000" w:themeColor="text1"/>
         </w:rPr>
       </w:pPr>
-      <w:bookmarkStart w:id="6" w:name="_Toc240473576"/>
+      <w:bookmarkStart w:id="6" w:name="_Toc240548149"/>
       <w:r>
         <w:rPr>
           <w:rFonts w:asciiTheme="majorBidi" w:hAnsiTheme="majorBidi"/>
@@ -3536,7 +3901,7 @@
           <w:color w:val="000000" w:themeColor="text1"/>
         </w:rPr>
       </w:pPr>
-      <w:bookmarkStart w:id="7" w:name="_Toc240473577"/>
+      <w:bookmarkStart w:id="7" w:name="_Toc240548150"/>
       <w:r>
         <w:rPr>
           <w:rFonts w:asciiTheme="majorBidi" w:hAnsiTheme="majorBidi"/>
@@ -3658,7 +4023,7 @@
           <w:color w:val="000000" w:themeColor="text1"/>
         </w:rPr>
       </w:pPr>
-      <w:bookmarkStart w:id="8" w:name="_Toc240473578"/>
+      <w:bookmarkStart w:id="8" w:name="_Toc240548151"/>
       <w:r>
         <w:rPr>
           <w:rFonts w:asciiTheme="majorBidi" w:hAnsiTheme="majorBidi"/>
@@ -3889,7 +4254,7 @@
           <w:color w:val="000000" w:themeColor="text1"/>
         </w:rPr>
       </w:pPr>
-      <w:bookmarkStart w:id="9" w:name="_Toc240473579"/>
+      <w:bookmarkStart w:id="9" w:name="_Toc240548152"/>
       <w:r>
         <w:rPr>
           <w:rFonts w:asciiTheme="majorBidi" w:hAnsiTheme="majorBidi"/>
@@ -3987,7 +4352,7 @@
           <w:color w:val="000000" w:themeColor="text1"/>
         </w:rPr>
       </w:pPr>
-      <w:bookmarkStart w:id="10" w:name="_Toc240473580"/>
+      <w:bookmarkStart w:id="10" w:name="_Toc240548153"/>
       <w:r>
         <w:rPr>
           <w:rFonts w:asciiTheme="majorBidi" w:hAnsiTheme="majorBidi"/>
@@ -4221,7 +4586,7 @@
           <w:color w:val="000000" w:themeColor="text1"/>
         </w:rPr>
       </w:pPr>
-      <w:bookmarkStart w:id="11" w:name="_Toc240473581"/>
+      <w:bookmarkStart w:id="11" w:name="_Toc240548154"/>
       <w:r>
         <w:rPr>
           <w:rFonts w:asciiTheme="majorBidi" w:hAnsiTheme="majorBidi"/>
@@ -4322,7 +4687,7 @@
           <w:color w:val="000000" w:themeColor="text1"/>
         </w:rPr>
       </w:pPr>
-      <w:bookmarkStart w:id="12" w:name="_Toc240473582"/>
+      <w:bookmarkStart w:id="12" w:name="_Toc240548155"/>
       <w:r>
         <w:rPr>
           <w:rFonts w:asciiTheme="majorBidi" w:hAnsiTheme="majorBidi"/>
@@ -4403,7 +4768,7 @@
           <w:color w:val="000000" w:themeColor="text1"/>
         </w:rPr>
       </w:pPr>
-      <w:bookmarkStart w:id="13" w:name="_Toc240473583"/>
+      <w:bookmarkStart w:id="13" w:name="_Toc240548156"/>
       <w:r>
         <w:rPr>
           <w:rFonts w:asciiTheme="majorBidi" w:hAnsiTheme="majorBidi"/>
@@ -4454,7 +4819,7 @@
           <w:color w:val="000000" w:themeColor="text1"/>
         </w:rPr>
       </w:pPr>
-      <w:bookmarkStart w:id="14" w:name="_Toc240473584"/>
+      <w:bookmarkStart w:id="14" w:name="_Toc240548157"/>
       <w:r>
         <w:rPr>
           <w:rFonts w:asciiTheme="majorBidi" w:hAnsiTheme="majorBidi"/>
@@ -5078,7 +5443,7 @@
           <w:color w:val="000000" w:themeColor="text1"/>
         </w:rPr>
       </w:pPr>
-      <w:bookmarkStart w:id="15" w:name="_Toc240473585"/>
+      <w:bookmarkStart w:id="15" w:name="_Toc240548158"/>
       <w:r>
         <w:rPr>
           <w:rFonts w:asciiTheme="majorBidi" w:hAnsiTheme="majorBidi"/>
@@ -5451,7 +5816,7 @@
           <w:color w:val="000000" w:themeColor="text1"/>
         </w:rPr>
       </w:pPr>
-      <w:bookmarkStart w:id="16" w:name="_Toc240473586"/>
+      <w:bookmarkStart w:id="16" w:name="_Toc240548159"/>
       <w:r>
         <w:rPr>
           <w:rFonts w:asciiTheme="majorBidi" w:hAnsiTheme="majorBidi"/>
@@ -5469,7 +5834,7 @@
           <w:color w:val="auto"/>
         </w:rPr>
       </w:pPr>
-      <w:bookmarkStart w:id="17" w:name="_Toc240473587"/>
+      <w:bookmarkStart w:id="17" w:name="_Toc240548160"/>
       <w:r>
         <w:rPr>
           <w:rFonts w:asciiTheme="majorBidi" w:hAnsiTheme="majorBidi"/>
@@ -8448,7 +8813,7 @@
           <w:color w:val="auto"/>
         </w:rPr>
       </w:pPr>
-      <w:bookmarkStart w:id="18" w:name="_Toc240473588"/>
+      <w:bookmarkStart w:id="18" w:name="_Toc240548161"/>
       <w:r>
         <w:rPr>
           <w:rFonts w:asciiTheme="majorBidi" w:hAnsiTheme="majorBidi"/>
@@ -9057,6 +9422,7 @@
           <w:color w:val="auto"/>
         </w:rPr>
       </w:pPr>
+      <w:bookmarkStart w:id="19" w:name="_Toc240548162"/>
       <w:r>
         <w:rPr>
           <w:rFonts w:asciiTheme="majorBidi" w:hAnsiTheme="majorBidi"/>
@@ -9065,6 +9431,7 @@
         <w:lastRenderedPageBreak/>
         <w:t>3. Work Breakdown Structure</w:t>
       </w:r>
+      <w:bookmarkEnd w:id="19"/>
     </w:p>
     <w:p>
       <w:pPr>
@@ -9075,6 +9442,7 @@
           <w:color w:val="auto"/>
         </w:rPr>
       </w:pPr>
+      <w:bookmarkStart w:id="20" w:name="_Toc240548163"/>
       <w:r>
         <w:rPr>
           <w:rFonts w:asciiTheme="majorBidi" w:hAnsiTheme="majorBidi"/>
@@ -9082,6 +9450,7 @@
         </w:rPr>
         <w:t>3.1 Purpose</w:t>
       </w:r>
+      <w:bookmarkEnd w:id="20"/>
     </w:p>
     <w:p>
       <w:pPr>
@@ -9256,6 +9625,7 @@
           <w:color w:val="auto"/>
         </w:rPr>
       </w:pPr>
+      <w:bookmarkStart w:id="21" w:name="_Toc240548164"/>
       <w:r>
         <w:rPr>
           <w:rFonts w:asciiTheme="majorBidi" w:hAnsiTheme="majorBidi"/>
@@ -9263,6 +9633,7 @@
         </w:rPr>
         <w:t>3.2 Smart Parking Platform WBS</w:t>
       </w:r>
+      <w:bookmarkEnd w:id="21"/>
     </w:p>
     <w:p>
       <w:pPr>
@@ -10396,6 +10767,7 @@
           <w:color w:val="auto"/>
         </w:rPr>
       </w:pPr>
+      <w:bookmarkStart w:id="22" w:name="_Toc240548165"/>
       <w:r>
         <w:rPr>
           <w:rFonts w:asciiTheme="majorBidi" w:hAnsiTheme="majorBidi"/>
@@ -10410,6 +10782,7 @@
         </w:rPr>
         <w:t>Story Point Estimation</w:t>
       </w:r>
+      <w:bookmarkEnd w:id="22"/>
     </w:p>
     <w:p>
       <w:pPr>
@@ -12766,25 +13139,7 @@
         <w:rPr>
           <w:rFonts w:asciiTheme="majorBidi" w:hAnsiTheme="majorBidi" w:cstheme="majorBidi"/>
         </w:rPr>
-        <w:t xml:space="preserve">The value </w:t>
-      </w:r>
-      <w:r>
-        <w:rPr>
-          <w:rFonts w:asciiTheme="majorBidi" w:hAnsiTheme="majorBidi" w:cstheme="majorBidi"/>
-        </w:rPr>
-        <w:t>13 w</w:t>
-      </w:r>
-      <w:r>
-        <w:rPr>
-          <w:rFonts w:asciiTheme="majorBidi" w:hAnsiTheme="majorBidi" w:cstheme="majorBidi"/>
-        </w:rPr>
-        <w:t xml:space="preserve">as </w:t>
-      </w:r>
-      <w:r>
-        <w:rPr>
-          <w:rFonts w:asciiTheme="majorBidi" w:hAnsiTheme="majorBidi" w:cstheme="majorBidi"/>
-        </w:rPr>
-        <w:t xml:space="preserve">used as the highest value for my </w:t>
+        <w:t xml:space="preserve">The value 13 was used as the highest value for my </w:t>
       </w:r>
       <w:r>
         <w:rPr>
@@ -12796,19 +13151,7 @@
         <w:rPr>
           <w:rFonts w:asciiTheme="majorBidi" w:hAnsiTheme="majorBidi" w:cstheme="majorBidi"/>
         </w:rPr>
-        <w:t xml:space="preserve"> because the level 3 items</w:t>
-      </w:r>
-      <w:r>
-        <w:rPr>
-          <w:rFonts w:asciiTheme="majorBidi" w:hAnsiTheme="majorBidi" w:cstheme="majorBidi"/>
-        </w:rPr>
-        <w:t xml:space="preserve"> in my WBS</w:t>
-      </w:r>
-      <w:r>
-        <w:rPr>
-          <w:rFonts w:asciiTheme="majorBidi" w:hAnsiTheme="majorBidi" w:cstheme="majorBidi"/>
-        </w:rPr>
-        <w:t xml:space="preserve"> are already broken into smaller work packages. </w:t>
+        <w:t xml:space="preserve"> because the level 3 items in my WBS are already broken into smaller work packages. </w:t>
       </w:r>
       <w:r>
         <w:rPr>
@@ -12908,6 +13251,7 @@
           <w:color w:val="auto"/>
         </w:rPr>
       </w:pPr>
+      <w:bookmarkStart w:id="23" w:name="_Toc240548166"/>
       <w:r>
         <w:rPr>
           <w:rFonts w:asciiTheme="majorBidi" w:hAnsiTheme="majorBidi"/>
@@ -12936,16 +13280,18 @@
         </w:rPr>
         <w:t>t</w:t>
       </w:r>
-    </w:p>
-    <w:p>
-      <w:pPr>
-        <w:rPr>
-          <w:rFonts w:asciiTheme="majorBidi" w:hAnsiTheme="majorBidi" w:cstheme="majorBidi"/>
-        </w:rPr>
-      </w:pPr>
-      <w:r>
-        <w:rPr>
-          <w:rFonts w:asciiTheme="majorBidi" w:hAnsiTheme="majorBidi" w:cstheme="majorBidi"/>
+      <w:bookmarkEnd w:id="23"/>
+    </w:p>
+    <w:p>
+      <w:pPr>
+        <w:rPr>
+          <w:rFonts w:asciiTheme="majorBidi" w:hAnsiTheme="majorBidi" w:cstheme="majorBidi"/>
+        </w:rPr>
+      </w:pPr>
+      <w:r>
+        <w:rPr>
+          <w:rFonts w:asciiTheme="majorBidi" w:hAnsiTheme="majorBidi" w:cstheme="majorBidi"/>
+          <w:noProof/>
         </w:rPr>
         <w:drawing>
           <wp:anchor distT="0" distB="0" distL="114300" distR="114300" simplePos="0" relativeHeight="251660800" behindDoc="1" locked="0" layoutInCell="1" allowOverlap="1" wp14:anchorId="4F7F4707" wp14:editId="3EC71003">
@@ -17821,18 +18167,15 @@
 </file>
 
 <file path=customXml/item1.xml><?xml version="1.0" encoding="utf-8"?>
-<b:Sources xmlns:b="http://schemas.openxmlformats.org/officeDocument/2006/bibliography" xmlns="http://schemas.openxmlformats.org/officeDocument/2006/bibliography" SelectedStyle="\APASixthEditionOfficeOnline.xsl" StyleName="APA" Version="6"/>
+<?mso-contentType ?>
+<FormTemplates xmlns="http://schemas.microsoft.com/sharepoint/v3/contenttype/forms">
+  <Display>DocumentLibraryForm</Display>
+  <Edit>DocumentLibraryForm</Edit>
+  <New>DocumentLibraryForm</New>
+</FormTemplates>
 </file>
 
 <file path=customXml/item2.xml><?xml version="1.0" encoding="utf-8"?>
-<p:properties xmlns:p="http://schemas.microsoft.com/office/2006/metadata/properties" xmlns:xsi="http://www.w3.org/2001/XMLSchema-instance" xmlns:pc="http://schemas.microsoft.com/office/infopath/2007/PartnerControls">
-  <documentManagement>
-    <_activity xmlns="51884dc0-db32-448f-8227-b7a0a9fef694" xsi:nil="true"/>
-  </documentManagement>
-</p:properties>
-</file>
-
-<file path=customXml/item3.xml><?xml version="1.0" encoding="utf-8"?>
 <ct:contentTypeSchema xmlns:ct="http://schemas.microsoft.com/office/2006/metadata/contentType" xmlns:ma="http://schemas.microsoft.com/office/2006/metadata/properties/metaAttributes" ct:_="" ma:_="" ma:contentTypeName="Document" ma:contentTypeID="0x0101004F0666F0D828EB408E969AB93732FF84" ma:contentTypeVersion="11" ma:contentTypeDescription="Create a new document." ma:contentTypeScope="" ma:versionID="2b799fa7da6c7419d60c969fc2ad381d">
   <xsd:schema xmlns:xsd="http://www.w3.org/2001/XMLSchema" xmlns:xs="http://www.w3.org/2001/XMLSchema" xmlns:p="http://schemas.microsoft.com/office/2006/metadata/properties" xmlns:ns3="51884dc0-db32-448f-8227-b7a0a9fef694" targetNamespace="http://schemas.microsoft.com/office/2006/metadata/properties" ma:root="true" ma:fieldsID="fc89317b5aca35ca8790ca4e6aa8dd14" ns3:_="">
     <xsd:import namespace="51884dc0-db32-448f-8227-b7a0a9fef694"/>
@@ -18020,34 +18363,27 @@
 </ct:contentTypeSchema>
 </file>
 
+<file path=customXml/item3.xml><?xml version="1.0" encoding="utf-8"?>
+<p:properties xmlns:p="http://schemas.microsoft.com/office/2006/metadata/properties" xmlns:xsi="http://www.w3.org/2001/XMLSchema-instance" xmlns:pc="http://schemas.microsoft.com/office/infopath/2007/PartnerControls">
+  <documentManagement>
+    <_activity xmlns="51884dc0-db32-448f-8227-b7a0a9fef694" xsi:nil="true"/>
+  </documentManagement>
+</p:properties>
+</file>
+
 <file path=customXml/item4.xml><?xml version="1.0" encoding="utf-8"?>
-<?mso-contentType ?>
-<FormTemplates xmlns="http://schemas.microsoft.com/sharepoint/v3/contenttype/forms">
-  <Display>DocumentLibraryForm</Display>
-  <Edit>DocumentLibraryForm</Edit>
-  <New>DocumentLibraryForm</New>
-</FormTemplates>
+<b:Sources xmlns:b="http://schemas.openxmlformats.org/officeDocument/2006/bibliography" xmlns="http://schemas.openxmlformats.org/officeDocument/2006/bibliography" SelectedStyle="\APASixthEditionOfficeOnline.xsl" StyleName="APA" Version="6"/>
 </file>
 
 <file path=customXml/itemProps1.xml><?xml version="1.0" encoding="utf-8"?>
-<ds:datastoreItem xmlns:ds="http://schemas.openxmlformats.org/officeDocument/2006/customXml" ds:itemID="{127FFF82-F9A5-457B-A0C8-8F273CBCD5EB}">
+<ds:datastoreItem xmlns:ds="http://schemas.openxmlformats.org/officeDocument/2006/customXml" ds:itemID="{55D127AF-443C-48BE-B087-B3728CA458E6}">
   <ds:schemaRefs>
-    <ds:schemaRef ds:uri="http://schemas.openxmlformats.org/officeDocument/2006/bibliography"/>
+    <ds:schemaRef ds:uri="http://schemas.microsoft.com/sharepoint/v3/contenttype/forms"/>
   </ds:schemaRefs>
 </ds:datastoreItem>
 </file>
 
 <file path=customXml/itemProps2.xml><?xml version="1.0" encoding="utf-8"?>
-<ds:datastoreItem xmlns:ds="http://schemas.openxmlformats.org/officeDocument/2006/customXml" ds:itemID="{1C37E62E-9BA4-44F6-A7B7-D3CA5973CACD}">
-  <ds:schemaRefs>
-    <ds:schemaRef ds:uri="http://schemas.microsoft.com/office/2006/metadata/properties"/>
-    <ds:schemaRef ds:uri="http://schemas.microsoft.com/office/infopath/2007/PartnerControls"/>
-    <ds:schemaRef ds:uri="51884dc0-db32-448f-8227-b7a0a9fef694"/>
-  </ds:schemaRefs>
-</ds:datastoreItem>
-</file>
-
-<file path=customXml/itemProps3.xml><?xml version="1.0" encoding="utf-8"?>
 <ds:datastoreItem xmlns:ds="http://schemas.openxmlformats.org/officeDocument/2006/customXml" ds:itemID="{E468AD01-C478-405F-AC25-261F7DEA7B78}">
   <ds:schemaRefs>
     <ds:schemaRef ds:uri="http://schemas.microsoft.com/office/2006/metadata/contentType"/>
@@ -18065,10 +18401,20 @@
 </ds:datastoreItem>
 </file>
 
+<file path=customXml/itemProps3.xml><?xml version="1.0" encoding="utf-8"?>
+<ds:datastoreItem xmlns:ds="http://schemas.openxmlformats.org/officeDocument/2006/customXml" ds:itemID="{1C37E62E-9BA4-44F6-A7B7-D3CA5973CACD}">
+  <ds:schemaRefs>
+    <ds:schemaRef ds:uri="http://schemas.microsoft.com/office/2006/metadata/properties"/>
+    <ds:schemaRef ds:uri="http://schemas.microsoft.com/office/infopath/2007/PartnerControls"/>
+    <ds:schemaRef ds:uri="51884dc0-db32-448f-8227-b7a0a9fef694"/>
+  </ds:schemaRefs>
+</ds:datastoreItem>
+</file>
+
 <file path=customXml/itemProps4.xml><?xml version="1.0" encoding="utf-8"?>
-<ds:datastoreItem xmlns:ds="http://schemas.openxmlformats.org/officeDocument/2006/customXml" ds:itemID="{55D127AF-443C-48BE-B087-B3728CA458E6}">
+<ds:datastoreItem xmlns:ds="http://schemas.openxmlformats.org/officeDocument/2006/customXml" ds:itemID="{127FFF82-F9A5-457B-A0C8-8F273CBCD5EB}">
   <ds:schemaRefs>
-    <ds:schemaRef ds:uri="http://schemas.microsoft.com/sharepoint/v3/contenttype/forms"/>
+    <ds:schemaRef ds:uri="http://schemas.openxmlformats.org/officeDocument/2006/bibliography"/>
   </ds:schemaRefs>
 </ds:datastoreItem>
 </file>
--- a/Smart Parking Platform Project.docx
+++ b/Smart Parking Platform Project.docx
@@ -385,7 +385,7 @@
             </w:rPr>
             <w:fldChar w:fldCharType="separate"/>
           </w:r>
-          <w:hyperlink w:anchor="_Toc240548143" w:history="1">
+          <w:hyperlink w:anchor="_Toc240548353" w:history="1">
             <w:r>
               <w:rPr>
                 <w:rStyle w:val="Hyperlink"/>
@@ -413,7 +413,7 @@
                 <w:noProof/>
                 <w:webHidden/>
               </w:rPr>
-              <w:instrText xml:space="preserve"> PAGEREF _Toc240548143 \h </w:instrText>
+              <w:instrText xml:space="preserve"> PAGEREF _Toc240548353 \h </w:instrText>
             </w:r>
             <w:r>
               <w:rPr>
@@ -458,7 +458,7 @@
               <w14:ligatures w14:val="standardContextual"/>
             </w:rPr>
           </w:pPr>
-          <w:hyperlink w:anchor="_Toc240548144" w:history="1">
+          <w:hyperlink w:anchor="_Toc240548354" w:history="1">
             <w:r>
               <w:rPr>
                 <w:rStyle w:val="Hyperlink"/>
@@ -486,7 +486,7 @@
                 <w:noProof/>
                 <w:webHidden/>
               </w:rPr>
-              <w:instrText xml:space="preserve"> PAGEREF _Toc240548144 \h </w:instrText>
+              <w:instrText xml:space="preserve"> PAGEREF _Toc240548354 \h </w:instrText>
             </w:r>
             <w:r>
               <w:rPr>
@@ -531,7 +531,7 @@
               <w14:ligatures w14:val="standardContextual"/>
             </w:rPr>
           </w:pPr>
-          <w:hyperlink w:anchor="_Toc240548145" w:history="1">
+          <w:hyperlink w:anchor="_Toc240548355" w:history="1">
             <w:r>
               <w:rPr>
                 <w:rStyle w:val="Hyperlink"/>
@@ -559,7 +559,7 @@
                 <w:noProof/>
                 <w:webHidden/>
               </w:rPr>
-              <w:instrText xml:space="preserve"> PAGEREF _Toc240548145 \h </w:instrText>
+              <w:instrText xml:space="preserve"> PAGEREF _Toc240548355 \h </w:instrText>
             </w:r>
             <w:r>
               <w:rPr>
@@ -604,7 +604,7 @@
               <w14:ligatures w14:val="standardContextual"/>
             </w:rPr>
           </w:pPr>
-          <w:hyperlink w:anchor="_Toc240548146" w:history="1">
+          <w:hyperlink w:anchor="_Toc240548356" w:history="1">
             <w:r>
               <w:rPr>
                 <w:rStyle w:val="Hyperlink"/>
@@ -632,7 +632,7 @@
                 <w:noProof/>
                 <w:webHidden/>
               </w:rPr>
-              <w:instrText xml:space="preserve"> PAGEREF _Toc240548146 \h </w:instrText>
+              <w:instrText xml:space="preserve"> PAGEREF _Toc240548356 \h </w:instrText>
             </w:r>
             <w:r>
               <w:rPr>
@@ -677,7 +677,7 @@
               <w14:ligatures w14:val="standardContextual"/>
             </w:rPr>
           </w:pPr>
-          <w:hyperlink w:anchor="_Toc240548147" w:history="1">
+          <w:hyperlink w:anchor="_Toc240548357" w:history="1">
             <w:r>
               <w:rPr>
                 <w:rStyle w:val="Hyperlink"/>
@@ -705,7 +705,7 @@
                 <w:noProof/>
                 <w:webHidden/>
               </w:rPr>
-              <w:instrText xml:space="preserve"> PAGEREF _Toc240548147 \h </w:instrText>
+              <w:instrText xml:space="preserve"> PAGEREF _Toc240548357 \h </w:instrText>
             </w:r>
             <w:r>
               <w:rPr>
@@ -750,7 +750,7 @@
               <w14:ligatures w14:val="standardContextual"/>
             </w:rPr>
           </w:pPr>
-          <w:hyperlink w:anchor="_Toc240548148" w:history="1">
+          <w:hyperlink w:anchor="_Toc240548358" w:history="1">
             <w:r>
               <w:rPr>
                 <w:rStyle w:val="Hyperlink"/>
@@ -778,7 +778,7 @@
                 <w:noProof/>
                 <w:webHidden/>
               </w:rPr>
-              <w:instrText xml:space="preserve"> PAGEREF _Toc240548148 \h </w:instrText>
+              <w:instrText xml:space="preserve"> PAGEREF _Toc240548358 \h </w:instrText>
             </w:r>
             <w:r>
               <w:rPr>
@@ -823,7 +823,7 @@
               <w14:ligatures w14:val="standardContextual"/>
             </w:rPr>
           </w:pPr>
-          <w:hyperlink w:anchor="_Toc240548149" w:history="1">
+          <w:hyperlink w:anchor="_Toc240548359" w:history="1">
             <w:r>
               <w:rPr>
                 <w:rStyle w:val="Hyperlink"/>
@@ -851,7 +851,7 @@
                 <w:noProof/>
                 <w:webHidden/>
               </w:rPr>
-              <w:instrText xml:space="preserve"> PAGEREF _Toc240548149 \h </w:instrText>
+              <w:instrText xml:space="preserve"> PAGEREF _Toc240548359 \h </w:instrText>
             </w:r>
             <w:r>
               <w:rPr>
@@ -896,7 +896,7 @@
               <w14:ligatures w14:val="standardContextual"/>
             </w:rPr>
           </w:pPr>
-          <w:hyperlink w:anchor="_Toc240548150" w:history="1">
+          <w:hyperlink w:anchor="_Toc240548360" w:history="1">
             <w:r>
               <w:rPr>
                 <w:rStyle w:val="Hyperlink"/>
@@ -924,7 +924,7 @@
                 <w:noProof/>
                 <w:webHidden/>
               </w:rPr>
-              <w:instrText xml:space="preserve"> PAGEREF _Toc240548150 \h </w:instrText>
+              <w:instrText xml:space="preserve"> PAGEREF _Toc240548360 \h </w:instrText>
             </w:r>
             <w:r>
               <w:rPr>
@@ -969,7 +969,7 @@
               <w14:ligatures w14:val="standardContextual"/>
             </w:rPr>
           </w:pPr>
-          <w:hyperlink w:anchor="_Toc240548151" w:history="1">
+          <w:hyperlink w:anchor="_Toc240548361" w:history="1">
             <w:r>
               <w:rPr>
                 <w:rStyle w:val="Hyperlink"/>
@@ -997,7 +997,7 @@
                 <w:noProof/>
                 <w:webHidden/>
               </w:rPr>
-              <w:instrText xml:space="preserve"> PAGEREF _Toc240548151 \h </w:instrText>
+              <w:instrText xml:space="preserve"> PAGEREF _Toc240548361 \h </w:instrText>
             </w:r>
             <w:r>
               <w:rPr>
@@ -1042,7 +1042,7 @@
               <w14:ligatures w14:val="standardContextual"/>
             </w:rPr>
           </w:pPr>
-          <w:hyperlink w:anchor="_Toc240548152" w:history="1">
+          <w:hyperlink w:anchor="_Toc240548362" w:history="1">
             <w:r>
               <w:rPr>
                 <w:rStyle w:val="Hyperlink"/>
@@ -1070,7 +1070,7 @@
                 <w:noProof/>
                 <w:webHidden/>
               </w:rPr>
-              <w:instrText xml:space="preserve"> PAGEREF _Toc240548152 \h </w:instrText>
+              <w:instrText xml:space="preserve"> PAGEREF _Toc240548362 \h </w:instrText>
             </w:r>
             <w:r>
               <w:rPr>
@@ -1115,7 +1115,7 @@
               <w14:ligatures w14:val="standardContextual"/>
             </w:rPr>
           </w:pPr>
-          <w:hyperlink w:anchor="_Toc240548153" w:history="1">
+          <w:hyperlink w:anchor="_Toc240548363" w:history="1">
             <w:r>
               <w:rPr>
                 <w:rStyle w:val="Hyperlink"/>
@@ -1143,7 +1143,7 @@
                 <w:noProof/>
                 <w:webHidden/>
               </w:rPr>
-              <w:instrText xml:space="preserve"> PAGEREF _Toc240548153 \h </w:instrText>
+              <w:instrText xml:space="preserve"> PAGEREF _Toc240548363 \h </w:instrText>
             </w:r>
             <w:r>
               <w:rPr>
@@ -1188,7 +1188,7 @@
               <w14:ligatures w14:val="standardContextual"/>
             </w:rPr>
           </w:pPr>
-          <w:hyperlink w:anchor="_Toc240548154" w:history="1">
+          <w:hyperlink w:anchor="_Toc240548364" w:history="1">
             <w:r>
               <w:rPr>
                 <w:rStyle w:val="Hyperlink"/>
@@ -1216,7 +1216,7 @@
                 <w:noProof/>
                 <w:webHidden/>
               </w:rPr>
-              <w:instrText xml:space="preserve"> PAGEREF _Toc240548154 \h </w:instrText>
+              <w:instrText xml:space="preserve"> PAGEREF _Toc240548364 \h </w:instrText>
             </w:r>
             <w:r>
               <w:rPr>
@@ -1261,7 +1261,7 @@
               <w14:ligatures w14:val="standardContextual"/>
             </w:rPr>
           </w:pPr>
-          <w:hyperlink w:anchor="_Toc240548155" w:history="1">
+          <w:hyperlink w:anchor="_Toc240548365" w:history="1">
             <w:r>
               <w:rPr>
                 <w:rStyle w:val="Hyperlink"/>
@@ -1289,7 +1289,7 @@
                 <w:noProof/>
                 <w:webHidden/>
               </w:rPr>
-              <w:instrText xml:space="preserve"> PAGEREF _Toc240548155 \h </w:instrText>
+              <w:instrText xml:space="preserve"> PAGEREF _Toc240548365 \h </w:instrText>
             </w:r>
             <w:r>
               <w:rPr>
@@ -1334,7 +1334,7 @@
               <w14:ligatures w14:val="standardContextual"/>
             </w:rPr>
           </w:pPr>
-          <w:hyperlink w:anchor="_Toc240548156" w:history="1">
+          <w:hyperlink w:anchor="_Toc240548366" w:history="1">
             <w:r>
               <w:rPr>
                 <w:rStyle w:val="Hyperlink"/>
@@ -1362,7 +1362,7 @@
                 <w:noProof/>
                 <w:webHidden/>
               </w:rPr>
-              <w:instrText xml:space="preserve"> PAGEREF _Toc240548156 \h </w:instrText>
+              <w:instrText xml:space="preserve"> PAGEREF _Toc240548366 \h </w:instrText>
             </w:r>
             <w:r>
               <w:rPr>
@@ -1407,7 +1407,7 @@
               <w14:ligatures w14:val="standardContextual"/>
             </w:rPr>
           </w:pPr>
-          <w:hyperlink w:anchor="_Toc240548157" w:history="1">
+          <w:hyperlink w:anchor="_Toc240548367" w:history="1">
             <w:r>
               <w:rPr>
                 <w:rStyle w:val="Hyperlink"/>
@@ -1435,7 +1435,7 @@
                 <w:noProof/>
                 <w:webHidden/>
               </w:rPr>
-              <w:instrText xml:space="preserve"> PAGEREF _Toc240548157 \h </w:instrText>
+              <w:instrText xml:space="preserve"> PAGEREF _Toc240548367 \h </w:instrText>
             </w:r>
             <w:r>
               <w:rPr>
@@ -1480,7 +1480,7 @@
               <w14:ligatures w14:val="standardContextual"/>
             </w:rPr>
           </w:pPr>
-          <w:hyperlink w:anchor="_Toc240548158" w:history="1">
+          <w:hyperlink w:anchor="_Toc240548368" w:history="1">
             <w:r>
               <w:rPr>
                 <w:rStyle w:val="Hyperlink"/>
@@ -1508,7 +1508,7 @@
                 <w:noProof/>
                 <w:webHidden/>
               </w:rPr>
-              <w:instrText xml:space="preserve"> PAGEREF _Toc240548158 \h </w:instrText>
+              <w:instrText xml:space="preserve"> PAGEREF _Toc240548368 \h </w:instrText>
             </w:r>
             <w:r>
               <w:rPr>
@@ -1553,7 +1553,7 @@
               <w14:ligatures w14:val="standardContextual"/>
             </w:rPr>
           </w:pPr>
-          <w:hyperlink w:anchor="_Toc240548159" w:history="1">
+          <w:hyperlink w:anchor="_Toc240548369" w:history="1">
             <w:r>
               <w:rPr>
                 <w:rStyle w:val="Hyperlink"/>
@@ -1581,7 +1581,7 @@
                 <w:noProof/>
                 <w:webHidden/>
               </w:rPr>
-              <w:instrText xml:space="preserve"> PAGEREF _Toc240548159 \h </w:instrText>
+              <w:instrText xml:space="preserve"> PAGEREF _Toc240548369 \h </w:instrText>
             </w:r>
             <w:r>
               <w:rPr>
@@ -1626,7 +1626,7 @@
               <w14:ligatures w14:val="standardContextual"/>
             </w:rPr>
           </w:pPr>
-          <w:hyperlink w:anchor="_Toc240548160" w:history="1">
+          <w:hyperlink w:anchor="_Toc240548370" w:history="1">
             <w:r>
               <w:rPr>
                 <w:rStyle w:val="Hyperlink"/>
@@ -1654,7 +1654,7 @@
                 <w:noProof/>
                 <w:webHidden/>
               </w:rPr>
-              <w:instrText xml:space="preserve"> PAGEREF _Toc240548160 \h </w:instrText>
+              <w:instrText xml:space="preserve"> PAGEREF _Toc240548370 \h </w:instrText>
             </w:r>
             <w:r>
               <w:rPr>
@@ -1699,7 +1699,7 @@
               <w14:ligatures w14:val="standardContextual"/>
             </w:rPr>
           </w:pPr>
-          <w:hyperlink w:anchor="_Toc240548161" w:history="1">
+          <w:hyperlink w:anchor="_Toc240548371" w:history="1">
             <w:r>
               <w:rPr>
                 <w:rStyle w:val="Hyperlink"/>
@@ -1727,7 +1727,7 @@
                 <w:noProof/>
                 <w:webHidden/>
               </w:rPr>
-              <w:instrText xml:space="preserve"> PAGEREF _Toc240548161 \h </w:instrText>
+              <w:instrText xml:space="preserve"> PAGEREF _Toc240548371 \h </w:instrText>
             </w:r>
             <w:r>
               <w:rPr>
@@ -1772,7 +1772,7 @@
               <w14:ligatures w14:val="standardContextual"/>
             </w:rPr>
           </w:pPr>
-          <w:hyperlink w:anchor="_Toc240548162" w:history="1">
+          <w:hyperlink w:anchor="_Toc240548372" w:history="1">
             <w:r>
               <w:rPr>
                 <w:rStyle w:val="Hyperlink"/>
@@ -1800,7 +1800,7 @@
                 <w:noProof/>
                 <w:webHidden/>
               </w:rPr>
-              <w:instrText xml:space="preserve"> PAGEREF _Toc240548162 \h </w:instrText>
+              <w:instrText xml:space="preserve"> PAGEREF _Toc240548372 \h </w:instrText>
             </w:r>
             <w:r>
               <w:rPr>
@@ -1845,7 +1845,7 @@
               <w14:ligatures w14:val="standardContextual"/>
             </w:rPr>
           </w:pPr>
-          <w:hyperlink w:anchor="_Toc240548163" w:history="1">
+          <w:hyperlink w:anchor="_Toc240548373" w:history="1">
             <w:r>
               <w:rPr>
                 <w:rStyle w:val="Hyperlink"/>
@@ -1873,7 +1873,7 @@
                 <w:noProof/>
                 <w:webHidden/>
               </w:rPr>
-              <w:instrText xml:space="preserve"> PAGEREF _Toc240548163 \h </w:instrText>
+              <w:instrText xml:space="preserve"> PAGEREF _Toc240548373 \h </w:instrText>
             </w:r>
             <w:r>
               <w:rPr>
@@ -1918,7 +1918,7 @@
               <w14:ligatures w14:val="standardContextual"/>
             </w:rPr>
           </w:pPr>
-          <w:hyperlink w:anchor="_Toc240548164" w:history="1">
+          <w:hyperlink w:anchor="_Toc240548374" w:history="1">
             <w:r>
               <w:rPr>
                 <w:rStyle w:val="Hyperlink"/>
@@ -1946,7 +1946,7 @@
                 <w:noProof/>
                 <w:webHidden/>
               </w:rPr>
-              <w:instrText xml:space="preserve"> PAGEREF _Toc240548164 \h </w:instrText>
+              <w:instrText xml:space="preserve"> PAGEREF _Toc240548374 \h </w:instrText>
             </w:r>
             <w:r>
               <w:rPr>
@@ -1991,7 +1991,7 @@
               <w14:ligatures w14:val="standardContextual"/>
             </w:rPr>
           </w:pPr>
-          <w:hyperlink w:anchor="_Toc240548165" w:history="1">
+          <w:hyperlink w:anchor="_Toc240548375" w:history="1">
             <w:r>
               <w:rPr>
                 <w:rStyle w:val="Hyperlink"/>
@@ -2019,7 +2019,7 @@
                 <w:noProof/>
                 <w:webHidden/>
               </w:rPr>
-              <w:instrText xml:space="preserve"> PAGEREF _Toc240548165 \h </w:instrText>
+              <w:instrText xml:space="preserve"> PAGEREF _Toc240548375 \h </w:instrText>
             </w:r>
             <w:r>
               <w:rPr>
@@ -2064,7 +2064,7 @@
               <w14:ligatures w14:val="standardContextual"/>
             </w:rPr>
           </w:pPr>
-          <w:hyperlink w:anchor="_Toc240548166" w:history="1">
+          <w:hyperlink w:anchor="_Toc240548376" w:history="1">
             <w:r>
               <w:rPr>
                 <w:rStyle w:val="Hyperlink"/>
@@ -2092,7 +2092,7 @@
                 <w:noProof/>
                 <w:webHidden/>
               </w:rPr>
-              <w:instrText xml:space="preserve"> PAGEREF _Toc240548166 \h </w:instrText>
+              <w:instrText xml:space="preserve"> PAGEREF _Toc240548376 \h </w:instrText>
             </w:r>
             <w:r>
               <w:rPr>
@@ -2182,7 +2182,7 @@
           <w:color w:val="000000" w:themeColor="text1"/>
         </w:rPr>
       </w:pPr>
-      <w:bookmarkStart w:id="0" w:name="_Toc240548143"/>
+      <w:bookmarkStart w:id="0" w:name="_Toc240548353"/>
       <w:r>
         <w:rPr>
           <w:rStyle w:val="SubtleEmphasis"/>
@@ -2225,7 +2225,7 @@
           <w:color w:val="000000" w:themeColor="text1"/>
         </w:rPr>
       </w:pPr>
-      <w:bookmarkStart w:id="1" w:name="_Toc240548144"/>
+      <w:bookmarkStart w:id="1" w:name="_Toc240548354"/>
       <w:r>
         <w:rPr>
           <w:rFonts w:asciiTheme="majorBidi" w:hAnsiTheme="majorBidi"/>
@@ -2481,7 +2481,7 @@
           <w:color w:val="000000" w:themeColor="text1"/>
         </w:rPr>
       </w:pPr>
-      <w:bookmarkStart w:id="2" w:name="_Toc240548145"/>
+      <w:bookmarkStart w:id="2" w:name="_Toc240548355"/>
       <w:r>
         <w:rPr>
           <w:rFonts w:asciiTheme="majorBidi" w:hAnsiTheme="majorBidi"/>
@@ -2695,7 +2695,7 @@
           <w:color w:val="000000" w:themeColor="text1"/>
         </w:rPr>
       </w:pPr>
-      <w:bookmarkStart w:id="3" w:name="_Toc240548146"/>
+      <w:bookmarkStart w:id="3" w:name="_Toc240548356"/>
       <w:r>
         <w:rPr>
           <w:rFonts w:asciiTheme="majorBidi" w:hAnsiTheme="majorBidi"/>
@@ -2919,7 +2919,7 @@
           <w:color w:val="000000" w:themeColor="text1"/>
         </w:rPr>
       </w:pPr>
-      <w:bookmarkStart w:id="4" w:name="_Toc240548147"/>
+      <w:bookmarkStart w:id="4" w:name="_Toc240548357"/>
       <w:r>
         <w:rPr>
           <w:rFonts w:asciiTheme="majorBidi" w:hAnsiTheme="majorBidi"/>
@@ -3697,7 +3697,7 @@
           <w:color w:val="000000" w:themeColor="text1"/>
         </w:rPr>
       </w:pPr>
-      <w:bookmarkStart w:id="5" w:name="_Toc240548148"/>
+      <w:bookmarkStart w:id="5" w:name="_Toc240548358"/>
       <w:r>
         <w:rPr>
           <w:rFonts w:asciiTheme="majorBidi" w:hAnsiTheme="majorBidi"/>
@@ -3875,7 +3875,7 @@
           <w:color w:val="000000" w:themeColor="text1"/>
         </w:rPr>
       </w:pPr>
-      <w:bookmarkStart w:id="6" w:name="_Toc240548149"/>
+      <w:bookmarkStart w:id="6" w:name="_Toc240548359"/>
       <w:r>
         <w:rPr>
           <w:rFonts w:asciiTheme="majorBidi" w:hAnsiTheme="majorBidi"/>
@@ -3901,7 +3901,7 @@
           <w:color w:val="000000" w:themeColor="text1"/>
         </w:rPr>
       </w:pPr>
-      <w:bookmarkStart w:id="7" w:name="_Toc240548150"/>
+      <w:bookmarkStart w:id="7" w:name="_Toc240548360"/>
       <w:r>
         <w:rPr>
           <w:rFonts w:asciiTheme="majorBidi" w:hAnsiTheme="majorBidi"/>
@@ -4023,7 +4023,7 @@
           <w:color w:val="000000" w:themeColor="text1"/>
         </w:rPr>
       </w:pPr>
-      <w:bookmarkStart w:id="8" w:name="_Toc240548151"/>
+      <w:bookmarkStart w:id="8" w:name="_Toc240548361"/>
       <w:r>
         <w:rPr>
           <w:rFonts w:asciiTheme="majorBidi" w:hAnsiTheme="majorBidi"/>
@@ -4254,7 +4254,7 @@
           <w:color w:val="000000" w:themeColor="text1"/>
         </w:rPr>
       </w:pPr>
-      <w:bookmarkStart w:id="9" w:name="_Toc240548152"/>
+      <w:bookmarkStart w:id="9" w:name="_Toc240548362"/>
       <w:r>
         <w:rPr>
           <w:rFonts w:asciiTheme="majorBidi" w:hAnsiTheme="majorBidi"/>
@@ -4352,7 +4352,7 @@
           <w:color w:val="000000" w:themeColor="text1"/>
         </w:rPr>
       </w:pPr>
-      <w:bookmarkStart w:id="10" w:name="_Toc240548153"/>
+      <w:bookmarkStart w:id="10" w:name="_Toc240548363"/>
       <w:r>
         <w:rPr>
           <w:rFonts w:asciiTheme="majorBidi" w:hAnsiTheme="majorBidi"/>
@@ -4586,7 +4586,7 @@
           <w:color w:val="000000" w:themeColor="text1"/>
         </w:rPr>
       </w:pPr>
-      <w:bookmarkStart w:id="11" w:name="_Toc240548154"/>
+      <w:bookmarkStart w:id="11" w:name="_Toc240548364"/>
       <w:r>
         <w:rPr>
           <w:rFonts w:asciiTheme="majorBidi" w:hAnsiTheme="majorBidi"/>
@@ -4687,7 +4687,7 @@
           <w:color w:val="000000" w:themeColor="text1"/>
         </w:rPr>
       </w:pPr>
-      <w:bookmarkStart w:id="12" w:name="_Toc240548155"/>
+      <w:bookmarkStart w:id="12" w:name="_Toc240548365"/>
       <w:r>
         <w:rPr>
           <w:rFonts w:asciiTheme="majorBidi" w:hAnsiTheme="majorBidi"/>
@@ -4768,7 +4768,7 @@
           <w:color w:val="000000" w:themeColor="text1"/>
         </w:rPr>
       </w:pPr>
-      <w:bookmarkStart w:id="13" w:name="_Toc240548156"/>
+      <w:bookmarkStart w:id="13" w:name="_Toc240548366"/>
       <w:r>
         <w:rPr>
           <w:rFonts w:asciiTheme="majorBidi" w:hAnsiTheme="majorBidi"/>
@@ -4819,7 +4819,7 @@
           <w:color w:val="000000" w:themeColor="text1"/>
         </w:rPr>
       </w:pPr>
-      <w:bookmarkStart w:id="14" w:name="_Toc240548157"/>
+      <w:bookmarkStart w:id="14" w:name="_Toc240548367"/>
       <w:r>
         <w:rPr>
           <w:rFonts w:asciiTheme="majorBidi" w:hAnsiTheme="majorBidi"/>
@@ -5443,7 +5443,7 @@
           <w:color w:val="000000" w:themeColor="text1"/>
         </w:rPr>
       </w:pPr>
-      <w:bookmarkStart w:id="15" w:name="_Toc240548158"/>
+      <w:bookmarkStart w:id="15" w:name="_Toc240548368"/>
       <w:r>
         <w:rPr>
           <w:rFonts w:asciiTheme="majorBidi" w:hAnsiTheme="majorBidi"/>
@@ -5816,7 +5816,7 @@
           <w:color w:val="000000" w:themeColor="text1"/>
         </w:rPr>
       </w:pPr>
-      <w:bookmarkStart w:id="16" w:name="_Toc240548159"/>
+      <w:bookmarkStart w:id="16" w:name="_Toc240548369"/>
       <w:r>
         <w:rPr>
           <w:rFonts w:asciiTheme="majorBidi" w:hAnsiTheme="majorBidi"/>
@@ -5834,7 +5834,7 @@
           <w:color w:val="auto"/>
         </w:rPr>
       </w:pPr>
-      <w:bookmarkStart w:id="17" w:name="_Toc240548160"/>
+      <w:bookmarkStart w:id="17" w:name="_Toc240548370"/>
       <w:r>
         <w:rPr>
           <w:rFonts w:asciiTheme="majorBidi" w:hAnsiTheme="majorBidi"/>
@@ -8813,7 +8813,7 @@
           <w:color w:val="auto"/>
         </w:rPr>
       </w:pPr>
-      <w:bookmarkStart w:id="18" w:name="_Toc240548161"/>
+      <w:bookmarkStart w:id="18" w:name="_Toc240548371"/>
       <w:r>
         <w:rPr>
           <w:rFonts w:asciiTheme="majorBidi" w:hAnsiTheme="majorBidi"/>
@@ -9422,7 +9422,7 @@
           <w:color w:val="auto"/>
         </w:rPr>
       </w:pPr>
-      <w:bookmarkStart w:id="19" w:name="_Toc240548162"/>
+      <w:bookmarkStart w:id="19" w:name="_Toc240548372"/>
       <w:r>
         <w:rPr>
           <w:rFonts w:asciiTheme="majorBidi" w:hAnsiTheme="majorBidi"/>
@@ -9442,7 +9442,7 @@
           <w:color w:val="auto"/>
         </w:rPr>
       </w:pPr>
-      <w:bookmarkStart w:id="20" w:name="_Toc240548163"/>
+      <w:bookmarkStart w:id="20" w:name="_Toc240548373"/>
       <w:r>
         <w:rPr>
           <w:rFonts w:asciiTheme="majorBidi" w:hAnsiTheme="majorBidi"/>
@@ -9625,7 +9625,7 @@
           <w:color w:val="auto"/>
         </w:rPr>
       </w:pPr>
-      <w:bookmarkStart w:id="21" w:name="_Toc240548164"/>
+      <w:bookmarkStart w:id="21" w:name="_Toc240548374"/>
       <w:r>
         <w:rPr>
           <w:rFonts w:asciiTheme="majorBidi" w:hAnsiTheme="majorBidi"/>
@@ -10767,7 +10767,7 @@
           <w:color w:val="auto"/>
         </w:rPr>
       </w:pPr>
-      <w:bookmarkStart w:id="22" w:name="_Toc240548165"/>
+      <w:bookmarkStart w:id="22" w:name="_Toc240548375"/>
       <w:r>
         <w:rPr>
           <w:rFonts w:asciiTheme="majorBidi" w:hAnsiTheme="majorBidi"/>
@@ -13251,7 +13251,7 @@
           <w:color w:val="auto"/>
         </w:rPr>
       </w:pPr>
-      <w:bookmarkStart w:id="23" w:name="_Toc240548166"/>
+      <w:bookmarkStart w:id="23" w:name="_Toc240548376"/>
       <w:r>
         <w:rPr>
           <w:rFonts w:asciiTheme="majorBidi" w:hAnsiTheme="majorBidi"/>
@@ -13294,7 +13294,7 @@
           <w:noProof/>
         </w:rPr>
         <w:drawing>
-          <wp:anchor distT="0" distB="0" distL="114300" distR="114300" simplePos="0" relativeHeight="251660800" behindDoc="1" locked="0" layoutInCell="1" allowOverlap="1" wp14:anchorId="4F7F4707" wp14:editId="3EC71003">
+          <wp:anchor distT="0" distB="0" distL="114300" distR="114300" simplePos="0" relativeHeight="251658240" behindDoc="1" locked="0" layoutInCell="1" allowOverlap="1" wp14:anchorId="4F7F4707" wp14:editId="3EC71003">
             <wp:simplePos x="0" y="0"/>
             <wp:positionH relativeFrom="margin">
               <wp:align>center</wp:align>
@@ -18176,6 +18176,18 @@
 </file>
 
 <file path=customXml/item2.xml><?xml version="1.0" encoding="utf-8"?>
+<b:Sources xmlns:b="http://schemas.openxmlformats.org/officeDocument/2006/bibliography" xmlns="http://schemas.openxmlformats.org/officeDocument/2006/bibliography" SelectedStyle="\APASixthEditionOfficeOnline.xsl" StyleName="APA" Version="6"/>
+</file>
+
+<file path=customXml/item3.xml><?xml version="1.0" encoding="utf-8"?>
+<p:properties xmlns:p="http://schemas.microsoft.com/office/2006/metadata/properties" xmlns:xsi="http://www.w3.org/2001/XMLSchema-instance" xmlns:pc="http://schemas.microsoft.com/office/infopath/2007/PartnerControls">
+  <documentManagement>
+    <_activity xmlns="51884dc0-db32-448f-8227-b7a0a9fef694" xsi:nil="true"/>
+  </documentManagement>
+</p:properties>
+</file>
+
+<file path=customXml/item4.xml><?xml version="1.0" encoding="utf-8"?>
 <ct:contentTypeSchema xmlns:ct="http://schemas.microsoft.com/office/2006/metadata/contentType" xmlns:ma="http://schemas.microsoft.com/office/2006/metadata/properties/metaAttributes" ct:_="" ma:_="" ma:contentTypeName="Document" ma:contentTypeID="0x0101004F0666F0D828EB408E969AB93732FF84" ma:contentTypeVersion="11" ma:contentTypeDescription="Create a new document." ma:contentTypeScope="" ma:versionID="2b799fa7da6c7419d60c969fc2ad381d">
   <xsd:schema xmlns:xsd="http://www.w3.org/2001/XMLSchema" xmlns:xs="http://www.w3.org/2001/XMLSchema" xmlns:p="http://schemas.microsoft.com/office/2006/metadata/properties" xmlns:ns3="51884dc0-db32-448f-8227-b7a0a9fef694" targetNamespace="http://schemas.microsoft.com/office/2006/metadata/properties" ma:root="true" ma:fieldsID="fc89317b5aca35ca8790ca4e6aa8dd14" ns3:_="">
     <xsd:import namespace="51884dc0-db32-448f-8227-b7a0a9fef694"/>
@@ -18363,18 +18375,6 @@
 </ct:contentTypeSchema>
 </file>
 
-<file path=customXml/item3.xml><?xml version="1.0" encoding="utf-8"?>
-<p:properties xmlns:p="http://schemas.microsoft.com/office/2006/metadata/properties" xmlns:xsi="http://www.w3.org/2001/XMLSchema-instance" xmlns:pc="http://schemas.microsoft.com/office/infopath/2007/PartnerControls">
-  <documentManagement>
-    <_activity xmlns="51884dc0-db32-448f-8227-b7a0a9fef694" xsi:nil="true"/>
-  </documentManagement>
-</p:properties>
-</file>
-
-<file path=customXml/item4.xml><?xml version="1.0" encoding="utf-8"?>
-<b:Sources xmlns:b="http://schemas.openxmlformats.org/officeDocument/2006/bibliography" xmlns="http://schemas.openxmlformats.org/officeDocument/2006/bibliography" SelectedStyle="\APASixthEditionOfficeOnline.xsl" StyleName="APA" Version="6"/>
-</file>
-
 <file path=customXml/itemProps1.xml><?xml version="1.0" encoding="utf-8"?>
 <ds:datastoreItem xmlns:ds="http://schemas.openxmlformats.org/officeDocument/2006/customXml" ds:itemID="{55D127AF-443C-48BE-B087-B3728CA458E6}">
   <ds:schemaRefs>
@@ -18384,6 +18384,24 @@
 </file>
 
 <file path=customXml/itemProps2.xml><?xml version="1.0" encoding="utf-8"?>
+<ds:datastoreItem xmlns:ds="http://schemas.openxmlformats.org/officeDocument/2006/customXml" ds:itemID="{127FFF82-F9A5-457B-A0C8-8F273CBCD5EB}">
+  <ds:schemaRefs>
+    <ds:schemaRef ds:uri="http://schemas.openxmlformats.org/officeDocument/2006/bibliography"/>
+  </ds:schemaRefs>
+</ds:datastoreItem>
+</file>
+
+<file path=customXml/itemProps3.xml><?xml version="1.0" encoding="utf-8"?>
+<ds:datastoreItem xmlns:ds="http://schemas.openxmlformats.org/officeDocument/2006/customXml" ds:itemID="{1C37E62E-9BA4-44F6-A7B7-D3CA5973CACD}">
+  <ds:schemaRefs>
+    <ds:schemaRef ds:uri="http://schemas.microsoft.com/office/2006/metadata/properties"/>
+    <ds:schemaRef ds:uri="http://schemas.microsoft.com/office/infopath/2007/PartnerControls"/>
+    <ds:schemaRef ds:uri="51884dc0-db32-448f-8227-b7a0a9fef694"/>
+  </ds:schemaRefs>
+</ds:datastoreItem>
+</file>
+
+<file path=customXml/itemProps4.xml><?xml version="1.0" encoding="utf-8"?>
 <ds:datastoreItem xmlns:ds="http://schemas.openxmlformats.org/officeDocument/2006/customXml" ds:itemID="{E468AD01-C478-405F-AC25-261F7DEA7B78}">
   <ds:schemaRefs>
     <ds:schemaRef ds:uri="http://schemas.microsoft.com/office/2006/metadata/contentType"/>
@@ -18399,22 +18417,4 @@
     <ds:schemaRef ds:uri="http://schemas.microsoft.com/internal/obd"/>
   </ds:schemaRefs>
 </ds:datastoreItem>
-</file>
-
-<file path=customXml/itemProps3.xml><?xml version="1.0" encoding="utf-8"?>
-<ds:datastoreItem xmlns:ds="http://schemas.openxmlformats.org/officeDocument/2006/customXml" ds:itemID="{1C37E62E-9BA4-44F6-A7B7-D3CA5973CACD}">
-  <ds:schemaRefs>
-    <ds:schemaRef ds:uri="http://schemas.microsoft.com/office/2006/metadata/properties"/>
-    <ds:schemaRef ds:uri="http://schemas.microsoft.com/office/infopath/2007/PartnerControls"/>
-    <ds:schemaRef ds:uri="51884dc0-db32-448f-8227-b7a0a9fef694"/>
-  </ds:schemaRefs>
-</ds:datastoreItem>
-</file>
-
-<file path=customXml/itemProps4.xml><?xml version="1.0" encoding="utf-8"?>
-<ds:datastoreItem xmlns:ds="http://schemas.openxmlformats.org/officeDocument/2006/customXml" ds:itemID="{127FFF82-F9A5-457B-A0C8-8F273CBCD5EB}">
-  <ds:schemaRefs>
-    <ds:schemaRef ds:uri="http://schemas.openxmlformats.org/officeDocument/2006/bibliography"/>
-  </ds:schemaRefs>
-</ds:datastoreItem>
 </file>
--- a/Smart Parking Platform Project.docx
+++ b/Smart Parking Platform Project.docx
@@ -357,89 +357,38 @@
           <w:pPr>
             <w:pStyle w:val="TOC1"/>
             <w:tabs>
-              <w:tab w:val="right" w:leader="dot" w:pos="9350"/>
+              <w:tab w:val="right" w:leader="dot" w:pos="9345"/>
             </w:tabs>
-            <w:rPr>
-              <w:noProof/>
-              <w:kern w:val="2"/>
-              <w:sz w:val="24"/>
-              <w:szCs w:val="24"/>
-              <w14:ligatures w14:val="standardContextual"/>
-            </w:rPr>
           </w:pPr>
           <w:r>
-            <w:rPr>
-              <w:rFonts w:asciiTheme="majorBidi" w:hAnsiTheme="majorBidi" w:cstheme="majorBidi"/>
-            </w:rPr>
             <w:fldChar w:fldCharType="begin"/>
           </w:r>
           <w:r>
-            <w:rPr>
-              <w:rFonts w:asciiTheme="majorBidi" w:hAnsiTheme="majorBidi" w:cstheme="majorBidi"/>
-            </w:rPr>
-            <w:instrText xml:space="preserve"> TOC \o "1-3" \h \z \u </w:instrText>
+            <w:instrText>TOC \o "1-3" \z \u \h</w:instrText>
           </w:r>
           <w:r>
-            <w:rPr>
-              <w:rFonts w:asciiTheme="majorBidi" w:hAnsiTheme="majorBidi" w:cstheme="majorBidi"/>
-            </w:rPr>
             <w:fldChar w:fldCharType="separate"/>
           </w:r>
-          <w:hyperlink w:anchor="_Toc240548353" w:history="1">
-            <w:r>
-              <w:rPr>
-                <w:rStyle w:val="Hyperlink"/>
-                <w:rFonts w:asciiTheme="majorBidi" w:hAnsiTheme="majorBidi"/>
-                <w:noProof/>
-              </w:rPr>
+          <w:hyperlink w:anchor="_Toc1803677908" w:history="1">
+            <w:r>
               <w:t>1. Vision and Scope</w:t>
             </w:r>
             <w:r>
-              <w:rPr>
-                <w:noProof/>
-                <w:webHidden/>
-              </w:rPr>
               <w:tab/>
             </w:r>
             <w:r>
-              <w:rPr>
-                <w:noProof/>
-                <w:webHidden/>
-              </w:rPr>
               <w:fldChar w:fldCharType="begin"/>
             </w:r>
             <w:r>
-              <w:rPr>
-                <w:noProof/>
-                <w:webHidden/>
-              </w:rPr>
-              <w:instrText xml:space="preserve"> PAGEREF _Toc240548353 \h </w:instrText>
-            </w:r>
-            <w:r>
-              <w:rPr>
-                <w:noProof/>
-                <w:webHidden/>
-              </w:rPr>
-            </w:r>
-            <w:r>
-              <w:rPr>
-                <w:noProof/>
-                <w:webHidden/>
-              </w:rPr>
+              <w:instrText>PAGEREF _Toc1803677908 \h</w:instrText>
+            </w:r>
+            <w:r>
               <w:fldChar w:fldCharType="separate"/>
             </w:r>
             <w:r>
-              <w:rPr>
-                <w:noProof/>
-                <w:webHidden/>
-              </w:rPr>
-              <w:t>iii</w:t>
-            </w:r>
-            <w:r>
-              <w:rPr>
-                <w:noProof/>
-                <w:webHidden/>
-              </w:rPr>
+              <w:t>2</w:t>
+            </w:r>
+            <w:r>
               <w:fldChar w:fldCharType="end"/>
             </w:r>
           </w:hyperlink>
@@ -448,71 +397,29 @@
           <w:pPr>
             <w:pStyle w:val="TOC2"/>
             <w:tabs>
-              <w:tab w:val="right" w:leader="dot" w:pos="9350"/>
+              <w:tab w:val="right" w:leader="dot" w:pos="9345"/>
             </w:tabs>
-            <w:rPr>
-              <w:noProof/>
-              <w:kern w:val="2"/>
-              <w:sz w:val="24"/>
-              <w:szCs w:val="24"/>
-              <w14:ligatures w14:val="standardContextual"/>
-            </w:rPr>
           </w:pPr>
-          <w:hyperlink w:anchor="_Toc240548354" w:history="1">
-            <w:r>
-              <w:rPr>
-                <w:rStyle w:val="Hyperlink"/>
-                <w:rFonts w:asciiTheme="majorBidi" w:hAnsiTheme="majorBidi"/>
-                <w:noProof/>
-              </w:rPr>
+          <w:hyperlink w:anchor="_Toc551149772" w:history="1">
+            <w:r>
               <w:t>1.1 Project Overview</w:t>
             </w:r>
             <w:r>
-              <w:rPr>
-                <w:noProof/>
-                <w:webHidden/>
-              </w:rPr>
               <w:tab/>
             </w:r>
             <w:r>
-              <w:rPr>
-                <w:noProof/>
-                <w:webHidden/>
-              </w:rPr>
               <w:fldChar w:fldCharType="begin"/>
             </w:r>
             <w:r>
-              <w:rPr>
-                <w:noProof/>
-                <w:webHidden/>
-              </w:rPr>
-              <w:instrText xml:space="preserve"> PAGEREF _Toc240548354 \h </w:instrText>
-            </w:r>
-            <w:r>
-              <w:rPr>
-                <w:noProof/>
-                <w:webHidden/>
-              </w:rPr>
-            </w:r>
-            <w:r>
-              <w:rPr>
-                <w:noProof/>
-                <w:webHidden/>
-              </w:rPr>
+              <w:instrText>PAGEREF _Toc551149772 \h</w:instrText>
+            </w:r>
+            <w:r>
               <w:fldChar w:fldCharType="separate"/>
             </w:r>
             <w:r>
-              <w:rPr>
-                <w:noProof/>
-                <w:webHidden/>
-              </w:rPr>
-              <w:t>iii</w:t>
-            </w:r>
-            <w:r>
-              <w:rPr>
-                <w:noProof/>
-                <w:webHidden/>
-              </w:rPr>
+              <w:t>3</w:t>
+            </w:r>
+            <w:r>
               <w:fldChar w:fldCharType="end"/>
             </w:r>
           </w:hyperlink>
@@ -521,71 +428,29 @@
           <w:pPr>
             <w:pStyle w:val="TOC2"/>
             <w:tabs>
-              <w:tab w:val="right" w:leader="dot" w:pos="9350"/>
+              <w:tab w:val="right" w:leader="dot" w:pos="9345"/>
             </w:tabs>
-            <w:rPr>
-              <w:noProof/>
-              <w:kern w:val="2"/>
-              <w:sz w:val="24"/>
-              <w:szCs w:val="24"/>
-              <w14:ligatures w14:val="standardContextual"/>
-            </w:rPr>
           </w:pPr>
-          <w:hyperlink w:anchor="_Toc240548355" w:history="1">
-            <w:r>
-              <w:rPr>
-                <w:rStyle w:val="Hyperlink"/>
-                <w:rFonts w:asciiTheme="majorBidi" w:hAnsiTheme="majorBidi"/>
-                <w:noProof/>
-              </w:rPr>
+          <w:hyperlink w:anchor="_Toc621328503" w:history="1">
+            <w:r>
               <w:t>1.2 Business Need</w:t>
             </w:r>
             <w:r>
-              <w:rPr>
-                <w:noProof/>
-                <w:webHidden/>
-              </w:rPr>
               <w:tab/>
             </w:r>
             <w:r>
-              <w:rPr>
-                <w:noProof/>
-                <w:webHidden/>
-              </w:rPr>
               <w:fldChar w:fldCharType="begin"/>
             </w:r>
             <w:r>
-              <w:rPr>
-                <w:noProof/>
-                <w:webHidden/>
-              </w:rPr>
-              <w:instrText xml:space="preserve"> PAGEREF _Toc240548355 \h </w:instrText>
-            </w:r>
-            <w:r>
-              <w:rPr>
-                <w:noProof/>
-                <w:webHidden/>
-              </w:rPr>
-            </w:r>
-            <w:r>
-              <w:rPr>
-                <w:noProof/>
-                <w:webHidden/>
-              </w:rPr>
+              <w:instrText>PAGEREF _Toc621328503 \h</w:instrText>
+            </w:r>
+            <w:r>
               <w:fldChar w:fldCharType="separate"/>
             </w:r>
             <w:r>
-              <w:rPr>
-                <w:noProof/>
-                <w:webHidden/>
-              </w:rPr>
-              <w:t>iii</w:t>
-            </w:r>
-            <w:r>
-              <w:rPr>
-                <w:noProof/>
-                <w:webHidden/>
-              </w:rPr>
+              <w:t>3</w:t>
+            </w:r>
+            <w:r>
               <w:fldChar w:fldCharType="end"/>
             </w:r>
           </w:hyperlink>
@@ -594,71 +459,29 @@
           <w:pPr>
             <w:pStyle w:val="TOC2"/>
             <w:tabs>
-              <w:tab w:val="right" w:leader="dot" w:pos="9350"/>
+              <w:tab w:val="right" w:leader="dot" w:pos="9345"/>
             </w:tabs>
-            <w:rPr>
-              <w:noProof/>
-              <w:kern w:val="2"/>
-              <w:sz w:val="24"/>
-              <w:szCs w:val="24"/>
-              <w14:ligatures w14:val="standardContextual"/>
-            </w:rPr>
           </w:pPr>
-          <w:hyperlink w:anchor="_Toc240548356" w:history="1">
-            <w:r>
-              <w:rPr>
-                <w:rStyle w:val="Hyperlink"/>
-                <w:rFonts w:asciiTheme="majorBidi" w:hAnsiTheme="majorBidi"/>
-                <w:noProof/>
-              </w:rPr>
+          <w:hyperlink w:anchor="_Toc381749738" w:history="1">
+            <w:r>
               <w:t>1.3 Existing Software</w:t>
             </w:r>
             <w:r>
-              <w:rPr>
-                <w:noProof/>
-                <w:webHidden/>
-              </w:rPr>
               <w:tab/>
             </w:r>
             <w:r>
-              <w:rPr>
-                <w:noProof/>
-                <w:webHidden/>
-              </w:rPr>
               <w:fldChar w:fldCharType="begin"/>
             </w:r>
             <w:r>
-              <w:rPr>
-                <w:noProof/>
-                <w:webHidden/>
-              </w:rPr>
-              <w:instrText xml:space="preserve"> PAGEREF _Toc240548356 \h </w:instrText>
-            </w:r>
-            <w:r>
-              <w:rPr>
-                <w:noProof/>
-                <w:webHidden/>
-              </w:rPr>
-            </w:r>
-            <w:r>
-              <w:rPr>
-                <w:noProof/>
-                <w:webHidden/>
-              </w:rPr>
+              <w:instrText>PAGEREF _Toc381749738 \h</w:instrText>
+            </w:r>
+            <w:r>
               <w:fldChar w:fldCharType="separate"/>
             </w:r>
             <w:r>
-              <w:rPr>
-                <w:noProof/>
-                <w:webHidden/>
-              </w:rPr>
-              <w:t>iii</w:t>
-            </w:r>
-            <w:r>
-              <w:rPr>
-                <w:noProof/>
-                <w:webHidden/>
-              </w:rPr>
+              <w:t>3</w:t>
+            </w:r>
+            <w:r>
               <w:fldChar w:fldCharType="end"/>
             </w:r>
           </w:hyperlink>
@@ -667,71 +490,29 @@
           <w:pPr>
             <w:pStyle w:val="TOC2"/>
             <w:tabs>
-              <w:tab w:val="right" w:leader="dot" w:pos="9350"/>
+              <w:tab w:val="right" w:leader="dot" w:pos="9345"/>
             </w:tabs>
-            <w:rPr>
-              <w:noProof/>
-              <w:kern w:val="2"/>
-              <w:sz w:val="24"/>
-              <w:szCs w:val="24"/>
-              <w14:ligatures w14:val="standardContextual"/>
-            </w:rPr>
           </w:pPr>
-          <w:hyperlink w:anchor="_Toc240548357" w:history="1">
-            <w:r>
-              <w:rPr>
-                <w:rStyle w:val="Hyperlink"/>
-                <w:rFonts w:asciiTheme="majorBidi" w:hAnsiTheme="majorBidi"/>
-                <w:noProof/>
-              </w:rPr>
+          <w:hyperlink w:anchor="_Toc1859388134" w:history="1">
+            <w:r>
               <w:t>1.4 Competition Analysis</w:t>
             </w:r>
             <w:r>
-              <w:rPr>
-                <w:noProof/>
-                <w:webHidden/>
-              </w:rPr>
               <w:tab/>
             </w:r>
             <w:r>
-              <w:rPr>
-                <w:noProof/>
-                <w:webHidden/>
-              </w:rPr>
               <w:fldChar w:fldCharType="begin"/>
             </w:r>
             <w:r>
-              <w:rPr>
-                <w:noProof/>
-                <w:webHidden/>
-              </w:rPr>
-              <w:instrText xml:space="preserve"> PAGEREF _Toc240548357 \h </w:instrText>
-            </w:r>
-            <w:r>
-              <w:rPr>
-                <w:noProof/>
-                <w:webHidden/>
-              </w:rPr>
-            </w:r>
-            <w:r>
-              <w:rPr>
-                <w:noProof/>
-                <w:webHidden/>
-              </w:rPr>
+              <w:instrText>PAGEREF _Toc1859388134 \h</w:instrText>
+            </w:r>
+            <w:r>
               <w:fldChar w:fldCharType="separate"/>
             </w:r>
             <w:r>
-              <w:rPr>
-                <w:noProof/>
-                <w:webHidden/>
-              </w:rPr>
-              <w:t>iv</w:t>
-            </w:r>
-            <w:r>
-              <w:rPr>
-                <w:noProof/>
-                <w:webHidden/>
-              </w:rPr>
+              <w:t>3</w:t>
+            </w:r>
+            <w:r>
               <w:fldChar w:fldCharType="end"/>
             </w:r>
           </w:hyperlink>
@@ -740,71 +521,29 @@
           <w:pPr>
             <w:pStyle w:val="TOC2"/>
             <w:tabs>
-              <w:tab w:val="right" w:leader="dot" w:pos="9350"/>
+              <w:tab w:val="right" w:leader="dot" w:pos="9345"/>
             </w:tabs>
-            <w:rPr>
-              <w:noProof/>
-              <w:kern w:val="2"/>
-              <w:sz w:val="24"/>
-              <w:szCs w:val="24"/>
-              <w14:ligatures w14:val="standardContextual"/>
-            </w:rPr>
           </w:pPr>
-          <w:hyperlink w:anchor="_Toc240548358" w:history="1">
-            <w:r>
-              <w:rPr>
-                <w:rStyle w:val="Hyperlink"/>
-                <w:rFonts w:asciiTheme="majorBidi" w:hAnsiTheme="majorBidi"/>
-                <w:noProof/>
-              </w:rPr>
+          <w:hyperlink w:anchor="_Toc1742641078" w:history="1">
+            <w:r>
               <w:t>1.5 Product Differentiation</w:t>
             </w:r>
             <w:r>
-              <w:rPr>
-                <w:noProof/>
-                <w:webHidden/>
-              </w:rPr>
               <w:tab/>
             </w:r>
             <w:r>
-              <w:rPr>
-                <w:noProof/>
-                <w:webHidden/>
-              </w:rPr>
               <w:fldChar w:fldCharType="begin"/>
             </w:r>
             <w:r>
-              <w:rPr>
-                <w:noProof/>
-                <w:webHidden/>
-              </w:rPr>
-              <w:instrText xml:space="preserve"> PAGEREF _Toc240548358 \h </w:instrText>
-            </w:r>
-            <w:r>
-              <w:rPr>
-                <w:noProof/>
-                <w:webHidden/>
-              </w:rPr>
-            </w:r>
-            <w:r>
-              <w:rPr>
-                <w:noProof/>
-                <w:webHidden/>
-              </w:rPr>
+              <w:instrText>PAGEREF _Toc1742641078 \h</w:instrText>
+            </w:r>
+            <w:r>
               <w:fldChar w:fldCharType="separate"/>
             </w:r>
             <w:r>
-              <w:rPr>
-                <w:noProof/>
-                <w:webHidden/>
-              </w:rPr>
-              <w:t>iv</w:t>
-            </w:r>
-            <w:r>
-              <w:rPr>
-                <w:noProof/>
-                <w:webHidden/>
-              </w:rPr>
+              <w:t>4</w:t>
+            </w:r>
+            <w:r>
               <w:fldChar w:fldCharType="end"/>
             </w:r>
           </w:hyperlink>
@@ -813,71 +552,29 @@
           <w:pPr>
             <w:pStyle w:val="TOC1"/>
             <w:tabs>
-              <w:tab w:val="right" w:leader="dot" w:pos="9350"/>
+              <w:tab w:val="right" w:leader="dot" w:pos="9345"/>
             </w:tabs>
-            <w:rPr>
-              <w:noProof/>
-              <w:kern w:val="2"/>
-              <w:sz w:val="24"/>
-              <w:szCs w:val="24"/>
-              <w14:ligatures w14:val="standardContextual"/>
-            </w:rPr>
           </w:pPr>
-          <w:hyperlink w:anchor="_Toc240548359" w:history="1">
-            <w:r>
-              <w:rPr>
-                <w:rStyle w:val="Hyperlink"/>
-                <w:rFonts w:asciiTheme="majorBidi" w:hAnsiTheme="majorBidi"/>
-                <w:noProof/>
-              </w:rPr>
+          <w:hyperlink w:anchor="_Toc1365608194" w:history="1">
+            <w:r>
               <w:t>2. Software Requirements Specification</w:t>
             </w:r>
             <w:r>
-              <w:rPr>
-                <w:noProof/>
-                <w:webHidden/>
-              </w:rPr>
               <w:tab/>
             </w:r>
             <w:r>
-              <w:rPr>
-                <w:noProof/>
-                <w:webHidden/>
-              </w:rPr>
               <w:fldChar w:fldCharType="begin"/>
             </w:r>
             <w:r>
-              <w:rPr>
-                <w:noProof/>
-                <w:webHidden/>
-              </w:rPr>
-              <w:instrText xml:space="preserve"> PAGEREF _Toc240548359 \h </w:instrText>
-            </w:r>
-            <w:r>
-              <w:rPr>
-                <w:noProof/>
-                <w:webHidden/>
-              </w:rPr>
-            </w:r>
-            <w:r>
-              <w:rPr>
-                <w:noProof/>
-                <w:webHidden/>
-              </w:rPr>
+              <w:instrText>PAGEREF _Toc1365608194 \h</w:instrText>
+            </w:r>
+            <w:r>
               <w:fldChar w:fldCharType="separate"/>
             </w:r>
             <w:r>
-              <w:rPr>
-                <w:noProof/>
-                <w:webHidden/>
-              </w:rPr>
-              <w:t>v</w:t>
-            </w:r>
-            <w:r>
-              <w:rPr>
-                <w:noProof/>
-                <w:webHidden/>
-              </w:rPr>
+              <w:t>5</w:t>
+            </w:r>
+            <w:r>
               <w:fldChar w:fldCharType="end"/>
             </w:r>
           </w:hyperlink>
@@ -886,71 +583,29 @@
           <w:pPr>
             <w:pStyle w:val="TOC2"/>
             <w:tabs>
-              <w:tab w:val="right" w:leader="dot" w:pos="9350"/>
+              <w:tab w:val="right" w:leader="dot" w:pos="9345"/>
             </w:tabs>
-            <w:rPr>
-              <w:noProof/>
-              <w:kern w:val="2"/>
-              <w:sz w:val="24"/>
-              <w:szCs w:val="24"/>
-              <w14:ligatures w14:val="standardContextual"/>
-            </w:rPr>
           </w:pPr>
-          <w:hyperlink w:anchor="_Toc240548360" w:history="1">
-            <w:r>
-              <w:rPr>
-                <w:rStyle w:val="Hyperlink"/>
-                <w:rFonts w:asciiTheme="majorBidi" w:hAnsiTheme="majorBidi"/>
-                <w:noProof/>
-              </w:rPr>
+          <w:hyperlink w:anchor="_Toc868937532" w:history="1">
+            <w:r>
               <w:t>2.1 Purpose</w:t>
             </w:r>
             <w:r>
-              <w:rPr>
-                <w:noProof/>
-                <w:webHidden/>
-              </w:rPr>
               <w:tab/>
             </w:r>
             <w:r>
-              <w:rPr>
-                <w:noProof/>
-                <w:webHidden/>
-              </w:rPr>
               <w:fldChar w:fldCharType="begin"/>
             </w:r>
             <w:r>
-              <w:rPr>
-                <w:noProof/>
-                <w:webHidden/>
-              </w:rPr>
-              <w:instrText xml:space="preserve"> PAGEREF _Toc240548360 \h </w:instrText>
-            </w:r>
-            <w:r>
-              <w:rPr>
-                <w:noProof/>
-                <w:webHidden/>
-              </w:rPr>
-            </w:r>
-            <w:r>
-              <w:rPr>
-                <w:noProof/>
-                <w:webHidden/>
-              </w:rPr>
+              <w:instrText>PAGEREF _Toc868937532 \h</w:instrText>
+            </w:r>
+            <w:r>
               <w:fldChar w:fldCharType="separate"/>
             </w:r>
             <w:r>
-              <w:rPr>
-                <w:noProof/>
-                <w:webHidden/>
-              </w:rPr>
-              <w:t>v</w:t>
-            </w:r>
-            <w:r>
-              <w:rPr>
-                <w:noProof/>
-                <w:webHidden/>
-              </w:rPr>
+              <w:t>5</w:t>
+            </w:r>
+            <w:r>
               <w:fldChar w:fldCharType="end"/>
             </w:r>
           </w:hyperlink>
@@ -959,71 +614,29 @@
           <w:pPr>
             <w:pStyle w:val="TOC2"/>
             <w:tabs>
-              <w:tab w:val="right" w:leader="dot" w:pos="9350"/>
+              <w:tab w:val="right" w:leader="dot" w:pos="9345"/>
             </w:tabs>
-            <w:rPr>
-              <w:noProof/>
-              <w:kern w:val="2"/>
-              <w:sz w:val="24"/>
-              <w:szCs w:val="24"/>
-              <w14:ligatures w14:val="standardContextual"/>
-            </w:rPr>
           </w:pPr>
-          <w:hyperlink w:anchor="_Toc240548361" w:history="1">
-            <w:r>
-              <w:rPr>
-                <w:rStyle w:val="Hyperlink"/>
-                <w:rFonts w:asciiTheme="majorBidi" w:hAnsiTheme="majorBidi"/>
-                <w:noProof/>
-              </w:rPr>
+          <w:hyperlink w:anchor="_Toc1193504779" w:history="1">
+            <w:r>
               <w:t>2.2 Scope</w:t>
             </w:r>
             <w:r>
-              <w:rPr>
-                <w:noProof/>
-                <w:webHidden/>
-              </w:rPr>
               <w:tab/>
             </w:r>
             <w:r>
-              <w:rPr>
-                <w:noProof/>
-                <w:webHidden/>
-              </w:rPr>
               <w:fldChar w:fldCharType="begin"/>
             </w:r>
             <w:r>
-              <w:rPr>
-                <w:noProof/>
-                <w:webHidden/>
-              </w:rPr>
-              <w:instrText xml:space="preserve"> PAGEREF _Toc240548361 \h </w:instrText>
-            </w:r>
-            <w:r>
-              <w:rPr>
-                <w:noProof/>
-                <w:webHidden/>
-              </w:rPr>
-            </w:r>
-            <w:r>
-              <w:rPr>
-                <w:noProof/>
-                <w:webHidden/>
-              </w:rPr>
+              <w:instrText>PAGEREF _Toc1193504779 \h</w:instrText>
+            </w:r>
+            <w:r>
               <w:fldChar w:fldCharType="separate"/>
             </w:r>
             <w:r>
-              <w:rPr>
-                <w:noProof/>
-                <w:webHidden/>
-              </w:rPr>
-              <w:t>v</w:t>
-            </w:r>
-            <w:r>
-              <w:rPr>
-                <w:noProof/>
-                <w:webHidden/>
-              </w:rPr>
+              <w:t>5</w:t>
+            </w:r>
+            <w:r>
               <w:fldChar w:fldCharType="end"/>
             </w:r>
           </w:hyperlink>
@@ -1032,71 +645,29 @@
           <w:pPr>
             <w:pStyle w:val="TOC2"/>
             <w:tabs>
-              <w:tab w:val="right" w:leader="dot" w:pos="9350"/>
+              <w:tab w:val="right" w:leader="dot" w:pos="9345"/>
             </w:tabs>
-            <w:rPr>
-              <w:noProof/>
-              <w:kern w:val="2"/>
-              <w:sz w:val="24"/>
-              <w:szCs w:val="24"/>
-              <w14:ligatures w14:val="standardContextual"/>
-            </w:rPr>
           </w:pPr>
-          <w:hyperlink w:anchor="_Toc240548362" w:history="1">
-            <w:r>
-              <w:rPr>
-                <w:rStyle w:val="Hyperlink"/>
-                <w:rFonts w:asciiTheme="majorBidi" w:hAnsiTheme="majorBidi"/>
-                <w:noProof/>
-              </w:rPr>
+          <w:hyperlink w:anchor="_Toc1815663818" w:history="1">
+            <w:r>
               <w:t>2.3 Overall Description</w:t>
             </w:r>
             <w:r>
-              <w:rPr>
-                <w:noProof/>
-                <w:webHidden/>
-              </w:rPr>
               <w:tab/>
             </w:r>
             <w:r>
-              <w:rPr>
-                <w:noProof/>
-                <w:webHidden/>
-              </w:rPr>
               <w:fldChar w:fldCharType="begin"/>
             </w:r>
             <w:r>
-              <w:rPr>
-                <w:noProof/>
-                <w:webHidden/>
-              </w:rPr>
-              <w:instrText xml:space="preserve"> PAGEREF _Toc240548362 \h </w:instrText>
-            </w:r>
-            <w:r>
-              <w:rPr>
-                <w:noProof/>
-                <w:webHidden/>
-              </w:rPr>
-            </w:r>
-            <w:r>
-              <w:rPr>
-                <w:noProof/>
-                <w:webHidden/>
-              </w:rPr>
+              <w:instrText>PAGEREF _Toc1815663818 \h</w:instrText>
+            </w:r>
+            <w:r>
               <w:fldChar w:fldCharType="separate"/>
             </w:r>
             <w:r>
-              <w:rPr>
-                <w:noProof/>
-                <w:webHidden/>
-              </w:rPr>
-              <w:t>v</w:t>
-            </w:r>
-            <w:r>
-              <w:rPr>
-                <w:noProof/>
-                <w:webHidden/>
-              </w:rPr>
+              <w:t>5</w:t>
+            </w:r>
+            <w:r>
               <w:fldChar w:fldCharType="end"/>
             </w:r>
           </w:hyperlink>
@@ -1105,71 +676,29 @@
           <w:pPr>
             <w:pStyle w:val="TOC3"/>
             <w:tabs>
-              <w:tab w:val="right" w:leader="dot" w:pos="9350"/>
+              <w:tab w:val="right" w:leader="dot" w:pos="9345"/>
             </w:tabs>
-            <w:rPr>
-              <w:noProof/>
-              <w:kern w:val="2"/>
-              <w:sz w:val="24"/>
-              <w:szCs w:val="24"/>
-              <w14:ligatures w14:val="standardContextual"/>
-            </w:rPr>
           </w:pPr>
-          <w:hyperlink w:anchor="_Toc240548363" w:history="1">
-            <w:r>
-              <w:rPr>
-                <w:rStyle w:val="Hyperlink"/>
-                <w:rFonts w:asciiTheme="majorBidi" w:hAnsiTheme="majorBidi"/>
-                <w:noProof/>
-              </w:rPr>
+          <w:hyperlink w:anchor="_Toc1622312324" w:history="1">
+            <w:r>
               <w:t>2.3.1 User Groups</w:t>
             </w:r>
             <w:r>
-              <w:rPr>
-                <w:noProof/>
-                <w:webHidden/>
-              </w:rPr>
               <w:tab/>
             </w:r>
             <w:r>
-              <w:rPr>
-                <w:noProof/>
-                <w:webHidden/>
-              </w:rPr>
               <w:fldChar w:fldCharType="begin"/>
             </w:r>
             <w:r>
-              <w:rPr>
-                <w:noProof/>
-                <w:webHidden/>
-              </w:rPr>
-              <w:instrText xml:space="preserve"> PAGEREF _Toc240548363 \h </w:instrText>
-            </w:r>
-            <w:r>
-              <w:rPr>
-                <w:noProof/>
-                <w:webHidden/>
-              </w:rPr>
-            </w:r>
-            <w:r>
-              <w:rPr>
-                <w:noProof/>
-                <w:webHidden/>
-              </w:rPr>
+              <w:instrText>PAGEREF _Toc1622312324 \h</w:instrText>
+            </w:r>
+            <w:r>
               <w:fldChar w:fldCharType="separate"/>
             </w:r>
             <w:r>
-              <w:rPr>
-                <w:noProof/>
-                <w:webHidden/>
-              </w:rPr>
-              <w:t>v</w:t>
-            </w:r>
-            <w:r>
-              <w:rPr>
-                <w:noProof/>
-                <w:webHidden/>
-              </w:rPr>
+              <w:t>5</w:t>
+            </w:r>
+            <w:r>
               <w:fldChar w:fldCharType="end"/>
             </w:r>
           </w:hyperlink>
@@ -1178,71 +707,29 @@
           <w:pPr>
             <w:pStyle w:val="TOC3"/>
             <w:tabs>
-              <w:tab w:val="right" w:leader="dot" w:pos="9350"/>
+              <w:tab w:val="right" w:leader="dot" w:pos="9345"/>
             </w:tabs>
-            <w:rPr>
-              <w:noProof/>
-              <w:kern w:val="2"/>
-              <w:sz w:val="24"/>
-              <w:szCs w:val="24"/>
-              <w14:ligatures w14:val="standardContextual"/>
-            </w:rPr>
           </w:pPr>
-          <w:hyperlink w:anchor="_Toc240548364" w:history="1">
-            <w:r>
-              <w:rPr>
-                <w:rStyle w:val="Hyperlink"/>
-                <w:rFonts w:asciiTheme="majorBidi" w:hAnsiTheme="majorBidi"/>
-                <w:noProof/>
-              </w:rPr>
+          <w:hyperlink w:anchor="_Toc21417874" w:history="1">
+            <w:r>
               <w:t>2.3.2 System Environment</w:t>
             </w:r>
             <w:r>
-              <w:rPr>
-                <w:noProof/>
-                <w:webHidden/>
-              </w:rPr>
               <w:tab/>
             </w:r>
             <w:r>
-              <w:rPr>
-                <w:noProof/>
-                <w:webHidden/>
-              </w:rPr>
               <w:fldChar w:fldCharType="begin"/>
             </w:r>
             <w:r>
-              <w:rPr>
-                <w:noProof/>
-                <w:webHidden/>
-              </w:rPr>
-              <w:instrText xml:space="preserve"> PAGEREF _Toc240548364 \h </w:instrText>
-            </w:r>
-            <w:r>
-              <w:rPr>
-                <w:noProof/>
-                <w:webHidden/>
-              </w:rPr>
-            </w:r>
-            <w:r>
-              <w:rPr>
-                <w:noProof/>
-                <w:webHidden/>
-              </w:rPr>
+              <w:instrText>PAGEREF _Toc21417874 \h</w:instrText>
+            </w:r>
+            <w:r>
               <w:fldChar w:fldCharType="separate"/>
             </w:r>
             <w:r>
-              <w:rPr>
-                <w:noProof/>
-                <w:webHidden/>
-              </w:rPr>
-              <w:t>vi</w:t>
-            </w:r>
-            <w:r>
-              <w:rPr>
-                <w:noProof/>
-                <w:webHidden/>
-              </w:rPr>
+              <w:t>5</w:t>
+            </w:r>
+            <w:r>
               <w:fldChar w:fldCharType="end"/>
             </w:r>
           </w:hyperlink>
@@ -1251,71 +738,29 @@
           <w:pPr>
             <w:pStyle w:val="TOC3"/>
             <w:tabs>
-              <w:tab w:val="right" w:leader="dot" w:pos="9350"/>
+              <w:tab w:val="right" w:leader="dot" w:pos="9345"/>
             </w:tabs>
-            <w:rPr>
-              <w:noProof/>
-              <w:kern w:val="2"/>
-              <w:sz w:val="24"/>
-              <w:szCs w:val="24"/>
-              <w14:ligatures w14:val="standardContextual"/>
-            </w:rPr>
           </w:pPr>
-          <w:hyperlink w:anchor="_Toc240548365" w:history="1">
-            <w:r>
-              <w:rPr>
-                <w:rStyle w:val="Hyperlink"/>
-                <w:rFonts w:asciiTheme="majorBidi" w:hAnsiTheme="majorBidi"/>
-                <w:noProof/>
-              </w:rPr>
+          <w:hyperlink w:anchor="_Toc631994306" w:history="1">
+            <w:r>
               <w:t>2.3.3 Constraints</w:t>
             </w:r>
             <w:r>
-              <w:rPr>
-                <w:noProof/>
-                <w:webHidden/>
-              </w:rPr>
               <w:tab/>
             </w:r>
             <w:r>
-              <w:rPr>
-                <w:noProof/>
-                <w:webHidden/>
-              </w:rPr>
               <w:fldChar w:fldCharType="begin"/>
             </w:r>
             <w:r>
-              <w:rPr>
-                <w:noProof/>
-                <w:webHidden/>
-              </w:rPr>
-              <w:instrText xml:space="preserve"> PAGEREF _Toc240548365 \h </w:instrText>
-            </w:r>
-            <w:r>
-              <w:rPr>
-                <w:noProof/>
-                <w:webHidden/>
-              </w:rPr>
-            </w:r>
-            <w:r>
-              <w:rPr>
-                <w:noProof/>
-                <w:webHidden/>
-              </w:rPr>
+              <w:instrText>PAGEREF _Toc631994306 \h</w:instrText>
+            </w:r>
+            <w:r>
               <w:fldChar w:fldCharType="separate"/>
             </w:r>
             <w:r>
-              <w:rPr>
-                <w:noProof/>
-                <w:webHidden/>
-              </w:rPr>
-              <w:t>vi</w:t>
-            </w:r>
-            <w:r>
-              <w:rPr>
-                <w:noProof/>
-                <w:webHidden/>
-              </w:rPr>
+              <w:t>6</w:t>
+            </w:r>
+            <w:r>
               <w:fldChar w:fldCharType="end"/>
             </w:r>
           </w:hyperlink>
@@ -1324,71 +769,29 @@
           <w:pPr>
             <w:pStyle w:val="TOC3"/>
             <w:tabs>
-              <w:tab w:val="right" w:leader="dot" w:pos="9350"/>
+              <w:tab w:val="right" w:leader="dot" w:pos="9345"/>
             </w:tabs>
-            <w:rPr>
-              <w:noProof/>
-              <w:kern w:val="2"/>
-              <w:sz w:val="24"/>
-              <w:szCs w:val="24"/>
-              <w14:ligatures w14:val="standardContextual"/>
-            </w:rPr>
           </w:pPr>
-          <w:hyperlink w:anchor="_Toc240548366" w:history="1">
-            <w:r>
-              <w:rPr>
-                <w:rStyle w:val="Hyperlink"/>
-                <w:rFonts w:asciiTheme="majorBidi" w:hAnsiTheme="majorBidi"/>
-                <w:noProof/>
-              </w:rPr>
+          <w:hyperlink w:anchor="_Toc1109370026" w:history="1">
+            <w:r>
               <w:t>2.3.4 Assumptions</w:t>
             </w:r>
             <w:r>
-              <w:rPr>
-                <w:noProof/>
-                <w:webHidden/>
-              </w:rPr>
               <w:tab/>
             </w:r>
             <w:r>
-              <w:rPr>
-                <w:noProof/>
-                <w:webHidden/>
-              </w:rPr>
               <w:fldChar w:fldCharType="begin"/>
             </w:r>
             <w:r>
-              <w:rPr>
-                <w:noProof/>
-                <w:webHidden/>
-              </w:rPr>
-              <w:instrText xml:space="preserve"> PAGEREF _Toc240548366 \h </w:instrText>
-            </w:r>
-            <w:r>
-              <w:rPr>
-                <w:noProof/>
-                <w:webHidden/>
-              </w:rPr>
-            </w:r>
-            <w:r>
-              <w:rPr>
-                <w:noProof/>
-                <w:webHidden/>
-              </w:rPr>
+              <w:instrText>PAGEREF _Toc1109370026 \h</w:instrText>
+            </w:r>
+            <w:r>
               <w:fldChar w:fldCharType="separate"/>
             </w:r>
             <w:r>
-              <w:rPr>
-                <w:noProof/>
-                <w:webHidden/>
-              </w:rPr>
-              <w:t>vi</w:t>
-            </w:r>
-            <w:r>
-              <w:rPr>
-                <w:noProof/>
-                <w:webHidden/>
-              </w:rPr>
+              <w:t>6</w:t>
+            </w:r>
+            <w:r>
               <w:fldChar w:fldCharType="end"/>
             </w:r>
           </w:hyperlink>
@@ -1397,71 +800,29 @@
           <w:pPr>
             <w:pStyle w:val="TOC2"/>
             <w:tabs>
-              <w:tab w:val="right" w:leader="dot" w:pos="9350"/>
+              <w:tab w:val="right" w:leader="dot" w:pos="9345"/>
             </w:tabs>
-            <w:rPr>
-              <w:noProof/>
-              <w:kern w:val="2"/>
-              <w:sz w:val="24"/>
-              <w:szCs w:val="24"/>
-              <w14:ligatures w14:val="standardContextual"/>
-            </w:rPr>
           </w:pPr>
-          <w:hyperlink w:anchor="_Toc240548367" w:history="1">
-            <w:r>
-              <w:rPr>
-                <w:rStyle w:val="Hyperlink"/>
-                <w:rFonts w:asciiTheme="majorBidi" w:hAnsiTheme="majorBidi"/>
-                <w:noProof/>
-              </w:rPr>
+          <w:hyperlink w:anchor="_Toc1264130340" w:history="1">
+            <w:r>
               <w:t>2.4 Functional Requirements</w:t>
             </w:r>
             <w:r>
-              <w:rPr>
-                <w:noProof/>
-                <w:webHidden/>
-              </w:rPr>
               <w:tab/>
             </w:r>
             <w:r>
-              <w:rPr>
-                <w:noProof/>
-                <w:webHidden/>
-              </w:rPr>
               <w:fldChar w:fldCharType="begin"/>
             </w:r>
             <w:r>
-              <w:rPr>
-                <w:noProof/>
-                <w:webHidden/>
-              </w:rPr>
-              <w:instrText xml:space="preserve"> PAGEREF _Toc240548367 \h </w:instrText>
-            </w:r>
-            <w:r>
-              <w:rPr>
-                <w:noProof/>
-                <w:webHidden/>
-              </w:rPr>
-            </w:r>
-            <w:r>
-              <w:rPr>
-                <w:noProof/>
-                <w:webHidden/>
-              </w:rPr>
+              <w:instrText>PAGEREF _Toc1264130340 \h</w:instrText>
+            </w:r>
+            <w:r>
               <w:fldChar w:fldCharType="separate"/>
             </w:r>
             <w:r>
-              <w:rPr>
-                <w:noProof/>
-                <w:webHidden/>
-              </w:rPr>
-              <w:t>vi</w:t>
-            </w:r>
-            <w:r>
-              <w:rPr>
-                <w:noProof/>
-                <w:webHidden/>
-              </w:rPr>
+              <w:t>6</w:t>
+            </w:r>
+            <w:r>
               <w:fldChar w:fldCharType="end"/>
             </w:r>
           </w:hyperlink>
@@ -1470,71 +831,29 @@
           <w:pPr>
             <w:pStyle w:val="TOC2"/>
             <w:tabs>
-              <w:tab w:val="right" w:leader="dot" w:pos="9350"/>
+              <w:tab w:val="right" w:leader="dot" w:pos="9345"/>
             </w:tabs>
-            <w:rPr>
-              <w:noProof/>
-              <w:kern w:val="2"/>
-              <w:sz w:val="24"/>
-              <w:szCs w:val="24"/>
-              <w14:ligatures w14:val="standardContextual"/>
-            </w:rPr>
           </w:pPr>
-          <w:hyperlink w:anchor="_Toc240548368" w:history="1">
-            <w:r>
-              <w:rPr>
-                <w:rStyle w:val="Hyperlink"/>
-                <w:rFonts w:asciiTheme="majorBidi" w:hAnsiTheme="majorBidi"/>
-                <w:noProof/>
-              </w:rPr>
+          <w:hyperlink w:anchor="_Toc2128535977" w:history="1">
+            <w:r>
               <w:t>2.5 Non-Functional Requirements</w:t>
             </w:r>
             <w:r>
-              <w:rPr>
-                <w:noProof/>
-                <w:webHidden/>
-              </w:rPr>
               <w:tab/>
             </w:r>
             <w:r>
-              <w:rPr>
-                <w:noProof/>
-                <w:webHidden/>
-              </w:rPr>
               <w:fldChar w:fldCharType="begin"/>
             </w:r>
             <w:r>
-              <w:rPr>
-                <w:noProof/>
-                <w:webHidden/>
-              </w:rPr>
-              <w:instrText xml:space="preserve"> PAGEREF _Toc240548368 \h </w:instrText>
-            </w:r>
-            <w:r>
-              <w:rPr>
-                <w:noProof/>
-                <w:webHidden/>
-              </w:rPr>
-            </w:r>
-            <w:r>
-              <w:rPr>
-                <w:noProof/>
-                <w:webHidden/>
-              </w:rPr>
+              <w:instrText>PAGEREF _Toc2128535977 \h</w:instrText>
+            </w:r>
+            <w:r>
               <w:fldChar w:fldCharType="separate"/>
             </w:r>
             <w:r>
-              <w:rPr>
-                <w:noProof/>
-                <w:webHidden/>
-              </w:rPr>
-              <w:t>vii</w:t>
-            </w:r>
-            <w:r>
-              <w:rPr>
-                <w:noProof/>
-                <w:webHidden/>
-              </w:rPr>
+              <w:t>7</w:t>
+            </w:r>
+            <w:r>
               <w:fldChar w:fldCharType="end"/>
             </w:r>
           </w:hyperlink>
@@ -1543,71 +862,29 @@
           <w:pPr>
             <w:pStyle w:val="TOC2"/>
             <w:tabs>
-              <w:tab w:val="right" w:leader="dot" w:pos="9350"/>
+              <w:tab w:val="right" w:leader="dot" w:pos="9345"/>
             </w:tabs>
-            <w:rPr>
-              <w:noProof/>
-              <w:kern w:val="2"/>
-              <w:sz w:val="24"/>
-              <w:szCs w:val="24"/>
-              <w14:ligatures w14:val="standardContextual"/>
-            </w:rPr>
           </w:pPr>
-          <w:hyperlink w:anchor="_Toc240548369" w:history="1">
-            <w:r>
-              <w:rPr>
-                <w:rStyle w:val="Hyperlink"/>
-                <w:rFonts w:asciiTheme="majorBidi" w:hAnsiTheme="majorBidi"/>
-                <w:noProof/>
-              </w:rPr>
+          <w:hyperlink w:anchor="_Toc749074921" w:history="1">
+            <w:r>
               <w:t>2.6 Use Cases</w:t>
             </w:r>
             <w:r>
-              <w:rPr>
-                <w:noProof/>
-                <w:webHidden/>
-              </w:rPr>
               <w:tab/>
             </w:r>
             <w:r>
-              <w:rPr>
-                <w:noProof/>
-                <w:webHidden/>
-              </w:rPr>
               <w:fldChar w:fldCharType="begin"/>
             </w:r>
             <w:r>
-              <w:rPr>
-                <w:noProof/>
-                <w:webHidden/>
-              </w:rPr>
-              <w:instrText xml:space="preserve"> PAGEREF _Toc240548369 \h </w:instrText>
-            </w:r>
-            <w:r>
-              <w:rPr>
-                <w:noProof/>
-                <w:webHidden/>
-              </w:rPr>
-            </w:r>
-            <w:r>
-              <w:rPr>
-                <w:noProof/>
-                <w:webHidden/>
-              </w:rPr>
+              <w:instrText>PAGEREF _Toc749074921 \h</w:instrText>
+            </w:r>
+            <w:r>
               <w:fldChar w:fldCharType="separate"/>
             </w:r>
             <w:r>
-              <w:rPr>
-                <w:noProof/>
-                <w:webHidden/>
-              </w:rPr>
-              <w:t>vii</w:t>
-            </w:r>
-            <w:r>
-              <w:rPr>
-                <w:noProof/>
-                <w:webHidden/>
-              </w:rPr>
+              <w:t>7</w:t>
+            </w:r>
+            <w:r>
               <w:fldChar w:fldCharType="end"/>
             </w:r>
           </w:hyperlink>
@@ -1616,71 +893,29 @@
           <w:pPr>
             <w:pStyle w:val="TOC3"/>
             <w:tabs>
-              <w:tab w:val="right" w:leader="dot" w:pos="9350"/>
+              <w:tab w:val="right" w:leader="dot" w:pos="9345"/>
             </w:tabs>
-            <w:rPr>
-              <w:noProof/>
-              <w:kern w:val="2"/>
-              <w:sz w:val="24"/>
-              <w:szCs w:val="24"/>
-              <w14:ligatures w14:val="standardContextual"/>
-            </w:rPr>
           </w:pPr>
-          <w:hyperlink w:anchor="_Toc240548370" w:history="1">
-            <w:r>
-              <w:rPr>
-                <w:rStyle w:val="Hyperlink"/>
-                <w:rFonts w:asciiTheme="majorBidi" w:hAnsiTheme="majorBidi"/>
-                <w:noProof/>
-              </w:rPr>
+          <w:hyperlink w:anchor="_Toc1110412147" w:history="1">
+            <w:r>
               <w:t>2.6.1 Driver / Vehicle Owner Use Cases</w:t>
             </w:r>
             <w:r>
-              <w:rPr>
-                <w:noProof/>
-                <w:webHidden/>
-              </w:rPr>
               <w:tab/>
             </w:r>
             <w:r>
-              <w:rPr>
-                <w:noProof/>
-                <w:webHidden/>
-              </w:rPr>
               <w:fldChar w:fldCharType="begin"/>
             </w:r>
             <w:r>
-              <w:rPr>
-                <w:noProof/>
-                <w:webHidden/>
-              </w:rPr>
-              <w:instrText xml:space="preserve"> PAGEREF _Toc240548370 \h </w:instrText>
-            </w:r>
-            <w:r>
-              <w:rPr>
-                <w:noProof/>
-                <w:webHidden/>
-              </w:rPr>
-            </w:r>
-            <w:r>
-              <w:rPr>
-                <w:noProof/>
-                <w:webHidden/>
-              </w:rPr>
+              <w:instrText>PAGEREF _Toc1110412147 \h</w:instrText>
+            </w:r>
+            <w:r>
               <w:fldChar w:fldCharType="separate"/>
             </w:r>
             <w:r>
-              <w:rPr>
-                <w:noProof/>
-                <w:webHidden/>
-              </w:rPr>
-              <w:t>vii</w:t>
-            </w:r>
-            <w:r>
-              <w:rPr>
-                <w:noProof/>
-                <w:webHidden/>
-              </w:rPr>
+              <w:t>7</w:t>
+            </w:r>
+            <w:r>
               <w:fldChar w:fldCharType="end"/>
             </w:r>
           </w:hyperlink>
@@ -1689,71 +924,29 @@
           <w:pPr>
             <w:pStyle w:val="TOC3"/>
             <w:tabs>
-              <w:tab w:val="right" w:leader="dot" w:pos="9350"/>
+              <w:tab w:val="right" w:leader="dot" w:pos="9345"/>
             </w:tabs>
-            <w:rPr>
-              <w:noProof/>
-              <w:kern w:val="2"/>
-              <w:sz w:val="24"/>
-              <w:szCs w:val="24"/>
-              <w14:ligatures w14:val="standardContextual"/>
-            </w:rPr>
           </w:pPr>
-          <w:hyperlink w:anchor="_Toc240548371" w:history="1">
-            <w:r>
-              <w:rPr>
-                <w:rStyle w:val="Hyperlink"/>
-                <w:rFonts w:asciiTheme="majorBidi" w:hAnsiTheme="majorBidi"/>
-                <w:noProof/>
-              </w:rPr>
+          <w:hyperlink w:anchor="_Toc1339835816" w:history="1">
+            <w:r>
               <w:t>2.6.2 Parking Facility Manager Use Cases</w:t>
             </w:r>
             <w:r>
-              <w:rPr>
-                <w:noProof/>
-                <w:webHidden/>
-              </w:rPr>
               <w:tab/>
             </w:r>
             <w:r>
-              <w:rPr>
-                <w:noProof/>
-                <w:webHidden/>
-              </w:rPr>
               <w:fldChar w:fldCharType="begin"/>
             </w:r>
             <w:r>
-              <w:rPr>
-                <w:noProof/>
-                <w:webHidden/>
-              </w:rPr>
-              <w:instrText xml:space="preserve"> PAGEREF _Toc240548371 \h </w:instrText>
-            </w:r>
-            <w:r>
-              <w:rPr>
-                <w:noProof/>
-                <w:webHidden/>
-              </w:rPr>
-            </w:r>
-            <w:r>
-              <w:rPr>
-                <w:noProof/>
-                <w:webHidden/>
-              </w:rPr>
+              <w:instrText>PAGEREF _Toc1339835816 \h</w:instrText>
+            </w:r>
+            <w:r>
               <w:fldChar w:fldCharType="separate"/>
             </w:r>
             <w:r>
-              <w:rPr>
-                <w:noProof/>
-                <w:webHidden/>
-              </w:rPr>
-              <w:t>xi</w:t>
-            </w:r>
-            <w:r>
-              <w:rPr>
-                <w:noProof/>
-                <w:webHidden/>
-              </w:rPr>
+              <w:t>11</w:t>
+            </w:r>
+            <w:r>
               <w:fldChar w:fldCharType="end"/>
             </w:r>
           </w:hyperlink>
@@ -1762,71 +955,29 @@
           <w:pPr>
             <w:pStyle w:val="TOC1"/>
             <w:tabs>
-              <w:tab w:val="right" w:leader="dot" w:pos="9350"/>
+              <w:tab w:val="right" w:leader="dot" w:pos="9345"/>
             </w:tabs>
-            <w:rPr>
-              <w:noProof/>
-              <w:kern w:val="2"/>
-              <w:sz w:val="24"/>
-              <w:szCs w:val="24"/>
-              <w14:ligatures w14:val="standardContextual"/>
-            </w:rPr>
           </w:pPr>
-          <w:hyperlink w:anchor="_Toc240548372" w:history="1">
-            <w:r>
-              <w:rPr>
-                <w:rStyle w:val="Hyperlink"/>
-                <w:rFonts w:asciiTheme="majorBidi" w:hAnsiTheme="majorBidi"/>
-                <w:noProof/>
-              </w:rPr>
+          <w:hyperlink w:anchor="_Toc1819134266" w:history="1">
+            <w:r>
               <w:t>3. Work Breakdown Structure</w:t>
             </w:r>
             <w:r>
-              <w:rPr>
-                <w:noProof/>
-                <w:webHidden/>
-              </w:rPr>
               <w:tab/>
             </w:r>
             <w:r>
-              <w:rPr>
-                <w:noProof/>
-                <w:webHidden/>
-              </w:rPr>
               <w:fldChar w:fldCharType="begin"/>
             </w:r>
             <w:r>
-              <w:rPr>
-                <w:noProof/>
-                <w:webHidden/>
-              </w:rPr>
-              <w:instrText xml:space="preserve"> PAGEREF _Toc240548372 \h </w:instrText>
-            </w:r>
-            <w:r>
-              <w:rPr>
-                <w:noProof/>
-                <w:webHidden/>
-              </w:rPr>
-            </w:r>
-            <w:r>
-              <w:rPr>
-                <w:noProof/>
-                <w:webHidden/>
-              </w:rPr>
+              <w:instrText>PAGEREF _Toc1819134266 \h</w:instrText>
+            </w:r>
+            <w:r>
               <w:fldChar w:fldCharType="separate"/>
             </w:r>
             <w:r>
-              <w:rPr>
-                <w:noProof/>
-                <w:webHidden/>
-              </w:rPr>
-              <w:t>xii</w:t>
-            </w:r>
-            <w:r>
-              <w:rPr>
-                <w:noProof/>
-                <w:webHidden/>
-              </w:rPr>
+              <w:t>11</w:t>
+            </w:r>
+            <w:r>
               <w:fldChar w:fldCharType="end"/>
             </w:r>
           </w:hyperlink>
@@ -1835,71 +986,29 @@
           <w:pPr>
             <w:pStyle w:val="TOC2"/>
             <w:tabs>
-              <w:tab w:val="right" w:leader="dot" w:pos="9350"/>
+              <w:tab w:val="right" w:leader="dot" w:pos="9345"/>
             </w:tabs>
-            <w:rPr>
-              <w:noProof/>
-              <w:kern w:val="2"/>
-              <w:sz w:val="24"/>
-              <w:szCs w:val="24"/>
-              <w14:ligatures w14:val="standardContextual"/>
-            </w:rPr>
           </w:pPr>
-          <w:hyperlink w:anchor="_Toc240548373" w:history="1">
-            <w:r>
-              <w:rPr>
-                <w:rStyle w:val="Hyperlink"/>
-                <w:rFonts w:asciiTheme="majorBidi" w:hAnsiTheme="majorBidi"/>
-                <w:noProof/>
-              </w:rPr>
+          <w:hyperlink w:anchor="_Toc279920779" w:history="1">
+            <w:r>
               <w:t>3.1 Purpose</w:t>
             </w:r>
             <w:r>
-              <w:rPr>
-                <w:noProof/>
-                <w:webHidden/>
-              </w:rPr>
               <w:tab/>
             </w:r>
             <w:r>
-              <w:rPr>
-                <w:noProof/>
-                <w:webHidden/>
-              </w:rPr>
               <w:fldChar w:fldCharType="begin"/>
             </w:r>
             <w:r>
-              <w:rPr>
-                <w:noProof/>
-                <w:webHidden/>
-              </w:rPr>
-              <w:instrText xml:space="preserve"> PAGEREF _Toc240548373 \h </w:instrText>
-            </w:r>
-            <w:r>
-              <w:rPr>
-                <w:noProof/>
-                <w:webHidden/>
-              </w:rPr>
-            </w:r>
-            <w:r>
-              <w:rPr>
-                <w:noProof/>
-                <w:webHidden/>
-              </w:rPr>
+              <w:instrText>PAGEREF _Toc279920779 \h</w:instrText>
+            </w:r>
+            <w:r>
               <w:fldChar w:fldCharType="separate"/>
             </w:r>
             <w:r>
-              <w:rPr>
-                <w:noProof/>
-                <w:webHidden/>
-              </w:rPr>
-              <w:t>xii</w:t>
-            </w:r>
-            <w:r>
-              <w:rPr>
-                <w:noProof/>
-                <w:webHidden/>
-              </w:rPr>
+              <w:t>12</w:t>
+            </w:r>
+            <w:r>
               <w:fldChar w:fldCharType="end"/>
             </w:r>
           </w:hyperlink>
@@ -1908,71 +1017,29 @@
           <w:pPr>
             <w:pStyle w:val="TOC2"/>
             <w:tabs>
-              <w:tab w:val="right" w:leader="dot" w:pos="9350"/>
+              <w:tab w:val="right" w:leader="dot" w:pos="9345"/>
             </w:tabs>
-            <w:rPr>
-              <w:noProof/>
-              <w:kern w:val="2"/>
-              <w:sz w:val="24"/>
-              <w:szCs w:val="24"/>
-              <w14:ligatures w14:val="standardContextual"/>
-            </w:rPr>
           </w:pPr>
-          <w:hyperlink w:anchor="_Toc240548374" w:history="1">
-            <w:r>
-              <w:rPr>
-                <w:rStyle w:val="Hyperlink"/>
-                <w:rFonts w:asciiTheme="majorBidi" w:hAnsiTheme="majorBidi"/>
-                <w:noProof/>
-              </w:rPr>
+          <w:hyperlink w:anchor="_Toc560289921" w:history="1">
+            <w:r>
               <w:t>3.2 Smart Parking Platform WBS</w:t>
             </w:r>
             <w:r>
-              <w:rPr>
-                <w:noProof/>
-                <w:webHidden/>
-              </w:rPr>
               <w:tab/>
             </w:r>
             <w:r>
-              <w:rPr>
-                <w:noProof/>
-                <w:webHidden/>
-              </w:rPr>
               <w:fldChar w:fldCharType="begin"/>
             </w:r>
             <w:r>
-              <w:rPr>
-                <w:noProof/>
-                <w:webHidden/>
-              </w:rPr>
-              <w:instrText xml:space="preserve"> PAGEREF _Toc240548374 \h </w:instrText>
-            </w:r>
-            <w:r>
-              <w:rPr>
-                <w:noProof/>
-                <w:webHidden/>
-              </w:rPr>
-            </w:r>
-            <w:r>
-              <w:rPr>
-                <w:noProof/>
-                <w:webHidden/>
-              </w:rPr>
+              <w:instrText>PAGEREF _Toc560289921 \h</w:instrText>
+            </w:r>
+            <w:r>
               <w:fldChar w:fldCharType="separate"/>
             </w:r>
             <w:r>
-              <w:rPr>
-                <w:noProof/>
-                <w:webHidden/>
-              </w:rPr>
-              <w:t>xii</w:t>
-            </w:r>
-            <w:r>
-              <w:rPr>
-                <w:noProof/>
-                <w:webHidden/>
-              </w:rPr>
+              <w:t>12</w:t>
+            </w:r>
+            <w:r>
               <w:fldChar w:fldCharType="end"/>
             </w:r>
           </w:hyperlink>
@@ -1981,71 +1048,29 @@
           <w:pPr>
             <w:pStyle w:val="TOC2"/>
             <w:tabs>
-              <w:tab w:val="right" w:leader="dot" w:pos="9350"/>
+              <w:tab w:val="right" w:leader="dot" w:pos="9345"/>
             </w:tabs>
-            <w:rPr>
-              <w:noProof/>
-              <w:kern w:val="2"/>
-              <w:sz w:val="24"/>
-              <w:szCs w:val="24"/>
-              <w14:ligatures w14:val="standardContextual"/>
-            </w:rPr>
           </w:pPr>
-          <w:hyperlink w:anchor="_Toc240548375" w:history="1">
-            <w:r>
-              <w:rPr>
-                <w:rStyle w:val="Hyperlink"/>
-                <w:rFonts w:asciiTheme="majorBidi" w:hAnsiTheme="majorBidi"/>
-                <w:noProof/>
-              </w:rPr>
+          <w:hyperlink w:anchor="_Toc2036892299" w:history="1">
+            <w:r>
               <w:t>3.3 Story Point Estimation</w:t>
             </w:r>
             <w:r>
-              <w:rPr>
-                <w:noProof/>
-                <w:webHidden/>
-              </w:rPr>
               <w:tab/>
             </w:r>
             <w:r>
-              <w:rPr>
-                <w:noProof/>
-                <w:webHidden/>
-              </w:rPr>
               <w:fldChar w:fldCharType="begin"/>
             </w:r>
             <w:r>
-              <w:rPr>
-                <w:noProof/>
-                <w:webHidden/>
-              </w:rPr>
-              <w:instrText xml:space="preserve"> PAGEREF _Toc240548375 \h </w:instrText>
-            </w:r>
-            <w:r>
-              <w:rPr>
-                <w:noProof/>
-                <w:webHidden/>
-              </w:rPr>
-            </w:r>
-            <w:r>
-              <w:rPr>
-                <w:noProof/>
-                <w:webHidden/>
-              </w:rPr>
+              <w:instrText>PAGEREF _Toc2036892299 \h</w:instrText>
+            </w:r>
+            <w:r>
               <w:fldChar w:fldCharType="separate"/>
             </w:r>
             <w:r>
-              <w:rPr>
-                <w:noProof/>
-                <w:webHidden/>
-              </w:rPr>
-              <w:t>xiii</w:t>
-            </w:r>
-            <w:r>
-              <w:rPr>
-                <w:noProof/>
-                <w:webHidden/>
-              </w:rPr>
+              <w:t>13</w:t>
+            </w:r>
+            <w:r>
               <w:fldChar w:fldCharType="end"/>
             </w:r>
           </w:hyperlink>
@@ -2054,71 +1079,122 @@
           <w:pPr>
             <w:pStyle w:val="TOC1"/>
             <w:tabs>
-              <w:tab w:val="right" w:leader="dot" w:pos="9350"/>
+              <w:tab w:val="right" w:leader="dot" w:pos="9345"/>
             </w:tabs>
-            <w:rPr>
-              <w:noProof/>
-              <w:kern w:val="2"/>
-              <w:sz w:val="24"/>
-              <w:szCs w:val="24"/>
-              <w14:ligatures w14:val="standardContextual"/>
-            </w:rPr>
           </w:pPr>
-          <w:hyperlink w:anchor="_Toc240548376" w:history="1">
-            <w:r>
-              <w:rPr>
-                <w:rStyle w:val="Hyperlink"/>
-                <w:rFonts w:asciiTheme="majorBidi" w:hAnsiTheme="majorBidi"/>
-                <w:noProof/>
-              </w:rPr>
+          <w:hyperlink w:anchor="_Toc153703200" w:history="1">
+            <w:r>
               <w:t>4. Timeline and Gantt chart</w:t>
             </w:r>
             <w:r>
-              <w:rPr>
-                <w:noProof/>
-                <w:webHidden/>
-              </w:rPr>
               <w:tab/>
             </w:r>
             <w:r>
-              <w:rPr>
-                <w:noProof/>
-                <w:webHidden/>
-              </w:rPr>
               <w:fldChar w:fldCharType="begin"/>
             </w:r>
             <w:r>
-              <w:rPr>
-                <w:noProof/>
-                <w:webHidden/>
-              </w:rPr>
-              <w:instrText xml:space="preserve"> PAGEREF _Toc240548376 \h </w:instrText>
-            </w:r>
-            <w:r>
-              <w:rPr>
-                <w:noProof/>
-                <w:webHidden/>
-              </w:rPr>
-            </w:r>
-            <w:r>
-              <w:rPr>
-                <w:noProof/>
-                <w:webHidden/>
-              </w:rPr>
+              <w:instrText>PAGEREF _Toc153703200 \h</w:instrText>
+            </w:r>
+            <w:r>
               <w:fldChar w:fldCharType="separate"/>
             </w:r>
             <w:r>
-              <w:rPr>
-                <w:noProof/>
-                <w:webHidden/>
-              </w:rPr>
-              <w:t>xv</w:t>
-            </w:r>
-            <w:r>
-              <w:rPr>
-                <w:noProof/>
-                <w:webHidden/>
-              </w:rPr>
+              <w:t>14</w:t>
+            </w:r>
+            <w:r>
+              <w:fldChar w:fldCharType="end"/>
+            </w:r>
+          </w:hyperlink>
+        </w:p>
+        <w:p>
+          <w:pPr>
+            <w:pStyle w:val="TOC1"/>
+            <w:tabs>
+              <w:tab w:val="right" w:leader="dot" w:pos="9345"/>
+            </w:tabs>
+          </w:pPr>
+          <w:hyperlink w:anchor="_Toc887943464" w:history="1">
+            <w:r>
+              <w:t>5. Scrum Planning</w:t>
+            </w:r>
+            <w:r>
+              <w:tab/>
+            </w:r>
+            <w:r>
+              <w:fldChar w:fldCharType="begin"/>
+            </w:r>
+            <w:r>
+              <w:instrText>PAGEREF _Toc887943464 \h</w:instrText>
+            </w:r>
+            <w:r>
+              <w:fldChar w:fldCharType="separate"/>
+            </w:r>
+            <w:r>
+              <w:t>15</w:t>
+            </w:r>
+            <w:r>
+              <w:fldChar w:fldCharType="end"/>
+            </w:r>
+          </w:hyperlink>
+        </w:p>
+        <w:p>
+          <w:pPr>
+            <w:pStyle w:val="TOC2"/>
+            <w:tabs>
+              <w:tab w:val="right" w:leader="dot" w:pos="9345"/>
+            </w:tabs>
+          </w:pPr>
+          <w:hyperlink w:anchor="_Toc1604574367" w:history="1">
+            <w:r>
+              <w:t>5.1 Product Backlog</w:t>
+            </w:r>
+            <w:r>
+              <w:tab/>
+            </w:r>
+            <w:r>
+              <w:fldChar w:fldCharType="begin"/>
+            </w:r>
+            <w:r>
+              <w:instrText>PAGEREF _Toc1604574367 \h</w:instrText>
+            </w:r>
+            <w:r>
+              <w:fldChar w:fldCharType="separate"/>
+            </w:r>
+            <w:r>
+              <w:t>15</w:t>
+            </w:r>
+            <w:r>
+              <w:fldChar w:fldCharType="end"/>
+            </w:r>
+          </w:hyperlink>
+        </w:p>
+        <w:p>
+          <w:pPr>
+            <w:pStyle w:val="TOC2"/>
+            <w:tabs>
+              <w:tab w:val="right" w:leader="dot" w:pos="9345"/>
+            </w:tabs>
+          </w:pPr>
+          <w:hyperlink w:anchor="_Toc1637594696" w:history="1">
+            <w:r>
+              <w:t>5.2 Sprint 1 Planning</w:t>
+            </w:r>
+            <w:r>
+              <w:tab/>
+            </w:r>
+            <w:r>
+              <w:fldChar w:fldCharType="begin"/>
+            </w:r>
+            <w:r>
+              <w:instrText>PAGEREF _Toc1637594696 \h</w:instrText>
+            </w:r>
+            <w:r>
+              <w:fldChar w:fldCharType="separate"/>
+            </w:r>
+            <w:r>
+              <w:t>15</w:t>
+            </w:r>
+            <w:r>
               <w:fldChar w:fldCharType="end"/>
             </w:r>
           </w:hyperlink>
@@ -2182,7 +1258,7 @@
           <w:color w:val="000000" w:themeColor="text1"/>
         </w:rPr>
       </w:pPr>
-      <w:bookmarkStart w:id="0" w:name="_Toc240548353"/>
+      <w:bookmarkStart w:id="0" w:name="_Toc1803677908"/>
       <w:r>
         <w:rPr>
           <w:rStyle w:val="SubtleEmphasis"/>
@@ -2225,7 +1301,7 @@
           <w:color w:val="000000" w:themeColor="text1"/>
         </w:rPr>
       </w:pPr>
-      <w:bookmarkStart w:id="1" w:name="_Toc240548354"/>
+      <w:bookmarkStart w:id="1" w:name="_Toc551149772"/>
       <w:r>
         <w:rPr>
           <w:rFonts w:asciiTheme="majorBidi" w:hAnsiTheme="majorBidi"/>
@@ -2297,6 +1373,7 @@
         </w:rPr>
         <w:t xml:space="preserve"> planning </w:t>
       </w:r>
+      <w:proofErr w:type="gramStart"/>
       <w:r>
         <w:rPr>
           <w:rFonts w:asciiTheme="majorBidi" w:hAnsiTheme="majorBidi" w:cstheme="majorBidi"/>
@@ -2307,7 +1384,14 @@
         <w:rPr>
           <w:rFonts w:asciiTheme="majorBidi" w:hAnsiTheme="majorBidi" w:cstheme="majorBidi"/>
         </w:rPr>
-        <w:t xml:space="preserve"> development </w:t>
+        <w:t xml:space="preserve"> development</w:t>
+      </w:r>
+      <w:proofErr w:type="gramEnd"/>
+      <w:r>
+        <w:rPr>
+          <w:rFonts w:asciiTheme="majorBidi" w:hAnsiTheme="majorBidi" w:cstheme="majorBidi"/>
+        </w:rPr>
+        <w:t xml:space="preserve"> </w:t>
       </w:r>
       <w:r>
         <w:rPr>
@@ -2481,7 +1565,7 @@
           <w:color w:val="000000" w:themeColor="text1"/>
         </w:rPr>
       </w:pPr>
-      <w:bookmarkStart w:id="2" w:name="_Toc240548355"/>
+      <w:bookmarkStart w:id="2" w:name="_Toc621328503"/>
       <w:r>
         <w:rPr>
           <w:rFonts w:asciiTheme="majorBidi" w:hAnsiTheme="majorBidi"/>
@@ -2526,13 +1610,27 @@
         <w:rPr>
           <w:rFonts w:asciiTheme="majorBidi" w:hAnsiTheme="majorBidi" w:cstheme="majorBidi"/>
         </w:rPr>
-        <w:t xml:space="preserve">. This </w:t>
-      </w:r>
-      <w:r>
-        <w:rPr>
-          <w:rFonts w:asciiTheme="majorBidi" w:hAnsiTheme="majorBidi" w:cstheme="majorBidi"/>
-        </w:rPr>
-        <w:t xml:space="preserve"> can lead to an increase in traffic </w:t>
+        <w:t xml:space="preserve">. </w:t>
+      </w:r>
+      <w:proofErr w:type="gramStart"/>
+      <w:r>
+        <w:rPr>
+          <w:rFonts w:asciiTheme="majorBidi" w:hAnsiTheme="majorBidi" w:cstheme="majorBidi"/>
+        </w:rPr>
+        <w:t xml:space="preserve">This </w:t>
+      </w:r>
+      <w:r>
+        <w:rPr>
+          <w:rFonts w:asciiTheme="majorBidi" w:hAnsiTheme="majorBidi" w:cstheme="majorBidi"/>
+        </w:rPr>
+        <w:t xml:space="preserve"> can</w:t>
+      </w:r>
+      <w:proofErr w:type="gramEnd"/>
+      <w:r>
+        <w:rPr>
+          <w:rFonts w:asciiTheme="majorBidi" w:hAnsiTheme="majorBidi" w:cstheme="majorBidi"/>
+        </w:rPr>
+        <w:t xml:space="preserve"> lead to an increase in traffic </w:t>
       </w:r>
       <w:r>
         <w:rPr>
@@ -2695,7 +1793,7 @@
           <w:color w:val="000000" w:themeColor="text1"/>
         </w:rPr>
       </w:pPr>
-      <w:bookmarkStart w:id="3" w:name="_Toc240548356"/>
+      <w:bookmarkStart w:id="3" w:name="_Toc381749738"/>
       <w:r>
         <w:rPr>
           <w:rFonts w:asciiTheme="majorBidi" w:hAnsiTheme="majorBidi"/>
@@ -2742,8 +1840,13 @@
         <w:t xml:space="preserve">Every parking application </w:t>
       </w:r>
       <w:r>
-        <w:t>serves the same intended purpose but each approach parking differently</w:t>
-      </w:r>
+        <w:t xml:space="preserve">serves the same intended purpose but each approach </w:t>
+      </w:r>
+      <w:proofErr w:type="gramStart"/>
+      <w:r>
+        <w:t>parking differently</w:t>
+      </w:r>
+      <w:proofErr w:type="gramEnd"/>
       <w:r>
         <w:t xml:space="preserve">, providing </w:t>
       </w:r>
@@ -2754,10 +1857,18 @@
         <w:t>can be compared to the Smart Parking Platform. Three popular competitors I have found are</w:t>
       </w:r>
       <w:r>
-        <w:t xml:space="preserve"> ParkHouston, Spot Hero, and </w:t>
+        <w:t xml:space="preserve"> </w:t>
       </w:r>
       <w:proofErr w:type="spellStart"/>
       <w:r>
+        <w:t>ParkHouston</w:t>
+      </w:r>
+      <w:proofErr w:type="spellEnd"/>
+      <w:r>
+        <w:t xml:space="preserve">, Spot Hero, and </w:t>
+      </w:r>
+      <w:proofErr w:type="spellStart"/>
+      <w:r>
         <w:t>ParkWhiz</w:t>
       </w:r>
       <w:proofErr w:type="spellEnd"/>
@@ -2766,8 +1877,13 @@
       </w:r>
     </w:p>
     <w:p>
-      <w:r>
-        <w:t xml:space="preserve">ParkHouston is a </w:t>
+      <w:proofErr w:type="spellStart"/>
+      <w:r>
+        <w:t>ParkHouston</w:t>
+      </w:r>
+      <w:proofErr w:type="spellEnd"/>
+      <w:r>
+        <w:t xml:space="preserve"> is a </w:t>
       </w:r>
       <w:r>
         <w:t xml:space="preserve">mobile </w:t>
@@ -2805,13 +1921,18 @@
       <w:r>
         <w:t xml:space="preserve"> session is close to expiring. </w:t>
       </w:r>
-      <w:r>
-        <w:t xml:space="preserve">ParkHouston mainly supports metered and on street parking. </w:t>
-      </w:r>
-    </w:p>
-    <w:p>
       <w:proofErr w:type="spellStart"/>
       <w:r>
+        <w:t>ParkHouston</w:t>
+      </w:r>
+      <w:proofErr w:type="spellEnd"/>
+      <w:r>
+        <w:t xml:space="preserve"> mainly supports metered and on street parking. </w:t>
+      </w:r>
+    </w:p>
+    <w:p>
+      <w:proofErr w:type="spellStart"/>
+      <w:r>
         <w:t>SpotHero</w:t>
       </w:r>
       <w:proofErr w:type="spellEnd"/>
@@ -2890,7 +2011,15 @@
         <w:t xml:space="preserve">ts. </w:t>
       </w:r>
       <w:r>
-        <w:t>This platform gives users the ability to search and compare parking spaces</w:t>
+        <w:t xml:space="preserve">This platform gives users the ability to </w:t>
+      </w:r>
+      <w:proofErr w:type="gramStart"/>
+      <w:r>
+        <w:t>search</w:t>
+      </w:r>
+      <w:proofErr w:type="gramEnd"/>
+      <w:r>
+        <w:t xml:space="preserve"> and compare parking spaces</w:t>
       </w:r>
       <w:r>
         <w:t xml:space="preserve"> and prices, reserve them and pay for th</w:t>
@@ -2919,7 +2048,7 @@
           <w:color w:val="000000" w:themeColor="text1"/>
         </w:rPr>
       </w:pPr>
-      <w:bookmarkStart w:id="4" w:name="_Toc240548357"/>
+      <w:bookmarkStart w:id="4" w:name="_Toc1859388134"/>
       <w:r>
         <w:rPr>
           <w:rFonts w:asciiTheme="majorBidi" w:hAnsiTheme="majorBidi"/>
@@ -3067,18 +2196,19 @@
                 <w:rFonts w:asciiTheme="majorBidi" w:hAnsiTheme="majorBidi" w:cstheme="majorBidi"/>
               </w:rPr>
             </w:pPr>
+            <w:proofErr w:type="spellStart"/>
             <w:r>
               <w:rPr>
                 <w:rFonts w:asciiTheme="majorBidi" w:hAnsiTheme="majorBidi" w:cstheme="majorBidi"/>
               </w:rPr>
               <w:t>ParkHouston</w:t>
             </w:r>
+            <w:proofErr w:type="spellEnd"/>
           </w:p>
         </w:tc>
         <w:tc>
           <w:tcPr>
             <w:tcW w:w="2382" w:type="dxa"/>
-            <w:shd w:val="clear" w:color="auto" w:fill="auto"/>
           </w:tcPr>
           <w:p>
             <w:pPr>
@@ -3099,7 +2229,6 @@
         <w:tc>
           <w:tcPr>
             <w:tcW w:w="2383" w:type="dxa"/>
-            <w:shd w:val="clear" w:color="auto" w:fill="auto"/>
           </w:tcPr>
           <w:p>
             <w:pPr>
@@ -3165,7 +2294,6 @@
         <w:tc>
           <w:tcPr>
             <w:tcW w:w="2383" w:type="dxa"/>
-            <w:shd w:val="clear" w:color="auto" w:fill="auto"/>
           </w:tcPr>
           <w:p>
             <w:pPr>
@@ -3194,11 +2322,19 @@
                 <w:rFonts w:asciiTheme="majorBidi" w:hAnsiTheme="majorBidi" w:cstheme="majorBidi"/>
               </w:rPr>
             </w:pPr>
+            <w:proofErr w:type="spellStart"/>
             <w:r>
               <w:rPr>
                 <w:rFonts w:asciiTheme="majorBidi" w:hAnsiTheme="majorBidi" w:cstheme="majorBidi"/>
               </w:rPr>
-              <w:t xml:space="preserve">ParkHouston is </w:t>
+              <w:t>ParkHouston</w:t>
+            </w:r>
+            <w:proofErr w:type="spellEnd"/>
+            <w:r>
+              <w:rPr>
+                <w:rFonts w:asciiTheme="majorBidi" w:hAnsiTheme="majorBidi" w:cstheme="majorBidi"/>
+              </w:rPr>
+              <w:t xml:space="preserve"> is </w:t>
             </w:r>
             <w:r>
               <w:rPr>
@@ -3267,12 +2403,14 @@
                 <w:rFonts w:asciiTheme="majorBidi" w:hAnsiTheme="majorBidi" w:cstheme="majorBidi"/>
               </w:rPr>
             </w:pPr>
+            <w:proofErr w:type="spellStart"/>
             <w:r>
               <w:rPr>
                 <w:rFonts w:asciiTheme="majorBidi" w:hAnsiTheme="majorBidi" w:cstheme="majorBidi"/>
               </w:rPr>
               <w:t>SpotHero</w:t>
             </w:r>
+            <w:proofErr w:type="spellEnd"/>
           </w:p>
         </w:tc>
         <w:tc>
@@ -3433,18 +2571,19 @@
                 <w:rFonts w:asciiTheme="majorBidi" w:hAnsiTheme="majorBidi" w:cstheme="majorBidi"/>
               </w:rPr>
             </w:pPr>
+            <w:proofErr w:type="spellStart"/>
             <w:r>
               <w:rPr>
                 <w:rFonts w:asciiTheme="majorBidi" w:hAnsiTheme="majorBidi" w:cstheme="majorBidi"/>
               </w:rPr>
               <w:t>ParkWhiz</w:t>
             </w:r>
+            <w:proofErr w:type="spellEnd"/>
           </w:p>
         </w:tc>
         <w:tc>
           <w:tcPr>
             <w:tcW w:w="2382" w:type="dxa"/>
-            <w:shd w:val="clear" w:color="auto" w:fill="auto"/>
           </w:tcPr>
           <w:p>
             <w:pPr>
@@ -3464,7 +2603,6 @@
         <w:tc>
           <w:tcPr>
             <w:tcW w:w="2383" w:type="dxa"/>
-            <w:shd w:val="clear" w:color="auto" w:fill="auto"/>
           </w:tcPr>
           <w:p>
             <w:pPr>
@@ -3501,18 +2639,25 @@
                 <w:rFonts w:asciiTheme="majorBidi" w:hAnsiTheme="majorBidi" w:cstheme="majorBidi"/>
               </w:rPr>
             </w:pPr>
+            <w:proofErr w:type="gramStart"/>
             <w:r>
               <w:rPr>
                 <w:rFonts w:asciiTheme="majorBidi" w:hAnsiTheme="majorBidi" w:cstheme="majorBidi"/>
               </w:rPr>
-              <w:t>Advance reservations.</w:t>
+              <w:t>Advance reservations</w:t>
+            </w:r>
+            <w:proofErr w:type="gramEnd"/>
+            <w:r>
+              <w:rPr>
+                <w:rFonts w:asciiTheme="majorBidi" w:hAnsiTheme="majorBidi" w:cstheme="majorBidi"/>
+              </w:rPr>
+              <w:t>.</w:t>
             </w:r>
           </w:p>
         </w:tc>
         <w:tc>
           <w:tcPr>
             <w:tcW w:w="2383" w:type="dxa"/>
-            <w:shd w:val="clear" w:color="auto" w:fill="auto"/>
           </w:tcPr>
           <w:p>
             <w:pPr>
@@ -3639,13 +2784,27 @@
         <w:rPr>
           <w:rFonts w:asciiTheme="majorBidi" w:hAnsiTheme="majorBidi" w:cstheme="majorBidi"/>
         </w:rPr>
-        <w:t xml:space="preserve"> but they also come with their limitations. ParkHouston is more focused on street and meter parking while </w:t>
+        <w:t xml:space="preserve"> but they also come with their limitations. </w:t>
       </w:r>
       <w:proofErr w:type="spellStart"/>
       <w:r>
         <w:rPr>
           <w:rFonts w:asciiTheme="majorBidi" w:hAnsiTheme="majorBidi" w:cstheme="majorBidi"/>
         </w:rPr>
+        <w:t>ParkHouston</w:t>
+      </w:r>
+      <w:proofErr w:type="spellEnd"/>
+      <w:r>
+        <w:rPr>
+          <w:rFonts w:asciiTheme="majorBidi" w:hAnsiTheme="majorBidi" w:cstheme="majorBidi"/>
+        </w:rPr>
+        <w:t xml:space="preserve"> is more focused on street and meter parking while </w:t>
+      </w:r>
+      <w:proofErr w:type="spellStart"/>
+      <w:r>
+        <w:rPr>
+          <w:rFonts w:asciiTheme="majorBidi" w:hAnsiTheme="majorBidi" w:cstheme="majorBidi"/>
+        </w:rPr>
         <w:t>SpotHero</w:t>
       </w:r>
       <w:proofErr w:type="spellEnd"/>
@@ -3679,7 +2838,21 @@
         <w:rPr>
           <w:rFonts w:asciiTheme="majorBidi" w:hAnsiTheme="majorBidi" w:cstheme="majorBidi"/>
         </w:rPr>
-        <w:t xml:space="preserve">parking. Feedback provided by users of those applications also show that </w:t>
+        <w:t xml:space="preserve">parking. Feedback provided by users of those applications also </w:t>
+      </w:r>
+      <w:proofErr w:type="gramStart"/>
+      <w:r>
+        <w:rPr>
+          <w:rFonts w:asciiTheme="majorBidi" w:hAnsiTheme="majorBidi" w:cstheme="majorBidi"/>
+        </w:rPr>
+        <w:t>show</w:t>
+      </w:r>
+      <w:proofErr w:type="gramEnd"/>
+      <w:r>
+        <w:rPr>
+          <w:rFonts w:asciiTheme="majorBidi" w:hAnsiTheme="majorBidi" w:cstheme="majorBidi"/>
+        </w:rPr>
+        <w:t xml:space="preserve"> that </w:t>
       </w:r>
       <w:r>
         <w:rPr>
@@ -3697,7 +2870,7 @@
           <w:color w:val="000000" w:themeColor="text1"/>
         </w:rPr>
       </w:pPr>
-      <w:bookmarkStart w:id="5" w:name="_Toc240548358"/>
+      <w:bookmarkStart w:id="5" w:name="_Toc1742641078"/>
       <w:r>
         <w:rPr>
           <w:rFonts w:asciiTheme="majorBidi" w:hAnsiTheme="majorBidi"/>
@@ -3723,7 +2896,15 @@
     </w:p>
     <w:p>
       <w:r>
-        <w:t xml:space="preserve">The breakdown of current parking applications shows several areas where the Smart Parking Platform can excel in and offer a better experience for users. Unlike </w:t>
+        <w:t xml:space="preserve">The breakdown of current parking applications shows several areas where the Smart Parking Platform can </w:t>
+      </w:r>
+      <w:proofErr w:type="gramStart"/>
+      <w:r>
+        <w:t>excel in</w:t>
+      </w:r>
+      <w:proofErr w:type="gramEnd"/>
+      <w:r>
+        <w:t xml:space="preserve"> and offer a better experience for users. Unlike </w:t>
       </w:r>
       <w:proofErr w:type="spellStart"/>
       <w:r>
@@ -3769,7 +2950,15 @@
         <w:t>providing</w:t>
       </w:r>
       <w:r>
-        <w:t xml:space="preserve"> real time parking availability. One of the common issues found in </w:t>
+        <w:t xml:space="preserve"> </w:t>
+      </w:r>
+      <w:proofErr w:type="gramStart"/>
+      <w:r>
+        <w:t>real time</w:t>
+      </w:r>
+      <w:proofErr w:type="gramEnd"/>
+      <w:r>
+        <w:t xml:space="preserve"> parking availability. One of the common issues found in </w:t>
       </w:r>
       <w:r>
         <w:t xml:space="preserve">reserve parking platforms, like </w:t>
@@ -3875,7 +3064,7 @@
           <w:color w:val="000000" w:themeColor="text1"/>
         </w:rPr>
       </w:pPr>
-      <w:bookmarkStart w:id="6" w:name="_Toc240548359"/>
+      <w:bookmarkStart w:id="6" w:name="_Toc1365608194"/>
       <w:r>
         <w:rPr>
           <w:rFonts w:asciiTheme="majorBidi" w:hAnsiTheme="majorBidi"/>
@@ -3901,7 +3090,7 @@
           <w:color w:val="000000" w:themeColor="text1"/>
         </w:rPr>
       </w:pPr>
-      <w:bookmarkStart w:id="7" w:name="_Toc240548360"/>
+      <w:bookmarkStart w:id="7" w:name="_Toc868937532"/>
       <w:r>
         <w:rPr>
           <w:rFonts w:asciiTheme="majorBidi" w:hAnsiTheme="majorBidi"/>
@@ -3939,13 +3128,27 @@
         <w:rPr>
           <w:rFonts w:asciiTheme="majorBidi" w:hAnsiTheme="majorBidi" w:cstheme="majorBidi"/>
         </w:rPr>
-        <w:t xml:space="preserve"> This section explains what the Smart Parking Platform is expected to do and what should be considered </w:t>
-      </w:r>
-      <w:r>
-        <w:rPr>
-          <w:rFonts w:asciiTheme="majorBidi" w:hAnsiTheme="majorBidi" w:cstheme="majorBidi"/>
-        </w:rPr>
-        <w:t xml:space="preserve"> during </w:t>
+        <w:t xml:space="preserve"> This section explains what the Smart Parking Platform is expected to do and what should be </w:t>
+      </w:r>
+      <w:proofErr w:type="gramStart"/>
+      <w:r>
+        <w:rPr>
+          <w:rFonts w:asciiTheme="majorBidi" w:hAnsiTheme="majorBidi" w:cstheme="majorBidi"/>
+        </w:rPr>
+        <w:t xml:space="preserve">considered </w:t>
+      </w:r>
+      <w:r>
+        <w:rPr>
+          <w:rFonts w:asciiTheme="majorBidi" w:hAnsiTheme="majorBidi" w:cstheme="majorBidi"/>
+        </w:rPr>
+        <w:t xml:space="preserve"> during</w:t>
+      </w:r>
+      <w:proofErr w:type="gramEnd"/>
+      <w:r>
+        <w:rPr>
+          <w:rFonts w:asciiTheme="majorBidi" w:hAnsiTheme="majorBidi" w:cstheme="majorBidi"/>
+        </w:rPr>
+        <w:t xml:space="preserve"> </w:t>
       </w:r>
       <w:r>
         <w:rPr>
@@ -4023,7 +3226,7 @@
           <w:color w:val="000000" w:themeColor="text1"/>
         </w:rPr>
       </w:pPr>
-      <w:bookmarkStart w:id="8" w:name="_Toc240548361"/>
+      <w:bookmarkStart w:id="8" w:name="_Toc1193504779"/>
       <w:r>
         <w:rPr>
           <w:rFonts w:asciiTheme="majorBidi" w:hAnsiTheme="majorBidi"/>
@@ -4254,7 +3457,7 @@
           <w:color w:val="000000" w:themeColor="text1"/>
         </w:rPr>
       </w:pPr>
-      <w:bookmarkStart w:id="9" w:name="_Toc240548362"/>
+      <w:bookmarkStart w:id="9" w:name="_Toc1815663818"/>
       <w:r>
         <w:rPr>
           <w:rFonts w:asciiTheme="majorBidi" w:hAnsiTheme="majorBidi"/>
@@ -4306,8 +3509,13 @@
       <w:r>
         <w:t xml:space="preserve">external services </w:t>
       </w:r>
-      <w:r>
-        <w:t>in order to function as intended</w:t>
+      <w:proofErr w:type="gramStart"/>
+      <w:r>
+        <w:t>in order to</w:t>
+      </w:r>
+      <w:proofErr w:type="gramEnd"/>
+      <w:r>
+        <w:t xml:space="preserve"> function as intended</w:t>
       </w:r>
       <w:r>
         <w:t xml:space="preserve">. </w:t>
@@ -4352,7 +3560,7 @@
           <w:color w:val="000000" w:themeColor="text1"/>
         </w:rPr>
       </w:pPr>
-      <w:bookmarkStart w:id="10" w:name="_Toc240548363"/>
+      <w:bookmarkStart w:id="10" w:name="_Toc1622312324"/>
       <w:r>
         <w:rPr>
           <w:rFonts w:asciiTheme="majorBidi" w:hAnsiTheme="majorBidi"/>
@@ -4586,7 +3794,7 @@
           <w:color w:val="000000" w:themeColor="text1"/>
         </w:rPr>
       </w:pPr>
-      <w:bookmarkStart w:id="11" w:name="_Toc240548364"/>
+      <w:bookmarkStart w:id="11" w:name="_Toc21417874"/>
       <w:r>
         <w:rPr>
           <w:rFonts w:asciiTheme="majorBidi" w:hAnsiTheme="majorBidi"/>
@@ -4687,7 +3895,7 @@
           <w:color w:val="000000" w:themeColor="text1"/>
         </w:rPr>
       </w:pPr>
-      <w:bookmarkStart w:id="12" w:name="_Toc240548365"/>
+      <w:bookmarkStart w:id="12" w:name="_Toc631994306"/>
       <w:r>
         <w:rPr>
           <w:rFonts w:asciiTheme="majorBidi" w:hAnsiTheme="majorBidi"/>
@@ -4768,7 +3976,7 @@
           <w:color w:val="000000" w:themeColor="text1"/>
         </w:rPr>
       </w:pPr>
-      <w:bookmarkStart w:id="13" w:name="_Toc240548366"/>
+      <w:bookmarkStart w:id="13" w:name="_Toc1109370026"/>
       <w:r>
         <w:rPr>
           <w:rFonts w:asciiTheme="majorBidi" w:hAnsiTheme="majorBidi"/>
@@ -4819,7 +4027,7 @@
           <w:color w:val="000000" w:themeColor="text1"/>
         </w:rPr>
       </w:pPr>
-      <w:bookmarkStart w:id="14" w:name="_Toc240548367"/>
+      <w:bookmarkStart w:id="14" w:name="_Toc1264130340"/>
       <w:r>
         <w:rPr>
           <w:rFonts w:asciiTheme="majorBidi" w:hAnsiTheme="majorBidi"/>
@@ -5347,7 +4555,21 @@
         <w:rPr>
           <w:rFonts w:asciiTheme="majorBidi" w:hAnsiTheme="majorBidi" w:cstheme="majorBidi"/>
         </w:rPr>
-        <w:t>The system should provide parking facility managers with reports and information regarding parking occupancy.</w:t>
+        <w:t xml:space="preserve">The system should provide parking </w:t>
+      </w:r>
+      <w:proofErr w:type="gramStart"/>
+      <w:r>
+        <w:rPr>
+          <w:rFonts w:asciiTheme="majorBidi" w:hAnsiTheme="majorBidi" w:cstheme="majorBidi"/>
+        </w:rPr>
+        <w:t>facility managers</w:t>
+      </w:r>
+      <w:proofErr w:type="gramEnd"/>
+      <w:r>
+        <w:rPr>
+          <w:rFonts w:asciiTheme="majorBidi" w:hAnsiTheme="majorBidi" w:cstheme="majorBidi"/>
+        </w:rPr>
+        <w:t xml:space="preserve"> with reports and information regarding parking occupancy.</w:t>
       </w:r>
     </w:p>
     <w:p>
@@ -5443,7 +4665,7 @@
           <w:color w:val="000000" w:themeColor="text1"/>
         </w:rPr>
       </w:pPr>
-      <w:bookmarkStart w:id="15" w:name="_Toc240548368"/>
+      <w:bookmarkStart w:id="15" w:name="_Toc2128535977"/>
       <w:r>
         <w:rPr>
           <w:rFonts w:asciiTheme="majorBidi" w:hAnsiTheme="majorBidi"/>
@@ -5816,7 +5038,7 @@
           <w:color w:val="000000" w:themeColor="text1"/>
         </w:rPr>
       </w:pPr>
-      <w:bookmarkStart w:id="16" w:name="_Toc240548369"/>
+      <w:bookmarkStart w:id="16" w:name="_Toc749074921"/>
       <w:r>
         <w:rPr>
           <w:rFonts w:asciiTheme="majorBidi" w:hAnsiTheme="majorBidi"/>
@@ -5834,7 +5056,7 @@
           <w:color w:val="auto"/>
         </w:rPr>
       </w:pPr>
-      <w:bookmarkStart w:id="17" w:name="_Toc240548370"/>
+      <w:bookmarkStart w:id="17" w:name="_Toc1110412147"/>
       <w:r>
         <w:rPr>
           <w:rFonts w:asciiTheme="majorBidi" w:hAnsiTheme="majorBidi"/>
@@ -6388,7 +5610,21 @@
         <w:rPr>
           <w:rFonts w:asciiTheme="majorBidi" w:hAnsiTheme="majorBidi" w:cstheme="majorBidi"/>
         </w:rPr>
-        <w:t>s the user access if the cred</w:t>
+        <w:t xml:space="preserve">s </w:t>
+      </w:r>
+      <w:proofErr w:type="gramStart"/>
+      <w:r>
+        <w:rPr>
+          <w:rFonts w:asciiTheme="majorBidi" w:hAnsiTheme="majorBidi" w:cstheme="majorBidi"/>
+        </w:rPr>
+        <w:t>the user</w:t>
+      </w:r>
+      <w:proofErr w:type="gramEnd"/>
+      <w:r>
+        <w:rPr>
+          <w:rFonts w:asciiTheme="majorBidi" w:hAnsiTheme="majorBidi" w:cstheme="majorBidi"/>
+        </w:rPr>
+        <w:t xml:space="preserve"> access if the cred</w:t>
       </w:r>
       <w:r>
         <w:rPr>
@@ -8022,7 +7258,21 @@
         <w:rPr>
           <w:rFonts w:asciiTheme="majorBidi" w:hAnsiTheme="majorBidi" w:cstheme="majorBidi"/>
         </w:rPr>
-        <w:t>The user is logged in and has selected a parking reservation that requires a payment.</w:t>
+        <w:t xml:space="preserve">The user is logged in and has selected a parking reservation that requires </w:t>
+      </w:r>
+      <w:proofErr w:type="gramStart"/>
+      <w:r>
+        <w:rPr>
+          <w:rFonts w:asciiTheme="majorBidi" w:hAnsiTheme="majorBidi" w:cstheme="majorBidi"/>
+        </w:rPr>
+        <w:t>a payment</w:t>
+      </w:r>
+      <w:proofErr w:type="gramEnd"/>
+      <w:r>
+        <w:rPr>
+          <w:rFonts w:asciiTheme="majorBidi" w:hAnsiTheme="majorBidi" w:cstheme="majorBidi"/>
+        </w:rPr>
+        <w:t>.</w:t>
       </w:r>
     </w:p>
     <w:p>
@@ -8434,7 +7684,21 @@
         <w:rPr>
           <w:rFonts w:asciiTheme="majorBidi" w:hAnsiTheme="majorBidi" w:cstheme="majorBidi"/>
         </w:rPr>
-        <w:t>The user is logged in and has previously made a payment through the Smart Parking Platform.</w:t>
+        <w:t xml:space="preserve">The user is logged in and has previously made </w:t>
+      </w:r>
+      <w:proofErr w:type="gramStart"/>
+      <w:r>
+        <w:rPr>
+          <w:rFonts w:asciiTheme="majorBidi" w:hAnsiTheme="majorBidi" w:cstheme="majorBidi"/>
+        </w:rPr>
+        <w:t>a payment</w:t>
+      </w:r>
+      <w:proofErr w:type="gramEnd"/>
+      <w:r>
+        <w:rPr>
+          <w:rFonts w:asciiTheme="majorBidi" w:hAnsiTheme="majorBidi" w:cstheme="majorBidi"/>
+        </w:rPr>
+        <w:t xml:space="preserve"> through the Smart Parking Platform.</w:t>
       </w:r>
     </w:p>
     <w:p>
@@ -8813,7 +8077,7 @@
           <w:color w:val="auto"/>
         </w:rPr>
       </w:pPr>
-      <w:bookmarkStart w:id="18" w:name="_Toc240548371"/>
+      <w:bookmarkStart w:id="18" w:name="_Toc1339835816"/>
       <w:r>
         <w:rPr>
           <w:rFonts w:asciiTheme="majorBidi" w:hAnsiTheme="majorBidi"/>
@@ -9422,7 +8686,7 @@
           <w:color w:val="auto"/>
         </w:rPr>
       </w:pPr>
-      <w:bookmarkStart w:id="19" w:name="_Toc240548372"/>
+      <w:bookmarkStart w:id="19" w:name="_Toc1819134266"/>
       <w:r>
         <w:rPr>
           <w:rFonts w:asciiTheme="majorBidi" w:hAnsiTheme="majorBidi"/>
@@ -9442,7 +8706,7 @@
           <w:color w:val="auto"/>
         </w:rPr>
       </w:pPr>
-      <w:bookmarkStart w:id="20" w:name="_Toc240548373"/>
+      <w:bookmarkStart w:id="20" w:name="_Toc279920779"/>
       <w:r>
         <w:rPr>
           <w:rFonts w:asciiTheme="majorBidi" w:hAnsiTheme="majorBidi"/>
@@ -9625,7 +8889,7 @@
           <w:color w:val="auto"/>
         </w:rPr>
       </w:pPr>
-      <w:bookmarkStart w:id="21" w:name="_Toc240548374"/>
+      <w:bookmarkStart w:id="21" w:name="_Toc560289921"/>
       <w:r>
         <w:rPr>
           <w:rFonts w:asciiTheme="majorBidi" w:hAnsiTheme="majorBidi"/>
@@ -10767,7 +10031,7 @@
           <w:color w:val="auto"/>
         </w:rPr>
       </w:pPr>
-      <w:bookmarkStart w:id="22" w:name="_Toc240548375"/>
+      <w:bookmarkStart w:id="22" w:name="_Toc2036892299"/>
       <w:r>
         <w:rPr>
           <w:rFonts w:asciiTheme="majorBidi" w:hAnsiTheme="majorBidi"/>
@@ -10837,13 +10101,27 @@
         <w:rPr>
           <w:rFonts w:asciiTheme="majorBidi" w:hAnsiTheme="majorBidi" w:cstheme="majorBidi"/>
         </w:rPr>
-        <w:t xml:space="preserve"> the values of </w:t>
-      </w:r>
-      <w:r>
-        <w:rPr>
-          <w:rFonts w:asciiTheme="majorBidi" w:hAnsiTheme="majorBidi" w:cstheme="majorBidi"/>
-        </w:rPr>
-        <w:t xml:space="preserve"> 1, 2, 3, 5, 8, and 13</w:t>
+        <w:t xml:space="preserve"> the values </w:t>
+      </w:r>
+      <w:proofErr w:type="gramStart"/>
+      <w:r>
+        <w:rPr>
+          <w:rFonts w:asciiTheme="majorBidi" w:hAnsiTheme="majorBidi" w:cstheme="majorBidi"/>
+        </w:rPr>
+        <w:t xml:space="preserve">of </w:t>
+      </w:r>
+      <w:r>
+        <w:rPr>
+          <w:rFonts w:asciiTheme="majorBidi" w:hAnsiTheme="majorBidi" w:cstheme="majorBidi"/>
+        </w:rPr>
+        <w:t xml:space="preserve"> 1</w:t>
+      </w:r>
+      <w:proofErr w:type="gramEnd"/>
+      <w:r>
+        <w:rPr>
+          <w:rFonts w:asciiTheme="majorBidi" w:hAnsiTheme="majorBidi" w:cstheme="majorBidi"/>
+        </w:rPr>
+        <w:t>, 2, 3, 5, 8, and 13</w:t>
       </w:r>
       <w:r>
         <w:rPr>
@@ -10855,7 +10133,14 @@
         <w:rPr>
           <w:rFonts w:asciiTheme="majorBidi" w:hAnsiTheme="majorBidi" w:cstheme="majorBidi"/>
         </w:rPr>
-        <w:t xml:space="preserve"> etc., </w:t>
+        <w:t xml:space="preserve"> etc.</w:t>
+      </w:r>
+      <w:proofErr w:type="gramStart"/>
+      <w:r>
+        <w:rPr>
+          <w:rFonts w:asciiTheme="majorBidi" w:hAnsiTheme="majorBidi" w:cstheme="majorBidi"/>
+        </w:rPr>
+        <w:t xml:space="preserve">, </w:t>
       </w:r>
       <w:r>
         <w:rPr>
@@ -10867,7 +10152,14 @@
         <w:rPr>
           <w:rFonts w:asciiTheme="majorBidi" w:hAnsiTheme="majorBidi" w:cstheme="majorBidi"/>
         </w:rPr>
-        <w:t>with the higher values representing the work to be more difficult or require more work.</w:t>
+        <w:t>with</w:t>
+      </w:r>
+      <w:proofErr w:type="gramEnd"/>
+      <w:r>
+        <w:rPr>
+          <w:rFonts w:asciiTheme="majorBidi" w:hAnsiTheme="majorBidi" w:cstheme="majorBidi"/>
+        </w:rPr>
+        <w:t xml:space="preserve"> the higher values representing the work to be more difficult or require more work.</w:t>
       </w:r>
       <w:r>
         <w:rPr>
@@ -12460,12 +11752,21 @@
                 <w:szCs w:val="22"/>
               </w:rPr>
             </w:pPr>
-            <w:r>
-              <w:rPr>
-                <w:sz w:val="22"/>
-                <w:szCs w:val="22"/>
-              </w:rPr>
-              <w:t>Remove Parking Location</w:t>
+            <w:proofErr w:type="gramStart"/>
+            <w:r>
+              <w:rPr>
+                <w:sz w:val="22"/>
+                <w:szCs w:val="22"/>
+              </w:rPr>
+              <w:t>Remove</w:t>
+            </w:r>
+            <w:proofErr w:type="gramEnd"/>
+            <w:r>
+              <w:rPr>
+                <w:sz w:val="22"/>
+                <w:szCs w:val="22"/>
+              </w:rPr>
+              <w:t xml:space="preserve"> Parking Location</w:t>
             </w:r>
           </w:p>
         </w:tc>
@@ -13222,28 +12523,6 @@
     </w:p>
     <w:p>
       <w:pPr>
-        <w:rPr>
-          <w:rFonts w:asciiTheme="majorBidi" w:hAnsiTheme="majorBidi"/>
-        </w:rPr>
-      </w:pPr>
-      <w:r>
-        <w:rPr>
-          <w:rFonts w:asciiTheme="majorBidi" w:hAnsiTheme="majorBidi"/>
-        </w:rPr>
-        <w:br w:type="page"/>
-      </w:r>
-    </w:p>
-    <w:p>
-      <w:pPr>
-        <w:rPr>
-          <w:rFonts w:asciiTheme="majorBidi" w:eastAsiaTheme="majorEastAsia" w:hAnsiTheme="majorBidi" w:cstheme="majorBidi"/>
-          <w:sz w:val="40"/>
-          <w:szCs w:val="40"/>
-        </w:rPr>
-      </w:pPr>
-    </w:p>
-    <w:p>
-      <w:pPr>
         <w:pStyle w:val="Heading1"/>
         <w:spacing w:line="360" w:lineRule="auto"/>
         <w:rPr>
@@ -13251,12 +12530,13 @@
           <w:color w:val="auto"/>
         </w:rPr>
       </w:pPr>
-      <w:bookmarkStart w:id="23" w:name="_Toc240548376"/>
+      <w:bookmarkStart w:id="23" w:name="_Toc153703200"/>
       <w:r>
         <w:rPr>
           <w:rFonts w:asciiTheme="majorBidi" w:hAnsiTheme="majorBidi"/>
           <w:color w:val="auto"/>
         </w:rPr>
+        <w:lastRenderedPageBreak/>
         <w:t xml:space="preserve">4. </w:t>
       </w:r>
       <w:r>
@@ -13469,9 +12749,599 @@
         <w:t>before deploying it to the public.</w:t>
       </w:r>
     </w:p>
+    <w:p>
+      <w:pPr>
+        <w:pStyle w:val="Heading2"/>
+      </w:pPr>
+    </w:p>
+    <w:p>
+      <w:pPr>
+        <w:pStyle w:val="Heading1"/>
+        <w:rPr>
+          <w:rFonts w:asciiTheme="majorBidi" w:hAnsiTheme="majorBidi"/>
+          <w:color w:val="auto"/>
+        </w:rPr>
+      </w:pPr>
+      <w:bookmarkStart w:id="24" w:name="_Toc887943464"/>
+      <w:r>
+        <w:rPr>
+          <w:rFonts w:asciiTheme="majorBidi" w:hAnsiTheme="majorBidi"/>
+          <w:color w:val="auto"/>
+        </w:rPr>
+        <w:t>5.</w:t>
+      </w:r>
+      <w:r>
+        <w:rPr>
+          <w:rFonts w:asciiTheme="majorBidi" w:hAnsiTheme="majorBidi"/>
+          <w:color w:val="auto"/>
+        </w:rPr>
+        <w:t xml:space="preserve"> </w:t>
+      </w:r>
+      <w:r>
+        <w:rPr>
+          <w:rFonts w:asciiTheme="majorBidi" w:hAnsiTheme="majorBidi"/>
+          <w:color w:val="auto"/>
+        </w:rPr>
+        <w:t>Scrum Planning</w:t>
+      </w:r>
+      <w:bookmarkEnd w:id="24"/>
+    </w:p>
+    <w:p>
+      <w:pPr>
+        <w:pStyle w:val="Heading2"/>
+        <w:spacing w:line="360" w:lineRule="auto"/>
+        <w:rPr>
+          <w:rFonts w:asciiTheme="majorBidi" w:hAnsiTheme="majorBidi"/>
+          <w:color w:val="auto"/>
+        </w:rPr>
+      </w:pPr>
+      <w:bookmarkStart w:id="25" w:name="_Toc1604574367"/>
+      <w:r>
+        <w:rPr>
+          <w:rFonts w:asciiTheme="majorBidi" w:hAnsiTheme="majorBidi"/>
+          <w:color w:val="auto"/>
+        </w:rPr>
+        <w:t xml:space="preserve">5.1 </w:t>
+      </w:r>
+      <w:r>
+        <w:rPr>
+          <w:rFonts w:asciiTheme="majorBidi" w:hAnsiTheme="majorBidi"/>
+          <w:color w:val="auto"/>
+        </w:rPr>
+        <w:t>Product Backlog</w:t>
+      </w:r>
+      <w:bookmarkEnd w:id="25"/>
+    </w:p>
+    <w:p>
+      <w:r>
+        <w:rPr>
+          <w:rFonts w:asciiTheme="majorBidi" w:hAnsiTheme="majorBidi" w:cstheme="majorBidi"/>
+        </w:rPr>
+        <w:t xml:space="preserve">The product backlog for the Smart Parking Platform </w:t>
+      </w:r>
+      <w:r>
+        <w:rPr>
+          <w:rFonts w:asciiTheme="majorBidi" w:hAnsiTheme="majorBidi" w:cstheme="majorBidi"/>
+        </w:rPr>
+        <w:t xml:space="preserve">project was created using Trello. The backlog contains the work items that may be completed throughout the project. It includes 45 </w:t>
+      </w:r>
+      <w:r>
+        <w:rPr>
+          <w:rFonts w:asciiTheme="majorBidi" w:hAnsiTheme="majorBidi" w:cstheme="majorBidi"/>
+        </w:rPr>
+        <w:t xml:space="preserve">items organized into four </w:t>
+      </w:r>
+      <w:r>
+        <w:rPr>
+          <w:rFonts w:asciiTheme="majorBidi" w:hAnsiTheme="majorBidi" w:cstheme="majorBidi"/>
+        </w:rPr>
+        <w:t xml:space="preserve">categories marked by labels. These categories </w:t>
+      </w:r>
+      <w:proofErr w:type="gramStart"/>
+      <w:r>
+        <w:rPr>
+          <w:rFonts w:asciiTheme="majorBidi" w:hAnsiTheme="majorBidi" w:cstheme="majorBidi"/>
+        </w:rPr>
+        <w:t>are:</w:t>
+      </w:r>
+      <w:proofErr w:type="gramEnd"/>
+      <w:r>
+        <w:rPr>
+          <w:rFonts w:asciiTheme="majorBidi" w:hAnsiTheme="majorBidi" w:cstheme="majorBidi"/>
+        </w:rPr>
+        <w:t xml:space="preserve"> </w:t>
+      </w:r>
+      <w:r>
+        <w:rPr>
+          <w:rFonts w:asciiTheme="majorBidi" w:hAnsiTheme="majorBidi" w:cstheme="majorBidi"/>
+        </w:rPr>
+        <w:t xml:space="preserve">Login, UI, Backend, and Reporting. Each item </w:t>
+      </w:r>
+      <w:r>
+        <w:rPr>
+          <w:rFonts w:asciiTheme="majorBidi" w:hAnsiTheme="majorBidi" w:cstheme="majorBidi"/>
+        </w:rPr>
+        <w:t xml:space="preserve">was added as a separate card and labeled based on each category. </w:t>
+      </w:r>
+    </w:p>
+    <w:p>
+      <w:r>
+        <w:rPr>
+          <w:rFonts w:asciiTheme="majorBidi" w:hAnsiTheme="majorBidi" w:cstheme="majorBidi"/>
+        </w:rPr>
+        <w:t>Here is the backlog:</w:t>
+      </w:r>
+    </w:p>
+    <w:p>
+      <w:r>
+        <w:rPr>
+          <w:noProof/>
+        </w:rPr>
+        <w:lastRenderedPageBreak/>
+        <w:drawing>
+          <wp:anchor distT="0" distB="0" distL="114300" distR="114300" simplePos="0" relativeHeight="251661312" behindDoc="0" locked="0" layoutInCell="1" allowOverlap="1" wp14:anchorId="2D20E537" wp14:editId="24B93A68">
+            <wp:simplePos x="0" y="0"/>
+            <wp:positionH relativeFrom="column">
+              <wp:posOffset>4086225</wp:posOffset>
+            </wp:positionH>
+            <wp:positionV relativeFrom="paragraph">
+              <wp:posOffset>0</wp:posOffset>
+            </wp:positionV>
+            <wp:extent cx="2181225" cy="5943600"/>
+            <wp:effectExtent l="0" t="0" r="9525" b="0"/>
+            <wp:wrapThrough wrapText="bothSides">
+              <wp:wrapPolygon edited="0">
+                <wp:start x="0" y="0"/>
+                <wp:lineTo x="0" y="21531"/>
+                <wp:lineTo x="21506" y="21531"/>
+                <wp:lineTo x="21506" y="0"/>
+                <wp:lineTo x="0" y="0"/>
+              </wp:wrapPolygon>
+            </wp:wrapThrough>
+            <wp:docPr id="1308765669" name="drawing"/>
+            <wp:cNvGraphicFramePr>
+              <a:graphicFrameLocks xmlns:a="http://schemas.openxmlformats.org/drawingml/2006/main" noChangeAspect="1"/>
+            </wp:cNvGraphicFramePr>
+            <a:graphic xmlns:a="http://schemas.openxmlformats.org/drawingml/2006/main">
+              <a:graphicData uri="http://schemas.openxmlformats.org/drawingml/2006/picture">
+                <pic:pic xmlns:pic="http://schemas.openxmlformats.org/drawingml/2006/picture">
+                  <pic:nvPicPr>
+                    <pic:cNvPr id="1308765669" name="Picture 1308765669"/>
+                    <pic:cNvPicPr/>
+                  </pic:nvPicPr>
+                  <pic:blipFill>
+                    <a:blip r:embed="rId13">
+                      <a:extLst>
+                        <a:ext uri="{28A0092B-C50C-407E-A947-70E740481C1C}">
+                          <a14:useLocalDpi xmlns:a14="http://schemas.microsoft.com/office/drawing/2010/main" val="0"/>
+                        </a:ext>
+                      </a:extLst>
+                    </a:blip>
+                    <a:stretch>
+                      <a:fillRect/>
+                    </a:stretch>
+                  </pic:blipFill>
+                  <pic:spPr>
+                    <a:xfrm>
+                      <a:off x="0" y="0"/>
+                      <a:ext cx="2181225" cy="5943600"/>
+                    </a:xfrm>
+                    <a:prstGeom prst="rect">
+                      <a:avLst/>
+                    </a:prstGeom>
+                  </pic:spPr>
+                </pic:pic>
+              </a:graphicData>
+            </a:graphic>
+          </wp:anchor>
+        </w:drawing>
+      </w:r>
+      <w:r>
+        <w:rPr>
+          <w:noProof/>
+        </w:rPr>
+        <w:drawing>
+          <wp:anchor distT="0" distB="0" distL="114300" distR="114300" simplePos="0" relativeHeight="251659264" behindDoc="0" locked="0" layoutInCell="1" allowOverlap="1" wp14:anchorId="4AE62CA2" wp14:editId="19AD5E6C">
+            <wp:simplePos x="0" y="0"/>
+            <wp:positionH relativeFrom="column">
+              <wp:posOffset>-485775</wp:posOffset>
+            </wp:positionH>
+            <wp:positionV relativeFrom="paragraph">
+              <wp:posOffset>0</wp:posOffset>
+            </wp:positionV>
+            <wp:extent cx="2171700" cy="5943600"/>
+            <wp:effectExtent l="0" t="0" r="0" b="0"/>
+            <wp:wrapThrough wrapText="bothSides">
+              <wp:wrapPolygon edited="0">
+                <wp:start x="0" y="0"/>
+                <wp:lineTo x="0" y="21531"/>
+                <wp:lineTo x="21411" y="21531"/>
+                <wp:lineTo x="21411" y="0"/>
+                <wp:lineTo x="0" y="0"/>
+              </wp:wrapPolygon>
+            </wp:wrapThrough>
+            <wp:docPr id="715742715" name="drawing"/>
+            <wp:cNvGraphicFramePr>
+              <a:graphicFrameLocks xmlns:a="http://schemas.openxmlformats.org/drawingml/2006/main" noChangeAspect="1"/>
+            </wp:cNvGraphicFramePr>
+            <a:graphic xmlns:a="http://schemas.openxmlformats.org/drawingml/2006/main">
+              <a:graphicData uri="http://schemas.openxmlformats.org/drawingml/2006/picture">
+                <pic:pic xmlns:pic="http://schemas.openxmlformats.org/drawingml/2006/picture">
+                  <pic:nvPicPr>
+                    <pic:cNvPr id="715742715" name="Picture 715742715"/>
+                    <pic:cNvPicPr/>
+                  </pic:nvPicPr>
+                  <pic:blipFill>
+                    <a:blip r:embed="rId14">
+                      <a:extLst>
+                        <a:ext uri="{28A0092B-C50C-407E-A947-70E740481C1C}">
+                          <a14:useLocalDpi xmlns:a14="http://schemas.microsoft.com/office/drawing/2010/main" val="0"/>
+                        </a:ext>
+                      </a:extLst>
+                    </a:blip>
+                    <a:stretch>
+                      <a:fillRect/>
+                    </a:stretch>
+                  </pic:blipFill>
+                  <pic:spPr>
+                    <a:xfrm>
+                      <a:off x="0" y="0"/>
+                      <a:ext cx="2171700" cy="5943600"/>
+                    </a:xfrm>
+                    <a:prstGeom prst="rect">
+                      <a:avLst/>
+                    </a:prstGeom>
+                  </pic:spPr>
+                </pic:pic>
+              </a:graphicData>
+            </a:graphic>
+          </wp:anchor>
+        </w:drawing>
+      </w:r>
+      <w:r>
+        <w:rPr>
+          <w:noProof/>
+        </w:rPr>
+        <w:drawing>
+          <wp:anchor distT="0" distB="0" distL="114300" distR="114300" simplePos="0" relativeHeight="251660288" behindDoc="0" locked="0" layoutInCell="1" allowOverlap="1" wp14:anchorId="00A79478" wp14:editId="5B7C857E">
+            <wp:simplePos x="0" y="0"/>
+            <wp:positionH relativeFrom="column">
+              <wp:posOffset>1781175</wp:posOffset>
+            </wp:positionH>
+            <wp:positionV relativeFrom="paragraph">
+              <wp:posOffset>0</wp:posOffset>
+            </wp:positionV>
+            <wp:extent cx="2200275" cy="5943600"/>
+            <wp:effectExtent l="0" t="0" r="9525" b="0"/>
+            <wp:wrapThrough wrapText="bothSides">
+              <wp:wrapPolygon edited="0">
+                <wp:start x="0" y="0"/>
+                <wp:lineTo x="0" y="21531"/>
+                <wp:lineTo x="21506" y="21531"/>
+                <wp:lineTo x="21506" y="0"/>
+                <wp:lineTo x="0" y="0"/>
+              </wp:wrapPolygon>
+            </wp:wrapThrough>
+            <wp:docPr id="1023756556" name="drawing"/>
+            <wp:cNvGraphicFramePr>
+              <a:graphicFrameLocks xmlns:a="http://schemas.openxmlformats.org/drawingml/2006/main" noChangeAspect="1"/>
+            </wp:cNvGraphicFramePr>
+            <a:graphic xmlns:a="http://schemas.openxmlformats.org/drawingml/2006/main">
+              <a:graphicData uri="http://schemas.openxmlformats.org/drawingml/2006/picture">
+                <pic:pic xmlns:pic="http://schemas.openxmlformats.org/drawingml/2006/picture">
+                  <pic:nvPicPr>
+                    <pic:cNvPr id="1023756556" name="Picture 1023756556"/>
+                    <pic:cNvPicPr/>
+                  </pic:nvPicPr>
+                  <pic:blipFill>
+                    <a:blip r:embed="rId15">
+                      <a:extLst>
+                        <a:ext uri="{28A0092B-C50C-407E-A947-70E740481C1C}">
+                          <a14:useLocalDpi xmlns:a14="http://schemas.microsoft.com/office/drawing/2010/main" val="0"/>
+                        </a:ext>
+                      </a:extLst>
+                    </a:blip>
+                    <a:stretch>
+                      <a:fillRect/>
+                    </a:stretch>
+                  </pic:blipFill>
+                  <pic:spPr>
+                    <a:xfrm>
+                      <a:off x="0" y="0"/>
+                      <a:ext cx="2200275" cy="5943600"/>
+                    </a:xfrm>
+                    <a:prstGeom prst="rect">
+                      <a:avLst/>
+                    </a:prstGeom>
+                  </pic:spPr>
+                </pic:pic>
+              </a:graphicData>
+            </a:graphic>
+          </wp:anchor>
+        </w:drawing>
+      </w:r>
+    </w:p>
+    <w:p>
+      <w:pPr>
+        <w:pStyle w:val="Heading2"/>
+        <w:spacing w:line="360" w:lineRule="auto"/>
+        <w:rPr>
+          <w:rFonts w:asciiTheme="majorBidi" w:hAnsiTheme="majorBidi"/>
+          <w:color w:val="auto"/>
+        </w:rPr>
+      </w:pPr>
+      <w:bookmarkStart w:id="26" w:name="_Toc1637594696"/>
+      <w:r>
+        <w:lastRenderedPageBreak/>
+        <w:drawing>
+          <wp:inline distT="0" distB="0" distL="0" distR="0" wp14:anchorId="6AF1B48B" wp14:editId="55A8304E">
+            <wp:extent cx="2308860" cy="3381375"/>
+            <wp:effectExtent l="0" t="0" r="0" b="9525"/>
+            <wp:docPr id="1969725091" name="Picture 1"/>
+            <wp:cNvGraphicFramePr>
+              <a:graphicFrameLocks xmlns:a="http://schemas.openxmlformats.org/drawingml/2006/main" noChangeAspect="1"/>
+            </wp:cNvGraphicFramePr>
+            <a:graphic xmlns:a="http://schemas.openxmlformats.org/drawingml/2006/main">
+              <a:graphicData uri="http://schemas.openxmlformats.org/drawingml/2006/picture">
+                <pic:pic xmlns:pic="http://schemas.openxmlformats.org/drawingml/2006/picture">
+                  <pic:nvPicPr>
+                    <pic:cNvPr id="1969725091" name=""/>
+                    <pic:cNvPicPr/>
+                  </pic:nvPicPr>
+                  <pic:blipFill>
+                    <a:blip r:embed="rId16">
+                      <a:extLst>
+                        <a:ext uri="{28A0092B-C50C-407E-A947-70E740481C1C}">
+                          <a14:useLocalDpi xmlns:a14="http://schemas.microsoft.com/office/drawing/2010/main" val="0"/>
+                        </a:ext>
+                      </a:extLst>
+                    </a:blip>
+                    <a:stretch>
+                      <a:fillRect/>
+                    </a:stretch>
+                  </pic:blipFill>
+                  <pic:spPr>
+                    <a:xfrm>
+                      <a:off x="0" y="0"/>
+                      <a:ext cx="2308860" cy="3381375"/>
+                    </a:xfrm>
+                    <a:prstGeom prst="rect">
+                      <a:avLst/>
+                    </a:prstGeom>
+                  </pic:spPr>
+                </pic:pic>
+              </a:graphicData>
+            </a:graphic>
+          </wp:inline>
+        </w:drawing>
+      </w:r>
+    </w:p>
+    <w:p>
+      <w:pPr>
+        <w:pStyle w:val="Heading2"/>
+        <w:spacing w:line="360" w:lineRule="auto"/>
+        <w:rPr>
+          <w:rFonts w:asciiTheme="majorBidi" w:hAnsiTheme="majorBidi"/>
+          <w:color w:val="auto"/>
+        </w:rPr>
+      </w:pPr>
+      <w:r>
+        <w:rPr>
+          <w:rFonts w:asciiTheme="majorBidi" w:hAnsiTheme="majorBidi"/>
+          <w:color w:val="auto"/>
+        </w:rPr>
+        <w:t xml:space="preserve">5.2 </w:t>
+      </w:r>
+      <w:r>
+        <w:rPr>
+          <w:rFonts w:asciiTheme="majorBidi" w:hAnsiTheme="majorBidi"/>
+          <w:color w:val="auto"/>
+        </w:rPr>
+        <w:t>Sprint 1 Planning</w:t>
+      </w:r>
+      <w:bookmarkEnd w:id="26"/>
+    </w:p>
+    <w:p>
+      <w:pPr>
+        <w:rPr>
+          <w:rFonts w:asciiTheme="majorBidi" w:hAnsiTheme="majorBidi" w:cstheme="majorBidi"/>
+        </w:rPr>
+      </w:pPr>
+      <w:r>
+        <w:rPr>
+          <w:rFonts w:asciiTheme="majorBidi" w:hAnsiTheme="majorBidi" w:cstheme="majorBidi"/>
+        </w:rPr>
+        <w:t xml:space="preserve">Sprint 1 of the </w:t>
+      </w:r>
+      <w:r>
+        <w:rPr>
+          <w:rFonts w:asciiTheme="majorBidi" w:hAnsiTheme="majorBidi" w:cstheme="majorBidi"/>
+        </w:rPr>
+        <w:t xml:space="preserve">Platform Parking Project was created by selecting some items that would be </w:t>
+      </w:r>
+      <w:r>
+        <w:rPr>
+          <w:rFonts w:asciiTheme="majorBidi" w:hAnsiTheme="majorBidi" w:cstheme="majorBidi"/>
+        </w:rPr>
+        <w:t xml:space="preserve">considered </w:t>
+      </w:r>
+      <w:proofErr w:type="gramStart"/>
+      <w:r>
+        <w:rPr>
+          <w:rFonts w:asciiTheme="majorBidi" w:hAnsiTheme="majorBidi" w:cstheme="majorBidi"/>
+        </w:rPr>
+        <w:t>a first priority</w:t>
+      </w:r>
+      <w:proofErr w:type="gramEnd"/>
+      <w:r>
+        <w:rPr>
+          <w:rFonts w:asciiTheme="majorBidi" w:hAnsiTheme="majorBidi" w:cstheme="majorBidi"/>
+        </w:rPr>
+        <w:t xml:space="preserve"> </w:t>
+      </w:r>
+      <w:r>
+        <w:rPr>
+          <w:rFonts w:asciiTheme="majorBidi" w:hAnsiTheme="majorBidi" w:cstheme="majorBidi"/>
+        </w:rPr>
+        <w:t xml:space="preserve">from the overall backlog list. The first sprint focuses </w:t>
+      </w:r>
+      <w:r>
+        <w:rPr>
+          <w:rFonts w:asciiTheme="majorBidi" w:hAnsiTheme="majorBidi" w:cstheme="majorBidi"/>
+        </w:rPr>
+        <w:t xml:space="preserve">mainly on account setup, authentication, parking location setup and basic parking search features. </w:t>
+      </w:r>
+      <w:r>
+        <w:rPr>
+          <w:rFonts w:asciiTheme="majorBidi" w:hAnsiTheme="majorBidi" w:cstheme="majorBidi"/>
+        </w:rPr>
+        <w:t xml:space="preserve">These items were selected first because they provide the foundation needed for later </w:t>
+      </w:r>
+      <w:r>
+        <w:rPr>
+          <w:rFonts w:asciiTheme="majorBidi" w:hAnsiTheme="majorBidi" w:cstheme="majorBidi"/>
+        </w:rPr>
+        <w:t xml:space="preserve">features </w:t>
+      </w:r>
+      <w:r>
+        <w:rPr>
+          <w:rFonts w:asciiTheme="majorBidi" w:hAnsiTheme="majorBidi" w:cstheme="majorBidi"/>
+        </w:rPr>
+        <w:t xml:space="preserve">such as parking reservations, payment functions, </w:t>
+      </w:r>
+      <w:r>
+        <w:rPr>
+          <w:rFonts w:asciiTheme="majorBidi" w:hAnsiTheme="majorBidi" w:cstheme="majorBidi"/>
+        </w:rPr>
+        <w:t xml:space="preserve">real time availability features and reporting. </w:t>
+      </w:r>
+    </w:p>
+    <w:p>
+      <w:pPr>
+        <w:rPr>
+          <w:rFonts w:asciiTheme="majorBidi" w:hAnsiTheme="majorBidi" w:cstheme="majorBidi"/>
+        </w:rPr>
+      </w:pPr>
+      <w:r>
+        <w:rPr>
+          <w:rFonts w:asciiTheme="majorBidi" w:hAnsiTheme="majorBidi" w:cstheme="majorBidi"/>
+        </w:rPr>
+        <w:t>Here is the first sprint:</w:t>
+      </w:r>
+    </w:p>
+    <w:p>
+      <w:pPr>
+        <w:rPr>
+          <w:rFonts w:asciiTheme="majorBidi" w:hAnsiTheme="majorBidi" w:cstheme="majorBidi"/>
+        </w:rPr>
+      </w:pPr>
+      <w:r>
+        <w:rPr>
+          <w:rFonts w:asciiTheme="majorBidi" w:hAnsiTheme="majorBidi" w:cstheme="majorBidi"/>
+        </w:rPr>
+        <w:lastRenderedPageBreak/>
+        <w:drawing>
+          <wp:anchor distT="0" distB="0" distL="114300" distR="114300" simplePos="0" relativeHeight="251662336" behindDoc="0" locked="0" layoutInCell="1" allowOverlap="1" wp14:anchorId="7B5A0413" wp14:editId="1826A4FB">
+            <wp:simplePos x="0" y="0"/>
+            <wp:positionH relativeFrom="margin">
+              <wp:align>right</wp:align>
+            </wp:positionH>
+            <wp:positionV relativeFrom="paragraph">
+              <wp:posOffset>0</wp:posOffset>
+            </wp:positionV>
+            <wp:extent cx="2600325" cy="3457575"/>
+            <wp:effectExtent l="0" t="0" r="9525" b="9525"/>
+            <wp:wrapThrough wrapText="bothSides">
+              <wp:wrapPolygon edited="0">
+                <wp:start x="0" y="0"/>
+                <wp:lineTo x="0" y="21540"/>
+                <wp:lineTo x="21521" y="21540"/>
+                <wp:lineTo x="21521" y="0"/>
+                <wp:lineTo x="0" y="0"/>
+              </wp:wrapPolygon>
+            </wp:wrapThrough>
+            <wp:docPr id="1110224007" name="Picture 1"/>
+            <wp:cNvGraphicFramePr>
+              <a:graphicFrameLocks xmlns:a="http://schemas.openxmlformats.org/drawingml/2006/main" noChangeAspect="1"/>
+            </wp:cNvGraphicFramePr>
+            <a:graphic xmlns:a="http://schemas.openxmlformats.org/drawingml/2006/main">
+              <a:graphicData uri="http://schemas.openxmlformats.org/drawingml/2006/picture">
+                <pic:pic xmlns:pic="http://schemas.openxmlformats.org/drawingml/2006/picture">
+                  <pic:nvPicPr>
+                    <pic:cNvPr id="1110224007" name=""/>
+                    <pic:cNvPicPr/>
+                  </pic:nvPicPr>
+                  <pic:blipFill>
+                    <a:blip r:embed="rId17">
+                      <a:extLst>
+                        <a:ext uri="{28A0092B-C50C-407E-A947-70E740481C1C}">
+                          <a14:useLocalDpi xmlns:a14="http://schemas.microsoft.com/office/drawing/2010/main" val="0"/>
+                        </a:ext>
+                      </a:extLst>
+                    </a:blip>
+                    <a:stretch>
+                      <a:fillRect/>
+                    </a:stretch>
+                  </pic:blipFill>
+                  <pic:spPr>
+                    <a:xfrm>
+                      <a:off x="0" y="0"/>
+                      <a:ext cx="2600325" cy="3457575"/>
+                    </a:xfrm>
+                    <a:prstGeom prst="rect">
+                      <a:avLst/>
+                    </a:prstGeom>
+                  </pic:spPr>
+                </pic:pic>
+              </a:graphicData>
+            </a:graphic>
+          </wp:anchor>
+        </w:drawing>
+      </w:r>
+      <w:r>
+        <w:rPr>
+          <w:rFonts w:asciiTheme="majorBidi" w:hAnsiTheme="majorBidi" w:cstheme="majorBidi"/>
+        </w:rPr>
+        <w:drawing>
+          <wp:inline distT="0" distB="0" distL="0" distR="0" wp14:anchorId="455B05A0" wp14:editId="77ACB581">
+            <wp:extent cx="2562583" cy="7125694"/>
+            <wp:effectExtent l="0" t="0" r="9525" b="0"/>
+            <wp:docPr id="469267193" name="Picture 1"/>
+            <wp:cNvGraphicFramePr>
+              <a:graphicFrameLocks xmlns:a="http://schemas.openxmlformats.org/drawingml/2006/main" noChangeAspect="1"/>
+            </wp:cNvGraphicFramePr>
+            <a:graphic xmlns:a="http://schemas.openxmlformats.org/drawingml/2006/main">
+              <a:graphicData uri="http://schemas.openxmlformats.org/drawingml/2006/picture">
+                <pic:pic xmlns:pic="http://schemas.openxmlformats.org/drawingml/2006/picture">
+                  <pic:nvPicPr>
+                    <pic:cNvPr id="469267193" name=""/>
+                    <pic:cNvPicPr/>
+                  </pic:nvPicPr>
+                  <pic:blipFill>
+                    <a:blip r:embed="rId18"/>
+                    <a:stretch>
+                      <a:fillRect/>
+                    </a:stretch>
+                  </pic:blipFill>
+                  <pic:spPr>
+                    <a:xfrm>
+                      <a:off x="0" y="0"/>
+                      <a:ext cx="2562583" cy="7125694"/>
+                    </a:xfrm>
+                    <a:prstGeom prst="rect">
+                      <a:avLst/>
+                    </a:prstGeom>
+                  </pic:spPr>
+                </pic:pic>
+              </a:graphicData>
+            </a:graphic>
+          </wp:inline>
+        </w:drawing>
+      </w:r>
+    </w:p>
     <w:sectPr>
-      <w:headerReference w:type="default" r:id="rId13"/>
-      <w:footerReference w:type="default" r:id="rId14"/>
+      <w:headerReference w:type="default" r:id="rId19"/>
+      <w:footerReference w:type="default" r:id="rId20"/>
       <w:pgSz w:w="12240" w:h="15840"/>
       <w:pgMar w:top="1440" w:right="1440" w:bottom="1440" w:left="1440" w:header="720" w:footer="720" w:gutter="0"/>
       <w:pgNumType w:fmt="lowerRoman"/>
@@ -13604,7 +13474,7 @@
       <w:t xml:space="preserve">Version </w:t>
     </w:r>
     <w:r>
-      <w:t>2</w:t>
+      <w:t>3</w:t>
     </w:r>
     <w:r>
       <w:t>.0</w:t>
@@ -18167,6 +18037,10 @@
 </file>
 
 <file path=customXml/item1.xml><?xml version="1.0" encoding="utf-8"?>
+<b:Sources xmlns:b="http://schemas.openxmlformats.org/officeDocument/2006/bibliography" xmlns="http://schemas.openxmlformats.org/officeDocument/2006/bibliography" SelectedStyle="\APASixthEditionOfficeOnline.xsl" StyleName="APA" Version="6"/>
+</file>
+
+<file path=customXml/item2.xml><?xml version="1.0" encoding="utf-8"?>
 <?mso-contentType ?>
 <FormTemplates xmlns="http://schemas.microsoft.com/sharepoint/v3/contenttype/forms">
   <Display>DocumentLibraryForm</Display>
@@ -18175,19 +18049,7 @@
 </FormTemplates>
 </file>
 
-<file path=customXml/item2.xml><?xml version="1.0" encoding="utf-8"?>
-<b:Sources xmlns:b="http://schemas.openxmlformats.org/officeDocument/2006/bibliography" xmlns="http://schemas.openxmlformats.org/officeDocument/2006/bibliography" SelectedStyle="\APASixthEditionOfficeOnline.xsl" StyleName="APA" Version="6"/>
-</file>
-
 <file path=customXml/item3.xml><?xml version="1.0" encoding="utf-8"?>
-<p:properties xmlns:p="http://schemas.microsoft.com/office/2006/metadata/properties" xmlns:xsi="http://www.w3.org/2001/XMLSchema-instance" xmlns:pc="http://schemas.microsoft.com/office/infopath/2007/PartnerControls">
-  <documentManagement>
-    <_activity xmlns="51884dc0-db32-448f-8227-b7a0a9fef694" xsi:nil="true"/>
-  </documentManagement>
-</p:properties>
-</file>
-
-<file path=customXml/item4.xml><?xml version="1.0" encoding="utf-8"?>
 <ct:contentTypeSchema xmlns:ct="http://schemas.microsoft.com/office/2006/metadata/contentType" xmlns:ma="http://schemas.microsoft.com/office/2006/metadata/properties/metaAttributes" ct:_="" ma:_="" ma:contentTypeName="Document" ma:contentTypeID="0x0101004F0666F0D828EB408E969AB93732FF84" ma:contentTypeVersion="11" ma:contentTypeDescription="Create a new document." ma:contentTypeScope="" ma:versionID="2b799fa7da6c7419d60c969fc2ad381d">
   <xsd:schema xmlns:xsd="http://www.w3.org/2001/XMLSchema" xmlns:xs="http://www.w3.org/2001/XMLSchema" xmlns:p="http://schemas.microsoft.com/office/2006/metadata/properties" xmlns:ns3="51884dc0-db32-448f-8227-b7a0a9fef694" targetNamespace="http://schemas.microsoft.com/office/2006/metadata/properties" ma:root="true" ma:fieldsID="fc89317b5aca35ca8790ca4e6aa8dd14" ns3:_="">
     <xsd:import namespace="51884dc0-db32-448f-8227-b7a0a9fef694"/>
@@ -18375,7 +18237,23 @@
 </ct:contentTypeSchema>
 </file>
 
+<file path=customXml/item4.xml><?xml version="1.0" encoding="utf-8"?>
+<p:properties xmlns:p="http://schemas.microsoft.com/office/2006/metadata/properties" xmlns:xsi="http://www.w3.org/2001/XMLSchema-instance" xmlns:pc="http://schemas.microsoft.com/office/infopath/2007/PartnerControls">
+  <documentManagement>
+    <_activity xmlns="51884dc0-db32-448f-8227-b7a0a9fef694" xsi:nil="true"/>
+  </documentManagement>
+</p:properties>
+</file>
+
 <file path=customXml/itemProps1.xml><?xml version="1.0" encoding="utf-8"?>
+<ds:datastoreItem xmlns:ds="http://schemas.openxmlformats.org/officeDocument/2006/customXml" ds:itemID="{127FFF82-F9A5-457B-A0C8-8F273CBCD5EB}">
+  <ds:schemaRefs>
+    <ds:schemaRef ds:uri="http://schemas.openxmlformats.org/officeDocument/2006/bibliography"/>
+  </ds:schemaRefs>
+</ds:datastoreItem>
+</file>
+
+<file path=customXml/itemProps2.xml><?xml version="1.0" encoding="utf-8"?>
 <ds:datastoreItem xmlns:ds="http://schemas.openxmlformats.org/officeDocument/2006/customXml" ds:itemID="{55D127AF-443C-48BE-B087-B3728CA458E6}">
   <ds:schemaRefs>
     <ds:schemaRef ds:uri="http://schemas.microsoft.com/sharepoint/v3/contenttype/forms"/>
@@ -18383,25 +18261,7 @@
 </ds:datastoreItem>
 </file>
 
-<file path=customXml/itemProps2.xml><?xml version="1.0" encoding="utf-8"?>
-<ds:datastoreItem xmlns:ds="http://schemas.openxmlformats.org/officeDocument/2006/customXml" ds:itemID="{127FFF82-F9A5-457B-A0C8-8F273CBCD5EB}">
-  <ds:schemaRefs>
-    <ds:schemaRef ds:uri="http://schemas.openxmlformats.org/officeDocument/2006/bibliography"/>
-  </ds:schemaRefs>
-</ds:datastoreItem>
-</file>
-
 <file path=customXml/itemProps3.xml><?xml version="1.0" encoding="utf-8"?>
-<ds:datastoreItem xmlns:ds="http://schemas.openxmlformats.org/officeDocument/2006/customXml" ds:itemID="{1C37E62E-9BA4-44F6-A7B7-D3CA5973CACD}">
-  <ds:schemaRefs>
-    <ds:schemaRef ds:uri="http://schemas.microsoft.com/office/2006/metadata/properties"/>
-    <ds:schemaRef ds:uri="http://schemas.microsoft.com/office/infopath/2007/PartnerControls"/>
-    <ds:schemaRef ds:uri="51884dc0-db32-448f-8227-b7a0a9fef694"/>
-  </ds:schemaRefs>
-</ds:datastoreItem>
-</file>
-
-<file path=customXml/itemProps4.xml><?xml version="1.0" encoding="utf-8"?>
 <ds:datastoreItem xmlns:ds="http://schemas.openxmlformats.org/officeDocument/2006/customXml" ds:itemID="{E468AD01-C478-405F-AC25-261F7DEA7B78}">
   <ds:schemaRefs>
     <ds:schemaRef ds:uri="http://schemas.microsoft.com/office/2006/metadata/contentType"/>
@@ -18417,4 +18277,14 @@
     <ds:schemaRef ds:uri="http://schemas.microsoft.com/internal/obd"/>
   </ds:schemaRefs>
 </ds:datastoreItem>
+</file>
+
+<file path=customXml/itemProps4.xml><?xml version="1.0" encoding="utf-8"?>
+<ds:datastoreItem xmlns:ds="http://schemas.openxmlformats.org/officeDocument/2006/customXml" ds:itemID="{1C37E62E-9BA4-44F6-A7B7-D3CA5973CACD}">
+  <ds:schemaRefs>
+    <ds:schemaRef ds:uri="http://schemas.microsoft.com/office/2006/metadata/properties"/>
+    <ds:schemaRef ds:uri="http://schemas.microsoft.com/office/infopath/2007/PartnerControls"/>
+    <ds:schemaRef ds:uri="51884dc0-db32-448f-8227-b7a0a9fef694"/>
+  </ds:schemaRefs>
+</ds:datastoreItem>
 </file>
--- a/Smart Parking Platform Project.docx
+++ b/Smart Parking Platform Project.docx
@@ -357,8 +357,15 @@
           <w:pPr>
             <w:pStyle w:val="TOC1"/>
             <w:tabs>
-              <w:tab w:val="right" w:leader="dot" w:pos="9345"/>
+              <w:tab w:val="right" w:leader="dot" w:pos="9350"/>
             </w:tabs>
+            <w:rPr>
+              <w:noProof/>
+              <w:kern w:val="2"/>
+              <w:sz w:val="24"/>
+              <w:szCs w:val="24"/>
+              <w14:ligatures w14:val="standardContextual"/>
+            </w:rPr>
           </w:pPr>
           <w:r>
             <w:fldChar w:fldCharType="begin"/>
@@ -369,26 +376,61 @@
           <w:r>
             <w:fldChar w:fldCharType="separate"/>
           </w:r>
-          <w:hyperlink w:anchor="_Toc1803677908" w:history="1">
-            <w:r>
+          <w:hyperlink w:anchor="_Toc241769108" w:history="1">
+            <w:r>
+              <w:rPr>
+                <w:rStyle w:val="Hyperlink"/>
+                <w:rFonts w:asciiTheme="majorBidi" w:hAnsiTheme="majorBidi"/>
+                <w:noProof/>
+              </w:rPr>
               <w:t>1. Vision and Scope</w:t>
             </w:r>
             <w:r>
+              <w:rPr>
+                <w:noProof/>
+                <w:webHidden/>
+              </w:rPr>
               <w:tab/>
             </w:r>
             <w:r>
+              <w:rPr>
+                <w:noProof/>
+                <w:webHidden/>
+              </w:rPr>
               <w:fldChar w:fldCharType="begin"/>
             </w:r>
             <w:r>
-              <w:instrText>PAGEREF _Toc1803677908 \h</w:instrText>
-            </w:r>
-            <w:r>
+              <w:rPr>
+                <w:noProof/>
+                <w:webHidden/>
+              </w:rPr>
+              <w:instrText xml:space="preserve"> PAGEREF _Toc241769108 \h </w:instrText>
+            </w:r>
+            <w:r>
+              <w:rPr>
+                <w:noProof/>
+                <w:webHidden/>
+              </w:rPr>
+            </w:r>
+            <w:r>
+              <w:rPr>
+                <w:noProof/>
+                <w:webHidden/>
+              </w:rPr>
               <w:fldChar w:fldCharType="separate"/>
             </w:r>
             <w:r>
-              <w:t>2</w:t>
-            </w:r>
-            <w:r>
+              <w:rPr>
+                <w:noProof/>
+                <w:webHidden/>
+              </w:rPr>
+              <w:t>iv</w:t>
+            </w:r>
+            <w:r>
+              <w:rPr>
+                <w:noProof/>
+                <w:webHidden/>
+              </w:rPr>
               <w:fldChar w:fldCharType="end"/>
             </w:r>
           </w:hyperlink>
@@ -397,29 +439,71 @@
           <w:pPr>
             <w:pStyle w:val="TOC2"/>
             <w:tabs>
-              <w:tab w:val="right" w:leader="dot" w:pos="9345"/>
+              <w:tab w:val="right" w:leader="dot" w:pos="9350"/>
             </w:tabs>
+            <w:rPr>
+              <w:noProof/>
+              <w:kern w:val="2"/>
+              <w:sz w:val="24"/>
+              <w:szCs w:val="24"/>
+              <w14:ligatures w14:val="standardContextual"/>
+            </w:rPr>
           </w:pPr>
-          <w:hyperlink w:anchor="_Toc551149772" w:history="1">
-            <w:r>
+          <w:hyperlink w:anchor="_Toc241769109" w:history="1">
+            <w:r>
+              <w:rPr>
+                <w:rStyle w:val="Hyperlink"/>
+                <w:rFonts w:asciiTheme="majorBidi" w:hAnsiTheme="majorBidi"/>
+                <w:noProof/>
+              </w:rPr>
               <w:t>1.1 Project Overview</w:t>
             </w:r>
             <w:r>
+              <w:rPr>
+                <w:noProof/>
+                <w:webHidden/>
+              </w:rPr>
               <w:tab/>
             </w:r>
             <w:r>
+              <w:rPr>
+                <w:noProof/>
+                <w:webHidden/>
+              </w:rPr>
               <w:fldChar w:fldCharType="begin"/>
             </w:r>
             <w:r>
-              <w:instrText>PAGEREF _Toc551149772 \h</w:instrText>
-            </w:r>
-            <w:r>
+              <w:rPr>
+                <w:noProof/>
+                <w:webHidden/>
+              </w:rPr>
+              <w:instrText xml:space="preserve"> PAGEREF _Toc241769109 \h </w:instrText>
+            </w:r>
+            <w:r>
+              <w:rPr>
+                <w:noProof/>
+                <w:webHidden/>
+              </w:rPr>
+            </w:r>
+            <w:r>
+              <w:rPr>
+                <w:noProof/>
+                <w:webHidden/>
+              </w:rPr>
               <w:fldChar w:fldCharType="separate"/>
             </w:r>
             <w:r>
-              <w:t>3</w:t>
-            </w:r>
-            <w:r>
+              <w:rPr>
+                <w:noProof/>
+                <w:webHidden/>
+              </w:rPr>
+              <w:t>iv</w:t>
+            </w:r>
+            <w:r>
+              <w:rPr>
+                <w:noProof/>
+                <w:webHidden/>
+              </w:rPr>
               <w:fldChar w:fldCharType="end"/>
             </w:r>
           </w:hyperlink>
@@ -428,29 +512,71 @@
           <w:pPr>
             <w:pStyle w:val="TOC2"/>
             <w:tabs>
-              <w:tab w:val="right" w:leader="dot" w:pos="9345"/>
+              <w:tab w:val="right" w:leader="dot" w:pos="9350"/>
             </w:tabs>
+            <w:rPr>
+              <w:noProof/>
+              <w:kern w:val="2"/>
+              <w:sz w:val="24"/>
+              <w:szCs w:val="24"/>
+              <w14:ligatures w14:val="standardContextual"/>
+            </w:rPr>
           </w:pPr>
-          <w:hyperlink w:anchor="_Toc621328503" w:history="1">
-            <w:r>
+          <w:hyperlink w:anchor="_Toc241769110" w:history="1">
+            <w:r>
+              <w:rPr>
+                <w:rStyle w:val="Hyperlink"/>
+                <w:rFonts w:asciiTheme="majorBidi" w:hAnsiTheme="majorBidi"/>
+                <w:noProof/>
+              </w:rPr>
               <w:t>1.2 Business Need</w:t>
             </w:r>
             <w:r>
+              <w:rPr>
+                <w:noProof/>
+                <w:webHidden/>
+              </w:rPr>
               <w:tab/>
             </w:r>
             <w:r>
+              <w:rPr>
+                <w:noProof/>
+                <w:webHidden/>
+              </w:rPr>
               <w:fldChar w:fldCharType="begin"/>
             </w:r>
             <w:r>
-              <w:instrText>PAGEREF _Toc621328503 \h</w:instrText>
-            </w:r>
-            <w:r>
+              <w:rPr>
+                <w:noProof/>
+                <w:webHidden/>
+              </w:rPr>
+              <w:instrText xml:space="preserve"> PAGEREF _Toc241769110 \h </w:instrText>
+            </w:r>
+            <w:r>
+              <w:rPr>
+                <w:noProof/>
+                <w:webHidden/>
+              </w:rPr>
+            </w:r>
+            <w:r>
+              <w:rPr>
+                <w:noProof/>
+                <w:webHidden/>
+              </w:rPr>
               <w:fldChar w:fldCharType="separate"/>
             </w:r>
             <w:r>
-              <w:t>3</w:t>
-            </w:r>
-            <w:r>
+              <w:rPr>
+                <w:noProof/>
+                <w:webHidden/>
+              </w:rPr>
+              <w:t>iv</w:t>
+            </w:r>
+            <w:r>
+              <w:rPr>
+                <w:noProof/>
+                <w:webHidden/>
+              </w:rPr>
               <w:fldChar w:fldCharType="end"/>
             </w:r>
           </w:hyperlink>
@@ -459,29 +585,71 @@
           <w:pPr>
             <w:pStyle w:val="TOC2"/>
             <w:tabs>
-              <w:tab w:val="right" w:leader="dot" w:pos="9345"/>
+              <w:tab w:val="right" w:leader="dot" w:pos="9350"/>
             </w:tabs>
+            <w:rPr>
+              <w:noProof/>
+              <w:kern w:val="2"/>
+              <w:sz w:val="24"/>
+              <w:szCs w:val="24"/>
+              <w14:ligatures w14:val="standardContextual"/>
+            </w:rPr>
           </w:pPr>
-          <w:hyperlink w:anchor="_Toc381749738" w:history="1">
-            <w:r>
+          <w:hyperlink w:anchor="_Toc241769111" w:history="1">
+            <w:r>
+              <w:rPr>
+                <w:rStyle w:val="Hyperlink"/>
+                <w:rFonts w:asciiTheme="majorBidi" w:hAnsiTheme="majorBidi"/>
+                <w:noProof/>
+              </w:rPr>
               <w:t>1.3 Existing Software</w:t>
             </w:r>
             <w:r>
+              <w:rPr>
+                <w:noProof/>
+                <w:webHidden/>
+              </w:rPr>
               <w:tab/>
             </w:r>
             <w:r>
+              <w:rPr>
+                <w:noProof/>
+                <w:webHidden/>
+              </w:rPr>
               <w:fldChar w:fldCharType="begin"/>
             </w:r>
             <w:r>
-              <w:instrText>PAGEREF _Toc381749738 \h</w:instrText>
-            </w:r>
-            <w:r>
+              <w:rPr>
+                <w:noProof/>
+                <w:webHidden/>
+              </w:rPr>
+              <w:instrText xml:space="preserve"> PAGEREF _Toc241769111 \h </w:instrText>
+            </w:r>
+            <w:r>
+              <w:rPr>
+                <w:noProof/>
+                <w:webHidden/>
+              </w:rPr>
+            </w:r>
+            <w:r>
+              <w:rPr>
+                <w:noProof/>
+                <w:webHidden/>
+              </w:rPr>
               <w:fldChar w:fldCharType="separate"/>
             </w:r>
             <w:r>
-              <w:t>3</w:t>
-            </w:r>
-            <w:r>
+              <w:rPr>
+                <w:noProof/>
+                <w:webHidden/>
+              </w:rPr>
+              <w:t>iv</w:t>
+            </w:r>
+            <w:r>
+              <w:rPr>
+                <w:noProof/>
+                <w:webHidden/>
+              </w:rPr>
               <w:fldChar w:fldCharType="end"/>
             </w:r>
           </w:hyperlink>
@@ -490,29 +658,71 @@
           <w:pPr>
             <w:pStyle w:val="TOC2"/>
             <w:tabs>
-              <w:tab w:val="right" w:leader="dot" w:pos="9345"/>
+              <w:tab w:val="right" w:leader="dot" w:pos="9350"/>
             </w:tabs>
+            <w:rPr>
+              <w:noProof/>
+              <w:kern w:val="2"/>
+              <w:sz w:val="24"/>
+              <w:szCs w:val="24"/>
+              <w14:ligatures w14:val="standardContextual"/>
+            </w:rPr>
           </w:pPr>
-          <w:hyperlink w:anchor="_Toc1859388134" w:history="1">
-            <w:r>
+          <w:hyperlink w:anchor="_Toc241769112" w:history="1">
+            <w:r>
+              <w:rPr>
+                <w:rStyle w:val="Hyperlink"/>
+                <w:rFonts w:asciiTheme="majorBidi" w:hAnsiTheme="majorBidi"/>
+                <w:noProof/>
+              </w:rPr>
               <w:t>1.4 Competition Analysis</w:t>
             </w:r>
             <w:r>
+              <w:rPr>
+                <w:noProof/>
+                <w:webHidden/>
+              </w:rPr>
               <w:tab/>
             </w:r>
             <w:r>
+              <w:rPr>
+                <w:noProof/>
+                <w:webHidden/>
+              </w:rPr>
               <w:fldChar w:fldCharType="begin"/>
             </w:r>
             <w:r>
-              <w:instrText>PAGEREF _Toc1859388134 \h</w:instrText>
-            </w:r>
-            <w:r>
+              <w:rPr>
+                <w:noProof/>
+                <w:webHidden/>
+              </w:rPr>
+              <w:instrText xml:space="preserve"> PAGEREF _Toc241769112 \h </w:instrText>
+            </w:r>
+            <w:r>
+              <w:rPr>
+                <w:noProof/>
+                <w:webHidden/>
+              </w:rPr>
+            </w:r>
+            <w:r>
+              <w:rPr>
+                <w:noProof/>
+                <w:webHidden/>
+              </w:rPr>
               <w:fldChar w:fldCharType="separate"/>
             </w:r>
             <w:r>
-              <w:t>3</w:t>
-            </w:r>
-            <w:r>
+              <w:rPr>
+                <w:noProof/>
+                <w:webHidden/>
+              </w:rPr>
+              <w:t>v</w:t>
+            </w:r>
+            <w:r>
+              <w:rPr>
+                <w:noProof/>
+                <w:webHidden/>
+              </w:rPr>
               <w:fldChar w:fldCharType="end"/>
             </w:r>
           </w:hyperlink>
@@ -521,29 +731,71 @@
           <w:pPr>
             <w:pStyle w:val="TOC2"/>
             <w:tabs>
-              <w:tab w:val="right" w:leader="dot" w:pos="9345"/>
+              <w:tab w:val="right" w:leader="dot" w:pos="9350"/>
             </w:tabs>
+            <w:rPr>
+              <w:noProof/>
+              <w:kern w:val="2"/>
+              <w:sz w:val="24"/>
+              <w:szCs w:val="24"/>
+              <w14:ligatures w14:val="standardContextual"/>
+            </w:rPr>
           </w:pPr>
-          <w:hyperlink w:anchor="_Toc1742641078" w:history="1">
-            <w:r>
+          <w:hyperlink w:anchor="_Toc241769113" w:history="1">
+            <w:r>
+              <w:rPr>
+                <w:rStyle w:val="Hyperlink"/>
+                <w:rFonts w:asciiTheme="majorBidi" w:hAnsiTheme="majorBidi"/>
+                <w:noProof/>
+              </w:rPr>
               <w:t>1.5 Product Differentiation</w:t>
             </w:r>
             <w:r>
+              <w:rPr>
+                <w:noProof/>
+                <w:webHidden/>
+              </w:rPr>
               <w:tab/>
             </w:r>
             <w:r>
+              <w:rPr>
+                <w:noProof/>
+                <w:webHidden/>
+              </w:rPr>
               <w:fldChar w:fldCharType="begin"/>
             </w:r>
             <w:r>
-              <w:instrText>PAGEREF _Toc1742641078 \h</w:instrText>
-            </w:r>
-            <w:r>
+              <w:rPr>
+                <w:noProof/>
+                <w:webHidden/>
+              </w:rPr>
+              <w:instrText xml:space="preserve"> PAGEREF _Toc241769113 \h </w:instrText>
+            </w:r>
+            <w:r>
+              <w:rPr>
+                <w:noProof/>
+                <w:webHidden/>
+              </w:rPr>
+            </w:r>
+            <w:r>
+              <w:rPr>
+                <w:noProof/>
+                <w:webHidden/>
+              </w:rPr>
               <w:fldChar w:fldCharType="separate"/>
             </w:r>
             <w:r>
-              <w:t>4</w:t>
-            </w:r>
-            <w:r>
+              <w:rPr>
+                <w:noProof/>
+                <w:webHidden/>
+              </w:rPr>
+              <w:t>v</w:t>
+            </w:r>
+            <w:r>
+              <w:rPr>
+                <w:noProof/>
+                <w:webHidden/>
+              </w:rPr>
               <w:fldChar w:fldCharType="end"/>
             </w:r>
           </w:hyperlink>
@@ -552,29 +804,71 @@
           <w:pPr>
             <w:pStyle w:val="TOC1"/>
             <w:tabs>
-              <w:tab w:val="right" w:leader="dot" w:pos="9345"/>
+              <w:tab w:val="right" w:leader="dot" w:pos="9350"/>
             </w:tabs>
+            <w:rPr>
+              <w:noProof/>
+              <w:kern w:val="2"/>
+              <w:sz w:val="24"/>
+              <w:szCs w:val="24"/>
+              <w14:ligatures w14:val="standardContextual"/>
+            </w:rPr>
           </w:pPr>
-          <w:hyperlink w:anchor="_Toc1365608194" w:history="1">
-            <w:r>
+          <w:hyperlink w:anchor="_Toc241769114" w:history="1">
+            <w:r>
+              <w:rPr>
+                <w:rStyle w:val="Hyperlink"/>
+                <w:rFonts w:asciiTheme="majorBidi" w:hAnsiTheme="majorBidi"/>
+                <w:noProof/>
+              </w:rPr>
               <w:t>2. Software Requirements Specification</w:t>
             </w:r>
             <w:r>
+              <w:rPr>
+                <w:noProof/>
+                <w:webHidden/>
+              </w:rPr>
               <w:tab/>
             </w:r>
             <w:r>
+              <w:rPr>
+                <w:noProof/>
+                <w:webHidden/>
+              </w:rPr>
               <w:fldChar w:fldCharType="begin"/>
             </w:r>
             <w:r>
-              <w:instrText>PAGEREF _Toc1365608194 \h</w:instrText>
-            </w:r>
-            <w:r>
+              <w:rPr>
+                <w:noProof/>
+                <w:webHidden/>
+              </w:rPr>
+              <w:instrText xml:space="preserve"> PAGEREF _Toc241769114 \h </w:instrText>
+            </w:r>
+            <w:r>
+              <w:rPr>
+                <w:noProof/>
+                <w:webHidden/>
+              </w:rPr>
+            </w:r>
+            <w:r>
+              <w:rPr>
+                <w:noProof/>
+                <w:webHidden/>
+              </w:rPr>
               <w:fldChar w:fldCharType="separate"/>
             </w:r>
             <w:r>
-              <w:t>5</w:t>
-            </w:r>
-            <w:r>
+              <w:rPr>
+                <w:noProof/>
+                <w:webHidden/>
+              </w:rPr>
+              <w:t>vi</w:t>
+            </w:r>
+            <w:r>
+              <w:rPr>
+                <w:noProof/>
+                <w:webHidden/>
+              </w:rPr>
               <w:fldChar w:fldCharType="end"/>
             </w:r>
           </w:hyperlink>
@@ -583,29 +877,71 @@
           <w:pPr>
             <w:pStyle w:val="TOC2"/>
             <w:tabs>
-              <w:tab w:val="right" w:leader="dot" w:pos="9345"/>
+              <w:tab w:val="right" w:leader="dot" w:pos="9350"/>
             </w:tabs>
+            <w:rPr>
+              <w:noProof/>
+              <w:kern w:val="2"/>
+              <w:sz w:val="24"/>
+              <w:szCs w:val="24"/>
+              <w14:ligatures w14:val="standardContextual"/>
+            </w:rPr>
           </w:pPr>
-          <w:hyperlink w:anchor="_Toc868937532" w:history="1">
-            <w:r>
+          <w:hyperlink w:anchor="_Toc241769115" w:history="1">
+            <w:r>
+              <w:rPr>
+                <w:rStyle w:val="Hyperlink"/>
+                <w:rFonts w:asciiTheme="majorBidi" w:hAnsiTheme="majorBidi"/>
+                <w:noProof/>
+              </w:rPr>
               <w:t>2.1 Purpose</w:t>
             </w:r>
             <w:r>
+              <w:rPr>
+                <w:noProof/>
+                <w:webHidden/>
+              </w:rPr>
               <w:tab/>
             </w:r>
             <w:r>
+              <w:rPr>
+                <w:noProof/>
+                <w:webHidden/>
+              </w:rPr>
               <w:fldChar w:fldCharType="begin"/>
             </w:r>
             <w:r>
-              <w:instrText>PAGEREF _Toc868937532 \h</w:instrText>
-            </w:r>
-            <w:r>
+              <w:rPr>
+                <w:noProof/>
+                <w:webHidden/>
+              </w:rPr>
+              <w:instrText xml:space="preserve"> PAGEREF _Toc241769115 \h </w:instrText>
+            </w:r>
+            <w:r>
+              <w:rPr>
+                <w:noProof/>
+                <w:webHidden/>
+              </w:rPr>
+            </w:r>
+            <w:r>
+              <w:rPr>
+                <w:noProof/>
+                <w:webHidden/>
+              </w:rPr>
               <w:fldChar w:fldCharType="separate"/>
             </w:r>
             <w:r>
-              <w:t>5</w:t>
-            </w:r>
-            <w:r>
+              <w:rPr>
+                <w:noProof/>
+                <w:webHidden/>
+              </w:rPr>
+              <w:t>vi</w:t>
+            </w:r>
+            <w:r>
+              <w:rPr>
+                <w:noProof/>
+                <w:webHidden/>
+              </w:rPr>
               <w:fldChar w:fldCharType="end"/>
             </w:r>
           </w:hyperlink>
@@ -614,29 +950,71 @@
           <w:pPr>
             <w:pStyle w:val="TOC2"/>
             <w:tabs>
-              <w:tab w:val="right" w:leader="dot" w:pos="9345"/>
+              <w:tab w:val="right" w:leader="dot" w:pos="9350"/>
             </w:tabs>
+            <w:rPr>
+              <w:noProof/>
+              <w:kern w:val="2"/>
+              <w:sz w:val="24"/>
+              <w:szCs w:val="24"/>
+              <w14:ligatures w14:val="standardContextual"/>
+            </w:rPr>
           </w:pPr>
-          <w:hyperlink w:anchor="_Toc1193504779" w:history="1">
-            <w:r>
+          <w:hyperlink w:anchor="_Toc241769116" w:history="1">
+            <w:r>
+              <w:rPr>
+                <w:rStyle w:val="Hyperlink"/>
+                <w:rFonts w:asciiTheme="majorBidi" w:hAnsiTheme="majorBidi"/>
+                <w:noProof/>
+              </w:rPr>
               <w:t>2.2 Scope</w:t>
             </w:r>
             <w:r>
+              <w:rPr>
+                <w:noProof/>
+                <w:webHidden/>
+              </w:rPr>
               <w:tab/>
             </w:r>
             <w:r>
+              <w:rPr>
+                <w:noProof/>
+                <w:webHidden/>
+              </w:rPr>
               <w:fldChar w:fldCharType="begin"/>
             </w:r>
             <w:r>
-              <w:instrText>PAGEREF _Toc1193504779 \h</w:instrText>
-            </w:r>
-            <w:r>
+              <w:rPr>
+                <w:noProof/>
+                <w:webHidden/>
+              </w:rPr>
+              <w:instrText xml:space="preserve"> PAGEREF _Toc241769116 \h </w:instrText>
+            </w:r>
+            <w:r>
+              <w:rPr>
+                <w:noProof/>
+                <w:webHidden/>
+              </w:rPr>
+            </w:r>
+            <w:r>
+              <w:rPr>
+                <w:noProof/>
+                <w:webHidden/>
+              </w:rPr>
               <w:fldChar w:fldCharType="separate"/>
             </w:r>
             <w:r>
-              <w:t>5</w:t>
-            </w:r>
-            <w:r>
+              <w:rPr>
+                <w:noProof/>
+                <w:webHidden/>
+              </w:rPr>
+              <w:t>vi</w:t>
+            </w:r>
+            <w:r>
+              <w:rPr>
+                <w:noProof/>
+                <w:webHidden/>
+              </w:rPr>
               <w:fldChar w:fldCharType="end"/>
             </w:r>
           </w:hyperlink>
@@ -645,29 +1023,71 @@
           <w:pPr>
             <w:pStyle w:val="TOC2"/>
             <w:tabs>
-              <w:tab w:val="right" w:leader="dot" w:pos="9345"/>
+              <w:tab w:val="right" w:leader="dot" w:pos="9350"/>
             </w:tabs>
+            <w:rPr>
+              <w:noProof/>
+              <w:kern w:val="2"/>
+              <w:sz w:val="24"/>
+              <w:szCs w:val="24"/>
+              <w14:ligatures w14:val="standardContextual"/>
+            </w:rPr>
           </w:pPr>
-          <w:hyperlink w:anchor="_Toc1815663818" w:history="1">
-            <w:r>
+          <w:hyperlink w:anchor="_Toc241769117" w:history="1">
+            <w:r>
+              <w:rPr>
+                <w:rStyle w:val="Hyperlink"/>
+                <w:rFonts w:asciiTheme="majorBidi" w:hAnsiTheme="majorBidi"/>
+                <w:noProof/>
+              </w:rPr>
               <w:t>2.3 Overall Description</w:t>
             </w:r>
             <w:r>
+              <w:rPr>
+                <w:noProof/>
+                <w:webHidden/>
+              </w:rPr>
               <w:tab/>
             </w:r>
             <w:r>
+              <w:rPr>
+                <w:noProof/>
+                <w:webHidden/>
+              </w:rPr>
               <w:fldChar w:fldCharType="begin"/>
             </w:r>
             <w:r>
-              <w:instrText>PAGEREF _Toc1815663818 \h</w:instrText>
-            </w:r>
-            <w:r>
+              <w:rPr>
+                <w:noProof/>
+                <w:webHidden/>
+              </w:rPr>
+              <w:instrText xml:space="preserve"> PAGEREF _Toc241769117 \h </w:instrText>
+            </w:r>
+            <w:r>
+              <w:rPr>
+                <w:noProof/>
+                <w:webHidden/>
+              </w:rPr>
+            </w:r>
+            <w:r>
+              <w:rPr>
+                <w:noProof/>
+                <w:webHidden/>
+              </w:rPr>
               <w:fldChar w:fldCharType="separate"/>
             </w:r>
             <w:r>
-              <w:t>5</w:t>
-            </w:r>
-            <w:r>
+              <w:rPr>
+                <w:noProof/>
+                <w:webHidden/>
+              </w:rPr>
+              <w:t>vi</w:t>
+            </w:r>
+            <w:r>
+              <w:rPr>
+                <w:noProof/>
+                <w:webHidden/>
+              </w:rPr>
               <w:fldChar w:fldCharType="end"/>
             </w:r>
           </w:hyperlink>
@@ -676,29 +1096,71 @@
           <w:pPr>
             <w:pStyle w:val="TOC3"/>
             <w:tabs>
-              <w:tab w:val="right" w:leader="dot" w:pos="9345"/>
+              <w:tab w:val="right" w:leader="dot" w:pos="9350"/>
             </w:tabs>
+            <w:rPr>
+              <w:noProof/>
+              <w:kern w:val="2"/>
+              <w:sz w:val="24"/>
+              <w:szCs w:val="24"/>
+              <w14:ligatures w14:val="standardContextual"/>
+            </w:rPr>
           </w:pPr>
-          <w:hyperlink w:anchor="_Toc1622312324" w:history="1">
-            <w:r>
+          <w:hyperlink w:anchor="_Toc241769118" w:history="1">
+            <w:r>
+              <w:rPr>
+                <w:rStyle w:val="Hyperlink"/>
+                <w:rFonts w:asciiTheme="majorBidi" w:hAnsiTheme="majorBidi"/>
+                <w:noProof/>
+              </w:rPr>
               <w:t>2.3.1 User Groups</w:t>
             </w:r>
             <w:r>
+              <w:rPr>
+                <w:noProof/>
+                <w:webHidden/>
+              </w:rPr>
               <w:tab/>
             </w:r>
             <w:r>
+              <w:rPr>
+                <w:noProof/>
+                <w:webHidden/>
+              </w:rPr>
               <w:fldChar w:fldCharType="begin"/>
             </w:r>
             <w:r>
-              <w:instrText>PAGEREF _Toc1622312324 \h</w:instrText>
-            </w:r>
-            <w:r>
+              <w:rPr>
+                <w:noProof/>
+                <w:webHidden/>
+              </w:rPr>
+              <w:instrText xml:space="preserve"> PAGEREF _Toc241769118 \h </w:instrText>
+            </w:r>
+            <w:r>
+              <w:rPr>
+                <w:noProof/>
+                <w:webHidden/>
+              </w:rPr>
+            </w:r>
+            <w:r>
+              <w:rPr>
+                <w:noProof/>
+                <w:webHidden/>
+              </w:rPr>
               <w:fldChar w:fldCharType="separate"/>
             </w:r>
             <w:r>
-              <w:t>5</w:t>
-            </w:r>
-            <w:r>
+              <w:rPr>
+                <w:noProof/>
+                <w:webHidden/>
+              </w:rPr>
+              <w:t>vi</w:t>
+            </w:r>
+            <w:r>
+              <w:rPr>
+                <w:noProof/>
+                <w:webHidden/>
+              </w:rPr>
               <w:fldChar w:fldCharType="end"/>
             </w:r>
           </w:hyperlink>
@@ -707,29 +1169,71 @@
           <w:pPr>
             <w:pStyle w:val="TOC3"/>
             <w:tabs>
-              <w:tab w:val="right" w:leader="dot" w:pos="9345"/>
+              <w:tab w:val="right" w:leader="dot" w:pos="9350"/>
             </w:tabs>
+            <w:rPr>
+              <w:noProof/>
+              <w:kern w:val="2"/>
+              <w:sz w:val="24"/>
+              <w:szCs w:val="24"/>
+              <w14:ligatures w14:val="standardContextual"/>
+            </w:rPr>
           </w:pPr>
-          <w:hyperlink w:anchor="_Toc21417874" w:history="1">
-            <w:r>
+          <w:hyperlink w:anchor="_Toc241769119" w:history="1">
+            <w:r>
+              <w:rPr>
+                <w:rStyle w:val="Hyperlink"/>
+                <w:rFonts w:asciiTheme="majorBidi" w:hAnsiTheme="majorBidi"/>
+                <w:noProof/>
+              </w:rPr>
               <w:t>2.3.2 System Environment</w:t>
             </w:r>
             <w:r>
+              <w:rPr>
+                <w:noProof/>
+                <w:webHidden/>
+              </w:rPr>
               <w:tab/>
             </w:r>
             <w:r>
+              <w:rPr>
+                <w:noProof/>
+                <w:webHidden/>
+              </w:rPr>
               <w:fldChar w:fldCharType="begin"/>
             </w:r>
             <w:r>
-              <w:instrText>PAGEREF _Toc21417874 \h</w:instrText>
-            </w:r>
-            <w:r>
+              <w:rPr>
+                <w:noProof/>
+                <w:webHidden/>
+              </w:rPr>
+              <w:instrText xml:space="preserve"> PAGEREF _Toc241769119 \h </w:instrText>
+            </w:r>
+            <w:r>
+              <w:rPr>
+                <w:noProof/>
+                <w:webHidden/>
+              </w:rPr>
+            </w:r>
+            <w:r>
+              <w:rPr>
+                <w:noProof/>
+                <w:webHidden/>
+              </w:rPr>
               <w:fldChar w:fldCharType="separate"/>
             </w:r>
             <w:r>
-              <w:t>5</w:t>
-            </w:r>
-            <w:r>
+              <w:rPr>
+                <w:noProof/>
+                <w:webHidden/>
+              </w:rPr>
+              <w:t>vii</w:t>
+            </w:r>
+            <w:r>
+              <w:rPr>
+                <w:noProof/>
+                <w:webHidden/>
+              </w:rPr>
               <w:fldChar w:fldCharType="end"/>
             </w:r>
           </w:hyperlink>
@@ -738,29 +1242,71 @@
           <w:pPr>
             <w:pStyle w:val="TOC3"/>
             <w:tabs>
-              <w:tab w:val="right" w:leader="dot" w:pos="9345"/>
+              <w:tab w:val="right" w:leader="dot" w:pos="9350"/>
             </w:tabs>
+            <w:rPr>
+              <w:noProof/>
+              <w:kern w:val="2"/>
+              <w:sz w:val="24"/>
+              <w:szCs w:val="24"/>
+              <w14:ligatures w14:val="standardContextual"/>
+            </w:rPr>
           </w:pPr>
-          <w:hyperlink w:anchor="_Toc631994306" w:history="1">
-            <w:r>
+          <w:hyperlink w:anchor="_Toc241769120" w:history="1">
+            <w:r>
+              <w:rPr>
+                <w:rStyle w:val="Hyperlink"/>
+                <w:rFonts w:asciiTheme="majorBidi" w:hAnsiTheme="majorBidi"/>
+                <w:noProof/>
+              </w:rPr>
               <w:t>2.3.3 Constraints</w:t>
             </w:r>
             <w:r>
+              <w:rPr>
+                <w:noProof/>
+                <w:webHidden/>
+              </w:rPr>
               <w:tab/>
             </w:r>
             <w:r>
+              <w:rPr>
+                <w:noProof/>
+                <w:webHidden/>
+              </w:rPr>
               <w:fldChar w:fldCharType="begin"/>
             </w:r>
             <w:r>
-              <w:instrText>PAGEREF _Toc631994306 \h</w:instrText>
-            </w:r>
-            <w:r>
+              <w:rPr>
+                <w:noProof/>
+                <w:webHidden/>
+              </w:rPr>
+              <w:instrText xml:space="preserve"> PAGEREF _Toc241769120 \h </w:instrText>
+            </w:r>
+            <w:r>
+              <w:rPr>
+                <w:noProof/>
+                <w:webHidden/>
+              </w:rPr>
+            </w:r>
+            <w:r>
+              <w:rPr>
+                <w:noProof/>
+                <w:webHidden/>
+              </w:rPr>
               <w:fldChar w:fldCharType="separate"/>
             </w:r>
             <w:r>
-              <w:t>6</w:t>
-            </w:r>
-            <w:r>
+              <w:rPr>
+                <w:noProof/>
+                <w:webHidden/>
+              </w:rPr>
+              <w:t>vii</w:t>
+            </w:r>
+            <w:r>
+              <w:rPr>
+                <w:noProof/>
+                <w:webHidden/>
+              </w:rPr>
               <w:fldChar w:fldCharType="end"/>
             </w:r>
           </w:hyperlink>
@@ -769,29 +1315,71 @@
           <w:pPr>
             <w:pStyle w:val="TOC3"/>
             <w:tabs>
-              <w:tab w:val="right" w:leader="dot" w:pos="9345"/>
+              <w:tab w:val="right" w:leader="dot" w:pos="9350"/>
             </w:tabs>
+            <w:rPr>
+              <w:noProof/>
+              <w:kern w:val="2"/>
+              <w:sz w:val="24"/>
+              <w:szCs w:val="24"/>
+              <w14:ligatures w14:val="standardContextual"/>
+            </w:rPr>
           </w:pPr>
-          <w:hyperlink w:anchor="_Toc1109370026" w:history="1">
-            <w:r>
+          <w:hyperlink w:anchor="_Toc241769121" w:history="1">
+            <w:r>
+              <w:rPr>
+                <w:rStyle w:val="Hyperlink"/>
+                <w:rFonts w:asciiTheme="majorBidi" w:hAnsiTheme="majorBidi"/>
+                <w:noProof/>
+              </w:rPr>
               <w:t>2.3.4 Assumptions</w:t>
             </w:r>
             <w:r>
+              <w:rPr>
+                <w:noProof/>
+                <w:webHidden/>
+              </w:rPr>
               <w:tab/>
             </w:r>
             <w:r>
+              <w:rPr>
+                <w:noProof/>
+                <w:webHidden/>
+              </w:rPr>
               <w:fldChar w:fldCharType="begin"/>
             </w:r>
             <w:r>
-              <w:instrText>PAGEREF _Toc1109370026 \h</w:instrText>
-            </w:r>
-            <w:r>
+              <w:rPr>
+                <w:noProof/>
+                <w:webHidden/>
+              </w:rPr>
+              <w:instrText xml:space="preserve"> PAGEREF _Toc241769121 \h </w:instrText>
+            </w:r>
+            <w:r>
+              <w:rPr>
+                <w:noProof/>
+                <w:webHidden/>
+              </w:rPr>
+            </w:r>
+            <w:r>
+              <w:rPr>
+                <w:noProof/>
+                <w:webHidden/>
+              </w:rPr>
               <w:fldChar w:fldCharType="separate"/>
             </w:r>
             <w:r>
-              <w:t>6</w:t>
-            </w:r>
-            <w:r>
+              <w:rPr>
+                <w:noProof/>
+                <w:webHidden/>
+              </w:rPr>
+              <w:t>vii</w:t>
+            </w:r>
+            <w:r>
+              <w:rPr>
+                <w:noProof/>
+                <w:webHidden/>
+              </w:rPr>
               <w:fldChar w:fldCharType="end"/>
             </w:r>
           </w:hyperlink>
@@ -800,29 +1388,71 @@
           <w:pPr>
             <w:pStyle w:val="TOC2"/>
             <w:tabs>
-              <w:tab w:val="right" w:leader="dot" w:pos="9345"/>
+              <w:tab w:val="right" w:leader="dot" w:pos="9350"/>
             </w:tabs>
+            <w:rPr>
+              <w:noProof/>
+              <w:kern w:val="2"/>
+              <w:sz w:val="24"/>
+              <w:szCs w:val="24"/>
+              <w14:ligatures w14:val="standardContextual"/>
+            </w:rPr>
           </w:pPr>
-          <w:hyperlink w:anchor="_Toc1264130340" w:history="1">
-            <w:r>
+          <w:hyperlink w:anchor="_Toc241769122" w:history="1">
+            <w:r>
+              <w:rPr>
+                <w:rStyle w:val="Hyperlink"/>
+                <w:rFonts w:asciiTheme="majorBidi" w:hAnsiTheme="majorBidi"/>
+                <w:noProof/>
+              </w:rPr>
               <w:t>2.4 Functional Requirements</w:t>
             </w:r>
             <w:r>
+              <w:rPr>
+                <w:noProof/>
+                <w:webHidden/>
+              </w:rPr>
               <w:tab/>
             </w:r>
             <w:r>
+              <w:rPr>
+                <w:noProof/>
+                <w:webHidden/>
+              </w:rPr>
               <w:fldChar w:fldCharType="begin"/>
             </w:r>
             <w:r>
-              <w:instrText>PAGEREF _Toc1264130340 \h</w:instrText>
-            </w:r>
-            <w:r>
+              <w:rPr>
+                <w:noProof/>
+                <w:webHidden/>
+              </w:rPr>
+              <w:instrText xml:space="preserve"> PAGEREF _Toc241769122 \h </w:instrText>
+            </w:r>
+            <w:r>
+              <w:rPr>
+                <w:noProof/>
+                <w:webHidden/>
+              </w:rPr>
+            </w:r>
+            <w:r>
+              <w:rPr>
+                <w:noProof/>
+                <w:webHidden/>
+              </w:rPr>
               <w:fldChar w:fldCharType="separate"/>
             </w:r>
             <w:r>
-              <w:t>6</w:t>
-            </w:r>
-            <w:r>
+              <w:rPr>
+                <w:noProof/>
+                <w:webHidden/>
+              </w:rPr>
+              <w:t>vii</w:t>
+            </w:r>
+            <w:r>
+              <w:rPr>
+                <w:noProof/>
+                <w:webHidden/>
+              </w:rPr>
               <w:fldChar w:fldCharType="end"/>
             </w:r>
           </w:hyperlink>
@@ -831,29 +1461,71 @@
           <w:pPr>
             <w:pStyle w:val="TOC2"/>
             <w:tabs>
-              <w:tab w:val="right" w:leader="dot" w:pos="9345"/>
+              <w:tab w:val="right" w:leader="dot" w:pos="9350"/>
             </w:tabs>
+            <w:rPr>
+              <w:noProof/>
+              <w:kern w:val="2"/>
+              <w:sz w:val="24"/>
+              <w:szCs w:val="24"/>
+              <w14:ligatures w14:val="standardContextual"/>
+            </w:rPr>
           </w:pPr>
-          <w:hyperlink w:anchor="_Toc2128535977" w:history="1">
-            <w:r>
+          <w:hyperlink w:anchor="_Toc241769123" w:history="1">
+            <w:r>
+              <w:rPr>
+                <w:rStyle w:val="Hyperlink"/>
+                <w:rFonts w:asciiTheme="majorBidi" w:hAnsiTheme="majorBidi"/>
+                <w:noProof/>
+              </w:rPr>
               <w:t>2.5 Non-Functional Requirements</w:t>
             </w:r>
             <w:r>
+              <w:rPr>
+                <w:noProof/>
+                <w:webHidden/>
+              </w:rPr>
               <w:tab/>
             </w:r>
             <w:r>
+              <w:rPr>
+                <w:noProof/>
+                <w:webHidden/>
+              </w:rPr>
               <w:fldChar w:fldCharType="begin"/>
             </w:r>
             <w:r>
-              <w:instrText>PAGEREF _Toc2128535977 \h</w:instrText>
-            </w:r>
-            <w:r>
+              <w:rPr>
+                <w:noProof/>
+                <w:webHidden/>
+              </w:rPr>
+              <w:instrText xml:space="preserve"> PAGEREF _Toc241769123 \h </w:instrText>
+            </w:r>
+            <w:r>
+              <w:rPr>
+                <w:noProof/>
+                <w:webHidden/>
+              </w:rPr>
+            </w:r>
+            <w:r>
+              <w:rPr>
+                <w:noProof/>
+                <w:webHidden/>
+              </w:rPr>
               <w:fldChar w:fldCharType="separate"/>
             </w:r>
             <w:r>
-              <w:t>7</w:t>
-            </w:r>
-            <w:r>
+              <w:rPr>
+                <w:noProof/>
+                <w:webHidden/>
+              </w:rPr>
+              <w:t>viii</w:t>
+            </w:r>
+            <w:r>
+              <w:rPr>
+                <w:noProof/>
+                <w:webHidden/>
+              </w:rPr>
               <w:fldChar w:fldCharType="end"/>
             </w:r>
           </w:hyperlink>
@@ -862,29 +1534,71 @@
           <w:pPr>
             <w:pStyle w:val="TOC2"/>
             <w:tabs>
-              <w:tab w:val="right" w:leader="dot" w:pos="9345"/>
+              <w:tab w:val="right" w:leader="dot" w:pos="9350"/>
             </w:tabs>
+            <w:rPr>
+              <w:noProof/>
+              <w:kern w:val="2"/>
+              <w:sz w:val="24"/>
+              <w:szCs w:val="24"/>
+              <w14:ligatures w14:val="standardContextual"/>
+            </w:rPr>
           </w:pPr>
-          <w:hyperlink w:anchor="_Toc749074921" w:history="1">
-            <w:r>
+          <w:hyperlink w:anchor="_Toc241769124" w:history="1">
+            <w:r>
+              <w:rPr>
+                <w:rStyle w:val="Hyperlink"/>
+                <w:rFonts w:asciiTheme="majorBidi" w:hAnsiTheme="majorBidi"/>
+                <w:noProof/>
+              </w:rPr>
               <w:t>2.6 Use Cases</w:t>
             </w:r>
             <w:r>
+              <w:rPr>
+                <w:noProof/>
+                <w:webHidden/>
+              </w:rPr>
               <w:tab/>
             </w:r>
             <w:r>
+              <w:rPr>
+                <w:noProof/>
+                <w:webHidden/>
+              </w:rPr>
               <w:fldChar w:fldCharType="begin"/>
             </w:r>
             <w:r>
-              <w:instrText>PAGEREF _Toc749074921 \h</w:instrText>
-            </w:r>
-            <w:r>
+              <w:rPr>
+                <w:noProof/>
+                <w:webHidden/>
+              </w:rPr>
+              <w:instrText xml:space="preserve"> PAGEREF _Toc241769124 \h </w:instrText>
+            </w:r>
+            <w:r>
+              <w:rPr>
+                <w:noProof/>
+                <w:webHidden/>
+              </w:rPr>
+            </w:r>
+            <w:r>
+              <w:rPr>
+                <w:noProof/>
+                <w:webHidden/>
+              </w:rPr>
               <w:fldChar w:fldCharType="separate"/>
             </w:r>
             <w:r>
-              <w:t>7</w:t>
-            </w:r>
-            <w:r>
+              <w:rPr>
+                <w:noProof/>
+                <w:webHidden/>
+              </w:rPr>
+              <w:t>viii</w:t>
+            </w:r>
+            <w:r>
+              <w:rPr>
+                <w:noProof/>
+                <w:webHidden/>
+              </w:rPr>
               <w:fldChar w:fldCharType="end"/>
             </w:r>
           </w:hyperlink>
@@ -893,29 +1607,71 @@
           <w:pPr>
             <w:pStyle w:val="TOC3"/>
             <w:tabs>
-              <w:tab w:val="right" w:leader="dot" w:pos="9345"/>
+              <w:tab w:val="right" w:leader="dot" w:pos="9350"/>
             </w:tabs>
+            <w:rPr>
+              <w:noProof/>
+              <w:kern w:val="2"/>
+              <w:sz w:val="24"/>
+              <w:szCs w:val="24"/>
+              <w14:ligatures w14:val="standardContextual"/>
+            </w:rPr>
           </w:pPr>
-          <w:hyperlink w:anchor="_Toc1110412147" w:history="1">
-            <w:r>
+          <w:hyperlink w:anchor="_Toc241769125" w:history="1">
+            <w:r>
+              <w:rPr>
+                <w:rStyle w:val="Hyperlink"/>
+                <w:rFonts w:asciiTheme="majorBidi" w:hAnsiTheme="majorBidi"/>
+                <w:noProof/>
+              </w:rPr>
               <w:t>2.6.1 Driver / Vehicle Owner Use Cases</w:t>
             </w:r>
             <w:r>
+              <w:rPr>
+                <w:noProof/>
+                <w:webHidden/>
+              </w:rPr>
               <w:tab/>
             </w:r>
             <w:r>
+              <w:rPr>
+                <w:noProof/>
+                <w:webHidden/>
+              </w:rPr>
               <w:fldChar w:fldCharType="begin"/>
             </w:r>
             <w:r>
-              <w:instrText>PAGEREF _Toc1110412147 \h</w:instrText>
-            </w:r>
-            <w:r>
+              <w:rPr>
+                <w:noProof/>
+                <w:webHidden/>
+              </w:rPr>
+              <w:instrText xml:space="preserve"> PAGEREF _Toc241769125 \h </w:instrText>
+            </w:r>
+            <w:r>
+              <w:rPr>
+                <w:noProof/>
+                <w:webHidden/>
+              </w:rPr>
+            </w:r>
+            <w:r>
+              <w:rPr>
+                <w:noProof/>
+                <w:webHidden/>
+              </w:rPr>
               <w:fldChar w:fldCharType="separate"/>
             </w:r>
             <w:r>
-              <w:t>7</w:t>
-            </w:r>
-            <w:r>
+              <w:rPr>
+                <w:noProof/>
+                <w:webHidden/>
+              </w:rPr>
+              <w:t>viii</w:t>
+            </w:r>
+            <w:r>
+              <w:rPr>
+                <w:noProof/>
+                <w:webHidden/>
+              </w:rPr>
               <w:fldChar w:fldCharType="end"/>
             </w:r>
           </w:hyperlink>
@@ -924,29 +1680,71 @@
           <w:pPr>
             <w:pStyle w:val="TOC3"/>
             <w:tabs>
-              <w:tab w:val="right" w:leader="dot" w:pos="9345"/>
+              <w:tab w:val="right" w:leader="dot" w:pos="9350"/>
             </w:tabs>
+            <w:rPr>
+              <w:noProof/>
+              <w:kern w:val="2"/>
+              <w:sz w:val="24"/>
+              <w:szCs w:val="24"/>
+              <w14:ligatures w14:val="standardContextual"/>
+            </w:rPr>
           </w:pPr>
-          <w:hyperlink w:anchor="_Toc1339835816" w:history="1">
-            <w:r>
+          <w:hyperlink w:anchor="_Toc241769126" w:history="1">
+            <w:r>
+              <w:rPr>
+                <w:rStyle w:val="Hyperlink"/>
+                <w:rFonts w:asciiTheme="majorBidi" w:hAnsiTheme="majorBidi"/>
+                <w:noProof/>
+              </w:rPr>
               <w:t>2.6.2 Parking Facility Manager Use Cases</w:t>
             </w:r>
             <w:r>
+              <w:rPr>
+                <w:noProof/>
+                <w:webHidden/>
+              </w:rPr>
               <w:tab/>
             </w:r>
             <w:r>
+              <w:rPr>
+                <w:noProof/>
+                <w:webHidden/>
+              </w:rPr>
               <w:fldChar w:fldCharType="begin"/>
             </w:r>
             <w:r>
-              <w:instrText>PAGEREF _Toc1339835816 \h</w:instrText>
-            </w:r>
-            <w:r>
+              <w:rPr>
+                <w:noProof/>
+                <w:webHidden/>
+              </w:rPr>
+              <w:instrText xml:space="preserve"> PAGEREF _Toc241769126 \h </w:instrText>
+            </w:r>
+            <w:r>
+              <w:rPr>
+                <w:noProof/>
+                <w:webHidden/>
+              </w:rPr>
+            </w:r>
+            <w:r>
+              <w:rPr>
+                <w:noProof/>
+                <w:webHidden/>
+              </w:rPr>
               <w:fldChar w:fldCharType="separate"/>
             </w:r>
             <w:r>
-              <w:t>11</w:t>
-            </w:r>
-            <w:r>
+              <w:rPr>
+                <w:noProof/>
+                <w:webHidden/>
+              </w:rPr>
+              <w:t>xii</w:t>
+            </w:r>
+            <w:r>
+              <w:rPr>
+                <w:noProof/>
+                <w:webHidden/>
+              </w:rPr>
               <w:fldChar w:fldCharType="end"/>
             </w:r>
           </w:hyperlink>
@@ -955,29 +1753,71 @@
           <w:pPr>
             <w:pStyle w:val="TOC1"/>
             <w:tabs>
-              <w:tab w:val="right" w:leader="dot" w:pos="9345"/>
+              <w:tab w:val="right" w:leader="dot" w:pos="9350"/>
             </w:tabs>
+            <w:rPr>
+              <w:noProof/>
+              <w:kern w:val="2"/>
+              <w:sz w:val="24"/>
+              <w:szCs w:val="24"/>
+              <w14:ligatures w14:val="standardContextual"/>
+            </w:rPr>
           </w:pPr>
-          <w:hyperlink w:anchor="_Toc1819134266" w:history="1">
-            <w:r>
+          <w:hyperlink w:anchor="_Toc241769127" w:history="1">
+            <w:r>
+              <w:rPr>
+                <w:rStyle w:val="Hyperlink"/>
+                <w:rFonts w:asciiTheme="majorBidi" w:hAnsiTheme="majorBidi"/>
+                <w:noProof/>
+              </w:rPr>
               <w:t>3. Work Breakdown Structure</w:t>
             </w:r>
             <w:r>
+              <w:rPr>
+                <w:noProof/>
+                <w:webHidden/>
+              </w:rPr>
               <w:tab/>
             </w:r>
             <w:r>
+              <w:rPr>
+                <w:noProof/>
+                <w:webHidden/>
+              </w:rPr>
               <w:fldChar w:fldCharType="begin"/>
             </w:r>
             <w:r>
-              <w:instrText>PAGEREF _Toc1819134266 \h</w:instrText>
-            </w:r>
-            <w:r>
+              <w:rPr>
+                <w:noProof/>
+                <w:webHidden/>
+              </w:rPr>
+              <w:instrText xml:space="preserve"> PAGEREF _Toc241769127 \h </w:instrText>
+            </w:r>
+            <w:r>
+              <w:rPr>
+                <w:noProof/>
+                <w:webHidden/>
+              </w:rPr>
+            </w:r>
+            <w:r>
+              <w:rPr>
+                <w:noProof/>
+                <w:webHidden/>
+              </w:rPr>
               <w:fldChar w:fldCharType="separate"/>
             </w:r>
             <w:r>
-              <w:t>11</w:t>
-            </w:r>
-            <w:r>
+              <w:rPr>
+                <w:noProof/>
+                <w:webHidden/>
+              </w:rPr>
+              <w:t>xiii</w:t>
+            </w:r>
+            <w:r>
+              <w:rPr>
+                <w:noProof/>
+                <w:webHidden/>
+              </w:rPr>
               <w:fldChar w:fldCharType="end"/>
             </w:r>
           </w:hyperlink>
@@ -986,29 +1826,71 @@
           <w:pPr>
             <w:pStyle w:val="TOC2"/>
             <w:tabs>
-              <w:tab w:val="right" w:leader="dot" w:pos="9345"/>
+              <w:tab w:val="right" w:leader="dot" w:pos="9350"/>
             </w:tabs>
+            <w:rPr>
+              <w:noProof/>
+              <w:kern w:val="2"/>
+              <w:sz w:val="24"/>
+              <w:szCs w:val="24"/>
+              <w14:ligatures w14:val="standardContextual"/>
+            </w:rPr>
           </w:pPr>
-          <w:hyperlink w:anchor="_Toc279920779" w:history="1">
-            <w:r>
+          <w:hyperlink w:anchor="_Toc241769128" w:history="1">
+            <w:r>
+              <w:rPr>
+                <w:rStyle w:val="Hyperlink"/>
+                <w:rFonts w:asciiTheme="majorBidi" w:hAnsiTheme="majorBidi"/>
+                <w:noProof/>
+              </w:rPr>
               <w:t>3.1 Purpose</w:t>
             </w:r>
             <w:r>
+              <w:rPr>
+                <w:noProof/>
+                <w:webHidden/>
+              </w:rPr>
               <w:tab/>
             </w:r>
             <w:r>
+              <w:rPr>
+                <w:noProof/>
+                <w:webHidden/>
+              </w:rPr>
               <w:fldChar w:fldCharType="begin"/>
             </w:r>
             <w:r>
-              <w:instrText>PAGEREF _Toc279920779 \h</w:instrText>
-            </w:r>
-            <w:r>
+              <w:rPr>
+                <w:noProof/>
+                <w:webHidden/>
+              </w:rPr>
+              <w:instrText xml:space="preserve"> PAGEREF _Toc241769128 \h </w:instrText>
+            </w:r>
+            <w:r>
+              <w:rPr>
+                <w:noProof/>
+                <w:webHidden/>
+              </w:rPr>
+            </w:r>
+            <w:r>
+              <w:rPr>
+                <w:noProof/>
+                <w:webHidden/>
+              </w:rPr>
               <w:fldChar w:fldCharType="separate"/>
             </w:r>
             <w:r>
-              <w:t>12</w:t>
-            </w:r>
-            <w:r>
+              <w:rPr>
+                <w:noProof/>
+                <w:webHidden/>
+              </w:rPr>
+              <w:t>xiii</w:t>
+            </w:r>
+            <w:r>
+              <w:rPr>
+                <w:noProof/>
+                <w:webHidden/>
+              </w:rPr>
               <w:fldChar w:fldCharType="end"/>
             </w:r>
           </w:hyperlink>
@@ -1017,29 +1899,71 @@
           <w:pPr>
             <w:pStyle w:val="TOC2"/>
             <w:tabs>
-              <w:tab w:val="right" w:leader="dot" w:pos="9345"/>
+              <w:tab w:val="right" w:leader="dot" w:pos="9350"/>
             </w:tabs>
+            <w:rPr>
+              <w:noProof/>
+              <w:kern w:val="2"/>
+              <w:sz w:val="24"/>
+              <w:szCs w:val="24"/>
+              <w14:ligatures w14:val="standardContextual"/>
+            </w:rPr>
           </w:pPr>
-          <w:hyperlink w:anchor="_Toc560289921" w:history="1">
-            <w:r>
+          <w:hyperlink w:anchor="_Toc241769129" w:history="1">
+            <w:r>
+              <w:rPr>
+                <w:rStyle w:val="Hyperlink"/>
+                <w:rFonts w:asciiTheme="majorBidi" w:hAnsiTheme="majorBidi"/>
+                <w:noProof/>
+              </w:rPr>
               <w:t>3.2 Smart Parking Platform WBS</w:t>
             </w:r>
             <w:r>
+              <w:rPr>
+                <w:noProof/>
+                <w:webHidden/>
+              </w:rPr>
               <w:tab/>
             </w:r>
             <w:r>
+              <w:rPr>
+                <w:noProof/>
+                <w:webHidden/>
+              </w:rPr>
               <w:fldChar w:fldCharType="begin"/>
             </w:r>
             <w:r>
-              <w:instrText>PAGEREF _Toc560289921 \h</w:instrText>
-            </w:r>
-            <w:r>
+              <w:rPr>
+                <w:noProof/>
+                <w:webHidden/>
+              </w:rPr>
+              <w:instrText xml:space="preserve"> PAGEREF _Toc241769129 \h </w:instrText>
+            </w:r>
+            <w:r>
+              <w:rPr>
+                <w:noProof/>
+                <w:webHidden/>
+              </w:rPr>
+            </w:r>
+            <w:r>
+              <w:rPr>
+                <w:noProof/>
+                <w:webHidden/>
+              </w:rPr>
               <w:fldChar w:fldCharType="separate"/>
             </w:r>
             <w:r>
-              <w:t>12</w:t>
-            </w:r>
-            <w:r>
+              <w:rPr>
+                <w:noProof/>
+                <w:webHidden/>
+              </w:rPr>
+              <w:t>xiii</w:t>
+            </w:r>
+            <w:r>
+              <w:rPr>
+                <w:noProof/>
+                <w:webHidden/>
+              </w:rPr>
               <w:fldChar w:fldCharType="end"/>
             </w:r>
           </w:hyperlink>
@@ -1048,29 +1972,71 @@
           <w:pPr>
             <w:pStyle w:val="TOC2"/>
             <w:tabs>
-              <w:tab w:val="right" w:leader="dot" w:pos="9345"/>
+              <w:tab w:val="right" w:leader="dot" w:pos="9350"/>
             </w:tabs>
+            <w:rPr>
+              <w:noProof/>
+              <w:kern w:val="2"/>
+              <w:sz w:val="24"/>
+              <w:szCs w:val="24"/>
+              <w14:ligatures w14:val="standardContextual"/>
+            </w:rPr>
           </w:pPr>
-          <w:hyperlink w:anchor="_Toc2036892299" w:history="1">
-            <w:r>
+          <w:hyperlink w:anchor="_Toc241769130" w:history="1">
+            <w:r>
+              <w:rPr>
+                <w:rStyle w:val="Hyperlink"/>
+                <w:rFonts w:asciiTheme="majorBidi" w:hAnsiTheme="majorBidi"/>
+                <w:noProof/>
+              </w:rPr>
               <w:t>3.3 Story Point Estimation</w:t>
             </w:r>
             <w:r>
+              <w:rPr>
+                <w:noProof/>
+                <w:webHidden/>
+              </w:rPr>
               <w:tab/>
             </w:r>
             <w:r>
+              <w:rPr>
+                <w:noProof/>
+                <w:webHidden/>
+              </w:rPr>
               <w:fldChar w:fldCharType="begin"/>
             </w:r>
             <w:r>
-              <w:instrText>PAGEREF _Toc2036892299 \h</w:instrText>
-            </w:r>
-            <w:r>
+              <w:rPr>
+                <w:noProof/>
+                <w:webHidden/>
+              </w:rPr>
+              <w:instrText xml:space="preserve"> PAGEREF _Toc241769130 \h </w:instrText>
+            </w:r>
+            <w:r>
+              <w:rPr>
+                <w:noProof/>
+                <w:webHidden/>
+              </w:rPr>
+            </w:r>
+            <w:r>
+              <w:rPr>
+                <w:noProof/>
+                <w:webHidden/>
+              </w:rPr>
               <w:fldChar w:fldCharType="separate"/>
             </w:r>
             <w:r>
-              <w:t>13</w:t>
-            </w:r>
-            <w:r>
+              <w:rPr>
+                <w:noProof/>
+                <w:webHidden/>
+              </w:rPr>
+              <w:t>xiv</w:t>
+            </w:r>
+            <w:r>
+              <w:rPr>
+                <w:noProof/>
+                <w:webHidden/>
+              </w:rPr>
               <w:fldChar w:fldCharType="end"/>
             </w:r>
           </w:hyperlink>
@@ -1079,29 +2045,71 @@
           <w:pPr>
             <w:pStyle w:val="TOC1"/>
             <w:tabs>
-              <w:tab w:val="right" w:leader="dot" w:pos="9345"/>
+              <w:tab w:val="right" w:leader="dot" w:pos="9350"/>
             </w:tabs>
+            <w:rPr>
+              <w:noProof/>
+              <w:kern w:val="2"/>
+              <w:sz w:val="24"/>
+              <w:szCs w:val="24"/>
+              <w14:ligatures w14:val="standardContextual"/>
+            </w:rPr>
           </w:pPr>
-          <w:hyperlink w:anchor="_Toc153703200" w:history="1">
-            <w:r>
+          <w:hyperlink w:anchor="_Toc241769131" w:history="1">
+            <w:r>
+              <w:rPr>
+                <w:rStyle w:val="Hyperlink"/>
+                <w:rFonts w:asciiTheme="majorBidi" w:hAnsiTheme="majorBidi"/>
+                <w:noProof/>
+              </w:rPr>
               <w:t>4. Timeline and Gantt chart</w:t>
             </w:r>
             <w:r>
+              <w:rPr>
+                <w:noProof/>
+                <w:webHidden/>
+              </w:rPr>
               <w:tab/>
             </w:r>
             <w:r>
+              <w:rPr>
+                <w:noProof/>
+                <w:webHidden/>
+              </w:rPr>
               <w:fldChar w:fldCharType="begin"/>
             </w:r>
             <w:r>
-              <w:instrText>PAGEREF _Toc153703200 \h</w:instrText>
-            </w:r>
-            <w:r>
+              <w:rPr>
+                <w:noProof/>
+                <w:webHidden/>
+              </w:rPr>
+              <w:instrText xml:space="preserve"> PAGEREF _Toc241769131 \h </w:instrText>
+            </w:r>
+            <w:r>
+              <w:rPr>
+                <w:noProof/>
+                <w:webHidden/>
+              </w:rPr>
+            </w:r>
+            <w:r>
+              <w:rPr>
+                <w:noProof/>
+                <w:webHidden/>
+              </w:rPr>
               <w:fldChar w:fldCharType="separate"/>
             </w:r>
             <w:r>
-              <w:t>14</w:t>
-            </w:r>
-            <w:r>
+              <w:rPr>
+                <w:noProof/>
+                <w:webHidden/>
+              </w:rPr>
+              <w:t>xvi</w:t>
+            </w:r>
+            <w:r>
+              <w:rPr>
+                <w:noProof/>
+                <w:webHidden/>
+              </w:rPr>
               <w:fldChar w:fldCharType="end"/>
             </w:r>
           </w:hyperlink>
@@ -1110,29 +2118,71 @@
           <w:pPr>
             <w:pStyle w:val="TOC1"/>
             <w:tabs>
-              <w:tab w:val="right" w:leader="dot" w:pos="9345"/>
+              <w:tab w:val="right" w:leader="dot" w:pos="9350"/>
             </w:tabs>
+            <w:rPr>
+              <w:noProof/>
+              <w:kern w:val="2"/>
+              <w:sz w:val="24"/>
+              <w:szCs w:val="24"/>
+              <w14:ligatures w14:val="standardContextual"/>
+            </w:rPr>
           </w:pPr>
-          <w:hyperlink w:anchor="_Toc887943464" w:history="1">
-            <w:r>
+          <w:hyperlink w:anchor="_Toc241769132" w:history="1">
+            <w:r>
+              <w:rPr>
+                <w:rStyle w:val="Hyperlink"/>
+                <w:rFonts w:asciiTheme="majorBidi" w:hAnsiTheme="majorBidi"/>
+                <w:noProof/>
+              </w:rPr>
               <w:t>5. Scrum Planning</w:t>
             </w:r>
             <w:r>
+              <w:rPr>
+                <w:noProof/>
+                <w:webHidden/>
+              </w:rPr>
               <w:tab/>
             </w:r>
             <w:r>
+              <w:rPr>
+                <w:noProof/>
+                <w:webHidden/>
+              </w:rPr>
               <w:fldChar w:fldCharType="begin"/>
             </w:r>
             <w:r>
-              <w:instrText>PAGEREF _Toc887943464 \h</w:instrText>
-            </w:r>
-            <w:r>
+              <w:rPr>
+                <w:noProof/>
+                <w:webHidden/>
+              </w:rPr>
+              <w:instrText xml:space="preserve"> PAGEREF _Toc241769132 \h </w:instrText>
+            </w:r>
+            <w:r>
+              <w:rPr>
+                <w:noProof/>
+                <w:webHidden/>
+              </w:rPr>
+            </w:r>
+            <w:r>
+              <w:rPr>
+                <w:noProof/>
+                <w:webHidden/>
+              </w:rPr>
               <w:fldChar w:fldCharType="separate"/>
             </w:r>
             <w:r>
-              <w:t>15</w:t>
-            </w:r>
-            <w:r>
+              <w:rPr>
+                <w:noProof/>
+                <w:webHidden/>
+              </w:rPr>
+              <w:t>xvi</w:t>
+            </w:r>
+            <w:r>
+              <w:rPr>
+                <w:noProof/>
+                <w:webHidden/>
+              </w:rPr>
               <w:fldChar w:fldCharType="end"/>
             </w:r>
           </w:hyperlink>
@@ -1141,29 +2191,71 @@
           <w:pPr>
             <w:pStyle w:val="TOC2"/>
             <w:tabs>
-              <w:tab w:val="right" w:leader="dot" w:pos="9345"/>
+              <w:tab w:val="right" w:leader="dot" w:pos="9350"/>
             </w:tabs>
+            <w:rPr>
+              <w:noProof/>
+              <w:kern w:val="2"/>
+              <w:sz w:val="24"/>
+              <w:szCs w:val="24"/>
+              <w14:ligatures w14:val="standardContextual"/>
+            </w:rPr>
           </w:pPr>
-          <w:hyperlink w:anchor="_Toc1604574367" w:history="1">
-            <w:r>
+          <w:hyperlink w:anchor="_Toc241769133" w:history="1">
+            <w:r>
+              <w:rPr>
+                <w:rStyle w:val="Hyperlink"/>
+                <w:rFonts w:asciiTheme="majorBidi" w:hAnsiTheme="majorBidi"/>
+                <w:noProof/>
+              </w:rPr>
               <w:t>5.1 Product Backlog</w:t>
             </w:r>
             <w:r>
+              <w:rPr>
+                <w:noProof/>
+                <w:webHidden/>
+              </w:rPr>
               <w:tab/>
             </w:r>
             <w:r>
+              <w:rPr>
+                <w:noProof/>
+                <w:webHidden/>
+              </w:rPr>
               <w:fldChar w:fldCharType="begin"/>
             </w:r>
             <w:r>
-              <w:instrText>PAGEREF _Toc1604574367 \h</w:instrText>
-            </w:r>
-            <w:r>
+              <w:rPr>
+                <w:noProof/>
+                <w:webHidden/>
+              </w:rPr>
+              <w:instrText xml:space="preserve"> PAGEREF _Toc241769133 \h </w:instrText>
+            </w:r>
+            <w:r>
+              <w:rPr>
+                <w:noProof/>
+                <w:webHidden/>
+              </w:rPr>
+            </w:r>
+            <w:r>
+              <w:rPr>
+                <w:noProof/>
+                <w:webHidden/>
+              </w:rPr>
               <w:fldChar w:fldCharType="separate"/>
             </w:r>
             <w:r>
-              <w:t>15</w:t>
-            </w:r>
-            <w:r>
+              <w:rPr>
+                <w:noProof/>
+                <w:webHidden/>
+              </w:rPr>
+              <w:t>xvi</w:t>
+            </w:r>
+            <w:r>
+              <w:rPr>
+                <w:noProof/>
+                <w:webHidden/>
+              </w:rPr>
               <w:fldChar w:fldCharType="end"/>
             </w:r>
           </w:hyperlink>
@@ -1172,29 +2264,379 @@
           <w:pPr>
             <w:pStyle w:val="TOC2"/>
             <w:tabs>
-              <w:tab w:val="right" w:leader="dot" w:pos="9345"/>
+              <w:tab w:val="right" w:leader="dot" w:pos="9350"/>
             </w:tabs>
+            <w:rPr>
+              <w:noProof/>
+              <w:kern w:val="2"/>
+              <w:sz w:val="24"/>
+              <w:szCs w:val="24"/>
+              <w14:ligatures w14:val="standardContextual"/>
+            </w:rPr>
           </w:pPr>
-          <w:hyperlink w:anchor="_Toc1637594696" w:history="1">
-            <w:r>
+          <w:hyperlink w:anchor="_Toc241769134" w:history="1">
+            <w:r>
+              <w:rPr>
+                <w:rStyle w:val="Hyperlink"/>
+                <w:rFonts w:asciiTheme="majorBidi" w:hAnsiTheme="majorBidi"/>
+                <w:noProof/>
+              </w:rPr>
               <w:t>5.2 Sprint 1 Planning</w:t>
             </w:r>
             <w:r>
+              <w:rPr>
+                <w:noProof/>
+                <w:webHidden/>
+              </w:rPr>
               <w:tab/>
             </w:r>
             <w:r>
+              <w:rPr>
+                <w:noProof/>
+                <w:webHidden/>
+              </w:rPr>
               <w:fldChar w:fldCharType="begin"/>
             </w:r>
             <w:r>
-              <w:instrText>PAGEREF _Toc1637594696 \h</w:instrText>
-            </w:r>
-            <w:r>
+              <w:rPr>
+                <w:noProof/>
+                <w:webHidden/>
+              </w:rPr>
+              <w:instrText xml:space="preserve"> PAGEREF _Toc241769134 \h </w:instrText>
+            </w:r>
+            <w:r>
+              <w:rPr>
+                <w:noProof/>
+                <w:webHidden/>
+              </w:rPr>
+            </w:r>
+            <w:r>
+              <w:rPr>
+                <w:noProof/>
+                <w:webHidden/>
+              </w:rPr>
               <w:fldChar w:fldCharType="separate"/>
             </w:r>
             <w:r>
-              <w:t>15</w:t>
-            </w:r>
-            <w:r>
+              <w:rPr>
+                <w:noProof/>
+                <w:webHidden/>
+              </w:rPr>
+              <w:t>xviii</w:t>
+            </w:r>
+            <w:r>
+              <w:rPr>
+                <w:noProof/>
+                <w:webHidden/>
+              </w:rPr>
+              <w:fldChar w:fldCharType="end"/>
+            </w:r>
+          </w:hyperlink>
+        </w:p>
+        <w:p>
+          <w:pPr>
+            <w:pStyle w:val="TOC1"/>
+            <w:tabs>
+              <w:tab w:val="right" w:leader="dot" w:pos="9350"/>
+            </w:tabs>
+            <w:rPr>
+              <w:noProof/>
+              <w:kern w:val="2"/>
+              <w:sz w:val="24"/>
+              <w:szCs w:val="24"/>
+              <w14:ligatures w14:val="standardContextual"/>
+            </w:rPr>
+          </w:pPr>
+          <w:hyperlink w:anchor="_Toc241769135" w:history="1">
+            <w:r>
+              <w:rPr>
+                <w:rStyle w:val="Hyperlink"/>
+                <w:rFonts w:asciiTheme="majorBidi" w:hAnsiTheme="majorBidi"/>
+                <w:noProof/>
+              </w:rPr>
+              <w:t>6. Risk and Communication Management</w:t>
+            </w:r>
+            <w:r>
+              <w:rPr>
+                <w:noProof/>
+                <w:webHidden/>
+              </w:rPr>
+              <w:tab/>
+            </w:r>
+            <w:r>
+              <w:rPr>
+                <w:noProof/>
+                <w:webHidden/>
+              </w:rPr>
+              <w:fldChar w:fldCharType="begin"/>
+            </w:r>
+            <w:r>
+              <w:rPr>
+                <w:noProof/>
+                <w:webHidden/>
+              </w:rPr>
+              <w:instrText xml:space="preserve"> PAGEREF _Toc241769135 \h </w:instrText>
+            </w:r>
+            <w:r>
+              <w:rPr>
+                <w:noProof/>
+                <w:webHidden/>
+              </w:rPr>
+            </w:r>
+            <w:r>
+              <w:rPr>
+                <w:noProof/>
+                <w:webHidden/>
+              </w:rPr>
+              <w:fldChar w:fldCharType="separate"/>
+            </w:r>
+            <w:r>
+              <w:rPr>
+                <w:noProof/>
+                <w:webHidden/>
+              </w:rPr>
+              <w:t>xx</w:t>
+            </w:r>
+            <w:r>
+              <w:rPr>
+                <w:noProof/>
+                <w:webHidden/>
+              </w:rPr>
+              <w:fldChar w:fldCharType="end"/>
+            </w:r>
+          </w:hyperlink>
+        </w:p>
+        <w:p>
+          <w:pPr>
+            <w:pStyle w:val="TOC2"/>
+            <w:tabs>
+              <w:tab w:val="right" w:leader="dot" w:pos="9350"/>
+            </w:tabs>
+            <w:rPr>
+              <w:noProof/>
+              <w:kern w:val="2"/>
+              <w:sz w:val="24"/>
+              <w:szCs w:val="24"/>
+              <w14:ligatures w14:val="standardContextual"/>
+            </w:rPr>
+          </w:pPr>
+          <w:hyperlink w:anchor="_Toc241769136" w:history="1">
+            <w:r>
+              <w:rPr>
+                <w:rStyle w:val="Hyperlink"/>
+                <w:rFonts w:asciiTheme="majorBidi" w:hAnsiTheme="majorBidi"/>
+                <w:noProof/>
+              </w:rPr>
+              <w:t>6.1 Project Risks</w:t>
+            </w:r>
+            <w:r>
+              <w:rPr>
+                <w:noProof/>
+                <w:webHidden/>
+              </w:rPr>
+              <w:tab/>
+            </w:r>
+            <w:r>
+              <w:rPr>
+                <w:noProof/>
+                <w:webHidden/>
+              </w:rPr>
+              <w:fldChar w:fldCharType="begin"/>
+            </w:r>
+            <w:r>
+              <w:rPr>
+                <w:noProof/>
+                <w:webHidden/>
+              </w:rPr>
+              <w:instrText xml:space="preserve"> PAGEREF _Toc241769136 \h </w:instrText>
+            </w:r>
+            <w:r>
+              <w:rPr>
+                <w:noProof/>
+                <w:webHidden/>
+              </w:rPr>
+            </w:r>
+            <w:r>
+              <w:rPr>
+                <w:noProof/>
+                <w:webHidden/>
+              </w:rPr>
+              <w:fldChar w:fldCharType="separate"/>
+            </w:r>
+            <w:r>
+              <w:rPr>
+                <w:noProof/>
+                <w:webHidden/>
+              </w:rPr>
+              <w:t>xx</w:t>
+            </w:r>
+            <w:r>
+              <w:rPr>
+                <w:noProof/>
+                <w:webHidden/>
+              </w:rPr>
+              <w:fldChar w:fldCharType="end"/>
+            </w:r>
+          </w:hyperlink>
+        </w:p>
+        <w:p>
+          <w:pPr>
+            <w:pStyle w:val="TOC2"/>
+            <w:tabs>
+              <w:tab w:val="right" w:leader="dot" w:pos="9350"/>
+            </w:tabs>
+            <w:rPr>
+              <w:noProof/>
+              <w:kern w:val="2"/>
+              <w:sz w:val="24"/>
+              <w:szCs w:val="24"/>
+              <w14:ligatures w14:val="standardContextual"/>
+            </w:rPr>
+          </w:pPr>
+          <w:hyperlink w:anchor="_Toc241769137" w:history="1">
+            <w:r>
+              <w:rPr>
+                <w:rStyle w:val="Hyperlink"/>
+                <w:rFonts w:asciiTheme="majorBidi" w:hAnsiTheme="majorBidi"/>
+                <w:noProof/>
+              </w:rPr>
+              <w:t xml:space="preserve">6.2 Risk </w:t>
+            </w:r>
+            <w:r>
+              <w:rPr>
+                <w:rStyle w:val="Hyperlink"/>
+                <w:rFonts w:asciiTheme="majorBidi" w:hAnsiTheme="majorBidi"/>
+                <w:noProof/>
+              </w:rPr>
+              <w:t>R</w:t>
+            </w:r>
+            <w:r>
+              <w:rPr>
+                <w:rStyle w:val="Hyperlink"/>
+                <w:rFonts w:asciiTheme="majorBidi" w:hAnsiTheme="majorBidi"/>
+                <w:noProof/>
+              </w:rPr>
+              <w:t>egister</w:t>
+            </w:r>
+            <w:r>
+              <w:rPr>
+                <w:noProof/>
+                <w:webHidden/>
+              </w:rPr>
+              <w:tab/>
+            </w:r>
+            <w:r>
+              <w:rPr>
+                <w:noProof/>
+                <w:webHidden/>
+              </w:rPr>
+              <w:fldChar w:fldCharType="begin"/>
+            </w:r>
+            <w:r>
+              <w:rPr>
+                <w:noProof/>
+                <w:webHidden/>
+              </w:rPr>
+              <w:instrText xml:space="preserve"> PAGEREF _Toc241769137 \h </w:instrText>
+            </w:r>
+            <w:r>
+              <w:rPr>
+                <w:noProof/>
+                <w:webHidden/>
+              </w:rPr>
+            </w:r>
+            <w:r>
+              <w:rPr>
+                <w:noProof/>
+                <w:webHidden/>
+              </w:rPr>
+              <w:fldChar w:fldCharType="separate"/>
+            </w:r>
+            <w:r>
+              <w:rPr>
+                <w:noProof/>
+                <w:webHidden/>
+              </w:rPr>
+              <w:t>xxi</w:t>
+            </w:r>
+            <w:r>
+              <w:rPr>
+                <w:noProof/>
+                <w:webHidden/>
+              </w:rPr>
+              <w:fldChar w:fldCharType="end"/>
+            </w:r>
+          </w:hyperlink>
+        </w:p>
+        <w:p>
+          <w:pPr>
+            <w:pStyle w:val="TOC2"/>
+            <w:tabs>
+              <w:tab w:val="right" w:leader="dot" w:pos="9350"/>
+            </w:tabs>
+            <w:rPr>
+              <w:noProof/>
+              <w:kern w:val="2"/>
+              <w:sz w:val="24"/>
+              <w:szCs w:val="24"/>
+              <w14:ligatures w14:val="standardContextual"/>
+            </w:rPr>
+          </w:pPr>
+          <w:hyperlink w:anchor="_Toc241769138" w:history="1">
+            <w:r>
+              <w:rPr>
+                <w:rStyle w:val="Hyperlink"/>
+                <w:rFonts w:asciiTheme="majorBidi" w:hAnsiTheme="majorBidi"/>
+                <w:noProof/>
+              </w:rPr>
+              <w:t>6.3 Communication Plan</w:t>
+            </w:r>
+            <w:r>
+              <w:rPr>
+                <w:noProof/>
+                <w:webHidden/>
+              </w:rPr>
+              <w:tab/>
+            </w:r>
+            <w:r>
+              <w:rPr>
+                <w:noProof/>
+                <w:webHidden/>
+              </w:rPr>
+              <w:fldChar w:fldCharType="begin"/>
+            </w:r>
+            <w:r>
+              <w:rPr>
+                <w:noProof/>
+                <w:webHidden/>
+              </w:rPr>
+              <w:instrText xml:space="preserve"> PAGEREF _Toc241769138 \h </w:instrText>
+            </w:r>
+            <w:r>
+              <w:rPr>
+                <w:noProof/>
+                <w:webHidden/>
+              </w:rPr>
+            </w:r>
+            <w:r>
+              <w:rPr>
+                <w:noProof/>
+                <w:webHidden/>
+              </w:rPr>
+              <w:fldChar w:fldCharType="separate"/>
+            </w:r>
+            <w:r>
+              <w:rPr>
+                <w:noProof/>
+                <w:webHidden/>
+              </w:rPr>
+              <w:t>xxii</w:t>
+            </w:r>
+            <w:r>
+              <w:rPr>
+                <w:noProof/>
+                <w:webHidden/>
+              </w:rPr>
               <w:fldChar w:fldCharType="end"/>
             </w:r>
           </w:hyperlink>
@@ -1258,7 +2700,7 @@
           <w:color w:val="000000" w:themeColor="text1"/>
         </w:rPr>
       </w:pPr>
-      <w:bookmarkStart w:id="0" w:name="_Toc1803677908"/>
+      <w:bookmarkStart w:id="0" w:name="_Toc241769108"/>
       <w:r>
         <w:rPr>
           <w:rStyle w:val="SubtleEmphasis"/>
@@ -1301,7 +2743,7 @@
           <w:color w:val="000000" w:themeColor="text1"/>
         </w:rPr>
       </w:pPr>
-      <w:bookmarkStart w:id="1" w:name="_Toc551149772"/>
+      <w:bookmarkStart w:id="1" w:name="_Toc241769109"/>
       <w:r>
         <w:rPr>
           <w:rFonts w:asciiTheme="majorBidi" w:hAnsiTheme="majorBidi"/>
@@ -1373,7 +2815,6 @@
         </w:rPr>
         <w:t xml:space="preserve"> planning </w:t>
       </w:r>
-      <w:proofErr w:type="gramStart"/>
       <w:r>
         <w:rPr>
           <w:rFonts w:asciiTheme="majorBidi" w:hAnsiTheme="majorBidi" w:cstheme="majorBidi"/>
@@ -1384,14 +2825,7 @@
         <w:rPr>
           <w:rFonts w:asciiTheme="majorBidi" w:hAnsiTheme="majorBidi" w:cstheme="majorBidi"/>
         </w:rPr>
-        <w:t xml:space="preserve"> development</w:t>
-      </w:r>
-      <w:proofErr w:type="gramEnd"/>
-      <w:r>
-        <w:rPr>
-          <w:rFonts w:asciiTheme="majorBidi" w:hAnsiTheme="majorBidi" w:cstheme="majorBidi"/>
-        </w:rPr>
-        <w:t xml:space="preserve"> </w:t>
+        <w:t xml:space="preserve"> development </w:t>
       </w:r>
       <w:r>
         <w:rPr>
@@ -1565,7 +2999,7 @@
           <w:color w:val="000000" w:themeColor="text1"/>
         </w:rPr>
       </w:pPr>
-      <w:bookmarkStart w:id="2" w:name="_Toc621328503"/>
+      <w:bookmarkStart w:id="2" w:name="_Toc241769110"/>
       <w:r>
         <w:rPr>
           <w:rFonts w:asciiTheme="majorBidi" w:hAnsiTheme="majorBidi"/>
@@ -1610,27 +3044,13 @@
         <w:rPr>
           <w:rFonts w:asciiTheme="majorBidi" w:hAnsiTheme="majorBidi" w:cstheme="majorBidi"/>
         </w:rPr>
-        <w:t xml:space="preserve">. </w:t>
-      </w:r>
-      <w:proofErr w:type="gramStart"/>
-      <w:r>
-        <w:rPr>
-          <w:rFonts w:asciiTheme="majorBidi" w:hAnsiTheme="majorBidi" w:cstheme="majorBidi"/>
-        </w:rPr>
-        <w:t xml:space="preserve">This </w:t>
-      </w:r>
-      <w:r>
-        <w:rPr>
-          <w:rFonts w:asciiTheme="majorBidi" w:hAnsiTheme="majorBidi" w:cstheme="majorBidi"/>
-        </w:rPr>
-        <w:t xml:space="preserve"> can</w:t>
-      </w:r>
-      <w:proofErr w:type="gramEnd"/>
-      <w:r>
-        <w:rPr>
-          <w:rFonts w:asciiTheme="majorBidi" w:hAnsiTheme="majorBidi" w:cstheme="majorBidi"/>
-        </w:rPr>
-        <w:t xml:space="preserve"> lead to an increase in traffic </w:t>
+        <w:t xml:space="preserve">. This </w:t>
+      </w:r>
+      <w:r>
+        <w:rPr>
+          <w:rFonts w:asciiTheme="majorBidi" w:hAnsiTheme="majorBidi" w:cstheme="majorBidi"/>
+        </w:rPr>
+        <w:t xml:space="preserve"> can lead to an increase in traffic </w:t>
       </w:r>
       <w:r>
         <w:rPr>
@@ -1793,7 +3213,7 @@
           <w:color w:val="000000" w:themeColor="text1"/>
         </w:rPr>
       </w:pPr>
-      <w:bookmarkStart w:id="3" w:name="_Toc381749738"/>
+      <w:bookmarkStart w:id="3" w:name="_Toc241769111"/>
       <w:r>
         <w:rPr>
           <w:rFonts w:asciiTheme="majorBidi" w:hAnsiTheme="majorBidi"/>
@@ -2048,7 +3468,7 @@
           <w:color w:val="000000" w:themeColor="text1"/>
         </w:rPr>
       </w:pPr>
-      <w:bookmarkStart w:id="4" w:name="_Toc1859388134"/>
+      <w:bookmarkStart w:id="4" w:name="_Toc241769112"/>
       <w:r>
         <w:rPr>
           <w:rFonts w:asciiTheme="majorBidi" w:hAnsiTheme="majorBidi"/>
@@ -2639,19 +4059,11 @@
                 <w:rFonts w:asciiTheme="majorBidi" w:hAnsiTheme="majorBidi" w:cstheme="majorBidi"/>
               </w:rPr>
             </w:pPr>
-            <w:proofErr w:type="gramStart"/>
             <w:r>
               <w:rPr>
                 <w:rFonts w:asciiTheme="majorBidi" w:hAnsiTheme="majorBidi" w:cstheme="majorBidi"/>
               </w:rPr>
-              <w:t>Advance reservations</w:t>
-            </w:r>
-            <w:proofErr w:type="gramEnd"/>
-            <w:r>
-              <w:rPr>
-                <w:rFonts w:asciiTheme="majorBidi" w:hAnsiTheme="majorBidi" w:cstheme="majorBidi"/>
-              </w:rPr>
-              <w:t>.</w:t>
+              <w:t>Advance reservations.</w:t>
             </w:r>
           </w:p>
         </w:tc>
@@ -2870,7 +4282,7 @@
           <w:color w:val="000000" w:themeColor="text1"/>
         </w:rPr>
       </w:pPr>
-      <w:bookmarkStart w:id="5" w:name="_Toc1742641078"/>
+      <w:bookmarkStart w:id="5" w:name="_Toc241769113"/>
       <w:r>
         <w:rPr>
           <w:rFonts w:asciiTheme="majorBidi" w:hAnsiTheme="majorBidi"/>
@@ -3064,7 +4476,7 @@
           <w:color w:val="000000" w:themeColor="text1"/>
         </w:rPr>
       </w:pPr>
-      <w:bookmarkStart w:id="6" w:name="_Toc1365608194"/>
+      <w:bookmarkStart w:id="6" w:name="_Toc241769114"/>
       <w:r>
         <w:rPr>
           <w:rFonts w:asciiTheme="majorBidi" w:hAnsiTheme="majorBidi"/>
@@ -3090,7 +4502,7 @@
           <w:color w:val="000000" w:themeColor="text1"/>
         </w:rPr>
       </w:pPr>
-      <w:bookmarkStart w:id="7" w:name="_Toc868937532"/>
+      <w:bookmarkStart w:id="7" w:name="_Toc241769115"/>
       <w:r>
         <w:rPr>
           <w:rFonts w:asciiTheme="majorBidi" w:hAnsiTheme="majorBidi"/>
@@ -3128,27 +4540,13 @@
         <w:rPr>
           <w:rFonts w:asciiTheme="majorBidi" w:hAnsiTheme="majorBidi" w:cstheme="majorBidi"/>
         </w:rPr>
-        <w:t xml:space="preserve"> This section explains what the Smart Parking Platform is expected to do and what should be </w:t>
-      </w:r>
-      <w:proofErr w:type="gramStart"/>
-      <w:r>
-        <w:rPr>
-          <w:rFonts w:asciiTheme="majorBidi" w:hAnsiTheme="majorBidi" w:cstheme="majorBidi"/>
-        </w:rPr>
-        <w:t xml:space="preserve">considered </w:t>
-      </w:r>
-      <w:r>
-        <w:rPr>
-          <w:rFonts w:asciiTheme="majorBidi" w:hAnsiTheme="majorBidi" w:cstheme="majorBidi"/>
-        </w:rPr>
-        <w:t xml:space="preserve"> during</w:t>
-      </w:r>
-      <w:proofErr w:type="gramEnd"/>
-      <w:r>
-        <w:rPr>
-          <w:rFonts w:asciiTheme="majorBidi" w:hAnsiTheme="majorBidi" w:cstheme="majorBidi"/>
-        </w:rPr>
-        <w:t xml:space="preserve"> </w:t>
+        <w:t xml:space="preserve"> This section explains what the Smart Parking Platform is expected to do and what should be considered </w:t>
+      </w:r>
+      <w:r>
+        <w:rPr>
+          <w:rFonts w:asciiTheme="majorBidi" w:hAnsiTheme="majorBidi" w:cstheme="majorBidi"/>
+        </w:rPr>
+        <w:t xml:space="preserve"> during </w:t>
       </w:r>
       <w:r>
         <w:rPr>
@@ -3226,7 +4624,7 @@
           <w:color w:val="000000" w:themeColor="text1"/>
         </w:rPr>
       </w:pPr>
-      <w:bookmarkStart w:id="8" w:name="_Toc1193504779"/>
+      <w:bookmarkStart w:id="8" w:name="_Toc241769116"/>
       <w:r>
         <w:rPr>
           <w:rFonts w:asciiTheme="majorBidi" w:hAnsiTheme="majorBidi"/>
@@ -3457,7 +4855,7 @@
           <w:color w:val="000000" w:themeColor="text1"/>
         </w:rPr>
       </w:pPr>
-      <w:bookmarkStart w:id="9" w:name="_Toc1815663818"/>
+      <w:bookmarkStart w:id="9" w:name="_Toc241769117"/>
       <w:r>
         <w:rPr>
           <w:rFonts w:asciiTheme="majorBidi" w:hAnsiTheme="majorBidi"/>
@@ -3509,13 +4907,8 @@
       <w:r>
         <w:t xml:space="preserve">external services </w:t>
       </w:r>
-      <w:proofErr w:type="gramStart"/>
-      <w:r>
-        <w:t>in order to</w:t>
-      </w:r>
-      <w:proofErr w:type="gramEnd"/>
-      <w:r>
-        <w:t xml:space="preserve"> function as intended</w:t>
+      <w:r>
+        <w:t>in order to function as intended</w:t>
       </w:r>
       <w:r>
         <w:t xml:space="preserve">. </w:t>
@@ -3560,7 +4953,7 @@
           <w:color w:val="000000" w:themeColor="text1"/>
         </w:rPr>
       </w:pPr>
-      <w:bookmarkStart w:id="10" w:name="_Toc1622312324"/>
+      <w:bookmarkStart w:id="10" w:name="_Toc241769118"/>
       <w:r>
         <w:rPr>
           <w:rFonts w:asciiTheme="majorBidi" w:hAnsiTheme="majorBidi"/>
@@ -3794,7 +5187,7 @@
           <w:color w:val="000000" w:themeColor="text1"/>
         </w:rPr>
       </w:pPr>
-      <w:bookmarkStart w:id="11" w:name="_Toc21417874"/>
+      <w:bookmarkStart w:id="11" w:name="_Toc241769119"/>
       <w:r>
         <w:rPr>
           <w:rFonts w:asciiTheme="majorBidi" w:hAnsiTheme="majorBidi"/>
@@ -3895,7 +5288,7 @@
           <w:color w:val="000000" w:themeColor="text1"/>
         </w:rPr>
       </w:pPr>
-      <w:bookmarkStart w:id="12" w:name="_Toc631994306"/>
+      <w:bookmarkStart w:id="12" w:name="_Toc241769120"/>
       <w:r>
         <w:rPr>
           <w:rFonts w:asciiTheme="majorBidi" w:hAnsiTheme="majorBidi"/>
@@ -3976,7 +5369,7 @@
           <w:color w:val="000000" w:themeColor="text1"/>
         </w:rPr>
       </w:pPr>
-      <w:bookmarkStart w:id="13" w:name="_Toc1109370026"/>
+      <w:bookmarkStart w:id="13" w:name="_Toc241769121"/>
       <w:r>
         <w:rPr>
           <w:rFonts w:asciiTheme="majorBidi" w:hAnsiTheme="majorBidi"/>
@@ -4027,7 +5420,7 @@
           <w:color w:val="000000" w:themeColor="text1"/>
         </w:rPr>
       </w:pPr>
-      <w:bookmarkStart w:id="14" w:name="_Toc1264130340"/>
+      <w:bookmarkStart w:id="14" w:name="_Toc241769122"/>
       <w:r>
         <w:rPr>
           <w:rFonts w:asciiTheme="majorBidi" w:hAnsiTheme="majorBidi"/>
@@ -4665,7 +6058,7 @@
           <w:color w:val="000000" w:themeColor="text1"/>
         </w:rPr>
       </w:pPr>
-      <w:bookmarkStart w:id="15" w:name="_Toc2128535977"/>
+      <w:bookmarkStart w:id="15" w:name="_Toc241769123"/>
       <w:r>
         <w:rPr>
           <w:rFonts w:asciiTheme="majorBidi" w:hAnsiTheme="majorBidi"/>
@@ -5038,7 +6431,7 @@
           <w:color w:val="000000" w:themeColor="text1"/>
         </w:rPr>
       </w:pPr>
-      <w:bookmarkStart w:id="16" w:name="_Toc749074921"/>
+      <w:bookmarkStart w:id="16" w:name="_Toc241769124"/>
       <w:r>
         <w:rPr>
           <w:rFonts w:asciiTheme="majorBidi" w:hAnsiTheme="majorBidi"/>
@@ -5056,7 +6449,7 @@
           <w:color w:val="auto"/>
         </w:rPr>
       </w:pPr>
-      <w:bookmarkStart w:id="17" w:name="_Toc1110412147"/>
+      <w:bookmarkStart w:id="17" w:name="_Toc241769125"/>
       <w:r>
         <w:rPr>
           <w:rFonts w:asciiTheme="majorBidi" w:hAnsiTheme="majorBidi"/>
@@ -5610,21 +7003,7 @@
         <w:rPr>
           <w:rFonts w:asciiTheme="majorBidi" w:hAnsiTheme="majorBidi" w:cstheme="majorBidi"/>
         </w:rPr>
-        <w:t xml:space="preserve">s </w:t>
-      </w:r>
-      <w:proofErr w:type="gramStart"/>
-      <w:r>
-        <w:rPr>
-          <w:rFonts w:asciiTheme="majorBidi" w:hAnsiTheme="majorBidi" w:cstheme="majorBidi"/>
-        </w:rPr>
-        <w:t>the user</w:t>
-      </w:r>
-      <w:proofErr w:type="gramEnd"/>
-      <w:r>
-        <w:rPr>
-          <w:rFonts w:asciiTheme="majorBidi" w:hAnsiTheme="majorBidi" w:cstheme="majorBidi"/>
-        </w:rPr>
-        <w:t xml:space="preserve"> access if the cred</w:t>
+        <w:t>s the user access if the cred</w:t>
       </w:r>
       <w:r>
         <w:rPr>
@@ -7258,21 +8637,7 @@
         <w:rPr>
           <w:rFonts w:asciiTheme="majorBidi" w:hAnsiTheme="majorBidi" w:cstheme="majorBidi"/>
         </w:rPr>
-        <w:t xml:space="preserve">The user is logged in and has selected a parking reservation that requires </w:t>
-      </w:r>
-      <w:proofErr w:type="gramStart"/>
-      <w:r>
-        <w:rPr>
-          <w:rFonts w:asciiTheme="majorBidi" w:hAnsiTheme="majorBidi" w:cstheme="majorBidi"/>
-        </w:rPr>
-        <w:t>a payment</w:t>
-      </w:r>
-      <w:proofErr w:type="gramEnd"/>
-      <w:r>
-        <w:rPr>
-          <w:rFonts w:asciiTheme="majorBidi" w:hAnsiTheme="majorBidi" w:cstheme="majorBidi"/>
-        </w:rPr>
-        <w:t>.</w:t>
+        <w:t>The user is logged in and has selected a parking reservation that requires a payment.</w:t>
       </w:r>
     </w:p>
     <w:p>
@@ -7684,21 +9049,7 @@
         <w:rPr>
           <w:rFonts w:asciiTheme="majorBidi" w:hAnsiTheme="majorBidi" w:cstheme="majorBidi"/>
         </w:rPr>
-        <w:t xml:space="preserve">The user is logged in and has previously made </w:t>
-      </w:r>
-      <w:proofErr w:type="gramStart"/>
-      <w:r>
-        <w:rPr>
-          <w:rFonts w:asciiTheme="majorBidi" w:hAnsiTheme="majorBidi" w:cstheme="majorBidi"/>
-        </w:rPr>
-        <w:t>a payment</w:t>
-      </w:r>
-      <w:proofErr w:type="gramEnd"/>
-      <w:r>
-        <w:rPr>
-          <w:rFonts w:asciiTheme="majorBidi" w:hAnsiTheme="majorBidi" w:cstheme="majorBidi"/>
-        </w:rPr>
-        <w:t xml:space="preserve"> through the Smart Parking Platform.</w:t>
+        <w:t>The user is logged in and has previously made a payment through the Smart Parking Platform.</w:t>
       </w:r>
     </w:p>
     <w:p>
@@ -7976,7 +9327,21 @@
         <w:rPr>
           <w:rFonts w:asciiTheme="majorBidi" w:hAnsiTheme="majorBidi" w:cstheme="majorBidi"/>
         </w:rPr>
-        <w:t xml:space="preserve"> such as maps or google maps</w:t>
+        <w:t xml:space="preserve"> such as maps or </w:t>
+      </w:r>
+      <w:proofErr w:type="gramStart"/>
+      <w:r>
+        <w:rPr>
+          <w:rFonts w:asciiTheme="majorBidi" w:hAnsiTheme="majorBidi" w:cstheme="majorBidi"/>
+        </w:rPr>
+        <w:t>google</w:t>
+      </w:r>
+      <w:proofErr w:type="gramEnd"/>
+      <w:r>
+        <w:rPr>
+          <w:rFonts w:asciiTheme="majorBidi" w:hAnsiTheme="majorBidi" w:cstheme="majorBidi"/>
+        </w:rPr>
+        <w:t xml:space="preserve"> maps</w:t>
       </w:r>
       <w:r>
         <w:rPr>
@@ -8077,7 +9442,7 @@
           <w:color w:val="auto"/>
         </w:rPr>
       </w:pPr>
-      <w:bookmarkStart w:id="18" w:name="_Toc1339835816"/>
+      <w:bookmarkStart w:id="18" w:name="_Toc241769126"/>
       <w:r>
         <w:rPr>
           <w:rFonts w:asciiTheme="majorBidi" w:hAnsiTheme="majorBidi"/>
@@ -8686,7 +10051,7 @@
           <w:color w:val="auto"/>
         </w:rPr>
       </w:pPr>
-      <w:bookmarkStart w:id="19" w:name="_Toc1819134266"/>
+      <w:bookmarkStart w:id="19" w:name="_Toc241769127"/>
       <w:r>
         <w:rPr>
           <w:rFonts w:asciiTheme="majorBidi" w:hAnsiTheme="majorBidi"/>
@@ -8706,7 +10071,7 @@
           <w:color w:val="auto"/>
         </w:rPr>
       </w:pPr>
-      <w:bookmarkStart w:id="20" w:name="_Toc279920779"/>
+      <w:bookmarkStart w:id="20" w:name="_Toc241769128"/>
       <w:r>
         <w:rPr>
           <w:rFonts w:asciiTheme="majorBidi" w:hAnsiTheme="majorBidi"/>
@@ -8889,7 +10254,7 @@
           <w:color w:val="auto"/>
         </w:rPr>
       </w:pPr>
-      <w:bookmarkStart w:id="21" w:name="_Toc560289921"/>
+      <w:bookmarkStart w:id="21" w:name="_Toc241769129"/>
       <w:r>
         <w:rPr>
           <w:rFonts w:asciiTheme="majorBidi" w:hAnsiTheme="majorBidi"/>
@@ -10031,7 +11396,7 @@
           <w:color w:val="auto"/>
         </w:rPr>
       </w:pPr>
-      <w:bookmarkStart w:id="22" w:name="_Toc2036892299"/>
+      <w:bookmarkStart w:id="22" w:name="_Toc241769130"/>
       <w:r>
         <w:rPr>
           <w:rFonts w:asciiTheme="majorBidi" w:hAnsiTheme="majorBidi"/>
@@ -10101,27 +11466,13 @@
         <w:rPr>
           <w:rFonts w:asciiTheme="majorBidi" w:hAnsiTheme="majorBidi" w:cstheme="majorBidi"/>
         </w:rPr>
-        <w:t xml:space="preserve"> the values </w:t>
-      </w:r>
-      <w:proofErr w:type="gramStart"/>
-      <w:r>
-        <w:rPr>
-          <w:rFonts w:asciiTheme="majorBidi" w:hAnsiTheme="majorBidi" w:cstheme="majorBidi"/>
-        </w:rPr>
-        <w:t xml:space="preserve">of </w:t>
-      </w:r>
-      <w:r>
-        <w:rPr>
-          <w:rFonts w:asciiTheme="majorBidi" w:hAnsiTheme="majorBidi" w:cstheme="majorBidi"/>
-        </w:rPr>
-        <w:t xml:space="preserve"> 1</w:t>
-      </w:r>
-      <w:proofErr w:type="gramEnd"/>
-      <w:r>
-        <w:rPr>
-          <w:rFonts w:asciiTheme="majorBidi" w:hAnsiTheme="majorBidi" w:cstheme="majorBidi"/>
-        </w:rPr>
-        <w:t>, 2, 3, 5, 8, and 13</w:t>
+        <w:t xml:space="preserve"> the values of </w:t>
+      </w:r>
+      <w:r>
+        <w:rPr>
+          <w:rFonts w:asciiTheme="majorBidi" w:hAnsiTheme="majorBidi" w:cstheme="majorBidi"/>
+        </w:rPr>
+        <w:t xml:space="preserve"> 1, 2, 3, 5, 8, and 13</w:t>
       </w:r>
       <w:r>
         <w:rPr>
@@ -10133,14 +11484,7 @@
         <w:rPr>
           <w:rFonts w:asciiTheme="majorBidi" w:hAnsiTheme="majorBidi" w:cstheme="majorBidi"/>
         </w:rPr>
-        <w:t xml:space="preserve"> etc.</w:t>
-      </w:r>
-      <w:proofErr w:type="gramStart"/>
-      <w:r>
-        <w:rPr>
-          <w:rFonts w:asciiTheme="majorBidi" w:hAnsiTheme="majorBidi" w:cstheme="majorBidi"/>
-        </w:rPr>
-        <w:t xml:space="preserve">, </w:t>
+        <w:t xml:space="preserve"> etc., </w:t>
       </w:r>
       <w:r>
         <w:rPr>
@@ -10152,14 +11496,7 @@
         <w:rPr>
           <w:rFonts w:asciiTheme="majorBidi" w:hAnsiTheme="majorBidi" w:cstheme="majorBidi"/>
         </w:rPr>
-        <w:t>with</w:t>
-      </w:r>
-      <w:proofErr w:type="gramEnd"/>
-      <w:r>
-        <w:rPr>
-          <w:rFonts w:asciiTheme="majorBidi" w:hAnsiTheme="majorBidi" w:cstheme="majorBidi"/>
-        </w:rPr>
-        <w:t xml:space="preserve"> the higher values representing the work to be more difficult or require more work.</w:t>
+        <w:t>with the higher values representing the work to be more difficult or require more work.</w:t>
       </w:r>
       <w:r>
         <w:rPr>
@@ -12530,7 +13867,7 @@
           <w:color w:val="auto"/>
         </w:rPr>
       </w:pPr>
-      <w:bookmarkStart w:id="23" w:name="_Toc153703200"/>
+      <w:bookmarkStart w:id="23" w:name="_Toc241769131"/>
       <w:r>
         <w:rPr>
           <w:rFonts w:asciiTheme="majorBidi" w:hAnsiTheme="majorBidi"/>
@@ -12762,7 +14099,7 @@
           <w:color w:val="auto"/>
         </w:rPr>
       </w:pPr>
-      <w:bookmarkStart w:id="24" w:name="_Toc887943464"/>
+      <w:bookmarkStart w:id="24" w:name="_Toc241769132"/>
       <w:r>
         <w:rPr>
           <w:rFonts w:asciiTheme="majorBidi" w:hAnsiTheme="majorBidi"/>
@@ -12795,7 +14132,7 @@
           <w:color w:val="auto"/>
         </w:rPr>
       </w:pPr>
-      <w:bookmarkStart w:id="25" w:name="_Toc1604574367"/>
+      <w:bookmarkStart w:id="25" w:name="_Toc241769133"/>
       <w:r>
         <w:rPr>
           <w:rFonts w:asciiTheme="majorBidi" w:hAnsiTheme="majorBidi"/>
@@ -12879,7 +14216,7 @@
         </w:rPr>
         <w:lastRenderedPageBreak/>
         <w:drawing>
-          <wp:anchor distT="0" distB="0" distL="114300" distR="114300" simplePos="0" relativeHeight="251661312" behindDoc="0" locked="0" layoutInCell="1" allowOverlap="1" wp14:anchorId="2D20E537" wp14:editId="24B93A68">
+          <wp:anchor distT="0" distB="0" distL="114300" distR="114300" simplePos="0" relativeHeight="251658243" behindDoc="0" locked="0" layoutInCell="1" allowOverlap="1" wp14:anchorId="2D20E537" wp14:editId="24B93A68">
             <wp:simplePos x="0" y="0"/>
             <wp:positionH relativeFrom="column">
               <wp:posOffset>4086225</wp:posOffset>
@@ -12941,7 +14278,7 @@
           <w:noProof/>
         </w:rPr>
         <w:drawing>
-          <wp:anchor distT="0" distB="0" distL="114300" distR="114300" simplePos="0" relativeHeight="251659264" behindDoc="0" locked="0" layoutInCell="1" allowOverlap="1" wp14:anchorId="4AE62CA2" wp14:editId="19AD5E6C">
+          <wp:anchor distT="0" distB="0" distL="114300" distR="114300" simplePos="0" relativeHeight="251658241" behindDoc="0" locked="0" layoutInCell="1" allowOverlap="1" wp14:anchorId="4AE62CA2" wp14:editId="19AD5E6C">
             <wp:simplePos x="0" y="0"/>
             <wp:positionH relativeFrom="column">
               <wp:posOffset>-485775</wp:posOffset>
@@ -13003,7 +14340,7 @@
           <w:noProof/>
         </w:rPr>
         <w:drawing>
-          <wp:anchor distT="0" distB="0" distL="114300" distR="114300" simplePos="0" relativeHeight="251660288" behindDoc="0" locked="0" layoutInCell="1" allowOverlap="1" wp14:anchorId="00A79478" wp14:editId="5B7C857E">
+          <wp:anchor distT="0" distB="0" distL="114300" distR="114300" simplePos="0" relativeHeight="251658242" behindDoc="0" locked="0" layoutInCell="1" allowOverlap="1" wp14:anchorId="00A79478" wp14:editId="5B7C857E">
             <wp:simplePos x="0" y="0"/>
             <wp:positionH relativeFrom="column">
               <wp:posOffset>1781175</wp:posOffset>
@@ -13063,15 +14400,14 @@
     </w:p>
     <w:p>
       <w:pPr>
-        <w:pStyle w:val="Heading2"/>
-        <w:spacing w:line="360" w:lineRule="auto"/>
         <w:rPr>
           <w:rFonts w:asciiTheme="majorBidi" w:hAnsiTheme="majorBidi"/>
-          <w:color w:val="auto"/>
-        </w:rPr>
-      </w:pPr>
-      <w:bookmarkStart w:id="26" w:name="_Toc1637594696"/>
-      <w:r>
+        </w:rPr>
+      </w:pPr>
+      <w:r>
+        <w:rPr>
+          <w:noProof/>
+        </w:rPr>
         <w:lastRenderedPageBreak/>
         <w:drawing>
           <wp:inline distT="0" distB="0" distL="0" distR="0" wp14:anchorId="6AF1B48B" wp14:editId="55A8304E">
@@ -13125,6 +14461,7 @@
           <w:color w:val="auto"/>
         </w:rPr>
       </w:pPr>
+      <w:bookmarkStart w:id="26" w:name="_Toc241769134"/>
       <w:r>
         <w:rPr>
           <w:rFonts w:asciiTheme="majorBidi" w:hAnsiTheme="majorBidi"/>
@@ -13165,19 +14502,11 @@
         </w:rPr>
         <w:t xml:space="preserve">considered </w:t>
       </w:r>
-      <w:proofErr w:type="gramStart"/>
-      <w:r>
-        <w:rPr>
-          <w:rFonts w:asciiTheme="majorBidi" w:hAnsiTheme="majorBidi" w:cstheme="majorBidi"/>
-        </w:rPr>
-        <w:t>a first priority</w:t>
-      </w:r>
-      <w:proofErr w:type="gramEnd"/>
-      <w:r>
-        <w:rPr>
-          <w:rFonts w:asciiTheme="majorBidi" w:hAnsiTheme="majorBidi" w:cstheme="majorBidi"/>
-        </w:rPr>
-        <w:t xml:space="preserve"> </w:t>
+      <w:r>
+        <w:rPr>
+          <w:rFonts w:asciiTheme="majorBidi" w:hAnsiTheme="majorBidi" w:cstheme="majorBidi"/>
+        </w:rPr>
+        <w:t xml:space="preserve">a first priority </w:t>
       </w:r>
       <w:r>
         <w:rPr>
@@ -13238,10 +14567,11 @@
       <w:r>
         <w:rPr>
           <w:rFonts w:asciiTheme="majorBidi" w:hAnsiTheme="majorBidi" w:cstheme="majorBidi"/>
+          <w:noProof/>
         </w:rPr>
         <w:lastRenderedPageBreak/>
         <w:drawing>
-          <wp:anchor distT="0" distB="0" distL="114300" distR="114300" simplePos="0" relativeHeight="251662336" behindDoc="0" locked="0" layoutInCell="1" allowOverlap="1" wp14:anchorId="7B5A0413" wp14:editId="1826A4FB">
+          <wp:anchor distT="0" distB="0" distL="114300" distR="114300" simplePos="0" relativeHeight="251658244" behindDoc="0" locked="0" layoutInCell="1" allowOverlap="1" wp14:anchorId="7B5A0413" wp14:editId="1826A4FB">
             <wp:simplePos x="0" y="0"/>
             <wp:positionH relativeFrom="margin">
               <wp:align>right</wp:align>
@@ -13301,6 +14631,7 @@
       <w:r>
         <w:rPr>
           <w:rFonts w:asciiTheme="majorBidi" w:hAnsiTheme="majorBidi" w:cstheme="majorBidi"/>
+          <w:noProof/>
         </w:rPr>
         <w:drawing>
           <wp:inline distT="0" distB="0" distL="0" distR="0" wp14:anchorId="455B05A0" wp14:editId="77ACB581">
@@ -13339,6 +14670,2455 @@
         </w:drawing>
       </w:r>
     </w:p>
+    <w:p>
+      <w:pPr>
+        <w:pStyle w:val="Heading1"/>
+        <w:rPr>
+          <w:rFonts w:asciiTheme="majorBidi" w:hAnsiTheme="majorBidi"/>
+          <w:color w:val="auto"/>
+        </w:rPr>
+      </w:pPr>
+      <w:bookmarkStart w:id="27" w:name="_Toc241769135"/>
+      <w:r>
+        <w:rPr>
+          <w:rFonts w:asciiTheme="majorBidi" w:hAnsiTheme="majorBidi"/>
+          <w:color w:val="auto"/>
+        </w:rPr>
+        <w:lastRenderedPageBreak/>
+        <w:t>6. Risk</w:t>
+      </w:r>
+      <w:r>
+        <w:rPr>
+          <w:rFonts w:asciiTheme="majorBidi" w:hAnsiTheme="majorBidi"/>
+          <w:color w:val="auto"/>
+        </w:rPr>
+        <w:t xml:space="preserve"> </w:t>
+      </w:r>
+      <w:r>
+        <w:rPr>
+          <w:rFonts w:asciiTheme="majorBidi" w:hAnsiTheme="majorBidi"/>
+          <w:color w:val="auto"/>
+        </w:rPr>
+        <w:t>Management</w:t>
+      </w:r>
+      <w:bookmarkEnd w:id="27"/>
+      <w:r>
+        <w:rPr>
+          <w:rFonts w:asciiTheme="majorBidi" w:hAnsiTheme="majorBidi"/>
+          <w:color w:val="auto"/>
+        </w:rPr>
+        <w:t xml:space="preserve"> &amp; Communication Plan</w:t>
+      </w:r>
+    </w:p>
+    <w:p>
+      <w:pPr>
+        <w:pStyle w:val="Heading2"/>
+        <w:spacing w:line="360" w:lineRule="auto"/>
+        <w:rPr>
+          <w:rFonts w:asciiTheme="majorBidi" w:hAnsiTheme="majorBidi"/>
+          <w:color w:val="auto"/>
+        </w:rPr>
+      </w:pPr>
+      <w:bookmarkStart w:id="28" w:name="_Toc241769136"/>
+      <w:r>
+        <w:rPr>
+          <w:rFonts w:asciiTheme="majorBidi" w:hAnsiTheme="majorBidi"/>
+          <w:color w:val="auto"/>
+        </w:rPr>
+        <w:t>6.1 Project Risks</w:t>
+      </w:r>
+      <w:bookmarkEnd w:id="28"/>
+    </w:p>
+    <w:p>
+      <w:r>
+        <w:t>The Smart Parking Platform may face several risks throughout its development</w:t>
+      </w:r>
+      <w:r>
+        <w:t xml:space="preserve"> and release to the public. These </w:t>
+      </w:r>
+      <w:r>
+        <w:t xml:space="preserve">risks can be technical, </w:t>
+      </w:r>
+      <w:r>
+        <w:t>financial, schedule, or even people risk. Spotting these risks early can h</w:t>
+      </w:r>
+      <w:r>
+        <w:t>elp o</w:t>
+      </w:r>
+      <w:r>
+        <w:t xml:space="preserve">ur team prepare </w:t>
+      </w:r>
+      <w:r>
+        <w:t>for</w:t>
+      </w:r>
+      <w:r>
+        <w:t xml:space="preserve"> these</w:t>
+      </w:r>
+      <w:r>
+        <w:t xml:space="preserve"> risk</w:t>
+      </w:r>
+      <w:r>
+        <w:t xml:space="preserve">s </w:t>
+      </w:r>
+      <w:r>
+        <w:t>and possibly reduce the chances of them happening or impacting</w:t>
+      </w:r>
+      <w:r>
+        <w:t xml:space="preserve"> our</w:t>
+      </w:r>
+      <w:r>
+        <w:t xml:space="preserve"> platform. </w:t>
+      </w:r>
+    </w:p>
+    <w:p>
+      <w:pPr>
+        <w:pStyle w:val="ListParagraph"/>
+        <w:numPr>
+          <w:ilvl w:val="2"/>
+          <w:numId w:val="19"/>
+        </w:numPr>
+        <w:rPr>
+          <w:b/>
+          <w:bCs/>
+        </w:rPr>
+      </w:pPr>
+      <w:r>
+        <w:rPr>
+          <w:b/>
+          <w:bCs/>
+        </w:rPr>
+        <w:t>Technical Risks</w:t>
+      </w:r>
+    </w:p>
+    <w:tbl>
+      <w:tblPr>
+        <w:tblStyle w:val="TableGrid"/>
+        <w:tblW w:w="0" w:type="auto"/>
+        <w:tblInd w:w="360" w:type="dxa"/>
+        <w:tblLook w:val="04A0" w:firstRow="1" w:lastRow="0" w:firstColumn="1" w:lastColumn="0" w:noHBand="0" w:noVBand="1"/>
+      </w:tblPr>
+      <w:tblGrid>
+        <w:gridCol w:w="625"/>
+        <w:gridCol w:w="8365"/>
+      </w:tblGrid>
+      <w:tr>
+        <w:tc>
+          <w:tcPr>
+            <w:tcW w:w="625" w:type="dxa"/>
+          </w:tcPr>
+          <w:p>
+            <w:pPr>
+              <w:rPr>
+                <w:b/>
+                <w:bCs/>
+              </w:rPr>
+            </w:pPr>
+            <w:r>
+              <w:rPr>
+                <w:b/>
+                <w:bCs/>
+              </w:rPr>
+              <w:t>ID</w:t>
+            </w:r>
+          </w:p>
+        </w:tc>
+        <w:tc>
+          <w:tcPr>
+            <w:tcW w:w="8365" w:type="dxa"/>
+          </w:tcPr>
+          <w:p>
+            <w:pPr>
+              <w:rPr>
+                <w:b/>
+                <w:bCs/>
+              </w:rPr>
+            </w:pPr>
+            <w:r>
+              <w:rPr>
+                <w:b/>
+                <w:bCs/>
+              </w:rPr>
+              <w:t>Risk Description</w:t>
+            </w:r>
+          </w:p>
+        </w:tc>
+      </w:tr>
+      <w:tr>
+        <w:tc>
+          <w:tcPr>
+            <w:tcW w:w="625" w:type="dxa"/>
+          </w:tcPr>
+          <w:p>
+            <w:r>
+              <w:t>T1</w:t>
+            </w:r>
+          </w:p>
+        </w:tc>
+        <w:tc>
+          <w:tcPr>
+            <w:tcW w:w="8365" w:type="dxa"/>
+          </w:tcPr>
+          <w:p>
+            <w:r>
+              <w:t>Real-time</w:t>
+            </w:r>
+            <w:r>
+              <w:t xml:space="preserve"> parking data may be ina</w:t>
+            </w:r>
+            <w:r>
+              <w:t>ccurate or delayed</w:t>
+            </w:r>
+            <w:r>
+              <w:t>.</w:t>
+            </w:r>
+          </w:p>
+        </w:tc>
+      </w:tr>
+      <w:tr>
+        <w:tc>
+          <w:tcPr>
+            <w:tcW w:w="625" w:type="dxa"/>
+          </w:tcPr>
+          <w:p>
+            <w:r>
+              <w:t>T2</w:t>
+            </w:r>
+          </w:p>
+        </w:tc>
+        <w:tc>
+          <w:tcPr>
+            <w:tcW w:w="8365" w:type="dxa"/>
+          </w:tcPr>
+          <w:p>
+            <w:r>
+              <w:t>Parking s</w:t>
+            </w:r>
+            <w:r>
+              <w:t>ensor</w:t>
+            </w:r>
+            <w:r>
+              <w:t>s</w:t>
+            </w:r>
+            <w:r>
+              <w:t xml:space="preserve"> or camer</w:t>
+            </w:r>
+            <w:r>
+              <w:t>as may fail to read plates or provide accurate/correct data</w:t>
+            </w:r>
+            <w:r>
+              <w:t>.</w:t>
+            </w:r>
+          </w:p>
+        </w:tc>
+      </w:tr>
+      <w:tr>
+        <w:tc>
+          <w:tcPr>
+            <w:tcW w:w="625" w:type="dxa"/>
+          </w:tcPr>
+          <w:p>
+            <w:r>
+              <w:t>T3</w:t>
+            </w:r>
+          </w:p>
+        </w:tc>
+        <w:tc>
+          <w:tcPr>
+            <w:tcW w:w="8365" w:type="dxa"/>
+          </w:tcPr>
+          <w:p>
+            <w:r>
+              <w:t xml:space="preserve">External </w:t>
+            </w:r>
+            <w:r>
+              <w:t>API services</w:t>
+            </w:r>
+            <w:r>
+              <w:t xml:space="preserve"> may fail </w:t>
+            </w:r>
+            <w:r>
+              <w:t xml:space="preserve">in synchronizing information or connecting with our platform </w:t>
+            </w:r>
+            <w:r>
+              <w:t>(mapping, navigating, payment processing</w:t>
+            </w:r>
+            <w:r>
+              <w:t xml:space="preserve"> third parties</w:t>
+            </w:r>
+            <w:r>
+              <w:t>)</w:t>
+            </w:r>
+            <w:r>
+              <w:t>.</w:t>
+            </w:r>
+          </w:p>
+        </w:tc>
+      </w:tr>
+      <w:tr>
+        <w:tc>
+          <w:tcPr>
+            <w:tcW w:w="625" w:type="dxa"/>
+          </w:tcPr>
+          <w:p>
+            <w:r>
+              <w:t>T4</w:t>
+            </w:r>
+          </w:p>
+        </w:tc>
+        <w:tc>
+          <w:tcPr>
+            <w:tcW w:w="8365" w:type="dxa"/>
+          </w:tcPr>
+          <w:p>
+            <w:r>
+              <w:t>Network or server outages may prevent users from accessing live parking information or completing transactions.</w:t>
+            </w:r>
+          </w:p>
+        </w:tc>
+      </w:tr>
+    </w:tbl>
+    <w:p>
+      <w:pPr>
+        <w:pStyle w:val="ListParagraph"/>
+        <w:numPr>
+          <w:ilvl w:val="2"/>
+          <w:numId w:val="19"/>
+        </w:numPr>
+        <w:spacing w:before="240"/>
+        <w:rPr>
+          <w:b/>
+          <w:bCs/>
+        </w:rPr>
+      </w:pPr>
+      <w:r>
+        <w:rPr>
+          <w:b/>
+          <w:bCs/>
+        </w:rPr>
+        <w:t>Schedule Risks</w:t>
+      </w:r>
+    </w:p>
+    <w:tbl>
+      <w:tblPr>
+        <w:tblStyle w:val="TableGrid"/>
+        <w:tblW w:w="0" w:type="auto"/>
+        <w:tblInd w:w="360" w:type="dxa"/>
+        <w:tblLook w:val="04A0" w:firstRow="1" w:lastRow="0" w:firstColumn="1" w:lastColumn="0" w:noHBand="0" w:noVBand="1"/>
+      </w:tblPr>
+      <w:tblGrid>
+        <w:gridCol w:w="625"/>
+        <w:gridCol w:w="8365"/>
+      </w:tblGrid>
+      <w:tr>
+        <w:tc>
+          <w:tcPr>
+            <w:tcW w:w="625" w:type="dxa"/>
+          </w:tcPr>
+          <w:p>
+            <w:pPr>
+              <w:rPr>
+                <w:b/>
+                <w:bCs/>
+              </w:rPr>
+            </w:pPr>
+            <w:r>
+              <w:rPr>
+                <w:b/>
+                <w:bCs/>
+              </w:rPr>
+              <w:t>ID</w:t>
+            </w:r>
+          </w:p>
+        </w:tc>
+        <w:tc>
+          <w:tcPr>
+            <w:tcW w:w="8365" w:type="dxa"/>
+          </w:tcPr>
+          <w:p>
+            <w:pPr>
+              <w:rPr>
+                <w:b/>
+                <w:bCs/>
+              </w:rPr>
+            </w:pPr>
+            <w:r>
+              <w:rPr>
+                <w:b/>
+                <w:bCs/>
+              </w:rPr>
+              <w:t>Risk Description</w:t>
+            </w:r>
+          </w:p>
+        </w:tc>
+      </w:tr>
+      <w:tr>
+        <w:tc>
+          <w:tcPr>
+            <w:tcW w:w="625" w:type="dxa"/>
+          </w:tcPr>
+          <w:p>
+            <w:r>
+              <w:t>S1</w:t>
+            </w:r>
+          </w:p>
+        </w:tc>
+        <w:tc>
+          <w:tcPr>
+            <w:tcW w:w="8365" w:type="dxa"/>
+          </w:tcPr>
+          <w:p>
+            <w:r>
+              <w:t xml:space="preserve">Integrating API from third party partners </w:t>
+            </w:r>
+            <w:r>
+              <w:t>may take longer than expected.</w:t>
+            </w:r>
+          </w:p>
+        </w:tc>
+      </w:tr>
+      <w:tr>
+        <w:tc>
+          <w:tcPr>
+            <w:tcW w:w="625" w:type="dxa"/>
+          </w:tcPr>
+          <w:p>
+            <w:r>
+              <w:t>S2</w:t>
+            </w:r>
+          </w:p>
+        </w:tc>
+        <w:tc>
+          <w:tcPr>
+            <w:tcW w:w="8365" w:type="dxa"/>
+          </w:tcPr>
+          <w:p>
+            <w:r>
+              <w:t>Delays in earlier tasks may push back later feature</w:t>
+            </w:r>
+            <w:r>
+              <w:t>s from being implemented or worked on.</w:t>
+            </w:r>
+          </w:p>
+        </w:tc>
+      </w:tr>
+      <w:tr>
+        <w:tc>
+          <w:tcPr>
+            <w:tcW w:w="625" w:type="dxa"/>
+          </w:tcPr>
+          <w:p>
+            <w:r>
+              <w:t>S3</w:t>
+            </w:r>
+          </w:p>
+        </w:tc>
+        <w:tc>
+          <w:tcPr>
+            <w:tcW w:w="8365" w:type="dxa"/>
+          </w:tcPr>
+          <w:p>
+            <w:r>
+              <w:t>Real-time parking features</w:t>
+            </w:r>
+            <w:r>
+              <w:t xml:space="preserve"> may</w:t>
+            </w:r>
+            <w:r>
+              <w:t xml:space="preserve"> take longer to test</w:t>
+            </w:r>
+            <w:r>
+              <w:t xml:space="preserve"> or not work at </w:t>
+            </w:r>
+            <w:r>
+              <w:t>all,</w:t>
+            </w:r>
+            <w:r>
+              <w:t xml:space="preserve"> which would lead to a rework.</w:t>
+            </w:r>
+          </w:p>
+        </w:tc>
+      </w:tr>
+      <w:tr>
+        <w:tc>
+          <w:tcPr>
+            <w:tcW w:w="625" w:type="dxa"/>
+          </w:tcPr>
+          <w:p>
+            <w:r>
+              <w:t>S4</w:t>
+            </w:r>
+          </w:p>
+        </w:tc>
+        <w:tc>
+          <w:tcPr>
+            <w:tcW w:w="8365" w:type="dxa"/>
+          </w:tcPr>
+          <w:p>
+            <w:r>
+              <w:t>Sprint items may not be completed within their planned Sprint.</w:t>
+            </w:r>
+          </w:p>
+        </w:tc>
+      </w:tr>
+    </w:tbl>
+    <w:p>
+      <w:pPr>
+        <w:pStyle w:val="ListParagraph"/>
+        <w:numPr>
+          <w:ilvl w:val="2"/>
+          <w:numId w:val="19"/>
+        </w:numPr>
+        <w:spacing w:before="240"/>
+        <w:rPr>
+          <w:b/>
+          <w:bCs/>
+        </w:rPr>
+      </w:pPr>
+      <w:r>
+        <w:rPr>
+          <w:b/>
+          <w:bCs/>
+        </w:rPr>
+        <w:t>Financial Risks</w:t>
+      </w:r>
+    </w:p>
+    <w:tbl>
+      <w:tblPr>
+        <w:tblStyle w:val="TableGrid"/>
+        <w:tblW w:w="0" w:type="auto"/>
+        <w:tblInd w:w="360" w:type="dxa"/>
+        <w:tblLook w:val="04A0" w:firstRow="1" w:lastRow="0" w:firstColumn="1" w:lastColumn="0" w:noHBand="0" w:noVBand="1"/>
+      </w:tblPr>
+      <w:tblGrid>
+        <w:gridCol w:w="625"/>
+        <w:gridCol w:w="8365"/>
+      </w:tblGrid>
+      <w:tr>
+        <w:tc>
+          <w:tcPr>
+            <w:tcW w:w="625" w:type="dxa"/>
+          </w:tcPr>
+          <w:p>
+            <w:pPr>
+              <w:rPr>
+                <w:b/>
+                <w:bCs/>
+              </w:rPr>
+            </w:pPr>
+            <w:r>
+              <w:rPr>
+                <w:b/>
+                <w:bCs/>
+              </w:rPr>
+              <w:t>ID</w:t>
+            </w:r>
+          </w:p>
+        </w:tc>
+        <w:tc>
+          <w:tcPr>
+            <w:tcW w:w="8365" w:type="dxa"/>
+          </w:tcPr>
+          <w:p>
+            <w:pPr>
+              <w:rPr>
+                <w:b/>
+                <w:bCs/>
+              </w:rPr>
+            </w:pPr>
+            <w:r>
+              <w:rPr>
+                <w:b/>
+                <w:bCs/>
+              </w:rPr>
+              <w:t>Risk Description</w:t>
+            </w:r>
+          </w:p>
+        </w:tc>
+      </w:tr>
+      <w:tr>
+        <w:tc>
+          <w:tcPr>
+            <w:tcW w:w="625" w:type="dxa"/>
+          </w:tcPr>
+          <w:p>
+            <w:r>
+              <w:t>F1</w:t>
+            </w:r>
+          </w:p>
+        </w:tc>
+        <w:tc>
+          <w:tcPr>
+            <w:tcW w:w="8365" w:type="dxa"/>
+          </w:tcPr>
+          <w:p>
+            <w:r>
+              <w:t>External APIs may cost more than expected</w:t>
+            </w:r>
+            <w:r>
+              <w:t>.</w:t>
+            </w:r>
+          </w:p>
+        </w:tc>
+      </w:tr>
+      <w:tr>
+        <w:tc>
+          <w:tcPr>
+            <w:tcW w:w="625" w:type="dxa"/>
+          </w:tcPr>
+          <w:p>
+            <w:r>
+              <w:t>F2</w:t>
+            </w:r>
+          </w:p>
+        </w:tc>
+        <w:tc>
+          <w:tcPr>
+            <w:tcW w:w="8365" w:type="dxa"/>
+          </w:tcPr>
+          <w:p>
+            <w:r>
+              <w:t>Real-time parking sensors and monitoring equipment may</w:t>
+            </w:r>
+            <w:r>
+              <w:t xml:space="preserve"> use up more than the planned budget.</w:t>
+            </w:r>
+          </w:p>
+        </w:tc>
+      </w:tr>
+      <w:tr>
+        <w:tc>
+          <w:tcPr>
+            <w:tcW w:w="625" w:type="dxa"/>
+          </w:tcPr>
+          <w:p>
+            <w:r>
+              <w:t>F3</w:t>
+            </w:r>
+          </w:p>
+        </w:tc>
+        <w:tc>
+          <w:tcPr>
+            <w:tcW w:w="8365" w:type="dxa"/>
+          </w:tcPr>
+          <w:p>
+            <w:r>
+              <w:t xml:space="preserve">As the platform grows </w:t>
+            </w:r>
+            <w:r>
+              <w:t>the cost to maintain servers and clo</w:t>
+            </w:r>
+            <w:r>
+              <w:t>ud infrastructures may increase.</w:t>
+            </w:r>
+          </w:p>
+        </w:tc>
+      </w:tr>
+      <w:tr>
+        <w:tc>
+          <w:tcPr>
+            <w:tcW w:w="625" w:type="dxa"/>
+          </w:tcPr>
+          <w:p>
+            <w:r>
+              <w:t>F4</w:t>
+            </w:r>
+          </w:p>
+        </w:tc>
+        <w:tc>
+          <w:tcPr>
+            <w:tcW w:w="8365" w:type="dxa"/>
+          </w:tcPr>
+          <w:p>
+            <w:r>
+              <w:t>Unexpected maintenance or additional features may create additional project expense.</w:t>
+            </w:r>
+          </w:p>
+        </w:tc>
+      </w:tr>
+    </w:tbl>
+    <w:p>
+      <w:pPr>
+        <w:pStyle w:val="ListParagraph"/>
+        <w:numPr>
+          <w:ilvl w:val="2"/>
+          <w:numId w:val="19"/>
+        </w:numPr>
+        <w:spacing w:before="240"/>
+        <w:rPr>
+          <w:b/>
+          <w:bCs/>
+        </w:rPr>
+      </w:pPr>
+      <w:r>
+        <w:rPr>
+          <w:b/>
+          <w:bCs/>
+        </w:rPr>
+        <w:t>People Risks</w:t>
+      </w:r>
+    </w:p>
+    <w:tbl>
+      <w:tblPr>
+        <w:tblStyle w:val="TableGrid"/>
+        <w:tblW w:w="0" w:type="auto"/>
+        <w:tblInd w:w="360" w:type="dxa"/>
+        <w:tblLook w:val="04A0" w:firstRow="1" w:lastRow="0" w:firstColumn="1" w:lastColumn="0" w:noHBand="0" w:noVBand="1"/>
+      </w:tblPr>
+      <w:tblGrid>
+        <w:gridCol w:w="625"/>
+        <w:gridCol w:w="8365"/>
+      </w:tblGrid>
+      <w:tr>
+        <w:tc>
+          <w:tcPr>
+            <w:tcW w:w="625" w:type="dxa"/>
+          </w:tcPr>
+          <w:p>
+            <w:pPr>
+              <w:rPr>
+                <w:b/>
+                <w:bCs/>
+              </w:rPr>
+            </w:pPr>
+            <w:r>
+              <w:rPr>
+                <w:b/>
+                <w:bCs/>
+              </w:rPr>
+              <w:t>ID</w:t>
+            </w:r>
+          </w:p>
+        </w:tc>
+        <w:tc>
+          <w:tcPr>
+            <w:tcW w:w="8365" w:type="dxa"/>
+          </w:tcPr>
+          <w:p>
+            <w:pPr>
+              <w:rPr>
+                <w:b/>
+                <w:bCs/>
+              </w:rPr>
+            </w:pPr>
+            <w:r>
+              <w:rPr>
+                <w:b/>
+                <w:bCs/>
+              </w:rPr>
+              <w:t>Risk Description</w:t>
+            </w:r>
+          </w:p>
+        </w:tc>
+      </w:tr>
+      <w:tr>
+        <w:tc>
+          <w:tcPr>
+            <w:tcW w:w="625" w:type="dxa"/>
+          </w:tcPr>
+          <w:p>
+            <w:r>
+              <w:t>P1</w:t>
+            </w:r>
+          </w:p>
+        </w:tc>
+        <w:tc>
+          <w:tcPr>
+            <w:tcW w:w="8365" w:type="dxa"/>
+          </w:tcPr>
+          <w:p>
+            <w:r>
+              <w:t>A</w:t>
+            </w:r>
+            <w:r>
+              <w:t xml:space="preserve">n important </w:t>
+            </w:r>
+            <w:r>
+              <w:t xml:space="preserve">developer or </w:t>
+            </w:r>
+            <w:r>
+              <w:t xml:space="preserve">core </w:t>
+            </w:r>
+            <w:r>
+              <w:t>team member leaves the project</w:t>
+            </w:r>
+            <w:r>
+              <w:t>.</w:t>
+            </w:r>
+          </w:p>
+        </w:tc>
+      </w:tr>
+      <w:tr>
+        <w:tc>
+          <w:tcPr>
+            <w:tcW w:w="625" w:type="dxa"/>
+          </w:tcPr>
+          <w:p>
+            <w:r>
+              <w:t>P2</w:t>
+            </w:r>
+          </w:p>
+        </w:tc>
+        <w:tc>
+          <w:tcPr>
+            <w:tcW w:w="8365" w:type="dxa"/>
+          </w:tcPr>
+          <w:p>
+            <w:r>
+              <w:t xml:space="preserve">Poor communication amongst </w:t>
+            </w:r>
+            <w:proofErr w:type="gramStart"/>
+            <w:r>
+              <w:t>team which</w:t>
+            </w:r>
+            <w:proofErr w:type="gramEnd"/>
+            <w:r>
+              <w:t xml:space="preserve"> can cause mistakes. </w:t>
+            </w:r>
+          </w:p>
+        </w:tc>
+      </w:tr>
+      <w:tr>
+        <w:tc>
+          <w:tcPr>
+            <w:tcW w:w="625" w:type="dxa"/>
+          </w:tcPr>
+          <w:p>
+            <w:r>
+              <w:t>P3</w:t>
+            </w:r>
+          </w:p>
+        </w:tc>
+        <w:tc>
+          <w:tcPr>
+            <w:tcW w:w="8365" w:type="dxa"/>
+          </w:tcPr>
+          <w:p>
+            <w:r>
+              <w:t>Conflicts happening between team members</w:t>
+            </w:r>
+            <w:r>
+              <w:t xml:space="preserve">. </w:t>
+            </w:r>
+          </w:p>
+        </w:tc>
+      </w:tr>
+      <w:tr>
+        <w:tc>
+          <w:tcPr>
+            <w:tcW w:w="625" w:type="dxa"/>
+          </w:tcPr>
+          <w:p>
+            <w:r>
+              <w:t>P4</w:t>
+            </w:r>
+          </w:p>
+        </w:tc>
+        <w:tc>
+          <w:tcPr>
+            <w:tcW w:w="8365" w:type="dxa"/>
+          </w:tcPr>
+          <w:p>
+            <w:r>
+              <w:t>A team member lacks the technical skills needed for a specific part of the project.</w:t>
+            </w:r>
+          </w:p>
+        </w:tc>
+      </w:tr>
+    </w:tbl>
+    <w:p/>
+    <w:p>
+      <w:pPr>
+        <w:pStyle w:val="Heading2"/>
+        <w:spacing w:line="360" w:lineRule="auto"/>
+        <w:rPr>
+          <w:rFonts w:asciiTheme="majorBidi" w:hAnsiTheme="majorBidi"/>
+          <w:color w:val="auto"/>
+        </w:rPr>
+      </w:pPr>
+      <w:bookmarkStart w:id="29" w:name="_Toc241769137"/>
+      <w:r>
+        <w:rPr>
+          <w:rFonts w:asciiTheme="majorBidi" w:hAnsiTheme="majorBidi"/>
+          <w:color w:val="auto"/>
+        </w:rPr>
+        <w:lastRenderedPageBreak/>
+        <w:t xml:space="preserve">6.2 Risk </w:t>
+      </w:r>
+      <w:r>
+        <w:rPr>
+          <w:rFonts w:asciiTheme="majorBidi" w:hAnsiTheme="majorBidi"/>
+          <w:color w:val="auto"/>
+        </w:rPr>
+        <w:t>Register</w:t>
+      </w:r>
+      <w:bookmarkEnd w:id="29"/>
+    </w:p>
+    <w:p>
+      <w:pPr>
+        <w:rPr>
+          <w:rFonts w:asciiTheme="majorBidi" w:hAnsiTheme="majorBidi" w:cstheme="majorBidi"/>
+        </w:rPr>
+      </w:pPr>
+      <w:r>
+        <w:rPr>
+          <w:rFonts w:asciiTheme="majorBidi" w:hAnsiTheme="majorBidi" w:cstheme="majorBidi"/>
+        </w:rPr>
+        <w:t xml:space="preserve">Out of the 16 </w:t>
+      </w:r>
+      <w:r>
+        <w:rPr>
+          <w:rFonts w:asciiTheme="majorBidi" w:hAnsiTheme="majorBidi" w:cstheme="majorBidi"/>
+        </w:rPr>
+        <w:t xml:space="preserve">risks </w:t>
+      </w:r>
+      <w:r>
+        <w:rPr>
+          <w:rFonts w:asciiTheme="majorBidi" w:hAnsiTheme="majorBidi" w:cstheme="majorBidi"/>
+        </w:rPr>
+        <w:t>identified</w:t>
+      </w:r>
+      <w:r>
+        <w:rPr>
+          <w:rFonts w:asciiTheme="majorBidi" w:hAnsiTheme="majorBidi" w:cstheme="majorBidi"/>
+        </w:rPr>
+        <w:t xml:space="preserve"> for the Smart Parking Platform, the risk register focuses on the risks that should be monitored more </w:t>
+      </w:r>
+      <w:r>
+        <w:rPr>
+          <w:rFonts w:asciiTheme="majorBidi" w:hAnsiTheme="majorBidi" w:cstheme="majorBidi"/>
+        </w:rPr>
+        <w:t>closely</w:t>
+      </w:r>
+      <w:r>
+        <w:rPr>
+          <w:rFonts w:asciiTheme="majorBidi" w:hAnsiTheme="majorBidi" w:cstheme="majorBidi"/>
+        </w:rPr>
+        <w:t xml:space="preserve"> </w:t>
+      </w:r>
+      <w:r>
+        <w:rPr>
+          <w:rFonts w:asciiTheme="majorBidi" w:hAnsiTheme="majorBidi" w:cstheme="majorBidi"/>
+        </w:rPr>
+        <w:t xml:space="preserve">throughout the </w:t>
+      </w:r>
+      <w:r>
+        <w:rPr>
+          <w:rFonts w:asciiTheme="majorBidi" w:hAnsiTheme="majorBidi" w:cstheme="majorBidi"/>
+        </w:rPr>
+        <w:t>project</w:t>
+      </w:r>
+      <w:r>
+        <w:rPr>
+          <w:rFonts w:asciiTheme="majorBidi" w:hAnsiTheme="majorBidi" w:cstheme="majorBidi"/>
+        </w:rPr>
+        <w:t xml:space="preserve">. Each risk is evaluated based on its </w:t>
+      </w:r>
+      <w:r>
+        <w:rPr>
+          <w:rFonts w:asciiTheme="majorBidi" w:hAnsiTheme="majorBidi" w:cstheme="majorBidi"/>
+        </w:rPr>
+        <w:t>probability</w:t>
+      </w:r>
+      <w:r>
+        <w:rPr>
+          <w:rFonts w:asciiTheme="majorBidi" w:hAnsiTheme="majorBidi" w:cstheme="majorBidi"/>
+        </w:rPr>
+        <w:t xml:space="preserve"> of happening and the potential impact </w:t>
+      </w:r>
+      <w:r>
+        <w:rPr>
+          <w:rFonts w:asciiTheme="majorBidi" w:hAnsiTheme="majorBidi" w:cstheme="majorBidi"/>
+        </w:rPr>
+        <w:t xml:space="preserve">it has on this project. The register also includes the person responsible for monitoring </w:t>
+      </w:r>
+      <w:r>
+        <w:rPr>
+          <w:rFonts w:asciiTheme="majorBidi" w:hAnsiTheme="majorBidi" w:cstheme="majorBidi"/>
+        </w:rPr>
+        <w:t xml:space="preserve">the risk and the response strategy that will be used to handle that risk if necessary. </w:t>
+      </w:r>
+    </w:p>
+    <w:tbl>
+      <w:tblPr>
+        <w:tblStyle w:val="TableGrid"/>
+        <w:tblW w:w="10080" w:type="dxa"/>
+        <w:tblInd w:w="-365" w:type="dxa"/>
+        <w:tblLayout w:type="fixed"/>
+        <w:tblLook w:val="04A0" w:firstRow="1" w:lastRow="0" w:firstColumn="1" w:lastColumn="0" w:noHBand="0" w:noVBand="1"/>
+      </w:tblPr>
+      <w:tblGrid>
+        <w:gridCol w:w="450"/>
+        <w:gridCol w:w="2034"/>
+        <w:gridCol w:w="1260"/>
+        <w:gridCol w:w="1087"/>
+        <w:gridCol w:w="1469"/>
+        <w:gridCol w:w="1170"/>
+        <w:gridCol w:w="2610"/>
+      </w:tblGrid>
+      <w:tr>
+        <w:trPr>
+          <w:trHeight w:val="377"/>
+        </w:trPr>
+        <w:tc>
+          <w:tcPr>
+            <w:tcW w:w="450" w:type="dxa"/>
+          </w:tcPr>
+          <w:p>
+            <w:pPr>
+              <w:rPr>
+                <w:b/>
+                <w:bCs/>
+              </w:rPr>
+            </w:pPr>
+            <w:r>
+              <w:rPr>
+                <w:b/>
+                <w:bCs/>
+              </w:rPr>
+              <w:t>ID</w:t>
+            </w:r>
+          </w:p>
+        </w:tc>
+        <w:tc>
+          <w:tcPr>
+            <w:tcW w:w="2034" w:type="dxa"/>
+          </w:tcPr>
+          <w:p>
+            <w:pPr>
+              <w:rPr>
+                <w:b/>
+                <w:bCs/>
+              </w:rPr>
+            </w:pPr>
+            <w:r>
+              <w:rPr>
+                <w:b/>
+                <w:bCs/>
+              </w:rPr>
+              <w:t>Risk Description</w:t>
+            </w:r>
+          </w:p>
+        </w:tc>
+        <w:tc>
+          <w:tcPr>
+            <w:tcW w:w="1260" w:type="dxa"/>
+          </w:tcPr>
+          <w:p>
+            <w:pPr>
+              <w:rPr>
+                <w:b/>
+                <w:bCs/>
+              </w:rPr>
+            </w:pPr>
+            <w:r>
+              <w:rPr>
+                <w:b/>
+                <w:bCs/>
+              </w:rPr>
+              <w:t>Probability</w:t>
+            </w:r>
+          </w:p>
+        </w:tc>
+        <w:tc>
+          <w:tcPr>
+            <w:tcW w:w="1087" w:type="dxa"/>
+          </w:tcPr>
+          <w:p>
+            <w:pPr>
+              <w:rPr>
+                <w:b/>
+                <w:bCs/>
+              </w:rPr>
+            </w:pPr>
+            <w:r>
+              <w:rPr>
+                <w:b/>
+                <w:bCs/>
+              </w:rPr>
+              <w:t>Impact</w:t>
+            </w:r>
+          </w:p>
+        </w:tc>
+        <w:tc>
+          <w:tcPr>
+            <w:tcW w:w="1469" w:type="dxa"/>
+          </w:tcPr>
+          <w:p>
+            <w:pPr>
+              <w:rPr>
+                <w:b/>
+                <w:bCs/>
+              </w:rPr>
+            </w:pPr>
+            <w:r>
+              <w:rPr>
+                <w:b/>
+                <w:bCs/>
+              </w:rPr>
+              <w:t>Owner</w:t>
+            </w:r>
+          </w:p>
+        </w:tc>
+        <w:tc>
+          <w:tcPr>
+            <w:tcW w:w="1170" w:type="dxa"/>
+          </w:tcPr>
+          <w:p>
+            <w:pPr>
+              <w:rPr>
+                <w:b/>
+                <w:bCs/>
+              </w:rPr>
+            </w:pPr>
+            <w:r>
+              <w:rPr>
+                <w:b/>
+                <w:bCs/>
+              </w:rPr>
+              <w:t>Response Strategy</w:t>
+            </w:r>
+          </w:p>
+        </w:tc>
+        <w:tc>
+          <w:tcPr>
+            <w:tcW w:w="2610" w:type="dxa"/>
+          </w:tcPr>
+          <w:p>
+            <w:pPr>
+              <w:rPr>
+                <w:b/>
+                <w:bCs/>
+              </w:rPr>
+            </w:pPr>
+            <w:r>
+              <w:rPr>
+                <w:b/>
+                <w:bCs/>
+              </w:rPr>
+              <w:t>Notes</w:t>
+            </w:r>
+          </w:p>
+        </w:tc>
+      </w:tr>
+      <w:tr>
+        <w:tc>
+          <w:tcPr>
+            <w:tcW w:w="450" w:type="dxa"/>
+          </w:tcPr>
+          <w:p>
+            <w:r>
+              <w:t>T1</w:t>
+            </w:r>
+          </w:p>
+        </w:tc>
+        <w:tc>
+          <w:tcPr>
+            <w:tcW w:w="2034" w:type="dxa"/>
+          </w:tcPr>
+          <w:p>
+            <w:r>
+              <w:t>Real-time parking data may be inaccurate or delayed.</w:t>
+            </w:r>
+          </w:p>
+        </w:tc>
+        <w:tc>
+          <w:tcPr>
+            <w:tcW w:w="1260" w:type="dxa"/>
+          </w:tcPr>
+          <w:p>
+            <w:r>
+              <w:t>High</w:t>
+            </w:r>
+          </w:p>
+        </w:tc>
+        <w:tc>
+          <w:tcPr>
+            <w:tcW w:w="1087" w:type="dxa"/>
+          </w:tcPr>
+          <w:p>
+            <w:r>
+              <w:t>Major</w:t>
+            </w:r>
+          </w:p>
+        </w:tc>
+        <w:tc>
+          <w:tcPr>
+            <w:tcW w:w="1469" w:type="dxa"/>
+          </w:tcPr>
+          <w:p>
+            <w:r>
+              <w:t>Backend / Systems Lead</w:t>
+            </w:r>
+          </w:p>
+        </w:tc>
+        <w:tc>
+          <w:tcPr>
+            <w:tcW w:w="1170" w:type="dxa"/>
+          </w:tcPr>
+          <w:p>
+            <w:r>
+              <w:t>Mitigate</w:t>
+            </w:r>
+          </w:p>
+        </w:tc>
+        <w:tc>
+          <w:tcPr>
+            <w:tcW w:w="2610" w:type="dxa"/>
+          </w:tcPr>
+          <w:p>
+            <w:r>
+              <w:t>Monitor real-time data accuracy and compare reported availability with actual parking occupancy.</w:t>
+            </w:r>
+          </w:p>
+        </w:tc>
+      </w:tr>
+      <w:tr>
+        <w:tc>
+          <w:tcPr>
+            <w:tcW w:w="450" w:type="dxa"/>
+          </w:tcPr>
+          <w:p>
+            <w:r>
+              <w:t>T2</w:t>
+            </w:r>
+          </w:p>
+        </w:tc>
+        <w:tc>
+          <w:tcPr>
+            <w:tcW w:w="2034" w:type="dxa"/>
+          </w:tcPr>
+          <w:p>
+            <w:r>
+              <w:t>Parking sensors or cameras may fail to read plates or provide accurate/correct data.</w:t>
+            </w:r>
+          </w:p>
+        </w:tc>
+        <w:tc>
+          <w:tcPr>
+            <w:tcW w:w="1260" w:type="dxa"/>
+          </w:tcPr>
+          <w:p>
+            <w:r>
+              <w:t>Moderate</w:t>
+            </w:r>
+          </w:p>
+        </w:tc>
+        <w:tc>
+          <w:tcPr>
+            <w:tcW w:w="1087" w:type="dxa"/>
+          </w:tcPr>
+          <w:p>
+            <w:r>
+              <w:t>Major</w:t>
+            </w:r>
+          </w:p>
+        </w:tc>
+        <w:tc>
+          <w:tcPr>
+            <w:tcW w:w="1469" w:type="dxa"/>
+          </w:tcPr>
+          <w:p>
+            <w:r>
+              <w:t>Hardware / Integration Lead</w:t>
+            </w:r>
+          </w:p>
+        </w:tc>
+        <w:tc>
+          <w:tcPr>
+            <w:tcW w:w="1170" w:type="dxa"/>
+          </w:tcPr>
+          <w:p>
+            <w:r>
+              <w:t>Mitigate</w:t>
+            </w:r>
+          </w:p>
+        </w:tc>
+        <w:tc>
+          <w:tcPr>
+            <w:tcW w:w="2610" w:type="dxa"/>
+          </w:tcPr>
+          <w:p>
+            <w:r>
+              <w:t>Regularly test sensors and cameras and replace or repair failed equipment when needed</w:t>
+            </w:r>
+            <w:r>
+              <w:t>.</w:t>
+            </w:r>
+          </w:p>
+        </w:tc>
+      </w:tr>
+      <w:tr>
+        <w:trPr>
+          <w:trHeight w:val="2042"/>
+        </w:trPr>
+        <w:tc>
+          <w:tcPr>
+            <w:tcW w:w="450" w:type="dxa"/>
+          </w:tcPr>
+          <w:p>
+            <w:r>
+              <w:t>T3</w:t>
+            </w:r>
+          </w:p>
+        </w:tc>
+        <w:tc>
+          <w:tcPr>
+            <w:tcW w:w="2034" w:type="dxa"/>
+          </w:tcPr>
+          <w:p>
+            <w:r>
+              <w:t>External API services may fail in synchronizing information or connecting with our platform (mapping, navigating, payment processing third parties).</w:t>
+            </w:r>
+          </w:p>
+        </w:tc>
+        <w:tc>
+          <w:tcPr>
+            <w:tcW w:w="1260" w:type="dxa"/>
+          </w:tcPr>
+          <w:p>
+            <w:r>
+              <w:t>High</w:t>
+            </w:r>
+          </w:p>
+        </w:tc>
+        <w:tc>
+          <w:tcPr>
+            <w:tcW w:w="1087" w:type="dxa"/>
+          </w:tcPr>
+          <w:p>
+            <w:r>
+              <w:t>Major</w:t>
+            </w:r>
+          </w:p>
+        </w:tc>
+        <w:tc>
+          <w:tcPr>
+            <w:tcW w:w="1469" w:type="dxa"/>
+          </w:tcPr>
+          <w:p>
+            <w:r>
+              <w:t>Software Integration Lead</w:t>
+            </w:r>
+          </w:p>
+        </w:tc>
+        <w:tc>
+          <w:tcPr>
+            <w:tcW w:w="1170" w:type="dxa"/>
+          </w:tcPr>
+          <w:p>
+            <w:r>
+              <w:t xml:space="preserve">Mitigate </w:t>
+            </w:r>
+          </w:p>
+        </w:tc>
+        <w:tc>
+          <w:tcPr>
+            <w:tcW w:w="2610" w:type="dxa"/>
+          </w:tcPr>
+          <w:p>
+            <w:r>
+              <w:t>Test third-party APIs regularly and prepare backup options if a service becomes unavailable.</w:t>
+            </w:r>
+          </w:p>
+        </w:tc>
+      </w:tr>
+      <w:tr>
+        <w:tc>
+          <w:tcPr>
+            <w:tcW w:w="450" w:type="dxa"/>
+          </w:tcPr>
+          <w:p>
+            <w:r>
+              <w:t>T4</w:t>
+            </w:r>
+          </w:p>
+        </w:tc>
+        <w:tc>
+          <w:tcPr>
+            <w:tcW w:w="2034" w:type="dxa"/>
+          </w:tcPr>
+          <w:p>
+            <w:r>
+              <w:t>Network or server outages may prevent users from accessing live parking information or completing transactions.</w:t>
+            </w:r>
+          </w:p>
+        </w:tc>
+        <w:tc>
+          <w:tcPr>
+            <w:tcW w:w="1260" w:type="dxa"/>
+          </w:tcPr>
+          <w:p>
+            <w:r>
+              <w:t>High</w:t>
+            </w:r>
+          </w:p>
+        </w:tc>
+        <w:tc>
+          <w:tcPr>
+            <w:tcW w:w="1087" w:type="dxa"/>
+          </w:tcPr>
+          <w:p>
+            <w:r>
+              <w:t>Major</w:t>
+            </w:r>
+          </w:p>
+        </w:tc>
+        <w:tc>
+          <w:tcPr>
+            <w:tcW w:w="1469" w:type="dxa"/>
+          </w:tcPr>
+          <w:p>
+            <w:r>
+              <w:t>System Administrator / Infrastructure Lead</w:t>
+            </w:r>
+          </w:p>
+        </w:tc>
+        <w:tc>
+          <w:tcPr>
+            <w:tcW w:w="1170" w:type="dxa"/>
+          </w:tcPr>
+          <w:p>
+            <w:r>
+              <w:t>Mitigate</w:t>
+            </w:r>
+          </w:p>
+        </w:tc>
+        <w:tc>
+          <w:tcPr>
+            <w:tcW w:w="2610" w:type="dxa"/>
+          </w:tcPr>
+          <w:p>
+            <w:r>
+              <w:t>Monitor server performance and maintain backup and recovery procedures to reduce downtime.</w:t>
+            </w:r>
+          </w:p>
+        </w:tc>
+      </w:tr>
+      <w:tr>
+        <w:tc>
+          <w:tcPr>
+            <w:tcW w:w="450" w:type="dxa"/>
+          </w:tcPr>
+          <w:p>
+            <w:r>
+              <w:t>S1</w:t>
+            </w:r>
+          </w:p>
+        </w:tc>
+        <w:tc>
+          <w:tcPr>
+            <w:tcW w:w="2034" w:type="dxa"/>
+          </w:tcPr>
+          <w:p>
+            <w:r>
+              <w:t xml:space="preserve">Integrating API from third party partners </w:t>
+            </w:r>
+            <w:r>
+              <w:t>may take longer than expected.</w:t>
+            </w:r>
+          </w:p>
+        </w:tc>
+        <w:tc>
+          <w:tcPr>
+            <w:tcW w:w="1260" w:type="dxa"/>
+          </w:tcPr>
+          <w:p>
+            <w:r>
+              <w:t>Moderate</w:t>
+            </w:r>
+          </w:p>
+        </w:tc>
+        <w:tc>
+          <w:tcPr>
+            <w:tcW w:w="1087" w:type="dxa"/>
+          </w:tcPr>
+          <w:p>
+            <w:r>
+              <w:t>Moderate</w:t>
+            </w:r>
+          </w:p>
+        </w:tc>
+        <w:tc>
+          <w:tcPr>
+            <w:tcW w:w="1469" w:type="dxa"/>
+          </w:tcPr>
+          <w:p>
+            <w:r>
+              <w:t>Project Manager</w:t>
+            </w:r>
+          </w:p>
+        </w:tc>
+        <w:tc>
+          <w:tcPr>
+            <w:tcW w:w="1170" w:type="dxa"/>
+          </w:tcPr>
+          <w:p>
+            <w:r>
+              <w:t>Mitigate</w:t>
+            </w:r>
+          </w:p>
+        </w:tc>
+        <w:tc>
+          <w:tcPr>
+            <w:tcW w:w="2610" w:type="dxa"/>
+          </w:tcPr>
+          <w:p>
+            <w:r>
+              <w:t>Begin API integration early and allow extra time for troubleshooting.</w:t>
+            </w:r>
+          </w:p>
+        </w:tc>
+      </w:tr>
+      <w:tr>
+        <w:tc>
+          <w:tcPr>
+            <w:tcW w:w="450" w:type="dxa"/>
+          </w:tcPr>
+          <w:p>
+            <w:r>
+              <w:t>S2</w:t>
+            </w:r>
+          </w:p>
+        </w:tc>
+        <w:tc>
+          <w:tcPr>
+            <w:tcW w:w="2034" w:type="dxa"/>
+          </w:tcPr>
+          <w:p>
+            <w:r>
+              <w:t>Delays in earlier tasks may push back later features from being implemented or worked on.</w:t>
+            </w:r>
+          </w:p>
+        </w:tc>
+        <w:tc>
+          <w:tcPr>
+            <w:tcW w:w="1260" w:type="dxa"/>
+          </w:tcPr>
+          <w:p>
+            <w:r>
+              <w:t>Moderate</w:t>
+            </w:r>
+          </w:p>
+        </w:tc>
+        <w:tc>
+          <w:tcPr>
+            <w:tcW w:w="1087" w:type="dxa"/>
+          </w:tcPr>
+          <w:p>
+            <w:r>
+              <w:t>Moderate</w:t>
+            </w:r>
+          </w:p>
+        </w:tc>
+        <w:tc>
+          <w:tcPr>
+            <w:tcW w:w="1469" w:type="dxa"/>
+          </w:tcPr>
+          <w:p>
+            <w:r>
+              <w:t>Project Manager / Scrum Master</w:t>
+            </w:r>
+          </w:p>
+        </w:tc>
+        <w:tc>
+          <w:tcPr>
+            <w:tcW w:w="1170" w:type="dxa"/>
+          </w:tcPr>
+          <w:p>
+            <w:r>
+              <w:t>Mitigate</w:t>
+            </w:r>
+          </w:p>
+        </w:tc>
+        <w:tc>
+          <w:tcPr>
+            <w:tcW w:w="2610" w:type="dxa"/>
+          </w:tcPr>
+          <w:p>
+            <w:r>
+              <w:t>Track task dependencies closely and adjust the schedule if earlier work begins to fall behind.</w:t>
+            </w:r>
+          </w:p>
+        </w:tc>
+      </w:tr>
+      <w:tr>
+        <w:tc>
+          <w:tcPr>
+            <w:tcW w:w="450" w:type="dxa"/>
+          </w:tcPr>
+          <w:p>
+            <w:r>
+              <w:t>F2</w:t>
+            </w:r>
+          </w:p>
+        </w:tc>
+        <w:tc>
+          <w:tcPr>
+            <w:tcW w:w="2034" w:type="dxa"/>
+          </w:tcPr>
+          <w:p>
+            <w:r>
+              <w:t xml:space="preserve">Real-time parking sensors and monitoring equipment may use </w:t>
+            </w:r>
+            <w:r>
+              <w:lastRenderedPageBreak/>
+              <w:t>up more than the planned budget.</w:t>
+            </w:r>
+          </w:p>
+        </w:tc>
+        <w:tc>
+          <w:tcPr>
+            <w:tcW w:w="1260" w:type="dxa"/>
+          </w:tcPr>
+          <w:p>
+            <w:r>
+              <w:lastRenderedPageBreak/>
+              <w:t>High</w:t>
+            </w:r>
+          </w:p>
+        </w:tc>
+        <w:tc>
+          <w:tcPr>
+            <w:tcW w:w="1087" w:type="dxa"/>
+          </w:tcPr>
+          <w:p>
+            <w:r>
+              <w:t>Major</w:t>
+            </w:r>
+          </w:p>
+        </w:tc>
+        <w:tc>
+          <w:tcPr>
+            <w:tcW w:w="1469" w:type="dxa"/>
+          </w:tcPr>
+          <w:p>
+            <w:r>
+              <w:t>Project Manager / Finance Lead</w:t>
+            </w:r>
+          </w:p>
+        </w:tc>
+        <w:tc>
+          <w:tcPr>
+            <w:tcW w:w="1170" w:type="dxa"/>
+          </w:tcPr>
+          <w:p>
+            <w:r>
+              <w:t>Mitigate</w:t>
+            </w:r>
+          </w:p>
+        </w:tc>
+        <w:tc>
+          <w:tcPr>
+            <w:tcW w:w="2610" w:type="dxa"/>
+          </w:tcPr>
+          <w:p>
+            <w:r>
+              <w:t xml:space="preserve">Compare equipment costs from different vendors and review </w:t>
+            </w:r>
+            <w:r>
+              <w:lastRenderedPageBreak/>
+              <w:t>hardware needs before purchasing.</w:t>
+            </w:r>
+          </w:p>
+        </w:tc>
+      </w:tr>
+      <w:tr>
+        <w:tc>
+          <w:tcPr>
+            <w:tcW w:w="450" w:type="dxa"/>
+          </w:tcPr>
+          <w:p>
+            <w:r>
+              <w:lastRenderedPageBreak/>
+              <w:t>F3</w:t>
+            </w:r>
+          </w:p>
+        </w:tc>
+        <w:tc>
+          <w:tcPr>
+            <w:tcW w:w="2034" w:type="dxa"/>
+          </w:tcPr>
+          <w:p>
+            <w:r>
+              <w:t>As the platform grows the cost to maintain servers and cloud infrastructures may increase.</w:t>
+            </w:r>
+          </w:p>
+        </w:tc>
+        <w:tc>
+          <w:tcPr>
+            <w:tcW w:w="1260" w:type="dxa"/>
+          </w:tcPr>
+          <w:p>
+            <w:r>
+              <w:t>Moderate</w:t>
+            </w:r>
+          </w:p>
+        </w:tc>
+        <w:tc>
+          <w:tcPr>
+            <w:tcW w:w="1087" w:type="dxa"/>
+          </w:tcPr>
+          <w:p>
+            <w:r>
+              <w:t>Major</w:t>
+            </w:r>
+          </w:p>
+        </w:tc>
+        <w:tc>
+          <w:tcPr>
+            <w:tcW w:w="1469" w:type="dxa"/>
+          </w:tcPr>
+          <w:p>
+            <w:r>
+              <w:t>Infrastructure Lead / Finance Lead</w:t>
+            </w:r>
+          </w:p>
+        </w:tc>
+        <w:tc>
+          <w:tcPr>
+            <w:tcW w:w="1170" w:type="dxa"/>
+          </w:tcPr>
+          <w:p>
+            <w:r>
+              <w:t>Mitigate</w:t>
+            </w:r>
+          </w:p>
+        </w:tc>
+        <w:tc>
+          <w:tcPr>
+            <w:tcW w:w="2610" w:type="dxa"/>
+          </w:tcPr>
+          <w:p>
+            <w:r>
+              <w:t>Monitor cloud and server usage regularly to avoid unexpected increases in operating costs.</w:t>
+            </w:r>
+          </w:p>
+        </w:tc>
+      </w:tr>
+      <w:tr>
+        <w:tc>
+          <w:tcPr>
+            <w:tcW w:w="450" w:type="dxa"/>
+          </w:tcPr>
+          <w:p>
+            <w:r>
+              <w:t>F4</w:t>
+            </w:r>
+          </w:p>
+        </w:tc>
+        <w:tc>
+          <w:tcPr>
+            <w:tcW w:w="2034" w:type="dxa"/>
+          </w:tcPr>
+          <w:p>
+            <w:r>
+              <w:t>Unexpected maintenance or additional features may create additional project expense.</w:t>
+            </w:r>
+          </w:p>
+        </w:tc>
+        <w:tc>
+          <w:tcPr>
+            <w:tcW w:w="1260" w:type="dxa"/>
+          </w:tcPr>
+          <w:p>
+            <w:r>
+              <w:t>Moderate</w:t>
+            </w:r>
+          </w:p>
+        </w:tc>
+        <w:tc>
+          <w:tcPr>
+            <w:tcW w:w="1087" w:type="dxa"/>
+          </w:tcPr>
+          <w:p>
+            <w:r>
+              <w:t>Moderate</w:t>
+            </w:r>
+          </w:p>
+        </w:tc>
+        <w:tc>
+          <w:tcPr>
+            <w:tcW w:w="1469" w:type="dxa"/>
+          </w:tcPr>
+          <w:p>
+            <w:r>
+              <w:t>Project Manager</w:t>
+            </w:r>
+          </w:p>
+        </w:tc>
+        <w:tc>
+          <w:tcPr>
+            <w:tcW w:w="1170" w:type="dxa"/>
+          </w:tcPr>
+          <w:p>
+            <w:r>
+              <w:t>Accept / Mitigate</w:t>
+            </w:r>
+          </w:p>
+        </w:tc>
+        <w:tc>
+          <w:tcPr>
+            <w:tcW w:w="2610" w:type="dxa"/>
+          </w:tcPr>
+          <w:p>
+            <w:r>
+              <w:t>Keep part of the budget available for maintenance, unexpected repairs, or approved additional features.</w:t>
+            </w:r>
+          </w:p>
+        </w:tc>
+      </w:tr>
+      <w:tr>
+        <w:tc>
+          <w:tcPr>
+            <w:tcW w:w="450" w:type="dxa"/>
+          </w:tcPr>
+          <w:p>
+            <w:r>
+              <w:t>P1</w:t>
+            </w:r>
+          </w:p>
+        </w:tc>
+        <w:tc>
+          <w:tcPr>
+            <w:tcW w:w="2034" w:type="dxa"/>
+          </w:tcPr>
+          <w:p>
+            <w:r>
+              <w:t>An important developer or core team member leaves the project.</w:t>
+            </w:r>
+          </w:p>
+        </w:tc>
+        <w:tc>
+          <w:tcPr>
+            <w:tcW w:w="1260" w:type="dxa"/>
+          </w:tcPr>
+          <w:p>
+            <w:r>
+              <w:t>Low</w:t>
+            </w:r>
+          </w:p>
+        </w:tc>
+        <w:tc>
+          <w:tcPr>
+            <w:tcW w:w="1087" w:type="dxa"/>
+          </w:tcPr>
+          <w:p>
+            <w:r>
+              <w:t>Moderate</w:t>
+            </w:r>
+          </w:p>
+        </w:tc>
+        <w:tc>
+          <w:tcPr>
+            <w:tcW w:w="1469" w:type="dxa"/>
+          </w:tcPr>
+          <w:p>
+            <w:r>
+              <w:t>Project Manager / Team Leader</w:t>
+            </w:r>
+          </w:p>
+        </w:tc>
+        <w:tc>
+          <w:tcPr>
+            <w:tcW w:w="1170" w:type="dxa"/>
+          </w:tcPr>
+          <w:p>
+            <w:r>
+              <w:t>Mitigate</w:t>
+            </w:r>
+          </w:p>
+        </w:tc>
+        <w:tc>
+          <w:tcPr>
+            <w:tcW w:w="2610" w:type="dxa"/>
+          </w:tcPr>
+          <w:p>
+            <w:r>
+              <w:t>Make sure other team members understand key responsibilities so work can continue if someone leaves.</w:t>
+            </w:r>
+          </w:p>
+        </w:tc>
+      </w:tr>
+    </w:tbl>
+    <w:p/>
+    <w:p>
+      <w:pPr>
+        <w:pStyle w:val="Heading2"/>
+        <w:spacing w:line="360" w:lineRule="auto"/>
+        <w:rPr>
+          <w:rFonts w:asciiTheme="majorBidi" w:hAnsiTheme="majorBidi"/>
+          <w:color w:val="auto"/>
+        </w:rPr>
+      </w:pPr>
+      <w:bookmarkStart w:id="30" w:name="_Toc241769138"/>
+      <w:r>
+        <w:rPr>
+          <w:rFonts w:asciiTheme="majorBidi" w:hAnsiTheme="majorBidi"/>
+          <w:color w:val="auto"/>
+        </w:rPr>
+        <w:t>6.3 Communication Plan</w:t>
+      </w:r>
+      <w:bookmarkEnd w:id="30"/>
+    </w:p>
+    <w:p>
+      <w:pPr>
+        <w:rPr>
+          <w:rFonts w:asciiTheme="majorBidi" w:hAnsiTheme="majorBidi" w:cstheme="majorBidi"/>
+        </w:rPr>
+      </w:pPr>
+      <w:r>
+        <w:rPr>
+          <w:rFonts w:asciiTheme="majorBidi" w:hAnsiTheme="majorBidi" w:cstheme="majorBidi"/>
+        </w:rPr>
+        <w:t xml:space="preserve"> </w:t>
+      </w:r>
+      <w:r>
+        <w:rPr>
+          <w:rFonts w:asciiTheme="majorBidi" w:hAnsiTheme="majorBidi" w:cstheme="majorBidi"/>
+        </w:rPr>
+        <w:t xml:space="preserve">The communication </w:t>
+      </w:r>
+      <w:r>
+        <w:rPr>
+          <w:rFonts w:asciiTheme="majorBidi" w:hAnsiTheme="majorBidi" w:cstheme="majorBidi"/>
+        </w:rPr>
+        <w:t>plan for the Smart Parking Platform is designed to keep the project team</w:t>
+      </w:r>
+      <w:r>
+        <w:rPr>
+          <w:rFonts w:asciiTheme="majorBidi" w:hAnsiTheme="majorBidi" w:cstheme="majorBidi"/>
+        </w:rPr>
+        <w:t xml:space="preserve">, </w:t>
+      </w:r>
+      <w:r>
+        <w:rPr>
+          <w:rFonts w:asciiTheme="majorBidi" w:hAnsiTheme="majorBidi" w:cstheme="majorBidi"/>
+        </w:rPr>
+        <w:t xml:space="preserve">facility managers, </w:t>
+      </w:r>
+      <w:r>
+        <w:rPr>
+          <w:rFonts w:asciiTheme="majorBidi" w:hAnsiTheme="majorBidi" w:cstheme="majorBidi"/>
+        </w:rPr>
+        <w:t>investors</w:t>
+      </w:r>
+      <w:r>
+        <w:rPr>
+          <w:rFonts w:asciiTheme="majorBidi" w:hAnsiTheme="majorBidi" w:cstheme="majorBidi"/>
+        </w:rPr>
+        <w:t xml:space="preserve"> </w:t>
+      </w:r>
+      <w:r>
+        <w:rPr>
+          <w:rFonts w:asciiTheme="majorBidi" w:hAnsiTheme="majorBidi" w:cstheme="majorBidi"/>
+        </w:rPr>
+        <w:t xml:space="preserve">and </w:t>
+      </w:r>
+      <w:r>
+        <w:rPr>
+          <w:rFonts w:asciiTheme="majorBidi" w:hAnsiTheme="majorBidi" w:cstheme="majorBidi"/>
+        </w:rPr>
+        <w:t>third-party</w:t>
+      </w:r>
+      <w:r>
+        <w:rPr>
+          <w:rFonts w:asciiTheme="majorBidi" w:hAnsiTheme="majorBidi" w:cstheme="majorBidi"/>
+        </w:rPr>
+        <w:t xml:space="preserve"> </w:t>
+      </w:r>
+      <w:r>
+        <w:rPr>
+          <w:rFonts w:asciiTheme="majorBidi" w:hAnsiTheme="majorBidi" w:cstheme="majorBidi"/>
+        </w:rPr>
+        <w:t>partners</w:t>
+      </w:r>
+      <w:r>
+        <w:rPr>
+          <w:rFonts w:asciiTheme="majorBidi" w:hAnsiTheme="majorBidi" w:cstheme="majorBidi"/>
+        </w:rPr>
+        <w:t xml:space="preserve"> </w:t>
+      </w:r>
+      <w:r>
+        <w:rPr>
+          <w:rFonts w:asciiTheme="majorBidi" w:hAnsiTheme="majorBidi" w:cstheme="majorBidi"/>
+        </w:rPr>
+        <w:t>informed throughout the entire</w:t>
+      </w:r>
+      <w:r>
+        <w:rPr>
+          <w:rFonts w:asciiTheme="majorBidi" w:hAnsiTheme="majorBidi" w:cstheme="majorBidi"/>
+        </w:rPr>
+        <w:t xml:space="preserve"> development and deployment of the platform</w:t>
+      </w:r>
+      <w:r>
+        <w:rPr>
+          <w:rFonts w:asciiTheme="majorBidi" w:hAnsiTheme="majorBidi" w:cstheme="majorBidi"/>
+        </w:rPr>
+        <w:t xml:space="preserve">. </w:t>
+      </w:r>
+    </w:p>
+    <w:tbl>
+      <w:tblPr>
+        <w:tblStyle w:val="TableGrid"/>
+        <w:tblW w:w="0" w:type="auto"/>
+        <w:tblLook w:val="04A0" w:firstRow="1" w:lastRow="0" w:firstColumn="1" w:lastColumn="0" w:noHBand="0" w:noVBand="1"/>
+      </w:tblPr>
+      <w:tblGrid>
+        <w:gridCol w:w="2337"/>
+        <w:gridCol w:w="2337"/>
+        <w:gridCol w:w="2338"/>
+        <w:gridCol w:w="2338"/>
+      </w:tblGrid>
+      <w:tr>
+        <w:tc>
+          <w:tcPr>
+            <w:tcW w:w="2337" w:type="dxa"/>
+          </w:tcPr>
+          <w:p>
+            <w:pPr>
+              <w:rPr>
+                <w:b/>
+                <w:bCs/>
+              </w:rPr>
+            </w:pPr>
+            <w:r>
+              <w:rPr>
+                <w:b/>
+                <w:bCs/>
+              </w:rPr>
+              <w:t>Audience / Group</w:t>
+            </w:r>
+          </w:p>
+        </w:tc>
+        <w:tc>
+          <w:tcPr>
+            <w:tcW w:w="2337" w:type="dxa"/>
+          </w:tcPr>
+          <w:p>
+            <w:pPr>
+              <w:rPr>
+                <w:b/>
+                <w:bCs/>
+              </w:rPr>
+            </w:pPr>
+            <w:r>
+              <w:rPr>
+                <w:b/>
+                <w:bCs/>
+              </w:rPr>
+              <w:t>Method</w:t>
+            </w:r>
+          </w:p>
+        </w:tc>
+        <w:tc>
+          <w:tcPr>
+            <w:tcW w:w="2338" w:type="dxa"/>
+          </w:tcPr>
+          <w:p>
+            <w:pPr>
+              <w:rPr>
+                <w:b/>
+                <w:bCs/>
+              </w:rPr>
+            </w:pPr>
+            <w:r>
+              <w:rPr>
+                <w:b/>
+                <w:bCs/>
+              </w:rPr>
+              <w:t>Frequency</w:t>
+            </w:r>
+          </w:p>
+        </w:tc>
+        <w:tc>
+          <w:tcPr>
+            <w:tcW w:w="2338" w:type="dxa"/>
+          </w:tcPr>
+          <w:p>
+            <w:pPr>
+              <w:rPr>
+                <w:b/>
+                <w:bCs/>
+              </w:rPr>
+            </w:pPr>
+            <w:r>
+              <w:rPr>
+                <w:b/>
+                <w:bCs/>
+              </w:rPr>
+              <w:t>Purpose</w:t>
+            </w:r>
+          </w:p>
+        </w:tc>
+      </w:tr>
+      <w:tr>
+        <w:tc>
+          <w:tcPr>
+            <w:tcW w:w="2337" w:type="dxa"/>
+          </w:tcPr>
+          <w:p>
+            <w:r>
+              <w:t>Project Team</w:t>
+            </w:r>
+          </w:p>
+        </w:tc>
+        <w:tc>
+          <w:tcPr>
+            <w:tcW w:w="2337" w:type="dxa"/>
+          </w:tcPr>
+          <w:p>
+            <w:r>
+              <w:t>Microsoft Teams</w:t>
+            </w:r>
+          </w:p>
+        </w:tc>
+        <w:tc>
+          <w:tcPr>
+            <w:tcW w:w="2338" w:type="dxa"/>
+          </w:tcPr>
+          <w:p>
+            <w:r>
+              <w:t>Daily</w:t>
+            </w:r>
+          </w:p>
+        </w:tc>
+        <w:tc>
+          <w:tcPr>
+            <w:tcW w:w="2338" w:type="dxa"/>
+          </w:tcPr>
+          <w:p>
+            <w:r>
+              <w:t>Quick updates, questions, task coordination, and urgent issues.</w:t>
+            </w:r>
+          </w:p>
+        </w:tc>
+      </w:tr>
+      <w:tr>
+        <w:tc>
+          <w:tcPr>
+            <w:tcW w:w="2337" w:type="dxa"/>
+          </w:tcPr>
+          <w:p>
+            <w:r>
+              <w:t>Project Team</w:t>
+            </w:r>
+          </w:p>
+        </w:tc>
+        <w:tc>
+          <w:tcPr>
+            <w:tcW w:w="2337" w:type="dxa"/>
+          </w:tcPr>
+          <w:p>
+            <w:r>
+              <w:t xml:space="preserve">In person meeting </w:t>
+            </w:r>
+          </w:p>
+        </w:tc>
+        <w:tc>
+          <w:tcPr>
+            <w:tcW w:w="2338" w:type="dxa"/>
+          </w:tcPr>
+          <w:p>
+            <w:r>
+              <w:t>Weekly</w:t>
+            </w:r>
+          </w:p>
+        </w:tc>
+        <w:tc>
+          <w:tcPr>
+            <w:tcW w:w="2338" w:type="dxa"/>
+          </w:tcPr>
+          <w:p>
+            <w:r>
+              <w:t>Review completed work, current progress, upcoming tasks, team concerns, and issues that need to be resolved.</w:t>
+            </w:r>
+          </w:p>
+        </w:tc>
+      </w:tr>
+      <w:tr>
+        <w:tc>
+          <w:tcPr>
+            <w:tcW w:w="2337" w:type="dxa"/>
+          </w:tcPr>
+          <w:p>
+            <w:r>
+              <w:t>Investors / Stakeholders</w:t>
+            </w:r>
+          </w:p>
+        </w:tc>
+        <w:tc>
+          <w:tcPr>
+            <w:tcW w:w="2337" w:type="dxa"/>
+          </w:tcPr>
+          <w:p>
+            <w:r>
+              <w:t>Email</w:t>
+            </w:r>
+          </w:p>
+        </w:tc>
+        <w:tc>
+          <w:tcPr>
+            <w:tcW w:w="2338" w:type="dxa"/>
+          </w:tcPr>
+          <w:p>
+            <w:r>
+              <w:t>Monthly</w:t>
+            </w:r>
+            <w:r>
+              <w:t xml:space="preserve"> / As needed</w:t>
+            </w:r>
+          </w:p>
+        </w:tc>
+        <w:tc>
+          <w:tcPr>
+            <w:tcW w:w="2338" w:type="dxa"/>
+          </w:tcPr>
+          <w:p>
+            <w:r>
+              <w:t>Provide project updates, major decisions, progress, and important concerns.</w:t>
+            </w:r>
+          </w:p>
+        </w:tc>
+      </w:tr>
+      <w:tr>
+        <w:tc>
+          <w:tcPr>
+            <w:tcW w:w="2337" w:type="dxa"/>
+          </w:tcPr>
+          <w:p>
+            <w:r>
+              <w:t>Investors / Finance Stakeholders</w:t>
+            </w:r>
+          </w:p>
+        </w:tc>
+        <w:tc>
+          <w:tcPr>
+            <w:tcW w:w="2337" w:type="dxa"/>
+          </w:tcPr>
+          <w:p>
+            <w:r>
+              <w:t>Email / Micro</w:t>
+            </w:r>
+            <w:r>
+              <w:t xml:space="preserve">soft </w:t>
+            </w:r>
+            <w:r>
+              <w:t>T</w:t>
+            </w:r>
+            <w:r>
+              <w:t>eams</w:t>
+            </w:r>
+          </w:p>
+        </w:tc>
+        <w:tc>
+          <w:tcPr>
+            <w:tcW w:w="2338" w:type="dxa"/>
+          </w:tcPr>
+          <w:p>
+            <w:r>
+              <w:t>Biweekly</w:t>
+            </w:r>
+          </w:p>
+        </w:tc>
+        <w:tc>
+          <w:tcPr>
+            <w:tcW w:w="2338" w:type="dxa"/>
+          </w:tcPr>
+          <w:p>
+            <w:r>
+              <w:t>Review development spending, third-party service costs, and overall budget usage.</w:t>
+            </w:r>
+          </w:p>
+        </w:tc>
+      </w:tr>
+      <w:tr>
+        <w:tc>
+          <w:tcPr>
+            <w:tcW w:w="2337" w:type="dxa"/>
+          </w:tcPr>
+          <w:p>
+            <w:r>
+              <w:t>Third-Party Partners</w:t>
+            </w:r>
+          </w:p>
+        </w:tc>
+        <w:tc>
+          <w:tcPr>
+            <w:tcW w:w="2337" w:type="dxa"/>
+          </w:tcPr>
+          <w:p>
+            <w:r>
+              <w:t>Email</w:t>
+            </w:r>
+          </w:p>
+        </w:tc>
+        <w:tc>
+          <w:tcPr>
+            <w:tcW w:w="2338" w:type="dxa"/>
+          </w:tcPr>
+          <w:p>
+            <w:r>
+              <w:t>As needed</w:t>
+            </w:r>
+          </w:p>
+        </w:tc>
+        <w:tc>
+          <w:tcPr>
+            <w:tcW w:w="2338" w:type="dxa"/>
+          </w:tcPr>
+          <w:p>
+            <w:r>
+              <w:t xml:space="preserve">Coordinate services, APIs, equipment, and </w:t>
+            </w:r>
+            <w:r>
+              <w:lastRenderedPageBreak/>
+              <w:t>integration-related issues.</w:t>
+            </w:r>
+          </w:p>
+        </w:tc>
+      </w:tr>
+      <w:tr>
+        <w:tc>
+          <w:tcPr>
+            <w:tcW w:w="2337" w:type="dxa"/>
+          </w:tcPr>
+          <w:p>
+            <w:r>
+              <w:lastRenderedPageBreak/>
+              <w:t>Investors / Third Parties</w:t>
+            </w:r>
+          </w:p>
+        </w:tc>
+        <w:tc>
+          <w:tcPr>
+            <w:tcW w:w="2337" w:type="dxa"/>
+          </w:tcPr>
+          <w:p>
+            <w:r>
+              <w:t>Microsoft Teams video meeting</w:t>
+            </w:r>
+          </w:p>
+        </w:tc>
+        <w:tc>
+          <w:tcPr>
+            <w:tcW w:w="2338" w:type="dxa"/>
+          </w:tcPr>
+          <w:p>
+            <w:r>
+              <w:t>As needed</w:t>
+            </w:r>
+          </w:p>
+        </w:tc>
+        <w:tc>
+          <w:tcPr>
+            <w:tcW w:w="2338" w:type="dxa"/>
+          </w:tcPr>
+          <w:p>
+            <w:r>
+              <w:t>Handle urgent matters that require immediate or more detailed discussion.</w:t>
+            </w:r>
+          </w:p>
+        </w:tc>
+      </w:tr>
+      <w:tr>
+        <w:tc>
+          <w:tcPr>
+            <w:tcW w:w="2337" w:type="dxa"/>
+          </w:tcPr>
+          <w:p>
+            <w:r>
+              <w:t>Parking Facility Managers / Operators</w:t>
+            </w:r>
+          </w:p>
+        </w:tc>
+        <w:tc>
+          <w:tcPr>
+            <w:tcW w:w="2337" w:type="dxa"/>
+          </w:tcPr>
+          <w:p>
+            <w:r>
+              <w:t xml:space="preserve">Email / Microsoft </w:t>
+            </w:r>
+            <w:r>
+              <w:t>T</w:t>
+            </w:r>
+            <w:r>
+              <w:t>eams</w:t>
+            </w:r>
+          </w:p>
+        </w:tc>
+        <w:tc>
+          <w:tcPr>
+            <w:tcW w:w="2338" w:type="dxa"/>
+          </w:tcPr>
+          <w:p>
+            <w:r>
+              <w:t xml:space="preserve">Biweekly </w:t>
+            </w:r>
+            <w:r>
+              <w:t>/ As needed</w:t>
+            </w:r>
+          </w:p>
+        </w:tc>
+        <w:tc>
+          <w:tcPr>
+            <w:tcW w:w="2338" w:type="dxa"/>
+          </w:tcPr>
+          <w:p>
+            <w:r>
+              <w:t>Gather feedback, review parking operations, discuss occupancy data, and address platform issues.</w:t>
+            </w:r>
+          </w:p>
+        </w:tc>
+      </w:tr>
+      <w:tr>
+        <w:tc>
+          <w:tcPr>
+            <w:tcW w:w="2337" w:type="dxa"/>
+          </w:tcPr>
+          <w:p>
+            <w:r>
+              <w:t>Customers</w:t>
+            </w:r>
+          </w:p>
+        </w:tc>
+        <w:tc>
+          <w:tcPr>
+            <w:tcW w:w="2337" w:type="dxa"/>
+          </w:tcPr>
+          <w:p>
+            <w:r>
+              <w:t>Email / In-app notifications / Surveys</w:t>
+            </w:r>
+          </w:p>
+        </w:tc>
+        <w:tc>
+          <w:tcPr>
+            <w:tcW w:w="2338" w:type="dxa"/>
+          </w:tcPr>
+          <w:p>
+            <w:r>
+              <w:t>As needed</w:t>
+            </w:r>
+          </w:p>
+        </w:tc>
+        <w:tc>
+          <w:tcPr>
+            <w:tcW w:w="2338" w:type="dxa"/>
+          </w:tcPr>
+          <w:p>
+            <w:r>
+              <w:t>Share major updates, collect feedback, and notify users of service changes or issues</w:t>
+            </w:r>
+            <w:r>
+              <w:t xml:space="preserve">. </w:t>
+            </w:r>
+          </w:p>
+        </w:tc>
+      </w:tr>
+    </w:tbl>
+    <w:p/>
+    <w:p/>
     <w:sectPr>
       <w:headerReference w:type="default" r:id="rId19"/>
       <w:footerReference w:type="default" r:id="rId20"/>
@@ -13474,7 +17254,7 @@
       <w:t xml:space="preserve">Version </w:t>
     </w:r>
     <w:r>
-      <w:t>3</w:t>
+      <w:t>4</w:t>
     </w:r>
     <w:r>
       <w:t>.0</w:t>
@@ -13768,7 +17548,7 @@
         <w:rFonts w:hint="default"/>
       </w:rPr>
     </w:lvl>
-    <w:lvl w:ilvl="1" w:tplc="04090019" w:tentative="1">
+    <w:lvl w:ilvl="1" w:tplc="04090019">
       <w:start w:val="1"/>
       <w:numFmt w:val="lowerLetter"/>
       <w:lvlText w:val="%2."/>
@@ -14245,9 +18025,9 @@
   </w:abstractNum>
   <w:abstractNum w:abstractNumId="8" w15:restartNumberingAfterBreak="0">
     <w:nsid w:val="296B185F"/>
-    <w:multiLevelType w:val="hybridMultilevel"/>
-    <w:tmpl w:val="D250D996"/>
-    <w:lvl w:ilvl="0" w:tplc="0409000F">
+    <w:multiLevelType w:val="multilevel"/>
+    <w:tmpl w:val="56D2102E"/>
+    <w:lvl w:ilvl="0">
       <w:start w:val="1"/>
       <w:numFmt w:val="decimal"/>
       <w:lvlText w:val="%1."/>
@@ -14259,77 +18039,109 @@
         <w:rFonts w:hint="default"/>
       </w:rPr>
     </w:lvl>
-    <w:lvl w:ilvl="1" w:tplc="04090019" w:tentative="1">
-      <w:start w:val="1"/>
-      <w:numFmt w:val="lowerLetter"/>
-      <w:lvlText w:val="%2."/>
+    <w:lvl w:ilvl="1">
+      <w:start w:val="1"/>
+      <w:numFmt w:val="decimal"/>
+      <w:isLgl/>
+      <w:lvlText w:val="%1.%2"/>
       <w:lvlJc w:val="left"/>
       <w:pPr>
-        <w:ind w:left="1440" w:hanging="360"/>
-      </w:pPr>
-    </w:lvl>
-    <w:lvl w:ilvl="2" w:tplc="0409001B" w:tentative="1">
-      <w:start w:val="1"/>
-      <w:numFmt w:val="lowerRoman"/>
-      <w:lvlText w:val="%3."/>
-      <w:lvlJc w:val="right"/>
-      <w:pPr>
-        <w:ind w:left="2160" w:hanging="180"/>
-      </w:pPr>
-    </w:lvl>
-    <w:lvl w:ilvl="3" w:tplc="0409000F" w:tentative="1">
+        <w:ind w:left="855" w:hanging="495"/>
+      </w:pPr>
+      <w:rPr>
+        <w:rFonts w:hint="default"/>
+      </w:rPr>
+    </w:lvl>
+    <w:lvl w:ilvl="2">
       <w:start w:val="1"/>
       <w:numFmt w:val="decimal"/>
-      <w:lvlText w:val="%4."/>
+      <w:isLgl/>
+      <w:lvlText w:val="%1.%2.%3"/>
       <w:lvlJc w:val="left"/>
       <w:pPr>
-        <w:ind w:left="2880" w:hanging="360"/>
-      </w:pPr>
-    </w:lvl>
-    <w:lvl w:ilvl="4" w:tplc="04090019" w:tentative="1">
-      <w:start w:val="1"/>
-      <w:numFmt w:val="lowerLetter"/>
-      <w:lvlText w:val="%5."/>
+        <w:ind w:left="1080" w:hanging="720"/>
+      </w:pPr>
+      <w:rPr>
+        <w:rFonts w:hint="default"/>
+      </w:rPr>
+    </w:lvl>
+    <w:lvl w:ilvl="3">
+      <w:start w:val="1"/>
+      <w:numFmt w:val="decimal"/>
+      <w:isLgl/>
+      <w:lvlText w:val="%1.%2.%3.%4"/>
       <w:lvlJc w:val="left"/>
       <w:pPr>
-        <w:ind w:left="3600" w:hanging="360"/>
-      </w:pPr>
-    </w:lvl>
-    <w:lvl w:ilvl="5" w:tplc="0409001B" w:tentative="1">
-      <w:start w:val="1"/>
-      <w:numFmt w:val="lowerRoman"/>
-      <w:lvlText w:val="%6."/>
-      <w:lvlJc w:val="right"/>
-      <w:pPr>
-        <w:ind w:left="4320" w:hanging="180"/>
-      </w:pPr>
-    </w:lvl>
-    <w:lvl w:ilvl="6" w:tplc="0409000F" w:tentative="1">
+        <w:ind w:left="1080" w:hanging="720"/>
+      </w:pPr>
+      <w:rPr>
+        <w:rFonts w:hint="default"/>
+      </w:rPr>
+    </w:lvl>
+    <w:lvl w:ilvl="4">
       <w:start w:val="1"/>
       <w:numFmt w:val="decimal"/>
-      <w:lvlText w:val="%7."/>
+      <w:isLgl/>
+      <w:lvlText w:val="%1.%2.%3.%4.%5"/>
       <w:lvlJc w:val="left"/>
       <w:pPr>
-        <w:ind w:left="5040" w:hanging="360"/>
-      </w:pPr>
-    </w:lvl>
-    <w:lvl w:ilvl="7" w:tplc="04090019" w:tentative="1">
-      <w:start w:val="1"/>
-      <w:numFmt w:val="lowerLetter"/>
-      <w:lvlText w:val="%8."/>
+        <w:ind w:left="1440" w:hanging="1080"/>
+      </w:pPr>
+      <w:rPr>
+        <w:rFonts w:hint="default"/>
+      </w:rPr>
+    </w:lvl>
+    <w:lvl w:ilvl="5">
+      <w:start w:val="1"/>
+      <w:numFmt w:val="decimal"/>
+      <w:isLgl/>
+      <w:lvlText w:val="%1.%2.%3.%4.%5.%6"/>
       <w:lvlJc w:val="left"/>
       <w:pPr>
-        <w:ind w:left="5760" w:hanging="360"/>
-      </w:pPr>
-    </w:lvl>
-    <w:lvl w:ilvl="8" w:tplc="0409001B" w:tentative="1">
-      <w:start w:val="1"/>
-      <w:numFmt w:val="lowerRoman"/>
-      <w:lvlText w:val="%9."/>
-      <w:lvlJc w:val="right"/>
-      <w:pPr>
-        <w:ind w:left="6480" w:hanging="180"/>
-      </w:pPr>
+        <w:ind w:left="1440" w:hanging="1080"/>
+      </w:pPr>
+      <w:rPr>
+        <w:rFonts w:hint="default"/>
+      </w:rPr>
+    </w:lvl>
+    <w:lvl w:ilvl="6">
+      <w:start w:val="1"/>
+      <w:numFmt w:val="decimal"/>
+      <w:isLgl/>
+      <w:lvlText w:val="%1.%2.%3.%4.%5.%6.%7"/>
+      <w:lvlJc w:val="left"/>
+      <w:pPr>
+        <w:ind w:left="1800" w:hanging="1440"/>
+      </w:pPr>
+      <w:rPr>
+        <w:rFonts w:hint="default"/>
+      </w:rPr>
+    </w:lvl>
+    <w:lvl w:ilvl="7">
+      <w:start w:val="1"/>
+      <w:numFmt w:val="decimal"/>
+      <w:isLgl/>
+      <w:lvlText w:val="%1.%2.%3.%4.%5.%6.%7.%8"/>
+      <w:lvlJc w:val="left"/>
+      <w:pPr>
+        <w:ind w:left="1800" w:hanging="1440"/>
+      </w:pPr>
+      <w:rPr>
+        <w:rFonts w:hint="default"/>
+      </w:rPr>
+    </w:lvl>
+    <w:lvl w:ilvl="8">
+      <w:start w:val="1"/>
+      <w:numFmt w:val="decimal"/>
+      <w:isLgl/>
+      <w:lvlText w:val="%1.%2.%3.%4.%5.%6.%7.%8.%9"/>
+      <w:lvlJc w:val="left"/>
+      <w:pPr>
+        <w:ind w:left="2160" w:hanging="1800"/>
+      </w:pPr>
+      <w:rPr>
+        <w:rFonts w:hint="default"/>
+      </w:rPr>
     </w:lvl>
   </w:abstractNum>
   <w:abstractNum w:abstractNumId="9" w15:restartNumberingAfterBreak="0">
@@ -16949,7 +20761,6 @@
   <w:style w:type="character" w:default="1" w:styleId="DefaultParagraphFont">
     <w:name w:val="Default Paragraph Font"/>
     <w:uiPriority w:val="1"/>
-    <w:semiHidden/>
     <w:unhideWhenUsed/>
   </w:style>
   <w:style w:type="table" w:default="1" w:styleId="TableNormal">
@@ -18037,19 +21848,6 @@
 </file>
 
 <file path=customXml/item1.xml><?xml version="1.0" encoding="utf-8"?>
-<b:Sources xmlns:b="http://schemas.openxmlformats.org/officeDocument/2006/bibliography" xmlns="http://schemas.openxmlformats.org/officeDocument/2006/bibliography" SelectedStyle="\APASixthEditionOfficeOnline.xsl" StyleName="APA" Version="6"/>
-</file>
-
-<file path=customXml/item2.xml><?xml version="1.0" encoding="utf-8"?>
-<?mso-contentType ?>
-<FormTemplates xmlns="http://schemas.microsoft.com/sharepoint/v3/contenttype/forms">
-  <Display>DocumentLibraryForm</Display>
-  <Edit>DocumentLibraryForm</Edit>
-  <New>DocumentLibraryForm</New>
-</FormTemplates>
-</file>
-
-<file path=customXml/item3.xml><?xml version="1.0" encoding="utf-8"?>
 <ct:contentTypeSchema xmlns:ct="http://schemas.microsoft.com/office/2006/metadata/contentType" xmlns:ma="http://schemas.microsoft.com/office/2006/metadata/properties/metaAttributes" ct:_="" ma:_="" ma:contentTypeName="Document" ma:contentTypeID="0x0101004F0666F0D828EB408E969AB93732FF84" ma:contentTypeVersion="11" ma:contentTypeDescription="Create a new document." ma:contentTypeScope="" ma:versionID="2b799fa7da6c7419d60c969fc2ad381d">
   <xsd:schema xmlns:xsd="http://www.w3.org/2001/XMLSchema" xmlns:xs="http://www.w3.org/2001/XMLSchema" xmlns:p="http://schemas.microsoft.com/office/2006/metadata/properties" xmlns:ns3="51884dc0-db32-448f-8227-b7a0a9fef694" targetNamespace="http://schemas.microsoft.com/office/2006/metadata/properties" ma:root="true" ma:fieldsID="fc89317b5aca35ca8790ca4e6aa8dd14" ns3:_="">
     <xsd:import namespace="51884dc0-db32-448f-8227-b7a0a9fef694"/>
@@ -18237,7 +22035,7 @@
 </ct:contentTypeSchema>
 </file>
 
-<file path=customXml/item4.xml><?xml version="1.0" encoding="utf-8"?>
+<file path=customXml/item2.xml><?xml version="1.0" encoding="utf-8"?>
 <p:properties xmlns:p="http://schemas.microsoft.com/office/2006/metadata/properties" xmlns:xsi="http://www.w3.org/2001/XMLSchema-instance" xmlns:pc="http://schemas.microsoft.com/office/infopath/2007/PartnerControls">
   <documentManagement>
     <_activity xmlns="51884dc0-db32-448f-8227-b7a0a9fef694" xsi:nil="true"/>
@@ -18245,23 +22043,20 @@
 </p:properties>
 </file>
 
-<file path=customXml/itemProps1.xml><?xml version="1.0" encoding="utf-8"?>
-<ds:datastoreItem xmlns:ds="http://schemas.openxmlformats.org/officeDocument/2006/customXml" ds:itemID="{127FFF82-F9A5-457B-A0C8-8F273CBCD5EB}">
-  <ds:schemaRefs>
-    <ds:schemaRef ds:uri="http://schemas.openxmlformats.org/officeDocument/2006/bibliography"/>
-  </ds:schemaRefs>
-</ds:datastoreItem>
+<file path=customXml/item3.xml><?xml version="1.0" encoding="utf-8"?>
+<b:Sources xmlns:b="http://schemas.openxmlformats.org/officeDocument/2006/bibliography" xmlns="http://schemas.openxmlformats.org/officeDocument/2006/bibliography" SelectedStyle="\APASixthEditionOfficeOnline.xsl" StyleName="APA" Version="6"/>
 </file>
 
-<file path=customXml/itemProps2.xml><?xml version="1.0" encoding="utf-8"?>
-<ds:datastoreItem xmlns:ds="http://schemas.openxmlformats.org/officeDocument/2006/customXml" ds:itemID="{55D127AF-443C-48BE-B087-B3728CA458E6}">
-  <ds:schemaRefs>
-    <ds:schemaRef ds:uri="http://schemas.microsoft.com/sharepoint/v3/contenttype/forms"/>
-  </ds:schemaRefs>
-</ds:datastoreItem>
+<file path=customXml/item4.xml><?xml version="1.0" encoding="utf-8"?>
+<?mso-contentType ?>
+<FormTemplates xmlns="http://schemas.microsoft.com/sharepoint/v3/contenttype/forms">
+  <Display>DocumentLibraryForm</Display>
+  <Edit>DocumentLibraryForm</Edit>
+  <New>DocumentLibraryForm</New>
+</FormTemplates>
 </file>
 
-<file path=customXml/itemProps3.xml><?xml version="1.0" encoding="utf-8"?>
+<file path=customXml/itemProps1.xml><?xml version="1.0" encoding="utf-8"?>
 <ds:datastoreItem xmlns:ds="http://schemas.openxmlformats.org/officeDocument/2006/customXml" ds:itemID="{E468AD01-C478-405F-AC25-261F7DEA7B78}">
   <ds:schemaRefs>
     <ds:schemaRef ds:uri="http://schemas.microsoft.com/office/2006/metadata/contentType"/>
@@ -18279,7 +22074,7 @@
 </ds:datastoreItem>
 </file>
 
-<file path=customXml/itemProps4.xml><?xml version="1.0" encoding="utf-8"?>
+<file path=customXml/itemProps2.xml><?xml version="1.0" encoding="utf-8"?>
 <ds:datastoreItem xmlns:ds="http://schemas.openxmlformats.org/officeDocument/2006/customXml" ds:itemID="{1C37E62E-9BA4-44F6-A7B7-D3CA5973CACD}">
   <ds:schemaRefs>
     <ds:schemaRef ds:uri="http://schemas.microsoft.com/office/2006/metadata/properties"/>
@@ -18287,4 +22082,20 @@
     <ds:schemaRef ds:uri="51884dc0-db32-448f-8227-b7a0a9fef694"/>
   </ds:schemaRefs>
 </ds:datastoreItem>
+</file>
+
+<file path=customXml/itemProps3.xml><?xml version="1.0" encoding="utf-8"?>
+<ds:datastoreItem xmlns:ds="http://schemas.openxmlformats.org/officeDocument/2006/customXml" ds:itemID="{127FFF82-F9A5-457B-A0C8-8F273CBCD5EB}">
+  <ds:schemaRefs>
+    <ds:schemaRef ds:uri="http://schemas.openxmlformats.org/officeDocument/2006/bibliography"/>
+  </ds:schemaRefs>
+</ds:datastoreItem>
+</file>
+
+<file path=customXml/itemProps4.xml><?xml version="1.0" encoding="utf-8"?>
+<ds:datastoreItem xmlns:ds="http://schemas.openxmlformats.org/officeDocument/2006/customXml" ds:itemID="{55D127AF-443C-48BE-B087-B3728CA458E6}">
+  <ds:schemaRefs>
+    <ds:schemaRef ds:uri="http://schemas.microsoft.com/sharepoint/v3/contenttype/forms"/>
+  </ds:schemaRefs>
+</ds:datastoreItem>
 </file>
--- a/Smart Parking Platform Project.docx
+++ b/Smart Parking Platform Project.docx
@@ -340,6 +340,7 @@
         <w:p>
           <w:pPr>
             <w:pStyle w:val="TOCHeading"/>
+            <w:spacing w:line="360" w:lineRule="auto"/>
             <w:rPr>
               <w:rFonts w:asciiTheme="majorBidi" w:hAnsiTheme="majorBidi"/>
               <w:color w:val="000000" w:themeColor="text1"/>
@@ -376,7 +377,7 @@
           <w:r>
             <w:fldChar w:fldCharType="separate"/>
           </w:r>
-          <w:hyperlink w:anchor="_Toc241769108" w:history="1">
+          <w:hyperlink w:anchor="_Toc242366585" w:history="1">
             <w:r>
               <w:rPr>
                 <w:rStyle w:val="Hyperlink"/>
@@ -404,7 +405,7 @@
                 <w:noProof/>
                 <w:webHidden/>
               </w:rPr>
-              <w:instrText xml:space="preserve"> PAGEREF _Toc241769108 \h </w:instrText>
+              <w:instrText xml:space="preserve"> PAGEREF _Toc242366585 \h </w:instrText>
             </w:r>
             <w:r>
               <w:rPr>
@@ -449,7 +450,7 @@
               <w14:ligatures w14:val="standardContextual"/>
             </w:rPr>
           </w:pPr>
-          <w:hyperlink w:anchor="_Toc241769109" w:history="1">
+          <w:hyperlink w:anchor="_Toc242366586" w:history="1">
             <w:r>
               <w:rPr>
                 <w:rStyle w:val="Hyperlink"/>
@@ -477,7 +478,7 @@
                 <w:noProof/>
                 <w:webHidden/>
               </w:rPr>
-              <w:instrText xml:space="preserve"> PAGEREF _Toc241769109 \h </w:instrText>
+              <w:instrText xml:space="preserve"> PAGEREF _Toc242366586 \h </w:instrText>
             </w:r>
             <w:r>
               <w:rPr>
@@ -522,7 +523,7 @@
               <w14:ligatures w14:val="standardContextual"/>
             </w:rPr>
           </w:pPr>
-          <w:hyperlink w:anchor="_Toc241769110" w:history="1">
+          <w:hyperlink w:anchor="_Toc242366587" w:history="1">
             <w:r>
               <w:rPr>
                 <w:rStyle w:val="Hyperlink"/>
@@ -550,7 +551,7 @@
                 <w:noProof/>
                 <w:webHidden/>
               </w:rPr>
-              <w:instrText xml:space="preserve"> PAGEREF _Toc241769110 \h </w:instrText>
+              <w:instrText xml:space="preserve"> PAGEREF _Toc242366587 \h </w:instrText>
             </w:r>
             <w:r>
               <w:rPr>
@@ -595,7 +596,7 @@
               <w14:ligatures w14:val="standardContextual"/>
             </w:rPr>
           </w:pPr>
-          <w:hyperlink w:anchor="_Toc241769111" w:history="1">
+          <w:hyperlink w:anchor="_Toc242366588" w:history="1">
             <w:r>
               <w:rPr>
                 <w:rStyle w:val="Hyperlink"/>
@@ -623,7 +624,7 @@
                 <w:noProof/>
                 <w:webHidden/>
               </w:rPr>
-              <w:instrText xml:space="preserve"> PAGEREF _Toc241769111 \h </w:instrText>
+              <w:instrText xml:space="preserve"> PAGEREF _Toc242366588 \h </w:instrText>
             </w:r>
             <w:r>
               <w:rPr>
@@ -668,7 +669,7 @@
               <w14:ligatures w14:val="standardContextual"/>
             </w:rPr>
           </w:pPr>
-          <w:hyperlink w:anchor="_Toc241769112" w:history="1">
+          <w:hyperlink w:anchor="_Toc242366589" w:history="1">
             <w:r>
               <w:rPr>
                 <w:rStyle w:val="Hyperlink"/>
@@ -696,7 +697,7 @@
                 <w:noProof/>
                 <w:webHidden/>
               </w:rPr>
-              <w:instrText xml:space="preserve"> PAGEREF _Toc241769112 \h </w:instrText>
+              <w:instrText xml:space="preserve"> PAGEREF _Toc242366589 \h </w:instrText>
             </w:r>
             <w:r>
               <w:rPr>
@@ -741,7 +742,7 @@
               <w14:ligatures w14:val="standardContextual"/>
             </w:rPr>
           </w:pPr>
-          <w:hyperlink w:anchor="_Toc241769113" w:history="1">
+          <w:hyperlink w:anchor="_Toc242366590" w:history="1">
             <w:r>
               <w:rPr>
                 <w:rStyle w:val="Hyperlink"/>
@@ -769,7 +770,7 @@
                 <w:noProof/>
                 <w:webHidden/>
               </w:rPr>
-              <w:instrText xml:space="preserve"> PAGEREF _Toc241769113 \h </w:instrText>
+              <w:instrText xml:space="preserve"> PAGEREF _Toc242366590 \h </w:instrText>
             </w:r>
             <w:r>
               <w:rPr>
@@ -814,7 +815,7 @@
               <w14:ligatures w14:val="standardContextual"/>
             </w:rPr>
           </w:pPr>
-          <w:hyperlink w:anchor="_Toc241769114" w:history="1">
+          <w:hyperlink w:anchor="_Toc242366591" w:history="1">
             <w:r>
               <w:rPr>
                 <w:rStyle w:val="Hyperlink"/>
@@ -842,7 +843,7 @@
                 <w:noProof/>
                 <w:webHidden/>
               </w:rPr>
-              <w:instrText xml:space="preserve"> PAGEREF _Toc241769114 \h </w:instrText>
+              <w:instrText xml:space="preserve"> PAGEREF _Toc242366591 \h </w:instrText>
             </w:r>
             <w:r>
               <w:rPr>
@@ -887,7 +888,7 @@
               <w14:ligatures w14:val="standardContextual"/>
             </w:rPr>
           </w:pPr>
-          <w:hyperlink w:anchor="_Toc241769115" w:history="1">
+          <w:hyperlink w:anchor="_Toc242366592" w:history="1">
             <w:r>
               <w:rPr>
                 <w:rStyle w:val="Hyperlink"/>
@@ -915,7 +916,7 @@
                 <w:noProof/>
                 <w:webHidden/>
               </w:rPr>
-              <w:instrText xml:space="preserve"> PAGEREF _Toc241769115 \h </w:instrText>
+              <w:instrText xml:space="preserve"> PAGEREF _Toc242366592 \h </w:instrText>
             </w:r>
             <w:r>
               <w:rPr>
@@ -960,7 +961,7 @@
               <w14:ligatures w14:val="standardContextual"/>
             </w:rPr>
           </w:pPr>
-          <w:hyperlink w:anchor="_Toc241769116" w:history="1">
+          <w:hyperlink w:anchor="_Toc242366593" w:history="1">
             <w:r>
               <w:rPr>
                 <w:rStyle w:val="Hyperlink"/>
@@ -988,7 +989,7 @@
                 <w:noProof/>
                 <w:webHidden/>
               </w:rPr>
-              <w:instrText xml:space="preserve"> PAGEREF _Toc241769116 \h </w:instrText>
+              <w:instrText xml:space="preserve"> PAGEREF _Toc242366593 \h </w:instrText>
             </w:r>
             <w:r>
               <w:rPr>
@@ -1033,7 +1034,7 @@
               <w14:ligatures w14:val="standardContextual"/>
             </w:rPr>
           </w:pPr>
-          <w:hyperlink w:anchor="_Toc241769117" w:history="1">
+          <w:hyperlink w:anchor="_Toc242366594" w:history="1">
             <w:r>
               <w:rPr>
                 <w:rStyle w:val="Hyperlink"/>
@@ -1061,7 +1062,7 @@
                 <w:noProof/>
                 <w:webHidden/>
               </w:rPr>
-              <w:instrText xml:space="preserve"> PAGEREF _Toc241769117 \h </w:instrText>
+              <w:instrText xml:space="preserve"> PAGEREF _Toc242366594 \h </w:instrText>
             </w:r>
             <w:r>
               <w:rPr>
@@ -1106,7 +1107,7 @@
               <w14:ligatures w14:val="standardContextual"/>
             </w:rPr>
           </w:pPr>
-          <w:hyperlink w:anchor="_Toc241769118" w:history="1">
+          <w:hyperlink w:anchor="_Toc242366595" w:history="1">
             <w:r>
               <w:rPr>
                 <w:rStyle w:val="Hyperlink"/>
@@ -1134,7 +1135,7 @@
                 <w:noProof/>
                 <w:webHidden/>
               </w:rPr>
-              <w:instrText xml:space="preserve"> PAGEREF _Toc241769118 \h </w:instrText>
+              <w:instrText xml:space="preserve"> PAGEREF _Toc242366595 \h </w:instrText>
             </w:r>
             <w:r>
               <w:rPr>
@@ -1179,7 +1180,7 @@
               <w14:ligatures w14:val="standardContextual"/>
             </w:rPr>
           </w:pPr>
-          <w:hyperlink w:anchor="_Toc241769119" w:history="1">
+          <w:hyperlink w:anchor="_Toc242366596" w:history="1">
             <w:r>
               <w:rPr>
                 <w:rStyle w:val="Hyperlink"/>
@@ -1207,7 +1208,7 @@
                 <w:noProof/>
                 <w:webHidden/>
               </w:rPr>
-              <w:instrText xml:space="preserve"> PAGEREF _Toc241769119 \h </w:instrText>
+              <w:instrText xml:space="preserve"> PAGEREF _Toc242366596 \h </w:instrText>
             </w:r>
             <w:r>
               <w:rPr>
@@ -1252,7 +1253,7 @@
               <w14:ligatures w14:val="standardContextual"/>
             </w:rPr>
           </w:pPr>
-          <w:hyperlink w:anchor="_Toc241769120" w:history="1">
+          <w:hyperlink w:anchor="_Toc242366597" w:history="1">
             <w:r>
               <w:rPr>
                 <w:rStyle w:val="Hyperlink"/>
@@ -1280,7 +1281,7 @@
                 <w:noProof/>
                 <w:webHidden/>
               </w:rPr>
-              <w:instrText xml:space="preserve"> PAGEREF _Toc241769120 \h </w:instrText>
+              <w:instrText xml:space="preserve"> PAGEREF _Toc242366597 \h </w:instrText>
             </w:r>
             <w:r>
               <w:rPr>
@@ -1325,7 +1326,7 @@
               <w14:ligatures w14:val="standardContextual"/>
             </w:rPr>
           </w:pPr>
-          <w:hyperlink w:anchor="_Toc241769121" w:history="1">
+          <w:hyperlink w:anchor="_Toc242366598" w:history="1">
             <w:r>
               <w:rPr>
                 <w:rStyle w:val="Hyperlink"/>
@@ -1353,7 +1354,7 @@
                 <w:noProof/>
                 <w:webHidden/>
               </w:rPr>
-              <w:instrText xml:space="preserve"> PAGEREF _Toc241769121 \h </w:instrText>
+              <w:instrText xml:space="preserve"> PAGEREF _Toc242366598 \h </w:instrText>
             </w:r>
             <w:r>
               <w:rPr>
@@ -1398,7 +1399,7 @@
               <w14:ligatures w14:val="standardContextual"/>
             </w:rPr>
           </w:pPr>
-          <w:hyperlink w:anchor="_Toc241769122" w:history="1">
+          <w:hyperlink w:anchor="_Toc242366599" w:history="1">
             <w:r>
               <w:rPr>
                 <w:rStyle w:val="Hyperlink"/>
@@ -1426,7 +1427,7 @@
                 <w:noProof/>
                 <w:webHidden/>
               </w:rPr>
-              <w:instrText xml:space="preserve"> PAGEREF _Toc241769122 \h </w:instrText>
+              <w:instrText xml:space="preserve"> PAGEREF _Toc242366599 \h </w:instrText>
             </w:r>
             <w:r>
               <w:rPr>
@@ -1471,7 +1472,7 @@
               <w14:ligatures w14:val="standardContextual"/>
             </w:rPr>
           </w:pPr>
-          <w:hyperlink w:anchor="_Toc241769123" w:history="1">
+          <w:hyperlink w:anchor="_Toc242366600" w:history="1">
             <w:r>
               <w:rPr>
                 <w:rStyle w:val="Hyperlink"/>
@@ -1499,7 +1500,7 @@
                 <w:noProof/>
                 <w:webHidden/>
               </w:rPr>
-              <w:instrText xml:space="preserve"> PAGEREF _Toc241769123 \h </w:instrText>
+              <w:instrText xml:space="preserve"> PAGEREF _Toc242366600 \h </w:instrText>
             </w:r>
             <w:r>
               <w:rPr>
@@ -1544,7 +1545,7 @@
               <w14:ligatures w14:val="standardContextual"/>
             </w:rPr>
           </w:pPr>
-          <w:hyperlink w:anchor="_Toc241769124" w:history="1">
+          <w:hyperlink w:anchor="_Toc242366601" w:history="1">
             <w:r>
               <w:rPr>
                 <w:rStyle w:val="Hyperlink"/>
@@ -1572,7 +1573,7 @@
                 <w:noProof/>
                 <w:webHidden/>
               </w:rPr>
-              <w:instrText xml:space="preserve"> PAGEREF _Toc241769124 \h </w:instrText>
+              <w:instrText xml:space="preserve"> PAGEREF _Toc242366601 \h </w:instrText>
             </w:r>
             <w:r>
               <w:rPr>
@@ -1617,7 +1618,7 @@
               <w14:ligatures w14:val="standardContextual"/>
             </w:rPr>
           </w:pPr>
-          <w:hyperlink w:anchor="_Toc241769125" w:history="1">
+          <w:hyperlink w:anchor="_Toc242366602" w:history="1">
             <w:r>
               <w:rPr>
                 <w:rStyle w:val="Hyperlink"/>
@@ -1645,7 +1646,7 @@
                 <w:noProof/>
                 <w:webHidden/>
               </w:rPr>
-              <w:instrText xml:space="preserve"> PAGEREF _Toc241769125 \h </w:instrText>
+              <w:instrText xml:space="preserve"> PAGEREF _Toc242366602 \h </w:instrText>
             </w:r>
             <w:r>
               <w:rPr>
@@ -1690,7 +1691,7 @@
               <w14:ligatures w14:val="standardContextual"/>
             </w:rPr>
           </w:pPr>
-          <w:hyperlink w:anchor="_Toc241769126" w:history="1">
+          <w:hyperlink w:anchor="_Toc242366603" w:history="1">
             <w:r>
               <w:rPr>
                 <w:rStyle w:val="Hyperlink"/>
@@ -1718,7 +1719,7 @@
                 <w:noProof/>
                 <w:webHidden/>
               </w:rPr>
-              <w:instrText xml:space="preserve"> PAGEREF _Toc241769126 \h </w:instrText>
+              <w:instrText xml:space="preserve"> PAGEREF _Toc242366603 \h </w:instrText>
             </w:r>
             <w:r>
               <w:rPr>
@@ -1763,7 +1764,7 @@
               <w14:ligatures w14:val="standardContextual"/>
             </w:rPr>
           </w:pPr>
-          <w:hyperlink w:anchor="_Toc241769127" w:history="1">
+          <w:hyperlink w:anchor="_Toc242366604" w:history="1">
             <w:r>
               <w:rPr>
                 <w:rStyle w:val="Hyperlink"/>
@@ -1791,7 +1792,7 @@
                 <w:noProof/>
                 <w:webHidden/>
               </w:rPr>
-              <w:instrText xml:space="preserve"> PAGEREF _Toc241769127 \h </w:instrText>
+              <w:instrText xml:space="preserve"> PAGEREF _Toc242366604 \h </w:instrText>
             </w:r>
             <w:r>
               <w:rPr>
@@ -1836,7 +1837,7 @@
               <w14:ligatures w14:val="standardContextual"/>
             </w:rPr>
           </w:pPr>
-          <w:hyperlink w:anchor="_Toc241769128" w:history="1">
+          <w:hyperlink w:anchor="_Toc242366605" w:history="1">
             <w:r>
               <w:rPr>
                 <w:rStyle w:val="Hyperlink"/>
@@ -1864,7 +1865,7 @@
                 <w:noProof/>
                 <w:webHidden/>
               </w:rPr>
-              <w:instrText xml:space="preserve"> PAGEREF _Toc241769128 \h </w:instrText>
+              <w:instrText xml:space="preserve"> PAGEREF _Toc242366605 \h </w:instrText>
             </w:r>
             <w:r>
               <w:rPr>
@@ -1909,7 +1910,7 @@
               <w14:ligatures w14:val="standardContextual"/>
             </w:rPr>
           </w:pPr>
-          <w:hyperlink w:anchor="_Toc241769129" w:history="1">
+          <w:hyperlink w:anchor="_Toc242366606" w:history="1">
             <w:r>
               <w:rPr>
                 <w:rStyle w:val="Hyperlink"/>
@@ -1937,7 +1938,7 @@
                 <w:noProof/>
                 <w:webHidden/>
               </w:rPr>
-              <w:instrText xml:space="preserve"> PAGEREF _Toc241769129 \h </w:instrText>
+              <w:instrText xml:space="preserve"> PAGEREF _Toc242366606 \h </w:instrText>
             </w:r>
             <w:r>
               <w:rPr>
@@ -1982,7 +1983,7 @@
               <w14:ligatures w14:val="standardContextual"/>
             </w:rPr>
           </w:pPr>
-          <w:hyperlink w:anchor="_Toc241769130" w:history="1">
+          <w:hyperlink w:anchor="_Toc242366607" w:history="1">
             <w:r>
               <w:rPr>
                 <w:rStyle w:val="Hyperlink"/>
@@ -2010,7 +2011,7 @@
                 <w:noProof/>
                 <w:webHidden/>
               </w:rPr>
-              <w:instrText xml:space="preserve"> PAGEREF _Toc241769130 \h </w:instrText>
+              <w:instrText xml:space="preserve"> PAGEREF _Toc242366607 \h </w:instrText>
             </w:r>
             <w:r>
               <w:rPr>
@@ -2055,7 +2056,7 @@
               <w14:ligatures w14:val="standardContextual"/>
             </w:rPr>
           </w:pPr>
-          <w:hyperlink w:anchor="_Toc241769131" w:history="1">
+          <w:hyperlink w:anchor="_Toc242366608" w:history="1">
             <w:r>
               <w:rPr>
                 <w:rStyle w:val="Hyperlink"/>
@@ -2083,7 +2084,7 @@
                 <w:noProof/>
                 <w:webHidden/>
               </w:rPr>
-              <w:instrText xml:space="preserve"> PAGEREF _Toc241769131 \h </w:instrText>
+              <w:instrText xml:space="preserve"> PAGEREF _Toc242366608 \h </w:instrText>
             </w:r>
             <w:r>
               <w:rPr>
@@ -2128,7 +2129,7 @@
               <w14:ligatures w14:val="standardContextual"/>
             </w:rPr>
           </w:pPr>
-          <w:hyperlink w:anchor="_Toc241769132" w:history="1">
+          <w:hyperlink w:anchor="_Toc242366609" w:history="1">
             <w:r>
               <w:rPr>
                 <w:rStyle w:val="Hyperlink"/>
@@ -2156,7 +2157,7 @@
                 <w:noProof/>
                 <w:webHidden/>
               </w:rPr>
-              <w:instrText xml:space="preserve"> PAGEREF _Toc241769132 \h </w:instrText>
+              <w:instrText xml:space="preserve"> PAGEREF _Toc242366609 \h </w:instrText>
             </w:r>
             <w:r>
               <w:rPr>
@@ -2201,7 +2202,7 @@
               <w14:ligatures w14:val="standardContextual"/>
             </w:rPr>
           </w:pPr>
-          <w:hyperlink w:anchor="_Toc241769133" w:history="1">
+          <w:hyperlink w:anchor="_Toc242366610" w:history="1">
             <w:r>
               <w:rPr>
                 <w:rStyle w:val="Hyperlink"/>
@@ -2229,7 +2230,7 @@
                 <w:noProof/>
                 <w:webHidden/>
               </w:rPr>
-              <w:instrText xml:space="preserve"> PAGEREF _Toc241769133 \h </w:instrText>
+              <w:instrText xml:space="preserve"> PAGEREF _Toc242366610 \h </w:instrText>
             </w:r>
             <w:r>
               <w:rPr>
@@ -2274,7 +2275,7 @@
               <w14:ligatures w14:val="standardContextual"/>
             </w:rPr>
           </w:pPr>
-          <w:hyperlink w:anchor="_Toc241769134" w:history="1">
+          <w:hyperlink w:anchor="_Toc242366611" w:history="1">
             <w:r>
               <w:rPr>
                 <w:rStyle w:val="Hyperlink"/>
@@ -2302,7 +2303,7 @@
                 <w:noProof/>
                 <w:webHidden/>
               </w:rPr>
-              <w:instrText xml:space="preserve"> PAGEREF _Toc241769134 \h </w:instrText>
+              <w:instrText xml:space="preserve"> PAGEREF _Toc242366611 \h </w:instrText>
             </w:r>
             <w:r>
               <w:rPr>
@@ -2347,14 +2348,14 @@
               <w14:ligatures w14:val="standardContextual"/>
             </w:rPr>
           </w:pPr>
-          <w:hyperlink w:anchor="_Toc241769135" w:history="1">
+          <w:hyperlink w:anchor="_Toc242366612" w:history="1">
             <w:r>
               <w:rPr>
                 <w:rStyle w:val="Hyperlink"/>
                 <w:rFonts w:asciiTheme="majorBidi" w:hAnsiTheme="majorBidi"/>
                 <w:noProof/>
               </w:rPr>
-              <w:t>6. Risk and Communication Management</w:t>
+              <w:t>6. Risk Management &amp; Communication Plan</w:t>
             </w:r>
             <w:r>
               <w:rPr>
@@ -2375,7 +2376,7 @@
                 <w:noProof/>
                 <w:webHidden/>
               </w:rPr>
-              <w:instrText xml:space="preserve"> PAGEREF _Toc241769135 \h </w:instrText>
+              <w:instrText xml:space="preserve"> PAGEREF _Toc242366612 \h </w:instrText>
             </w:r>
             <w:r>
               <w:rPr>
@@ -2420,7 +2421,7 @@
               <w14:ligatures w14:val="standardContextual"/>
             </w:rPr>
           </w:pPr>
-          <w:hyperlink w:anchor="_Toc241769136" w:history="1">
+          <w:hyperlink w:anchor="_Toc242366613" w:history="1">
             <w:r>
               <w:rPr>
                 <w:rStyle w:val="Hyperlink"/>
@@ -2448,7 +2449,7 @@
                 <w:noProof/>
                 <w:webHidden/>
               </w:rPr>
-              <w:instrText xml:space="preserve"> PAGEREF _Toc241769136 \h </w:instrText>
+              <w:instrText xml:space="preserve"> PAGEREF _Toc242366613 \h </w:instrText>
             </w:r>
             <w:r>
               <w:rPr>
@@ -2493,30 +2494,14 @@
               <w14:ligatures w14:val="standardContextual"/>
             </w:rPr>
           </w:pPr>
-          <w:hyperlink w:anchor="_Toc241769137" w:history="1">
+          <w:hyperlink w:anchor="_Toc242366614" w:history="1">
             <w:r>
               <w:rPr>
                 <w:rStyle w:val="Hyperlink"/>
                 <w:rFonts w:asciiTheme="majorBidi" w:hAnsiTheme="majorBidi"/>
                 <w:noProof/>
               </w:rPr>
-              <w:t xml:space="preserve">6.2 Risk </w:t>
-            </w:r>
-            <w:r>
-              <w:rPr>
-                <w:rStyle w:val="Hyperlink"/>
-                <w:rFonts w:asciiTheme="majorBidi" w:hAnsiTheme="majorBidi"/>
-                <w:noProof/>
-              </w:rPr>
-              <w:t>R</w:t>
-            </w:r>
-            <w:r>
-              <w:rPr>
-                <w:rStyle w:val="Hyperlink"/>
-                <w:rFonts w:asciiTheme="majorBidi" w:hAnsiTheme="majorBidi"/>
-                <w:noProof/>
-              </w:rPr>
-              <w:t>egister</w:t>
+              <w:t>6.2 Risk Register</w:t>
             </w:r>
             <w:r>
               <w:rPr>
@@ -2537,7 +2522,7 @@
                 <w:noProof/>
                 <w:webHidden/>
               </w:rPr>
-              <w:instrText xml:space="preserve"> PAGEREF _Toc241769137 \h </w:instrText>
+              <w:instrText xml:space="preserve"> PAGEREF _Toc242366614 \h </w:instrText>
             </w:r>
             <w:r>
               <w:rPr>
@@ -2582,7 +2567,7 @@
               <w14:ligatures w14:val="standardContextual"/>
             </w:rPr>
           </w:pPr>
-          <w:hyperlink w:anchor="_Toc241769138" w:history="1">
+          <w:hyperlink w:anchor="_Toc242366615" w:history="1">
             <w:r>
               <w:rPr>
                 <w:rStyle w:val="Hyperlink"/>
@@ -2610,7 +2595,7 @@
                 <w:noProof/>
                 <w:webHidden/>
               </w:rPr>
-              <w:instrText xml:space="preserve"> PAGEREF _Toc241769138 \h </w:instrText>
+              <w:instrText xml:space="preserve"> PAGEREF _Toc242366615 \h </w:instrText>
             </w:r>
             <w:r>
               <w:rPr>
@@ -2631,6 +2616,371 @@
                 <w:webHidden/>
               </w:rPr>
               <w:t>xxii</w:t>
+            </w:r>
+            <w:r>
+              <w:rPr>
+                <w:noProof/>
+                <w:webHidden/>
+              </w:rPr>
+              <w:fldChar w:fldCharType="end"/>
+            </w:r>
+          </w:hyperlink>
+        </w:p>
+        <w:p>
+          <w:pPr>
+            <w:pStyle w:val="TOC1"/>
+            <w:tabs>
+              <w:tab w:val="right" w:leader="dot" w:pos="9350"/>
+            </w:tabs>
+            <w:rPr>
+              <w:noProof/>
+              <w:kern w:val="2"/>
+              <w:sz w:val="24"/>
+              <w:szCs w:val="24"/>
+              <w14:ligatures w14:val="standardContextual"/>
+            </w:rPr>
+          </w:pPr>
+          <w:hyperlink w:anchor="_Toc242366616" w:history="1">
+            <w:r>
+              <w:rPr>
+                <w:rStyle w:val="Hyperlink"/>
+                <w:rFonts w:asciiTheme="majorBidi" w:hAnsiTheme="majorBidi"/>
+                <w:noProof/>
+              </w:rPr>
+              <w:t>7.  Resource &amp; Cost Management</w:t>
+            </w:r>
+            <w:r>
+              <w:rPr>
+                <w:noProof/>
+                <w:webHidden/>
+              </w:rPr>
+              <w:tab/>
+            </w:r>
+            <w:r>
+              <w:rPr>
+                <w:noProof/>
+                <w:webHidden/>
+              </w:rPr>
+              <w:fldChar w:fldCharType="begin"/>
+            </w:r>
+            <w:r>
+              <w:rPr>
+                <w:noProof/>
+                <w:webHidden/>
+              </w:rPr>
+              <w:instrText xml:space="preserve"> PAGEREF _Toc242366616 \h </w:instrText>
+            </w:r>
+            <w:r>
+              <w:rPr>
+                <w:noProof/>
+                <w:webHidden/>
+              </w:rPr>
+            </w:r>
+            <w:r>
+              <w:rPr>
+                <w:noProof/>
+                <w:webHidden/>
+              </w:rPr>
+              <w:fldChar w:fldCharType="separate"/>
+            </w:r>
+            <w:r>
+              <w:rPr>
+                <w:noProof/>
+                <w:webHidden/>
+              </w:rPr>
+              <w:t>xxiii</w:t>
+            </w:r>
+            <w:r>
+              <w:rPr>
+                <w:noProof/>
+                <w:webHidden/>
+              </w:rPr>
+              <w:fldChar w:fldCharType="end"/>
+            </w:r>
+          </w:hyperlink>
+        </w:p>
+        <w:p>
+          <w:pPr>
+            <w:pStyle w:val="TOC2"/>
+            <w:tabs>
+              <w:tab w:val="right" w:leader="dot" w:pos="9350"/>
+            </w:tabs>
+            <w:rPr>
+              <w:noProof/>
+              <w:kern w:val="2"/>
+              <w:sz w:val="24"/>
+              <w:szCs w:val="24"/>
+              <w14:ligatures w14:val="standardContextual"/>
+            </w:rPr>
+          </w:pPr>
+          <w:hyperlink w:anchor="_Toc242366617" w:history="1">
+            <w:r>
+              <w:rPr>
+                <w:rStyle w:val="Hyperlink"/>
+                <w:rFonts w:asciiTheme="majorBidi" w:hAnsiTheme="majorBidi"/>
+                <w:noProof/>
+              </w:rPr>
+              <w:t>7.1 Resource Plan</w:t>
+            </w:r>
+            <w:r>
+              <w:rPr>
+                <w:noProof/>
+                <w:webHidden/>
+              </w:rPr>
+              <w:tab/>
+            </w:r>
+            <w:r>
+              <w:rPr>
+                <w:noProof/>
+                <w:webHidden/>
+              </w:rPr>
+              <w:fldChar w:fldCharType="begin"/>
+            </w:r>
+            <w:r>
+              <w:rPr>
+                <w:noProof/>
+                <w:webHidden/>
+              </w:rPr>
+              <w:instrText xml:space="preserve"> PAGEREF _Toc242366617 \h </w:instrText>
+            </w:r>
+            <w:r>
+              <w:rPr>
+                <w:noProof/>
+                <w:webHidden/>
+              </w:rPr>
+            </w:r>
+            <w:r>
+              <w:rPr>
+                <w:noProof/>
+                <w:webHidden/>
+              </w:rPr>
+              <w:fldChar w:fldCharType="separate"/>
+            </w:r>
+            <w:r>
+              <w:rPr>
+                <w:noProof/>
+                <w:webHidden/>
+              </w:rPr>
+              <w:t>xxiii</w:t>
+            </w:r>
+            <w:r>
+              <w:rPr>
+                <w:noProof/>
+                <w:webHidden/>
+              </w:rPr>
+              <w:fldChar w:fldCharType="end"/>
+            </w:r>
+          </w:hyperlink>
+        </w:p>
+        <w:p>
+          <w:pPr>
+            <w:pStyle w:val="TOC2"/>
+            <w:tabs>
+              <w:tab w:val="right" w:leader="dot" w:pos="9350"/>
+            </w:tabs>
+            <w:rPr>
+              <w:noProof/>
+              <w:kern w:val="2"/>
+              <w:sz w:val="24"/>
+              <w:szCs w:val="24"/>
+              <w14:ligatures w14:val="standardContextual"/>
+            </w:rPr>
+          </w:pPr>
+          <w:hyperlink w:anchor="_Toc242366618" w:history="1">
+            <w:r>
+              <w:rPr>
+                <w:rStyle w:val="Hyperlink"/>
+                <w:rFonts w:asciiTheme="majorBidi" w:hAnsiTheme="majorBidi"/>
+                <w:noProof/>
+              </w:rPr>
+              <w:t>7.2 Cost Plan</w:t>
+            </w:r>
+            <w:r>
+              <w:rPr>
+                <w:noProof/>
+                <w:webHidden/>
+              </w:rPr>
+              <w:tab/>
+            </w:r>
+            <w:r>
+              <w:rPr>
+                <w:noProof/>
+                <w:webHidden/>
+              </w:rPr>
+              <w:fldChar w:fldCharType="begin"/>
+            </w:r>
+            <w:r>
+              <w:rPr>
+                <w:noProof/>
+                <w:webHidden/>
+              </w:rPr>
+              <w:instrText xml:space="preserve"> PAGEREF _Toc242366618 \h </w:instrText>
+            </w:r>
+            <w:r>
+              <w:rPr>
+                <w:noProof/>
+                <w:webHidden/>
+              </w:rPr>
+            </w:r>
+            <w:r>
+              <w:rPr>
+                <w:noProof/>
+                <w:webHidden/>
+              </w:rPr>
+              <w:fldChar w:fldCharType="separate"/>
+            </w:r>
+            <w:r>
+              <w:rPr>
+                <w:noProof/>
+                <w:webHidden/>
+              </w:rPr>
+              <w:t>xxiv</w:t>
+            </w:r>
+            <w:r>
+              <w:rPr>
+                <w:noProof/>
+                <w:webHidden/>
+              </w:rPr>
+              <w:fldChar w:fldCharType="end"/>
+            </w:r>
+          </w:hyperlink>
+        </w:p>
+        <w:p>
+          <w:pPr>
+            <w:pStyle w:val="TOC2"/>
+            <w:tabs>
+              <w:tab w:val="right" w:leader="dot" w:pos="9350"/>
+            </w:tabs>
+            <w:rPr>
+              <w:noProof/>
+              <w:kern w:val="2"/>
+              <w:sz w:val="24"/>
+              <w:szCs w:val="24"/>
+              <w14:ligatures w14:val="standardContextual"/>
+            </w:rPr>
+          </w:pPr>
+          <w:hyperlink w:anchor="_Toc242366619" w:history="1">
+            <w:r>
+              <w:rPr>
+                <w:rStyle w:val="Hyperlink"/>
+                <w:rFonts w:asciiTheme="majorBidi" w:hAnsiTheme="majorBidi"/>
+                <w:noProof/>
+              </w:rPr>
+              <w:t>7.3 Monthly Cash Flow</w:t>
+            </w:r>
+            <w:r>
+              <w:rPr>
+                <w:noProof/>
+                <w:webHidden/>
+              </w:rPr>
+              <w:tab/>
+            </w:r>
+            <w:r>
+              <w:rPr>
+                <w:noProof/>
+                <w:webHidden/>
+              </w:rPr>
+              <w:fldChar w:fldCharType="begin"/>
+            </w:r>
+            <w:r>
+              <w:rPr>
+                <w:noProof/>
+                <w:webHidden/>
+              </w:rPr>
+              <w:instrText xml:space="preserve"> PAGEREF _Toc242366619 \h </w:instrText>
+            </w:r>
+            <w:r>
+              <w:rPr>
+                <w:noProof/>
+                <w:webHidden/>
+              </w:rPr>
+            </w:r>
+            <w:r>
+              <w:rPr>
+                <w:noProof/>
+                <w:webHidden/>
+              </w:rPr>
+              <w:fldChar w:fldCharType="separate"/>
+            </w:r>
+            <w:r>
+              <w:rPr>
+                <w:noProof/>
+                <w:webHidden/>
+              </w:rPr>
+              <w:t>xxiv</w:t>
+            </w:r>
+            <w:r>
+              <w:rPr>
+                <w:noProof/>
+                <w:webHidden/>
+              </w:rPr>
+              <w:fldChar w:fldCharType="end"/>
+            </w:r>
+          </w:hyperlink>
+        </w:p>
+        <w:p>
+          <w:pPr>
+            <w:pStyle w:val="TOC2"/>
+            <w:tabs>
+              <w:tab w:val="right" w:leader="dot" w:pos="9350"/>
+            </w:tabs>
+            <w:rPr>
+              <w:noProof/>
+              <w:kern w:val="2"/>
+              <w:sz w:val="24"/>
+              <w:szCs w:val="24"/>
+              <w14:ligatures w14:val="standardContextual"/>
+            </w:rPr>
+          </w:pPr>
+          <w:hyperlink w:anchor="_Toc242366620" w:history="1">
+            <w:r>
+              <w:rPr>
+                <w:rStyle w:val="Hyperlink"/>
+                <w:rFonts w:asciiTheme="majorBidi" w:hAnsiTheme="majorBidi"/>
+                <w:noProof/>
+              </w:rPr>
+              <w:t>7.4 RACI Matrix</w:t>
+            </w:r>
+            <w:r>
+              <w:rPr>
+                <w:noProof/>
+                <w:webHidden/>
+              </w:rPr>
+              <w:tab/>
+            </w:r>
+            <w:r>
+              <w:rPr>
+                <w:noProof/>
+                <w:webHidden/>
+              </w:rPr>
+              <w:fldChar w:fldCharType="begin"/>
+            </w:r>
+            <w:r>
+              <w:rPr>
+                <w:noProof/>
+                <w:webHidden/>
+              </w:rPr>
+              <w:instrText xml:space="preserve"> PAGEREF _Toc242366620 \h </w:instrText>
+            </w:r>
+            <w:r>
+              <w:rPr>
+                <w:noProof/>
+                <w:webHidden/>
+              </w:rPr>
+            </w:r>
+            <w:r>
+              <w:rPr>
+                <w:noProof/>
+                <w:webHidden/>
+              </w:rPr>
+              <w:fldChar w:fldCharType="separate"/>
+            </w:r>
+            <w:r>
+              <w:rPr>
+                <w:noProof/>
+                <w:webHidden/>
+              </w:rPr>
+              <w:t>xxv</w:t>
             </w:r>
             <w:r>
               <w:rPr>
@@ -2700,7 +3050,7 @@
           <w:color w:val="000000" w:themeColor="text1"/>
         </w:rPr>
       </w:pPr>
-      <w:bookmarkStart w:id="0" w:name="_Toc241769108"/>
+      <w:bookmarkStart w:id="0" w:name="_Toc242366585"/>
       <w:r>
         <w:rPr>
           <w:rStyle w:val="SubtleEmphasis"/>
@@ -2743,7 +3093,7 @@
           <w:color w:val="000000" w:themeColor="text1"/>
         </w:rPr>
       </w:pPr>
-      <w:bookmarkStart w:id="1" w:name="_Toc241769109"/>
+      <w:bookmarkStart w:id="1" w:name="_Toc242366586"/>
       <w:r>
         <w:rPr>
           <w:rFonts w:asciiTheme="majorBidi" w:hAnsiTheme="majorBidi"/>
@@ -2999,7 +3349,7 @@
           <w:color w:val="000000" w:themeColor="text1"/>
         </w:rPr>
       </w:pPr>
-      <w:bookmarkStart w:id="2" w:name="_Toc241769110"/>
+      <w:bookmarkStart w:id="2" w:name="_Toc242366587"/>
       <w:r>
         <w:rPr>
           <w:rFonts w:asciiTheme="majorBidi" w:hAnsiTheme="majorBidi"/>
@@ -3213,7 +3563,7 @@
           <w:color w:val="000000" w:themeColor="text1"/>
         </w:rPr>
       </w:pPr>
-      <w:bookmarkStart w:id="3" w:name="_Toc241769111"/>
+      <w:bookmarkStart w:id="3" w:name="_Toc242366588"/>
       <w:r>
         <w:rPr>
           <w:rFonts w:asciiTheme="majorBidi" w:hAnsiTheme="majorBidi"/>
@@ -3468,7 +3818,7 @@
           <w:color w:val="000000" w:themeColor="text1"/>
         </w:rPr>
       </w:pPr>
-      <w:bookmarkStart w:id="4" w:name="_Toc241769112"/>
+      <w:bookmarkStart w:id="4" w:name="_Toc242366589"/>
       <w:r>
         <w:rPr>
           <w:rFonts w:asciiTheme="majorBidi" w:hAnsiTheme="majorBidi"/>
@@ -4282,7 +4632,7 @@
           <w:color w:val="000000" w:themeColor="text1"/>
         </w:rPr>
       </w:pPr>
-      <w:bookmarkStart w:id="5" w:name="_Toc241769113"/>
+      <w:bookmarkStart w:id="5" w:name="_Toc242366590"/>
       <w:r>
         <w:rPr>
           <w:rFonts w:asciiTheme="majorBidi" w:hAnsiTheme="majorBidi"/>
@@ -4476,7 +4826,7 @@
           <w:color w:val="000000" w:themeColor="text1"/>
         </w:rPr>
       </w:pPr>
-      <w:bookmarkStart w:id="6" w:name="_Toc241769114"/>
+      <w:bookmarkStart w:id="6" w:name="_Toc242366591"/>
       <w:r>
         <w:rPr>
           <w:rFonts w:asciiTheme="majorBidi" w:hAnsiTheme="majorBidi"/>
@@ -4502,7 +4852,7 @@
           <w:color w:val="000000" w:themeColor="text1"/>
         </w:rPr>
       </w:pPr>
-      <w:bookmarkStart w:id="7" w:name="_Toc241769115"/>
+      <w:bookmarkStart w:id="7" w:name="_Toc242366592"/>
       <w:r>
         <w:rPr>
           <w:rFonts w:asciiTheme="majorBidi" w:hAnsiTheme="majorBidi"/>
@@ -4624,7 +4974,7 @@
           <w:color w:val="000000" w:themeColor="text1"/>
         </w:rPr>
       </w:pPr>
-      <w:bookmarkStart w:id="8" w:name="_Toc241769116"/>
+      <w:bookmarkStart w:id="8" w:name="_Toc242366593"/>
       <w:r>
         <w:rPr>
           <w:rFonts w:asciiTheme="majorBidi" w:hAnsiTheme="majorBidi"/>
@@ -4855,7 +5205,7 @@
           <w:color w:val="000000" w:themeColor="text1"/>
         </w:rPr>
       </w:pPr>
-      <w:bookmarkStart w:id="9" w:name="_Toc241769117"/>
+      <w:bookmarkStart w:id="9" w:name="_Toc242366594"/>
       <w:r>
         <w:rPr>
           <w:rFonts w:asciiTheme="majorBidi" w:hAnsiTheme="majorBidi"/>
@@ -4953,7 +5303,7 @@
           <w:color w:val="000000" w:themeColor="text1"/>
         </w:rPr>
       </w:pPr>
-      <w:bookmarkStart w:id="10" w:name="_Toc241769118"/>
+      <w:bookmarkStart w:id="10" w:name="_Toc242366595"/>
       <w:r>
         <w:rPr>
           <w:rFonts w:asciiTheme="majorBidi" w:hAnsiTheme="majorBidi"/>
@@ -5187,7 +5537,7 @@
           <w:color w:val="000000" w:themeColor="text1"/>
         </w:rPr>
       </w:pPr>
-      <w:bookmarkStart w:id="11" w:name="_Toc241769119"/>
+      <w:bookmarkStart w:id="11" w:name="_Toc242366596"/>
       <w:r>
         <w:rPr>
           <w:rFonts w:asciiTheme="majorBidi" w:hAnsiTheme="majorBidi"/>
@@ -5288,7 +5638,7 @@
           <w:color w:val="000000" w:themeColor="text1"/>
         </w:rPr>
       </w:pPr>
-      <w:bookmarkStart w:id="12" w:name="_Toc241769120"/>
+      <w:bookmarkStart w:id="12" w:name="_Toc242366597"/>
       <w:r>
         <w:rPr>
           <w:rFonts w:asciiTheme="majorBidi" w:hAnsiTheme="majorBidi"/>
@@ -5369,7 +5719,7 @@
           <w:color w:val="000000" w:themeColor="text1"/>
         </w:rPr>
       </w:pPr>
-      <w:bookmarkStart w:id="13" w:name="_Toc241769121"/>
+      <w:bookmarkStart w:id="13" w:name="_Toc242366598"/>
       <w:r>
         <w:rPr>
           <w:rFonts w:asciiTheme="majorBidi" w:hAnsiTheme="majorBidi"/>
@@ -5420,7 +5770,7 @@
           <w:color w:val="000000" w:themeColor="text1"/>
         </w:rPr>
       </w:pPr>
-      <w:bookmarkStart w:id="14" w:name="_Toc241769122"/>
+      <w:bookmarkStart w:id="14" w:name="_Toc242366599"/>
       <w:r>
         <w:rPr>
           <w:rFonts w:asciiTheme="majorBidi" w:hAnsiTheme="majorBidi"/>
@@ -6058,7 +6408,7 @@
           <w:color w:val="000000" w:themeColor="text1"/>
         </w:rPr>
       </w:pPr>
-      <w:bookmarkStart w:id="15" w:name="_Toc241769123"/>
+      <w:bookmarkStart w:id="15" w:name="_Toc242366600"/>
       <w:r>
         <w:rPr>
           <w:rFonts w:asciiTheme="majorBidi" w:hAnsiTheme="majorBidi"/>
@@ -6431,7 +6781,7 @@
           <w:color w:val="000000" w:themeColor="text1"/>
         </w:rPr>
       </w:pPr>
-      <w:bookmarkStart w:id="16" w:name="_Toc241769124"/>
+      <w:bookmarkStart w:id="16" w:name="_Toc242366601"/>
       <w:r>
         <w:rPr>
           <w:rFonts w:asciiTheme="majorBidi" w:hAnsiTheme="majorBidi"/>
@@ -6449,7 +6799,7 @@
           <w:color w:val="auto"/>
         </w:rPr>
       </w:pPr>
-      <w:bookmarkStart w:id="17" w:name="_Toc241769125"/>
+      <w:bookmarkStart w:id="17" w:name="_Toc242366602"/>
       <w:r>
         <w:rPr>
           <w:rFonts w:asciiTheme="majorBidi" w:hAnsiTheme="majorBidi"/>
@@ -9442,7 +9792,7 @@
           <w:color w:val="auto"/>
         </w:rPr>
       </w:pPr>
-      <w:bookmarkStart w:id="18" w:name="_Toc241769126"/>
+      <w:bookmarkStart w:id="18" w:name="_Toc242366603"/>
       <w:r>
         <w:rPr>
           <w:rFonts w:asciiTheme="majorBidi" w:hAnsiTheme="majorBidi"/>
@@ -10051,7 +10401,7 @@
           <w:color w:val="auto"/>
         </w:rPr>
       </w:pPr>
-      <w:bookmarkStart w:id="19" w:name="_Toc241769127"/>
+      <w:bookmarkStart w:id="19" w:name="_Toc242366604"/>
       <w:r>
         <w:rPr>
           <w:rFonts w:asciiTheme="majorBidi" w:hAnsiTheme="majorBidi"/>
@@ -10071,7 +10421,7 @@
           <w:color w:val="auto"/>
         </w:rPr>
       </w:pPr>
-      <w:bookmarkStart w:id="20" w:name="_Toc241769128"/>
+      <w:bookmarkStart w:id="20" w:name="_Toc242366605"/>
       <w:r>
         <w:rPr>
           <w:rFonts w:asciiTheme="majorBidi" w:hAnsiTheme="majorBidi"/>
@@ -10254,7 +10604,7 @@
           <w:color w:val="auto"/>
         </w:rPr>
       </w:pPr>
-      <w:bookmarkStart w:id="21" w:name="_Toc241769129"/>
+      <w:bookmarkStart w:id="21" w:name="_Toc242366606"/>
       <w:r>
         <w:rPr>
           <w:rFonts w:asciiTheme="majorBidi" w:hAnsiTheme="majorBidi"/>
@@ -11396,7 +11746,7 @@
           <w:color w:val="auto"/>
         </w:rPr>
       </w:pPr>
-      <w:bookmarkStart w:id="22" w:name="_Toc241769130"/>
+      <w:bookmarkStart w:id="22" w:name="_Toc242366607"/>
       <w:r>
         <w:rPr>
           <w:rFonts w:asciiTheme="majorBidi" w:hAnsiTheme="majorBidi"/>
@@ -13867,7 +14217,7 @@
           <w:color w:val="auto"/>
         </w:rPr>
       </w:pPr>
-      <w:bookmarkStart w:id="23" w:name="_Toc241769131"/>
+      <w:bookmarkStart w:id="23" w:name="_Toc242366608"/>
       <w:r>
         <w:rPr>
           <w:rFonts w:asciiTheme="majorBidi" w:hAnsiTheme="majorBidi"/>
@@ -13911,7 +14261,7 @@
           <w:noProof/>
         </w:rPr>
         <w:drawing>
-          <wp:anchor distT="0" distB="0" distL="114300" distR="114300" simplePos="0" relativeHeight="251658240" behindDoc="1" locked="0" layoutInCell="1" allowOverlap="1" wp14:anchorId="4F7F4707" wp14:editId="3EC71003">
+          <wp:anchor distT="0" distB="0" distL="114300" distR="114300" simplePos="0" relativeHeight="251650560" behindDoc="1" locked="0" layoutInCell="1" allowOverlap="1" wp14:anchorId="4F7F4707" wp14:editId="3EC71003">
             <wp:simplePos x="0" y="0"/>
             <wp:positionH relativeFrom="margin">
               <wp:align>center</wp:align>
@@ -14099,7 +14449,7 @@
           <w:color w:val="auto"/>
         </w:rPr>
       </w:pPr>
-      <w:bookmarkStart w:id="24" w:name="_Toc241769132"/>
+      <w:bookmarkStart w:id="24" w:name="_Toc242366609"/>
       <w:r>
         <w:rPr>
           <w:rFonts w:asciiTheme="majorBidi" w:hAnsiTheme="majorBidi"/>
@@ -14132,7 +14482,7 @@
           <w:color w:val="auto"/>
         </w:rPr>
       </w:pPr>
-      <w:bookmarkStart w:id="25" w:name="_Toc241769133"/>
+      <w:bookmarkStart w:id="25" w:name="_Toc242366610"/>
       <w:r>
         <w:rPr>
           <w:rFonts w:asciiTheme="majorBidi" w:hAnsiTheme="majorBidi"/>
@@ -14216,7 +14566,7 @@
         </w:rPr>
         <w:lastRenderedPageBreak/>
         <w:drawing>
-          <wp:anchor distT="0" distB="0" distL="114300" distR="114300" simplePos="0" relativeHeight="251658243" behindDoc="0" locked="0" layoutInCell="1" allowOverlap="1" wp14:anchorId="2D20E537" wp14:editId="24B93A68">
+          <wp:anchor distT="0" distB="0" distL="114300" distR="114300" simplePos="0" relativeHeight="251653632" behindDoc="0" locked="0" layoutInCell="1" allowOverlap="1" wp14:anchorId="2D20E537" wp14:editId="24B93A68">
             <wp:simplePos x="0" y="0"/>
             <wp:positionH relativeFrom="column">
               <wp:posOffset>4086225</wp:posOffset>
@@ -14278,7 +14628,7 @@
           <w:noProof/>
         </w:rPr>
         <w:drawing>
-          <wp:anchor distT="0" distB="0" distL="114300" distR="114300" simplePos="0" relativeHeight="251658241" behindDoc="0" locked="0" layoutInCell="1" allowOverlap="1" wp14:anchorId="4AE62CA2" wp14:editId="19AD5E6C">
+          <wp:anchor distT="0" distB="0" distL="114300" distR="114300" simplePos="0" relativeHeight="251651584" behindDoc="0" locked="0" layoutInCell="1" allowOverlap="1" wp14:anchorId="4AE62CA2" wp14:editId="19AD5E6C">
             <wp:simplePos x="0" y="0"/>
             <wp:positionH relativeFrom="column">
               <wp:posOffset>-485775</wp:posOffset>
@@ -14340,7 +14690,7 @@
           <w:noProof/>
         </w:rPr>
         <w:drawing>
-          <wp:anchor distT="0" distB="0" distL="114300" distR="114300" simplePos="0" relativeHeight="251658242" behindDoc="0" locked="0" layoutInCell="1" allowOverlap="1" wp14:anchorId="00A79478" wp14:editId="5B7C857E">
+          <wp:anchor distT="0" distB="0" distL="114300" distR="114300" simplePos="0" relativeHeight="251652608" behindDoc="0" locked="0" layoutInCell="1" allowOverlap="1" wp14:anchorId="00A79478" wp14:editId="5B7C857E">
             <wp:simplePos x="0" y="0"/>
             <wp:positionH relativeFrom="column">
               <wp:posOffset>1781175</wp:posOffset>
@@ -14461,7 +14811,7 @@
           <w:color w:val="auto"/>
         </w:rPr>
       </w:pPr>
-      <w:bookmarkStart w:id="26" w:name="_Toc241769134"/>
+      <w:bookmarkStart w:id="26" w:name="_Toc242366611"/>
       <w:r>
         <w:rPr>
           <w:rFonts w:asciiTheme="majorBidi" w:hAnsiTheme="majorBidi"/>
@@ -14571,7 +14921,7 @@
         </w:rPr>
         <w:lastRenderedPageBreak/>
         <w:drawing>
-          <wp:anchor distT="0" distB="0" distL="114300" distR="114300" simplePos="0" relativeHeight="251658244" behindDoc="0" locked="0" layoutInCell="1" allowOverlap="1" wp14:anchorId="7B5A0413" wp14:editId="1826A4FB">
+          <wp:anchor distT="0" distB="0" distL="114300" distR="114300" simplePos="0" relativeHeight="251654656" behindDoc="0" locked="0" layoutInCell="1" allowOverlap="1" wp14:anchorId="7B5A0413" wp14:editId="1826A4FB">
             <wp:simplePos x="0" y="0"/>
             <wp:positionH relativeFrom="margin">
               <wp:align>right</wp:align>
@@ -14678,7 +15028,7 @@
           <w:color w:val="auto"/>
         </w:rPr>
       </w:pPr>
-      <w:bookmarkStart w:id="27" w:name="_Toc241769135"/>
+      <w:bookmarkStart w:id="27" w:name="_Toc242366612"/>
       <w:r>
         <w:rPr>
           <w:rFonts w:asciiTheme="majorBidi" w:hAnsiTheme="majorBidi"/>
@@ -14701,7 +15051,6 @@
         </w:rPr>
         <w:t>Management</w:t>
       </w:r>
-      <w:bookmarkEnd w:id="27"/>
       <w:r>
         <w:rPr>
           <w:rFonts w:asciiTheme="majorBidi" w:hAnsiTheme="majorBidi"/>
@@ -14709,6 +15058,7 @@
         </w:rPr>
         <w:t xml:space="preserve"> &amp; Communication Plan</w:t>
       </w:r>
+      <w:bookmarkEnd w:id="27"/>
     </w:p>
     <w:p>
       <w:pPr>
@@ -14719,7 +15069,7 @@
           <w:color w:val="auto"/>
         </w:rPr>
       </w:pPr>
-      <w:bookmarkStart w:id="28" w:name="_Toc241769136"/>
+      <w:bookmarkStart w:id="28" w:name="_Toc242366613"/>
       <w:r>
         <w:rPr>
           <w:rFonts w:asciiTheme="majorBidi" w:hAnsiTheme="majorBidi"/>
@@ -15535,7 +15885,7 @@
           <w:color w:val="auto"/>
         </w:rPr>
       </w:pPr>
-      <w:bookmarkStart w:id="29" w:name="_Toc241769137"/>
+      <w:bookmarkStart w:id="29" w:name="_Toc242366614"/>
       <w:r>
         <w:rPr>
           <w:rFonts w:asciiTheme="majorBidi" w:hAnsiTheme="majorBidi"/>
@@ -16550,7 +16900,7 @@
           <w:color w:val="auto"/>
         </w:rPr>
       </w:pPr>
-      <w:bookmarkStart w:id="30" w:name="_Toc241769138"/>
+      <w:bookmarkStart w:id="30" w:name="_Toc242366615"/>
       <w:r>
         <w:rPr>
           <w:rFonts w:asciiTheme="majorBidi" w:hAnsiTheme="majorBidi"/>
@@ -17118,10 +17468,879 @@
       </w:tr>
     </w:tbl>
     <w:p/>
-    <w:p/>
+    <w:p>
+      <w:pPr>
+        <w:pStyle w:val="Heading1"/>
+        <w:spacing w:line="360" w:lineRule="auto"/>
+        <w:rPr>
+          <w:rFonts w:asciiTheme="majorBidi" w:hAnsiTheme="majorBidi"/>
+          <w:color w:val="auto"/>
+        </w:rPr>
+      </w:pPr>
+      <w:bookmarkStart w:id="31" w:name="_Toc242366616"/>
+      <w:r>
+        <w:rPr>
+          <w:rFonts w:asciiTheme="majorBidi" w:hAnsiTheme="majorBidi"/>
+          <w:color w:val="auto"/>
+        </w:rPr>
+        <w:t xml:space="preserve">7.  </w:t>
+      </w:r>
+      <w:r>
+        <w:rPr>
+          <w:rFonts w:asciiTheme="majorBidi" w:hAnsiTheme="majorBidi"/>
+          <w:color w:val="auto"/>
+        </w:rPr>
+        <w:t>Resource &amp; Cost Management</w:t>
+      </w:r>
+      <w:bookmarkEnd w:id="31"/>
+      <w:r>
+        <w:rPr>
+          <w:rFonts w:asciiTheme="majorBidi" w:hAnsiTheme="majorBidi"/>
+          <w:color w:val="auto"/>
+        </w:rPr>
+        <w:t xml:space="preserve"> </w:t>
+      </w:r>
+    </w:p>
+    <w:p>
+      <w:pPr>
+        <w:pStyle w:val="Heading2"/>
+        <w:spacing w:line="360" w:lineRule="auto"/>
+        <w:rPr>
+          <w:rFonts w:asciiTheme="majorBidi" w:hAnsiTheme="majorBidi"/>
+          <w:color w:val="auto"/>
+        </w:rPr>
+      </w:pPr>
+      <w:bookmarkStart w:id="32" w:name="_Toc242366617"/>
+      <w:r>
+        <w:rPr>
+          <w:rFonts w:asciiTheme="majorBidi" w:hAnsiTheme="majorBidi"/>
+          <w:color w:val="auto"/>
+        </w:rPr>
+        <w:t>7.1 Resource Plan</w:t>
+      </w:r>
+      <w:bookmarkEnd w:id="32"/>
+    </w:p>
+    <w:p>
+      <w:pPr>
+        <w:rPr>
+          <w:rFonts w:asciiTheme="majorBidi" w:hAnsiTheme="majorBidi" w:cstheme="majorBidi"/>
+        </w:rPr>
+      </w:pPr>
+      <w:r>
+        <w:rPr>
+          <w:rFonts w:asciiTheme="majorBidi" w:hAnsiTheme="majorBidi" w:cstheme="majorBidi"/>
+          <w:noProof/>
+        </w:rPr>
+        <w:drawing>
+          <wp:anchor distT="0" distB="0" distL="114300" distR="114300" simplePos="0" relativeHeight="251655680" behindDoc="0" locked="0" layoutInCell="1" allowOverlap="1" wp14:anchorId="13C24AD9" wp14:editId="7DCBB89C">
+            <wp:simplePos x="0" y="0"/>
+            <wp:positionH relativeFrom="margin">
+              <wp:align>center</wp:align>
+            </wp:positionH>
+            <wp:positionV relativeFrom="paragraph">
+              <wp:posOffset>992505</wp:posOffset>
+            </wp:positionV>
+            <wp:extent cx="7279005" cy="3094990"/>
+            <wp:effectExtent l="0" t="0" r="0" b="0"/>
+            <wp:wrapThrough wrapText="bothSides">
+              <wp:wrapPolygon edited="0">
+                <wp:start x="0" y="0"/>
+                <wp:lineTo x="0" y="21405"/>
+                <wp:lineTo x="21538" y="21405"/>
+                <wp:lineTo x="21538" y="0"/>
+                <wp:lineTo x="0" y="0"/>
+              </wp:wrapPolygon>
+            </wp:wrapThrough>
+            <wp:docPr id="216791205" name="Picture 1"/>
+            <wp:cNvGraphicFramePr>
+              <a:graphicFrameLocks xmlns:a="http://schemas.openxmlformats.org/drawingml/2006/main" noChangeAspect="1"/>
+            </wp:cNvGraphicFramePr>
+            <a:graphic xmlns:a="http://schemas.openxmlformats.org/drawingml/2006/main">
+              <a:graphicData uri="http://schemas.openxmlformats.org/drawingml/2006/picture">
+                <pic:pic xmlns:pic="http://schemas.openxmlformats.org/drawingml/2006/picture">
+                  <pic:nvPicPr>
+                    <pic:cNvPr id="216791205" name=""/>
+                    <pic:cNvPicPr/>
+                  </pic:nvPicPr>
+                  <pic:blipFill>
+                    <a:blip r:embed="rId19">
+                      <a:extLst>
+                        <a:ext uri="{28A0092B-C50C-407E-A947-70E740481C1C}">
+                          <a14:useLocalDpi xmlns:a14="http://schemas.microsoft.com/office/drawing/2010/main" val="0"/>
+                        </a:ext>
+                      </a:extLst>
+                    </a:blip>
+                    <a:stretch>
+                      <a:fillRect/>
+                    </a:stretch>
+                  </pic:blipFill>
+                  <pic:spPr>
+                    <a:xfrm>
+                      <a:off x="0" y="0"/>
+                      <a:ext cx="7279005" cy="3094990"/>
+                    </a:xfrm>
+                    <a:prstGeom prst="rect">
+                      <a:avLst/>
+                    </a:prstGeom>
+                  </pic:spPr>
+                </pic:pic>
+              </a:graphicData>
+            </a:graphic>
+            <wp14:sizeRelH relativeFrom="page">
+              <wp14:pctWidth>0</wp14:pctWidth>
+            </wp14:sizeRelH>
+            <wp14:sizeRelV relativeFrom="page">
+              <wp14:pctHeight>0</wp14:pctHeight>
+            </wp14:sizeRelV>
+          </wp:anchor>
+        </w:drawing>
+      </w:r>
+      <w:r>
+        <w:rPr>
+          <w:rFonts w:asciiTheme="majorBidi" w:hAnsiTheme="majorBidi" w:cstheme="majorBidi"/>
+        </w:rPr>
+        <w:t xml:space="preserve">The resource plan for the Smart Parking Platform identifies the </w:t>
+      </w:r>
+      <w:r>
+        <w:rPr>
+          <w:rFonts w:asciiTheme="majorBidi" w:hAnsiTheme="majorBidi" w:cstheme="majorBidi"/>
+        </w:rPr>
+        <w:t xml:space="preserve">project’s team members </w:t>
+      </w:r>
+      <w:r>
+        <w:rPr>
+          <w:rFonts w:asciiTheme="majorBidi" w:hAnsiTheme="majorBidi" w:cstheme="majorBidi"/>
+        </w:rPr>
+        <w:t>and their assigned roles.</w:t>
+      </w:r>
+      <w:r>
+        <w:rPr>
+          <w:rFonts w:asciiTheme="majorBidi" w:hAnsiTheme="majorBidi" w:cstheme="majorBidi"/>
+        </w:rPr>
+        <w:t xml:space="preserve"> Members of this team </w:t>
+      </w:r>
+      <w:proofErr w:type="gramStart"/>
+      <w:r>
+        <w:rPr>
+          <w:rFonts w:asciiTheme="majorBidi" w:hAnsiTheme="majorBidi" w:cstheme="majorBidi"/>
+        </w:rPr>
+        <w:t>carry</w:t>
+      </w:r>
+      <w:proofErr w:type="gramEnd"/>
+      <w:r>
+        <w:rPr>
+          <w:rFonts w:asciiTheme="majorBidi" w:hAnsiTheme="majorBidi" w:cstheme="majorBidi"/>
+        </w:rPr>
+        <w:t xml:space="preserve"> more than one role </w:t>
+      </w:r>
+      <w:r>
+        <w:rPr>
+          <w:rFonts w:asciiTheme="majorBidi" w:hAnsiTheme="majorBidi" w:cstheme="majorBidi"/>
+        </w:rPr>
+        <w:t xml:space="preserve">to help </w:t>
+      </w:r>
+      <w:r>
+        <w:rPr>
+          <w:rFonts w:asciiTheme="majorBidi" w:hAnsiTheme="majorBidi" w:cstheme="majorBidi"/>
+        </w:rPr>
+        <w:t>support the project workflow and save costs</w:t>
+      </w:r>
+      <w:r>
+        <w:rPr>
+          <w:rFonts w:asciiTheme="majorBidi" w:hAnsiTheme="majorBidi" w:cstheme="majorBidi"/>
+        </w:rPr>
+        <w:t xml:space="preserve">. </w:t>
+      </w:r>
+      <w:r>
+        <w:rPr>
+          <w:rFonts w:asciiTheme="majorBidi" w:hAnsiTheme="majorBidi" w:cstheme="majorBidi"/>
+        </w:rPr>
+        <w:t xml:space="preserve"> It also shows each member</w:t>
+      </w:r>
+      <w:r>
+        <w:rPr>
+          <w:rFonts w:asciiTheme="majorBidi" w:hAnsiTheme="majorBidi" w:cstheme="majorBidi"/>
+        </w:rPr>
+        <w:t xml:space="preserve">’s </w:t>
+      </w:r>
+      <w:r>
+        <w:rPr>
+          <w:rFonts w:asciiTheme="majorBidi" w:hAnsiTheme="majorBidi" w:cstheme="majorBidi"/>
+        </w:rPr>
+        <w:t>skill levels and project allocation. In the resource plan</w:t>
+      </w:r>
+      <w:r>
+        <w:rPr>
+          <w:rFonts w:asciiTheme="majorBidi" w:hAnsiTheme="majorBidi" w:cstheme="majorBidi"/>
+        </w:rPr>
+        <w:t xml:space="preserve">, estimated hours and hourly rates are also included to help calculate the </w:t>
+      </w:r>
+      <w:r>
+        <w:rPr>
+          <w:rFonts w:asciiTheme="majorBidi" w:hAnsiTheme="majorBidi" w:cstheme="majorBidi"/>
+        </w:rPr>
+        <w:t>projected cost for each member of this te</w:t>
+      </w:r>
+      <w:r>
+        <w:rPr>
+          <w:rFonts w:asciiTheme="majorBidi" w:hAnsiTheme="majorBidi" w:cstheme="majorBidi"/>
+        </w:rPr>
+        <w:t xml:space="preserve">am. </w:t>
+      </w:r>
+    </w:p>
+    <w:p>
+      <w:pPr>
+        <w:rPr>
+          <w:rFonts w:ascii="Times New Roman" w:hAnsi="Times New Roman" w:cs="Times New Roman"/>
+        </w:rPr>
+      </w:pPr>
+      <w:r>
+        <w:rPr>
+          <w:rFonts w:ascii="Times New Roman" w:hAnsi="Times New Roman" w:cs="Times New Roman"/>
+        </w:rPr>
+        <w:lastRenderedPageBreak/>
+        <w:t>Based on the current resource allocation, the project team represents 7.5 total FTEs, 3,900 estimated labor hours, and a total estimated labor cost of $240,500.</w:t>
+      </w:r>
+    </w:p>
+    <w:p>
+      <w:pPr>
+        <w:pStyle w:val="Heading2"/>
+        <w:spacing w:line="360" w:lineRule="auto"/>
+        <w:rPr>
+          <w:rFonts w:asciiTheme="majorBidi" w:hAnsiTheme="majorBidi"/>
+          <w:color w:val="auto"/>
+        </w:rPr>
+      </w:pPr>
+      <w:bookmarkStart w:id="33" w:name="_Toc242366618"/>
+      <w:r>
+        <w:rPr>
+          <w:rFonts w:asciiTheme="majorBidi" w:hAnsiTheme="majorBidi"/>
+          <w:color w:val="auto"/>
+        </w:rPr>
+        <w:t>7.2 Cost Plan</w:t>
+      </w:r>
+      <w:bookmarkEnd w:id="33"/>
+    </w:p>
+    <w:p>
+      <w:pPr>
+        <w:rPr>
+          <w:rFonts w:asciiTheme="majorBidi" w:hAnsiTheme="majorBidi" w:cstheme="majorBidi"/>
+        </w:rPr>
+      </w:pPr>
+      <w:r>
+        <w:rPr>
+          <w:rFonts w:asciiTheme="majorBidi" w:hAnsiTheme="majorBidi" w:cstheme="majorBidi"/>
+          <w:noProof/>
+        </w:rPr>
+        <w:drawing>
+          <wp:anchor distT="0" distB="0" distL="114300" distR="114300" simplePos="0" relativeHeight="251656704" behindDoc="0" locked="0" layoutInCell="1" allowOverlap="1" wp14:anchorId="64D23320" wp14:editId="6FB163CD">
+            <wp:simplePos x="0" y="0"/>
+            <wp:positionH relativeFrom="margin">
+              <wp:align>center</wp:align>
+            </wp:positionH>
+            <wp:positionV relativeFrom="paragraph">
+              <wp:posOffset>1017270</wp:posOffset>
+            </wp:positionV>
+            <wp:extent cx="7272020" cy="2971800"/>
+            <wp:effectExtent l="0" t="0" r="5080" b="0"/>
+            <wp:wrapThrough wrapText="bothSides">
+              <wp:wrapPolygon edited="0">
+                <wp:start x="0" y="0"/>
+                <wp:lineTo x="0" y="21462"/>
+                <wp:lineTo x="21559" y="21462"/>
+                <wp:lineTo x="21559" y="0"/>
+                <wp:lineTo x="0" y="0"/>
+              </wp:wrapPolygon>
+            </wp:wrapThrough>
+            <wp:docPr id="521005590" name="Picture 1"/>
+            <wp:cNvGraphicFramePr>
+              <a:graphicFrameLocks xmlns:a="http://schemas.openxmlformats.org/drawingml/2006/main" noChangeAspect="1"/>
+            </wp:cNvGraphicFramePr>
+            <a:graphic xmlns:a="http://schemas.openxmlformats.org/drawingml/2006/main">
+              <a:graphicData uri="http://schemas.openxmlformats.org/drawingml/2006/picture">
+                <pic:pic xmlns:pic="http://schemas.openxmlformats.org/drawingml/2006/picture">
+                  <pic:nvPicPr>
+                    <pic:cNvPr id="521005590" name=""/>
+                    <pic:cNvPicPr/>
+                  </pic:nvPicPr>
+                  <pic:blipFill>
+                    <a:blip r:embed="rId20">
+                      <a:extLst>
+                        <a:ext uri="{28A0092B-C50C-407E-A947-70E740481C1C}">
+                          <a14:useLocalDpi xmlns:a14="http://schemas.microsoft.com/office/drawing/2010/main" val="0"/>
+                        </a:ext>
+                      </a:extLst>
+                    </a:blip>
+                    <a:stretch>
+                      <a:fillRect/>
+                    </a:stretch>
+                  </pic:blipFill>
+                  <pic:spPr>
+                    <a:xfrm>
+                      <a:off x="0" y="0"/>
+                      <a:ext cx="7272020" cy="2971800"/>
+                    </a:xfrm>
+                    <a:prstGeom prst="rect">
+                      <a:avLst/>
+                    </a:prstGeom>
+                  </pic:spPr>
+                </pic:pic>
+              </a:graphicData>
+            </a:graphic>
+            <wp14:sizeRelH relativeFrom="page">
+              <wp14:pctWidth>0</wp14:pctWidth>
+            </wp14:sizeRelH>
+            <wp14:sizeRelV relativeFrom="page">
+              <wp14:pctHeight>0</wp14:pctHeight>
+            </wp14:sizeRelV>
+          </wp:anchor>
+        </w:drawing>
+      </w:r>
+      <w:r>
+        <w:rPr>
+          <w:rFonts w:asciiTheme="majorBidi" w:hAnsiTheme="majorBidi" w:cstheme="majorBidi"/>
+        </w:rPr>
+        <w:t xml:space="preserve">The </w:t>
+      </w:r>
+      <w:r>
+        <w:rPr>
+          <w:rFonts w:asciiTheme="majorBidi" w:hAnsiTheme="majorBidi" w:cstheme="majorBidi"/>
+        </w:rPr>
+        <w:t xml:space="preserve">cost plan for the Smart Parking Platform provides an estimate of the overall development costs for the project. This </w:t>
+      </w:r>
+      <w:r>
+        <w:rPr>
+          <w:rFonts w:asciiTheme="majorBidi" w:hAnsiTheme="majorBidi" w:cstheme="majorBidi"/>
+        </w:rPr>
+        <w:t>estimate</w:t>
+      </w:r>
+      <w:r>
+        <w:rPr>
+          <w:rFonts w:asciiTheme="majorBidi" w:hAnsiTheme="majorBidi" w:cstheme="majorBidi"/>
+        </w:rPr>
+        <w:t xml:space="preserve"> </w:t>
+      </w:r>
+      <w:r>
+        <w:rPr>
+          <w:rFonts w:asciiTheme="majorBidi" w:hAnsiTheme="majorBidi" w:cstheme="majorBidi"/>
+        </w:rPr>
+        <w:t xml:space="preserve">includes </w:t>
+      </w:r>
+      <w:r>
+        <w:rPr>
+          <w:rFonts w:asciiTheme="majorBidi" w:hAnsiTheme="majorBidi" w:cstheme="majorBidi"/>
+        </w:rPr>
+        <w:t xml:space="preserve">the costs of everything used for this project </w:t>
+      </w:r>
+      <w:r>
+        <w:rPr>
+          <w:rFonts w:asciiTheme="majorBidi" w:hAnsiTheme="majorBidi" w:cstheme="majorBidi"/>
+        </w:rPr>
+        <w:t xml:space="preserve">such as </w:t>
+      </w:r>
+      <w:r>
+        <w:rPr>
+          <w:rFonts w:asciiTheme="majorBidi" w:hAnsiTheme="majorBidi" w:cstheme="majorBidi"/>
+        </w:rPr>
+        <w:t>labor costs</w:t>
+      </w:r>
+      <w:r>
+        <w:rPr>
+          <w:rFonts w:asciiTheme="majorBidi" w:hAnsiTheme="majorBidi" w:cstheme="majorBidi"/>
+        </w:rPr>
+        <w:t xml:space="preserve"> and </w:t>
+      </w:r>
+      <w:r>
+        <w:rPr>
+          <w:rFonts w:asciiTheme="majorBidi" w:hAnsiTheme="majorBidi" w:cstheme="majorBidi"/>
+        </w:rPr>
+        <w:t>third-party</w:t>
+      </w:r>
+      <w:r>
+        <w:rPr>
+          <w:rFonts w:asciiTheme="majorBidi" w:hAnsiTheme="majorBidi" w:cstheme="majorBidi"/>
+        </w:rPr>
+        <w:t xml:space="preserve"> service fees,</w:t>
+      </w:r>
+      <w:r>
+        <w:rPr>
+          <w:rFonts w:asciiTheme="majorBidi" w:hAnsiTheme="majorBidi" w:cstheme="majorBidi"/>
+        </w:rPr>
+        <w:t xml:space="preserve"> It also includes costs for </w:t>
+      </w:r>
+      <w:r>
+        <w:rPr>
+          <w:rFonts w:asciiTheme="majorBidi" w:hAnsiTheme="majorBidi" w:cstheme="majorBidi"/>
+        </w:rPr>
+        <w:t xml:space="preserve">hardware and software tools, security, training, </w:t>
+      </w:r>
+      <w:r>
+        <w:rPr>
+          <w:rFonts w:asciiTheme="majorBidi" w:hAnsiTheme="majorBidi" w:cstheme="majorBidi"/>
+        </w:rPr>
+        <w:t>expenses for infrastructure</w:t>
+      </w:r>
+      <w:r>
+        <w:rPr>
+          <w:rFonts w:asciiTheme="majorBidi" w:hAnsiTheme="majorBidi" w:cstheme="majorBidi"/>
+        </w:rPr>
+        <w:t>,</w:t>
+      </w:r>
+      <w:r>
+        <w:rPr>
+          <w:rFonts w:asciiTheme="majorBidi" w:hAnsiTheme="majorBidi" w:cstheme="majorBidi"/>
+        </w:rPr>
+        <w:t xml:space="preserve"> and deployment</w:t>
+      </w:r>
+      <w:r>
+        <w:rPr>
+          <w:rFonts w:asciiTheme="majorBidi" w:hAnsiTheme="majorBidi" w:cstheme="majorBidi"/>
+        </w:rPr>
+        <w:t xml:space="preserve"> expenses</w:t>
+      </w:r>
+      <w:r>
+        <w:rPr>
+          <w:rFonts w:asciiTheme="majorBidi" w:hAnsiTheme="majorBidi" w:cstheme="majorBidi"/>
+        </w:rPr>
+        <w:t xml:space="preserve">. A contingency reserve is also included </w:t>
+      </w:r>
+      <w:r>
+        <w:rPr>
+          <w:rFonts w:asciiTheme="majorBidi" w:hAnsiTheme="majorBidi" w:cstheme="majorBidi"/>
+        </w:rPr>
+        <w:t xml:space="preserve">as emergency savings that would be used in </w:t>
+      </w:r>
+      <w:r>
+        <w:rPr>
+          <w:rFonts w:asciiTheme="majorBidi" w:hAnsiTheme="majorBidi" w:cstheme="majorBidi"/>
+        </w:rPr>
+        <w:t>the case of unexpected costs or</w:t>
+      </w:r>
+      <w:r>
+        <w:rPr>
+          <w:rFonts w:asciiTheme="majorBidi" w:hAnsiTheme="majorBidi" w:cstheme="majorBidi"/>
+        </w:rPr>
+        <w:t xml:space="preserve"> project</w:t>
+      </w:r>
+      <w:r>
+        <w:rPr>
+          <w:rFonts w:asciiTheme="majorBidi" w:hAnsiTheme="majorBidi" w:cstheme="majorBidi"/>
+        </w:rPr>
+        <w:t xml:space="preserve"> risks that occur during development. </w:t>
+      </w:r>
+    </w:p>
+    <w:p>
+      <w:pPr>
+        <w:rPr>
+          <w:rFonts w:asciiTheme="majorBidi" w:hAnsiTheme="majorBidi" w:cstheme="majorBidi"/>
+        </w:rPr>
+      </w:pPr>
+      <w:r>
+        <w:rPr>
+          <w:rFonts w:asciiTheme="majorBidi" w:hAnsiTheme="majorBidi" w:cstheme="majorBidi"/>
+        </w:rPr>
+        <w:t>The total estimated development cost for the Smart Parking Platform is $305,635. This estimate includes a 10% contingency reserve to help account for unexpected costs that may occur during development.</w:t>
+      </w:r>
+    </w:p>
+    <w:p>
+      <w:pPr>
+        <w:pStyle w:val="Heading2"/>
+        <w:spacing w:line="360" w:lineRule="auto"/>
+        <w:rPr>
+          <w:rFonts w:asciiTheme="majorBidi" w:hAnsiTheme="majorBidi"/>
+          <w:color w:val="auto"/>
+        </w:rPr>
+      </w:pPr>
+      <w:bookmarkStart w:id="34" w:name="_Toc242366619"/>
+      <w:r>
+        <w:rPr>
+          <w:rFonts w:asciiTheme="majorBidi" w:hAnsiTheme="majorBidi"/>
+          <w:color w:val="auto"/>
+        </w:rPr>
+        <w:t>7.3 Monthly Cash Flow</w:t>
+      </w:r>
+      <w:bookmarkEnd w:id="34"/>
+    </w:p>
+    <w:p>
+      <w:pPr>
+        <w:rPr>
+          <w:rFonts w:asciiTheme="majorBidi" w:hAnsiTheme="majorBidi" w:cstheme="majorBidi"/>
+        </w:rPr>
+      </w:pPr>
+      <w:r>
+        <w:rPr>
+          <w:rFonts w:asciiTheme="majorBidi" w:hAnsiTheme="majorBidi" w:cstheme="majorBidi"/>
+        </w:rPr>
+        <w:t xml:space="preserve">The monthly cash flow </w:t>
+      </w:r>
+      <w:r>
+        <w:rPr>
+          <w:rFonts w:asciiTheme="majorBidi" w:hAnsiTheme="majorBidi" w:cstheme="majorBidi"/>
+        </w:rPr>
+        <w:t xml:space="preserve">is used to break down the cost plan for the Smart Parking Platform by showing how the estimated project costs are expected to be distributed </w:t>
+      </w:r>
+      <w:r>
+        <w:rPr>
+          <w:rFonts w:asciiTheme="majorBidi" w:hAnsiTheme="majorBidi" w:cstheme="majorBidi"/>
+        </w:rPr>
+        <w:t xml:space="preserve">throughout the entire development period of the project. </w:t>
+      </w:r>
+      <w:r>
+        <w:rPr>
+          <w:rFonts w:asciiTheme="majorBidi" w:hAnsiTheme="majorBidi" w:cstheme="majorBidi"/>
+        </w:rPr>
+        <w:t xml:space="preserve">Some costs will remain consistent </w:t>
+      </w:r>
+      <w:r>
+        <w:rPr>
+          <w:rFonts w:asciiTheme="majorBidi" w:hAnsiTheme="majorBidi" w:cstheme="majorBidi"/>
+        </w:rPr>
+        <w:t>each month while others will occur later</w:t>
+      </w:r>
+      <w:r>
+        <w:rPr>
+          <w:rFonts w:asciiTheme="majorBidi" w:hAnsiTheme="majorBidi" w:cstheme="majorBidi"/>
+        </w:rPr>
+        <w:t xml:space="preserve"> or increase</w:t>
+      </w:r>
+      <w:r>
+        <w:rPr>
+          <w:rFonts w:asciiTheme="majorBidi" w:hAnsiTheme="majorBidi" w:cstheme="majorBidi"/>
+        </w:rPr>
+        <w:t xml:space="preserve"> based on</w:t>
+      </w:r>
+      <w:r>
+        <w:rPr>
+          <w:rFonts w:asciiTheme="majorBidi" w:hAnsiTheme="majorBidi" w:cstheme="majorBidi"/>
+        </w:rPr>
+        <w:t xml:space="preserve"> development </w:t>
+      </w:r>
+      <w:r>
+        <w:rPr>
+          <w:rFonts w:asciiTheme="majorBidi" w:hAnsiTheme="majorBidi" w:cstheme="majorBidi"/>
+        </w:rPr>
+        <w:t xml:space="preserve">needs. </w:t>
+      </w:r>
+      <w:r>
+        <w:rPr>
+          <w:rFonts w:asciiTheme="majorBidi" w:hAnsiTheme="majorBidi" w:cstheme="majorBidi"/>
+        </w:rPr>
+        <w:t xml:space="preserve">Labor costs </w:t>
+      </w:r>
+      <w:r>
+        <w:rPr>
+          <w:rFonts w:asciiTheme="majorBidi" w:hAnsiTheme="majorBidi" w:cstheme="majorBidi"/>
+        </w:rPr>
+        <w:t xml:space="preserve">for example </w:t>
+      </w:r>
+      <w:proofErr w:type="gramStart"/>
+      <w:r>
+        <w:rPr>
+          <w:rFonts w:asciiTheme="majorBidi" w:hAnsiTheme="majorBidi" w:cstheme="majorBidi"/>
+        </w:rPr>
+        <w:t>is</w:t>
+      </w:r>
+      <w:proofErr w:type="gramEnd"/>
+      <w:r>
+        <w:rPr>
+          <w:rFonts w:asciiTheme="majorBidi" w:hAnsiTheme="majorBidi" w:cstheme="majorBidi"/>
+        </w:rPr>
+        <w:t xml:space="preserve"> one that will increase towards the end of the project timeline </w:t>
+      </w:r>
+      <w:r>
+        <w:rPr>
+          <w:rFonts w:asciiTheme="majorBidi" w:hAnsiTheme="majorBidi" w:cstheme="majorBidi"/>
+        </w:rPr>
+        <w:t>because that’s when the project is closest to deployment and the workload is likely to increase.</w:t>
+      </w:r>
+      <w:r>
+        <w:rPr>
+          <w:rFonts w:asciiTheme="majorBidi" w:hAnsiTheme="majorBidi" w:cstheme="majorBidi"/>
+        </w:rPr>
+        <w:t xml:space="preserve"> </w:t>
+      </w:r>
+      <w:r>
+        <w:rPr>
+          <w:rFonts w:asciiTheme="majorBidi" w:hAnsiTheme="majorBidi" w:cstheme="majorBidi"/>
+        </w:rPr>
+        <w:t>The contingency reserve is separate from the initial cash flow because it is only used for emer</w:t>
+      </w:r>
+      <w:r>
+        <w:rPr>
+          <w:rFonts w:asciiTheme="majorBidi" w:hAnsiTheme="majorBidi" w:cstheme="majorBidi"/>
+        </w:rPr>
+        <w:t xml:space="preserve">gencies and </w:t>
+      </w:r>
+      <w:r>
+        <w:rPr>
+          <w:rFonts w:asciiTheme="majorBidi" w:hAnsiTheme="majorBidi" w:cstheme="majorBidi"/>
+        </w:rPr>
+        <w:t>in case</w:t>
+      </w:r>
+      <w:r>
+        <w:rPr>
+          <w:rFonts w:asciiTheme="majorBidi" w:hAnsiTheme="majorBidi" w:cstheme="majorBidi"/>
+        </w:rPr>
+        <w:t xml:space="preserve"> unexpected project costs occur. </w:t>
+      </w:r>
+    </w:p>
+    <w:p>
+      <w:pPr>
+        <w:rPr>
+          <w:rFonts w:asciiTheme="majorBidi" w:hAnsiTheme="majorBidi" w:cstheme="majorBidi"/>
+        </w:rPr>
+      </w:pPr>
+      <w:r>
+        <w:rPr>
+          <w:rFonts w:asciiTheme="majorBidi" w:hAnsiTheme="majorBidi" w:cstheme="majorBidi"/>
+        </w:rPr>
+        <w:lastRenderedPageBreak/>
+        <w:drawing>
+          <wp:anchor distT="0" distB="0" distL="114300" distR="114300" simplePos="0" relativeHeight="251658752" behindDoc="0" locked="0" layoutInCell="1" allowOverlap="1" wp14:anchorId="543D41EE" wp14:editId="2933A300">
+            <wp:simplePos x="0" y="0"/>
+            <wp:positionH relativeFrom="margin">
+              <wp:align>center</wp:align>
+            </wp:positionH>
+            <wp:positionV relativeFrom="paragraph">
+              <wp:posOffset>0</wp:posOffset>
+            </wp:positionV>
+            <wp:extent cx="6141720" cy="2828925"/>
+            <wp:effectExtent l="0" t="0" r="0" b="9525"/>
+            <wp:wrapThrough wrapText="bothSides">
+              <wp:wrapPolygon edited="0">
+                <wp:start x="0" y="0"/>
+                <wp:lineTo x="0" y="21527"/>
+                <wp:lineTo x="21506" y="21527"/>
+                <wp:lineTo x="21506" y="0"/>
+                <wp:lineTo x="0" y="0"/>
+              </wp:wrapPolygon>
+            </wp:wrapThrough>
+            <wp:docPr id="406795001" name="Picture 1"/>
+            <wp:cNvGraphicFramePr>
+              <a:graphicFrameLocks xmlns:a="http://schemas.openxmlformats.org/drawingml/2006/main" noChangeAspect="1"/>
+            </wp:cNvGraphicFramePr>
+            <a:graphic xmlns:a="http://schemas.openxmlformats.org/drawingml/2006/main">
+              <a:graphicData uri="http://schemas.openxmlformats.org/drawingml/2006/picture">
+                <pic:pic xmlns:pic="http://schemas.openxmlformats.org/drawingml/2006/picture">
+                  <pic:nvPicPr>
+                    <pic:cNvPr id="406795001" name=""/>
+                    <pic:cNvPicPr/>
+                  </pic:nvPicPr>
+                  <pic:blipFill>
+                    <a:blip r:embed="rId21">
+                      <a:extLst>
+                        <a:ext uri="{28A0092B-C50C-407E-A947-70E740481C1C}">
+                          <a14:useLocalDpi xmlns:a14="http://schemas.microsoft.com/office/drawing/2010/main" val="0"/>
+                        </a:ext>
+                      </a:extLst>
+                    </a:blip>
+                    <a:stretch>
+                      <a:fillRect/>
+                    </a:stretch>
+                  </pic:blipFill>
+                  <pic:spPr>
+                    <a:xfrm>
+                      <a:off x="0" y="0"/>
+                      <a:ext cx="6141720" cy="2828925"/>
+                    </a:xfrm>
+                    <a:prstGeom prst="rect">
+                      <a:avLst/>
+                    </a:prstGeom>
+                  </pic:spPr>
+                </pic:pic>
+              </a:graphicData>
+            </a:graphic>
+            <wp14:sizeRelH relativeFrom="margin">
+              <wp14:pctWidth>0</wp14:pctWidth>
+            </wp14:sizeRelH>
+            <wp14:sizeRelV relativeFrom="margin">
+              <wp14:pctHeight>0</wp14:pctHeight>
+            </wp14:sizeRelV>
+          </wp:anchor>
+        </w:drawing>
+      </w:r>
+      <w:r>
+        <w:rPr>
+          <w:rFonts w:asciiTheme="majorBidi" w:hAnsiTheme="majorBidi" w:cstheme="majorBidi"/>
+        </w:rPr>
+        <w:t>As said before, planned</w:t>
+      </w:r>
+      <w:r>
+        <w:rPr>
+          <w:rFonts w:asciiTheme="majorBidi" w:hAnsiTheme="majorBidi" w:cstheme="majorBidi"/>
+        </w:rPr>
+        <w:t xml:space="preserve"> spending increases during the final month because additional labor, security review, training, and deployment activities are expected before </w:t>
+      </w:r>
+      <w:r>
+        <w:rPr>
+          <w:rFonts w:asciiTheme="majorBidi" w:hAnsiTheme="majorBidi" w:cstheme="majorBidi"/>
+        </w:rPr>
+        <w:t>the platform’s deployment.</w:t>
+      </w:r>
+    </w:p>
+    <w:p>
+      <w:pPr>
+        <w:pStyle w:val="Heading2"/>
+        <w:spacing w:line="360" w:lineRule="auto"/>
+        <w:rPr>
+          <w:rFonts w:asciiTheme="majorBidi" w:hAnsiTheme="majorBidi"/>
+          <w:color w:val="auto"/>
+        </w:rPr>
+      </w:pPr>
+      <w:bookmarkStart w:id="35" w:name="_Toc242366620"/>
+      <w:r>
+        <w:rPr>
+          <w:rFonts w:asciiTheme="majorBidi" w:hAnsiTheme="majorBidi"/>
+          <w:color w:val="auto"/>
+        </w:rPr>
+        <w:t>7.4 RACI Matrix</w:t>
+      </w:r>
+      <w:bookmarkEnd w:id="35"/>
+    </w:p>
+    <w:p>
+      <w:pPr>
+        <w:rPr>
+          <w:rFonts w:asciiTheme="majorBidi" w:hAnsiTheme="majorBidi" w:cstheme="majorBidi"/>
+        </w:rPr>
+      </w:pPr>
+      <w:r>
+        <w:drawing>
+          <wp:anchor distT="0" distB="0" distL="114300" distR="114300" simplePos="0" relativeHeight="251664896" behindDoc="0" locked="0" layoutInCell="1" allowOverlap="1" wp14:anchorId="010DC69D" wp14:editId="46FC6EF4">
+            <wp:simplePos x="0" y="0"/>
+            <wp:positionH relativeFrom="margin">
+              <wp:align>center</wp:align>
+            </wp:positionH>
+            <wp:positionV relativeFrom="paragraph">
+              <wp:posOffset>980440</wp:posOffset>
+            </wp:positionV>
+            <wp:extent cx="6334125" cy="3523615"/>
+            <wp:effectExtent l="0" t="0" r="9525" b="635"/>
+            <wp:wrapThrough wrapText="bothSides">
+              <wp:wrapPolygon edited="0">
+                <wp:start x="0" y="0"/>
+                <wp:lineTo x="0" y="21487"/>
+                <wp:lineTo x="21568" y="21487"/>
+                <wp:lineTo x="21568" y="0"/>
+                <wp:lineTo x="0" y="0"/>
+              </wp:wrapPolygon>
+            </wp:wrapThrough>
+            <wp:docPr id="1172445847" name="Picture 1"/>
+            <wp:cNvGraphicFramePr>
+              <a:graphicFrameLocks xmlns:a="http://schemas.openxmlformats.org/drawingml/2006/main" noChangeAspect="1"/>
+            </wp:cNvGraphicFramePr>
+            <a:graphic xmlns:a="http://schemas.openxmlformats.org/drawingml/2006/main">
+              <a:graphicData uri="http://schemas.openxmlformats.org/drawingml/2006/picture">
+                <pic:pic xmlns:pic="http://schemas.openxmlformats.org/drawingml/2006/picture">
+                  <pic:nvPicPr>
+                    <pic:cNvPr id="1172445847" name=""/>
+                    <pic:cNvPicPr/>
+                  </pic:nvPicPr>
+                  <pic:blipFill>
+                    <a:blip r:embed="rId22">
+                      <a:extLst>
+                        <a:ext uri="{28A0092B-C50C-407E-A947-70E740481C1C}">
+                          <a14:useLocalDpi xmlns:a14="http://schemas.microsoft.com/office/drawing/2010/main" val="0"/>
+                        </a:ext>
+                      </a:extLst>
+                    </a:blip>
+                    <a:stretch>
+                      <a:fillRect/>
+                    </a:stretch>
+                  </pic:blipFill>
+                  <pic:spPr>
+                    <a:xfrm>
+                      <a:off x="0" y="0"/>
+                      <a:ext cx="6334125" cy="3523615"/>
+                    </a:xfrm>
+                    <a:prstGeom prst="rect">
+                      <a:avLst/>
+                    </a:prstGeom>
+                  </pic:spPr>
+                </pic:pic>
+              </a:graphicData>
+            </a:graphic>
+            <wp14:sizeRelH relativeFrom="margin">
+              <wp14:pctWidth>0</wp14:pctWidth>
+            </wp14:sizeRelH>
+          </wp:anchor>
+        </w:drawing>
+      </w:r>
+      <w:r>
+        <w:rPr>
+          <w:rFonts w:asciiTheme="majorBidi" w:hAnsiTheme="majorBidi" w:cstheme="majorBidi"/>
+        </w:rPr>
+        <w:t xml:space="preserve">The RACI Matrix for the Smart Parking Platform </w:t>
+      </w:r>
+      <w:r>
+        <w:rPr>
+          <w:rFonts w:asciiTheme="majorBidi" w:hAnsiTheme="majorBidi" w:cstheme="majorBidi"/>
+        </w:rPr>
+        <w:t xml:space="preserve">is used to identify the level of responsibility </w:t>
+      </w:r>
+      <w:r>
+        <w:rPr>
+          <w:rFonts w:asciiTheme="majorBidi" w:hAnsiTheme="majorBidi" w:cstheme="majorBidi"/>
+        </w:rPr>
+        <w:t xml:space="preserve">for each role of our team members during the development of major tasks. It shows who is responsible for completing the work, who is accountable for </w:t>
+      </w:r>
+      <w:r>
+        <w:rPr>
+          <w:rFonts w:asciiTheme="majorBidi" w:hAnsiTheme="majorBidi" w:cstheme="majorBidi"/>
+        </w:rPr>
+        <w:t>the results, who is consulted about the tasks at hand, and who is just informed. This help</w:t>
+      </w:r>
+      <w:r>
+        <w:rPr>
+          <w:rFonts w:asciiTheme="majorBidi" w:hAnsiTheme="majorBidi" w:cstheme="majorBidi"/>
+        </w:rPr>
+        <w:t xml:space="preserve">s </w:t>
+      </w:r>
+      <w:r>
+        <w:rPr>
+          <w:rFonts w:asciiTheme="majorBidi" w:hAnsiTheme="majorBidi" w:cstheme="majorBidi"/>
+        </w:rPr>
+        <w:t>clarify ownership and communication throughout the</w:t>
+      </w:r>
+      <w:r>
+        <w:rPr>
+          <w:rFonts w:asciiTheme="majorBidi" w:hAnsiTheme="majorBidi" w:cstheme="majorBidi"/>
+        </w:rPr>
+        <w:t xml:space="preserve"> entire</w:t>
+      </w:r>
+      <w:r>
+        <w:rPr>
+          <w:rFonts w:asciiTheme="majorBidi" w:hAnsiTheme="majorBidi" w:cstheme="majorBidi"/>
+        </w:rPr>
+        <w:t xml:space="preserve"> project</w:t>
+      </w:r>
+      <w:r>
+        <w:rPr>
+          <w:rFonts w:asciiTheme="majorBidi" w:hAnsiTheme="majorBidi" w:cstheme="majorBidi"/>
+        </w:rPr>
+        <w:t>,</w:t>
+      </w:r>
+      <w:r>
+        <w:rPr>
+          <w:rFonts w:asciiTheme="majorBidi" w:hAnsiTheme="majorBidi" w:cstheme="majorBidi"/>
+        </w:rPr>
+        <w:t xml:space="preserve"> which i</w:t>
+      </w:r>
+      <w:r>
+        <w:rPr>
+          <w:rFonts w:asciiTheme="majorBidi" w:hAnsiTheme="majorBidi" w:cstheme="majorBidi"/>
+        </w:rPr>
+        <w:t xml:space="preserve">s very important </w:t>
+      </w:r>
+      <w:r>
+        <w:rPr>
+          <w:rFonts w:asciiTheme="majorBidi" w:hAnsiTheme="majorBidi" w:cstheme="majorBidi"/>
+        </w:rPr>
+        <w:t xml:space="preserve">to have for a successful and thriving workflow. </w:t>
+      </w:r>
+    </w:p>
     <w:sectPr>
-      <w:headerReference w:type="default" r:id="rId19"/>
-      <w:footerReference w:type="default" r:id="rId20"/>
+      <w:headerReference w:type="default" r:id="rId23"/>
+      <w:footerReference w:type="default" r:id="rId24"/>
       <w:pgSz w:w="12240" w:h="15840"/>
       <w:pgMar w:top="1440" w:right="1440" w:bottom="1440" w:left="1440" w:header="720" w:footer="720" w:gutter="0"/>
       <w:pgNumType w:fmt="lowerRoman"/>
@@ -17254,7 +18473,7 @@
       <w:t xml:space="preserve">Version </w:t>
     </w:r>
     <w:r>
-      <w:t>4</w:t>
+      <w:t>5</w:t>
     </w:r>
     <w:r>
       <w:t>.0</w:t>

--- a/Smart Parking Platform Project.docx
+++ b/Smart Parking Platform Project.docx
@@ -377,7 +377,7 @@
           <w:r>
             <w:fldChar w:fldCharType="separate"/>
           </w:r>
-          <w:hyperlink w:anchor="_Toc242366585" w:history="1">
+          <w:hyperlink w:anchor="_Toc242996755" w:history="1">
             <w:r>
               <w:rPr>
                 <w:rStyle w:val="Hyperlink"/>
@@ -405,7 +405,7 @@
                 <w:noProof/>
                 <w:webHidden/>
               </w:rPr>
-              <w:instrText xml:space="preserve"> PAGEREF _Toc242366585 \h </w:instrText>
+              <w:instrText xml:space="preserve"> PAGEREF _Toc242996755 \h </w:instrText>
             </w:r>
             <w:r>
               <w:rPr>
@@ -450,7 +450,7 @@
               <w14:ligatures w14:val="standardContextual"/>
             </w:rPr>
           </w:pPr>
-          <w:hyperlink w:anchor="_Toc242366586" w:history="1">
+          <w:hyperlink w:anchor="_Toc242996756" w:history="1">
             <w:r>
               <w:rPr>
                 <w:rStyle w:val="Hyperlink"/>
@@ -478,7 +478,7 @@
                 <w:noProof/>
                 <w:webHidden/>
               </w:rPr>
-              <w:instrText xml:space="preserve"> PAGEREF _Toc242366586 \h </w:instrText>
+              <w:instrText xml:space="preserve"> PAGEREF _Toc242996756 \h </w:instrText>
             </w:r>
             <w:r>
               <w:rPr>
@@ -523,7 +523,7 @@
               <w14:ligatures w14:val="standardContextual"/>
             </w:rPr>
           </w:pPr>
-          <w:hyperlink w:anchor="_Toc242366587" w:history="1">
+          <w:hyperlink w:anchor="_Toc242996757" w:history="1">
             <w:r>
               <w:rPr>
                 <w:rStyle w:val="Hyperlink"/>
@@ -551,7 +551,7 @@
                 <w:noProof/>
                 <w:webHidden/>
               </w:rPr>
-              <w:instrText xml:space="preserve"> PAGEREF _Toc242366587 \h </w:instrText>
+              <w:instrText xml:space="preserve"> PAGEREF _Toc242996757 \h </w:instrText>
             </w:r>
             <w:r>
               <w:rPr>
@@ -596,7 +596,7 @@
               <w14:ligatures w14:val="standardContextual"/>
             </w:rPr>
           </w:pPr>
-          <w:hyperlink w:anchor="_Toc242366588" w:history="1">
+          <w:hyperlink w:anchor="_Toc242996758" w:history="1">
             <w:r>
               <w:rPr>
                 <w:rStyle w:val="Hyperlink"/>
@@ -624,7 +624,7 @@
                 <w:noProof/>
                 <w:webHidden/>
               </w:rPr>
-              <w:instrText xml:space="preserve"> PAGEREF _Toc242366588 \h </w:instrText>
+              <w:instrText xml:space="preserve"> PAGEREF _Toc242996758 \h </w:instrText>
             </w:r>
             <w:r>
               <w:rPr>
@@ -669,7 +669,7 @@
               <w14:ligatures w14:val="standardContextual"/>
             </w:rPr>
           </w:pPr>
-          <w:hyperlink w:anchor="_Toc242366589" w:history="1">
+          <w:hyperlink w:anchor="_Toc242996759" w:history="1">
             <w:r>
               <w:rPr>
                 <w:rStyle w:val="Hyperlink"/>
@@ -697,7 +697,7 @@
                 <w:noProof/>
                 <w:webHidden/>
               </w:rPr>
-              <w:instrText xml:space="preserve"> PAGEREF _Toc242366589 \h </w:instrText>
+              <w:instrText xml:space="preserve"> PAGEREF _Toc242996759 \h </w:instrText>
             </w:r>
             <w:r>
               <w:rPr>
@@ -742,7 +742,7 @@
               <w14:ligatures w14:val="standardContextual"/>
             </w:rPr>
           </w:pPr>
-          <w:hyperlink w:anchor="_Toc242366590" w:history="1">
+          <w:hyperlink w:anchor="_Toc242996760" w:history="1">
             <w:r>
               <w:rPr>
                 <w:rStyle w:val="Hyperlink"/>
@@ -770,7 +770,7 @@
                 <w:noProof/>
                 <w:webHidden/>
               </w:rPr>
-              <w:instrText xml:space="preserve"> PAGEREF _Toc242366590 \h </w:instrText>
+              <w:instrText xml:space="preserve"> PAGEREF _Toc242996760 \h </w:instrText>
             </w:r>
             <w:r>
               <w:rPr>
@@ -815,7 +815,7 @@
               <w14:ligatures w14:val="standardContextual"/>
             </w:rPr>
           </w:pPr>
-          <w:hyperlink w:anchor="_Toc242366591" w:history="1">
+          <w:hyperlink w:anchor="_Toc242996761" w:history="1">
             <w:r>
               <w:rPr>
                 <w:rStyle w:val="Hyperlink"/>
@@ -843,7 +843,7 @@
                 <w:noProof/>
                 <w:webHidden/>
               </w:rPr>
-              <w:instrText xml:space="preserve"> PAGEREF _Toc242366591 \h </w:instrText>
+              <w:instrText xml:space="preserve"> PAGEREF _Toc242996761 \h </w:instrText>
             </w:r>
             <w:r>
               <w:rPr>
@@ -888,7 +888,7 @@
               <w14:ligatures w14:val="standardContextual"/>
             </w:rPr>
           </w:pPr>
-          <w:hyperlink w:anchor="_Toc242366592" w:history="1">
+          <w:hyperlink w:anchor="_Toc242996762" w:history="1">
             <w:r>
               <w:rPr>
                 <w:rStyle w:val="Hyperlink"/>
@@ -916,7 +916,7 @@
                 <w:noProof/>
                 <w:webHidden/>
               </w:rPr>
-              <w:instrText xml:space="preserve"> PAGEREF _Toc242366592 \h </w:instrText>
+              <w:instrText xml:space="preserve"> PAGEREF _Toc242996762 \h </w:instrText>
             </w:r>
             <w:r>
               <w:rPr>
@@ -961,7 +961,7 @@
               <w14:ligatures w14:val="standardContextual"/>
             </w:rPr>
           </w:pPr>
-          <w:hyperlink w:anchor="_Toc242366593" w:history="1">
+          <w:hyperlink w:anchor="_Toc242996763" w:history="1">
             <w:r>
               <w:rPr>
                 <w:rStyle w:val="Hyperlink"/>
@@ -989,7 +989,7 @@
                 <w:noProof/>
                 <w:webHidden/>
               </w:rPr>
-              <w:instrText xml:space="preserve"> PAGEREF _Toc242366593 \h </w:instrText>
+              <w:instrText xml:space="preserve"> PAGEREF _Toc242996763 \h </w:instrText>
             </w:r>
             <w:r>
               <w:rPr>
@@ -1034,7 +1034,7 @@
               <w14:ligatures w14:val="standardContextual"/>
             </w:rPr>
           </w:pPr>
-          <w:hyperlink w:anchor="_Toc242366594" w:history="1">
+          <w:hyperlink w:anchor="_Toc242996764" w:history="1">
             <w:r>
               <w:rPr>
                 <w:rStyle w:val="Hyperlink"/>
@@ -1062,7 +1062,7 @@
                 <w:noProof/>
                 <w:webHidden/>
               </w:rPr>
-              <w:instrText xml:space="preserve"> PAGEREF _Toc242366594 \h </w:instrText>
+              <w:instrText xml:space="preserve"> PAGEREF _Toc242996764 \h </w:instrText>
             </w:r>
             <w:r>
               <w:rPr>
@@ -1107,7 +1107,7 @@
               <w14:ligatures w14:val="standardContextual"/>
             </w:rPr>
           </w:pPr>
-          <w:hyperlink w:anchor="_Toc242366595" w:history="1">
+          <w:hyperlink w:anchor="_Toc242996765" w:history="1">
             <w:r>
               <w:rPr>
                 <w:rStyle w:val="Hyperlink"/>
@@ -1135,7 +1135,7 @@
                 <w:noProof/>
                 <w:webHidden/>
               </w:rPr>
-              <w:instrText xml:space="preserve"> PAGEREF _Toc242366595 \h </w:instrText>
+              <w:instrText xml:space="preserve"> PAGEREF _Toc242996765 \h </w:instrText>
             </w:r>
             <w:r>
               <w:rPr>
@@ -1180,7 +1180,7 @@
               <w14:ligatures w14:val="standardContextual"/>
             </w:rPr>
           </w:pPr>
-          <w:hyperlink w:anchor="_Toc242366596" w:history="1">
+          <w:hyperlink w:anchor="_Toc242996766" w:history="1">
             <w:r>
               <w:rPr>
                 <w:rStyle w:val="Hyperlink"/>
@@ -1208,7 +1208,7 @@
                 <w:noProof/>
                 <w:webHidden/>
               </w:rPr>
-              <w:instrText xml:space="preserve"> PAGEREF _Toc242366596 \h </w:instrText>
+              <w:instrText xml:space="preserve"> PAGEREF _Toc242996766 \h </w:instrText>
             </w:r>
             <w:r>
               <w:rPr>
@@ -1253,7 +1253,7 @@
               <w14:ligatures w14:val="standardContextual"/>
             </w:rPr>
           </w:pPr>
-          <w:hyperlink w:anchor="_Toc242366597" w:history="1">
+          <w:hyperlink w:anchor="_Toc242996767" w:history="1">
             <w:r>
               <w:rPr>
                 <w:rStyle w:val="Hyperlink"/>
@@ -1281,7 +1281,7 @@
                 <w:noProof/>
                 <w:webHidden/>
               </w:rPr>
-              <w:instrText xml:space="preserve"> PAGEREF _Toc242366597 \h </w:instrText>
+              <w:instrText xml:space="preserve"> PAGEREF _Toc242996767 \h </w:instrText>
             </w:r>
             <w:r>
               <w:rPr>
@@ -1326,7 +1326,7 @@
               <w14:ligatures w14:val="standardContextual"/>
             </w:rPr>
           </w:pPr>
-          <w:hyperlink w:anchor="_Toc242366598" w:history="1">
+          <w:hyperlink w:anchor="_Toc242996768" w:history="1">
             <w:r>
               <w:rPr>
                 <w:rStyle w:val="Hyperlink"/>
@@ -1354,7 +1354,7 @@
                 <w:noProof/>
                 <w:webHidden/>
               </w:rPr>
-              <w:instrText xml:space="preserve"> PAGEREF _Toc242366598 \h </w:instrText>
+              <w:instrText xml:space="preserve"> PAGEREF _Toc242996768 \h </w:instrText>
             </w:r>
             <w:r>
               <w:rPr>
@@ -1399,7 +1399,7 @@
               <w14:ligatures w14:val="standardContextual"/>
             </w:rPr>
           </w:pPr>
-          <w:hyperlink w:anchor="_Toc242366599" w:history="1">
+          <w:hyperlink w:anchor="_Toc242996769" w:history="1">
             <w:r>
               <w:rPr>
                 <w:rStyle w:val="Hyperlink"/>
@@ -1427,7 +1427,7 @@
                 <w:noProof/>
                 <w:webHidden/>
               </w:rPr>
-              <w:instrText xml:space="preserve"> PAGEREF _Toc242366599 \h </w:instrText>
+              <w:instrText xml:space="preserve"> PAGEREF _Toc242996769 \h </w:instrText>
             </w:r>
             <w:r>
               <w:rPr>
@@ -1472,7 +1472,7 @@
               <w14:ligatures w14:val="standardContextual"/>
             </w:rPr>
           </w:pPr>
-          <w:hyperlink w:anchor="_Toc242366600" w:history="1">
+          <w:hyperlink w:anchor="_Toc242996770" w:history="1">
             <w:r>
               <w:rPr>
                 <w:rStyle w:val="Hyperlink"/>
@@ -1500,7 +1500,7 @@
                 <w:noProof/>
                 <w:webHidden/>
               </w:rPr>
-              <w:instrText xml:space="preserve"> PAGEREF _Toc242366600 \h </w:instrText>
+              <w:instrText xml:space="preserve"> PAGEREF _Toc242996770 \h </w:instrText>
             </w:r>
             <w:r>
               <w:rPr>
@@ -1545,7 +1545,7 @@
               <w14:ligatures w14:val="standardContextual"/>
             </w:rPr>
           </w:pPr>
-          <w:hyperlink w:anchor="_Toc242366601" w:history="1">
+          <w:hyperlink w:anchor="_Toc242996771" w:history="1">
             <w:r>
               <w:rPr>
                 <w:rStyle w:val="Hyperlink"/>
@@ -1573,7 +1573,7 @@
                 <w:noProof/>
                 <w:webHidden/>
               </w:rPr>
-              <w:instrText xml:space="preserve"> PAGEREF _Toc242366601 \h </w:instrText>
+              <w:instrText xml:space="preserve"> PAGEREF _Toc242996771 \h </w:instrText>
             </w:r>
             <w:r>
               <w:rPr>
@@ -1618,7 +1618,7 @@
               <w14:ligatures w14:val="standardContextual"/>
             </w:rPr>
           </w:pPr>
-          <w:hyperlink w:anchor="_Toc242366602" w:history="1">
+          <w:hyperlink w:anchor="_Toc242996772" w:history="1">
             <w:r>
               <w:rPr>
                 <w:rStyle w:val="Hyperlink"/>
@@ -1646,7 +1646,7 @@
                 <w:noProof/>
                 <w:webHidden/>
               </w:rPr>
-              <w:instrText xml:space="preserve"> PAGEREF _Toc242366602 \h </w:instrText>
+              <w:instrText xml:space="preserve"> PAGEREF _Toc242996772 \h </w:instrText>
             </w:r>
             <w:r>
               <w:rPr>
@@ -1691,7 +1691,7 @@
               <w14:ligatures w14:val="standardContextual"/>
             </w:rPr>
           </w:pPr>
-          <w:hyperlink w:anchor="_Toc242366603" w:history="1">
+          <w:hyperlink w:anchor="_Toc242996773" w:history="1">
             <w:r>
               <w:rPr>
                 <w:rStyle w:val="Hyperlink"/>
@@ -1719,7 +1719,7 @@
                 <w:noProof/>
                 <w:webHidden/>
               </w:rPr>
-              <w:instrText xml:space="preserve"> PAGEREF _Toc242366603 \h </w:instrText>
+              <w:instrText xml:space="preserve"> PAGEREF _Toc242996773 \h </w:instrText>
             </w:r>
             <w:r>
               <w:rPr>
@@ -1764,7 +1764,7 @@
               <w14:ligatures w14:val="standardContextual"/>
             </w:rPr>
           </w:pPr>
-          <w:hyperlink w:anchor="_Toc242366604" w:history="1">
+          <w:hyperlink w:anchor="_Toc242996774" w:history="1">
             <w:r>
               <w:rPr>
                 <w:rStyle w:val="Hyperlink"/>
@@ -1792,7 +1792,7 @@
                 <w:noProof/>
                 <w:webHidden/>
               </w:rPr>
-              <w:instrText xml:space="preserve"> PAGEREF _Toc242366604 \h </w:instrText>
+              <w:instrText xml:space="preserve"> PAGEREF _Toc242996774 \h </w:instrText>
             </w:r>
             <w:r>
               <w:rPr>
@@ -1812,7 +1812,7 @@
                 <w:noProof/>
                 <w:webHidden/>
               </w:rPr>
-              <w:t>xiii</w:t>
+              <w:t>xiv</w:t>
             </w:r>
             <w:r>
               <w:rPr>
@@ -1837,7 +1837,7 @@
               <w14:ligatures w14:val="standardContextual"/>
             </w:rPr>
           </w:pPr>
-          <w:hyperlink w:anchor="_Toc242366605" w:history="1">
+          <w:hyperlink w:anchor="_Toc242996775" w:history="1">
             <w:r>
               <w:rPr>
                 <w:rStyle w:val="Hyperlink"/>
@@ -1865,7 +1865,7 @@
                 <w:noProof/>
                 <w:webHidden/>
               </w:rPr>
-              <w:instrText xml:space="preserve"> PAGEREF _Toc242366605 \h </w:instrText>
+              <w:instrText xml:space="preserve"> PAGEREF _Toc242996775 \h </w:instrText>
             </w:r>
             <w:r>
               <w:rPr>
@@ -1885,7 +1885,7 @@
                 <w:noProof/>
                 <w:webHidden/>
               </w:rPr>
-              <w:t>xiii</w:t>
+              <w:t>xiv</w:t>
             </w:r>
             <w:r>
               <w:rPr>
@@ -1910,7 +1910,7 @@
               <w14:ligatures w14:val="standardContextual"/>
             </w:rPr>
           </w:pPr>
-          <w:hyperlink w:anchor="_Toc242366606" w:history="1">
+          <w:hyperlink w:anchor="_Toc242996776" w:history="1">
             <w:r>
               <w:rPr>
                 <w:rStyle w:val="Hyperlink"/>
@@ -1938,7 +1938,7 @@
                 <w:noProof/>
                 <w:webHidden/>
               </w:rPr>
-              <w:instrText xml:space="preserve"> PAGEREF _Toc242366606 \h </w:instrText>
+              <w:instrText xml:space="preserve"> PAGEREF _Toc242996776 \h </w:instrText>
             </w:r>
             <w:r>
               <w:rPr>
@@ -1958,7 +1958,7 @@
                 <w:noProof/>
                 <w:webHidden/>
               </w:rPr>
-              <w:t>xiii</w:t>
+              <w:t>xiv</w:t>
             </w:r>
             <w:r>
               <w:rPr>
@@ -1983,7 +1983,7 @@
               <w14:ligatures w14:val="standardContextual"/>
             </w:rPr>
           </w:pPr>
-          <w:hyperlink w:anchor="_Toc242366607" w:history="1">
+          <w:hyperlink w:anchor="_Toc242996777" w:history="1">
             <w:r>
               <w:rPr>
                 <w:rStyle w:val="Hyperlink"/>
@@ -2011,7 +2011,7 @@
                 <w:noProof/>
                 <w:webHidden/>
               </w:rPr>
-              <w:instrText xml:space="preserve"> PAGEREF _Toc242366607 \h </w:instrText>
+              <w:instrText xml:space="preserve"> PAGEREF _Toc242996777 \h </w:instrText>
             </w:r>
             <w:r>
               <w:rPr>
@@ -2031,7 +2031,7 @@
                 <w:noProof/>
                 <w:webHidden/>
               </w:rPr>
-              <w:t>xiv</w:t>
+              <w:t>xvi</w:t>
             </w:r>
             <w:r>
               <w:rPr>
@@ -2056,7 +2056,7 @@
               <w14:ligatures w14:val="standardContextual"/>
             </w:rPr>
           </w:pPr>
-          <w:hyperlink w:anchor="_Toc242366608" w:history="1">
+          <w:hyperlink w:anchor="_Toc242996778" w:history="1">
             <w:r>
               <w:rPr>
                 <w:rStyle w:val="Hyperlink"/>
@@ -2084,7 +2084,7 @@
                 <w:noProof/>
                 <w:webHidden/>
               </w:rPr>
-              <w:instrText xml:space="preserve"> PAGEREF _Toc242366608 \h </w:instrText>
+              <w:instrText xml:space="preserve"> PAGEREF _Toc242996778 \h </w:instrText>
             </w:r>
             <w:r>
               <w:rPr>
@@ -2104,7 +2104,7 @@
                 <w:noProof/>
                 <w:webHidden/>
               </w:rPr>
-              <w:t>xvi</w:t>
+              <w:t>xvii</w:t>
             </w:r>
             <w:r>
               <w:rPr>
@@ -2129,7 +2129,7 @@
               <w14:ligatures w14:val="standardContextual"/>
             </w:rPr>
           </w:pPr>
-          <w:hyperlink w:anchor="_Toc242366609" w:history="1">
+          <w:hyperlink w:anchor="_Toc242996779" w:history="1">
             <w:r>
               <w:rPr>
                 <w:rStyle w:val="Hyperlink"/>
@@ -2157,7 +2157,7 @@
                 <w:noProof/>
                 <w:webHidden/>
               </w:rPr>
-              <w:instrText xml:space="preserve"> PAGEREF _Toc242366609 \h </w:instrText>
+              <w:instrText xml:space="preserve"> PAGEREF _Toc242996779 \h </w:instrText>
             </w:r>
             <w:r>
               <w:rPr>
@@ -2177,7 +2177,7 @@
                 <w:noProof/>
                 <w:webHidden/>
               </w:rPr>
-              <w:t>xvi</w:t>
+              <w:t>xviii</w:t>
             </w:r>
             <w:r>
               <w:rPr>
@@ -2202,7 +2202,7 @@
               <w14:ligatures w14:val="standardContextual"/>
             </w:rPr>
           </w:pPr>
-          <w:hyperlink w:anchor="_Toc242366610" w:history="1">
+          <w:hyperlink w:anchor="_Toc242996780" w:history="1">
             <w:r>
               <w:rPr>
                 <w:rStyle w:val="Hyperlink"/>
@@ -2230,7 +2230,7 @@
                 <w:noProof/>
                 <w:webHidden/>
               </w:rPr>
-              <w:instrText xml:space="preserve"> PAGEREF _Toc242366610 \h </w:instrText>
+              <w:instrText xml:space="preserve"> PAGEREF _Toc242996780 \h </w:instrText>
             </w:r>
             <w:r>
               <w:rPr>
@@ -2250,7 +2250,7 @@
                 <w:noProof/>
                 <w:webHidden/>
               </w:rPr>
-              <w:t>xvi</w:t>
+              <w:t>xviii</w:t>
             </w:r>
             <w:r>
               <w:rPr>
@@ -2275,14 +2275,14 @@
               <w14:ligatures w14:val="standardContextual"/>
             </w:rPr>
           </w:pPr>
-          <w:hyperlink w:anchor="_Toc242366611" w:history="1">
+          <w:hyperlink w:anchor="_Toc242996781" w:history="1">
             <w:r>
               <w:rPr>
                 <w:rStyle w:val="Hyperlink"/>
                 <w:rFonts w:asciiTheme="majorBidi" w:hAnsiTheme="majorBidi"/>
                 <w:noProof/>
               </w:rPr>
-              <w:t>5.2 Sprint 1 Planning</w:t>
+              <w:t>5.2 Sprint 1 Completed</w:t>
             </w:r>
             <w:r>
               <w:rPr>
@@ -2303,7 +2303,7 @@
                 <w:noProof/>
                 <w:webHidden/>
               </w:rPr>
-              <w:instrText xml:space="preserve"> PAGEREF _Toc242366611 \h </w:instrText>
+              <w:instrText xml:space="preserve"> PAGEREF _Toc242996781 \h </w:instrText>
             </w:r>
             <w:r>
               <w:rPr>
@@ -2323,7 +2323,80 @@
                 <w:noProof/>
                 <w:webHidden/>
               </w:rPr>
-              <w:t>xviii</w:t>
+              <w:t>xx</w:t>
+            </w:r>
+            <w:r>
+              <w:rPr>
+                <w:noProof/>
+                <w:webHidden/>
+              </w:rPr>
+              <w:fldChar w:fldCharType="end"/>
+            </w:r>
+          </w:hyperlink>
+        </w:p>
+        <w:p>
+          <w:pPr>
+            <w:pStyle w:val="TOC2"/>
+            <w:tabs>
+              <w:tab w:val="right" w:leader="dot" w:pos="9350"/>
+            </w:tabs>
+            <w:rPr>
+              <w:noProof/>
+              <w:kern w:val="2"/>
+              <w:sz w:val="24"/>
+              <w:szCs w:val="24"/>
+              <w14:ligatures w14:val="standardContextual"/>
+            </w:rPr>
+          </w:pPr>
+          <w:hyperlink w:anchor="_Toc242996782" w:history="1">
+            <w:r>
+              <w:rPr>
+                <w:rStyle w:val="Hyperlink"/>
+                <w:rFonts w:asciiTheme="majorBidi" w:hAnsiTheme="majorBidi"/>
+                <w:noProof/>
+              </w:rPr>
+              <w:t>5.3 Sprint 2 Progress</w:t>
+            </w:r>
+            <w:r>
+              <w:rPr>
+                <w:noProof/>
+                <w:webHidden/>
+              </w:rPr>
+              <w:tab/>
+            </w:r>
+            <w:r>
+              <w:rPr>
+                <w:noProof/>
+                <w:webHidden/>
+              </w:rPr>
+              <w:fldChar w:fldCharType="begin"/>
+            </w:r>
+            <w:r>
+              <w:rPr>
+                <w:noProof/>
+                <w:webHidden/>
+              </w:rPr>
+              <w:instrText xml:space="preserve"> PAGEREF _Toc242996782 \h </w:instrText>
+            </w:r>
+            <w:r>
+              <w:rPr>
+                <w:noProof/>
+                <w:webHidden/>
+              </w:rPr>
+            </w:r>
+            <w:r>
+              <w:rPr>
+                <w:noProof/>
+                <w:webHidden/>
+              </w:rPr>
+              <w:fldChar w:fldCharType="separate"/>
+            </w:r>
+            <w:r>
+              <w:rPr>
+                <w:noProof/>
+                <w:webHidden/>
+              </w:rPr>
+              <w:t>xx</w:t>
             </w:r>
             <w:r>
               <w:rPr>
@@ -2348,7 +2421,7 @@
               <w14:ligatures w14:val="standardContextual"/>
             </w:rPr>
           </w:pPr>
-          <w:hyperlink w:anchor="_Toc242366612" w:history="1">
+          <w:hyperlink w:anchor="_Toc242996783" w:history="1">
             <w:r>
               <w:rPr>
                 <w:rStyle w:val="Hyperlink"/>
@@ -2376,7 +2449,7 @@
                 <w:noProof/>
                 <w:webHidden/>
               </w:rPr>
-              <w:instrText xml:space="preserve"> PAGEREF _Toc242366612 \h </w:instrText>
+              <w:instrText xml:space="preserve"> PAGEREF _Toc242996783 \h </w:instrText>
             </w:r>
             <w:r>
               <w:rPr>
@@ -2396,7 +2469,7 @@
                 <w:noProof/>
                 <w:webHidden/>
               </w:rPr>
-              <w:t>xx</w:t>
+              <w:t>xxi</w:t>
             </w:r>
             <w:r>
               <w:rPr>
@@ -2421,7 +2494,7 @@
               <w14:ligatures w14:val="standardContextual"/>
             </w:rPr>
           </w:pPr>
-          <w:hyperlink w:anchor="_Toc242366613" w:history="1">
+          <w:hyperlink w:anchor="_Toc242996784" w:history="1">
             <w:r>
               <w:rPr>
                 <w:rStyle w:val="Hyperlink"/>
@@ -2449,7 +2522,7 @@
                 <w:noProof/>
                 <w:webHidden/>
               </w:rPr>
-              <w:instrText xml:space="preserve"> PAGEREF _Toc242366613 \h </w:instrText>
+              <w:instrText xml:space="preserve"> PAGEREF _Toc242996784 \h </w:instrText>
             </w:r>
             <w:r>
               <w:rPr>
@@ -2469,7 +2542,7 @@
                 <w:noProof/>
                 <w:webHidden/>
               </w:rPr>
-              <w:t>xx</w:t>
+              <w:t>xxi</w:t>
             </w:r>
             <w:r>
               <w:rPr>
@@ -2494,7 +2567,7 @@
               <w14:ligatures w14:val="standardContextual"/>
             </w:rPr>
           </w:pPr>
-          <w:hyperlink w:anchor="_Toc242366614" w:history="1">
+          <w:hyperlink w:anchor="_Toc242996785" w:history="1">
             <w:r>
               <w:rPr>
                 <w:rStyle w:val="Hyperlink"/>
@@ -2522,7 +2595,7 @@
                 <w:noProof/>
                 <w:webHidden/>
               </w:rPr>
-              <w:instrText xml:space="preserve"> PAGEREF _Toc242366614 \h </w:instrText>
+              <w:instrText xml:space="preserve"> PAGEREF _Toc242996785 \h </w:instrText>
             </w:r>
             <w:r>
               <w:rPr>
@@ -2542,7 +2615,7 @@
                 <w:noProof/>
                 <w:webHidden/>
               </w:rPr>
-              <w:t>xxi</w:t>
+              <w:t>xxii</w:t>
             </w:r>
             <w:r>
               <w:rPr>
@@ -2567,7 +2640,7 @@
               <w14:ligatures w14:val="standardContextual"/>
             </w:rPr>
           </w:pPr>
-          <w:hyperlink w:anchor="_Toc242366615" w:history="1">
+          <w:hyperlink w:anchor="_Toc242996786" w:history="1">
             <w:r>
               <w:rPr>
                 <w:rStyle w:val="Hyperlink"/>
@@ -2595,7 +2668,7 @@
                 <w:noProof/>
                 <w:webHidden/>
               </w:rPr>
-              <w:instrText xml:space="preserve"> PAGEREF _Toc242366615 \h </w:instrText>
+              <w:instrText xml:space="preserve"> PAGEREF _Toc242996786 \h </w:instrText>
             </w:r>
             <w:r>
               <w:rPr>
@@ -2615,7 +2688,7 @@
                 <w:noProof/>
                 <w:webHidden/>
               </w:rPr>
-              <w:t>xxii</w:t>
+              <w:t>xxiii</w:t>
             </w:r>
             <w:r>
               <w:rPr>
@@ -2640,7 +2713,7 @@
               <w14:ligatures w14:val="standardContextual"/>
             </w:rPr>
           </w:pPr>
-          <w:hyperlink w:anchor="_Toc242366616" w:history="1">
+          <w:hyperlink w:anchor="_Toc242996787" w:history="1">
             <w:r>
               <w:rPr>
                 <w:rStyle w:val="Hyperlink"/>
@@ -2668,7 +2741,7 @@
                 <w:noProof/>
                 <w:webHidden/>
               </w:rPr>
-              <w:instrText xml:space="preserve"> PAGEREF _Toc242366616 \h </w:instrText>
+              <w:instrText xml:space="preserve"> PAGEREF _Toc242996787 \h </w:instrText>
             </w:r>
             <w:r>
               <w:rPr>
@@ -2688,7 +2761,7 @@
                 <w:noProof/>
                 <w:webHidden/>
               </w:rPr>
-              <w:t>xxiii</w:t>
+              <w:t>xxv</w:t>
             </w:r>
             <w:r>
               <w:rPr>
@@ -2713,7 +2786,7 @@
               <w14:ligatures w14:val="standardContextual"/>
             </w:rPr>
           </w:pPr>
-          <w:hyperlink w:anchor="_Toc242366617" w:history="1">
+          <w:hyperlink w:anchor="_Toc242996788" w:history="1">
             <w:r>
               <w:rPr>
                 <w:rStyle w:val="Hyperlink"/>
@@ -2741,7 +2814,7 @@
                 <w:noProof/>
                 <w:webHidden/>
               </w:rPr>
-              <w:instrText xml:space="preserve"> PAGEREF _Toc242366617 \h </w:instrText>
+              <w:instrText xml:space="preserve"> PAGEREF _Toc242996788 \h </w:instrText>
             </w:r>
             <w:r>
               <w:rPr>
@@ -2761,7 +2834,7 @@
                 <w:noProof/>
                 <w:webHidden/>
               </w:rPr>
-              <w:t>xxiii</w:t>
+              <w:t>xxv</w:t>
             </w:r>
             <w:r>
               <w:rPr>
@@ -2786,7 +2859,7 @@
               <w14:ligatures w14:val="standardContextual"/>
             </w:rPr>
           </w:pPr>
-          <w:hyperlink w:anchor="_Toc242366618" w:history="1">
+          <w:hyperlink w:anchor="_Toc242996789" w:history="1">
             <w:r>
               <w:rPr>
                 <w:rStyle w:val="Hyperlink"/>
@@ -2814,7 +2887,7 @@
                 <w:noProof/>
                 <w:webHidden/>
               </w:rPr>
-              <w:instrText xml:space="preserve"> PAGEREF _Toc242366618 \h </w:instrText>
+              <w:instrText xml:space="preserve"> PAGEREF _Toc242996789 \h </w:instrText>
             </w:r>
             <w:r>
               <w:rPr>
@@ -2834,7 +2907,7 @@
                 <w:noProof/>
                 <w:webHidden/>
               </w:rPr>
-              <w:t>xxiv</w:t>
+              <w:t>xxvi</w:t>
             </w:r>
             <w:r>
               <w:rPr>
@@ -2859,7 +2932,7 @@
               <w14:ligatures w14:val="standardContextual"/>
             </w:rPr>
           </w:pPr>
-          <w:hyperlink w:anchor="_Toc242366619" w:history="1">
+          <w:hyperlink w:anchor="_Toc242996790" w:history="1">
             <w:r>
               <w:rPr>
                 <w:rStyle w:val="Hyperlink"/>
@@ -2887,7 +2960,7 @@
                 <w:noProof/>
                 <w:webHidden/>
               </w:rPr>
-              <w:instrText xml:space="preserve"> PAGEREF _Toc242366619 \h </w:instrText>
+              <w:instrText xml:space="preserve"> PAGEREF _Toc242996790 \h </w:instrText>
             </w:r>
             <w:r>
               <w:rPr>
@@ -2907,7 +2980,7 @@
                 <w:noProof/>
                 <w:webHidden/>
               </w:rPr>
-              <w:t>xxiv</w:t>
+              <w:t>xxvi</w:t>
             </w:r>
             <w:r>
               <w:rPr>
@@ -2932,7 +3005,7 @@
               <w14:ligatures w14:val="standardContextual"/>
             </w:rPr>
           </w:pPr>
-          <w:hyperlink w:anchor="_Toc242366620" w:history="1">
+          <w:hyperlink w:anchor="_Toc242996791" w:history="1">
             <w:r>
               <w:rPr>
                 <w:rStyle w:val="Hyperlink"/>
@@ -2960,7 +3033,7 @@
                 <w:noProof/>
                 <w:webHidden/>
               </w:rPr>
-              <w:instrText xml:space="preserve"> PAGEREF _Toc242366620 \h </w:instrText>
+              <w:instrText xml:space="preserve"> PAGEREF _Toc242996791 \h </w:instrText>
             </w:r>
             <w:r>
               <w:rPr>
@@ -2980,7 +3053,7 @@
                 <w:noProof/>
                 <w:webHidden/>
               </w:rPr>
-              <w:t>xxv</w:t>
+              <w:t>xxvii</w:t>
             </w:r>
             <w:r>
               <w:rPr>
@@ -3050,7 +3123,7 @@
           <w:color w:val="000000" w:themeColor="text1"/>
         </w:rPr>
       </w:pPr>
-      <w:bookmarkStart w:id="0" w:name="_Toc242366585"/>
+      <w:bookmarkStart w:id="0" w:name="_Toc242996755"/>
       <w:r>
         <w:rPr>
           <w:rStyle w:val="SubtleEmphasis"/>
@@ -3093,7 +3166,7 @@
           <w:color w:val="000000" w:themeColor="text1"/>
         </w:rPr>
       </w:pPr>
-      <w:bookmarkStart w:id="1" w:name="_Toc242366586"/>
+      <w:bookmarkStart w:id="1" w:name="_Toc242996756"/>
       <w:r>
         <w:rPr>
           <w:rFonts w:asciiTheme="majorBidi" w:hAnsiTheme="majorBidi"/>
@@ -3349,7 +3422,7 @@
           <w:color w:val="000000" w:themeColor="text1"/>
         </w:rPr>
       </w:pPr>
-      <w:bookmarkStart w:id="2" w:name="_Toc242366587"/>
+      <w:bookmarkStart w:id="2" w:name="_Toc242996757"/>
       <w:r>
         <w:rPr>
           <w:rFonts w:asciiTheme="majorBidi" w:hAnsiTheme="majorBidi"/>
@@ -3563,7 +3636,7 @@
           <w:color w:val="000000" w:themeColor="text1"/>
         </w:rPr>
       </w:pPr>
-      <w:bookmarkStart w:id="3" w:name="_Toc242366588"/>
+      <w:bookmarkStart w:id="3" w:name="_Toc242996758"/>
       <w:r>
         <w:rPr>
           <w:rFonts w:asciiTheme="majorBidi" w:hAnsiTheme="majorBidi"/>
@@ -3610,13 +3683,8 @@
         <w:t xml:space="preserve">Every parking application </w:t>
       </w:r>
       <w:r>
-        <w:t xml:space="preserve">serves the same intended purpose but each approach </w:t>
-      </w:r>
-      <w:proofErr w:type="gramStart"/>
-      <w:r>
-        <w:t>parking differently</w:t>
-      </w:r>
-      <w:proofErr w:type="gramEnd"/>
+        <w:t>serves the same intended purpose but each approach parking differently</w:t>
+      </w:r>
       <w:r>
         <w:t xml:space="preserve">, providing </w:t>
       </w:r>
@@ -3627,146 +3695,97 @@
         <w:t>can be compared to the Smart Parking Platform. Three popular competitors I have found are</w:t>
       </w:r>
       <w:r>
+        <w:t xml:space="preserve"> ParkHouston, Spot Hero, and ParkWhiz.</w:t>
+      </w:r>
+    </w:p>
+    <w:p>
+      <w:r>
+        <w:t xml:space="preserve">ParkHouston is a </w:t>
+      </w:r>
+      <w:r>
+        <w:t xml:space="preserve">mobile </w:t>
+      </w:r>
+      <w:r>
+        <w:t>parking app</w:t>
+      </w:r>
+      <w:r>
+        <w:t xml:space="preserve">lication used locally in the City of </w:t>
+      </w:r>
+      <w:r>
+        <w:t>Houston,</w:t>
+      </w:r>
+      <w:r>
+        <w:t xml:space="preserve"> and it is powered by ParkMobile. This parking application allows users to pay </w:t>
+      </w:r>
+      <w:r>
+        <w:t>for</w:t>
+      </w:r>
+      <w:r>
+        <w:t xml:space="preserve"> parking through their mobile device by entering the </w:t>
+      </w:r>
+      <w:r>
+        <w:t xml:space="preserve">parking zone number shown on nearby signs or parking meters. </w:t>
+      </w:r>
+      <w:r>
+        <w:t xml:space="preserve">The application also allows users to extend an active parking session </w:t>
+      </w:r>
+      <w:r>
+        <w:t>or receive notifications when the</w:t>
+      </w:r>
+      <w:r>
+        <w:t>ir</w:t>
+      </w:r>
+      <w:r>
+        <w:t xml:space="preserve"> session is close to expiring. </w:t>
+      </w:r>
+      <w:r>
+        <w:t xml:space="preserve">ParkHouston mainly supports metered and on street parking. </w:t>
+      </w:r>
+    </w:p>
+    <w:p>
+      <w:r>
+        <w:t>SpotHero is a parking reservation platform</w:t>
+      </w:r>
+      <w:r>
+        <w:t xml:space="preserve"> that allows drivers to search for parking at garages and lots before arriving at their destination. The platform allows </w:t>
+      </w:r>
+      <w:r>
+        <w:t xml:space="preserve">users to compare other parking options, serve spaces, and pay for their reservation through their </w:t>
+      </w:r>
+      <w:r>
+        <w:t>web and mobile platforms</w:t>
+      </w:r>
+      <w:r>
+        <w:t xml:space="preserve">. </w:t>
+      </w:r>
+      <w:r>
+        <w:t xml:space="preserve">SpotHero also provides hourly, monthly, and </w:t>
+      </w:r>
+      <w:r>
+        <w:t>airport/event parking.</w:t>
+      </w:r>
+      <w:r>
+        <w:t xml:space="preserve"> Widely considered to be the best </w:t>
+      </w:r>
+      <w:r>
+        <w:t>for parking.</w:t>
+      </w:r>
+    </w:p>
+    <w:p>
+      <w:r>
+        <w:t xml:space="preserve">ParkWhiz </w:t>
+      </w:r>
+      <w:r>
+        <w:t>is another parking reservation platform</w:t>
+      </w:r>
+      <w:r>
+        <w:t>,</w:t>
+      </w:r>
+      <w:r>
         <w:t xml:space="preserve"> </w:t>
       </w:r>
-      <w:proofErr w:type="spellStart"/>
-      <w:r>
-        <w:t>ParkHouston</w:t>
-      </w:r>
-      <w:proofErr w:type="spellEnd"/>
-      <w:r>
-        <w:t xml:space="preserve">, Spot Hero, and </w:t>
-      </w:r>
-      <w:proofErr w:type="spellStart"/>
-      <w:r>
-        <w:t>ParkWhiz</w:t>
-      </w:r>
-      <w:proofErr w:type="spellEnd"/>
-      <w:r>
-        <w:t>.</w:t>
-      </w:r>
-    </w:p>
-    <w:p>
-      <w:proofErr w:type="spellStart"/>
-      <w:r>
-        <w:t>ParkHouston</w:t>
-      </w:r>
-      <w:proofErr w:type="spellEnd"/>
-      <w:r>
-        <w:t xml:space="preserve"> is a </w:t>
-      </w:r>
-      <w:r>
-        <w:t xml:space="preserve">mobile </w:t>
-      </w:r>
-      <w:r>
-        <w:t>parking app</w:t>
-      </w:r>
-      <w:r>
-        <w:t xml:space="preserve">lication used locally in the City of </w:t>
-      </w:r>
-      <w:r>
-        <w:t>Houston,</w:t>
-      </w:r>
-      <w:r>
-        <w:t xml:space="preserve"> and it is powered by ParkMobile. This parking application allows users to pay </w:t>
-      </w:r>
-      <w:r>
-        <w:t>for</w:t>
-      </w:r>
-      <w:r>
-        <w:t xml:space="preserve"> parking through their mobile device by entering the </w:t>
-      </w:r>
-      <w:r>
-        <w:t xml:space="preserve">parking zone number shown on nearby signs or parking meters. </w:t>
-      </w:r>
-      <w:r>
-        <w:t xml:space="preserve">The application also allows users to extend an active parking session </w:t>
-      </w:r>
-      <w:r>
-        <w:t>or receive notifications when the</w:t>
-      </w:r>
-      <w:r>
-        <w:t>ir</w:t>
-      </w:r>
-      <w:r>
-        <w:t xml:space="preserve"> session is close to expiring. </w:t>
-      </w:r>
-      <w:proofErr w:type="spellStart"/>
-      <w:r>
-        <w:t>ParkHouston</w:t>
-      </w:r>
-      <w:proofErr w:type="spellEnd"/>
-      <w:r>
-        <w:t xml:space="preserve"> mainly supports metered and on street parking. </w:t>
-      </w:r>
-    </w:p>
-    <w:p>
-      <w:proofErr w:type="spellStart"/>
-      <w:r>
-        <w:t>SpotHero</w:t>
-      </w:r>
-      <w:proofErr w:type="spellEnd"/>
-      <w:r>
-        <w:t xml:space="preserve"> is a parking reservation platform</w:t>
-      </w:r>
-      <w:r>
-        <w:t xml:space="preserve"> that allows drivers to search for parking at garages and lots before arriving at their destination. The platform allows </w:t>
-      </w:r>
-      <w:r>
-        <w:t xml:space="preserve">users to compare other parking options, serve spaces, and pay for their reservation through their </w:t>
-      </w:r>
-      <w:r>
-        <w:t>web and mobile platforms</w:t>
-      </w:r>
-      <w:r>
-        <w:t xml:space="preserve">. </w:t>
-      </w:r>
-      <w:proofErr w:type="spellStart"/>
-      <w:r>
-        <w:t>SpotHero</w:t>
-      </w:r>
-      <w:proofErr w:type="spellEnd"/>
-      <w:r>
-        <w:t xml:space="preserve"> also provides hourly, monthly, and </w:t>
-      </w:r>
-      <w:r>
-        <w:t>airport/event parking.</w:t>
-      </w:r>
-      <w:r>
-        <w:t xml:space="preserve"> Widely considered to be the best </w:t>
-      </w:r>
-      <w:r>
-        <w:t>for parking.</w:t>
-      </w:r>
-    </w:p>
-    <w:p>
-      <w:proofErr w:type="spellStart"/>
-      <w:r>
-        <w:t>ParkWhiz</w:t>
-      </w:r>
-      <w:proofErr w:type="spellEnd"/>
-      <w:r>
-        <w:t xml:space="preserve"> </w:t>
-      </w:r>
-      <w:r>
-        <w:t>is another parking reservation platform</w:t>
-      </w:r>
-      <w:r>
-        <w:t>,</w:t>
-      </w:r>
-      <w:r>
-        <w:t xml:space="preserve"> </w:t>
-      </w:r>
-      <w:r>
-        <w:t xml:space="preserve">like </w:t>
-      </w:r>
-      <w:proofErr w:type="spellStart"/>
-      <w:r>
-        <w:t>SpotHero</w:t>
-      </w:r>
-      <w:proofErr w:type="spellEnd"/>
-      <w:r>
-        <w:t xml:space="preserve">, </w:t>
+      <w:r>
+        <w:t xml:space="preserve">like SpotHero, </w:t>
       </w:r>
       <w:r>
         <w:t xml:space="preserve">that allows drivers to </w:t>
@@ -3781,15 +3800,7 @@
         <w:t xml:space="preserve">ts. </w:t>
       </w:r>
       <w:r>
-        <w:t xml:space="preserve">This platform gives users the ability to </w:t>
-      </w:r>
-      <w:proofErr w:type="gramStart"/>
-      <w:r>
-        <w:t>search</w:t>
-      </w:r>
-      <w:proofErr w:type="gramEnd"/>
-      <w:r>
-        <w:t xml:space="preserve"> and compare parking spaces</w:t>
+        <w:t>This platform gives users the ability to search and compare parking spaces</w:t>
       </w:r>
       <w:r>
         <w:t xml:space="preserve"> and prices, reserve them and pay for th</w:t>
@@ -3798,15 +3809,7 @@
         <w:t>em through both their web and mobile platforms.</w:t>
       </w:r>
       <w:r>
-        <w:t xml:space="preserve"> </w:t>
-      </w:r>
-      <w:proofErr w:type="spellStart"/>
-      <w:r>
-        <w:t>ParkWhiz</w:t>
-      </w:r>
-      <w:proofErr w:type="spellEnd"/>
-      <w:r>
-        <w:t xml:space="preserve"> also provides parking passes that can be used when arriving at the selected parking facility. </w:t>
+        <w:t xml:space="preserve"> ParkWhiz also provides parking passes that can be used when arriving at the selected parking facility. </w:t>
       </w:r>
     </w:p>
     <w:p>
@@ -3818,7 +3821,7 @@
           <w:color w:val="000000" w:themeColor="text1"/>
         </w:rPr>
       </w:pPr>
-      <w:bookmarkStart w:id="4" w:name="_Toc242366589"/>
+      <w:bookmarkStart w:id="4" w:name="_Toc242996759"/>
       <w:r>
         <w:rPr>
           <w:rFonts w:asciiTheme="majorBidi" w:hAnsiTheme="majorBidi"/>
@@ -3966,14 +3969,12 @@
                 <w:rFonts w:asciiTheme="majorBidi" w:hAnsiTheme="majorBidi" w:cstheme="majorBidi"/>
               </w:rPr>
             </w:pPr>
-            <w:proofErr w:type="spellStart"/>
             <w:r>
               <w:rPr>
                 <w:rFonts w:asciiTheme="majorBidi" w:hAnsiTheme="majorBidi" w:cstheme="majorBidi"/>
               </w:rPr>
               <w:t>ParkHouston</w:t>
             </w:r>
-            <w:proofErr w:type="spellEnd"/>
           </w:p>
         </w:tc>
         <w:tc>
@@ -4092,19 +4093,11 @@
                 <w:rFonts w:asciiTheme="majorBidi" w:hAnsiTheme="majorBidi" w:cstheme="majorBidi"/>
               </w:rPr>
             </w:pPr>
-            <w:proofErr w:type="spellStart"/>
             <w:r>
               <w:rPr>
                 <w:rFonts w:asciiTheme="majorBidi" w:hAnsiTheme="majorBidi" w:cstheme="majorBidi"/>
               </w:rPr>
-              <w:t>ParkHouston</w:t>
-            </w:r>
-            <w:proofErr w:type="spellEnd"/>
-            <w:r>
-              <w:rPr>
-                <w:rFonts w:asciiTheme="majorBidi" w:hAnsiTheme="majorBidi" w:cstheme="majorBidi"/>
-              </w:rPr>
-              <w:t xml:space="preserve"> is </w:t>
+              <w:t xml:space="preserve">ParkHouston is </w:t>
             </w:r>
             <w:r>
               <w:rPr>
@@ -4173,14 +4166,12 @@
                 <w:rFonts w:asciiTheme="majorBidi" w:hAnsiTheme="majorBidi" w:cstheme="majorBidi"/>
               </w:rPr>
             </w:pPr>
-            <w:proofErr w:type="spellStart"/>
             <w:r>
               <w:rPr>
                 <w:rFonts w:asciiTheme="majorBidi" w:hAnsiTheme="majorBidi" w:cstheme="majorBidi"/>
               </w:rPr>
               <w:t>SpotHero</w:t>
             </w:r>
-            <w:proofErr w:type="spellEnd"/>
           </w:p>
         </w:tc>
         <w:tc>
@@ -4341,14 +4332,12 @@
                 <w:rFonts w:asciiTheme="majorBidi" w:hAnsiTheme="majorBidi" w:cstheme="majorBidi"/>
               </w:rPr>
             </w:pPr>
-            <w:proofErr w:type="spellStart"/>
             <w:r>
               <w:rPr>
                 <w:rFonts w:asciiTheme="majorBidi" w:hAnsiTheme="majorBidi" w:cstheme="majorBidi"/>
               </w:rPr>
               <w:t>ParkWhiz</w:t>
             </w:r>
-            <w:proofErr w:type="spellEnd"/>
           </w:p>
         </w:tc>
         <w:tc>
@@ -4546,49 +4535,7 @@
         <w:rPr>
           <w:rFonts w:asciiTheme="majorBidi" w:hAnsiTheme="majorBidi" w:cstheme="majorBidi"/>
         </w:rPr>
-        <w:t xml:space="preserve"> but they also come with their limitations. </w:t>
-      </w:r>
-      <w:proofErr w:type="spellStart"/>
-      <w:r>
-        <w:rPr>
-          <w:rFonts w:asciiTheme="majorBidi" w:hAnsiTheme="majorBidi" w:cstheme="majorBidi"/>
-        </w:rPr>
-        <w:t>ParkHouston</w:t>
-      </w:r>
-      <w:proofErr w:type="spellEnd"/>
-      <w:r>
-        <w:rPr>
-          <w:rFonts w:asciiTheme="majorBidi" w:hAnsiTheme="majorBidi" w:cstheme="majorBidi"/>
-        </w:rPr>
-        <w:t xml:space="preserve"> is more focused on street and meter parking while </w:t>
-      </w:r>
-      <w:proofErr w:type="spellStart"/>
-      <w:r>
-        <w:rPr>
-          <w:rFonts w:asciiTheme="majorBidi" w:hAnsiTheme="majorBidi" w:cstheme="majorBidi"/>
-        </w:rPr>
-        <w:t>SpotHero</w:t>
-      </w:r>
-      <w:proofErr w:type="spellEnd"/>
-      <w:r>
-        <w:rPr>
-          <w:rFonts w:asciiTheme="majorBidi" w:hAnsiTheme="majorBidi" w:cstheme="majorBidi"/>
-        </w:rPr>
-        <w:t xml:space="preserve"> and </w:t>
-      </w:r>
-      <w:proofErr w:type="spellStart"/>
-      <w:r>
-        <w:rPr>
-          <w:rFonts w:asciiTheme="majorBidi" w:hAnsiTheme="majorBidi" w:cstheme="majorBidi"/>
-        </w:rPr>
-        <w:t>ParkWhiz</w:t>
-      </w:r>
-      <w:proofErr w:type="spellEnd"/>
-      <w:r>
-        <w:rPr>
-          <w:rFonts w:asciiTheme="majorBidi" w:hAnsiTheme="majorBidi" w:cstheme="majorBidi"/>
-        </w:rPr>
-        <w:t xml:space="preserve"> </w:t>
+        <w:t xml:space="preserve"> but they also come with their limitations. ParkHouston is more focused on street and meter parking while SpotHero and ParkWhiz </w:t>
       </w:r>
       <w:r>
         <w:rPr>
@@ -4600,21 +4547,7 @@
         <w:rPr>
           <w:rFonts w:asciiTheme="majorBidi" w:hAnsiTheme="majorBidi" w:cstheme="majorBidi"/>
         </w:rPr>
-        <w:t xml:space="preserve">parking. Feedback provided by users of those applications also </w:t>
-      </w:r>
-      <w:proofErr w:type="gramStart"/>
-      <w:r>
-        <w:rPr>
-          <w:rFonts w:asciiTheme="majorBidi" w:hAnsiTheme="majorBidi" w:cstheme="majorBidi"/>
-        </w:rPr>
-        <w:t>show</w:t>
-      </w:r>
-      <w:proofErr w:type="gramEnd"/>
-      <w:r>
-        <w:rPr>
-          <w:rFonts w:asciiTheme="majorBidi" w:hAnsiTheme="majorBidi" w:cstheme="majorBidi"/>
-        </w:rPr>
-        <w:t xml:space="preserve"> that </w:t>
+        <w:t xml:space="preserve">parking. Feedback provided by users of those applications also show that </w:t>
       </w:r>
       <w:r>
         <w:rPr>
@@ -4632,7 +4565,7 @@
           <w:color w:val="000000" w:themeColor="text1"/>
         </w:rPr>
       </w:pPr>
-      <w:bookmarkStart w:id="5" w:name="_Toc242366590"/>
+      <w:bookmarkStart w:id="5" w:name="_Toc242996760"/>
       <w:r>
         <w:rPr>
           <w:rFonts w:asciiTheme="majorBidi" w:hAnsiTheme="majorBidi"/>
@@ -4658,21 +4591,8 @@
     </w:p>
     <w:p>
       <w:r>
-        <w:t xml:space="preserve">The breakdown of current parking applications shows several areas where the Smart Parking Platform can </w:t>
-      </w:r>
-      <w:proofErr w:type="gramStart"/>
-      <w:r>
-        <w:t>excel in</w:t>
-      </w:r>
-      <w:proofErr w:type="gramEnd"/>
-      <w:r>
-        <w:t xml:space="preserve"> and offer a better experience for users. Unlike </w:t>
-      </w:r>
-      <w:proofErr w:type="spellStart"/>
-      <w:r>
-        <w:t>ParkHouston</w:t>
-      </w:r>
-      <w:proofErr w:type="spellEnd"/>
+        <w:t>The breakdown of current parking applications shows several areas where the Smart Parking Platform can excel in and offer a better experience for users. Unlike ParkHouston</w:t>
+      </w:r>
       <w:r>
         <w:t xml:space="preserve">, the Smart Parking Platform will not be limited </w:t>
       </w:r>
@@ -4712,34 +4632,10 @@
         <w:t>providing</w:t>
       </w:r>
       <w:r>
-        <w:t xml:space="preserve"> </w:t>
-      </w:r>
-      <w:proofErr w:type="gramStart"/>
-      <w:r>
-        <w:t>real time</w:t>
-      </w:r>
-      <w:proofErr w:type="gramEnd"/>
-      <w:r>
-        <w:t xml:space="preserve"> parking availability. One of the common issues found in </w:t>
-      </w:r>
-      <w:r>
-        <w:t xml:space="preserve">reserve parking platforms, like </w:t>
-      </w:r>
-      <w:proofErr w:type="spellStart"/>
-      <w:r>
-        <w:t>SpotHero</w:t>
-      </w:r>
-      <w:proofErr w:type="spellEnd"/>
-      <w:r>
-        <w:t xml:space="preserve"> and </w:t>
-      </w:r>
-      <w:proofErr w:type="spellStart"/>
-      <w:r>
-        <w:t>ParkWhiz</w:t>
-      </w:r>
-      <w:proofErr w:type="spellEnd"/>
-      <w:r>
-        <w:t xml:space="preserve">, is that reserved parking </w:t>
+        <w:t xml:space="preserve"> real time parking availability. One of the common issues found in </w:t>
+      </w:r>
+      <w:r>
+        <w:t xml:space="preserve">reserve parking platforms, like SpotHero and ParkWhiz, is that reserved parking </w:t>
       </w:r>
       <w:r>
         <w:t xml:space="preserve">is not always </w:t>
@@ -4826,7 +4722,7 @@
           <w:color w:val="000000" w:themeColor="text1"/>
         </w:rPr>
       </w:pPr>
-      <w:bookmarkStart w:id="6" w:name="_Toc242366591"/>
+      <w:bookmarkStart w:id="6" w:name="_Toc242996761"/>
       <w:r>
         <w:rPr>
           <w:rFonts w:asciiTheme="majorBidi" w:hAnsiTheme="majorBidi"/>
@@ -4852,7 +4748,7 @@
           <w:color w:val="000000" w:themeColor="text1"/>
         </w:rPr>
       </w:pPr>
-      <w:bookmarkStart w:id="7" w:name="_Toc242366592"/>
+      <w:bookmarkStart w:id="7" w:name="_Toc242996762"/>
       <w:r>
         <w:rPr>
           <w:rFonts w:asciiTheme="majorBidi" w:hAnsiTheme="majorBidi"/>
@@ -4974,7 +4870,7 @@
           <w:color w:val="000000" w:themeColor="text1"/>
         </w:rPr>
       </w:pPr>
-      <w:bookmarkStart w:id="8" w:name="_Toc242366593"/>
+      <w:bookmarkStart w:id="8" w:name="_Toc242996763"/>
       <w:r>
         <w:rPr>
           <w:rFonts w:asciiTheme="majorBidi" w:hAnsiTheme="majorBidi"/>
@@ -5205,7 +5101,7 @@
           <w:color w:val="000000" w:themeColor="text1"/>
         </w:rPr>
       </w:pPr>
-      <w:bookmarkStart w:id="9" w:name="_Toc242366594"/>
+      <w:bookmarkStart w:id="9" w:name="_Toc242996764"/>
       <w:r>
         <w:rPr>
           <w:rFonts w:asciiTheme="majorBidi" w:hAnsiTheme="majorBidi"/>
@@ -5303,7 +5199,7 @@
           <w:color w:val="000000" w:themeColor="text1"/>
         </w:rPr>
       </w:pPr>
-      <w:bookmarkStart w:id="10" w:name="_Toc242366595"/>
+      <w:bookmarkStart w:id="10" w:name="_Toc242996765"/>
       <w:r>
         <w:rPr>
           <w:rFonts w:asciiTheme="majorBidi" w:hAnsiTheme="majorBidi"/>
@@ -5537,7 +5433,7 @@
           <w:color w:val="000000" w:themeColor="text1"/>
         </w:rPr>
       </w:pPr>
-      <w:bookmarkStart w:id="11" w:name="_Toc242366596"/>
+      <w:bookmarkStart w:id="11" w:name="_Toc242996766"/>
       <w:r>
         <w:rPr>
           <w:rFonts w:asciiTheme="majorBidi" w:hAnsiTheme="majorBidi"/>
@@ -5638,7 +5534,7 @@
           <w:color w:val="000000" w:themeColor="text1"/>
         </w:rPr>
       </w:pPr>
-      <w:bookmarkStart w:id="12" w:name="_Toc242366597"/>
+      <w:bookmarkStart w:id="12" w:name="_Toc242996767"/>
       <w:r>
         <w:rPr>
           <w:rFonts w:asciiTheme="majorBidi" w:hAnsiTheme="majorBidi"/>
@@ -5658,31 +5554,13 @@
         <w:rPr>
           <w:rFonts w:asciiTheme="majorBidi" w:hAnsiTheme="majorBidi" w:cstheme="majorBidi"/>
         </w:rPr>
-        <w:t>The Smart Parking Platform will be developed within a fixed semester timeline. Although the project assumes an unlimited development budget, the system will</w:t>
-      </w:r>
-      <w:r>
-        <w:rPr>
-          <w:rFonts w:asciiTheme="majorBidi" w:hAnsiTheme="majorBidi" w:cstheme="majorBidi"/>
-        </w:rPr>
-        <w:t xml:space="preserve"> highly</w:t>
-      </w:r>
-      <w:r>
-        <w:rPr>
-          <w:rFonts w:asciiTheme="majorBidi" w:hAnsiTheme="majorBidi" w:cstheme="majorBidi"/>
-        </w:rPr>
-        <w:t xml:space="preserve"> depend on third-party services and APIs for certain features. These outside dependencies may affect how some functions of the platform are planned and </w:t>
-      </w:r>
-      <w:r>
-        <w:rPr>
-          <w:rFonts w:asciiTheme="majorBidi" w:hAnsiTheme="majorBidi" w:cstheme="majorBidi"/>
-        </w:rPr>
-        <w:t xml:space="preserve">will be </w:t>
-      </w:r>
-      <w:r>
-        <w:rPr>
-          <w:rFonts w:asciiTheme="majorBidi" w:hAnsiTheme="majorBidi" w:cstheme="majorBidi"/>
-        </w:rPr>
-        <w:t>implemented.</w:t>
+        <w:t>The Smart Parking Platform will be developed within a fixed semester timeline and an estimated project budget. The project will also depend on third-party services, APIs, and parking monitoring equipment for certain features. These dependencies may affect how some functions of the platform are planned and implemented.</w:t>
+      </w:r>
+      <w:r>
+        <w:rPr>
+          <w:rFonts w:asciiTheme="majorBidi" w:hAnsiTheme="majorBidi" w:cstheme="majorBidi"/>
+        </w:rPr>
+        <w:t xml:space="preserve"> </w:t>
       </w:r>
     </w:p>
     <w:p>
@@ -5719,7 +5597,7 @@
           <w:color w:val="000000" w:themeColor="text1"/>
         </w:rPr>
       </w:pPr>
-      <w:bookmarkStart w:id="13" w:name="_Toc242366598"/>
+      <w:bookmarkStart w:id="13" w:name="_Toc242996768"/>
       <w:r>
         <w:rPr>
           <w:rFonts w:asciiTheme="majorBidi" w:hAnsiTheme="majorBidi"/>
@@ -5758,7 +5636,13 @@
         <w:rPr>
           <w:rFonts w:asciiTheme="majorBidi" w:hAnsiTheme="majorBidi" w:cstheme="majorBidi"/>
         </w:rPr>
-        <w:t>outside services when needed. It is also assumed that these outside services will remain available and compatible with the platform throughout its operation.</w:t>
+        <w:t xml:space="preserve">outside services when needed. </w:t>
+      </w:r>
+      <w:r>
+        <w:rPr>
+          <w:rFonts w:asciiTheme="majorBidi" w:hAnsiTheme="majorBidi" w:cstheme="majorBidi"/>
+        </w:rPr>
+        <w:t>It is also assumed that participating parking facilities will provide compatible and functioning parking monitoring systems or equipment that can supply the platform with occupancy information.</w:t>
       </w:r>
     </w:p>
     <w:p>
@@ -5770,7 +5654,7 @@
           <w:color w:val="000000" w:themeColor="text1"/>
         </w:rPr>
       </w:pPr>
-      <w:bookmarkStart w:id="14" w:name="_Toc242366599"/>
+      <w:bookmarkStart w:id="14" w:name="_Toc242996769"/>
       <w:r>
         <w:rPr>
           <w:rFonts w:asciiTheme="majorBidi" w:hAnsiTheme="majorBidi"/>
@@ -6183,6 +6067,7 @@
         <w:rPr>
           <w:rFonts w:asciiTheme="majorBidi" w:hAnsiTheme="majorBidi" w:cstheme="majorBidi"/>
         </w:rPr>
+        <w:lastRenderedPageBreak/>
         <w:t xml:space="preserve">Users </w:t>
       </w:r>
       <w:r>
@@ -6236,7 +6121,6 @@
           <w:b/>
           <w:bCs/>
         </w:rPr>
-        <w:lastRenderedPageBreak/>
         <w:t>Parking Facility Management</w:t>
       </w:r>
     </w:p>
@@ -6298,21 +6182,7 @@
         <w:rPr>
           <w:rFonts w:asciiTheme="majorBidi" w:hAnsiTheme="majorBidi" w:cstheme="majorBidi"/>
         </w:rPr>
-        <w:t xml:space="preserve">The system should provide parking </w:t>
-      </w:r>
-      <w:proofErr w:type="gramStart"/>
-      <w:r>
-        <w:rPr>
-          <w:rFonts w:asciiTheme="majorBidi" w:hAnsiTheme="majorBidi" w:cstheme="majorBidi"/>
-        </w:rPr>
-        <w:t>facility managers</w:t>
-      </w:r>
-      <w:proofErr w:type="gramEnd"/>
-      <w:r>
-        <w:rPr>
-          <w:rFonts w:asciiTheme="majorBidi" w:hAnsiTheme="majorBidi" w:cstheme="majorBidi"/>
-        </w:rPr>
-        <w:t xml:space="preserve"> with reports and information regarding parking occupancy.</w:t>
+        <w:t>The system should provide parking facility managers with reports and information regarding parking occupancy.</w:t>
       </w:r>
     </w:p>
     <w:p>
@@ -6335,7 +6205,7 @@
           <w:b/>
           <w:bCs/>
         </w:rPr>
-        <w:t>Notifications and Alerts</w:t>
+        <w:t>Navigation Integration</w:t>
       </w:r>
     </w:p>
     <w:p>
@@ -6354,48 +6224,6 @@
         <w:rPr>
           <w:rFonts w:asciiTheme="majorBidi" w:hAnsiTheme="majorBidi" w:cstheme="majorBidi"/>
         </w:rPr>
-        <w:t>The system should provide users with notifications and alerts related to their parking activity such as reservation confirmations and expirations.</w:t>
-      </w:r>
-    </w:p>
-    <w:p>
-      <w:pPr>
-        <w:pStyle w:val="ListParagraph"/>
-        <w:numPr>
-          <w:ilvl w:val="0"/>
-          <w:numId w:val="4"/>
-        </w:numPr>
-        <w:spacing w:line="360" w:lineRule="auto"/>
-        <w:rPr>
-          <w:rFonts w:asciiTheme="majorBidi" w:hAnsiTheme="majorBidi" w:cstheme="majorBidi"/>
-          <w:b/>
-          <w:bCs/>
-        </w:rPr>
-      </w:pPr>
-      <w:r>
-        <w:rPr>
-          <w:rFonts w:asciiTheme="majorBidi" w:hAnsiTheme="majorBidi" w:cstheme="majorBidi"/>
-          <w:b/>
-          <w:bCs/>
-        </w:rPr>
-        <w:t>Navigation Integration</w:t>
-      </w:r>
-    </w:p>
-    <w:p>
-      <w:pPr>
-        <w:pStyle w:val="ListParagraph"/>
-        <w:numPr>
-          <w:ilvl w:val="0"/>
-          <w:numId w:val="9"/>
-        </w:numPr>
-        <w:spacing w:line="360" w:lineRule="auto"/>
-        <w:rPr>
-          <w:rFonts w:asciiTheme="majorBidi" w:hAnsiTheme="majorBidi" w:cstheme="majorBidi"/>
-        </w:rPr>
-      </w:pPr>
-      <w:r>
-        <w:rPr>
-          <w:rFonts w:asciiTheme="majorBidi" w:hAnsiTheme="majorBidi" w:cstheme="majorBidi"/>
-        </w:rPr>
         <w:t xml:space="preserve">The system should connect and work with external navigation services to help users reach their desired parking destinations. </w:t>
       </w:r>
     </w:p>
@@ -6408,7 +6236,7 @@
           <w:color w:val="000000" w:themeColor="text1"/>
         </w:rPr>
       </w:pPr>
-      <w:bookmarkStart w:id="15" w:name="_Toc242366600"/>
+      <w:bookmarkStart w:id="15" w:name="_Toc242996770"/>
       <w:r>
         <w:rPr>
           <w:rFonts w:asciiTheme="majorBidi" w:hAnsiTheme="majorBidi"/>
@@ -6487,13 +6315,31 @@
         <w:rPr>
           <w:rFonts w:asciiTheme="majorBidi" w:hAnsiTheme="majorBidi" w:cstheme="majorBidi"/>
         </w:rPr>
-        <w:t xml:space="preserve">The system should protect </w:t>
-      </w:r>
-      <w:r>
-        <w:rPr>
-          <w:rFonts w:asciiTheme="majorBidi" w:hAnsiTheme="majorBidi" w:cstheme="majorBidi"/>
-        </w:rPr>
-        <w:t>users’</w:t>
+        <w:t xml:space="preserve">The system should </w:t>
+      </w:r>
+      <w:r>
+        <w:rPr>
+          <w:rFonts w:asciiTheme="majorBidi" w:hAnsiTheme="majorBidi" w:cstheme="majorBidi"/>
+        </w:rPr>
+        <w:t xml:space="preserve">use multi-factor authentication for driver and parking facility manager accounts </w:t>
+      </w:r>
+      <w:r>
+        <w:rPr>
+          <w:rFonts w:asciiTheme="majorBidi" w:hAnsiTheme="majorBidi" w:cstheme="majorBidi"/>
+        </w:rPr>
+        <w:t xml:space="preserve">to </w:t>
+      </w:r>
+      <w:r>
+        <w:rPr>
+          <w:rFonts w:asciiTheme="majorBidi" w:hAnsiTheme="majorBidi" w:cstheme="majorBidi"/>
+        </w:rPr>
+        <w:t xml:space="preserve">protect </w:t>
+      </w:r>
+      <w:r>
+        <w:rPr>
+          <w:rFonts w:asciiTheme="majorBidi" w:hAnsiTheme="majorBidi" w:cstheme="majorBidi"/>
+        </w:rPr>
+        <w:t>private</w:t>
       </w:r>
       <w:r>
         <w:rPr>
@@ -6781,7 +6627,7 @@
           <w:color w:val="000000" w:themeColor="text1"/>
         </w:rPr>
       </w:pPr>
-      <w:bookmarkStart w:id="16" w:name="_Toc242366601"/>
+      <w:bookmarkStart w:id="16" w:name="_Toc242996771"/>
       <w:r>
         <w:rPr>
           <w:rFonts w:asciiTheme="majorBidi" w:hAnsiTheme="majorBidi"/>
@@ -6799,7 +6645,7 @@
           <w:color w:val="auto"/>
         </w:rPr>
       </w:pPr>
-      <w:bookmarkStart w:id="17" w:name="_Toc242366602"/>
+      <w:bookmarkStart w:id="17" w:name="_Toc242996772"/>
       <w:r>
         <w:rPr>
           <w:rFonts w:asciiTheme="majorBidi" w:hAnsiTheme="majorBidi"/>
@@ -6922,7 +6768,6 @@
         <w:rPr>
           <w:rFonts w:asciiTheme="majorBidi" w:hAnsiTheme="majorBidi" w:cstheme="majorBidi"/>
         </w:rPr>
-        <w:lastRenderedPageBreak/>
         <w:t>Steps:</w:t>
       </w:r>
       <w:r>
@@ -6948,6 +6793,7 @@
         <w:rPr>
           <w:rFonts w:asciiTheme="majorBidi" w:hAnsiTheme="majorBidi" w:cstheme="majorBidi"/>
         </w:rPr>
+        <w:lastRenderedPageBreak/>
         <w:t>The u</w:t>
       </w:r>
       <w:r>
@@ -7255,7 +7101,7 @@
         <w:pStyle w:val="ListParagraph"/>
         <w:numPr>
           <w:ilvl w:val="0"/>
-          <w:numId w:val="12"/>
+          <w:numId w:val="34"/>
         </w:numPr>
         <w:spacing w:line="240" w:lineRule="auto"/>
         <w:rPr>
@@ -7280,7 +7126,7 @@
         <w:pStyle w:val="ListParagraph"/>
         <w:numPr>
           <w:ilvl w:val="0"/>
-          <w:numId w:val="12"/>
+          <w:numId w:val="34"/>
         </w:numPr>
         <w:spacing w:line="240" w:lineRule="auto"/>
         <w:rPr>
@@ -7305,7 +7151,7 @@
         <w:pStyle w:val="ListParagraph"/>
         <w:numPr>
           <w:ilvl w:val="0"/>
-          <w:numId w:val="12"/>
+          <w:numId w:val="34"/>
         </w:numPr>
         <w:spacing w:line="240" w:lineRule="auto"/>
         <w:rPr>
@@ -7330,7 +7176,7 @@
         <w:pStyle w:val="ListParagraph"/>
         <w:numPr>
           <w:ilvl w:val="0"/>
-          <w:numId w:val="12"/>
+          <w:numId w:val="34"/>
         </w:numPr>
         <w:spacing w:line="240" w:lineRule="auto"/>
         <w:rPr>
@@ -7341,31 +7187,64 @@
         <w:rPr>
           <w:rFonts w:asciiTheme="majorBidi" w:hAnsiTheme="majorBidi" w:cstheme="majorBidi"/>
         </w:rPr>
-        <w:t>The system gran</w:t>
-      </w:r>
-      <w:r>
-        <w:rPr>
-          <w:rFonts w:asciiTheme="majorBidi" w:hAnsiTheme="majorBidi" w:cstheme="majorBidi"/>
-        </w:rPr>
-        <w:t>t</w:t>
-      </w:r>
-      <w:r>
-        <w:rPr>
-          <w:rFonts w:asciiTheme="majorBidi" w:hAnsiTheme="majorBidi" w:cstheme="majorBidi"/>
-        </w:rPr>
-        <w:t>s the user access if the cred</w:t>
-      </w:r>
-      <w:r>
-        <w:rPr>
-          <w:rFonts w:asciiTheme="majorBidi" w:hAnsiTheme="majorBidi" w:cstheme="majorBidi"/>
-        </w:rPr>
-        <w:t>entials are correct</w:t>
-      </w:r>
-      <w:r>
-        <w:rPr>
-          <w:rFonts w:asciiTheme="majorBidi" w:hAnsiTheme="majorBidi" w:cstheme="majorBidi"/>
-        </w:rPr>
-        <w:t>.</w:t>
+        <w:t>The system sends a verification code or MFA request to the user’s registered device or email.</w:t>
+      </w:r>
+    </w:p>
+    <w:p>
+      <w:pPr>
+        <w:pStyle w:val="ListParagraph"/>
+        <w:numPr>
+          <w:ilvl w:val="0"/>
+          <w:numId w:val="34"/>
+        </w:numPr>
+        <w:spacing w:line="240" w:lineRule="auto"/>
+        <w:rPr>
+          <w:rFonts w:asciiTheme="majorBidi" w:hAnsiTheme="majorBidi" w:cstheme="majorBidi"/>
+        </w:rPr>
+      </w:pPr>
+      <w:r>
+        <w:rPr>
+          <w:rFonts w:asciiTheme="majorBidi" w:hAnsiTheme="majorBidi" w:cstheme="majorBidi"/>
+        </w:rPr>
+        <w:t>The user enters or approves the verification request.</w:t>
+      </w:r>
+    </w:p>
+    <w:p>
+      <w:pPr>
+        <w:pStyle w:val="ListParagraph"/>
+        <w:numPr>
+          <w:ilvl w:val="0"/>
+          <w:numId w:val="34"/>
+        </w:numPr>
+        <w:spacing w:line="240" w:lineRule="auto"/>
+        <w:rPr>
+          <w:rFonts w:asciiTheme="majorBidi" w:hAnsiTheme="majorBidi" w:cstheme="majorBidi"/>
+        </w:rPr>
+      </w:pPr>
+      <w:r>
+        <w:rPr>
+          <w:rFonts w:asciiTheme="majorBidi" w:hAnsiTheme="majorBidi" w:cstheme="majorBidi"/>
+        </w:rPr>
+        <w:t>The system verifies the MFA response.</w:t>
+      </w:r>
+    </w:p>
+    <w:p>
+      <w:pPr>
+        <w:pStyle w:val="ListParagraph"/>
+        <w:numPr>
+          <w:ilvl w:val="0"/>
+          <w:numId w:val="34"/>
+        </w:numPr>
+        <w:spacing w:line="240" w:lineRule="auto"/>
+        <w:rPr>
+          <w:rFonts w:asciiTheme="majorBidi" w:hAnsiTheme="majorBidi" w:cstheme="majorBidi"/>
+        </w:rPr>
+      </w:pPr>
+      <w:r>
+        <w:rPr>
+          <w:rFonts w:asciiTheme="majorBidi" w:hAnsiTheme="majorBidi" w:cstheme="majorBidi"/>
+        </w:rPr>
+        <w:t>The system grants access if both the login credentials and MFA verification are correct.</w:t>
       </w:r>
     </w:p>
     <w:p>
@@ -8612,21 +8491,7 @@
         <w:rPr>
           <w:rFonts w:asciiTheme="majorBidi" w:hAnsiTheme="majorBidi" w:cstheme="majorBidi"/>
         </w:rPr>
-        <w:t xml:space="preserve"> for the </w:t>
-      </w:r>
-      <w:proofErr w:type="gramStart"/>
-      <w:r>
-        <w:rPr>
-          <w:rFonts w:asciiTheme="majorBidi" w:hAnsiTheme="majorBidi" w:cstheme="majorBidi"/>
-        </w:rPr>
-        <w:t>user</w:t>
-      </w:r>
-      <w:proofErr w:type="gramEnd"/>
-      <w:r>
-        <w:rPr>
-          <w:rFonts w:asciiTheme="majorBidi" w:hAnsiTheme="majorBidi" w:cstheme="majorBidi"/>
-        </w:rPr>
-        <w:t xml:space="preserve"> and the reservation is added to their account.</w:t>
+        <w:t xml:space="preserve"> for the user and the reservation is added to their account.</w:t>
       </w:r>
     </w:p>
     <w:p>
@@ -8869,21 +8734,7 @@
         <w:rPr>
           <w:rFonts w:asciiTheme="majorBidi" w:hAnsiTheme="majorBidi" w:cstheme="majorBidi"/>
         </w:rPr>
-        <w:t xml:space="preserve"> now </w:t>
-      </w:r>
-      <w:proofErr w:type="gramStart"/>
-      <w:r>
-        <w:rPr>
-          <w:rFonts w:asciiTheme="majorBidi" w:hAnsiTheme="majorBidi" w:cstheme="majorBidi"/>
-        </w:rPr>
-        <w:t>canceled</w:t>
-      </w:r>
-      <w:proofErr w:type="gramEnd"/>
-      <w:r>
-        <w:rPr>
-          <w:rFonts w:asciiTheme="majorBidi" w:hAnsiTheme="majorBidi" w:cstheme="majorBidi"/>
-        </w:rPr>
-        <w:t xml:space="preserve"> and </w:t>
+        <w:t xml:space="preserve"> now canceled and </w:t>
       </w:r>
       <w:r>
         <w:rPr>
@@ -8891,19 +8742,11 @@
         </w:rPr>
         <w:t xml:space="preserve">the space </w:t>
       </w:r>
-      <w:proofErr w:type="gramStart"/>
-      <w:r>
-        <w:rPr>
-          <w:rFonts w:asciiTheme="majorBidi" w:hAnsiTheme="majorBidi" w:cstheme="majorBidi"/>
-        </w:rPr>
-        <w:t>becomes</w:t>
-      </w:r>
-      <w:proofErr w:type="gramEnd"/>
-      <w:r>
-        <w:rPr>
-          <w:rFonts w:asciiTheme="majorBidi" w:hAnsiTheme="majorBidi" w:cstheme="majorBidi"/>
-        </w:rPr>
-        <w:t xml:space="preserve"> available again</w:t>
+      <w:r>
+        <w:rPr>
+          <w:rFonts w:asciiTheme="majorBidi" w:hAnsiTheme="majorBidi" w:cstheme="majorBidi"/>
+        </w:rPr>
+        <w:t>becomes available again</w:t>
       </w:r>
       <w:r>
         <w:rPr>
@@ -9677,21 +9520,7 @@
         <w:rPr>
           <w:rFonts w:asciiTheme="majorBidi" w:hAnsiTheme="majorBidi" w:cstheme="majorBidi"/>
         </w:rPr>
-        <w:t xml:space="preserve"> such as maps or </w:t>
-      </w:r>
-      <w:proofErr w:type="gramStart"/>
-      <w:r>
-        <w:rPr>
-          <w:rFonts w:asciiTheme="majorBidi" w:hAnsiTheme="majorBidi" w:cstheme="majorBidi"/>
-        </w:rPr>
-        <w:t>google</w:t>
-      </w:r>
-      <w:proofErr w:type="gramEnd"/>
-      <w:r>
-        <w:rPr>
-          <w:rFonts w:asciiTheme="majorBidi" w:hAnsiTheme="majorBidi" w:cstheme="majorBidi"/>
-        </w:rPr>
-        <w:t xml:space="preserve"> maps</w:t>
+        <w:t xml:space="preserve"> such as maps or google maps</w:t>
       </w:r>
       <w:r>
         <w:rPr>
@@ -9784,6 +9613,212 @@
     </w:p>
     <w:p>
       <w:pPr>
+        <w:pStyle w:val="Heading4"/>
+        <w:rPr>
+          <w:rFonts w:asciiTheme="majorBidi" w:hAnsiTheme="majorBidi"/>
+          <w:color w:val="auto"/>
+        </w:rPr>
+      </w:pPr>
+      <w:r>
+        <w:rPr>
+          <w:rFonts w:asciiTheme="majorBidi" w:hAnsiTheme="majorBidi"/>
+          <w:color w:val="auto"/>
+        </w:rPr>
+        <w:t>2.6.1.13 Reset Forgotten Password</w:t>
+      </w:r>
+    </w:p>
+    <w:p>
+      <w:pPr>
+        <w:rPr>
+          <w:rFonts w:asciiTheme="majorBidi" w:hAnsiTheme="majorBidi" w:cstheme="majorBidi"/>
+        </w:rPr>
+      </w:pPr>
+      <w:r>
+        <w:rPr>
+          <w:rFonts w:asciiTheme="majorBidi" w:hAnsiTheme="majorBidi" w:cstheme="majorBidi"/>
+        </w:rPr>
+        <w:t xml:space="preserve">Actor: </w:t>
+      </w:r>
+      <w:r>
+        <w:rPr>
+          <w:rFonts w:asciiTheme="majorBidi" w:hAnsiTheme="majorBidi" w:cstheme="majorBidi"/>
+        </w:rPr>
+        <w:t>Driver / Vehicle Owner</w:t>
+      </w:r>
+    </w:p>
+    <w:p>
+      <w:pPr>
+        <w:rPr>
+          <w:rFonts w:asciiTheme="majorBidi" w:hAnsiTheme="majorBidi" w:cstheme="majorBidi"/>
+        </w:rPr>
+      </w:pPr>
+      <w:r>
+        <w:rPr>
+          <w:rFonts w:asciiTheme="majorBidi" w:hAnsiTheme="majorBidi" w:cstheme="majorBidi"/>
+        </w:rPr>
+        <w:t>Precondition:</w:t>
+      </w:r>
+      <w:r>
+        <w:rPr>
+          <w:rFonts w:asciiTheme="majorBidi" w:hAnsiTheme="majorBidi" w:cstheme="majorBidi"/>
+        </w:rPr>
+        <w:t xml:space="preserve"> </w:t>
+      </w:r>
+      <w:r>
+        <w:rPr>
+          <w:rFonts w:asciiTheme="majorBidi" w:hAnsiTheme="majorBidi" w:cstheme="majorBidi"/>
+        </w:rPr>
+        <w:t>The user has an existing Smart Parking Platform account but cannot remember their password.</w:t>
+      </w:r>
+    </w:p>
+    <w:p>
+      <w:pPr>
+        <w:rPr>
+          <w:rFonts w:asciiTheme="majorBidi" w:hAnsiTheme="majorBidi" w:cstheme="majorBidi"/>
+        </w:rPr>
+      </w:pPr>
+      <w:r>
+        <w:rPr>
+          <w:rFonts w:asciiTheme="majorBidi" w:hAnsiTheme="majorBidi" w:cstheme="majorBidi"/>
+        </w:rPr>
+        <w:t>Steps:</w:t>
+      </w:r>
+    </w:p>
+    <w:p>
+      <w:pPr>
+        <w:pStyle w:val="ListParagraph"/>
+        <w:numPr>
+          <w:ilvl w:val="0"/>
+          <w:numId w:val="30"/>
+        </w:numPr>
+        <w:rPr>
+          <w:rFonts w:asciiTheme="majorBidi" w:hAnsiTheme="majorBidi" w:cstheme="majorBidi"/>
+        </w:rPr>
+      </w:pPr>
+      <w:r>
+        <w:rPr>
+          <w:rFonts w:asciiTheme="majorBidi" w:hAnsiTheme="majorBidi" w:cstheme="majorBidi"/>
+        </w:rPr>
+        <w:t>The user selects the “Forgot Password” option from the login page.</w:t>
+      </w:r>
+    </w:p>
+    <w:p>
+      <w:pPr>
+        <w:pStyle w:val="ListParagraph"/>
+        <w:numPr>
+          <w:ilvl w:val="0"/>
+          <w:numId w:val="30"/>
+        </w:numPr>
+        <w:rPr>
+          <w:rFonts w:asciiTheme="majorBidi" w:hAnsiTheme="majorBidi" w:cstheme="majorBidi"/>
+        </w:rPr>
+      </w:pPr>
+      <w:r>
+        <w:rPr>
+          <w:rFonts w:asciiTheme="majorBidi" w:hAnsiTheme="majorBidi" w:cstheme="majorBidi"/>
+        </w:rPr>
+        <w:t>The user enters the email or account information connected to their account.</w:t>
+      </w:r>
+    </w:p>
+    <w:p>
+      <w:pPr>
+        <w:pStyle w:val="ListParagraph"/>
+        <w:numPr>
+          <w:ilvl w:val="0"/>
+          <w:numId w:val="30"/>
+        </w:numPr>
+        <w:rPr>
+          <w:rFonts w:asciiTheme="majorBidi" w:hAnsiTheme="majorBidi" w:cstheme="majorBidi"/>
+        </w:rPr>
+      </w:pPr>
+      <w:r>
+        <w:rPr>
+          <w:rFonts w:asciiTheme="majorBidi" w:hAnsiTheme="majorBidi" w:cstheme="majorBidi"/>
+        </w:rPr>
+        <w:t>The system verifies that the account exists.</w:t>
+      </w:r>
+    </w:p>
+    <w:p>
+      <w:pPr>
+        <w:pStyle w:val="ListParagraph"/>
+        <w:numPr>
+          <w:ilvl w:val="0"/>
+          <w:numId w:val="30"/>
+        </w:numPr>
+        <w:rPr>
+          <w:rFonts w:asciiTheme="majorBidi" w:hAnsiTheme="majorBidi" w:cstheme="majorBidi"/>
+        </w:rPr>
+      </w:pPr>
+      <w:r>
+        <w:rPr>
+          <w:rFonts w:asciiTheme="majorBidi" w:hAnsiTheme="majorBidi" w:cstheme="majorBidi"/>
+        </w:rPr>
+        <w:t>The system sends the user a password reset link or verification code.</w:t>
+      </w:r>
+    </w:p>
+    <w:p>
+      <w:pPr>
+        <w:pStyle w:val="ListParagraph"/>
+        <w:numPr>
+          <w:ilvl w:val="0"/>
+          <w:numId w:val="30"/>
+        </w:numPr>
+        <w:rPr>
+          <w:rFonts w:asciiTheme="majorBidi" w:hAnsiTheme="majorBidi" w:cstheme="majorBidi"/>
+        </w:rPr>
+      </w:pPr>
+      <w:r>
+        <w:rPr>
+          <w:rFonts w:asciiTheme="majorBidi" w:hAnsiTheme="majorBidi" w:cstheme="majorBidi"/>
+        </w:rPr>
+        <w:t>The user follows the reset instructions and creates a new password.</w:t>
+      </w:r>
+    </w:p>
+    <w:p>
+      <w:pPr>
+        <w:pStyle w:val="ListParagraph"/>
+        <w:numPr>
+          <w:ilvl w:val="0"/>
+          <w:numId w:val="30"/>
+        </w:numPr>
+        <w:rPr>
+          <w:rFonts w:asciiTheme="majorBidi" w:hAnsiTheme="majorBidi" w:cstheme="majorBidi"/>
+        </w:rPr>
+      </w:pPr>
+      <w:r>
+        <w:rPr>
+          <w:rFonts w:asciiTheme="majorBidi" w:hAnsiTheme="majorBidi" w:cstheme="majorBidi"/>
+        </w:rPr>
+        <w:t>The system confirms that the password has been successfully updated.</w:t>
+      </w:r>
+    </w:p>
+    <w:p>
+      <w:pPr>
+        <w:rPr>
+          <w:rFonts w:asciiTheme="majorBidi" w:hAnsiTheme="majorBidi" w:cstheme="majorBidi"/>
+        </w:rPr>
+      </w:pPr>
+      <w:r>
+        <w:rPr>
+          <w:rFonts w:asciiTheme="majorBidi" w:hAnsiTheme="majorBidi" w:cstheme="majorBidi"/>
+        </w:rPr>
+        <w:t>Postcondition:</w:t>
+      </w:r>
+      <w:r>
+        <w:rPr>
+          <w:rFonts w:asciiTheme="majorBidi" w:hAnsiTheme="majorBidi" w:cstheme="majorBidi"/>
+        </w:rPr>
+        <w:t xml:space="preserve"> </w:t>
+      </w:r>
+      <w:r>
+        <w:rPr>
+          <w:rFonts w:asciiTheme="majorBidi" w:hAnsiTheme="majorBidi" w:cstheme="majorBidi"/>
+        </w:rPr>
+        <w:t>The user has a new password and can log in to their Smart Parking Platform account.</w:t>
+      </w:r>
+    </w:p>
+    <w:p>
+      <w:pPr>
         <w:pStyle w:val="Heading3"/>
         <w:rPr>
           <w:rFonts w:asciiTheme="majorBidi" w:hAnsiTheme="majorBidi"/>
@@ -9792,7 +9827,7 @@
           <w:color w:val="auto"/>
         </w:rPr>
       </w:pPr>
-      <w:bookmarkStart w:id="18" w:name="_Toc242366603"/>
+      <w:bookmarkStart w:id="18" w:name="_Toc242996773"/>
       <w:r>
         <w:rPr>
           <w:rFonts w:asciiTheme="majorBidi" w:hAnsiTheme="majorBidi"/>
@@ -10202,6 +10237,7 @@
         <w:rPr>
           <w:rFonts w:asciiTheme="majorBidi" w:hAnsiTheme="majorBidi" w:cstheme="majorBidi"/>
         </w:rPr>
+        <w:lastRenderedPageBreak/>
         <w:t>Postcondition:</w:t>
       </w:r>
       <w:r>
@@ -10395,19 +10431,735 @@
     </w:p>
     <w:p>
       <w:pPr>
-        <w:pStyle w:val="Heading1"/>
+        <w:pStyle w:val="Heading4"/>
         <w:rPr>
           <w:rFonts w:asciiTheme="majorBidi" w:hAnsiTheme="majorBidi"/>
           <w:color w:val="auto"/>
         </w:rPr>
       </w:pPr>
-      <w:bookmarkStart w:id="19" w:name="_Toc242366604"/>
       <w:r>
         <w:rPr>
           <w:rFonts w:asciiTheme="majorBidi" w:hAnsiTheme="majorBidi"/>
           <w:color w:val="auto"/>
         </w:rPr>
+        <w:t>2.6.</w:t>
+      </w:r>
+      <w:r>
+        <w:rPr>
+          <w:rFonts w:asciiTheme="majorBidi" w:hAnsiTheme="majorBidi"/>
+          <w:color w:val="auto"/>
+        </w:rPr>
+        <w:t>2.</w:t>
+      </w:r>
+      <w:r>
+        <w:rPr>
+          <w:rFonts w:asciiTheme="majorBidi" w:hAnsiTheme="majorBidi"/>
+          <w:color w:val="auto"/>
+        </w:rPr>
+        <w:t>4</w:t>
+      </w:r>
+      <w:r>
+        <w:rPr>
+          <w:rFonts w:asciiTheme="majorBidi" w:hAnsiTheme="majorBidi"/>
+          <w:color w:val="auto"/>
+        </w:rPr>
+        <w:t xml:space="preserve"> Manager Login</w:t>
+      </w:r>
+    </w:p>
+    <w:p>
+      <w:pPr>
+        <w:rPr>
+          <w:rFonts w:asciiTheme="majorBidi" w:hAnsiTheme="majorBidi" w:cstheme="majorBidi"/>
+        </w:rPr>
+      </w:pPr>
+      <w:r>
+        <w:rPr>
+          <w:rFonts w:asciiTheme="majorBidi" w:hAnsiTheme="majorBidi" w:cstheme="majorBidi"/>
+        </w:rPr>
+        <w:t>Actor: Parking Facility Manager</w:t>
+      </w:r>
+    </w:p>
+    <w:p>
+      <w:pPr>
+        <w:rPr>
+          <w:rFonts w:asciiTheme="majorBidi" w:hAnsiTheme="majorBidi" w:cstheme="majorBidi"/>
+        </w:rPr>
+      </w:pPr>
+      <w:r>
+        <w:rPr>
+          <w:rFonts w:asciiTheme="majorBidi" w:hAnsiTheme="majorBidi" w:cstheme="majorBidi"/>
+        </w:rPr>
+        <w:t>Precondition:</w:t>
+      </w:r>
+      <w:r>
+        <w:rPr>
+          <w:rFonts w:asciiTheme="majorBidi" w:hAnsiTheme="majorBidi" w:cstheme="majorBidi"/>
+        </w:rPr>
+        <w:t xml:space="preserve"> </w:t>
+      </w:r>
+      <w:r>
+        <w:rPr>
+          <w:rFonts w:asciiTheme="majorBidi" w:hAnsiTheme="majorBidi" w:cstheme="majorBidi"/>
+        </w:rPr>
+        <w:t>The parking facility manager has an authorized manager account with the Smart Parking Platform.</w:t>
+      </w:r>
+    </w:p>
+    <w:p>
+      <w:pPr>
+        <w:rPr>
+          <w:rFonts w:asciiTheme="majorBidi" w:hAnsiTheme="majorBidi" w:cstheme="majorBidi"/>
+        </w:rPr>
+      </w:pPr>
+      <w:r>
+        <w:rPr>
+          <w:rFonts w:asciiTheme="majorBidi" w:hAnsiTheme="majorBidi" w:cstheme="majorBidi"/>
+        </w:rPr>
+        <w:t>Steps:</w:t>
+      </w:r>
+    </w:p>
+    <w:p>
+      <w:pPr>
+        <w:pStyle w:val="ListParagraph"/>
+        <w:numPr>
+          <w:ilvl w:val="0"/>
+          <w:numId w:val="35"/>
+        </w:numPr>
+        <w:rPr>
+          <w:rFonts w:asciiTheme="majorBidi" w:hAnsiTheme="majorBidi" w:cstheme="majorBidi"/>
+        </w:rPr>
+      </w:pPr>
+      <w:r>
+        <w:rPr>
+          <w:rFonts w:asciiTheme="majorBidi" w:hAnsiTheme="majorBidi" w:cstheme="majorBidi"/>
+        </w:rPr>
+        <w:t>The manager opens the manager login page.</w:t>
+      </w:r>
+    </w:p>
+    <w:p>
+      <w:pPr>
+        <w:pStyle w:val="ListParagraph"/>
+        <w:numPr>
+          <w:ilvl w:val="0"/>
+          <w:numId w:val="35"/>
+        </w:numPr>
+        <w:rPr>
+          <w:rFonts w:asciiTheme="majorBidi" w:hAnsiTheme="majorBidi" w:cstheme="majorBidi"/>
+        </w:rPr>
+      </w:pPr>
+      <w:r>
+        <w:rPr>
+          <w:rFonts w:asciiTheme="majorBidi" w:hAnsiTheme="majorBidi" w:cstheme="majorBidi"/>
+        </w:rPr>
+        <w:t>The manager enters their login credentials.</w:t>
+      </w:r>
+    </w:p>
+    <w:p>
+      <w:pPr>
+        <w:pStyle w:val="ListParagraph"/>
+        <w:numPr>
+          <w:ilvl w:val="0"/>
+          <w:numId w:val="35"/>
+        </w:numPr>
+        <w:rPr>
+          <w:rFonts w:asciiTheme="majorBidi" w:hAnsiTheme="majorBidi" w:cstheme="majorBidi"/>
+        </w:rPr>
+      </w:pPr>
+      <w:r>
+        <w:rPr>
+          <w:rFonts w:asciiTheme="majorBidi" w:hAnsiTheme="majorBidi" w:cstheme="majorBidi"/>
+        </w:rPr>
+        <w:t>The system verifies the credentials and confirms that the account has manager access.</w:t>
+      </w:r>
+    </w:p>
+    <w:p>
+      <w:pPr>
+        <w:pStyle w:val="ListParagraph"/>
+        <w:numPr>
+          <w:ilvl w:val="0"/>
+          <w:numId w:val="35"/>
+        </w:numPr>
+        <w:rPr>
+          <w:rFonts w:asciiTheme="majorBidi" w:hAnsiTheme="majorBidi" w:cstheme="majorBidi"/>
+        </w:rPr>
+      </w:pPr>
+      <w:r>
+        <w:rPr>
+          <w:rFonts w:asciiTheme="majorBidi" w:hAnsiTheme="majorBidi" w:cstheme="majorBidi"/>
+        </w:rPr>
+        <w:t>The system sends an MFA verification request to the manager’s registered device or email.</w:t>
+      </w:r>
+    </w:p>
+    <w:p>
+      <w:pPr>
+        <w:pStyle w:val="ListParagraph"/>
+        <w:numPr>
+          <w:ilvl w:val="0"/>
+          <w:numId w:val="35"/>
+        </w:numPr>
+        <w:rPr>
+          <w:rFonts w:asciiTheme="majorBidi" w:hAnsiTheme="majorBidi" w:cstheme="majorBidi"/>
+        </w:rPr>
+      </w:pPr>
+      <w:r>
+        <w:rPr>
+          <w:rFonts w:asciiTheme="majorBidi" w:hAnsiTheme="majorBidi" w:cstheme="majorBidi"/>
+        </w:rPr>
+        <w:t>The manager completes the MFA verification.</w:t>
+      </w:r>
+    </w:p>
+    <w:p>
+      <w:pPr>
+        <w:pStyle w:val="ListParagraph"/>
+        <w:numPr>
+          <w:ilvl w:val="0"/>
+          <w:numId w:val="35"/>
+        </w:numPr>
+        <w:rPr>
+          <w:rFonts w:asciiTheme="majorBidi" w:hAnsiTheme="majorBidi" w:cstheme="majorBidi"/>
+        </w:rPr>
+      </w:pPr>
+      <w:r>
+        <w:rPr>
+          <w:rFonts w:asciiTheme="majorBidi" w:hAnsiTheme="majorBidi" w:cstheme="majorBidi"/>
+        </w:rPr>
+        <w:t>The system verifies the MFA response.</w:t>
+      </w:r>
+    </w:p>
+    <w:p>
+      <w:pPr>
+        <w:pStyle w:val="ListParagraph"/>
+        <w:numPr>
+          <w:ilvl w:val="0"/>
+          <w:numId w:val="35"/>
+        </w:numPr>
+        <w:rPr>
+          <w:rFonts w:asciiTheme="majorBidi" w:hAnsiTheme="majorBidi" w:cstheme="majorBidi"/>
+        </w:rPr>
+      </w:pPr>
+      <w:r>
+        <w:rPr>
+          <w:rFonts w:asciiTheme="majorBidi" w:hAnsiTheme="majorBidi" w:cstheme="majorBidi"/>
+        </w:rPr>
+        <w:t xml:space="preserve">The system grants access to the administrative side of the platform. </w:t>
+      </w:r>
+    </w:p>
+    <w:p>
+      <w:pPr>
+        <w:rPr>
+          <w:rFonts w:asciiTheme="majorBidi" w:hAnsiTheme="majorBidi" w:cstheme="majorBidi"/>
+        </w:rPr>
+      </w:pPr>
+      <w:r>
+        <w:rPr>
+          <w:rFonts w:asciiTheme="majorBidi" w:hAnsiTheme="majorBidi" w:cstheme="majorBidi"/>
+        </w:rPr>
+        <w:t>Postcondition:</w:t>
+      </w:r>
+      <w:r>
+        <w:rPr>
+          <w:rFonts w:asciiTheme="majorBidi" w:hAnsiTheme="majorBidi" w:cstheme="majorBidi"/>
+        </w:rPr>
+        <w:t xml:space="preserve"> </w:t>
+      </w:r>
+      <w:r>
+        <w:rPr>
+          <w:rFonts w:asciiTheme="majorBidi" w:hAnsiTheme="majorBidi" w:cstheme="majorBidi"/>
+        </w:rPr>
+        <w:t>The parking facility manager is logged in and can access authorized management features.</w:t>
+      </w:r>
+    </w:p>
+    <w:p>
+      <w:pPr>
+        <w:pStyle w:val="Heading4"/>
+        <w:rPr>
+          <w:rFonts w:asciiTheme="majorBidi" w:hAnsiTheme="majorBidi"/>
+          <w:color w:val="auto"/>
+        </w:rPr>
+      </w:pPr>
+      <w:r>
+        <w:rPr>
+          <w:rFonts w:asciiTheme="majorBidi" w:hAnsiTheme="majorBidi"/>
+          <w:color w:val="auto"/>
+        </w:rPr>
+        <w:t>2.6.</w:t>
+      </w:r>
+      <w:r>
+        <w:rPr>
+          <w:rFonts w:asciiTheme="majorBidi" w:hAnsiTheme="majorBidi"/>
+          <w:color w:val="auto"/>
+        </w:rPr>
+        <w:t>2.</w:t>
+      </w:r>
+      <w:r>
+        <w:rPr>
+          <w:rFonts w:asciiTheme="majorBidi" w:hAnsiTheme="majorBidi"/>
+          <w:color w:val="auto"/>
+        </w:rPr>
+        <w:t xml:space="preserve">5 Manage Parking Location Profile </w:t>
+      </w:r>
+    </w:p>
+    <w:p>
+      <w:pPr>
+        <w:rPr>
+          <w:rFonts w:asciiTheme="majorBidi" w:hAnsiTheme="majorBidi" w:cstheme="majorBidi"/>
+        </w:rPr>
+      </w:pPr>
+      <w:r>
+        <w:rPr>
+          <w:rFonts w:asciiTheme="majorBidi" w:hAnsiTheme="majorBidi" w:cstheme="majorBidi"/>
+        </w:rPr>
+        <w:t>Actor: Parking Facility Manager</w:t>
+      </w:r>
+    </w:p>
+    <w:p>
+      <w:pPr>
+        <w:rPr>
+          <w:rFonts w:asciiTheme="majorBidi" w:hAnsiTheme="majorBidi" w:cstheme="majorBidi"/>
+        </w:rPr>
+      </w:pPr>
+      <w:r>
+        <w:rPr>
+          <w:rFonts w:asciiTheme="majorBidi" w:hAnsiTheme="majorBidi" w:cstheme="majorBidi"/>
+        </w:rPr>
+        <w:t>Precondition:</w:t>
+      </w:r>
+      <w:r>
+        <w:rPr>
+          <w:rFonts w:asciiTheme="majorBidi" w:hAnsiTheme="majorBidi" w:cstheme="majorBidi"/>
+        </w:rPr>
+        <w:t xml:space="preserve"> </w:t>
+      </w:r>
+      <w:r>
+        <w:rPr>
+          <w:rFonts w:asciiTheme="majorBidi" w:hAnsiTheme="majorBidi" w:cstheme="majorBidi"/>
+        </w:rPr>
+        <w:t>The parking facility manager is logged in and has permission to manage a parking facility.</w:t>
+      </w:r>
+    </w:p>
+    <w:p>
+      <w:pPr>
+        <w:rPr>
+          <w:rFonts w:asciiTheme="majorBidi" w:hAnsiTheme="majorBidi" w:cstheme="majorBidi"/>
+        </w:rPr>
+      </w:pPr>
+      <w:r>
+        <w:rPr>
+          <w:rFonts w:asciiTheme="majorBidi" w:hAnsiTheme="majorBidi" w:cstheme="majorBidi"/>
+        </w:rPr>
+        <w:t>Steps:</w:t>
+      </w:r>
+    </w:p>
+    <w:p>
+      <w:pPr>
+        <w:pStyle w:val="ListParagraph"/>
+        <w:numPr>
+          <w:ilvl w:val="0"/>
+          <w:numId w:val="32"/>
+        </w:numPr>
+        <w:rPr>
+          <w:rFonts w:asciiTheme="majorBidi" w:hAnsiTheme="majorBidi" w:cstheme="majorBidi"/>
+        </w:rPr>
+      </w:pPr>
+      <w:r>
+        <w:rPr>
+          <w:rFonts w:asciiTheme="majorBidi" w:hAnsiTheme="majorBidi" w:cstheme="majorBidi"/>
+        </w:rPr>
+        <w:t>The manager opens the parking location management section.</w:t>
+      </w:r>
+    </w:p>
+    <w:p>
+      <w:pPr>
+        <w:pStyle w:val="ListParagraph"/>
+        <w:numPr>
+          <w:ilvl w:val="0"/>
+          <w:numId w:val="32"/>
+        </w:numPr>
+        <w:rPr>
+          <w:rFonts w:asciiTheme="majorBidi" w:hAnsiTheme="majorBidi" w:cstheme="majorBidi"/>
+        </w:rPr>
+      </w:pPr>
+      <w:r>
+        <w:rPr>
+          <w:rFonts w:asciiTheme="majorBidi" w:hAnsiTheme="majorBidi" w:cstheme="majorBidi"/>
+        </w:rPr>
+        <w:t>The system displays the parking facilities connected to the manager’s account.</w:t>
+      </w:r>
+    </w:p>
+    <w:p>
+      <w:pPr>
+        <w:pStyle w:val="ListParagraph"/>
+        <w:numPr>
+          <w:ilvl w:val="0"/>
+          <w:numId w:val="32"/>
+        </w:numPr>
+        <w:rPr>
+          <w:rFonts w:asciiTheme="majorBidi" w:hAnsiTheme="majorBidi" w:cstheme="majorBidi"/>
+        </w:rPr>
+      </w:pPr>
+      <w:r>
+        <w:rPr>
+          <w:rFonts w:asciiTheme="majorBidi" w:hAnsiTheme="majorBidi" w:cstheme="majorBidi"/>
+        </w:rPr>
+        <w:t>The manager selects the facility they want to manage.</w:t>
+      </w:r>
+    </w:p>
+    <w:p>
+      <w:pPr>
+        <w:pStyle w:val="ListParagraph"/>
+        <w:numPr>
+          <w:ilvl w:val="0"/>
+          <w:numId w:val="32"/>
+        </w:numPr>
+        <w:rPr>
+          <w:rFonts w:asciiTheme="majorBidi" w:hAnsiTheme="majorBidi" w:cstheme="majorBidi"/>
+        </w:rPr>
+      </w:pPr>
+      <w:r>
+        <w:rPr>
+          <w:rFonts w:asciiTheme="majorBidi" w:hAnsiTheme="majorBidi" w:cstheme="majorBidi"/>
+        </w:rPr>
+        <w:t>The manager adds or updates information such as the facility name, location, capacity, pricing, or parking type.</w:t>
+      </w:r>
+    </w:p>
+    <w:p>
+      <w:pPr>
+        <w:pStyle w:val="ListParagraph"/>
+        <w:numPr>
+          <w:ilvl w:val="0"/>
+          <w:numId w:val="32"/>
+        </w:numPr>
+        <w:rPr>
+          <w:rFonts w:asciiTheme="majorBidi" w:hAnsiTheme="majorBidi" w:cstheme="majorBidi"/>
+        </w:rPr>
+      </w:pPr>
+      <w:r>
+        <w:rPr>
+          <w:rFonts w:asciiTheme="majorBidi" w:hAnsiTheme="majorBidi" w:cstheme="majorBidi"/>
+        </w:rPr>
+        <w:t>The manager reviews the information entered.</w:t>
+      </w:r>
+    </w:p>
+    <w:p>
+      <w:pPr>
+        <w:pStyle w:val="ListParagraph"/>
+        <w:numPr>
+          <w:ilvl w:val="0"/>
+          <w:numId w:val="32"/>
+        </w:numPr>
+        <w:rPr>
+          <w:rFonts w:asciiTheme="majorBidi" w:hAnsiTheme="majorBidi" w:cstheme="majorBidi"/>
+        </w:rPr>
+      </w:pPr>
+      <w:r>
+        <w:rPr>
+          <w:rFonts w:asciiTheme="majorBidi" w:hAnsiTheme="majorBidi" w:cstheme="majorBidi"/>
+        </w:rPr>
+        <w:t>The manager submits the changes.</w:t>
+      </w:r>
+    </w:p>
+    <w:p>
+      <w:pPr>
+        <w:pStyle w:val="ListParagraph"/>
+        <w:numPr>
+          <w:ilvl w:val="0"/>
+          <w:numId w:val="32"/>
+        </w:numPr>
+        <w:rPr>
+          <w:rFonts w:asciiTheme="majorBidi" w:hAnsiTheme="majorBidi" w:cstheme="majorBidi"/>
+        </w:rPr>
+      </w:pPr>
+      <w:r>
+        <w:rPr>
+          <w:rFonts w:asciiTheme="majorBidi" w:hAnsiTheme="majorBidi" w:cstheme="majorBidi"/>
+        </w:rPr>
+        <w:t>The system saves the updated parking location information.</w:t>
+      </w:r>
+    </w:p>
+    <w:p>
+      <w:pPr>
+        <w:rPr>
+          <w:rFonts w:asciiTheme="majorBidi" w:hAnsiTheme="majorBidi" w:cstheme="majorBidi"/>
+        </w:rPr>
+      </w:pPr>
+      <w:r>
+        <w:rPr>
+          <w:rFonts w:asciiTheme="majorBidi" w:hAnsiTheme="majorBidi" w:cstheme="majorBidi"/>
+        </w:rPr>
         <w:lastRenderedPageBreak/>
+        <w:t>Postcondition:</w:t>
+      </w:r>
+      <w:r>
+        <w:rPr>
+          <w:rFonts w:asciiTheme="majorBidi" w:hAnsiTheme="majorBidi" w:cstheme="majorBidi"/>
+        </w:rPr>
+        <w:t xml:space="preserve"> </w:t>
+      </w:r>
+      <w:r>
+        <w:rPr>
+          <w:rFonts w:asciiTheme="majorBidi" w:hAnsiTheme="majorBidi" w:cstheme="majorBidi"/>
+        </w:rPr>
+        <w:t>The selected parking facility profile is created or updated with the new information.</w:t>
+      </w:r>
+    </w:p>
+    <w:p>
+      <w:pPr>
+        <w:pStyle w:val="Heading4"/>
+        <w:rPr>
+          <w:rFonts w:asciiTheme="majorBidi" w:hAnsiTheme="majorBidi"/>
+          <w:color w:val="auto"/>
+        </w:rPr>
+      </w:pPr>
+      <w:r>
+        <w:rPr>
+          <w:rFonts w:asciiTheme="majorBidi" w:hAnsiTheme="majorBidi"/>
+          <w:color w:val="auto"/>
+        </w:rPr>
+        <w:t xml:space="preserve">2.6.2.6 </w:t>
+      </w:r>
+      <w:r>
+        <w:rPr>
+          <w:rFonts w:asciiTheme="majorBidi" w:hAnsiTheme="majorBidi"/>
+          <w:color w:val="auto"/>
+        </w:rPr>
+        <w:t>Request Manager Password Reset</w:t>
+      </w:r>
+    </w:p>
+    <w:p>
+      <w:pPr>
+        <w:rPr>
+          <w:rFonts w:asciiTheme="majorBidi" w:hAnsiTheme="majorBidi" w:cstheme="majorBidi"/>
+        </w:rPr>
+      </w:pPr>
+      <w:r>
+        <w:rPr>
+          <w:rFonts w:asciiTheme="majorBidi" w:hAnsiTheme="majorBidi" w:cstheme="majorBidi"/>
+        </w:rPr>
+        <w:t>Actor: Parking Facility Manager</w:t>
+      </w:r>
+    </w:p>
+    <w:p>
+      <w:pPr>
+        <w:rPr>
+          <w:rFonts w:asciiTheme="majorBidi" w:hAnsiTheme="majorBidi" w:cstheme="majorBidi"/>
+        </w:rPr>
+      </w:pPr>
+      <w:r>
+        <w:rPr>
+          <w:rFonts w:asciiTheme="majorBidi" w:hAnsiTheme="majorBidi" w:cstheme="majorBidi"/>
+        </w:rPr>
+        <w:t>Precondition:</w:t>
+      </w:r>
+      <w:r>
+        <w:rPr>
+          <w:rFonts w:asciiTheme="majorBidi" w:hAnsiTheme="majorBidi" w:cstheme="majorBidi"/>
+        </w:rPr>
+        <w:t xml:space="preserve"> </w:t>
+      </w:r>
+      <w:r>
+        <w:rPr>
+          <w:rFonts w:asciiTheme="majorBidi" w:hAnsiTheme="majorBidi" w:cstheme="majorBidi"/>
+        </w:rPr>
+        <w:t>The manager has an existing authorized account but cannot access it because they forgot their password</w:t>
+      </w:r>
+      <w:r>
+        <w:rPr>
+          <w:rFonts w:asciiTheme="majorBidi" w:hAnsiTheme="majorBidi" w:cstheme="majorBidi"/>
+        </w:rPr>
+        <w:t>.</w:t>
+      </w:r>
+    </w:p>
+    <w:p>
+      <w:pPr>
+        <w:rPr>
+          <w:rFonts w:asciiTheme="majorBidi" w:hAnsiTheme="majorBidi" w:cstheme="majorBidi"/>
+        </w:rPr>
+      </w:pPr>
+      <w:r>
+        <w:rPr>
+          <w:rFonts w:asciiTheme="majorBidi" w:hAnsiTheme="majorBidi" w:cstheme="majorBidi"/>
+        </w:rPr>
+        <w:t>Steps:</w:t>
+      </w:r>
+      <w:r>
+        <w:rPr>
+          <w:rFonts w:asciiTheme="majorBidi" w:hAnsiTheme="majorBidi" w:cstheme="majorBidi"/>
+        </w:rPr>
+        <w:t xml:space="preserve"> </w:t>
+      </w:r>
+    </w:p>
+    <w:p>
+      <w:pPr>
+        <w:pStyle w:val="ListParagraph"/>
+        <w:numPr>
+          <w:ilvl w:val="0"/>
+          <w:numId w:val="33"/>
+        </w:numPr>
+        <w:rPr>
+          <w:rFonts w:asciiTheme="majorBidi" w:hAnsiTheme="majorBidi" w:cstheme="majorBidi"/>
+        </w:rPr>
+      </w:pPr>
+      <w:r>
+        <w:rPr>
+          <w:rFonts w:asciiTheme="majorBidi" w:hAnsiTheme="majorBidi" w:cstheme="majorBidi"/>
+        </w:rPr>
+        <w:t>The manager submits a password reset request.</w:t>
+      </w:r>
+    </w:p>
+    <w:p>
+      <w:pPr>
+        <w:pStyle w:val="ListParagraph"/>
+        <w:numPr>
+          <w:ilvl w:val="0"/>
+          <w:numId w:val="33"/>
+        </w:numPr>
+        <w:rPr>
+          <w:rFonts w:asciiTheme="majorBidi" w:hAnsiTheme="majorBidi" w:cstheme="majorBidi"/>
+        </w:rPr>
+      </w:pPr>
+      <w:r>
+        <w:rPr>
+          <w:rFonts w:asciiTheme="majorBidi" w:hAnsiTheme="majorBidi" w:cstheme="majorBidi"/>
+        </w:rPr>
+        <w:t>The system sends the request to a System Administrator for verification.</w:t>
+      </w:r>
+    </w:p>
+    <w:p>
+      <w:pPr>
+        <w:pStyle w:val="ListParagraph"/>
+        <w:numPr>
+          <w:ilvl w:val="0"/>
+          <w:numId w:val="33"/>
+        </w:numPr>
+        <w:rPr>
+          <w:rFonts w:asciiTheme="majorBidi" w:hAnsiTheme="majorBidi" w:cstheme="majorBidi"/>
+        </w:rPr>
+      </w:pPr>
+      <w:r>
+        <w:rPr>
+          <w:rFonts w:asciiTheme="majorBidi" w:hAnsiTheme="majorBidi" w:cstheme="majorBidi"/>
+        </w:rPr>
+        <w:t>The administrator confirms the manager’s identity and account authorization.</w:t>
+      </w:r>
+    </w:p>
+    <w:p>
+      <w:pPr>
+        <w:pStyle w:val="ListParagraph"/>
+        <w:numPr>
+          <w:ilvl w:val="0"/>
+          <w:numId w:val="33"/>
+        </w:numPr>
+        <w:rPr>
+          <w:rFonts w:asciiTheme="majorBidi" w:hAnsiTheme="majorBidi" w:cstheme="majorBidi"/>
+        </w:rPr>
+      </w:pPr>
+      <w:r>
+        <w:rPr>
+          <w:rFonts w:asciiTheme="majorBidi" w:hAnsiTheme="majorBidi" w:cstheme="majorBidi"/>
+        </w:rPr>
+        <w:t>The administrator approves the password reset request.</w:t>
+      </w:r>
+    </w:p>
+    <w:p>
+      <w:pPr>
+        <w:pStyle w:val="ListParagraph"/>
+        <w:numPr>
+          <w:ilvl w:val="0"/>
+          <w:numId w:val="33"/>
+        </w:numPr>
+        <w:rPr>
+          <w:rFonts w:asciiTheme="majorBidi" w:hAnsiTheme="majorBidi" w:cstheme="majorBidi"/>
+        </w:rPr>
+      </w:pPr>
+      <w:r>
+        <w:rPr>
+          <w:rFonts w:asciiTheme="majorBidi" w:hAnsiTheme="majorBidi" w:cstheme="majorBidi"/>
+        </w:rPr>
+        <w:t>The system provides the manager with a secure password reset link or temporary reset option.</w:t>
+      </w:r>
+    </w:p>
+    <w:p>
+      <w:pPr>
+        <w:pStyle w:val="ListParagraph"/>
+        <w:numPr>
+          <w:ilvl w:val="0"/>
+          <w:numId w:val="33"/>
+        </w:numPr>
+        <w:rPr>
+          <w:rFonts w:asciiTheme="majorBidi" w:hAnsiTheme="majorBidi" w:cstheme="majorBidi"/>
+        </w:rPr>
+      </w:pPr>
+      <w:r>
+        <w:rPr>
+          <w:rFonts w:asciiTheme="majorBidi" w:hAnsiTheme="majorBidi" w:cstheme="majorBidi"/>
+        </w:rPr>
+        <w:t>The manager creates a new password.</w:t>
+      </w:r>
+    </w:p>
+    <w:p>
+      <w:pPr>
+        <w:pStyle w:val="ListParagraph"/>
+        <w:numPr>
+          <w:ilvl w:val="0"/>
+          <w:numId w:val="33"/>
+        </w:numPr>
+        <w:rPr>
+          <w:rFonts w:asciiTheme="majorBidi" w:hAnsiTheme="majorBidi" w:cstheme="majorBidi"/>
+        </w:rPr>
+      </w:pPr>
+      <w:r>
+        <w:rPr>
+          <w:rFonts w:asciiTheme="majorBidi" w:hAnsiTheme="majorBidi" w:cstheme="majorBidi"/>
+        </w:rPr>
+        <w:t>The system confirms that the password has been updated.</w:t>
+      </w:r>
+    </w:p>
+    <w:p>
+      <w:pPr>
+        <w:rPr>
+          <w:rFonts w:asciiTheme="majorBidi" w:hAnsiTheme="majorBidi" w:cstheme="majorBidi"/>
+        </w:rPr>
+      </w:pPr>
+      <w:r>
+        <w:rPr>
+          <w:rFonts w:asciiTheme="majorBidi" w:hAnsiTheme="majorBidi" w:cstheme="majorBidi"/>
+        </w:rPr>
+        <w:t>Postcondition:</w:t>
+      </w:r>
+      <w:r>
+        <w:rPr>
+          <w:rFonts w:asciiTheme="majorBidi" w:hAnsiTheme="majorBidi" w:cstheme="majorBidi"/>
+        </w:rPr>
+        <w:t xml:space="preserve"> </w:t>
+      </w:r>
+      <w:r>
+        <w:rPr>
+          <w:rFonts w:asciiTheme="majorBidi" w:hAnsiTheme="majorBidi" w:cstheme="majorBidi"/>
+        </w:rPr>
+        <w:t>The manager’s password is reset after administrative approval, and the manager can access their account again.</w:t>
+      </w:r>
+    </w:p>
+    <w:p>
+      <w:pPr>
+        <w:spacing w:line="240" w:lineRule="auto"/>
+        <w:rPr>
+          <w:rFonts w:asciiTheme="majorBidi" w:hAnsiTheme="majorBidi" w:cstheme="majorBidi"/>
+        </w:rPr>
+      </w:pPr>
+    </w:p>
+    <w:p>
+      <w:pPr>
+        <w:pStyle w:val="Heading1"/>
+        <w:rPr>
+          <w:rFonts w:asciiTheme="majorBidi" w:hAnsiTheme="majorBidi"/>
+          <w:color w:val="auto"/>
+        </w:rPr>
+      </w:pPr>
+      <w:bookmarkStart w:id="19" w:name="_Toc242996774"/>
+      <w:r>
+        <w:rPr>
+          <w:rFonts w:asciiTheme="majorBidi" w:hAnsiTheme="majorBidi"/>
+          <w:color w:val="auto"/>
+        </w:rPr>
         <w:t>3. Work Breakdown Structure</w:t>
       </w:r>
       <w:bookmarkEnd w:id="19"/>
@@ -10421,7 +11173,7 @@
           <w:color w:val="auto"/>
         </w:rPr>
       </w:pPr>
-      <w:bookmarkStart w:id="20" w:name="_Toc242366605"/>
+      <w:bookmarkStart w:id="20" w:name="_Toc242996775"/>
       <w:r>
         <w:rPr>
           <w:rFonts w:asciiTheme="majorBidi" w:hAnsiTheme="majorBidi"/>
@@ -10604,7 +11356,7 @@
           <w:color w:val="auto"/>
         </w:rPr>
       </w:pPr>
-      <w:bookmarkStart w:id="21" w:name="_Toc242366606"/>
+      <w:bookmarkStart w:id="21" w:name="_Toc242996776"/>
       <w:r>
         <w:rPr>
           <w:rFonts w:asciiTheme="majorBidi" w:hAnsiTheme="majorBidi"/>
@@ -10735,6 +11487,52 @@
         <w:rPr>
           <w:rFonts w:asciiTheme="majorBidi" w:hAnsiTheme="majorBidi" w:cstheme="majorBidi"/>
         </w:rPr>
+        <w:t xml:space="preserve"> </w:t>
+      </w:r>
+      <w:r>
+        <w:rPr>
+          <w:rFonts w:asciiTheme="majorBidi" w:hAnsiTheme="majorBidi" w:cstheme="majorBidi"/>
+        </w:rPr>
+        <w:t xml:space="preserve">Multi Factor Authentication </w:t>
+      </w:r>
+    </w:p>
+    <w:p>
+      <w:pPr>
+        <w:spacing w:after="0" w:line="276" w:lineRule="auto"/>
+        <w:rPr>
+          <w:rFonts w:asciiTheme="majorBidi" w:hAnsiTheme="majorBidi" w:cstheme="majorBidi"/>
+        </w:rPr>
+      </w:pPr>
+      <w:r>
+        <w:rPr>
+          <w:rFonts w:asciiTheme="majorBidi" w:hAnsiTheme="majorBidi" w:cstheme="majorBidi"/>
+        </w:rPr>
+        <w:t>1.1.4 Reset Forgotten Password</w:t>
+      </w:r>
+    </w:p>
+    <w:p>
+      <w:pPr>
+        <w:spacing w:after="0" w:line="276" w:lineRule="auto"/>
+        <w:rPr>
+          <w:rFonts w:asciiTheme="majorBidi" w:hAnsiTheme="majorBidi" w:cstheme="majorBidi"/>
+        </w:rPr>
+      </w:pPr>
+      <w:r>
+        <w:rPr>
+          <w:rFonts w:asciiTheme="majorBidi" w:hAnsiTheme="majorBidi" w:cstheme="majorBidi"/>
+        </w:rPr>
+        <w:t>1.1.</w:t>
+      </w:r>
+      <w:r>
+        <w:rPr>
+          <w:rFonts w:asciiTheme="majorBidi" w:hAnsiTheme="majorBidi" w:cstheme="majorBidi"/>
+        </w:rPr>
+        <w:t>5</w:t>
+      </w:r>
+      <w:r>
+        <w:rPr>
+          <w:rFonts w:asciiTheme="majorBidi" w:hAnsiTheme="majorBidi" w:cstheme="majorBidi"/>
+        </w:rPr>
         <w:t xml:space="preserve"> Register vehicle information</w:t>
       </w:r>
     </w:p>
@@ -10781,6 +11579,7 @@
         <w:rPr>
           <w:rFonts w:asciiTheme="majorBidi" w:hAnsiTheme="majorBidi" w:cstheme="majorBidi"/>
         </w:rPr>
+        <w:lastRenderedPageBreak/>
         <w:t>1.2.1 Manager Account setup</w:t>
       </w:r>
     </w:p>
@@ -10795,7 +11594,19 @@
         <w:rPr>
           <w:rFonts w:asciiTheme="majorBidi" w:hAnsiTheme="majorBidi" w:cstheme="majorBidi"/>
         </w:rPr>
-        <w:t>1.2.2 Manager Authentication</w:t>
+        <w:t xml:space="preserve">1.2.2 Manager </w:t>
+      </w:r>
+      <w:r>
+        <w:rPr>
+          <w:rFonts w:asciiTheme="majorBidi" w:hAnsiTheme="majorBidi" w:cstheme="majorBidi"/>
+        </w:rPr>
+        <w:t xml:space="preserve">Login and </w:t>
+      </w:r>
+      <w:r>
+        <w:rPr>
+          <w:rFonts w:asciiTheme="majorBidi" w:hAnsiTheme="majorBidi" w:cstheme="majorBidi"/>
+        </w:rPr>
+        <w:t>Authentication</w:t>
       </w:r>
     </w:p>
     <w:p>
@@ -10810,6 +11621,52 @@
           <w:rFonts w:asciiTheme="majorBidi" w:hAnsiTheme="majorBidi" w:cstheme="majorBidi"/>
         </w:rPr>
         <w:t xml:space="preserve">1.2.3 </w:t>
+      </w:r>
+      <w:r>
+        <w:rPr>
+          <w:rFonts w:asciiTheme="majorBidi" w:hAnsiTheme="majorBidi" w:cstheme="majorBidi"/>
+        </w:rPr>
+        <w:t>Multi Factor Authentication</w:t>
+      </w:r>
+    </w:p>
+    <w:p>
+      <w:pPr>
+        <w:spacing w:after="0" w:line="276" w:lineRule="auto"/>
+        <w:rPr>
+          <w:rFonts w:asciiTheme="majorBidi" w:hAnsiTheme="majorBidi" w:cstheme="majorBidi"/>
+        </w:rPr>
+      </w:pPr>
+      <w:r>
+        <w:rPr>
+          <w:rFonts w:asciiTheme="majorBidi" w:hAnsiTheme="majorBidi" w:cstheme="majorBidi"/>
+        </w:rPr>
+        <w:t>1.2.4 Request Manager Password Reset</w:t>
+      </w:r>
+    </w:p>
+    <w:p>
+      <w:pPr>
+        <w:spacing w:after="0" w:line="276" w:lineRule="auto"/>
+        <w:rPr>
+          <w:rFonts w:asciiTheme="majorBidi" w:hAnsiTheme="majorBidi" w:cstheme="majorBidi"/>
+        </w:rPr>
+      </w:pPr>
+      <w:r>
+        <w:rPr>
+          <w:rFonts w:asciiTheme="majorBidi" w:hAnsiTheme="majorBidi" w:cstheme="majorBidi"/>
+        </w:rPr>
+        <w:t>1.2.</w:t>
+      </w:r>
+      <w:r>
+        <w:rPr>
+          <w:rFonts w:asciiTheme="majorBidi" w:hAnsiTheme="majorBidi" w:cstheme="majorBidi"/>
+        </w:rPr>
+        <w:t>5</w:t>
+      </w:r>
+      <w:r>
+        <w:rPr>
+          <w:rFonts w:asciiTheme="majorBidi" w:hAnsiTheme="majorBidi" w:cstheme="majorBidi"/>
+        </w:rPr>
+        <w:t xml:space="preserve"> </w:t>
       </w:r>
       <w:r>
         <w:rPr>
@@ -11213,7 +12070,6 @@
         <w:rPr>
           <w:rFonts w:asciiTheme="majorBidi" w:hAnsiTheme="majorBidi" w:cstheme="majorBidi"/>
         </w:rPr>
-        <w:lastRenderedPageBreak/>
         <w:t>3.1.2 Process Parking Payment (</w:t>
       </w:r>
       <w:r>
@@ -11608,6 +12464,7 @@
         <w:rPr>
           <w:rFonts w:asciiTheme="majorBidi" w:hAnsiTheme="majorBidi" w:cstheme="majorBidi"/>
         </w:rPr>
+        <w:lastRenderedPageBreak/>
         <w:t xml:space="preserve">5.1.1 View Current Occupancy Status </w:t>
       </w:r>
     </w:p>
@@ -11746,7 +12603,7 @@
           <w:color w:val="auto"/>
         </w:rPr>
       </w:pPr>
-      <w:bookmarkStart w:id="22" w:name="_Toc242366607"/>
+      <w:bookmarkStart w:id="22" w:name="_Toc242996777"/>
       <w:r>
         <w:rPr>
           <w:rFonts w:asciiTheme="majorBidi" w:hAnsiTheme="majorBidi"/>
@@ -12095,7 +12952,7 @@
                 <w:sz w:val="22"/>
                 <w:szCs w:val="22"/>
               </w:rPr>
-              <w:t>Register vehicle information</w:t>
+              <w:t>Multi Factor Authentication</w:t>
             </w:r>
           </w:p>
         </w:tc>
@@ -12117,7 +12974,7 @@
                 <w:sz w:val="22"/>
                 <w:szCs w:val="22"/>
               </w:rPr>
-              <w:t>3</w:t>
+              <w:t>5</w:t>
             </w:r>
           </w:p>
         </w:tc>
@@ -12143,7 +13000,7 @@
                 <w:sz w:val="22"/>
                 <w:szCs w:val="22"/>
               </w:rPr>
-              <w:t>1.2.1</w:t>
+              <w:t>1.1.4</w:t>
             </w:r>
           </w:p>
         </w:tc>
@@ -12164,7 +13021,7 @@
                 <w:sz w:val="22"/>
                 <w:szCs w:val="22"/>
               </w:rPr>
-              <w:t>Manager Account setup</w:t>
+              <w:t>Reset Forgotten Password</w:t>
             </w:r>
           </w:p>
         </w:tc>
@@ -12185,7 +13042,7 @@
                 <w:sz w:val="22"/>
                 <w:szCs w:val="22"/>
               </w:rPr>
-              <w:t>3</w:t>
+              <w:t>5</w:t>
             </w:r>
           </w:p>
         </w:tc>
@@ -12199,7 +13056,6 @@
           <w:tcPr>
             <w:cnfStyle w:val="001000000000" w:firstRow="0" w:lastRow="0" w:firstColumn="1" w:lastColumn="0" w:oddVBand="0" w:evenVBand="0" w:oddHBand="0" w:evenHBand="0" w:firstRowFirstColumn="0" w:firstRowLastColumn="0" w:lastRowFirstColumn="0" w:lastRowLastColumn="0"/>
             <w:tcW w:w="1165" w:type="dxa"/>
-            <w:shd w:val="clear" w:color="auto" w:fill="auto"/>
           </w:tcPr>
           <w:p>
             <w:pPr>
@@ -12213,14 +13069,13 @@
                 <w:sz w:val="22"/>
                 <w:szCs w:val="22"/>
               </w:rPr>
-              <w:t>1.2.2</w:t>
+              <w:t>1.1.5</w:t>
             </w:r>
           </w:p>
         </w:tc>
         <w:tc>
           <w:tcPr>
             <w:tcW w:w="4770" w:type="dxa"/>
-            <w:shd w:val="clear" w:color="auto" w:fill="auto"/>
           </w:tcPr>
           <w:p>
             <w:pPr>
@@ -12235,14 +13090,13 @@
                 <w:sz w:val="22"/>
                 <w:szCs w:val="22"/>
               </w:rPr>
-              <w:t>Manager Authentication</w:t>
+              <w:t>Register Vehicle Information</w:t>
             </w:r>
           </w:p>
         </w:tc>
         <w:tc>
           <w:tcPr>
             <w:tcW w:w="1530" w:type="dxa"/>
-            <w:shd w:val="clear" w:color="auto" w:fill="auto"/>
           </w:tcPr>
           <w:p>
             <w:pPr>
@@ -12257,7 +13111,7 @@
                 <w:sz w:val="22"/>
                 <w:szCs w:val="22"/>
               </w:rPr>
-              <w:t>5</w:t>
+              <w:t>3</w:t>
             </w:r>
           </w:p>
         </w:tc>
@@ -12283,7 +13137,7 @@
                 <w:sz w:val="22"/>
                 <w:szCs w:val="22"/>
               </w:rPr>
-              <w:t>1.2.3</w:t>
+              <w:t>1.2.1</w:t>
             </w:r>
           </w:p>
         </w:tc>
@@ -12304,7 +13158,7 @@
                 <w:sz w:val="22"/>
                 <w:szCs w:val="22"/>
               </w:rPr>
-              <w:t>Parking Location Profile Setup</w:t>
+              <w:t>Manager Account setup</w:t>
             </w:r>
           </w:p>
         </w:tc>
@@ -12325,7 +13179,7 @@
                 <w:sz w:val="22"/>
                 <w:szCs w:val="22"/>
               </w:rPr>
-              <w:t>5</w:t>
+              <w:t>3</w:t>
             </w:r>
           </w:p>
         </w:tc>
@@ -12353,7 +13207,7 @@
                 <w:sz w:val="22"/>
                 <w:szCs w:val="22"/>
               </w:rPr>
-              <w:t>2.1.1</w:t>
+              <w:t>1.2.2</w:t>
             </w:r>
           </w:p>
         </w:tc>
@@ -12375,7 +13229,7 @@
                 <w:sz w:val="22"/>
                 <w:szCs w:val="22"/>
               </w:rPr>
-              <w:t>Find Parking by destination</w:t>
+              <w:t>Manager Authentication</w:t>
             </w:r>
           </w:p>
         </w:tc>
@@ -12423,7 +13277,7 @@
                 <w:sz w:val="22"/>
                 <w:szCs w:val="22"/>
               </w:rPr>
-              <w:t>2.1.2</w:t>
+              <w:t>1.2.3</w:t>
             </w:r>
           </w:p>
         </w:tc>
@@ -12433,7 +13287,6 @@
           </w:tcPr>
           <w:p>
             <w:pPr>
-              <w:spacing w:line="276" w:lineRule="auto"/>
               <w:cnfStyle w:val="000000000000" w:firstRow="0" w:lastRow="0" w:firstColumn="0" w:lastColumn="0" w:oddVBand="0" w:evenVBand="0" w:oddHBand="0" w:evenHBand="0" w:firstRowFirstColumn="0" w:firstRowLastColumn="0" w:lastRowFirstColumn="0" w:lastRowLastColumn="0"/>
               <w:rPr>
                 <w:sz w:val="22"/>
@@ -12445,7 +13298,7 @@
                 <w:sz w:val="22"/>
                 <w:szCs w:val="22"/>
               </w:rPr>
-              <w:t>View Nearby Parking Locations</w:t>
+              <w:t>Multi Factor Authentication</w:t>
             </w:r>
           </w:p>
         </w:tc>
@@ -12480,7 +13333,6 @@
           <w:tcPr>
             <w:cnfStyle w:val="001000000000" w:firstRow="0" w:lastRow="0" w:firstColumn="1" w:lastColumn="0" w:oddVBand="0" w:evenVBand="0" w:oddHBand="0" w:evenHBand="0" w:firstRowFirstColumn="0" w:firstRowLastColumn="0" w:lastRowFirstColumn="0" w:lastRowLastColumn="0"/>
             <w:tcW w:w="1165" w:type="dxa"/>
-            <w:shd w:val="clear" w:color="auto" w:fill="auto"/>
           </w:tcPr>
           <w:p>
             <w:pPr>
@@ -12494,14 +13346,13 @@
                 <w:sz w:val="22"/>
                 <w:szCs w:val="22"/>
               </w:rPr>
-              <w:t>2.1.3</w:t>
+              <w:t>1.2.4</w:t>
             </w:r>
           </w:p>
         </w:tc>
         <w:tc>
           <w:tcPr>
             <w:tcW w:w="4770" w:type="dxa"/>
-            <w:shd w:val="clear" w:color="auto" w:fill="auto"/>
           </w:tcPr>
           <w:p>
             <w:pPr>
@@ -12516,14 +13367,13 @@
                 <w:sz w:val="22"/>
                 <w:szCs w:val="22"/>
               </w:rPr>
-              <w:t>View Real Time Availability for Parking</w:t>
+              <w:t>Request Manager Password Reset</w:t>
             </w:r>
           </w:p>
         </w:tc>
         <w:tc>
           <w:tcPr>
             <w:tcW w:w="1530" w:type="dxa"/>
-            <w:shd w:val="clear" w:color="auto" w:fill="auto"/>
           </w:tcPr>
           <w:p>
             <w:pPr>
@@ -12538,7 +13388,7 @@
                 <w:sz w:val="22"/>
                 <w:szCs w:val="22"/>
               </w:rPr>
-              <w:t>8</w:t>
+              <w:t>5</w:t>
             </w:r>
           </w:p>
         </w:tc>
@@ -12564,8 +13414,14 @@
                 <w:sz w:val="22"/>
                 <w:szCs w:val="22"/>
               </w:rPr>
-              <w:lastRenderedPageBreak/>
-              <w:t>2.2.1</w:t>
+              <w:t>1.2.</w:t>
+            </w:r>
+            <w:r>
+              <w:rPr>
+                <w:sz w:val="22"/>
+                <w:szCs w:val="22"/>
+              </w:rPr>
+              <w:t>5</w:t>
             </w:r>
           </w:p>
         </w:tc>
@@ -12586,7 +13442,7 @@
                 <w:sz w:val="22"/>
                 <w:szCs w:val="22"/>
               </w:rPr>
-              <w:t>Reserving Parking Space</w:t>
+              <w:t>Parking Location Profile Setup</w:t>
             </w:r>
           </w:p>
         </w:tc>
@@ -12607,7 +13463,7 @@
                 <w:sz w:val="22"/>
                 <w:szCs w:val="22"/>
               </w:rPr>
-              <w:t>8</w:t>
+              <w:t>5</w:t>
             </w:r>
           </w:p>
         </w:tc>
@@ -12635,7 +13491,7 @@
                 <w:sz w:val="22"/>
                 <w:szCs w:val="22"/>
               </w:rPr>
-              <w:t>2.2.2</w:t>
+              <w:t>2.1.1</w:t>
             </w:r>
           </w:p>
         </w:tc>
@@ -12657,7 +13513,7 @@
                 <w:sz w:val="22"/>
                 <w:szCs w:val="22"/>
               </w:rPr>
-              <w:t>Cancel Reservation</w:t>
+              <w:t>Find Parking by destination</w:t>
             </w:r>
           </w:p>
         </w:tc>
@@ -12679,7 +13535,7 @@
                 <w:sz w:val="22"/>
                 <w:szCs w:val="22"/>
               </w:rPr>
-              <w:t>3</w:t>
+              <w:t>5</w:t>
             </w:r>
           </w:p>
         </w:tc>
@@ -12705,13 +13561,35 @@
                 <w:sz w:val="22"/>
                 <w:szCs w:val="22"/>
               </w:rPr>
-              <w:t>2.2.3</w:t>
+              <w:t>2.1.2</w:t>
             </w:r>
           </w:p>
         </w:tc>
         <w:tc>
           <w:tcPr>
             <w:tcW w:w="4770" w:type="dxa"/>
+          </w:tcPr>
+          <w:p>
+            <w:pPr>
+              <w:spacing w:line="276" w:lineRule="auto"/>
+              <w:cnfStyle w:val="000000000000" w:firstRow="0" w:lastRow="0" w:firstColumn="0" w:lastColumn="0" w:oddVBand="0" w:evenVBand="0" w:oddHBand="0" w:evenHBand="0" w:firstRowFirstColumn="0" w:firstRowLastColumn="0" w:lastRowFirstColumn="0" w:lastRowLastColumn="0"/>
+              <w:rPr>
+                <w:sz w:val="22"/>
+                <w:szCs w:val="22"/>
+              </w:rPr>
+            </w:pPr>
+            <w:r>
+              <w:rPr>
+                <w:sz w:val="22"/>
+                <w:szCs w:val="22"/>
+              </w:rPr>
+              <w:t>View Nearby Parking Locations</w:t>
+            </w:r>
+          </w:p>
+        </w:tc>
+        <w:tc>
+          <w:tcPr>
+            <w:tcW w:w="1530" w:type="dxa"/>
           </w:tcPr>
           <w:p>
             <w:pPr>
@@ -12726,28 +13604,7 @@
                 <w:sz w:val="22"/>
                 <w:szCs w:val="22"/>
               </w:rPr>
-              <w:t>View Reservation History</w:t>
-            </w:r>
-          </w:p>
-        </w:tc>
-        <w:tc>
-          <w:tcPr>
-            <w:tcW w:w="1530" w:type="dxa"/>
-          </w:tcPr>
-          <w:p>
-            <w:pPr>
-              <w:cnfStyle w:val="000000000000" w:firstRow="0" w:lastRow="0" w:firstColumn="0" w:lastColumn="0" w:oddVBand="0" w:evenVBand="0" w:oddHBand="0" w:evenHBand="0" w:firstRowFirstColumn="0" w:firstRowLastColumn="0" w:lastRowFirstColumn="0" w:lastRowLastColumn="0"/>
-              <w:rPr>
-                <w:sz w:val="22"/>
-                <w:szCs w:val="22"/>
-              </w:rPr>
-            </w:pPr>
-            <w:r>
-              <w:rPr>
-                <w:sz w:val="22"/>
-                <w:szCs w:val="22"/>
-              </w:rPr>
-              <w:t>3</w:t>
+              <w:t>5</w:t>
             </w:r>
           </w:p>
         </w:tc>
@@ -12775,7 +13632,7 @@
                 <w:sz w:val="22"/>
                 <w:szCs w:val="22"/>
               </w:rPr>
-              <w:t>2.3.1</w:t>
+              <w:t>2.1.3</w:t>
             </w:r>
           </w:p>
         </w:tc>
@@ -12786,7 +13643,6 @@
           </w:tcPr>
           <w:p>
             <w:pPr>
-              <w:spacing w:line="276" w:lineRule="auto"/>
               <w:cnfStyle w:val="000000100000" w:firstRow="0" w:lastRow="0" w:firstColumn="0" w:lastColumn="0" w:oddVBand="0" w:evenVBand="0" w:oddHBand="1" w:evenHBand="0" w:firstRowFirstColumn="0" w:firstRowLastColumn="0" w:lastRowFirstColumn="0" w:lastRowLastColumn="0"/>
               <w:rPr>
                 <w:sz w:val="22"/>
@@ -12798,7 +13654,7 @@
                 <w:sz w:val="22"/>
                 <w:szCs w:val="22"/>
               </w:rPr>
-              <w:t>Select Parking Destination</w:t>
+              <w:t>View Real Time Availability for Parking</w:t>
             </w:r>
           </w:p>
         </w:tc>
@@ -12820,7 +13676,7 @@
                 <w:sz w:val="22"/>
                 <w:szCs w:val="22"/>
               </w:rPr>
-              <w:t>2</w:t>
+              <w:t>8</w:t>
             </w:r>
           </w:p>
         </w:tc>
@@ -12846,7 +13702,7 @@
                 <w:sz w:val="22"/>
                 <w:szCs w:val="22"/>
               </w:rPr>
-              <w:t>2.3.2</w:t>
+              <w:t>2.2.1</w:t>
             </w:r>
           </w:p>
         </w:tc>
@@ -12867,23 +13723,7 @@
                 <w:sz w:val="22"/>
                 <w:szCs w:val="22"/>
               </w:rPr>
-              <w:t xml:space="preserve">Connection </w:t>
-            </w:r>
-            <w:proofErr w:type="gramStart"/>
-            <w:r>
-              <w:rPr>
-                <w:sz w:val="22"/>
-                <w:szCs w:val="22"/>
-              </w:rPr>
-              <w:t>to</w:t>
-            </w:r>
-            <w:proofErr w:type="gramEnd"/>
-            <w:r>
-              <w:rPr>
-                <w:sz w:val="22"/>
-                <w:szCs w:val="22"/>
-              </w:rPr>
-              <w:t xml:space="preserve"> External Mapping Services</w:t>
+              <w:t>Reserving Parking Space</w:t>
             </w:r>
           </w:p>
         </w:tc>
@@ -12932,7 +13772,7 @@
                 <w:sz w:val="22"/>
                 <w:szCs w:val="22"/>
               </w:rPr>
-              <w:t>3.1.1</w:t>
+              <w:t>2.2.2</w:t>
             </w:r>
           </w:p>
         </w:tc>
@@ -12954,7 +13794,7 @@
                 <w:sz w:val="22"/>
                 <w:szCs w:val="22"/>
               </w:rPr>
-              <w:t>Select Payment Method (On Site or Online)</w:t>
+              <w:t>Cancel Reservation</w:t>
             </w:r>
           </w:p>
         </w:tc>
@@ -12976,7 +13816,7 @@
                 <w:sz w:val="22"/>
                 <w:szCs w:val="22"/>
               </w:rPr>
-              <w:t>2</w:t>
+              <w:t>3</w:t>
             </w:r>
           </w:p>
         </w:tc>
@@ -13002,7 +13842,7 @@
                 <w:sz w:val="22"/>
                 <w:szCs w:val="22"/>
               </w:rPr>
-              <w:t>3.1.2</w:t>
+              <w:t>2.2.3</w:t>
             </w:r>
           </w:p>
         </w:tc>
@@ -13012,7 +13852,6 @@
           </w:tcPr>
           <w:p>
             <w:pPr>
-              <w:spacing w:line="276" w:lineRule="auto"/>
               <w:cnfStyle w:val="000000000000" w:firstRow="0" w:lastRow="0" w:firstColumn="0" w:lastColumn="0" w:oddVBand="0" w:evenVBand="0" w:oddHBand="0" w:evenHBand="0" w:firstRowFirstColumn="0" w:firstRowLastColumn="0" w:lastRowFirstColumn="0" w:lastRowLastColumn="0"/>
               <w:rPr>
                 <w:sz w:val="22"/>
@@ -13024,7 +13863,7 @@
                 <w:sz w:val="22"/>
                 <w:szCs w:val="22"/>
               </w:rPr>
-              <w:t>Process Parking Payment (if done beforehand)</w:t>
+              <w:t>View Reservation History</w:t>
             </w:r>
           </w:p>
         </w:tc>
@@ -13045,7 +13884,7 @@
                 <w:sz w:val="22"/>
                 <w:szCs w:val="22"/>
               </w:rPr>
-              <w:t>8</w:t>
+              <w:t>3</w:t>
             </w:r>
           </w:p>
         </w:tc>
@@ -13073,7 +13912,7 @@
                 <w:sz w:val="22"/>
                 <w:szCs w:val="22"/>
               </w:rPr>
-              <w:t>3.1.3</w:t>
+              <w:t>2.3.1</w:t>
             </w:r>
           </w:p>
         </w:tc>
@@ -13084,6 +13923,7 @@
           </w:tcPr>
           <w:p>
             <w:pPr>
+              <w:spacing w:line="276" w:lineRule="auto"/>
               <w:cnfStyle w:val="000000100000" w:firstRow="0" w:lastRow="0" w:firstColumn="0" w:lastColumn="0" w:oddVBand="0" w:evenVBand="0" w:oddHBand="1" w:evenHBand="0" w:firstRowFirstColumn="0" w:firstRowLastColumn="0" w:lastRowFirstColumn="0" w:lastRowLastColumn="0"/>
               <w:rPr>
                 <w:sz w:val="22"/>
@@ -13095,7 +13935,7 @@
                 <w:sz w:val="22"/>
                 <w:szCs w:val="22"/>
               </w:rPr>
-              <w:t>Confirm Payment</w:t>
+              <w:t>Select Parking Destination</w:t>
             </w:r>
           </w:p>
         </w:tc>
@@ -13117,7 +13957,7 @@
                 <w:sz w:val="22"/>
                 <w:szCs w:val="22"/>
               </w:rPr>
-              <w:t>3</w:t>
+              <w:t>2</w:t>
             </w:r>
           </w:p>
         </w:tc>
@@ -13143,7 +13983,7 @@
                 <w:sz w:val="22"/>
                 <w:szCs w:val="22"/>
               </w:rPr>
-              <w:t>3.2.1</w:t>
+              <w:t>2.3.2</w:t>
             </w:r>
           </w:p>
         </w:tc>
@@ -13164,7 +14004,7 @@
                 <w:sz w:val="22"/>
                 <w:szCs w:val="22"/>
               </w:rPr>
-              <w:t>Generating Receipt</w:t>
+              <w:t>Connection to External Mapping Services</w:t>
             </w:r>
           </w:p>
         </w:tc>
@@ -13185,7 +14025,7 @@
                 <w:sz w:val="22"/>
                 <w:szCs w:val="22"/>
               </w:rPr>
-              <w:t>3</w:t>
+              <w:t>8</w:t>
             </w:r>
           </w:p>
         </w:tc>
@@ -13213,7 +14053,7 @@
                 <w:sz w:val="22"/>
                 <w:szCs w:val="22"/>
               </w:rPr>
-              <w:t>3.2.2</w:t>
+              <w:t>3.1.1</w:t>
             </w:r>
           </w:p>
         </w:tc>
@@ -13235,7 +14075,7 @@
                 <w:sz w:val="22"/>
                 <w:szCs w:val="22"/>
               </w:rPr>
-              <w:t>View Payment Receipt</w:t>
+              <w:t>Select Payment Method (On Site or Online)</w:t>
             </w:r>
           </w:p>
         </w:tc>
@@ -13283,13 +14123,35 @@
                 <w:sz w:val="22"/>
                 <w:szCs w:val="22"/>
               </w:rPr>
-              <w:t>4.1.1</w:t>
+              <w:t>3.1.2</w:t>
             </w:r>
           </w:p>
         </w:tc>
         <w:tc>
           <w:tcPr>
             <w:tcW w:w="4770" w:type="dxa"/>
+          </w:tcPr>
+          <w:p>
+            <w:pPr>
+              <w:spacing w:line="276" w:lineRule="auto"/>
+              <w:cnfStyle w:val="000000000000" w:firstRow="0" w:lastRow="0" w:firstColumn="0" w:lastColumn="0" w:oddVBand="0" w:evenVBand="0" w:oddHBand="0" w:evenHBand="0" w:firstRowFirstColumn="0" w:firstRowLastColumn="0" w:lastRowFirstColumn="0" w:lastRowLastColumn="0"/>
+              <w:rPr>
+                <w:sz w:val="22"/>
+                <w:szCs w:val="22"/>
+              </w:rPr>
+            </w:pPr>
+            <w:r>
+              <w:rPr>
+                <w:sz w:val="22"/>
+                <w:szCs w:val="22"/>
+              </w:rPr>
+              <w:t>Process Parking Payment (if done beforehand)</w:t>
+            </w:r>
+          </w:p>
+        </w:tc>
+        <w:tc>
+          <w:tcPr>
+            <w:tcW w:w="1530" w:type="dxa"/>
           </w:tcPr>
           <w:p>
             <w:pPr>
@@ -13304,28 +14166,7 @@
                 <w:sz w:val="22"/>
                 <w:szCs w:val="22"/>
               </w:rPr>
-              <w:t>Add Parking Location (Garage, Lot, Meter/Street)</w:t>
-            </w:r>
-          </w:p>
-        </w:tc>
-        <w:tc>
-          <w:tcPr>
-            <w:tcW w:w="1530" w:type="dxa"/>
-          </w:tcPr>
-          <w:p>
-            <w:pPr>
-              <w:cnfStyle w:val="000000000000" w:firstRow="0" w:lastRow="0" w:firstColumn="0" w:lastColumn="0" w:oddVBand="0" w:evenVBand="0" w:oddHBand="0" w:evenHBand="0" w:firstRowFirstColumn="0" w:firstRowLastColumn="0" w:lastRowFirstColumn="0" w:lastRowLastColumn="0"/>
-              <w:rPr>
-                <w:sz w:val="22"/>
-                <w:szCs w:val="22"/>
-              </w:rPr>
-            </w:pPr>
-            <w:r>
-              <w:rPr>
-                <w:sz w:val="22"/>
-                <w:szCs w:val="22"/>
-              </w:rPr>
-              <w:t>5</w:t>
+              <w:t>8</w:t>
             </w:r>
           </w:p>
         </w:tc>
@@ -13353,7 +14194,7 @@
                 <w:sz w:val="22"/>
                 <w:szCs w:val="22"/>
               </w:rPr>
-              <w:t>4.1.2</w:t>
+              <w:t>3.1.3</w:t>
             </w:r>
           </w:p>
         </w:tc>
@@ -13375,7 +14216,7 @@
                 <w:sz w:val="22"/>
                 <w:szCs w:val="22"/>
               </w:rPr>
-              <w:t>Edit Location Information and Capacity</w:t>
+              <w:t>Confirm Payment</w:t>
             </w:r>
           </w:p>
         </w:tc>
@@ -13423,7 +14264,7 @@
                 <w:sz w:val="22"/>
                 <w:szCs w:val="22"/>
               </w:rPr>
-              <w:t>4.1.3</w:t>
+              <w:t>3.2.1</w:t>
             </w:r>
           </w:p>
         </w:tc>
@@ -13439,42 +14280,33 @@
                 <w:szCs w:val="22"/>
               </w:rPr>
             </w:pPr>
-            <w:proofErr w:type="gramStart"/>
             <w:r>
               <w:rPr>
                 <w:sz w:val="22"/>
                 <w:szCs w:val="22"/>
               </w:rPr>
-              <w:t>Remove</w:t>
-            </w:r>
-            <w:proofErr w:type="gramEnd"/>
-            <w:r>
+              <w:t>Generating Receipt</w:t>
+            </w:r>
+          </w:p>
+        </w:tc>
+        <w:tc>
+          <w:tcPr>
+            <w:tcW w:w="1530" w:type="dxa"/>
+          </w:tcPr>
+          <w:p>
+            <w:pPr>
+              <w:cnfStyle w:val="000000000000" w:firstRow="0" w:lastRow="0" w:firstColumn="0" w:lastColumn="0" w:oddVBand="0" w:evenVBand="0" w:oddHBand="0" w:evenHBand="0" w:firstRowFirstColumn="0" w:firstRowLastColumn="0" w:lastRowFirstColumn="0" w:lastRowLastColumn="0"/>
               <w:rPr>
                 <w:sz w:val="22"/>
                 <w:szCs w:val="22"/>
               </w:rPr>
-              <w:t xml:space="preserve"> Parking Location</w:t>
-            </w:r>
-          </w:p>
-        </w:tc>
-        <w:tc>
-          <w:tcPr>
-            <w:tcW w:w="1530" w:type="dxa"/>
-          </w:tcPr>
-          <w:p>
-            <w:pPr>
-              <w:cnfStyle w:val="000000000000" w:firstRow="0" w:lastRow="0" w:firstColumn="0" w:lastColumn="0" w:oddVBand="0" w:evenVBand="0" w:oddHBand="0" w:evenHBand="0" w:firstRowFirstColumn="0" w:firstRowLastColumn="0" w:lastRowFirstColumn="0" w:lastRowLastColumn="0"/>
+            </w:pPr>
+            <w:r>
               <w:rPr>
                 <w:sz w:val="22"/>
                 <w:szCs w:val="22"/>
               </w:rPr>
-            </w:pPr>
-            <w:r>
-              <w:rPr>
-                <w:sz w:val="22"/>
-                <w:szCs w:val="22"/>
-              </w:rPr>
-              <w:t>2</w:t>
+              <w:t>3</w:t>
             </w:r>
           </w:p>
         </w:tc>
@@ -13502,7 +14334,7 @@
                 <w:sz w:val="22"/>
                 <w:szCs w:val="22"/>
               </w:rPr>
-              <w:t>4.2.1</w:t>
+              <w:t>3.2.2</w:t>
             </w:r>
           </w:p>
         </w:tc>
@@ -13524,7 +14356,7 @@
                 <w:sz w:val="22"/>
                 <w:szCs w:val="22"/>
               </w:rPr>
-              <w:t>Connecting Parking Monitoring System (Cameras, Sensors, Plate Readers, etc.)</w:t>
+              <w:t>View Payment Receipt</w:t>
             </w:r>
           </w:p>
         </w:tc>
@@ -13546,7 +14378,7 @@
                 <w:sz w:val="22"/>
                 <w:szCs w:val="22"/>
               </w:rPr>
-              <w:t>13</w:t>
+              <w:t>2</w:t>
             </w:r>
           </w:p>
         </w:tc>
@@ -13572,7 +14404,7 @@
                 <w:sz w:val="22"/>
                 <w:szCs w:val="22"/>
               </w:rPr>
-              <w:t>4.2.2</w:t>
+              <w:t>4.1.1</w:t>
             </w:r>
           </w:p>
         </w:tc>
@@ -13593,7 +14425,7 @@
                 <w:sz w:val="22"/>
                 <w:szCs w:val="22"/>
               </w:rPr>
-              <w:t>Update Availability</w:t>
+              <w:t>Add Parking Location (Garage, Lot, Meter/Street)</w:t>
             </w:r>
           </w:p>
         </w:tc>
@@ -13614,7 +14446,7 @@
                 <w:sz w:val="22"/>
                 <w:szCs w:val="22"/>
               </w:rPr>
-              <w:t>8</w:t>
+              <w:t>5</w:t>
             </w:r>
           </w:p>
         </w:tc>
@@ -13642,7 +14474,7 @@
                 <w:sz w:val="22"/>
                 <w:szCs w:val="22"/>
               </w:rPr>
-              <w:t>4.2.3</w:t>
+              <w:t>4.1.2</w:t>
             </w:r>
           </w:p>
         </w:tc>
@@ -13664,7 +14496,7 @@
                 <w:sz w:val="22"/>
                 <w:szCs w:val="22"/>
               </w:rPr>
-              <w:t>Display Current Occupancy</w:t>
+              <w:t>Edit Location Information and Capacity</w:t>
             </w:r>
           </w:p>
         </w:tc>
@@ -13686,7 +14518,7 @@
                 <w:sz w:val="22"/>
                 <w:szCs w:val="22"/>
               </w:rPr>
-              <w:t>5</w:t>
+              <w:t>3</w:t>
             </w:r>
           </w:p>
         </w:tc>
@@ -13712,7 +14544,7 @@
                 <w:sz w:val="22"/>
                 <w:szCs w:val="22"/>
               </w:rPr>
-              <w:t>5.1.1</w:t>
+              <w:t>4.1.3</w:t>
             </w:r>
           </w:p>
         </w:tc>
@@ -13733,7 +14565,7 @@
                 <w:sz w:val="22"/>
                 <w:szCs w:val="22"/>
               </w:rPr>
-              <w:t>View Current Occupancy Status</w:t>
+              <w:t>Remove Parking Location</w:t>
             </w:r>
           </w:p>
         </w:tc>
@@ -13754,7 +14586,7 @@
                 <w:sz w:val="22"/>
                 <w:szCs w:val="22"/>
               </w:rPr>
-              <w:t>3</w:t>
+              <w:t>2</w:t>
             </w:r>
           </w:p>
         </w:tc>
@@ -13782,7 +14614,7 @@
                 <w:sz w:val="22"/>
                 <w:szCs w:val="22"/>
               </w:rPr>
-              <w:t>5.1.2</w:t>
+              <w:t>4.2.1</w:t>
             </w:r>
           </w:p>
         </w:tc>
@@ -13804,7 +14636,7 @@
                 <w:sz w:val="22"/>
                 <w:szCs w:val="22"/>
               </w:rPr>
-              <w:t>View Reservation Activity</w:t>
+              <w:t>Connecting Parking Monitoring System (Cameras, Sensors, Plate Readers, etc.)</w:t>
             </w:r>
           </w:p>
         </w:tc>
@@ -13826,7 +14658,7 @@
                 <w:sz w:val="22"/>
                 <w:szCs w:val="22"/>
               </w:rPr>
-              <w:t>3</w:t>
+              <w:t>13</w:t>
             </w:r>
           </w:p>
         </w:tc>
@@ -13852,7 +14684,7 @@
                 <w:sz w:val="22"/>
                 <w:szCs w:val="22"/>
               </w:rPr>
-              <w:t>5.1.3</w:t>
+              <w:t>4.2.2</w:t>
             </w:r>
           </w:p>
         </w:tc>
@@ -13873,7 +14705,7 @@
                 <w:sz w:val="22"/>
                 <w:szCs w:val="22"/>
               </w:rPr>
-              <w:t>View Financial Activity</w:t>
+              <w:t>Update Availability</w:t>
             </w:r>
           </w:p>
         </w:tc>
@@ -13894,7 +14726,7 @@
                 <w:sz w:val="22"/>
                 <w:szCs w:val="22"/>
               </w:rPr>
-              <w:t>5</w:t>
+              <w:t>8</w:t>
             </w:r>
           </w:p>
         </w:tc>
@@ -13922,7 +14754,8 @@
                 <w:sz w:val="22"/>
                 <w:szCs w:val="22"/>
               </w:rPr>
-              <w:t>5.2.1</w:t>
+              <w:lastRenderedPageBreak/>
+              <w:t>4.2.3</w:t>
             </w:r>
           </w:p>
         </w:tc>
@@ -13944,7 +14777,7 @@
                 <w:sz w:val="22"/>
                 <w:szCs w:val="22"/>
               </w:rPr>
-              <w:t>Generate Occupancy Report</w:t>
+              <w:t>Display Current Occupancy</w:t>
             </w:r>
           </w:p>
         </w:tc>
@@ -13992,7 +14825,7 @@
                 <w:sz w:val="22"/>
                 <w:szCs w:val="22"/>
               </w:rPr>
-              <w:t>5.2.2</w:t>
+              <w:t>5.1.1</w:t>
             </w:r>
           </w:p>
         </w:tc>
@@ -14013,7 +14846,7 @@
                 <w:sz w:val="22"/>
                 <w:szCs w:val="22"/>
               </w:rPr>
-              <w:t>Generate Financial Report</w:t>
+              <w:t>View Current Occupancy Status</w:t>
             </w:r>
           </w:p>
         </w:tc>
@@ -14034,7 +14867,7 @@
                 <w:sz w:val="22"/>
                 <w:szCs w:val="22"/>
               </w:rPr>
-              <w:t>5</w:t>
+              <w:t>3</w:t>
             </w:r>
           </w:p>
         </w:tc>
@@ -14062,7 +14895,7 @@
                 <w:sz w:val="22"/>
                 <w:szCs w:val="22"/>
               </w:rPr>
-              <w:t>5.2.3</w:t>
+              <w:t>5.1.2</w:t>
             </w:r>
           </w:p>
         </w:tc>
@@ -14084,7 +14917,7 @@
                 <w:sz w:val="22"/>
                 <w:szCs w:val="22"/>
               </w:rPr>
-              <w:t>View Parking Activity Report</w:t>
+              <w:t>View Reservation Activity</w:t>
             </w:r>
           </w:p>
         </w:tc>
@@ -14111,6 +14944,286 @@
           </w:p>
         </w:tc>
       </w:tr>
+      <w:tr>
+        <w:trPr>
+          <w:jc w:val="center"/>
+        </w:trPr>
+        <w:tc>
+          <w:tcPr>
+            <w:cnfStyle w:val="001000000000" w:firstRow="0" w:lastRow="0" w:firstColumn="1" w:lastColumn="0" w:oddVBand="0" w:evenVBand="0" w:oddHBand="0" w:evenHBand="0" w:firstRowFirstColumn="0" w:firstRowLastColumn="0" w:lastRowFirstColumn="0" w:lastRowLastColumn="0"/>
+            <w:tcW w:w="1165" w:type="dxa"/>
+          </w:tcPr>
+          <w:p>
+            <w:pPr>
+              <w:rPr>
+                <w:sz w:val="22"/>
+                <w:szCs w:val="22"/>
+              </w:rPr>
+            </w:pPr>
+            <w:r>
+              <w:rPr>
+                <w:sz w:val="22"/>
+                <w:szCs w:val="22"/>
+              </w:rPr>
+              <w:t>5.1.3</w:t>
+            </w:r>
+          </w:p>
+        </w:tc>
+        <w:tc>
+          <w:tcPr>
+            <w:tcW w:w="4770" w:type="dxa"/>
+          </w:tcPr>
+          <w:p>
+            <w:pPr>
+              <w:cnfStyle w:val="000000000000" w:firstRow="0" w:lastRow="0" w:firstColumn="0" w:lastColumn="0" w:oddVBand="0" w:evenVBand="0" w:oddHBand="0" w:evenHBand="0" w:firstRowFirstColumn="0" w:firstRowLastColumn="0" w:lastRowFirstColumn="0" w:lastRowLastColumn="0"/>
+              <w:rPr>
+                <w:sz w:val="22"/>
+                <w:szCs w:val="22"/>
+              </w:rPr>
+            </w:pPr>
+            <w:r>
+              <w:rPr>
+                <w:sz w:val="22"/>
+                <w:szCs w:val="22"/>
+              </w:rPr>
+              <w:t>View Financial Activity</w:t>
+            </w:r>
+          </w:p>
+        </w:tc>
+        <w:tc>
+          <w:tcPr>
+            <w:tcW w:w="1530" w:type="dxa"/>
+          </w:tcPr>
+          <w:p>
+            <w:pPr>
+              <w:cnfStyle w:val="000000000000" w:firstRow="0" w:lastRow="0" w:firstColumn="0" w:lastColumn="0" w:oddVBand="0" w:evenVBand="0" w:oddHBand="0" w:evenHBand="0" w:firstRowFirstColumn="0" w:firstRowLastColumn="0" w:lastRowFirstColumn="0" w:lastRowLastColumn="0"/>
+              <w:rPr>
+                <w:sz w:val="22"/>
+                <w:szCs w:val="22"/>
+              </w:rPr>
+            </w:pPr>
+            <w:r>
+              <w:rPr>
+                <w:sz w:val="22"/>
+                <w:szCs w:val="22"/>
+              </w:rPr>
+              <w:t>5</w:t>
+            </w:r>
+          </w:p>
+        </w:tc>
+      </w:tr>
+      <w:tr>
+        <w:trPr>
+          <w:cnfStyle w:val="000000100000" w:firstRow="0" w:lastRow="0" w:firstColumn="0" w:lastColumn="0" w:oddVBand="0" w:evenVBand="0" w:oddHBand="1" w:evenHBand="0" w:firstRowFirstColumn="0" w:firstRowLastColumn="0" w:lastRowFirstColumn="0" w:lastRowLastColumn="0"/>
+          <w:jc w:val="center"/>
+        </w:trPr>
+        <w:tc>
+          <w:tcPr>
+            <w:cnfStyle w:val="001000000000" w:firstRow="0" w:lastRow="0" w:firstColumn="1" w:lastColumn="0" w:oddVBand="0" w:evenVBand="0" w:oddHBand="0" w:evenHBand="0" w:firstRowFirstColumn="0" w:firstRowLastColumn="0" w:lastRowFirstColumn="0" w:lastRowLastColumn="0"/>
+            <w:tcW w:w="1165" w:type="dxa"/>
+            <w:shd w:val="clear" w:color="auto" w:fill="auto"/>
+          </w:tcPr>
+          <w:p>
+            <w:pPr>
+              <w:rPr>
+                <w:sz w:val="22"/>
+                <w:szCs w:val="22"/>
+              </w:rPr>
+            </w:pPr>
+            <w:r>
+              <w:rPr>
+                <w:sz w:val="22"/>
+                <w:szCs w:val="22"/>
+              </w:rPr>
+              <w:t>5.2.1</w:t>
+            </w:r>
+          </w:p>
+        </w:tc>
+        <w:tc>
+          <w:tcPr>
+            <w:tcW w:w="4770" w:type="dxa"/>
+            <w:shd w:val="clear" w:color="auto" w:fill="auto"/>
+          </w:tcPr>
+          <w:p>
+            <w:pPr>
+              <w:cnfStyle w:val="000000100000" w:firstRow="0" w:lastRow="0" w:firstColumn="0" w:lastColumn="0" w:oddVBand="0" w:evenVBand="0" w:oddHBand="1" w:evenHBand="0" w:firstRowFirstColumn="0" w:firstRowLastColumn="0" w:lastRowFirstColumn="0" w:lastRowLastColumn="0"/>
+              <w:rPr>
+                <w:sz w:val="22"/>
+                <w:szCs w:val="22"/>
+              </w:rPr>
+            </w:pPr>
+            <w:r>
+              <w:rPr>
+                <w:sz w:val="22"/>
+                <w:szCs w:val="22"/>
+              </w:rPr>
+              <w:t>Generate Occupancy Report</w:t>
+            </w:r>
+          </w:p>
+        </w:tc>
+        <w:tc>
+          <w:tcPr>
+            <w:tcW w:w="1530" w:type="dxa"/>
+            <w:shd w:val="clear" w:color="auto" w:fill="auto"/>
+          </w:tcPr>
+          <w:p>
+            <w:pPr>
+              <w:cnfStyle w:val="000000100000" w:firstRow="0" w:lastRow="0" w:firstColumn="0" w:lastColumn="0" w:oddVBand="0" w:evenVBand="0" w:oddHBand="1" w:evenHBand="0" w:firstRowFirstColumn="0" w:firstRowLastColumn="0" w:lastRowFirstColumn="0" w:lastRowLastColumn="0"/>
+              <w:rPr>
+                <w:sz w:val="22"/>
+                <w:szCs w:val="22"/>
+              </w:rPr>
+            </w:pPr>
+            <w:r>
+              <w:rPr>
+                <w:sz w:val="22"/>
+                <w:szCs w:val="22"/>
+              </w:rPr>
+              <w:t>5</w:t>
+            </w:r>
+          </w:p>
+        </w:tc>
+      </w:tr>
+      <w:tr>
+        <w:trPr>
+          <w:jc w:val="center"/>
+        </w:trPr>
+        <w:tc>
+          <w:tcPr>
+            <w:cnfStyle w:val="001000000000" w:firstRow="0" w:lastRow="0" w:firstColumn="1" w:lastColumn="0" w:oddVBand="0" w:evenVBand="0" w:oddHBand="0" w:evenHBand="0" w:firstRowFirstColumn="0" w:firstRowLastColumn="0" w:lastRowFirstColumn="0" w:lastRowLastColumn="0"/>
+            <w:tcW w:w="1165" w:type="dxa"/>
+          </w:tcPr>
+          <w:p>
+            <w:pPr>
+              <w:rPr>
+                <w:sz w:val="22"/>
+                <w:szCs w:val="22"/>
+              </w:rPr>
+            </w:pPr>
+            <w:r>
+              <w:rPr>
+                <w:sz w:val="22"/>
+                <w:szCs w:val="22"/>
+              </w:rPr>
+              <w:t>5.2.2</w:t>
+            </w:r>
+          </w:p>
+        </w:tc>
+        <w:tc>
+          <w:tcPr>
+            <w:tcW w:w="4770" w:type="dxa"/>
+          </w:tcPr>
+          <w:p>
+            <w:pPr>
+              <w:cnfStyle w:val="000000000000" w:firstRow="0" w:lastRow="0" w:firstColumn="0" w:lastColumn="0" w:oddVBand="0" w:evenVBand="0" w:oddHBand="0" w:evenHBand="0" w:firstRowFirstColumn="0" w:firstRowLastColumn="0" w:lastRowFirstColumn="0" w:lastRowLastColumn="0"/>
+              <w:rPr>
+                <w:sz w:val="22"/>
+                <w:szCs w:val="22"/>
+              </w:rPr>
+            </w:pPr>
+            <w:r>
+              <w:rPr>
+                <w:sz w:val="22"/>
+                <w:szCs w:val="22"/>
+              </w:rPr>
+              <w:t>Generate Financial Report</w:t>
+            </w:r>
+          </w:p>
+        </w:tc>
+        <w:tc>
+          <w:tcPr>
+            <w:tcW w:w="1530" w:type="dxa"/>
+          </w:tcPr>
+          <w:p>
+            <w:pPr>
+              <w:cnfStyle w:val="000000000000" w:firstRow="0" w:lastRow="0" w:firstColumn="0" w:lastColumn="0" w:oddVBand="0" w:evenVBand="0" w:oddHBand="0" w:evenHBand="0" w:firstRowFirstColumn="0" w:firstRowLastColumn="0" w:lastRowFirstColumn="0" w:lastRowLastColumn="0"/>
+              <w:rPr>
+                <w:sz w:val="22"/>
+                <w:szCs w:val="22"/>
+              </w:rPr>
+            </w:pPr>
+            <w:r>
+              <w:rPr>
+                <w:sz w:val="22"/>
+                <w:szCs w:val="22"/>
+              </w:rPr>
+              <w:t>5</w:t>
+            </w:r>
+          </w:p>
+        </w:tc>
+      </w:tr>
+      <w:tr>
+        <w:trPr>
+          <w:cnfStyle w:val="000000100000" w:firstRow="0" w:lastRow="0" w:firstColumn="0" w:lastColumn="0" w:oddVBand="0" w:evenVBand="0" w:oddHBand="1" w:evenHBand="0" w:firstRowFirstColumn="0" w:firstRowLastColumn="0" w:lastRowFirstColumn="0" w:lastRowLastColumn="0"/>
+          <w:jc w:val="center"/>
+        </w:trPr>
+        <w:tc>
+          <w:tcPr>
+            <w:cnfStyle w:val="001000000000" w:firstRow="0" w:lastRow="0" w:firstColumn="1" w:lastColumn="0" w:oddVBand="0" w:evenVBand="0" w:oddHBand="0" w:evenHBand="0" w:firstRowFirstColumn="0" w:firstRowLastColumn="0" w:lastRowFirstColumn="0" w:lastRowLastColumn="0"/>
+            <w:tcW w:w="1165" w:type="dxa"/>
+            <w:shd w:val="clear" w:color="auto" w:fill="auto"/>
+          </w:tcPr>
+          <w:p>
+            <w:pPr>
+              <w:rPr>
+                <w:sz w:val="22"/>
+                <w:szCs w:val="22"/>
+              </w:rPr>
+            </w:pPr>
+            <w:r>
+              <w:rPr>
+                <w:sz w:val="22"/>
+                <w:szCs w:val="22"/>
+              </w:rPr>
+              <w:t>5.2.3</w:t>
+            </w:r>
+          </w:p>
+        </w:tc>
+        <w:tc>
+          <w:tcPr>
+            <w:tcW w:w="4770" w:type="dxa"/>
+            <w:shd w:val="clear" w:color="auto" w:fill="auto"/>
+          </w:tcPr>
+          <w:p>
+            <w:pPr>
+              <w:cnfStyle w:val="000000100000" w:firstRow="0" w:lastRow="0" w:firstColumn="0" w:lastColumn="0" w:oddVBand="0" w:evenVBand="0" w:oddHBand="1" w:evenHBand="0" w:firstRowFirstColumn="0" w:firstRowLastColumn="0" w:lastRowFirstColumn="0" w:lastRowLastColumn="0"/>
+              <w:rPr>
+                <w:sz w:val="22"/>
+                <w:szCs w:val="22"/>
+              </w:rPr>
+            </w:pPr>
+            <w:r>
+              <w:rPr>
+                <w:sz w:val="22"/>
+                <w:szCs w:val="22"/>
+              </w:rPr>
+              <w:t>View Parking Activity Report</w:t>
+            </w:r>
+          </w:p>
+        </w:tc>
+        <w:tc>
+          <w:tcPr>
+            <w:tcW w:w="1530" w:type="dxa"/>
+            <w:shd w:val="clear" w:color="auto" w:fill="auto"/>
+          </w:tcPr>
+          <w:p>
+            <w:pPr>
+              <w:cnfStyle w:val="000000100000" w:firstRow="0" w:lastRow="0" w:firstColumn="0" w:lastColumn="0" w:oddVBand="0" w:evenVBand="0" w:oddHBand="1" w:evenHBand="0" w:firstRowFirstColumn="0" w:firstRowLastColumn="0" w:lastRowFirstColumn="0" w:lastRowLastColumn="0"/>
+              <w:rPr>
+                <w:sz w:val="22"/>
+                <w:szCs w:val="22"/>
+              </w:rPr>
+            </w:pPr>
+            <w:r>
+              <w:rPr>
+                <w:sz w:val="22"/>
+                <w:szCs w:val="22"/>
+              </w:rPr>
+              <w:t>3</w:t>
+            </w:r>
+          </w:p>
+        </w:tc>
+      </w:tr>
     </w:tbl>
     <w:p>
       <w:pPr>
@@ -14217,13 +15330,12 @@
           <w:color w:val="auto"/>
         </w:rPr>
       </w:pPr>
-      <w:bookmarkStart w:id="23" w:name="_Toc242366608"/>
+      <w:bookmarkStart w:id="23" w:name="_Toc242996778"/>
       <w:r>
         <w:rPr>
           <w:rFonts w:asciiTheme="majorBidi" w:hAnsiTheme="majorBidi"/>
           <w:color w:val="auto"/>
         </w:rPr>
-        <w:lastRenderedPageBreak/>
         <w:t xml:space="preserve">4. </w:t>
       </w:r>
       <w:r>
@@ -14261,18 +15373,18 @@
           <w:noProof/>
         </w:rPr>
         <w:drawing>
-          <wp:anchor distT="0" distB="0" distL="114300" distR="114300" simplePos="0" relativeHeight="251650560" behindDoc="1" locked="0" layoutInCell="1" allowOverlap="1" wp14:anchorId="4F7F4707" wp14:editId="3EC71003">
+          <wp:anchor distT="0" distB="0" distL="114300" distR="114300" simplePos="0" relativeHeight="251660296" behindDoc="0" locked="0" layoutInCell="1" allowOverlap="1" wp14:anchorId="451797CD" wp14:editId="44C05A70">
             <wp:simplePos x="0" y="0"/>
             <wp:positionH relativeFrom="margin">
               <wp:align>center</wp:align>
             </wp:positionH>
             <wp:positionV relativeFrom="paragraph">
-              <wp:posOffset>794440</wp:posOffset>
+              <wp:posOffset>955675</wp:posOffset>
             </wp:positionV>
-            <wp:extent cx="6988175" cy="3970020"/>
-            <wp:effectExtent l="0" t="0" r="3175" b="0"/>
+            <wp:extent cx="7258050" cy="4421505"/>
+            <wp:effectExtent l="0" t="0" r="0" b="0"/>
             <wp:wrapTopAndBottom/>
-            <wp:docPr id="1405361118" name="Picture 1"/>
+            <wp:docPr id="1130266276" name="Picture 1"/>
             <wp:cNvGraphicFramePr>
               <a:graphicFrameLocks xmlns:a="http://schemas.openxmlformats.org/drawingml/2006/main" noChangeAspect="1"/>
             </wp:cNvGraphicFramePr>
@@ -14280,324 +15392,11 @@
               <a:graphicData uri="http://schemas.openxmlformats.org/drawingml/2006/picture">
                 <pic:pic xmlns:pic="http://schemas.openxmlformats.org/drawingml/2006/picture">
                   <pic:nvPicPr>
-                    <pic:cNvPr id="1405361118" name=""/>
-                    <pic:cNvPicPr/>
-                  </pic:nvPicPr>
-                  <pic:blipFill rotWithShape="1">
-                    <a:blip r:embed="rId12">
-                      <a:extLst>
-                        <a:ext uri="{28A0092B-C50C-407E-A947-70E740481C1C}">
-                          <a14:useLocalDpi xmlns:a14="http://schemas.microsoft.com/office/drawing/2010/main" val="0"/>
-                        </a:ext>
-                      </a:extLst>
-                    </a:blip>
-                    <a:srcRect t="1383"/>
-                    <a:stretch>
-                      <a:fillRect/>
-                    </a:stretch>
-                  </pic:blipFill>
-                  <pic:spPr bwMode="auto">
-                    <a:xfrm>
-                      <a:off x="0" y="0"/>
-                      <a:ext cx="6988175" cy="3970020"/>
-                    </a:xfrm>
-                    <a:prstGeom prst="rect">
-                      <a:avLst/>
-                    </a:prstGeom>
-                    <a:ln>
-                      <a:noFill/>
-                    </a:ln>
-                    <a:extLst>
-                      <a:ext uri="{53640926-AAD7-44D8-BBD7-CCE9431645EC}">
-                        <a14:shadowObscured xmlns:a14="http://schemas.microsoft.com/office/drawing/2010/main"/>
-                      </a:ext>
-                    </a:extLst>
-                  </pic:spPr>
-                </pic:pic>
-              </a:graphicData>
-            </a:graphic>
-            <wp14:sizeRelH relativeFrom="margin">
-              <wp14:pctWidth>0</wp14:pctWidth>
-            </wp14:sizeRelH>
-            <wp14:sizeRelV relativeFrom="margin">
-              <wp14:pctHeight>0</wp14:pctHeight>
-            </wp14:sizeRelV>
-          </wp:anchor>
-        </w:drawing>
-      </w:r>
-      <w:r>
-        <w:rPr>
-          <w:rFonts w:asciiTheme="majorBidi" w:hAnsiTheme="majorBidi" w:cstheme="majorBidi"/>
-        </w:rPr>
-        <w:t xml:space="preserve">The </w:t>
-      </w:r>
-      <w:r>
-        <w:rPr>
-          <w:rFonts w:asciiTheme="majorBidi" w:hAnsiTheme="majorBidi" w:cstheme="majorBidi"/>
-        </w:rPr>
-        <w:t xml:space="preserve">Smart Parking Platform Project development is scheduled across a </w:t>
-      </w:r>
-      <w:r>
-        <w:rPr>
-          <w:rFonts w:asciiTheme="majorBidi" w:hAnsiTheme="majorBidi" w:cstheme="majorBidi"/>
-        </w:rPr>
-        <w:t>thirteen-week</w:t>
-      </w:r>
-      <w:r>
-        <w:rPr>
-          <w:rFonts w:asciiTheme="majorBidi" w:hAnsiTheme="majorBidi" w:cstheme="majorBidi"/>
-        </w:rPr>
-        <w:t xml:space="preserve"> period that will follow the duration of the semester. </w:t>
-      </w:r>
-      <w:r>
-        <w:rPr>
-          <w:rFonts w:asciiTheme="majorBidi" w:hAnsiTheme="majorBidi" w:cstheme="majorBidi"/>
-        </w:rPr>
-        <w:t xml:space="preserve">The Gantt chart shows the planned duration including dependencies for each level 3 </w:t>
-      </w:r>
-      <w:r>
-        <w:rPr>
-          <w:rFonts w:asciiTheme="majorBidi" w:hAnsiTheme="majorBidi" w:cstheme="majorBidi"/>
-        </w:rPr>
-        <w:t>WBS item. Tasks that can be worked on at the same time are scheduled closer</w:t>
-      </w:r>
-      <w:r>
-        <w:rPr>
-          <w:rFonts w:asciiTheme="majorBidi" w:hAnsiTheme="majorBidi" w:cstheme="majorBidi"/>
-        </w:rPr>
-        <w:t xml:space="preserve"> and overlapped while </w:t>
-      </w:r>
-      <w:r>
-        <w:rPr>
-          <w:rFonts w:asciiTheme="majorBidi" w:hAnsiTheme="majorBidi" w:cstheme="majorBidi"/>
-        </w:rPr>
-        <w:t>dependent</w:t>
-      </w:r>
-      <w:r>
-        <w:rPr>
-          <w:rFonts w:asciiTheme="majorBidi" w:hAnsiTheme="majorBidi" w:cstheme="majorBidi"/>
-        </w:rPr>
-        <w:t xml:space="preserve"> tasks that require m</w:t>
-      </w:r>
-      <w:r>
-        <w:rPr>
-          <w:rFonts w:asciiTheme="majorBidi" w:hAnsiTheme="majorBidi" w:cstheme="majorBidi"/>
-        </w:rPr>
-        <w:t>ore work are placed later in the schedule.</w:t>
-      </w:r>
-    </w:p>
-    <w:p>
-      <w:pPr>
-        <w:spacing w:before="240"/>
-        <w:rPr>
-          <w:rFonts w:asciiTheme="majorBidi" w:hAnsiTheme="majorBidi" w:cstheme="majorBidi"/>
-        </w:rPr>
-      </w:pPr>
-      <w:r>
-        <w:rPr>
-          <w:rFonts w:asciiTheme="majorBidi" w:hAnsiTheme="majorBidi" w:cstheme="majorBidi"/>
-        </w:rPr>
-        <w:t xml:space="preserve">The final 3 weeks of the </w:t>
-      </w:r>
-      <w:r>
-        <w:rPr>
-          <w:rFonts w:asciiTheme="majorBidi" w:hAnsiTheme="majorBidi" w:cstheme="majorBidi"/>
-        </w:rPr>
-        <w:t xml:space="preserve">project schedule will be reserved for final adjustments and review. This time will be used to </w:t>
-      </w:r>
-      <w:r>
-        <w:rPr>
-          <w:rFonts w:asciiTheme="majorBidi" w:hAnsiTheme="majorBidi" w:cstheme="majorBidi"/>
-        </w:rPr>
-        <w:t>address and fix any remaining issues, make any necessary changes</w:t>
-      </w:r>
-      <w:r>
-        <w:rPr>
-          <w:rFonts w:asciiTheme="majorBidi" w:hAnsiTheme="majorBidi" w:cstheme="majorBidi"/>
-        </w:rPr>
-        <w:t>,</w:t>
-      </w:r>
-      <w:r>
-        <w:rPr>
-          <w:rFonts w:asciiTheme="majorBidi" w:hAnsiTheme="majorBidi" w:cstheme="majorBidi"/>
-        </w:rPr>
-        <w:t xml:space="preserve"> </w:t>
-      </w:r>
-      <w:r>
-        <w:rPr>
-          <w:rFonts w:asciiTheme="majorBidi" w:hAnsiTheme="majorBidi" w:cstheme="majorBidi"/>
-        </w:rPr>
-        <w:t xml:space="preserve">prepare the overall platform </w:t>
-      </w:r>
-      <w:r>
-        <w:rPr>
-          <w:rFonts w:asciiTheme="majorBidi" w:hAnsiTheme="majorBidi" w:cstheme="majorBidi"/>
-        </w:rPr>
-        <w:t>before deploying it to the public.</w:t>
-      </w:r>
-    </w:p>
-    <w:p>
-      <w:pPr>
-        <w:pStyle w:val="Heading2"/>
-      </w:pPr>
-    </w:p>
-    <w:p>
-      <w:pPr>
-        <w:pStyle w:val="Heading1"/>
-        <w:rPr>
-          <w:rFonts w:asciiTheme="majorBidi" w:hAnsiTheme="majorBidi"/>
-          <w:color w:val="auto"/>
-        </w:rPr>
-      </w:pPr>
-      <w:bookmarkStart w:id="24" w:name="_Toc242366609"/>
-      <w:r>
-        <w:rPr>
-          <w:rFonts w:asciiTheme="majorBidi" w:hAnsiTheme="majorBidi"/>
-          <w:color w:val="auto"/>
-        </w:rPr>
-        <w:t>5.</w:t>
-      </w:r>
-      <w:r>
-        <w:rPr>
-          <w:rFonts w:asciiTheme="majorBidi" w:hAnsiTheme="majorBidi"/>
-          <w:color w:val="auto"/>
-        </w:rPr>
-        <w:t xml:space="preserve"> </w:t>
-      </w:r>
-      <w:r>
-        <w:rPr>
-          <w:rFonts w:asciiTheme="majorBidi" w:hAnsiTheme="majorBidi"/>
-          <w:color w:val="auto"/>
-        </w:rPr>
-        <w:t>Scrum Planning</w:t>
-      </w:r>
-      <w:bookmarkEnd w:id="24"/>
-    </w:p>
-    <w:p>
-      <w:pPr>
-        <w:pStyle w:val="Heading2"/>
-        <w:spacing w:line="360" w:lineRule="auto"/>
-        <w:rPr>
-          <w:rFonts w:asciiTheme="majorBidi" w:hAnsiTheme="majorBidi"/>
-          <w:color w:val="auto"/>
-        </w:rPr>
-      </w:pPr>
-      <w:bookmarkStart w:id="25" w:name="_Toc242366610"/>
-      <w:r>
-        <w:rPr>
-          <w:rFonts w:asciiTheme="majorBidi" w:hAnsiTheme="majorBidi"/>
-          <w:color w:val="auto"/>
-        </w:rPr>
-        <w:t xml:space="preserve">5.1 </w:t>
-      </w:r>
-      <w:r>
-        <w:rPr>
-          <w:rFonts w:asciiTheme="majorBidi" w:hAnsiTheme="majorBidi"/>
-          <w:color w:val="auto"/>
-        </w:rPr>
-        <w:t>Product Backlog</w:t>
-      </w:r>
-      <w:bookmarkEnd w:id="25"/>
-    </w:p>
-    <w:p>
-      <w:r>
-        <w:rPr>
-          <w:rFonts w:asciiTheme="majorBidi" w:hAnsiTheme="majorBidi" w:cstheme="majorBidi"/>
-        </w:rPr>
-        <w:t xml:space="preserve">The product backlog for the Smart Parking Platform </w:t>
-      </w:r>
-      <w:r>
-        <w:rPr>
-          <w:rFonts w:asciiTheme="majorBidi" w:hAnsiTheme="majorBidi" w:cstheme="majorBidi"/>
-        </w:rPr>
-        <w:t xml:space="preserve">project was created using Trello. The backlog contains the work items that may be completed throughout the project. It includes 45 </w:t>
-      </w:r>
-      <w:r>
-        <w:rPr>
-          <w:rFonts w:asciiTheme="majorBidi" w:hAnsiTheme="majorBidi" w:cstheme="majorBidi"/>
-        </w:rPr>
-        <w:t xml:space="preserve">items organized into four </w:t>
-      </w:r>
-      <w:r>
-        <w:rPr>
-          <w:rFonts w:asciiTheme="majorBidi" w:hAnsiTheme="majorBidi" w:cstheme="majorBidi"/>
-        </w:rPr>
-        <w:t xml:space="preserve">categories marked by labels. These categories </w:t>
-      </w:r>
-      <w:proofErr w:type="gramStart"/>
-      <w:r>
-        <w:rPr>
-          <w:rFonts w:asciiTheme="majorBidi" w:hAnsiTheme="majorBidi" w:cstheme="majorBidi"/>
-        </w:rPr>
-        <w:t>are:</w:t>
-      </w:r>
-      <w:proofErr w:type="gramEnd"/>
-      <w:r>
-        <w:rPr>
-          <w:rFonts w:asciiTheme="majorBidi" w:hAnsiTheme="majorBidi" w:cstheme="majorBidi"/>
-        </w:rPr>
-        <w:t xml:space="preserve"> </w:t>
-      </w:r>
-      <w:r>
-        <w:rPr>
-          <w:rFonts w:asciiTheme="majorBidi" w:hAnsiTheme="majorBidi" w:cstheme="majorBidi"/>
-        </w:rPr>
-        <w:t xml:space="preserve">Login, UI, Backend, and Reporting. Each item </w:t>
-      </w:r>
-      <w:r>
-        <w:rPr>
-          <w:rFonts w:asciiTheme="majorBidi" w:hAnsiTheme="majorBidi" w:cstheme="majorBidi"/>
-        </w:rPr>
-        <w:t xml:space="preserve">was added as a separate card and labeled based on each category. </w:t>
-      </w:r>
-    </w:p>
-    <w:p>
-      <w:r>
-        <w:rPr>
-          <w:rFonts w:asciiTheme="majorBidi" w:hAnsiTheme="majorBidi" w:cstheme="majorBidi"/>
-        </w:rPr>
-        <w:t>Here is the backlog:</w:t>
-      </w:r>
-    </w:p>
-    <w:p>
-      <w:r>
-        <w:rPr>
-          <w:noProof/>
-        </w:rPr>
-        <w:lastRenderedPageBreak/>
-        <w:drawing>
-          <wp:anchor distT="0" distB="0" distL="114300" distR="114300" simplePos="0" relativeHeight="251653632" behindDoc="0" locked="0" layoutInCell="1" allowOverlap="1" wp14:anchorId="2D20E537" wp14:editId="24B93A68">
-            <wp:simplePos x="0" y="0"/>
-            <wp:positionH relativeFrom="column">
-              <wp:posOffset>4086225</wp:posOffset>
-            </wp:positionH>
-            <wp:positionV relativeFrom="paragraph">
-              <wp:posOffset>0</wp:posOffset>
-            </wp:positionV>
-            <wp:extent cx="2181225" cy="5943600"/>
-            <wp:effectExtent l="0" t="0" r="9525" b="0"/>
-            <wp:wrapThrough wrapText="bothSides">
-              <wp:wrapPolygon edited="0">
-                <wp:start x="0" y="0"/>
-                <wp:lineTo x="0" y="21531"/>
-                <wp:lineTo x="21506" y="21531"/>
-                <wp:lineTo x="21506" y="0"/>
-                <wp:lineTo x="0" y="0"/>
-              </wp:wrapPolygon>
-            </wp:wrapThrough>
-            <wp:docPr id="1308765669" name="drawing"/>
-            <wp:cNvGraphicFramePr>
-              <a:graphicFrameLocks xmlns:a="http://schemas.openxmlformats.org/drawingml/2006/main" noChangeAspect="1"/>
-            </wp:cNvGraphicFramePr>
-            <a:graphic xmlns:a="http://schemas.openxmlformats.org/drawingml/2006/main">
-              <a:graphicData uri="http://schemas.openxmlformats.org/drawingml/2006/picture">
-                <pic:pic xmlns:pic="http://schemas.openxmlformats.org/drawingml/2006/picture">
-                  <pic:nvPicPr>
-                    <pic:cNvPr id="1308765669" name="Picture 1308765669"/>
+                    <pic:cNvPr id="1130266276" name=""/>
                     <pic:cNvPicPr/>
                   </pic:nvPicPr>
                   <pic:blipFill>
-                    <a:blip r:embed="rId13">
+                    <a:blip r:embed="rId12">
                       <a:extLst>
                         <a:ext uri="{28A0092B-C50C-407E-A947-70E740481C1C}">
                           <a14:useLocalDpi xmlns:a14="http://schemas.microsoft.com/office/drawing/2010/main" val="0"/>
@@ -14611,7 +15410,7 @@
                   <pic:spPr>
                     <a:xfrm>
                       <a:off x="0" y="0"/>
-                      <a:ext cx="2181225" cy="5943600"/>
+                      <a:ext cx="7258050" cy="4421505"/>
                     </a:xfrm>
                     <a:prstGeom prst="rect">
                       <a:avLst/>
@@ -14620,34 +15419,246 @@
                 </pic:pic>
               </a:graphicData>
             </a:graphic>
+            <wp14:sizeRelH relativeFrom="margin">
+              <wp14:pctWidth>0</wp14:pctWidth>
+            </wp14:sizeRelH>
+            <wp14:sizeRelV relativeFrom="margin">
+              <wp14:pctHeight>0</wp14:pctHeight>
+            </wp14:sizeRelV>
           </wp:anchor>
         </w:drawing>
       </w:r>
       <w:r>
         <w:rPr>
+          <w:rFonts w:asciiTheme="majorBidi" w:hAnsiTheme="majorBidi" w:cstheme="majorBidi"/>
+        </w:rPr>
+        <w:t xml:space="preserve">The </w:t>
+      </w:r>
+      <w:r>
+        <w:rPr>
+          <w:rFonts w:asciiTheme="majorBidi" w:hAnsiTheme="majorBidi" w:cstheme="majorBidi"/>
+        </w:rPr>
+        <w:t xml:space="preserve">Smart Parking Platform Project development is scheduled across a </w:t>
+      </w:r>
+      <w:r>
+        <w:rPr>
+          <w:rFonts w:asciiTheme="majorBidi" w:hAnsiTheme="majorBidi" w:cstheme="majorBidi"/>
+        </w:rPr>
+        <w:t>thirteen-week</w:t>
+      </w:r>
+      <w:r>
+        <w:rPr>
+          <w:rFonts w:asciiTheme="majorBidi" w:hAnsiTheme="majorBidi" w:cstheme="majorBidi"/>
+        </w:rPr>
+        <w:t xml:space="preserve"> period that will follow the duration of the semester. </w:t>
+      </w:r>
+      <w:r>
+        <w:rPr>
+          <w:rFonts w:asciiTheme="majorBidi" w:hAnsiTheme="majorBidi" w:cstheme="majorBidi"/>
+        </w:rPr>
+        <w:t xml:space="preserve">The Gantt chart shows the planned duration including dependencies for each level 3 </w:t>
+      </w:r>
+      <w:r>
+        <w:rPr>
+          <w:rFonts w:asciiTheme="majorBidi" w:hAnsiTheme="majorBidi" w:cstheme="majorBidi"/>
+        </w:rPr>
+        <w:t>WBS item. Tasks that can be worked on at the same time are scheduled closer</w:t>
+      </w:r>
+      <w:r>
+        <w:rPr>
+          <w:rFonts w:asciiTheme="majorBidi" w:hAnsiTheme="majorBidi" w:cstheme="majorBidi"/>
+        </w:rPr>
+        <w:t xml:space="preserve"> and overlapped while </w:t>
+      </w:r>
+      <w:r>
+        <w:rPr>
+          <w:rFonts w:asciiTheme="majorBidi" w:hAnsiTheme="majorBidi" w:cstheme="majorBidi"/>
+        </w:rPr>
+        <w:t>dependent</w:t>
+      </w:r>
+      <w:r>
+        <w:rPr>
+          <w:rFonts w:asciiTheme="majorBidi" w:hAnsiTheme="majorBidi" w:cstheme="majorBidi"/>
+        </w:rPr>
+        <w:t xml:space="preserve"> tasks that require m</w:t>
+      </w:r>
+      <w:r>
+        <w:rPr>
+          <w:rFonts w:asciiTheme="majorBidi" w:hAnsiTheme="majorBidi" w:cstheme="majorBidi"/>
+        </w:rPr>
+        <w:t>ore work are placed later in the schedule.</w:t>
+      </w:r>
+    </w:p>
+    <w:p>
+      <w:pPr>
+        <w:rPr>
+          <w:rFonts w:asciiTheme="majorBidi" w:hAnsiTheme="majorBidi" w:cstheme="majorBidi"/>
+        </w:rPr>
+      </w:pPr>
+    </w:p>
+    <w:p>
+      <w:pPr>
+        <w:spacing w:before="240"/>
+        <w:rPr>
+          <w:rFonts w:asciiTheme="majorBidi" w:hAnsiTheme="majorBidi" w:cstheme="majorBidi"/>
+        </w:rPr>
+      </w:pPr>
+      <w:r>
+        <w:rPr>
+          <w:rFonts w:asciiTheme="majorBidi" w:hAnsiTheme="majorBidi" w:cstheme="majorBidi"/>
+        </w:rPr>
+        <w:t xml:space="preserve">The final 3 weeks of the </w:t>
+      </w:r>
+      <w:r>
+        <w:rPr>
+          <w:rFonts w:asciiTheme="majorBidi" w:hAnsiTheme="majorBidi" w:cstheme="majorBidi"/>
+        </w:rPr>
+        <w:t xml:space="preserve">project schedule will be reserved for final adjustments and review. This time will be used to </w:t>
+      </w:r>
+      <w:r>
+        <w:rPr>
+          <w:rFonts w:asciiTheme="majorBidi" w:hAnsiTheme="majorBidi" w:cstheme="majorBidi"/>
+        </w:rPr>
+        <w:t>address and fix any remaining issues, make any necessary changes</w:t>
+      </w:r>
+      <w:r>
+        <w:rPr>
+          <w:rFonts w:asciiTheme="majorBidi" w:hAnsiTheme="majorBidi" w:cstheme="majorBidi"/>
+        </w:rPr>
+        <w:t>,</w:t>
+      </w:r>
+      <w:r>
+        <w:rPr>
+          <w:rFonts w:asciiTheme="majorBidi" w:hAnsiTheme="majorBidi" w:cstheme="majorBidi"/>
+        </w:rPr>
+        <w:t xml:space="preserve"> </w:t>
+      </w:r>
+      <w:r>
+        <w:rPr>
+          <w:rFonts w:asciiTheme="majorBidi" w:hAnsiTheme="majorBidi" w:cstheme="majorBidi"/>
+        </w:rPr>
+        <w:t xml:space="preserve">prepare the overall platform </w:t>
+      </w:r>
+      <w:r>
+        <w:rPr>
+          <w:rFonts w:asciiTheme="majorBidi" w:hAnsiTheme="majorBidi" w:cstheme="majorBidi"/>
+        </w:rPr>
+        <w:t>before deploying it to the public.</w:t>
+      </w:r>
+    </w:p>
+    <w:p>
+      <w:pPr>
+        <w:pStyle w:val="Heading1"/>
+        <w:rPr>
+          <w:rFonts w:asciiTheme="majorBidi" w:hAnsiTheme="majorBidi"/>
+          <w:color w:val="auto"/>
+        </w:rPr>
+      </w:pPr>
+      <w:bookmarkStart w:id="24" w:name="_Toc242996779"/>
+      <w:r>
+        <w:rPr>
+          <w:rFonts w:asciiTheme="majorBidi" w:hAnsiTheme="majorBidi"/>
+          <w:color w:val="auto"/>
+        </w:rPr>
+        <w:t>5.</w:t>
+      </w:r>
+      <w:r>
+        <w:rPr>
+          <w:rFonts w:asciiTheme="majorBidi" w:hAnsiTheme="majorBidi"/>
+          <w:color w:val="auto"/>
+        </w:rPr>
+        <w:t xml:space="preserve"> </w:t>
+      </w:r>
+      <w:r>
+        <w:rPr>
+          <w:rFonts w:asciiTheme="majorBidi" w:hAnsiTheme="majorBidi"/>
+          <w:color w:val="auto"/>
+        </w:rPr>
+        <w:t>Scrum Planning</w:t>
+      </w:r>
+      <w:bookmarkEnd w:id="24"/>
+    </w:p>
+    <w:p>
+      <w:pPr>
+        <w:pStyle w:val="Heading2"/>
+        <w:spacing w:line="360" w:lineRule="auto"/>
+        <w:rPr>
+          <w:rFonts w:asciiTheme="majorBidi" w:hAnsiTheme="majorBidi"/>
+          <w:color w:val="auto"/>
+        </w:rPr>
+      </w:pPr>
+      <w:bookmarkStart w:id="25" w:name="_Toc242996780"/>
+      <w:r>
+        <w:rPr>
+          <w:rFonts w:asciiTheme="majorBidi" w:hAnsiTheme="majorBidi"/>
+          <w:color w:val="auto"/>
+        </w:rPr>
+        <w:t xml:space="preserve">5.1 </w:t>
+      </w:r>
+      <w:r>
+        <w:rPr>
+          <w:rFonts w:asciiTheme="majorBidi" w:hAnsiTheme="majorBidi"/>
+          <w:color w:val="auto"/>
+        </w:rPr>
+        <w:t>Product Backlog</w:t>
+      </w:r>
+      <w:bookmarkEnd w:id="25"/>
+    </w:p>
+    <w:p>
+      <w:pPr>
+        <w:rPr>
+          <w:rFonts w:asciiTheme="majorBidi" w:hAnsiTheme="majorBidi" w:cstheme="majorBidi"/>
+        </w:rPr>
+      </w:pPr>
+      <w:r>
+        <w:rPr>
+          <w:rFonts w:asciiTheme="majorBidi" w:hAnsiTheme="majorBidi" w:cstheme="majorBidi"/>
+        </w:rPr>
+        <w:t>The product backlog for the Smart Parking Platform project was created using Trello and continues to be updated as the project progresses. The project currently contains 48 total work items organized into four categories marked by labels: Login, UI, Backend, and Reporting. As development has continued, completed items have been moved into their respective sprints while new work has been added when project requirements changed. The current backlog contains 25 remaining items that may be completed in future sprints.</w:t>
+      </w:r>
+    </w:p>
+    <w:p>
+      <w:pPr>
+        <w:rPr>
+          <w:rFonts w:asciiTheme="majorBidi" w:hAnsiTheme="majorBidi" w:cstheme="majorBidi"/>
+        </w:rPr>
+      </w:pPr>
+      <w:r>
+        <w:rPr>
+          <w:rFonts w:asciiTheme="majorBidi" w:hAnsiTheme="majorBidi" w:cstheme="majorBidi"/>
+        </w:rPr>
+        <w:t>Here is the</w:t>
+      </w:r>
+      <w:r>
+        <w:rPr>
+          <w:rFonts w:asciiTheme="majorBidi" w:hAnsiTheme="majorBidi" w:cstheme="majorBidi"/>
+        </w:rPr>
+        <w:t xml:space="preserve"> </w:t>
+      </w:r>
+      <w:r>
+        <w:rPr>
+          <w:rFonts w:asciiTheme="majorBidi" w:hAnsiTheme="majorBidi" w:cstheme="majorBidi"/>
+        </w:rPr>
+        <w:t>remaining</w:t>
+      </w:r>
+      <w:r>
+        <w:rPr>
+          <w:rFonts w:asciiTheme="majorBidi" w:hAnsiTheme="majorBidi" w:cstheme="majorBidi"/>
+        </w:rPr>
+        <w:t xml:space="preserve"> backlog:</w:t>
+      </w:r>
+    </w:p>
+    <w:p>
+      <w:r>
+        <w:rPr>
           <w:noProof/>
         </w:rPr>
+        <w:lastRenderedPageBreak/>
         <w:drawing>
-          <wp:anchor distT="0" distB="0" distL="114300" distR="114300" simplePos="0" relativeHeight="251651584" behindDoc="0" locked="0" layoutInCell="1" allowOverlap="1" wp14:anchorId="4AE62CA2" wp14:editId="19AD5E6C">
-            <wp:simplePos x="0" y="0"/>
-            <wp:positionH relativeFrom="column">
-              <wp:posOffset>-485775</wp:posOffset>
-            </wp:positionH>
-            <wp:positionV relativeFrom="paragraph">
-              <wp:posOffset>0</wp:posOffset>
-            </wp:positionV>
-            <wp:extent cx="2171700" cy="5943600"/>
+          <wp:inline distT="0" distB="0" distL="0" distR="0" wp14:anchorId="3C80CBEF" wp14:editId="341C6CD0">
+            <wp:extent cx="2062480" cy="8229600"/>
             <wp:effectExtent l="0" t="0" r="0" b="0"/>
-            <wp:wrapThrough wrapText="bothSides">
-              <wp:wrapPolygon edited="0">
-                <wp:start x="0" y="0"/>
-                <wp:lineTo x="0" y="21531"/>
-                <wp:lineTo x="21411" y="21531"/>
-                <wp:lineTo x="21411" y="0"/>
-                <wp:lineTo x="0" y="0"/>
-              </wp:wrapPolygon>
-            </wp:wrapThrough>
-            <wp:docPr id="715742715" name="drawing"/>
+            <wp:docPr id="1471369041" name="Picture 1"/>
             <wp:cNvGraphicFramePr>
               <a:graphicFrameLocks xmlns:a="http://schemas.openxmlformats.org/drawingml/2006/main" noChangeAspect="1"/>
             </wp:cNvGraphicFramePr>
@@ -14655,17 +15666,11 @@
               <a:graphicData uri="http://schemas.openxmlformats.org/drawingml/2006/picture">
                 <pic:pic xmlns:pic="http://schemas.openxmlformats.org/drawingml/2006/picture">
                   <pic:nvPicPr>
-                    <pic:cNvPr id="715742715" name="Picture 715742715"/>
+                    <pic:cNvPr id="1471369041" name=""/>
                     <pic:cNvPicPr/>
                   </pic:nvPicPr>
                   <pic:blipFill>
-                    <a:blip r:embed="rId14">
-                      <a:extLst>
-                        <a:ext uri="{28A0092B-C50C-407E-A947-70E740481C1C}">
-                          <a14:useLocalDpi xmlns:a14="http://schemas.microsoft.com/office/drawing/2010/main" val="0"/>
-                        </a:ext>
-                      </a:extLst>
-                    </a:blip>
+                    <a:blip r:embed="rId13"/>
                     <a:stretch>
                       <a:fillRect/>
                     </a:stretch>
@@ -14673,123 +15678,7 @@
                   <pic:spPr>
                     <a:xfrm>
                       <a:off x="0" y="0"/>
-                      <a:ext cx="2171700" cy="5943600"/>
-                    </a:xfrm>
-                    <a:prstGeom prst="rect">
-                      <a:avLst/>
-                    </a:prstGeom>
-                  </pic:spPr>
-                </pic:pic>
-              </a:graphicData>
-            </a:graphic>
-          </wp:anchor>
-        </w:drawing>
-      </w:r>
-      <w:r>
-        <w:rPr>
-          <w:noProof/>
-        </w:rPr>
-        <w:drawing>
-          <wp:anchor distT="0" distB="0" distL="114300" distR="114300" simplePos="0" relativeHeight="251652608" behindDoc="0" locked="0" layoutInCell="1" allowOverlap="1" wp14:anchorId="00A79478" wp14:editId="5B7C857E">
-            <wp:simplePos x="0" y="0"/>
-            <wp:positionH relativeFrom="column">
-              <wp:posOffset>1781175</wp:posOffset>
-            </wp:positionH>
-            <wp:positionV relativeFrom="paragraph">
-              <wp:posOffset>0</wp:posOffset>
-            </wp:positionV>
-            <wp:extent cx="2200275" cy="5943600"/>
-            <wp:effectExtent l="0" t="0" r="9525" b="0"/>
-            <wp:wrapThrough wrapText="bothSides">
-              <wp:wrapPolygon edited="0">
-                <wp:start x="0" y="0"/>
-                <wp:lineTo x="0" y="21531"/>
-                <wp:lineTo x="21506" y="21531"/>
-                <wp:lineTo x="21506" y="0"/>
-                <wp:lineTo x="0" y="0"/>
-              </wp:wrapPolygon>
-            </wp:wrapThrough>
-            <wp:docPr id="1023756556" name="drawing"/>
-            <wp:cNvGraphicFramePr>
-              <a:graphicFrameLocks xmlns:a="http://schemas.openxmlformats.org/drawingml/2006/main" noChangeAspect="1"/>
-            </wp:cNvGraphicFramePr>
-            <a:graphic xmlns:a="http://schemas.openxmlformats.org/drawingml/2006/main">
-              <a:graphicData uri="http://schemas.openxmlformats.org/drawingml/2006/picture">
-                <pic:pic xmlns:pic="http://schemas.openxmlformats.org/drawingml/2006/picture">
-                  <pic:nvPicPr>
-                    <pic:cNvPr id="1023756556" name="Picture 1023756556"/>
-                    <pic:cNvPicPr/>
-                  </pic:nvPicPr>
-                  <pic:blipFill>
-                    <a:blip r:embed="rId15">
-                      <a:extLst>
-                        <a:ext uri="{28A0092B-C50C-407E-A947-70E740481C1C}">
-                          <a14:useLocalDpi xmlns:a14="http://schemas.microsoft.com/office/drawing/2010/main" val="0"/>
-                        </a:ext>
-                      </a:extLst>
-                    </a:blip>
-                    <a:stretch>
-                      <a:fillRect/>
-                    </a:stretch>
-                  </pic:blipFill>
-                  <pic:spPr>
-                    <a:xfrm>
-                      <a:off x="0" y="0"/>
-                      <a:ext cx="2200275" cy="5943600"/>
-                    </a:xfrm>
-                    <a:prstGeom prst="rect">
-                      <a:avLst/>
-                    </a:prstGeom>
-                  </pic:spPr>
-                </pic:pic>
-              </a:graphicData>
-            </a:graphic>
-          </wp:anchor>
-        </w:drawing>
-      </w:r>
-    </w:p>
-    <w:p>
-      <w:pPr>
-        <w:rPr>
-          <w:rFonts w:asciiTheme="majorBidi" w:hAnsiTheme="majorBidi"/>
-        </w:rPr>
-      </w:pPr>
-      <w:r>
-        <w:rPr>
-          <w:noProof/>
-        </w:rPr>
-        <w:lastRenderedPageBreak/>
-        <w:drawing>
-          <wp:inline distT="0" distB="0" distL="0" distR="0" wp14:anchorId="6AF1B48B" wp14:editId="55A8304E">
-            <wp:extent cx="2308860" cy="3381375"/>
-            <wp:effectExtent l="0" t="0" r="0" b="9525"/>
-            <wp:docPr id="1969725091" name="Picture 1"/>
-            <wp:cNvGraphicFramePr>
-              <a:graphicFrameLocks xmlns:a="http://schemas.openxmlformats.org/drawingml/2006/main" noChangeAspect="1"/>
-            </wp:cNvGraphicFramePr>
-            <a:graphic xmlns:a="http://schemas.openxmlformats.org/drawingml/2006/main">
-              <a:graphicData uri="http://schemas.openxmlformats.org/drawingml/2006/picture">
-                <pic:pic xmlns:pic="http://schemas.openxmlformats.org/drawingml/2006/picture">
-                  <pic:nvPicPr>
-                    <pic:cNvPr id="1969725091" name=""/>
-                    <pic:cNvPicPr/>
-                  </pic:nvPicPr>
-                  <pic:blipFill>
-                    <a:blip r:embed="rId16">
-                      <a:extLst>
-                        <a:ext uri="{28A0092B-C50C-407E-A947-70E740481C1C}">
-                          <a14:useLocalDpi xmlns:a14="http://schemas.microsoft.com/office/drawing/2010/main" val="0"/>
-                        </a:ext>
-                      </a:extLst>
-                    </a:blip>
-                    <a:stretch>
-                      <a:fillRect/>
-                    </a:stretch>
-                  </pic:blipFill>
-                  <pic:spPr>
-                    <a:xfrm>
-                      <a:off x="0" y="0"/>
-                      <a:ext cx="2308860" cy="3381375"/>
+                      <a:ext cx="2062480" cy="8229600"/>
                     </a:xfrm>
                     <a:prstGeom prst="rect">
                       <a:avLst/>
@@ -14801,146 +15690,18 @@
           </wp:inline>
         </w:drawing>
       </w:r>
-    </w:p>
-    <w:p>
-      <w:pPr>
-        <w:pStyle w:val="Heading2"/>
-        <w:spacing w:line="360" w:lineRule="auto"/>
-        <w:rPr>
-          <w:rFonts w:asciiTheme="majorBidi" w:hAnsiTheme="majorBidi"/>
-          <w:color w:val="auto"/>
-        </w:rPr>
-      </w:pPr>
-      <w:bookmarkStart w:id="26" w:name="_Toc242366611"/>
-      <w:r>
-        <w:rPr>
-          <w:rFonts w:asciiTheme="majorBidi" w:hAnsiTheme="majorBidi"/>
-          <w:color w:val="auto"/>
-        </w:rPr>
-        <w:t xml:space="preserve">5.2 </w:t>
-      </w:r>
-      <w:r>
-        <w:rPr>
-          <w:rFonts w:asciiTheme="majorBidi" w:hAnsiTheme="majorBidi"/>
-          <w:color w:val="auto"/>
-        </w:rPr>
-        <w:t>Sprint 1 Planning</w:t>
-      </w:r>
-      <w:bookmarkEnd w:id="26"/>
-    </w:p>
-    <w:p>
-      <w:pPr>
-        <w:rPr>
-          <w:rFonts w:asciiTheme="majorBidi" w:hAnsiTheme="majorBidi" w:cstheme="majorBidi"/>
-        </w:rPr>
-      </w:pPr>
-      <w:r>
-        <w:rPr>
-          <w:rFonts w:asciiTheme="majorBidi" w:hAnsiTheme="majorBidi" w:cstheme="majorBidi"/>
-        </w:rPr>
-        <w:t xml:space="preserve">Sprint 1 of the </w:t>
-      </w:r>
-      <w:r>
-        <w:rPr>
-          <w:rFonts w:asciiTheme="majorBidi" w:hAnsiTheme="majorBidi" w:cstheme="majorBidi"/>
-        </w:rPr>
-        <w:t xml:space="preserve">Platform Parking Project was created by selecting some items that would be </w:t>
-      </w:r>
-      <w:r>
-        <w:rPr>
-          <w:rFonts w:asciiTheme="majorBidi" w:hAnsiTheme="majorBidi" w:cstheme="majorBidi"/>
-        </w:rPr>
-        <w:t xml:space="preserve">considered </w:t>
-      </w:r>
-      <w:r>
-        <w:rPr>
-          <w:rFonts w:asciiTheme="majorBidi" w:hAnsiTheme="majorBidi" w:cstheme="majorBidi"/>
-        </w:rPr>
-        <w:t xml:space="preserve">a first priority </w:t>
-      </w:r>
-      <w:r>
-        <w:rPr>
-          <w:rFonts w:asciiTheme="majorBidi" w:hAnsiTheme="majorBidi" w:cstheme="majorBidi"/>
-        </w:rPr>
-        <w:t xml:space="preserve">from the overall backlog list. The first sprint focuses </w:t>
-      </w:r>
-      <w:r>
-        <w:rPr>
-          <w:rFonts w:asciiTheme="majorBidi" w:hAnsiTheme="majorBidi" w:cstheme="majorBidi"/>
-        </w:rPr>
-        <w:t xml:space="preserve">mainly on account setup, authentication, parking location setup and basic parking search features. </w:t>
-      </w:r>
-      <w:r>
-        <w:rPr>
-          <w:rFonts w:asciiTheme="majorBidi" w:hAnsiTheme="majorBidi" w:cstheme="majorBidi"/>
-        </w:rPr>
-        <w:t xml:space="preserve">These items were selected first because they provide the foundation needed for later </w:t>
-      </w:r>
-      <w:r>
-        <w:rPr>
-          <w:rFonts w:asciiTheme="majorBidi" w:hAnsiTheme="majorBidi" w:cstheme="majorBidi"/>
-        </w:rPr>
-        <w:t xml:space="preserve">features </w:t>
-      </w:r>
-      <w:r>
-        <w:rPr>
-          <w:rFonts w:asciiTheme="majorBidi" w:hAnsiTheme="majorBidi" w:cstheme="majorBidi"/>
-        </w:rPr>
-        <w:t xml:space="preserve">such as parking reservations, payment functions, </w:t>
-      </w:r>
-      <w:r>
-        <w:rPr>
-          <w:rFonts w:asciiTheme="majorBidi" w:hAnsiTheme="majorBidi" w:cstheme="majorBidi"/>
-        </w:rPr>
-        <w:t xml:space="preserve">real time availability features and reporting. </w:t>
-      </w:r>
-    </w:p>
-    <w:p>
-      <w:pPr>
-        <w:rPr>
-          <w:rFonts w:asciiTheme="majorBidi" w:hAnsiTheme="majorBidi" w:cstheme="majorBidi"/>
-        </w:rPr>
-      </w:pPr>
-      <w:r>
-        <w:rPr>
-          <w:rFonts w:asciiTheme="majorBidi" w:hAnsiTheme="majorBidi" w:cstheme="majorBidi"/>
-        </w:rPr>
-        <w:t>Here is the first sprint:</w:t>
-      </w:r>
-    </w:p>
-    <w:p>
-      <w:pPr>
-        <w:rPr>
-          <w:rFonts w:asciiTheme="majorBidi" w:hAnsiTheme="majorBidi" w:cstheme="majorBidi"/>
-        </w:rPr>
-      </w:pPr>
-      <w:r>
-        <w:rPr>
-          <w:rFonts w:asciiTheme="majorBidi" w:hAnsiTheme="majorBidi" w:cstheme="majorBidi"/>
+      <w:r>
+        <w:t xml:space="preserve">                                                                    </w:t>
+      </w:r>
+      <w:r>
+        <w:rPr>
           <w:noProof/>
         </w:rPr>
-        <w:lastRenderedPageBreak/>
         <w:drawing>
-          <wp:anchor distT="0" distB="0" distL="114300" distR="114300" simplePos="0" relativeHeight="251654656" behindDoc="0" locked="0" layoutInCell="1" allowOverlap="1" wp14:anchorId="7B5A0413" wp14:editId="1826A4FB">
-            <wp:simplePos x="0" y="0"/>
-            <wp:positionH relativeFrom="margin">
-              <wp:align>right</wp:align>
-            </wp:positionH>
-            <wp:positionV relativeFrom="paragraph">
-              <wp:posOffset>0</wp:posOffset>
-            </wp:positionV>
-            <wp:extent cx="2600325" cy="3457575"/>
-            <wp:effectExtent l="0" t="0" r="9525" b="9525"/>
-            <wp:wrapThrough wrapText="bothSides">
-              <wp:wrapPolygon edited="0">
-                <wp:start x="0" y="0"/>
-                <wp:lineTo x="0" y="21540"/>
-                <wp:lineTo x="21521" y="21540"/>
-                <wp:lineTo x="21521" y="0"/>
-                <wp:lineTo x="0" y="0"/>
-              </wp:wrapPolygon>
-            </wp:wrapThrough>
-            <wp:docPr id="1110224007" name="Picture 1"/>
+          <wp:inline distT="0" distB="0" distL="0" distR="0" wp14:anchorId="0309ED89" wp14:editId="57C6A5A2">
+            <wp:extent cx="2029460" cy="8229600"/>
+            <wp:effectExtent l="0" t="0" r="8890" b="0"/>
+            <wp:docPr id="359591409" name="Picture 1"/>
             <wp:cNvGraphicFramePr>
               <a:graphicFrameLocks xmlns:a="http://schemas.openxmlformats.org/drawingml/2006/main" noChangeAspect="1"/>
             </wp:cNvGraphicFramePr>
@@ -14948,7 +15709,393 @@
               <a:graphicData uri="http://schemas.openxmlformats.org/drawingml/2006/picture">
                 <pic:pic xmlns:pic="http://schemas.openxmlformats.org/drawingml/2006/picture">
                   <pic:nvPicPr>
-                    <pic:cNvPr id="1110224007" name=""/>
+                    <pic:cNvPr id="359591409" name=""/>
+                    <pic:cNvPicPr/>
+                  </pic:nvPicPr>
+                  <pic:blipFill>
+                    <a:blip r:embed="rId14"/>
+                    <a:stretch>
+                      <a:fillRect/>
+                    </a:stretch>
+                  </pic:blipFill>
+                  <pic:spPr>
+                    <a:xfrm>
+                      <a:off x="0" y="0"/>
+                      <a:ext cx="2029460" cy="8229600"/>
+                    </a:xfrm>
+                    <a:prstGeom prst="rect">
+                      <a:avLst/>
+                    </a:prstGeom>
+                  </pic:spPr>
+                </pic:pic>
+              </a:graphicData>
+            </a:graphic>
+          </wp:inline>
+        </w:drawing>
+      </w:r>
+    </w:p>
+    <w:p/>
+    <w:p>
+      <w:pPr>
+        <w:rPr>
+          <w:rFonts w:asciiTheme="majorBidi" w:hAnsiTheme="majorBidi"/>
+        </w:rPr>
+      </w:pPr>
+    </w:p>
+    <w:p>
+      <w:pPr>
+        <w:pStyle w:val="Heading2"/>
+        <w:spacing w:line="360" w:lineRule="auto"/>
+        <w:rPr>
+          <w:rFonts w:asciiTheme="majorBidi" w:hAnsiTheme="majorBidi"/>
+          <w:color w:val="auto"/>
+        </w:rPr>
+      </w:pPr>
+      <w:bookmarkStart w:id="26" w:name="_Toc242996781"/>
+      <w:r>
+        <w:rPr>
+          <w:rFonts w:asciiTheme="majorBidi" w:hAnsiTheme="majorBidi"/>
+          <w:color w:val="auto"/>
+        </w:rPr>
+        <w:t xml:space="preserve">5.2 </w:t>
+      </w:r>
+      <w:r>
+        <w:rPr>
+          <w:rFonts w:asciiTheme="majorBidi" w:hAnsiTheme="majorBidi"/>
+          <w:color w:val="auto"/>
+        </w:rPr>
+        <w:t xml:space="preserve">Sprint 1 </w:t>
+      </w:r>
+      <w:r>
+        <w:rPr>
+          <w:rFonts w:asciiTheme="majorBidi" w:hAnsiTheme="majorBidi"/>
+          <w:color w:val="auto"/>
+        </w:rPr>
+        <w:t>Completed</w:t>
+      </w:r>
+      <w:bookmarkEnd w:id="26"/>
+    </w:p>
+    <w:p>
+      <w:pPr>
+        <w:rPr>
+          <w:rFonts w:asciiTheme="majorBidi" w:hAnsiTheme="majorBidi" w:cstheme="majorBidi"/>
+        </w:rPr>
+      </w:pPr>
+      <w:r>
+        <w:rPr>
+          <w:rFonts w:asciiTheme="majorBidi" w:hAnsiTheme="majorBidi" w:cstheme="majorBidi"/>
+        </w:rPr>
+        <w:t xml:space="preserve">Sprint 1 of the </w:t>
+      </w:r>
+      <w:r>
+        <w:rPr>
+          <w:rFonts w:asciiTheme="majorBidi" w:hAnsiTheme="majorBidi" w:cstheme="majorBidi"/>
+        </w:rPr>
+        <w:t xml:space="preserve">Platform Parking Project was created by selecting some items that would be </w:t>
+      </w:r>
+      <w:r>
+        <w:rPr>
+          <w:rFonts w:asciiTheme="majorBidi" w:hAnsiTheme="majorBidi" w:cstheme="majorBidi"/>
+        </w:rPr>
+        <w:t xml:space="preserve">considered </w:t>
+      </w:r>
+      <w:r>
+        <w:rPr>
+          <w:rFonts w:asciiTheme="majorBidi" w:hAnsiTheme="majorBidi" w:cstheme="majorBidi"/>
+        </w:rPr>
+        <w:t xml:space="preserve">a first priority </w:t>
+      </w:r>
+      <w:r>
+        <w:rPr>
+          <w:rFonts w:asciiTheme="majorBidi" w:hAnsiTheme="majorBidi" w:cstheme="majorBidi"/>
+        </w:rPr>
+        <w:t xml:space="preserve">from the overall backlog list. The first sprint focuses </w:t>
+      </w:r>
+      <w:r>
+        <w:rPr>
+          <w:rFonts w:asciiTheme="majorBidi" w:hAnsiTheme="majorBidi" w:cstheme="majorBidi"/>
+        </w:rPr>
+        <w:t xml:space="preserve">mainly on account setup, authentication, parking location setup and basic parking search features. </w:t>
+      </w:r>
+      <w:r>
+        <w:rPr>
+          <w:rFonts w:asciiTheme="majorBidi" w:hAnsiTheme="majorBidi" w:cstheme="majorBidi"/>
+        </w:rPr>
+        <w:t xml:space="preserve">These items were selected first because they provide the foundation needed for later </w:t>
+      </w:r>
+      <w:r>
+        <w:rPr>
+          <w:rFonts w:asciiTheme="majorBidi" w:hAnsiTheme="majorBidi" w:cstheme="majorBidi"/>
+        </w:rPr>
+        <w:t xml:space="preserve">features </w:t>
+      </w:r>
+      <w:r>
+        <w:rPr>
+          <w:rFonts w:asciiTheme="majorBidi" w:hAnsiTheme="majorBidi" w:cstheme="majorBidi"/>
+        </w:rPr>
+        <w:t xml:space="preserve">such as parking reservations, payment functions, </w:t>
+      </w:r>
+      <w:r>
+        <w:rPr>
+          <w:rFonts w:asciiTheme="majorBidi" w:hAnsiTheme="majorBidi" w:cstheme="majorBidi"/>
+        </w:rPr>
+        <w:t xml:space="preserve">real time availability features and reporting. </w:t>
+      </w:r>
+      <w:r>
+        <w:rPr>
+          <w:rFonts w:asciiTheme="majorBidi" w:hAnsiTheme="majorBidi" w:cstheme="majorBidi"/>
+        </w:rPr>
+        <w:t xml:space="preserve">It has now been </w:t>
+      </w:r>
+      <w:r>
+        <w:rPr>
+          <w:rFonts w:asciiTheme="majorBidi" w:hAnsiTheme="majorBidi" w:cstheme="majorBidi"/>
+        </w:rPr>
+        <w:t>completed,</w:t>
+      </w:r>
+      <w:r>
+        <w:rPr>
+          <w:rFonts w:asciiTheme="majorBidi" w:hAnsiTheme="majorBidi" w:cstheme="majorBidi"/>
+        </w:rPr>
+        <w:t xml:space="preserve"> and </w:t>
+      </w:r>
+      <w:r>
+        <w:rPr>
+          <w:rFonts w:asciiTheme="majorBidi" w:hAnsiTheme="majorBidi" w:cstheme="majorBidi"/>
+        </w:rPr>
+        <w:t>we have begun the process of working on tasks placed in sprint 2.</w:t>
+      </w:r>
+    </w:p>
+    <w:p>
+      <w:pPr>
+        <w:rPr>
+          <w:rFonts w:asciiTheme="majorBidi" w:hAnsiTheme="majorBidi" w:cstheme="majorBidi"/>
+        </w:rPr>
+      </w:pPr>
+      <w:r>
+        <w:rPr>
+          <w:rFonts w:asciiTheme="majorBidi" w:hAnsiTheme="majorBidi" w:cstheme="majorBidi"/>
+        </w:rPr>
+        <w:t>Here is the first sprint</w:t>
+      </w:r>
+      <w:r>
+        <w:rPr>
+          <w:rFonts w:asciiTheme="majorBidi" w:hAnsiTheme="majorBidi" w:cstheme="majorBidi"/>
+        </w:rPr>
+        <w:t xml:space="preserve"> completed</w:t>
+      </w:r>
+      <w:r>
+        <w:rPr>
+          <w:rFonts w:asciiTheme="majorBidi" w:hAnsiTheme="majorBidi" w:cstheme="majorBidi"/>
+        </w:rPr>
+        <w:t>:</w:t>
+      </w:r>
+    </w:p>
+    <w:p>
+      <w:pPr>
+        <w:rPr>
+          <w:rFonts w:asciiTheme="majorBidi" w:hAnsiTheme="majorBidi" w:cstheme="majorBidi"/>
+        </w:rPr>
+      </w:pPr>
+      <w:r>
+        <w:rPr>
+          <w:rFonts w:asciiTheme="majorBidi" w:hAnsiTheme="majorBidi" w:cstheme="majorBidi"/>
+          <w:noProof/>
+        </w:rPr>
+        <w:drawing>
+          <wp:inline distT="0" distB="0" distL="0" distR="0" wp14:anchorId="0CD34331" wp14:editId="36C520B3">
+            <wp:extent cx="2553056" cy="4867954"/>
+            <wp:effectExtent l="0" t="0" r="0" b="8890"/>
+            <wp:docPr id="1240063928" name="Picture 1"/>
+            <wp:cNvGraphicFramePr>
+              <a:graphicFrameLocks xmlns:a="http://schemas.openxmlformats.org/drawingml/2006/main" noChangeAspect="1"/>
+            </wp:cNvGraphicFramePr>
+            <a:graphic xmlns:a="http://schemas.openxmlformats.org/drawingml/2006/main">
+              <a:graphicData uri="http://schemas.openxmlformats.org/drawingml/2006/picture">
+                <pic:pic xmlns:pic="http://schemas.openxmlformats.org/drawingml/2006/picture">
+                  <pic:nvPicPr>
+                    <pic:cNvPr id="1240063928" name=""/>
+                    <pic:cNvPicPr/>
+                  </pic:nvPicPr>
+                  <pic:blipFill>
+                    <a:blip r:embed="rId15"/>
+                    <a:stretch>
+                      <a:fillRect/>
+                    </a:stretch>
+                  </pic:blipFill>
+                  <pic:spPr>
+                    <a:xfrm>
+                      <a:off x="0" y="0"/>
+                      <a:ext cx="2553056" cy="4867954"/>
+                    </a:xfrm>
+                    <a:prstGeom prst="rect">
+                      <a:avLst/>
+                    </a:prstGeom>
+                  </pic:spPr>
+                </pic:pic>
+              </a:graphicData>
+            </a:graphic>
+          </wp:inline>
+        </w:drawing>
+      </w:r>
+      <w:r>
+        <w:rPr>
+          <w:rFonts w:asciiTheme="majorBidi" w:hAnsiTheme="majorBidi" w:cstheme="majorBidi"/>
+        </w:rPr>
+        <w:t xml:space="preserve">                      </w:t>
+      </w:r>
+      <w:r>
+        <w:rPr>
+          <w:rFonts w:asciiTheme="majorBidi" w:hAnsiTheme="majorBidi" w:cstheme="majorBidi"/>
+          <w:noProof/>
+        </w:rPr>
+        <w:drawing>
+          <wp:inline distT="0" distB="0" distL="0" distR="0" wp14:anchorId="24917AB5" wp14:editId="46574058">
+            <wp:extent cx="2648320" cy="4229690"/>
+            <wp:effectExtent l="0" t="0" r="0" b="0"/>
+            <wp:docPr id="964673328" name="Picture 1"/>
+            <wp:cNvGraphicFramePr>
+              <a:graphicFrameLocks xmlns:a="http://schemas.openxmlformats.org/drawingml/2006/main" noChangeAspect="1"/>
+            </wp:cNvGraphicFramePr>
+            <a:graphic xmlns:a="http://schemas.openxmlformats.org/drawingml/2006/main">
+              <a:graphicData uri="http://schemas.openxmlformats.org/drawingml/2006/picture">
+                <pic:pic xmlns:pic="http://schemas.openxmlformats.org/drawingml/2006/picture">
+                  <pic:nvPicPr>
+                    <pic:cNvPr id="964673328" name=""/>
+                    <pic:cNvPicPr/>
+                  </pic:nvPicPr>
+                  <pic:blipFill>
+                    <a:blip r:embed="rId16"/>
+                    <a:stretch>
+                      <a:fillRect/>
+                    </a:stretch>
+                  </pic:blipFill>
+                  <pic:spPr>
+                    <a:xfrm>
+                      <a:off x="0" y="0"/>
+                      <a:ext cx="2648320" cy="4229690"/>
+                    </a:xfrm>
+                    <a:prstGeom prst="rect">
+                      <a:avLst/>
+                    </a:prstGeom>
+                  </pic:spPr>
+                </pic:pic>
+              </a:graphicData>
+            </a:graphic>
+          </wp:inline>
+        </w:drawing>
+      </w:r>
+    </w:p>
+    <w:p>
+      <w:pPr>
+        <w:pStyle w:val="Heading2"/>
+        <w:spacing w:line="360" w:lineRule="auto"/>
+        <w:rPr>
+          <w:rFonts w:asciiTheme="majorBidi" w:hAnsiTheme="majorBidi"/>
+          <w:color w:val="auto"/>
+        </w:rPr>
+      </w:pPr>
+      <w:bookmarkStart w:id="27" w:name="_Toc242996782"/>
+      <w:r>
+        <w:rPr>
+          <w:rFonts w:asciiTheme="majorBidi" w:hAnsiTheme="majorBidi"/>
+          <w:color w:val="auto"/>
+        </w:rPr>
+        <w:t xml:space="preserve">5.3 </w:t>
+      </w:r>
+      <w:r>
+        <w:rPr>
+          <w:rFonts w:asciiTheme="majorBidi" w:hAnsiTheme="majorBidi"/>
+          <w:color w:val="auto"/>
+        </w:rPr>
+        <w:t xml:space="preserve">Sprint 2 </w:t>
+      </w:r>
+      <w:r>
+        <w:rPr>
+          <w:rFonts w:asciiTheme="majorBidi" w:hAnsiTheme="majorBidi"/>
+          <w:color w:val="auto"/>
+        </w:rPr>
+        <w:t>Progress</w:t>
+      </w:r>
+      <w:bookmarkEnd w:id="27"/>
+    </w:p>
+    <w:p>
+      <w:pPr>
+        <w:rPr>
+          <w:rFonts w:asciiTheme="majorBidi" w:hAnsiTheme="majorBidi" w:cstheme="majorBidi"/>
+        </w:rPr>
+      </w:pPr>
+      <w:r>
+        <w:rPr>
+          <w:rFonts w:asciiTheme="majorBidi" w:hAnsiTheme="majorBidi" w:cstheme="majorBidi"/>
+        </w:rPr>
+        <w:t xml:space="preserve">Sprint 1 of the Smart Parking Platform has been completed. Development has now moved into Sprint 2, which focuses on additional security features, real-time parking information, and reservation functions. Some Sprint 2 </w:t>
+      </w:r>
+      <w:r>
+        <w:rPr>
+          <w:rFonts w:asciiTheme="majorBidi" w:hAnsiTheme="majorBidi" w:cstheme="majorBidi"/>
+        </w:rPr>
+        <w:lastRenderedPageBreak/>
+        <w:t xml:space="preserve">items have already been completed, while others are </w:t>
+      </w:r>
+      <w:r>
+        <w:rPr>
+          <w:rFonts w:asciiTheme="majorBidi" w:hAnsiTheme="majorBidi" w:cstheme="majorBidi"/>
+        </w:rPr>
+        <w:t xml:space="preserve">still </w:t>
+      </w:r>
+      <w:r>
+        <w:rPr>
+          <w:rFonts w:asciiTheme="majorBidi" w:hAnsiTheme="majorBidi" w:cstheme="majorBidi"/>
+        </w:rPr>
+        <w:t xml:space="preserve">currently being developed or </w:t>
+      </w:r>
+      <w:r>
+        <w:rPr>
+          <w:rFonts w:asciiTheme="majorBidi" w:hAnsiTheme="majorBidi" w:cstheme="majorBidi"/>
+        </w:rPr>
+        <w:t>under review</w:t>
+      </w:r>
+      <w:r>
+        <w:rPr>
+          <w:rFonts w:asciiTheme="majorBidi" w:hAnsiTheme="majorBidi" w:cstheme="majorBidi"/>
+        </w:rPr>
+        <w:t xml:space="preserve">. The remaining Sprint 2 items will continue to be worked on before the team moves into the </w:t>
+      </w:r>
+      <w:r>
+        <w:rPr>
+          <w:rFonts w:asciiTheme="majorBidi" w:hAnsiTheme="majorBidi" w:cstheme="majorBidi"/>
+          <w:noProof/>
+        </w:rPr>
+        <w:drawing>
+          <wp:anchor distT="0" distB="0" distL="114300" distR="114300" simplePos="0" relativeHeight="251659272" behindDoc="0" locked="0" layoutInCell="1" allowOverlap="1" wp14:anchorId="1CC655F9" wp14:editId="1AEA31E3">
+            <wp:simplePos x="0" y="0"/>
+            <wp:positionH relativeFrom="margin">
+              <wp:align>center</wp:align>
+            </wp:positionH>
+            <wp:positionV relativeFrom="paragraph">
+              <wp:posOffset>714375</wp:posOffset>
+            </wp:positionV>
+            <wp:extent cx="7022100" cy="2257425"/>
+            <wp:effectExtent l="0" t="0" r="7620" b="0"/>
+            <wp:wrapThrough wrapText="bothSides">
+              <wp:wrapPolygon edited="0">
+                <wp:start x="0" y="0"/>
+                <wp:lineTo x="0" y="21327"/>
+                <wp:lineTo x="21565" y="21327"/>
+                <wp:lineTo x="21565" y="0"/>
+                <wp:lineTo x="0" y="0"/>
+              </wp:wrapPolygon>
+            </wp:wrapThrough>
+            <wp:docPr id="699783890" name="Picture 1"/>
+            <wp:cNvGraphicFramePr>
+              <a:graphicFrameLocks xmlns:a="http://schemas.openxmlformats.org/drawingml/2006/main" noChangeAspect="1"/>
+            </wp:cNvGraphicFramePr>
+            <a:graphic xmlns:a="http://schemas.openxmlformats.org/drawingml/2006/main">
+              <a:graphicData uri="http://schemas.openxmlformats.org/drawingml/2006/picture">
+                <pic:pic xmlns:pic="http://schemas.openxmlformats.org/drawingml/2006/picture">
+                  <pic:nvPicPr>
+                    <pic:cNvPr id="699783890" name=""/>
                     <pic:cNvPicPr/>
                   </pic:nvPicPr>
                   <pic:blipFill>
@@ -14966,7 +16113,7 @@
                   <pic:spPr>
                     <a:xfrm>
                       <a:off x="0" y="0"/>
-                      <a:ext cx="2600325" cy="3457575"/>
+                      <a:ext cx="7022100" cy="2257425"/>
                     </a:xfrm>
                     <a:prstGeom prst="rect">
                       <a:avLst/>
@@ -14981,45 +16128,11 @@
       <w:r>
         <w:rPr>
           <w:rFonts w:asciiTheme="majorBidi" w:hAnsiTheme="majorBidi" w:cstheme="majorBidi"/>
-          <w:noProof/>
-        </w:rPr>
-        <w:drawing>
-          <wp:inline distT="0" distB="0" distL="0" distR="0" wp14:anchorId="455B05A0" wp14:editId="77ACB581">
-            <wp:extent cx="2562583" cy="7125694"/>
-            <wp:effectExtent l="0" t="0" r="9525" b="0"/>
-            <wp:docPr id="469267193" name="Picture 1"/>
-            <wp:cNvGraphicFramePr>
-              <a:graphicFrameLocks xmlns:a="http://schemas.openxmlformats.org/drawingml/2006/main" noChangeAspect="1"/>
-            </wp:cNvGraphicFramePr>
-            <a:graphic xmlns:a="http://schemas.openxmlformats.org/drawingml/2006/main">
-              <a:graphicData uri="http://schemas.openxmlformats.org/drawingml/2006/picture">
-                <pic:pic xmlns:pic="http://schemas.openxmlformats.org/drawingml/2006/picture">
-                  <pic:nvPicPr>
-                    <pic:cNvPr id="469267193" name=""/>
-                    <pic:cNvPicPr/>
-                  </pic:nvPicPr>
-                  <pic:blipFill>
-                    <a:blip r:embed="rId18"/>
-                    <a:stretch>
-                      <a:fillRect/>
-                    </a:stretch>
-                  </pic:blipFill>
-                  <pic:spPr>
-                    <a:xfrm>
-                      <a:off x="0" y="0"/>
-                      <a:ext cx="2562583" cy="7125694"/>
-                    </a:xfrm>
-                    <a:prstGeom prst="rect">
-                      <a:avLst/>
-                    </a:prstGeom>
-                  </pic:spPr>
-                </pic:pic>
-              </a:graphicData>
-            </a:graphic>
-          </wp:inline>
-        </w:drawing>
-      </w:r>
-    </w:p>
+        </w:rPr>
+        <w:t>next sprint.</w:t>
+      </w:r>
+    </w:p>
+    <w:p/>
     <w:p>
       <w:pPr>
         <w:pStyle w:val="Heading1"/>
@@ -15028,13 +16141,12 @@
           <w:color w:val="auto"/>
         </w:rPr>
       </w:pPr>
-      <w:bookmarkStart w:id="27" w:name="_Toc242366612"/>
+      <w:bookmarkStart w:id="28" w:name="_Toc242996783"/>
       <w:r>
         <w:rPr>
           <w:rFonts w:asciiTheme="majorBidi" w:hAnsiTheme="majorBidi"/>
           <w:color w:val="auto"/>
         </w:rPr>
-        <w:lastRenderedPageBreak/>
         <w:t>6. Risk</w:t>
       </w:r>
       <w:r>
@@ -15058,7 +16170,7 @@
         </w:rPr>
         <w:t xml:space="preserve"> &amp; Communication Plan</w:t>
       </w:r>
-      <w:bookmarkEnd w:id="27"/>
+      <w:bookmarkEnd w:id="28"/>
     </w:p>
     <w:p>
       <w:pPr>
@@ -15069,7 +16181,7 @@
           <w:color w:val="auto"/>
         </w:rPr>
       </w:pPr>
-      <w:bookmarkStart w:id="28" w:name="_Toc242366613"/>
+      <w:bookmarkStart w:id="29" w:name="_Toc242996784"/>
       <w:r>
         <w:rPr>
           <w:rFonts w:asciiTheme="majorBidi" w:hAnsiTheme="majorBidi"/>
@@ -15077,7 +16189,7 @@
         </w:rPr>
         <w:t>6.1 Project Risks</w:t>
       </w:r>
-      <w:bookmarkEnd w:id="28"/>
+      <w:bookmarkEnd w:id="29"/>
     </w:p>
     <w:p>
       <w:r>
@@ -15293,7 +16405,13 @@
               <w:t>(mapping, navigating, payment processing</w:t>
             </w:r>
             <w:r>
-              <w:t xml:space="preserve"> third parties</w:t>
+              <w:t>, and MFA</w:t>
+            </w:r>
+            <w:r>
+              <w:t xml:space="preserve"> third </w:t>
+            </w:r>
+            <w:r>
+              <w:t>party services</w:t>
             </w:r>
             <w:r>
               <w:t>)</w:t>
@@ -15529,6 +16647,7 @@
           <w:b/>
           <w:bCs/>
         </w:rPr>
+        <w:lastRenderedPageBreak/>
         <w:t>Financial Risks</w:t>
       </w:r>
     </w:p>
@@ -15814,15 +16933,7 @@
           </w:tcPr>
           <w:p>
             <w:r>
-              <w:t xml:space="preserve">Poor communication amongst </w:t>
-            </w:r>
-            <w:proofErr w:type="gramStart"/>
-            <w:r>
-              <w:t>team which</w:t>
-            </w:r>
-            <w:proofErr w:type="gramEnd"/>
-            <w:r>
-              <w:t xml:space="preserve"> can cause mistakes. </w:t>
+              <w:t xml:space="preserve">Poor communication amongst team which can cause mistakes. </w:t>
             </w:r>
           </w:p>
         </w:tc>
@@ -15885,13 +16996,12 @@
           <w:color w:val="auto"/>
         </w:rPr>
       </w:pPr>
-      <w:bookmarkStart w:id="29" w:name="_Toc242366614"/>
+      <w:bookmarkStart w:id="30" w:name="_Toc242996785"/>
       <w:r>
         <w:rPr>
           <w:rFonts w:asciiTheme="majorBidi" w:hAnsiTheme="majorBidi"/>
           <w:color w:val="auto"/>
         </w:rPr>
-        <w:lastRenderedPageBreak/>
         <w:t xml:space="preserve">6.2 Risk </w:t>
       </w:r>
       <w:r>
@@ -15901,7 +17011,7 @@
         </w:rPr>
         <w:t>Register</w:t>
       </w:r>
-      <w:bookmarkEnd w:id="29"/>
+      <w:bookmarkEnd w:id="30"/>
     </w:p>
     <w:p>
       <w:pPr>
@@ -16317,7 +17427,13 @@
           </w:tcPr>
           <w:p>
             <w:r>
-              <w:t>External API services may fail in synchronizing information or connecting with our platform (mapping, navigating, payment processing third parties).</w:t>
+              <w:t>External API services may fail in synchronizing information or connecting with our platform (mapping, navigating, payment processing third parties</w:t>
+            </w:r>
+            <w:r>
+              <w:t>, and MFA services</w:t>
+            </w:r>
+            <w:r>
+              <w:t>).</w:t>
             </w:r>
           </w:p>
         </w:tc>
@@ -16367,7 +17483,7 @@
           </w:tcPr>
           <w:p>
             <w:r>
-              <w:t>Test third-party APIs regularly and prepare backup options if a service becomes unavailable.</w:t>
+              <w:t>Test third-party APIs and authentication services regularly and prepare backup options if a service becomes unavailable.</w:t>
             </w:r>
           </w:p>
         </w:tc>
@@ -16379,6 +17495,7 @@
           </w:tcPr>
           <w:p>
             <w:r>
+              <w:lastRenderedPageBreak/>
               <w:t>T4</w:t>
             </w:r>
           </w:p>
@@ -16608,11 +17725,7 @@
           </w:tcPr>
           <w:p>
             <w:r>
-              <w:t xml:space="preserve">Real-time parking sensors and monitoring equipment may use </w:t>
-            </w:r>
-            <w:r>
-              <w:lastRenderedPageBreak/>
-              <w:t>up more than the planned budget.</w:t>
+              <w:t>Real-time parking sensors and monitoring equipment may use up more than the planned budget.</w:t>
             </w:r>
           </w:p>
         </w:tc>
@@ -16622,7 +17735,6 @@
           </w:tcPr>
           <w:p>
             <w:r>
-              <w:lastRenderedPageBreak/>
               <w:t>High</w:t>
             </w:r>
           </w:p>
@@ -16663,11 +17775,7 @@
           </w:tcPr>
           <w:p>
             <w:r>
-              <w:t xml:space="preserve">Compare equipment costs from different vendors and review </w:t>
-            </w:r>
-            <w:r>
-              <w:lastRenderedPageBreak/>
-              <w:t>hardware needs before purchasing.</w:t>
+              <w:t>Compare equipment costs from different vendors and review hardware needs before purchasing.</w:t>
             </w:r>
           </w:p>
         </w:tc>
@@ -16679,7 +17787,6 @@
           </w:tcPr>
           <w:p>
             <w:r>
-              <w:lastRenderedPageBreak/>
               <w:t>F3</w:t>
             </w:r>
           </w:p>
@@ -16900,7 +18007,7 @@
           <w:color w:val="auto"/>
         </w:rPr>
       </w:pPr>
-      <w:bookmarkStart w:id="30" w:name="_Toc242366615"/>
+      <w:bookmarkStart w:id="31" w:name="_Toc242996786"/>
       <w:r>
         <w:rPr>
           <w:rFonts w:asciiTheme="majorBidi" w:hAnsiTheme="majorBidi"/>
@@ -16908,7 +18015,7 @@
         </w:rPr>
         <w:t>6.3 Communication Plan</w:t>
       </w:r>
-      <w:bookmarkEnd w:id="30"/>
+      <w:bookmarkEnd w:id="31"/>
     </w:p>
     <w:p>
       <w:pPr>
@@ -17108,6 +18215,7 @@
           </w:tcPr>
           <w:p>
             <w:r>
+              <w:lastRenderedPageBreak/>
               <w:t>Project Team</w:t>
             </w:r>
           </w:p>
@@ -17318,11 +18426,7 @@
           </w:tcPr>
           <w:p>
             <w:r>
-              <w:t xml:space="preserve">Coordinate services, APIs, equipment, and </w:t>
-            </w:r>
-            <w:r>
-              <w:lastRenderedPageBreak/>
-              <w:t>integration-related issues.</w:t>
+              <w:t>Coordinate services, APIs, equipment, and integration-related issues.</w:t>
             </w:r>
           </w:p>
         </w:tc>
@@ -17334,7 +18438,6 @@
           </w:tcPr>
           <w:p>
             <w:r>
-              <w:lastRenderedPageBreak/>
               <w:t>Investors / Third Parties</w:t>
             </w:r>
           </w:p>
@@ -17477,12 +18580,13 @@
           <w:color w:val="auto"/>
         </w:rPr>
       </w:pPr>
-      <w:bookmarkStart w:id="31" w:name="_Toc242366616"/>
+      <w:bookmarkStart w:id="32" w:name="_Toc242996787"/>
       <w:r>
         <w:rPr>
           <w:rFonts w:asciiTheme="majorBidi" w:hAnsiTheme="majorBidi"/>
           <w:color w:val="auto"/>
         </w:rPr>
+        <w:lastRenderedPageBreak/>
         <w:t xml:space="preserve">7.  </w:t>
       </w:r>
       <w:r>
@@ -17492,7 +18596,7 @@
         </w:rPr>
         <w:t>Resource &amp; Cost Management</w:t>
       </w:r>
-      <w:bookmarkEnd w:id="31"/>
+      <w:bookmarkEnd w:id="32"/>
       <w:r>
         <w:rPr>
           <w:rFonts w:asciiTheme="majorBidi" w:hAnsiTheme="majorBidi"/>
@@ -17510,7 +18614,7 @@
           <w:color w:val="auto"/>
         </w:rPr>
       </w:pPr>
-      <w:bookmarkStart w:id="32" w:name="_Toc242366617"/>
+      <w:bookmarkStart w:id="33" w:name="_Toc242996788"/>
       <w:r>
         <w:rPr>
           <w:rFonts w:asciiTheme="majorBidi" w:hAnsiTheme="majorBidi"/>
@@ -17518,7 +18622,7 @@
         </w:rPr>
         <w:t>7.1 Resource Plan</w:t>
       </w:r>
-      <w:bookmarkEnd w:id="32"/>
+      <w:bookmarkEnd w:id="33"/>
     </w:p>
     <w:p>
       <w:pPr>
@@ -17532,13 +18636,13 @@
           <w:noProof/>
         </w:rPr>
         <w:drawing>
-          <wp:anchor distT="0" distB="0" distL="114300" distR="114300" simplePos="0" relativeHeight="251655680" behindDoc="0" locked="0" layoutInCell="1" allowOverlap="1" wp14:anchorId="13C24AD9" wp14:editId="7DCBB89C">
+          <wp:anchor distT="0" distB="0" distL="114300" distR="114300" simplePos="0" relativeHeight="251658245" behindDoc="0" locked="0" layoutInCell="1" allowOverlap="1" wp14:anchorId="13C24AD9" wp14:editId="2E589985">
             <wp:simplePos x="0" y="0"/>
             <wp:positionH relativeFrom="margin">
               <wp:align>center</wp:align>
             </wp:positionH>
             <wp:positionV relativeFrom="paragraph">
-              <wp:posOffset>992505</wp:posOffset>
+              <wp:posOffset>944880</wp:posOffset>
             </wp:positionV>
             <wp:extent cx="7279005" cy="3094990"/>
             <wp:effectExtent l="0" t="0" r="0" b="0"/>
@@ -17563,7 +18667,7 @@
                     <pic:cNvPicPr/>
                   </pic:nvPicPr>
                   <pic:blipFill>
-                    <a:blip r:embed="rId19">
+                    <a:blip r:embed="rId18">
                       <a:extLst>
                         <a:ext uri="{28A0092B-C50C-407E-A947-70E740481C1C}">
                           <a14:useLocalDpi xmlns:a14="http://schemas.microsoft.com/office/drawing/2010/main" val="0"/>
@@ -17617,21 +18721,7 @@
         <w:rPr>
           <w:rFonts w:asciiTheme="majorBidi" w:hAnsiTheme="majorBidi" w:cstheme="majorBidi"/>
         </w:rPr>
-        <w:t xml:space="preserve"> Members of this team </w:t>
-      </w:r>
-      <w:proofErr w:type="gramStart"/>
-      <w:r>
-        <w:rPr>
-          <w:rFonts w:asciiTheme="majorBidi" w:hAnsiTheme="majorBidi" w:cstheme="majorBidi"/>
-        </w:rPr>
-        <w:t>carry</w:t>
-      </w:r>
-      <w:proofErr w:type="gramEnd"/>
-      <w:r>
-        <w:rPr>
-          <w:rFonts w:asciiTheme="majorBidi" w:hAnsiTheme="majorBidi" w:cstheme="majorBidi"/>
-        </w:rPr>
-        <w:t xml:space="preserve"> more than one role </w:t>
+        <w:t xml:space="preserve"> Members of this team carry more than one role </w:t>
       </w:r>
       <w:r>
         <w:rPr>
@@ -17694,11 +18784,17 @@
           <w:rFonts w:ascii="Times New Roman" w:hAnsi="Times New Roman" w:cs="Times New Roman"/>
         </w:rPr>
       </w:pPr>
-      <w:r>
+    </w:p>
+    <w:p>
+      <w:pPr>
         <w:rPr>
           <w:rFonts w:ascii="Times New Roman" w:hAnsi="Times New Roman" w:cs="Times New Roman"/>
         </w:rPr>
-        <w:lastRenderedPageBreak/>
+      </w:pPr>
+      <w:r>
+        <w:rPr>
+          <w:rFonts w:ascii="Times New Roman" w:hAnsi="Times New Roman" w:cs="Times New Roman"/>
+        </w:rPr>
         <w:t>Based on the current resource allocation, the project team represents 7.5 total FTEs, 3,900 estimated labor hours, and a total estimated labor cost of $240,500.</w:t>
       </w:r>
     </w:p>
@@ -17711,15 +18807,16 @@
           <w:color w:val="auto"/>
         </w:rPr>
       </w:pPr>
-      <w:bookmarkStart w:id="33" w:name="_Toc242366618"/>
+      <w:bookmarkStart w:id="34" w:name="_Toc242996789"/>
       <w:r>
         <w:rPr>
           <w:rFonts w:asciiTheme="majorBidi" w:hAnsiTheme="majorBidi"/>
           <w:color w:val="auto"/>
         </w:rPr>
+        <w:lastRenderedPageBreak/>
         <w:t>7.2 Cost Plan</w:t>
       </w:r>
-      <w:bookmarkEnd w:id="33"/>
+      <w:bookmarkEnd w:id="34"/>
     </w:p>
     <w:p>
       <w:pPr>
@@ -17733,26 +18830,26 @@
           <w:noProof/>
         </w:rPr>
         <w:drawing>
-          <wp:anchor distT="0" distB="0" distL="114300" distR="114300" simplePos="0" relativeHeight="251656704" behindDoc="0" locked="0" layoutInCell="1" allowOverlap="1" wp14:anchorId="64D23320" wp14:editId="6FB163CD">
+          <wp:anchor distT="0" distB="0" distL="114300" distR="114300" simplePos="0" relativeHeight="251661320" behindDoc="0" locked="0" layoutInCell="1" allowOverlap="1" wp14:anchorId="1FB011AD" wp14:editId="270895CF">
             <wp:simplePos x="0" y="0"/>
             <wp:positionH relativeFrom="margin">
-              <wp:align>center</wp:align>
+              <wp:posOffset>-381000</wp:posOffset>
             </wp:positionH>
             <wp:positionV relativeFrom="paragraph">
-              <wp:posOffset>1017270</wp:posOffset>
+              <wp:posOffset>998220</wp:posOffset>
             </wp:positionV>
-            <wp:extent cx="7272020" cy="2971800"/>
-            <wp:effectExtent l="0" t="0" r="5080" b="0"/>
+            <wp:extent cx="6901815" cy="3028950"/>
+            <wp:effectExtent l="0" t="0" r="0" b="0"/>
             <wp:wrapThrough wrapText="bothSides">
               <wp:wrapPolygon edited="0">
                 <wp:start x="0" y="0"/>
-                <wp:lineTo x="0" y="21462"/>
-                <wp:lineTo x="21559" y="21462"/>
-                <wp:lineTo x="21559" y="0"/>
+                <wp:lineTo x="0" y="21464"/>
+                <wp:lineTo x="21522" y="21464"/>
+                <wp:lineTo x="21522" y="0"/>
                 <wp:lineTo x="0" y="0"/>
               </wp:wrapPolygon>
             </wp:wrapThrough>
-            <wp:docPr id="521005590" name="Picture 1"/>
+            <wp:docPr id="1886920451" name="Picture 1"/>
             <wp:cNvGraphicFramePr>
               <a:graphicFrameLocks xmlns:a="http://schemas.openxmlformats.org/drawingml/2006/main" noChangeAspect="1"/>
             </wp:cNvGraphicFramePr>
@@ -17760,11 +18857,11 @@
               <a:graphicData uri="http://schemas.openxmlformats.org/drawingml/2006/picture">
                 <pic:pic xmlns:pic="http://schemas.openxmlformats.org/drawingml/2006/picture">
                   <pic:nvPicPr>
-                    <pic:cNvPr id="521005590" name=""/>
+                    <pic:cNvPr id="1886920451" name=""/>
                     <pic:cNvPicPr/>
                   </pic:nvPicPr>
                   <pic:blipFill>
-                    <a:blip r:embed="rId20">
+                    <a:blip r:embed="rId19">
                       <a:extLst>
                         <a:ext uri="{28A0092B-C50C-407E-A947-70E740481C1C}">
                           <a14:useLocalDpi xmlns:a14="http://schemas.microsoft.com/office/drawing/2010/main" val="0"/>
@@ -17778,7 +18875,7 @@
                   <pic:spPr>
                     <a:xfrm>
                       <a:off x="0" y="0"/>
-                      <a:ext cx="7272020" cy="2971800"/>
+                      <a:ext cx="6901815" cy="3028950"/>
                     </a:xfrm>
                     <a:prstGeom prst="rect">
                       <a:avLst/>
@@ -17787,10 +18884,10 @@
                 </pic:pic>
               </a:graphicData>
             </a:graphic>
-            <wp14:sizeRelH relativeFrom="page">
+            <wp14:sizeRelH relativeFrom="margin">
               <wp14:pctWidth>0</wp14:pctWidth>
             </wp14:sizeRelH>
-            <wp14:sizeRelV relativeFrom="page">
+            <wp14:sizeRelV relativeFrom="margin">
               <wp14:pctHeight>0</wp14:pctHeight>
             </wp14:sizeRelV>
           </wp:anchor>
@@ -17951,7 +19048,7 @@
           <w:color w:val="auto"/>
         </w:rPr>
       </w:pPr>
-      <w:bookmarkStart w:id="34" w:name="_Toc242366619"/>
+      <w:bookmarkStart w:id="35" w:name="_Toc242996790"/>
       <w:r>
         <w:rPr>
           <w:rFonts w:asciiTheme="majorBidi" w:hAnsiTheme="majorBidi"/>
@@ -17959,7 +19056,7 @@
         </w:rPr>
         <w:t>7.3 Monthly Cash Flow</w:t>
       </w:r>
-      <w:bookmarkEnd w:id="34"/>
+      <w:bookmarkEnd w:id="35"/>
     </w:p>
     <w:p>
       <w:pPr>
@@ -18031,33 +19128,13 @@
         <w:rPr>
           <w:rFonts w:asciiTheme="majorBidi" w:hAnsiTheme="majorBidi" w:cstheme="majorBidi"/>
         </w:rPr>
-        <w:t xml:space="preserve">for example </w:t>
-      </w:r>
-      <w:proofErr w:type="gramStart"/>
-      <w:r>
-        <w:rPr>
-          <w:rFonts w:asciiTheme="majorBidi" w:hAnsiTheme="majorBidi" w:cstheme="majorBidi"/>
-        </w:rPr>
-        <w:t>is</w:t>
-      </w:r>
-      <w:proofErr w:type="gramEnd"/>
-      <w:r>
-        <w:rPr>
-          <w:rFonts w:asciiTheme="majorBidi" w:hAnsiTheme="majorBidi" w:cstheme="majorBidi"/>
-        </w:rPr>
-        <w:t xml:space="preserve"> one that will increase towards the end of the project timeline </w:t>
-      </w:r>
-      <w:r>
-        <w:rPr>
-          <w:rFonts w:asciiTheme="majorBidi" w:hAnsiTheme="majorBidi" w:cstheme="majorBidi"/>
-        </w:rPr>
-        <w:t>because that’s when the project is closest to deployment and the workload is likely to increase.</w:t>
-      </w:r>
-      <w:r>
-        <w:rPr>
-          <w:rFonts w:asciiTheme="majorBidi" w:hAnsiTheme="majorBidi" w:cstheme="majorBidi"/>
-        </w:rPr>
-        <w:t xml:space="preserve"> </w:t>
+        <w:t xml:space="preserve">for example is one that will increase towards the end of the project timeline </w:t>
+      </w:r>
+      <w:r>
+        <w:rPr>
+          <w:rFonts w:asciiTheme="majorBidi" w:hAnsiTheme="majorBidi" w:cstheme="majorBidi"/>
+        </w:rPr>
+        <w:t xml:space="preserve">because that’s when the project is closest to deployment and the workload is likely to increase. </w:t>
       </w:r>
       <w:r>
         <w:rPr>
@@ -18093,10 +19170,11 @@
       <w:r>
         <w:rPr>
           <w:rFonts w:asciiTheme="majorBidi" w:hAnsiTheme="majorBidi" w:cstheme="majorBidi"/>
+          <w:noProof/>
         </w:rPr>
         <w:lastRenderedPageBreak/>
         <w:drawing>
-          <wp:anchor distT="0" distB="0" distL="114300" distR="114300" simplePos="0" relativeHeight="251658752" behindDoc="0" locked="0" layoutInCell="1" allowOverlap="1" wp14:anchorId="543D41EE" wp14:editId="2933A300">
+          <wp:anchor distT="0" distB="0" distL="114300" distR="114300" simplePos="0" relativeHeight="251658247" behindDoc="0" locked="0" layoutInCell="1" allowOverlap="1" wp14:anchorId="543D41EE" wp14:editId="2AEA6A62">
             <wp:simplePos x="0" y="0"/>
             <wp:positionH relativeFrom="margin">
               <wp:align>center</wp:align>
@@ -18127,7 +19205,7 @@
                     <pic:cNvPicPr/>
                   </pic:nvPicPr>
                   <pic:blipFill>
-                    <a:blip r:embed="rId21">
+                    <a:blip r:embed="rId20">
                       <a:extLst>
                         <a:ext uri="{28A0092B-C50C-407E-A947-70E740481C1C}">
                           <a14:useLocalDpi xmlns:a14="http://schemas.microsoft.com/office/drawing/2010/main" val="0"/>
@@ -18163,13 +19241,7 @@
         <w:rPr>
           <w:rFonts w:asciiTheme="majorBidi" w:hAnsiTheme="majorBidi" w:cstheme="majorBidi"/>
         </w:rPr>
-        <w:t>As said before, planned</w:t>
-      </w:r>
-      <w:r>
-        <w:rPr>
-          <w:rFonts w:asciiTheme="majorBidi" w:hAnsiTheme="majorBidi" w:cstheme="majorBidi"/>
-        </w:rPr>
-        <w:t xml:space="preserve"> spending increases during the final month because additional labor, security review, training, and deployment activities are expected before </w:t>
+        <w:t xml:space="preserve">As said before, planned spending increases during the final month because additional labor, security review, training, and deployment activities are expected before </w:t>
       </w:r>
       <w:r>
         <w:rPr>
@@ -18187,7 +19259,7 @@
           <w:color w:val="auto"/>
         </w:rPr>
       </w:pPr>
-      <w:bookmarkStart w:id="35" w:name="_Toc242366620"/>
+      <w:bookmarkStart w:id="36" w:name="_Toc242996791"/>
       <w:r>
         <w:rPr>
           <w:rFonts w:asciiTheme="majorBidi" w:hAnsiTheme="majorBidi"/>
@@ -18195,36 +19267,40 @@
         </w:rPr>
         <w:t>7.4 RACI Matrix</w:t>
       </w:r>
-      <w:bookmarkEnd w:id="35"/>
-    </w:p>
-    <w:p>
-      <w:pPr>
-        <w:rPr>
-          <w:rFonts w:asciiTheme="majorBidi" w:hAnsiTheme="majorBidi" w:cstheme="majorBidi"/>
-        </w:rPr>
-      </w:pPr>
-      <w:r>
+      <w:bookmarkEnd w:id="36"/>
+    </w:p>
+    <w:p>
+      <w:pPr>
+        <w:rPr>
+          <w:rFonts w:asciiTheme="majorBidi" w:hAnsiTheme="majorBidi" w:cstheme="majorBidi"/>
+        </w:rPr>
+      </w:pPr>
+      <w:r>
+        <w:rPr>
+          <w:rFonts w:asciiTheme="majorBidi" w:hAnsiTheme="majorBidi" w:cstheme="majorBidi"/>
+          <w:noProof/>
+        </w:rPr>
         <w:drawing>
-          <wp:anchor distT="0" distB="0" distL="114300" distR="114300" simplePos="0" relativeHeight="251664896" behindDoc="0" locked="0" layoutInCell="1" allowOverlap="1" wp14:anchorId="010DC69D" wp14:editId="46FC6EF4">
+          <wp:anchor distT="0" distB="0" distL="114300" distR="114300" simplePos="0" relativeHeight="251662344" behindDoc="0" locked="0" layoutInCell="1" allowOverlap="1" wp14:anchorId="31E33FEA" wp14:editId="63136562">
             <wp:simplePos x="0" y="0"/>
             <wp:positionH relativeFrom="margin">
-              <wp:align>center</wp:align>
+              <wp:align>right</wp:align>
             </wp:positionH>
             <wp:positionV relativeFrom="paragraph">
-              <wp:posOffset>980440</wp:posOffset>
+              <wp:posOffset>959485</wp:posOffset>
             </wp:positionV>
-            <wp:extent cx="6334125" cy="3523615"/>
-            <wp:effectExtent l="0" t="0" r="9525" b="635"/>
+            <wp:extent cx="5949950" cy="3544570"/>
+            <wp:effectExtent l="0" t="0" r="0" b="0"/>
             <wp:wrapThrough wrapText="bothSides">
               <wp:wrapPolygon edited="0">
                 <wp:start x="0" y="0"/>
-                <wp:lineTo x="0" y="21487"/>
-                <wp:lineTo x="21568" y="21487"/>
-                <wp:lineTo x="21568" y="0"/>
+                <wp:lineTo x="0" y="21476"/>
+                <wp:lineTo x="21508" y="21476"/>
+                <wp:lineTo x="21508" y="0"/>
                 <wp:lineTo x="0" y="0"/>
               </wp:wrapPolygon>
             </wp:wrapThrough>
-            <wp:docPr id="1172445847" name="Picture 1"/>
+            <wp:docPr id="346789318" name="Picture 1"/>
             <wp:cNvGraphicFramePr>
               <a:graphicFrameLocks xmlns:a="http://schemas.openxmlformats.org/drawingml/2006/main" noChangeAspect="1"/>
             </wp:cNvGraphicFramePr>
@@ -18232,11 +19308,11 @@
               <a:graphicData uri="http://schemas.openxmlformats.org/drawingml/2006/picture">
                 <pic:pic xmlns:pic="http://schemas.openxmlformats.org/drawingml/2006/picture">
                   <pic:nvPicPr>
-                    <pic:cNvPr id="1172445847" name=""/>
+                    <pic:cNvPr id="346789318" name=""/>
                     <pic:cNvPicPr/>
                   </pic:nvPicPr>
                   <pic:blipFill>
-                    <a:blip r:embed="rId22">
+                    <a:blip r:embed="rId21">
                       <a:extLst>
                         <a:ext uri="{28A0092B-C50C-407E-A947-70E740481C1C}">
                           <a14:useLocalDpi xmlns:a14="http://schemas.microsoft.com/office/drawing/2010/main" val="0"/>
@@ -18250,7 +19326,7 @@
                   <pic:spPr>
                     <a:xfrm>
                       <a:off x="0" y="0"/>
-                      <a:ext cx="6334125" cy="3523615"/>
+                      <a:ext cx="5949950" cy="3544570"/>
                     </a:xfrm>
                     <a:prstGeom prst="rect">
                       <a:avLst/>
@@ -18262,6 +19338,9 @@
             <wp14:sizeRelH relativeFrom="margin">
               <wp14:pctWidth>0</wp14:pctWidth>
             </wp14:sizeRelH>
+            <wp14:sizeRelV relativeFrom="margin">
+              <wp14:pctHeight>0</wp14:pctHeight>
+            </wp14:sizeRelV>
           </wp:anchor>
         </w:drawing>
       </w:r>
@@ -18339,8 +19418,8 @@
       </w:r>
     </w:p>
     <w:sectPr>
-      <w:headerReference w:type="default" r:id="rId23"/>
-      <w:footerReference w:type="default" r:id="rId24"/>
+      <w:headerReference w:type="default" r:id="rId22"/>
+      <w:footerReference w:type="default" r:id="rId23"/>
       <w:pgSz w:w="12240" w:h="15840"/>
       <w:pgMar w:top="1440" w:right="1440" w:bottom="1440" w:left="1440" w:header="720" w:footer="720" w:gutter="0"/>
       <w:pgNumType w:fmt="lowerRoman"/>
@@ -18663,6 +19742,95 @@
     </w:lvl>
   </w:abstractNum>
   <w:abstractNum w:abstractNumId="2" w15:restartNumberingAfterBreak="0">
+    <w:nsid w:val="128B0DE5"/>
+    <w:multiLevelType w:val="hybridMultilevel"/>
+    <w:tmpl w:val="EDBE3648"/>
+    <w:lvl w:ilvl="0" w:tplc="0409000F">
+      <w:start w:val="1"/>
+      <w:numFmt w:val="decimal"/>
+      <w:lvlText w:val="%1."/>
+      <w:lvlJc w:val="left"/>
+      <w:pPr>
+        <w:ind w:left="720" w:hanging="360"/>
+      </w:pPr>
+      <w:rPr>
+        <w:rFonts w:hint="default"/>
+      </w:rPr>
+    </w:lvl>
+    <w:lvl w:ilvl="1" w:tplc="04090019" w:tentative="1">
+      <w:start w:val="1"/>
+      <w:numFmt w:val="lowerLetter"/>
+      <w:lvlText w:val="%2."/>
+      <w:lvlJc w:val="left"/>
+      <w:pPr>
+        <w:ind w:left="1440" w:hanging="360"/>
+      </w:pPr>
+    </w:lvl>
+    <w:lvl w:ilvl="2" w:tplc="0409001B" w:tentative="1">
+      <w:start w:val="1"/>
+      <w:numFmt w:val="lowerRoman"/>
+      <w:lvlText w:val="%3."/>
+      <w:lvlJc w:val="right"/>
+      <w:pPr>
+        <w:ind w:left="2160" w:hanging="180"/>
+      </w:pPr>
+    </w:lvl>
+    <w:lvl w:ilvl="3" w:tplc="0409000F" w:tentative="1">
+      <w:start w:val="1"/>
+      <w:numFmt w:val="decimal"/>
+      <w:lvlText w:val="%4."/>
+      <w:lvlJc w:val="left"/>
+      <w:pPr>
+        <w:ind w:left="2880" w:hanging="360"/>
+      </w:pPr>
+    </w:lvl>
+    <w:lvl w:ilvl="4" w:tplc="04090019" w:tentative="1">
+      <w:start w:val="1"/>
+      <w:numFmt w:val="lowerLetter"/>
+      <w:lvlText w:val="%5."/>
+      <w:lvlJc w:val="left"/>
+      <w:pPr>
+        <w:ind w:left="3600" w:hanging="360"/>
+      </w:pPr>
+    </w:lvl>
+    <w:lvl w:ilvl="5" w:tplc="0409001B" w:tentative="1">
+      <w:start w:val="1"/>
+      <w:numFmt w:val="lowerRoman"/>
+      <w:lvlText w:val="%6."/>
+      <w:lvlJc w:val="right"/>
+      <w:pPr>
+        <w:ind w:left="4320" w:hanging="180"/>
+      </w:pPr>
+    </w:lvl>
+    <w:lvl w:ilvl="6" w:tplc="0409000F" w:tentative="1">
+      <w:start w:val="1"/>
+      <w:numFmt w:val="decimal"/>
+      <w:lvlText w:val="%7."/>
+      <w:lvlJc w:val="left"/>
+      <w:pPr>
+        <w:ind w:left="5040" w:hanging="360"/>
+      </w:pPr>
+    </w:lvl>
+    <w:lvl w:ilvl="7" w:tplc="04090019" w:tentative="1">
+      <w:start w:val="1"/>
+      <w:numFmt w:val="lowerLetter"/>
+      <w:lvlText w:val="%8."/>
+      <w:lvlJc w:val="left"/>
+      <w:pPr>
+        <w:ind w:left="5760" w:hanging="360"/>
+      </w:pPr>
+    </w:lvl>
+    <w:lvl w:ilvl="8" w:tplc="0409001B" w:tentative="1">
+      <w:start w:val="1"/>
+      <w:numFmt w:val="lowerRoman"/>
+      <w:lvlText w:val="%9."/>
+      <w:lvlJc w:val="right"/>
+      <w:pPr>
+        <w:ind w:left="6480" w:hanging="180"/>
+      </w:pPr>
+    </w:lvl>
+  </w:abstractNum>
+  <w:abstractNum w:abstractNumId="3" w15:restartNumberingAfterBreak="0">
     <w:nsid w:val="15DD02FF"/>
     <w:multiLevelType w:val="hybridMultilevel"/>
     <w:tmpl w:val="48B83566"/>
@@ -18751,7 +19919,7 @@
       </w:pPr>
     </w:lvl>
   </w:abstractNum>
-  <w:abstractNum w:abstractNumId="3" w15:restartNumberingAfterBreak="0">
+  <w:abstractNum w:abstractNumId="4" w15:restartNumberingAfterBreak="0">
     <w:nsid w:val="17E31607"/>
     <w:multiLevelType w:val="hybridMultilevel"/>
     <w:tmpl w:val="499C71BC"/>
@@ -18840,7 +20008,7 @@
       </w:pPr>
     </w:lvl>
   </w:abstractNum>
-  <w:abstractNum w:abstractNumId="4" w15:restartNumberingAfterBreak="0">
+  <w:abstractNum w:abstractNumId="5" w15:restartNumberingAfterBreak="0">
     <w:nsid w:val="18DF5EC0"/>
     <w:multiLevelType w:val="hybridMultilevel"/>
     <w:tmpl w:val="ABA43626"/>
@@ -18952,7 +20120,7 @@
       </w:rPr>
     </w:lvl>
   </w:abstractNum>
-  <w:abstractNum w:abstractNumId="5" w15:restartNumberingAfterBreak="0">
+  <w:abstractNum w:abstractNumId="6" w15:restartNumberingAfterBreak="0">
     <w:nsid w:val="21904C9A"/>
     <w:multiLevelType w:val="hybridMultilevel"/>
     <w:tmpl w:val="A9E403A4"/>
@@ -19041,7 +20209,7 @@
       </w:pPr>
     </w:lvl>
   </w:abstractNum>
-  <w:abstractNum w:abstractNumId="6" w15:restartNumberingAfterBreak="0">
+  <w:abstractNum w:abstractNumId="7" w15:restartNumberingAfterBreak="0">
     <w:nsid w:val="22C35980"/>
     <w:multiLevelType w:val="hybridMultilevel"/>
     <w:tmpl w:val="C1FEE118"/>
@@ -19130,7 +20298,7 @@
       </w:pPr>
     </w:lvl>
   </w:abstractNum>
-  <w:abstractNum w:abstractNumId="7" w15:restartNumberingAfterBreak="0">
+  <w:abstractNum w:abstractNumId="8" w15:restartNumberingAfterBreak="0">
     <w:nsid w:val="23FE70EB"/>
     <w:multiLevelType w:val="hybridMultilevel"/>
     <w:tmpl w:val="3EF0DB18"/>
@@ -19242,7 +20410,7 @@
       </w:rPr>
     </w:lvl>
   </w:abstractNum>
-  <w:abstractNum w:abstractNumId="8" w15:restartNumberingAfterBreak="0">
+  <w:abstractNum w:abstractNumId="9" w15:restartNumberingAfterBreak="0">
     <w:nsid w:val="296B185F"/>
     <w:multiLevelType w:val="multilevel"/>
     <w:tmpl w:val="56D2102E"/>
@@ -19363,7 +20531,185 @@
       </w:rPr>
     </w:lvl>
   </w:abstractNum>
-  <w:abstractNum w:abstractNumId="9" w15:restartNumberingAfterBreak="0">
+  <w:abstractNum w:abstractNumId="10" w15:restartNumberingAfterBreak="0">
+    <w:nsid w:val="2AF250B8"/>
+    <w:multiLevelType w:val="hybridMultilevel"/>
+    <w:tmpl w:val="D1507A4C"/>
+    <w:lvl w:ilvl="0" w:tplc="0409000F">
+      <w:start w:val="1"/>
+      <w:numFmt w:val="decimal"/>
+      <w:lvlText w:val="%1."/>
+      <w:lvlJc w:val="left"/>
+      <w:pPr>
+        <w:ind w:left="720" w:hanging="360"/>
+      </w:pPr>
+      <w:rPr>
+        <w:rFonts w:hint="default"/>
+      </w:rPr>
+    </w:lvl>
+    <w:lvl w:ilvl="1" w:tplc="04090019" w:tentative="1">
+      <w:start w:val="1"/>
+      <w:numFmt w:val="lowerLetter"/>
+      <w:lvlText w:val="%2."/>
+      <w:lvlJc w:val="left"/>
+      <w:pPr>
+        <w:ind w:left="1440" w:hanging="360"/>
+      </w:pPr>
+    </w:lvl>
+    <w:lvl w:ilvl="2" w:tplc="0409001B" w:tentative="1">
+      <w:start w:val="1"/>
+      <w:numFmt w:val="lowerRoman"/>
+      <w:lvlText w:val="%3."/>
+      <w:lvlJc w:val="right"/>
+      <w:pPr>
+        <w:ind w:left="2160" w:hanging="180"/>
+      </w:pPr>
+    </w:lvl>
+    <w:lvl w:ilvl="3" w:tplc="0409000F" w:tentative="1">
+      <w:start w:val="1"/>
+      <w:numFmt w:val="decimal"/>
+      <w:lvlText w:val="%4."/>
+      <w:lvlJc w:val="left"/>
+      <w:pPr>
+        <w:ind w:left="2880" w:hanging="360"/>
+      </w:pPr>
+    </w:lvl>
+    <w:lvl w:ilvl="4" w:tplc="04090019" w:tentative="1">
+      <w:start w:val="1"/>
+      <w:numFmt w:val="lowerLetter"/>
+      <w:lvlText w:val="%5."/>
+      <w:lvlJc w:val="left"/>
+      <w:pPr>
+        <w:ind w:left="3600" w:hanging="360"/>
+      </w:pPr>
+    </w:lvl>
+    <w:lvl w:ilvl="5" w:tplc="0409001B" w:tentative="1">
+      <w:start w:val="1"/>
+      <w:numFmt w:val="lowerRoman"/>
+      <w:lvlText w:val="%6."/>
+      <w:lvlJc w:val="right"/>
+      <w:pPr>
+        <w:ind w:left="4320" w:hanging="180"/>
+      </w:pPr>
+    </w:lvl>
+    <w:lvl w:ilvl="6" w:tplc="0409000F" w:tentative="1">
+      <w:start w:val="1"/>
+      <w:numFmt w:val="decimal"/>
+      <w:lvlText w:val="%7."/>
+      <w:lvlJc w:val="left"/>
+      <w:pPr>
+        <w:ind w:left="5040" w:hanging="360"/>
+      </w:pPr>
+    </w:lvl>
+    <w:lvl w:ilvl="7" w:tplc="04090019" w:tentative="1">
+      <w:start w:val="1"/>
+      <w:numFmt w:val="lowerLetter"/>
+      <w:lvlText w:val="%8."/>
+      <w:lvlJc w:val="left"/>
+      <w:pPr>
+        <w:ind w:left="5760" w:hanging="360"/>
+      </w:pPr>
+    </w:lvl>
+    <w:lvl w:ilvl="8" w:tplc="0409001B" w:tentative="1">
+      <w:start w:val="1"/>
+      <w:numFmt w:val="lowerRoman"/>
+      <w:lvlText w:val="%9."/>
+      <w:lvlJc w:val="right"/>
+      <w:pPr>
+        <w:ind w:left="6480" w:hanging="180"/>
+      </w:pPr>
+    </w:lvl>
+  </w:abstractNum>
+  <w:abstractNum w:abstractNumId="11" w15:restartNumberingAfterBreak="0">
+    <w:nsid w:val="30FA1C54"/>
+    <w:multiLevelType w:val="hybridMultilevel"/>
+    <w:tmpl w:val="DFD20650"/>
+    <w:lvl w:ilvl="0" w:tplc="0409000F">
+      <w:start w:val="1"/>
+      <w:numFmt w:val="decimal"/>
+      <w:lvlText w:val="%1."/>
+      <w:lvlJc w:val="left"/>
+      <w:pPr>
+        <w:ind w:left="720" w:hanging="360"/>
+      </w:pPr>
+      <w:rPr>
+        <w:rFonts w:hint="default"/>
+      </w:rPr>
+    </w:lvl>
+    <w:lvl w:ilvl="1" w:tplc="04090019" w:tentative="1">
+      <w:start w:val="1"/>
+      <w:numFmt w:val="lowerLetter"/>
+      <w:lvlText w:val="%2."/>
+      <w:lvlJc w:val="left"/>
+      <w:pPr>
+        <w:ind w:left="1440" w:hanging="360"/>
+      </w:pPr>
+    </w:lvl>
+    <w:lvl w:ilvl="2" w:tplc="0409001B" w:tentative="1">
+      <w:start w:val="1"/>
+      <w:numFmt w:val="lowerRoman"/>
+      <w:lvlText w:val="%3."/>
+      <w:lvlJc w:val="right"/>
+      <w:pPr>
+        <w:ind w:left="2160" w:hanging="180"/>
+      </w:pPr>
+    </w:lvl>
+    <w:lvl w:ilvl="3" w:tplc="0409000F" w:tentative="1">
+      <w:start w:val="1"/>
+      <w:numFmt w:val="decimal"/>
+      <w:lvlText w:val="%4."/>
+      <w:lvlJc w:val="left"/>
+      <w:pPr>
+        <w:ind w:left="2880" w:hanging="360"/>
+      </w:pPr>
+    </w:lvl>
+    <w:lvl w:ilvl="4" w:tplc="04090019" w:tentative="1">
+      <w:start w:val="1"/>
+      <w:numFmt w:val="lowerLetter"/>
+      <w:lvlText w:val="%5."/>
+      <w:lvlJc w:val="left"/>
+      <w:pPr>
+        <w:ind w:left="3600" w:hanging="360"/>
+      </w:pPr>
+    </w:lvl>
+    <w:lvl w:ilvl="5" w:tplc="0409001B" w:tentative="1">
+      <w:start w:val="1"/>
+      <w:numFmt w:val="lowerRoman"/>
+      <w:lvlText w:val="%6."/>
+      <w:lvlJc w:val="right"/>
+      <w:pPr>
+        <w:ind w:left="4320" w:hanging="180"/>
+      </w:pPr>
+    </w:lvl>
+    <w:lvl w:ilvl="6" w:tplc="0409000F" w:tentative="1">
+      <w:start w:val="1"/>
+      <w:numFmt w:val="decimal"/>
+      <w:lvlText w:val="%7."/>
+      <w:lvlJc w:val="left"/>
+      <w:pPr>
+        <w:ind w:left="5040" w:hanging="360"/>
+      </w:pPr>
+    </w:lvl>
+    <w:lvl w:ilvl="7" w:tplc="04090019" w:tentative="1">
+      <w:start w:val="1"/>
+      <w:numFmt w:val="lowerLetter"/>
+      <w:lvlText w:val="%8."/>
+      <w:lvlJc w:val="left"/>
+      <w:pPr>
+        <w:ind w:left="5760" w:hanging="360"/>
+      </w:pPr>
+    </w:lvl>
+    <w:lvl w:ilvl="8" w:tplc="0409001B" w:tentative="1">
+      <w:start w:val="1"/>
+      <w:numFmt w:val="lowerRoman"/>
+      <w:lvlText w:val="%9."/>
+      <w:lvlJc w:val="right"/>
+      <w:pPr>
+        <w:ind w:left="6480" w:hanging="180"/>
+      </w:pPr>
+    </w:lvl>
+  </w:abstractNum>
+  <w:abstractNum w:abstractNumId="12" w15:restartNumberingAfterBreak="0">
     <w:nsid w:val="36871DB5"/>
     <w:multiLevelType w:val="hybridMultilevel"/>
     <w:tmpl w:val="44FC0116"/>
@@ -19475,7 +20821,7 @@
       </w:rPr>
     </w:lvl>
   </w:abstractNum>
-  <w:abstractNum w:abstractNumId="10" w15:restartNumberingAfterBreak="0">
+  <w:abstractNum w:abstractNumId="13" w15:restartNumberingAfterBreak="0">
     <w:nsid w:val="3EA20255"/>
     <w:multiLevelType w:val="hybridMultilevel"/>
     <w:tmpl w:val="CA56D8DC"/>
@@ -19588,7 +20934,7 @@
       </w:rPr>
     </w:lvl>
   </w:abstractNum>
-  <w:abstractNum w:abstractNumId="11" w15:restartNumberingAfterBreak="0">
+  <w:abstractNum w:abstractNumId="14" w15:restartNumberingAfterBreak="0">
     <w:nsid w:val="3EAA3496"/>
     <w:multiLevelType w:val="hybridMultilevel"/>
     <w:tmpl w:val="5A86566E"/>
@@ -19677,7 +21023,7 @@
       </w:pPr>
     </w:lvl>
   </w:abstractNum>
-  <w:abstractNum w:abstractNumId="12" w15:restartNumberingAfterBreak="0">
+  <w:abstractNum w:abstractNumId="15" w15:restartNumberingAfterBreak="0">
     <w:nsid w:val="401E0CC5"/>
     <w:multiLevelType w:val="hybridMultilevel"/>
     <w:tmpl w:val="3CFC0050"/>
@@ -19763,7 +21109,93 @@
       </w:pPr>
     </w:lvl>
   </w:abstractNum>
-  <w:abstractNum w:abstractNumId="13" w15:restartNumberingAfterBreak="0">
+  <w:abstractNum w:abstractNumId="16" w15:restartNumberingAfterBreak="0">
+    <w:nsid w:val="41581CB8"/>
+    <w:multiLevelType w:val="hybridMultilevel"/>
+    <w:tmpl w:val="F7A65C24"/>
+    <w:lvl w:ilvl="0" w:tplc="0409000F">
+      <w:start w:val="1"/>
+      <w:numFmt w:val="decimal"/>
+      <w:lvlText w:val="%1."/>
+      <w:lvlJc w:val="left"/>
+      <w:pPr>
+        <w:ind w:left="720" w:hanging="360"/>
+      </w:pPr>
+    </w:lvl>
+    <w:lvl w:ilvl="1" w:tplc="04090019" w:tentative="1">
+      <w:start w:val="1"/>
+      <w:numFmt w:val="lowerLetter"/>
+      <w:lvlText w:val="%2."/>
+      <w:lvlJc w:val="left"/>
+      <w:pPr>
+        <w:ind w:left="1440" w:hanging="360"/>
+      </w:pPr>
+    </w:lvl>
+    <w:lvl w:ilvl="2" w:tplc="0409001B" w:tentative="1">
+      <w:start w:val="1"/>
+      <w:numFmt w:val="lowerRoman"/>
+      <w:lvlText w:val="%3."/>
+      <w:lvlJc w:val="right"/>
+      <w:pPr>
+        <w:ind w:left="2160" w:hanging="180"/>
+      </w:pPr>
+    </w:lvl>
+    <w:lvl w:ilvl="3" w:tplc="0409000F" w:tentative="1">
+      <w:start w:val="1"/>
+      <w:numFmt w:val="decimal"/>
+      <w:lvlText w:val="%4."/>
+      <w:lvlJc w:val="left"/>
+      <w:pPr>
+        <w:ind w:left="2880" w:hanging="360"/>
+      </w:pPr>
+    </w:lvl>
+    <w:lvl w:ilvl="4" w:tplc="04090019" w:tentative="1">
+      <w:start w:val="1"/>
+      <w:numFmt w:val="lowerLetter"/>
+      <w:lvlText w:val="%5."/>
+      <w:lvlJc w:val="left"/>
+      <w:pPr>
+        <w:ind w:left="3600" w:hanging="360"/>
+      </w:pPr>
+    </w:lvl>
+    <w:lvl w:ilvl="5" w:tplc="0409001B" w:tentative="1">
+      <w:start w:val="1"/>
+      <w:numFmt w:val="lowerRoman"/>
+      <w:lvlText w:val="%6."/>
+      <w:lvlJc w:val="right"/>
+      <w:pPr>
+        <w:ind w:left="4320" w:hanging="180"/>
+      </w:pPr>
+    </w:lvl>
+    <w:lvl w:ilvl="6" w:tplc="0409000F" w:tentative="1">
+      <w:start w:val="1"/>
+      <w:numFmt w:val="decimal"/>
+      <w:lvlText w:val="%7."/>
+      <w:lvlJc w:val="left"/>
+      <w:pPr>
+        <w:ind w:left="5040" w:hanging="360"/>
+      </w:pPr>
+    </w:lvl>
+    <w:lvl w:ilvl="7" w:tplc="04090019" w:tentative="1">
+      <w:start w:val="1"/>
+      <w:numFmt w:val="lowerLetter"/>
+      <w:lvlText w:val="%8."/>
+      <w:lvlJc w:val="left"/>
+      <w:pPr>
+        <w:ind w:left="5760" w:hanging="360"/>
+      </w:pPr>
+    </w:lvl>
+    <w:lvl w:ilvl="8" w:tplc="0409001B" w:tentative="1">
+      <w:start w:val="1"/>
+      <w:numFmt w:val="lowerRoman"/>
+      <w:lvlText w:val="%9."/>
+      <w:lvlJc w:val="right"/>
+      <w:pPr>
+        <w:ind w:left="6480" w:hanging="180"/>
+      </w:pPr>
+    </w:lvl>
+  </w:abstractNum>
+  <w:abstractNum w:abstractNumId="17" w15:restartNumberingAfterBreak="0">
     <w:nsid w:val="469914DF"/>
     <w:multiLevelType w:val="hybridMultilevel"/>
     <w:tmpl w:val="72884268"/>
@@ -19852,7 +21284,7 @@
       </w:pPr>
     </w:lvl>
   </w:abstractNum>
-  <w:abstractNum w:abstractNumId="14" w15:restartNumberingAfterBreak="0">
+  <w:abstractNum w:abstractNumId="18" w15:restartNumberingAfterBreak="0">
     <w:nsid w:val="469E6F41"/>
     <w:multiLevelType w:val="hybridMultilevel"/>
     <w:tmpl w:val="CD4203CC"/>
@@ -19941,7 +21373,7 @@
       </w:pPr>
     </w:lvl>
   </w:abstractNum>
-  <w:abstractNum w:abstractNumId="15" w15:restartNumberingAfterBreak="0">
+  <w:abstractNum w:abstractNumId="19" w15:restartNumberingAfterBreak="0">
     <w:nsid w:val="4EB71517"/>
     <w:multiLevelType w:val="hybridMultilevel"/>
     <w:tmpl w:val="876A4D9C"/>
@@ -20054,7 +21486,96 @@
       </w:rPr>
     </w:lvl>
   </w:abstractNum>
-  <w:abstractNum w:abstractNumId="16" w15:restartNumberingAfterBreak="0">
+  <w:abstractNum w:abstractNumId="20" w15:restartNumberingAfterBreak="0">
+    <w:nsid w:val="4F3D23C5"/>
+    <w:multiLevelType w:val="hybridMultilevel"/>
+    <w:tmpl w:val="2A24018C"/>
+    <w:lvl w:ilvl="0" w:tplc="0409000F">
+      <w:start w:val="1"/>
+      <w:numFmt w:val="decimal"/>
+      <w:lvlText w:val="%1."/>
+      <w:lvlJc w:val="left"/>
+      <w:pPr>
+        <w:ind w:left="720" w:hanging="360"/>
+      </w:pPr>
+      <w:rPr>
+        <w:rFonts w:hint="default"/>
+      </w:rPr>
+    </w:lvl>
+    <w:lvl w:ilvl="1" w:tplc="04090019" w:tentative="1">
+      <w:start w:val="1"/>
+      <w:numFmt w:val="lowerLetter"/>
+      <w:lvlText w:val="%2."/>
+      <w:lvlJc w:val="left"/>
+      <w:pPr>
+        <w:ind w:left="1440" w:hanging="360"/>
+      </w:pPr>
+    </w:lvl>
+    <w:lvl w:ilvl="2" w:tplc="0409001B" w:tentative="1">
+      <w:start w:val="1"/>
+      <w:numFmt w:val="lowerRoman"/>
+      <w:lvlText w:val="%3."/>
+      <w:lvlJc w:val="right"/>
+      <w:pPr>
+        <w:ind w:left="2160" w:hanging="180"/>
+      </w:pPr>
+    </w:lvl>
+    <w:lvl w:ilvl="3" w:tplc="0409000F" w:tentative="1">
+      <w:start w:val="1"/>
+      <w:numFmt w:val="decimal"/>
+      <w:lvlText w:val="%4."/>
+      <w:lvlJc w:val="left"/>
+      <w:pPr>
+        <w:ind w:left="2880" w:hanging="360"/>
+      </w:pPr>
+    </w:lvl>
+    <w:lvl w:ilvl="4" w:tplc="04090019" w:tentative="1">
+      <w:start w:val="1"/>
+      <w:numFmt w:val="lowerLetter"/>
+      <w:lvlText w:val="%5."/>
+      <w:lvlJc w:val="left"/>
+      <w:pPr>
+        <w:ind w:left="3600" w:hanging="360"/>
+      </w:pPr>
+    </w:lvl>
+    <w:lvl w:ilvl="5" w:tplc="0409001B" w:tentative="1">
+      <w:start w:val="1"/>
+      <w:numFmt w:val="lowerRoman"/>
+      <w:lvlText w:val="%6."/>
+      <w:lvlJc w:val="right"/>
+      <w:pPr>
+        <w:ind w:left="4320" w:hanging="180"/>
+      </w:pPr>
+    </w:lvl>
+    <w:lvl w:ilvl="6" w:tplc="0409000F" w:tentative="1">
+      <w:start w:val="1"/>
+      <w:numFmt w:val="decimal"/>
+      <w:lvlText w:val="%7."/>
+      <w:lvlJc w:val="left"/>
+      <w:pPr>
+        <w:ind w:left="5040" w:hanging="360"/>
+      </w:pPr>
+    </w:lvl>
+    <w:lvl w:ilvl="7" w:tplc="04090019" w:tentative="1">
+      <w:start w:val="1"/>
+      <w:numFmt w:val="lowerLetter"/>
+      <w:lvlText w:val="%8."/>
+      <w:lvlJc w:val="left"/>
+      <w:pPr>
+        <w:ind w:left="5760" w:hanging="360"/>
+      </w:pPr>
+    </w:lvl>
+    <w:lvl w:ilvl="8" w:tplc="0409001B" w:tentative="1">
+      <w:start w:val="1"/>
+      <w:numFmt w:val="lowerRoman"/>
+      <w:lvlText w:val="%9."/>
+      <w:lvlJc w:val="right"/>
+      <w:pPr>
+        <w:ind w:left="6480" w:hanging="180"/>
+      </w:pPr>
+    </w:lvl>
+  </w:abstractNum>
+  <w:abstractNum w:abstractNumId="21" w15:restartNumberingAfterBreak="0">
     <w:nsid w:val="51E919A2"/>
     <w:multiLevelType w:val="hybridMultilevel"/>
     <w:tmpl w:val="EF3EBE2A"/>
@@ -20143,7 +21664,7 @@
       </w:pPr>
     </w:lvl>
   </w:abstractNum>
-  <w:abstractNum w:abstractNumId="17" w15:restartNumberingAfterBreak="0">
+  <w:abstractNum w:abstractNumId="22" w15:restartNumberingAfterBreak="0">
     <w:nsid w:val="5A48571E"/>
     <w:multiLevelType w:val="hybridMultilevel"/>
     <w:tmpl w:val="9A4018F2"/>
@@ -20232,7 +21753,7 @@
       </w:pPr>
     </w:lvl>
   </w:abstractNum>
-  <w:abstractNum w:abstractNumId="18" w15:restartNumberingAfterBreak="0">
+  <w:abstractNum w:abstractNumId="23" w15:restartNumberingAfterBreak="0">
     <w:nsid w:val="60B264CB"/>
     <w:multiLevelType w:val="hybridMultilevel"/>
     <w:tmpl w:val="1772F322"/>
@@ -20345,7 +21866,96 @@
       </w:rPr>
     </w:lvl>
   </w:abstractNum>
-  <w:abstractNum w:abstractNumId="19" w15:restartNumberingAfterBreak="0">
+  <w:abstractNum w:abstractNumId="24" w15:restartNumberingAfterBreak="0">
+    <w:nsid w:val="642C3A1B"/>
+    <w:multiLevelType w:val="hybridMultilevel"/>
+    <w:tmpl w:val="FE441EE8"/>
+    <w:lvl w:ilvl="0" w:tplc="0409000F">
+      <w:start w:val="1"/>
+      <w:numFmt w:val="decimal"/>
+      <w:lvlText w:val="%1."/>
+      <w:lvlJc w:val="left"/>
+      <w:pPr>
+        <w:ind w:left="720" w:hanging="360"/>
+      </w:pPr>
+      <w:rPr>
+        <w:rFonts w:hint="default"/>
+      </w:rPr>
+    </w:lvl>
+    <w:lvl w:ilvl="1" w:tplc="04090019" w:tentative="1">
+      <w:start w:val="1"/>
+      <w:numFmt w:val="lowerLetter"/>
+      <w:lvlText w:val="%2."/>
+      <w:lvlJc w:val="left"/>
+      <w:pPr>
+        <w:ind w:left="1440" w:hanging="360"/>
+      </w:pPr>
+    </w:lvl>
+    <w:lvl w:ilvl="2" w:tplc="0409001B" w:tentative="1">
+      <w:start w:val="1"/>
+      <w:numFmt w:val="lowerRoman"/>
+      <w:lvlText w:val="%3."/>
+      <w:lvlJc w:val="right"/>
+      <w:pPr>
+        <w:ind w:left="2160" w:hanging="180"/>
+      </w:pPr>
+    </w:lvl>
+    <w:lvl w:ilvl="3" w:tplc="0409000F" w:tentative="1">
+      <w:start w:val="1"/>
+      <w:numFmt w:val="decimal"/>
+      <w:lvlText w:val="%4."/>
+      <w:lvlJc w:val="left"/>
+      <w:pPr>
+        <w:ind w:left="2880" w:hanging="360"/>
+      </w:pPr>
+    </w:lvl>
+    <w:lvl w:ilvl="4" w:tplc="04090019" w:tentative="1">
+      <w:start w:val="1"/>
+      <w:numFmt w:val="lowerLetter"/>
+      <w:lvlText w:val="%5."/>
+      <w:lvlJc w:val="left"/>
+      <w:pPr>
+        <w:ind w:left="3600" w:hanging="360"/>
+      </w:pPr>
+    </w:lvl>
+    <w:lvl w:ilvl="5" w:tplc="0409001B" w:tentative="1">
+      <w:start w:val="1"/>
+      <w:numFmt w:val="lowerRoman"/>
+      <w:lvlText w:val="%6."/>
+      <w:lvlJc w:val="right"/>
+      <w:pPr>
+        <w:ind w:left="4320" w:hanging="180"/>
+      </w:pPr>
+    </w:lvl>
+    <w:lvl w:ilvl="6" w:tplc="0409000F" w:tentative="1">
+      <w:start w:val="1"/>
+      <w:numFmt w:val="decimal"/>
+      <w:lvlText w:val="%7."/>
+      <w:lvlJc w:val="left"/>
+      <w:pPr>
+        <w:ind w:left="5040" w:hanging="360"/>
+      </w:pPr>
+    </w:lvl>
+    <w:lvl w:ilvl="7" w:tplc="04090019" w:tentative="1">
+      <w:start w:val="1"/>
+      <w:numFmt w:val="lowerLetter"/>
+      <w:lvlText w:val="%8."/>
+      <w:lvlJc w:val="left"/>
+      <w:pPr>
+        <w:ind w:left="5760" w:hanging="360"/>
+      </w:pPr>
+    </w:lvl>
+    <w:lvl w:ilvl="8" w:tplc="0409001B" w:tentative="1">
+      <w:start w:val="1"/>
+      <w:numFmt w:val="lowerRoman"/>
+      <w:lvlText w:val="%9."/>
+      <w:lvlJc w:val="right"/>
+      <w:pPr>
+        <w:ind w:left="6480" w:hanging="180"/>
+      </w:pPr>
+    </w:lvl>
+  </w:abstractNum>
+  <w:abstractNum w:abstractNumId="25" w15:restartNumberingAfterBreak="0">
     <w:nsid w:val="650D5D22"/>
     <w:multiLevelType w:val="hybridMultilevel"/>
     <w:tmpl w:val="5F90724C"/>
@@ -20458,7 +22068,7 @@
       </w:rPr>
     </w:lvl>
   </w:abstractNum>
-  <w:abstractNum w:abstractNumId="20" w15:restartNumberingAfterBreak="0">
+  <w:abstractNum w:abstractNumId="26" w15:restartNumberingAfterBreak="0">
     <w:nsid w:val="68C81B48"/>
     <w:multiLevelType w:val="hybridMultilevel"/>
     <w:tmpl w:val="C3E6C966"/>
@@ -20547,7 +22157,7 @@
       </w:pPr>
     </w:lvl>
   </w:abstractNum>
-  <w:abstractNum w:abstractNumId="21" w15:restartNumberingAfterBreak="0">
+  <w:abstractNum w:abstractNumId="27" w15:restartNumberingAfterBreak="0">
     <w:nsid w:val="68E43F76"/>
     <w:multiLevelType w:val="hybridMultilevel"/>
     <w:tmpl w:val="A3126ECC"/>
@@ -20633,7 +22243,7 @@
       </w:pPr>
     </w:lvl>
   </w:abstractNum>
-  <w:abstractNum w:abstractNumId="22" w15:restartNumberingAfterBreak="0">
+  <w:abstractNum w:abstractNumId="28" w15:restartNumberingAfterBreak="0">
     <w:nsid w:val="6A4766C5"/>
     <w:multiLevelType w:val="hybridMultilevel"/>
     <w:tmpl w:val="8EDE81C4"/>
@@ -20722,7 +22332,7 @@
       </w:pPr>
     </w:lvl>
   </w:abstractNum>
-  <w:abstractNum w:abstractNumId="23" w15:restartNumberingAfterBreak="0">
+  <w:abstractNum w:abstractNumId="29" w15:restartNumberingAfterBreak="0">
     <w:nsid w:val="6B987985"/>
     <w:multiLevelType w:val="hybridMultilevel"/>
     <w:tmpl w:val="E6E2238E"/>
@@ -20811,7 +22421,7 @@
       </w:pPr>
     </w:lvl>
   </w:abstractNum>
-  <w:abstractNum w:abstractNumId="24" w15:restartNumberingAfterBreak="0">
+  <w:abstractNum w:abstractNumId="30" w15:restartNumberingAfterBreak="0">
     <w:nsid w:val="6BF5588B"/>
     <w:multiLevelType w:val="hybridMultilevel"/>
     <w:tmpl w:val="1D92ADE8"/>
@@ -20900,7 +22510,7 @@
       </w:pPr>
     </w:lvl>
   </w:abstractNum>
-  <w:abstractNum w:abstractNumId="25" w15:restartNumberingAfterBreak="0">
+  <w:abstractNum w:abstractNumId="31" w15:restartNumberingAfterBreak="0">
     <w:nsid w:val="70C92117"/>
     <w:multiLevelType w:val="hybridMultilevel"/>
     <w:tmpl w:val="A7225A5E"/>
@@ -20989,7 +22599,7 @@
       </w:pPr>
     </w:lvl>
   </w:abstractNum>
-  <w:abstractNum w:abstractNumId="26" w15:restartNumberingAfterBreak="0">
+  <w:abstractNum w:abstractNumId="32" w15:restartNumberingAfterBreak="0">
     <w:nsid w:val="732771C9"/>
     <w:multiLevelType w:val="hybridMultilevel"/>
     <w:tmpl w:val="3836C2F0"/>
@@ -21078,7 +22688,7 @@
       </w:pPr>
     </w:lvl>
   </w:abstractNum>
-  <w:abstractNum w:abstractNumId="27" w15:restartNumberingAfterBreak="0">
+  <w:abstractNum w:abstractNumId="33" w15:restartNumberingAfterBreak="0">
     <w:nsid w:val="766B3CC2"/>
     <w:multiLevelType w:val="hybridMultilevel"/>
     <w:tmpl w:val="1F3C8B4C"/>
@@ -21190,7 +22800,7 @@
       </w:rPr>
     </w:lvl>
   </w:abstractNum>
-  <w:abstractNum w:abstractNumId="28" w15:restartNumberingAfterBreak="0">
+  <w:abstractNum w:abstractNumId="34" w15:restartNumberingAfterBreak="0">
     <w:nsid w:val="781C2769"/>
     <w:multiLevelType w:val="hybridMultilevel"/>
     <w:tmpl w:val="18ACD98A"/>
@@ -21283,88 +22893,106 @@
     <w:abstractNumId w:val="0"/>
   </w:num>
   <w:num w:numId="2" w16cid:durableId="1836531457">
+    <w:abstractNumId w:val="22"/>
+  </w:num>
+  <w:num w:numId="3" w16cid:durableId="1791166720">
+    <w:abstractNumId w:val="27"/>
+  </w:num>
+  <w:num w:numId="4" w16cid:durableId="1767114418">
+    <w:abstractNumId w:val="34"/>
+  </w:num>
+  <w:num w:numId="5" w16cid:durableId="437874304">
+    <w:abstractNumId w:val="13"/>
+  </w:num>
+  <w:num w:numId="6" w16cid:durableId="1644308547">
+    <w:abstractNumId w:val="25"/>
+  </w:num>
+  <w:num w:numId="7" w16cid:durableId="527910978">
+    <w:abstractNumId w:val="33"/>
+  </w:num>
+  <w:num w:numId="8" w16cid:durableId="995111937">
+    <w:abstractNumId w:val="8"/>
+  </w:num>
+  <w:num w:numId="9" w16cid:durableId="120223689">
+    <w:abstractNumId w:val="5"/>
+  </w:num>
+  <w:num w:numId="10" w16cid:durableId="2146385292">
+    <w:abstractNumId w:val="6"/>
+  </w:num>
+  <w:num w:numId="11" w16cid:durableId="1088649332">
+    <w:abstractNumId w:val="28"/>
+  </w:num>
+  <w:num w:numId="12" w16cid:durableId="2132479161">
     <w:abstractNumId w:val="17"/>
   </w:num>
-  <w:num w:numId="3" w16cid:durableId="1791166720">
+  <w:num w:numId="13" w16cid:durableId="1138257724">
+    <w:abstractNumId w:val="14"/>
+  </w:num>
+  <w:num w:numId="14" w16cid:durableId="41102951">
+    <w:abstractNumId w:val="7"/>
+  </w:num>
+  <w:num w:numId="15" w16cid:durableId="1230572764">
+    <w:abstractNumId w:val="30"/>
+  </w:num>
+  <w:num w:numId="16" w16cid:durableId="1269503078">
+    <w:abstractNumId w:val="15"/>
+  </w:num>
+  <w:num w:numId="17" w16cid:durableId="1932010110">
+    <w:abstractNumId w:val="12"/>
+  </w:num>
+  <w:num w:numId="18" w16cid:durableId="638339109">
     <w:abstractNumId w:val="21"/>
   </w:num>
-  <w:num w:numId="4" w16cid:durableId="1767114418">
-    <w:abstractNumId w:val="28"/>
-  </w:num>
-  <w:num w:numId="5" w16cid:durableId="437874304">
-    <w:abstractNumId w:val="10"/>
-  </w:num>
-  <w:num w:numId="6" w16cid:durableId="1644308547">
-    <w:abstractNumId w:val="19"/>
-  </w:num>
-  <w:num w:numId="7" w16cid:durableId="527910978">
-    <w:abstractNumId w:val="27"/>
-  </w:num>
-  <w:num w:numId="8" w16cid:durableId="995111937">
-    <w:abstractNumId w:val="7"/>
-  </w:num>
-  <w:num w:numId="9" w16cid:durableId="120223689">
-    <w:abstractNumId w:val="4"/>
-  </w:num>
-  <w:num w:numId="10" w16cid:durableId="2146385292">
-    <w:abstractNumId w:val="5"/>
-  </w:num>
-  <w:num w:numId="11" w16cid:durableId="1088649332">
-    <w:abstractNumId w:val="22"/>
-  </w:num>
-  <w:num w:numId="12" w16cid:durableId="2132479161">
-    <w:abstractNumId w:val="13"/>
-  </w:num>
-  <w:num w:numId="13" w16cid:durableId="1138257724">
-    <w:abstractNumId w:val="11"/>
-  </w:num>
-  <w:num w:numId="14" w16cid:durableId="41102951">
-    <w:abstractNumId w:val="6"/>
-  </w:num>
-  <w:num w:numId="15" w16cid:durableId="1230572764">
-    <w:abstractNumId w:val="24"/>
-  </w:num>
-  <w:num w:numId="16" w16cid:durableId="1269503078">
-    <w:abstractNumId w:val="12"/>
-  </w:num>
-  <w:num w:numId="17" w16cid:durableId="1932010110">
+  <w:num w:numId="19" w16cid:durableId="1235706315">
     <w:abstractNumId w:val="9"/>
   </w:num>
-  <w:num w:numId="18" w16cid:durableId="638339109">
-    <w:abstractNumId w:val="16"/>
-  </w:num>
-  <w:num w:numId="19" w16cid:durableId="1235706315">
-    <w:abstractNumId w:val="8"/>
-  </w:num>
   <w:num w:numId="20" w16cid:durableId="250479588">
-    <w:abstractNumId w:val="20"/>
+    <w:abstractNumId w:val="26"/>
   </w:num>
   <w:num w:numId="21" w16cid:durableId="1919942770">
-    <w:abstractNumId w:val="25"/>
+    <w:abstractNumId w:val="31"/>
   </w:num>
   <w:num w:numId="22" w16cid:durableId="1160776234">
-    <w:abstractNumId w:val="2"/>
+    <w:abstractNumId w:val="3"/>
   </w:num>
   <w:num w:numId="23" w16cid:durableId="1829252401">
-    <w:abstractNumId w:val="23"/>
+    <w:abstractNumId w:val="29"/>
   </w:num>
   <w:num w:numId="24" w16cid:durableId="1888830525">
-    <w:abstractNumId w:val="26"/>
+    <w:abstractNumId w:val="32"/>
   </w:num>
   <w:num w:numId="25" w16cid:durableId="2125490068">
-    <w:abstractNumId w:val="14"/>
+    <w:abstractNumId w:val="18"/>
   </w:num>
   <w:num w:numId="26" w16cid:durableId="1408066567">
-    <w:abstractNumId w:val="3"/>
+    <w:abstractNumId w:val="4"/>
   </w:num>
   <w:num w:numId="27" w16cid:durableId="549655791">
     <w:abstractNumId w:val="1"/>
   </w:num>
   <w:num w:numId="28" w16cid:durableId="514540372">
-    <w:abstractNumId w:val="15"/>
+    <w:abstractNumId w:val="19"/>
   </w:num>
   <w:num w:numId="29" w16cid:durableId="251859340">
-    <w:abstractNumId w:val="18"/>
+    <w:abstractNumId w:val="23"/>
+  </w:num>
+  <w:num w:numId="30" w16cid:durableId="507647020">
+    <w:abstractNumId w:val="20"/>
+  </w:num>
+  <w:num w:numId="31" w16cid:durableId="1721511304">
+    <w:abstractNumId w:val="10"/>
+  </w:num>
+  <w:num w:numId="32" w16cid:durableId="74135938">
+    <w:abstractNumId w:val="11"/>
+  </w:num>
+  <w:num w:numId="33" w16cid:durableId="864947693">
+    <w:abstractNumId w:val="24"/>
+  </w:num>
+  <w:num w:numId="34" w16cid:durableId="1604655825">
+    <w:abstractNumId w:val="2"/>
+  </w:num>
+  <w:num w:numId="35" w16cid:durableId="220218820">
+    <w:abstractNumId w:val="16"/>
   </w:num>
 </w:numbering>
 </file>
@@ -21980,6 +23608,7 @@
   <w:style w:type="character" w:default="1" w:styleId="DefaultParagraphFont">
     <w:name w:val="Default Paragraph Font"/>
     <w:uiPriority w:val="1"/>
+    <w:semiHidden/>
     <w:unhideWhenUsed/>
   </w:style>
   <w:style w:type="table" w:default="1" w:styleId="TableNormal">
@@ -23255,11 +24884,12 @@
 </file>
 
 <file path=customXml/item2.xml><?xml version="1.0" encoding="utf-8"?>
-<p:properties xmlns:p="http://schemas.microsoft.com/office/2006/metadata/properties" xmlns:xsi="http://www.w3.org/2001/XMLSchema-instance" xmlns:pc="http://schemas.microsoft.com/office/infopath/2007/PartnerControls">
-  <documentManagement>
-    <_activity xmlns="51884dc0-db32-448f-8227-b7a0a9fef694" xsi:nil="true"/>
-  </documentManagement>
-</p:properties>
+<?mso-contentType ?>
+<FormTemplates xmlns="http://schemas.microsoft.com/sharepoint/v3/contenttype/forms">
+  <Display>DocumentLibraryForm</Display>
+  <Edit>DocumentLibraryForm</Edit>
+  <New>DocumentLibraryForm</New>
+</FormTemplates>
 </file>
 
 <file path=customXml/item3.xml><?xml version="1.0" encoding="utf-8"?>
@@ -23267,12 +24897,11 @@
 </file>
 
 <file path=customXml/item4.xml><?xml version="1.0" encoding="utf-8"?>
-<?mso-contentType ?>
-<FormTemplates xmlns="http://schemas.microsoft.com/sharepoint/v3/contenttype/forms">
-  <Display>DocumentLibraryForm</Display>
-  <Edit>DocumentLibraryForm</Edit>
-  <New>DocumentLibraryForm</New>
-</FormTemplates>
+<p:properties xmlns:p="http://schemas.microsoft.com/office/2006/metadata/properties" xmlns:xsi="http://www.w3.org/2001/XMLSchema-instance" xmlns:pc="http://schemas.microsoft.com/office/infopath/2007/PartnerControls">
+  <documentManagement>
+    <_activity xmlns="51884dc0-db32-448f-8227-b7a0a9fef694" xsi:nil="true"/>
+  </documentManagement>
+</p:properties>
 </file>
 
 <file path=customXml/itemProps1.xml><?xml version="1.0" encoding="utf-8"?>
@@ -23294,11 +24923,9 @@
 </file>
 
 <file path=customXml/itemProps2.xml><?xml version="1.0" encoding="utf-8"?>
-<ds:datastoreItem xmlns:ds="http://schemas.openxmlformats.org/officeDocument/2006/customXml" ds:itemID="{1C37E62E-9BA4-44F6-A7B7-D3CA5973CACD}">
+<ds:datastoreItem xmlns:ds="http://schemas.openxmlformats.org/officeDocument/2006/customXml" ds:itemID="{55D127AF-443C-48BE-B087-B3728CA458E6}">
   <ds:schemaRefs>
-    <ds:schemaRef ds:uri="http://schemas.microsoft.com/office/2006/metadata/properties"/>
-    <ds:schemaRef ds:uri="http://schemas.microsoft.com/office/infopath/2007/PartnerControls"/>
-    <ds:schemaRef ds:uri="51884dc0-db32-448f-8227-b7a0a9fef694"/>
+    <ds:schemaRef ds:uri="http://schemas.microsoft.com/sharepoint/v3/contenttype/forms"/>
   </ds:schemaRefs>
 </ds:datastoreItem>
 </file>
@@ -23312,9 +24939,11 @@
 </file>
 
 <file path=customXml/itemProps4.xml><?xml version="1.0" encoding="utf-8"?>
-<ds:datastoreItem xmlns:ds="http://schemas.openxmlformats.org/officeDocument/2006/customXml" ds:itemID="{55D127AF-443C-48BE-B087-B3728CA458E6}">
+<ds:datastoreItem xmlns:ds="http://schemas.openxmlformats.org/officeDocument/2006/customXml" ds:itemID="{1C37E62E-9BA4-44F6-A7B7-D3CA5973CACD}">
   <ds:schemaRefs>
-    <ds:schemaRef ds:uri="http://schemas.microsoft.com/sharepoint/v3/contenttype/forms"/>
+    <ds:schemaRef ds:uri="http://schemas.microsoft.com/office/2006/metadata/properties"/>
+    <ds:schemaRef ds:uri="http://schemas.microsoft.com/office/infopath/2007/PartnerControls"/>
+    <ds:schemaRef ds:uri="51884dc0-db32-448f-8227-b7a0a9fef694"/>
   </ds:schemaRefs>
 </ds:datastoreItem>
 </file>
--- a/Smart Parking Platform Project.docx
+++ b/Smart Parking Platform Project.docx
@@ -19552,7 +19552,7 @@
       <w:t xml:space="preserve">Version </w:t>
     </w:r>
     <w:r>
-      <w:t>5</w:t>
+      <w:t>6</w:t>
     </w:r>
     <w:r>
       <w:t>.0</w:t>
@@ -24696,6 +24696,27 @@
 </file>
 
 <file path=customXml/item1.xml><?xml version="1.0" encoding="utf-8"?>
+<p:properties xmlns:p="http://schemas.microsoft.com/office/2006/metadata/properties" xmlns:xsi="http://www.w3.org/2001/XMLSchema-instance" xmlns:pc="http://schemas.microsoft.com/office/infopath/2007/PartnerControls">
+  <documentManagement>
+    <_activity xmlns="51884dc0-db32-448f-8227-b7a0a9fef694" xsi:nil="true"/>
+  </documentManagement>
+</p:properties>
+</file>
+
+<file path=customXml/item2.xml><?xml version="1.0" encoding="utf-8"?>
+<b:Sources xmlns:b="http://schemas.openxmlformats.org/officeDocument/2006/bibliography" xmlns="http://schemas.openxmlformats.org/officeDocument/2006/bibliography" SelectedStyle="\APASixthEditionOfficeOnline.xsl" StyleName="APA" Version="6"/>
+</file>
+
+<file path=customXml/item3.xml><?xml version="1.0" encoding="utf-8"?>
+<?mso-contentType ?>
+<FormTemplates xmlns="http://schemas.microsoft.com/sharepoint/v3/contenttype/forms">
+  <Display>DocumentLibraryForm</Display>
+  <Edit>DocumentLibraryForm</Edit>
+  <New>DocumentLibraryForm</New>
+</FormTemplates>
+</file>
+
+<file path=customXml/item4.xml><?xml version="1.0" encoding="utf-8"?>
 <ct:contentTypeSchema xmlns:ct="http://schemas.microsoft.com/office/2006/metadata/contentType" xmlns:ma="http://schemas.microsoft.com/office/2006/metadata/properties/metaAttributes" ct:_="" ma:_="" ma:contentTypeName="Document" ma:contentTypeID="0x0101004F0666F0D828EB408E969AB93732FF84" ma:contentTypeVersion="11" ma:contentTypeDescription="Create a new document." ma:contentTypeScope="" ma:versionID="2b799fa7da6c7419d60c969fc2ad381d">
   <xsd:schema xmlns:xsd="http://www.w3.org/2001/XMLSchema" xmlns:xs="http://www.w3.org/2001/XMLSchema" xmlns:p="http://schemas.microsoft.com/office/2006/metadata/properties" xmlns:ns3="51884dc0-db32-448f-8227-b7a0a9fef694" targetNamespace="http://schemas.microsoft.com/office/2006/metadata/properties" ma:root="true" ma:fieldsID="fc89317b5aca35ca8790ca4e6aa8dd14" ns3:_="">
     <xsd:import namespace="51884dc0-db32-448f-8227-b7a0a9fef694"/>
@@ -24883,28 +24904,33 @@
 </ct:contentTypeSchema>
 </file>
 
-<file path=customXml/item2.xml><?xml version="1.0" encoding="utf-8"?>
-<?mso-contentType ?>
-<FormTemplates xmlns="http://schemas.microsoft.com/sharepoint/v3/contenttype/forms">
-  <Display>DocumentLibraryForm</Display>
-  <Edit>DocumentLibraryForm</Edit>
-  <New>DocumentLibraryForm</New>
-</FormTemplates>
+<file path=customXml/itemProps1.xml><?xml version="1.0" encoding="utf-8"?>
+<ds:datastoreItem xmlns:ds="http://schemas.openxmlformats.org/officeDocument/2006/customXml" ds:itemID="{1C37E62E-9BA4-44F6-A7B7-D3CA5973CACD}">
+  <ds:schemaRefs>
+    <ds:schemaRef ds:uri="http://schemas.microsoft.com/office/2006/metadata/properties"/>
+    <ds:schemaRef ds:uri="http://schemas.microsoft.com/office/infopath/2007/PartnerControls"/>
+    <ds:schemaRef ds:uri="51884dc0-db32-448f-8227-b7a0a9fef694"/>
+  </ds:schemaRefs>
+</ds:datastoreItem>
 </file>
 
-<file path=customXml/item3.xml><?xml version="1.0" encoding="utf-8"?>
-<b:Sources xmlns:b="http://schemas.openxmlformats.org/officeDocument/2006/bibliography" xmlns="http://schemas.openxmlformats.org/officeDocument/2006/bibliography" SelectedStyle="\APASixthEditionOfficeOnline.xsl" StyleName="APA" Version="6"/>
+<file path=customXml/itemProps2.xml><?xml version="1.0" encoding="utf-8"?>
+<ds:datastoreItem xmlns:ds="http://schemas.openxmlformats.org/officeDocument/2006/customXml" ds:itemID="{127FFF82-F9A5-457B-A0C8-8F273CBCD5EB}">
+  <ds:schemaRefs>
+    <ds:schemaRef ds:uri="http://schemas.openxmlformats.org/officeDocument/2006/bibliography"/>
+  </ds:schemaRefs>
+</ds:datastoreItem>
 </file>
 
-<file path=customXml/item4.xml><?xml version="1.0" encoding="utf-8"?>
-<p:properties xmlns:p="http://schemas.microsoft.com/office/2006/metadata/properties" xmlns:xsi="http://www.w3.org/2001/XMLSchema-instance" xmlns:pc="http://schemas.microsoft.com/office/infopath/2007/PartnerControls">
-  <documentManagement>
-    <_activity xmlns="51884dc0-db32-448f-8227-b7a0a9fef694" xsi:nil="true"/>
-  </documentManagement>
-</p:properties>
+<file path=customXml/itemProps3.xml><?xml version="1.0" encoding="utf-8"?>
+<ds:datastoreItem xmlns:ds="http://schemas.openxmlformats.org/officeDocument/2006/customXml" ds:itemID="{55D127AF-443C-48BE-B087-B3728CA458E6}">
+  <ds:schemaRefs>
+    <ds:schemaRef ds:uri="http://schemas.microsoft.com/sharepoint/v3/contenttype/forms"/>
+  </ds:schemaRefs>
+</ds:datastoreItem>
 </file>
 
-<file path=customXml/itemProps1.xml><?xml version="1.0" encoding="utf-8"?>
+<file path=customXml/itemProps4.xml><?xml version="1.0" encoding="utf-8"?>
 <ds:datastoreItem xmlns:ds="http://schemas.openxmlformats.org/officeDocument/2006/customXml" ds:itemID="{E468AD01-C478-405F-AC25-261F7DEA7B78}">
   <ds:schemaRefs>
     <ds:schemaRef ds:uri="http://schemas.microsoft.com/office/2006/metadata/contentType"/>
@@ -24920,30 +24946,4 @@
     <ds:schemaRef ds:uri="http://schemas.microsoft.com/internal/obd"/>
   </ds:schemaRefs>
 </ds:datastoreItem>
-</file>
-
-<file path=customXml/itemProps2.xml><?xml version="1.0" encoding="utf-8"?>
-<ds:datastoreItem xmlns:ds="http://schemas.openxmlformats.org/officeDocument/2006/customXml" ds:itemID="{55D127AF-443C-48BE-B087-B3728CA458E6}">
-  <ds:schemaRefs>
-    <ds:schemaRef ds:uri="http://schemas.microsoft.com/sharepoint/v3/contenttype/forms"/>
-  </ds:schemaRefs>
-</ds:datastoreItem>
-</file>
-
-<file path=customXml/itemProps3.xml><?xml version="1.0" encoding="utf-8"?>
-<ds:datastoreItem xmlns:ds="http://schemas.openxmlformats.org/officeDocument/2006/customXml" ds:itemID="{127FFF82-F9A5-457B-A0C8-8F273CBCD5EB}">
-  <ds:schemaRefs>
-    <ds:schemaRef ds:uri="http://schemas.openxmlformats.org/officeDocument/2006/bibliography"/>
-  </ds:schemaRefs>
-</ds:datastoreItem>
-</file>
-
-<file path=customXml/itemProps4.xml><?xml version="1.0" encoding="utf-8"?>
-<ds:datastoreItem xmlns:ds="http://schemas.openxmlformats.org/officeDocument/2006/customXml" ds:itemID="{1C37E62E-9BA4-44F6-A7B7-D3CA5973CACD}">
-  <ds:schemaRefs>
-    <ds:schemaRef ds:uri="http://schemas.microsoft.com/office/2006/metadata/properties"/>
-    <ds:schemaRef ds:uri="http://schemas.microsoft.com/office/infopath/2007/PartnerControls"/>
-    <ds:schemaRef ds:uri="51884dc0-db32-448f-8227-b7a0a9fef694"/>
-  </ds:schemaRefs>
-</ds:datastoreItem>
 </file>
--- a/Smart Parking Platform Project.docx
+++ b/Smart Parking Platform Project.docx
@@ -377,7 +377,7 @@
           <w:r>
             <w:fldChar w:fldCharType="separate"/>
           </w:r>
-          <w:hyperlink w:anchor="_Toc242996755" w:history="1">
+          <w:hyperlink w:anchor="_Toc244170221" w:history="1">
             <w:r>
               <w:rPr>
                 <w:rStyle w:val="Hyperlink"/>
@@ -405,7 +405,7 @@
                 <w:noProof/>
                 <w:webHidden/>
               </w:rPr>
-              <w:instrText xml:space="preserve"> PAGEREF _Toc242996755 \h </w:instrText>
+              <w:instrText xml:space="preserve"> PAGEREF _Toc244170221 \h </w:instrText>
             </w:r>
             <w:r>
               <w:rPr>
@@ -450,7 +450,7 @@
               <w14:ligatures w14:val="standardContextual"/>
             </w:rPr>
           </w:pPr>
-          <w:hyperlink w:anchor="_Toc242996756" w:history="1">
+          <w:hyperlink w:anchor="_Toc244170222" w:history="1">
             <w:r>
               <w:rPr>
                 <w:rStyle w:val="Hyperlink"/>
@@ -478,7 +478,7 @@
                 <w:noProof/>
                 <w:webHidden/>
               </w:rPr>
-              <w:instrText xml:space="preserve"> PAGEREF _Toc242996756 \h </w:instrText>
+              <w:instrText xml:space="preserve"> PAGEREF _Toc244170222 \h </w:instrText>
             </w:r>
             <w:r>
               <w:rPr>
@@ -523,7 +523,7 @@
               <w14:ligatures w14:val="standardContextual"/>
             </w:rPr>
           </w:pPr>
-          <w:hyperlink w:anchor="_Toc242996757" w:history="1">
+          <w:hyperlink w:anchor="_Toc244170223" w:history="1">
             <w:r>
               <w:rPr>
                 <w:rStyle w:val="Hyperlink"/>
@@ -551,7 +551,7 @@
                 <w:noProof/>
                 <w:webHidden/>
               </w:rPr>
-              <w:instrText xml:space="preserve"> PAGEREF _Toc242996757 \h </w:instrText>
+              <w:instrText xml:space="preserve"> PAGEREF _Toc244170223 \h </w:instrText>
             </w:r>
             <w:r>
               <w:rPr>
@@ -596,7 +596,7 @@
               <w14:ligatures w14:val="standardContextual"/>
             </w:rPr>
           </w:pPr>
-          <w:hyperlink w:anchor="_Toc242996758" w:history="1">
+          <w:hyperlink w:anchor="_Toc244170224" w:history="1">
             <w:r>
               <w:rPr>
                 <w:rStyle w:val="Hyperlink"/>
@@ -624,7 +624,7 @@
                 <w:noProof/>
                 <w:webHidden/>
               </w:rPr>
-              <w:instrText xml:space="preserve"> PAGEREF _Toc242996758 \h </w:instrText>
+              <w:instrText xml:space="preserve"> PAGEREF _Toc244170224 \h </w:instrText>
             </w:r>
             <w:r>
               <w:rPr>
@@ -669,7 +669,7 @@
               <w14:ligatures w14:val="standardContextual"/>
             </w:rPr>
           </w:pPr>
-          <w:hyperlink w:anchor="_Toc242996759" w:history="1">
+          <w:hyperlink w:anchor="_Toc244170225" w:history="1">
             <w:r>
               <w:rPr>
                 <w:rStyle w:val="Hyperlink"/>
@@ -697,7 +697,7 @@
                 <w:noProof/>
                 <w:webHidden/>
               </w:rPr>
-              <w:instrText xml:space="preserve"> PAGEREF _Toc242996759 \h </w:instrText>
+              <w:instrText xml:space="preserve"> PAGEREF _Toc244170225 \h </w:instrText>
             </w:r>
             <w:r>
               <w:rPr>
@@ -742,7 +742,7 @@
               <w14:ligatures w14:val="standardContextual"/>
             </w:rPr>
           </w:pPr>
-          <w:hyperlink w:anchor="_Toc242996760" w:history="1">
+          <w:hyperlink w:anchor="_Toc244170226" w:history="1">
             <w:r>
               <w:rPr>
                 <w:rStyle w:val="Hyperlink"/>
@@ -770,7 +770,7 @@
                 <w:noProof/>
                 <w:webHidden/>
               </w:rPr>
-              <w:instrText xml:space="preserve"> PAGEREF _Toc242996760 \h </w:instrText>
+              <w:instrText xml:space="preserve"> PAGEREF _Toc244170226 \h </w:instrText>
             </w:r>
             <w:r>
               <w:rPr>
@@ -815,7 +815,7 @@
               <w14:ligatures w14:val="standardContextual"/>
             </w:rPr>
           </w:pPr>
-          <w:hyperlink w:anchor="_Toc242996761" w:history="1">
+          <w:hyperlink w:anchor="_Toc244170227" w:history="1">
             <w:r>
               <w:rPr>
                 <w:rStyle w:val="Hyperlink"/>
@@ -843,7 +843,7 @@
                 <w:noProof/>
                 <w:webHidden/>
               </w:rPr>
-              <w:instrText xml:space="preserve"> PAGEREF _Toc242996761 \h </w:instrText>
+              <w:instrText xml:space="preserve"> PAGEREF _Toc244170227 \h </w:instrText>
             </w:r>
             <w:r>
               <w:rPr>
@@ -888,7 +888,7 @@
               <w14:ligatures w14:val="standardContextual"/>
             </w:rPr>
           </w:pPr>
-          <w:hyperlink w:anchor="_Toc242996762" w:history="1">
+          <w:hyperlink w:anchor="_Toc244170228" w:history="1">
             <w:r>
               <w:rPr>
                 <w:rStyle w:val="Hyperlink"/>
@@ -916,7 +916,7 @@
                 <w:noProof/>
                 <w:webHidden/>
               </w:rPr>
-              <w:instrText xml:space="preserve"> PAGEREF _Toc242996762 \h </w:instrText>
+              <w:instrText xml:space="preserve"> PAGEREF _Toc244170228 \h </w:instrText>
             </w:r>
             <w:r>
               <w:rPr>
@@ -961,7 +961,7 @@
               <w14:ligatures w14:val="standardContextual"/>
             </w:rPr>
           </w:pPr>
-          <w:hyperlink w:anchor="_Toc242996763" w:history="1">
+          <w:hyperlink w:anchor="_Toc244170229" w:history="1">
             <w:r>
               <w:rPr>
                 <w:rStyle w:val="Hyperlink"/>
@@ -989,7 +989,7 @@
                 <w:noProof/>
                 <w:webHidden/>
               </w:rPr>
-              <w:instrText xml:space="preserve"> PAGEREF _Toc242996763 \h </w:instrText>
+              <w:instrText xml:space="preserve"> PAGEREF _Toc244170229 \h </w:instrText>
             </w:r>
             <w:r>
               <w:rPr>
@@ -1034,7 +1034,7 @@
               <w14:ligatures w14:val="standardContextual"/>
             </w:rPr>
           </w:pPr>
-          <w:hyperlink w:anchor="_Toc242996764" w:history="1">
+          <w:hyperlink w:anchor="_Toc244170230" w:history="1">
             <w:r>
               <w:rPr>
                 <w:rStyle w:val="Hyperlink"/>
@@ -1062,7 +1062,7 @@
                 <w:noProof/>
                 <w:webHidden/>
               </w:rPr>
-              <w:instrText xml:space="preserve"> PAGEREF _Toc242996764 \h </w:instrText>
+              <w:instrText xml:space="preserve"> PAGEREF _Toc244170230 \h </w:instrText>
             </w:r>
             <w:r>
               <w:rPr>
@@ -1107,7 +1107,7 @@
               <w14:ligatures w14:val="standardContextual"/>
             </w:rPr>
           </w:pPr>
-          <w:hyperlink w:anchor="_Toc242996765" w:history="1">
+          <w:hyperlink w:anchor="_Toc244170231" w:history="1">
             <w:r>
               <w:rPr>
                 <w:rStyle w:val="Hyperlink"/>
@@ -1135,7 +1135,7 @@
                 <w:noProof/>
                 <w:webHidden/>
               </w:rPr>
-              <w:instrText xml:space="preserve"> PAGEREF _Toc242996765 \h </w:instrText>
+              <w:instrText xml:space="preserve"> PAGEREF _Toc244170231 \h </w:instrText>
             </w:r>
             <w:r>
               <w:rPr>
@@ -1180,7 +1180,7 @@
               <w14:ligatures w14:val="standardContextual"/>
             </w:rPr>
           </w:pPr>
-          <w:hyperlink w:anchor="_Toc242996766" w:history="1">
+          <w:hyperlink w:anchor="_Toc244170232" w:history="1">
             <w:r>
               <w:rPr>
                 <w:rStyle w:val="Hyperlink"/>
@@ -1208,7 +1208,7 @@
                 <w:noProof/>
                 <w:webHidden/>
               </w:rPr>
-              <w:instrText xml:space="preserve"> PAGEREF _Toc242996766 \h </w:instrText>
+              <w:instrText xml:space="preserve"> PAGEREF _Toc244170232 \h </w:instrText>
             </w:r>
             <w:r>
               <w:rPr>
@@ -1253,7 +1253,7 @@
               <w14:ligatures w14:val="standardContextual"/>
             </w:rPr>
           </w:pPr>
-          <w:hyperlink w:anchor="_Toc242996767" w:history="1">
+          <w:hyperlink w:anchor="_Toc244170233" w:history="1">
             <w:r>
               <w:rPr>
                 <w:rStyle w:val="Hyperlink"/>
@@ -1281,7 +1281,7 @@
                 <w:noProof/>
                 <w:webHidden/>
               </w:rPr>
-              <w:instrText xml:space="preserve"> PAGEREF _Toc242996767 \h </w:instrText>
+              <w:instrText xml:space="preserve"> PAGEREF _Toc244170233 \h </w:instrText>
             </w:r>
             <w:r>
               <w:rPr>
@@ -1326,7 +1326,7 @@
               <w14:ligatures w14:val="standardContextual"/>
             </w:rPr>
           </w:pPr>
-          <w:hyperlink w:anchor="_Toc242996768" w:history="1">
+          <w:hyperlink w:anchor="_Toc244170234" w:history="1">
             <w:r>
               <w:rPr>
                 <w:rStyle w:val="Hyperlink"/>
@@ -1354,7 +1354,7 @@
                 <w:noProof/>
                 <w:webHidden/>
               </w:rPr>
-              <w:instrText xml:space="preserve"> PAGEREF _Toc242996768 \h </w:instrText>
+              <w:instrText xml:space="preserve"> PAGEREF _Toc244170234 \h </w:instrText>
             </w:r>
             <w:r>
               <w:rPr>
@@ -1399,7 +1399,7 @@
               <w14:ligatures w14:val="standardContextual"/>
             </w:rPr>
           </w:pPr>
-          <w:hyperlink w:anchor="_Toc242996769" w:history="1">
+          <w:hyperlink w:anchor="_Toc244170235" w:history="1">
             <w:r>
               <w:rPr>
                 <w:rStyle w:val="Hyperlink"/>
@@ -1427,7 +1427,7 @@
                 <w:noProof/>
                 <w:webHidden/>
               </w:rPr>
-              <w:instrText xml:space="preserve"> PAGEREF _Toc242996769 \h </w:instrText>
+              <w:instrText xml:space="preserve"> PAGEREF _Toc244170235 \h </w:instrText>
             </w:r>
             <w:r>
               <w:rPr>
@@ -1472,7 +1472,7 @@
               <w14:ligatures w14:val="standardContextual"/>
             </w:rPr>
           </w:pPr>
-          <w:hyperlink w:anchor="_Toc242996770" w:history="1">
+          <w:hyperlink w:anchor="_Toc244170236" w:history="1">
             <w:r>
               <w:rPr>
                 <w:rStyle w:val="Hyperlink"/>
@@ -1500,7 +1500,7 @@
                 <w:noProof/>
                 <w:webHidden/>
               </w:rPr>
-              <w:instrText xml:space="preserve"> PAGEREF _Toc242996770 \h </w:instrText>
+              <w:instrText xml:space="preserve"> PAGEREF _Toc244170236 \h </w:instrText>
             </w:r>
             <w:r>
               <w:rPr>
@@ -1545,7 +1545,7 @@
               <w14:ligatures w14:val="standardContextual"/>
             </w:rPr>
           </w:pPr>
-          <w:hyperlink w:anchor="_Toc242996771" w:history="1">
+          <w:hyperlink w:anchor="_Toc244170237" w:history="1">
             <w:r>
               <w:rPr>
                 <w:rStyle w:val="Hyperlink"/>
@@ -1573,7 +1573,7 @@
                 <w:noProof/>
                 <w:webHidden/>
               </w:rPr>
-              <w:instrText xml:space="preserve"> PAGEREF _Toc242996771 \h </w:instrText>
+              <w:instrText xml:space="preserve"> PAGEREF _Toc244170237 \h </w:instrText>
             </w:r>
             <w:r>
               <w:rPr>
@@ -1618,7 +1618,7 @@
               <w14:ligatures w14:val="standardContextual"/>
             </w:rPr>
           </w:pPr>
-          <w:hyperlink w:anchor="_Toc242996772" w:history="1">
+          <w:hyperlink w:anchor="_Toc244170238" w:history="1">
             <w:r>
               <w:rPr>
                 <w:rStyle w:val="Hyperlink"/>
@@ -1646,7 +1646,7 @@
                 <w:noProof/>
                 <w:webHidden/>
               </w:rPr>
-              <w:instrText xml:space="preserve"> PAGEREF _Toc242996772 \h </w:instrText>
+              <w:instrText xml:space="preserve"> PAGEREF _Toc244170238 \h </w:instrText>
             </w:r>
             <w:r>
               <w:rPr>
@@ -1691,7 +1691,7 @@
               <w14:ligatures w14:val="standardContextual"/>
             </w:rPr>
           </w:pPr>
-          <w:hyperlink w:anchor="_Toc242996773" w:history="1">
+          <w:hyperlink w:anchor="_Toc244170239" w:history="1">
             <w:r>
               <w:rPr>
                 <w:rStyle w:val="Hyperlink"/>
@@ -1719,7 +1719,7 @@
                 <w:noProof/>
                 <w:webHidden/>
               </w:rPr>
-              <w:instrText xml:space="preserve"> PAGEREF _Toc242996773 \h </w:instrText>
+              <w:instrText xml:space="preserve"> PAGEREF _Toc244170239 \h </w:instrText>
             </w:r>
             <w:r>
               <w:rPr>
@@ -1764,7 +1764,7 @@
               <w14:ligatures w14:val="standardContextual"/>
             </w:rPr>
           </w:pPr>
-          <w:hyperlink w:anchor="_Toc242996774" w:history="1">
+          <w:hyperlink w:anchor="_Toc244170240" w:history="1">
             <w:r>
               <w:rPr>
                 <w:rStyle w:val="Hyperlink"/>
@@ -1792,7 +1792,7 @@
                 <w:noProof/>
                 <w:webHidden/>
               </w:rPr>
-              <w:instrText xml:space="preserve"> PAGEREF _Toc242996774 \h </w:instrText>
+              <w:instrText xml:space="preserve"> PAGEREF _Toc244170240 \h </w:instrText>
             </w:r>
             <w:r>
               <w:rPr>
@@ -1837,7 +1837,7 @@
               <w14:ligatures w14:val="standardContextual"/>
             </w:rPr>
           </w:pPr>
-          <w:hyperlink w:anchor="_Toc242996775" w:history="1">
+          <w:hyperlink w:anchor="_Toc244170241" w:history="1">
             <w:r>
               <w:rPr>
                 <w:rStyle w:val="Hyperlink"/>
@@ -1865,7 +1865,7 @@
                 <w:noProof/>
                 <w:webHidden/>
               </w:rPr>
-              <w:instrText xml:space="preserve"> PAGEREF _Toc242996775 \h </w:instrText>
+              <w:instrText xml:space="preserve"> PAGEREF _Toc244170241 \h </w:instrText>
             </w:r>
             <w:r>
               <w:rPr>
@@ -1910,7 +1910,7 @@
               <w14:ligatures w14:val="standardContextual"/>
             </w:rPr>
           </w:pPr>
-          <w:hyperlink w:anchor="_Toc242996776" w:history="1">
+          <w:hyperlink w:anchor="_Toc244170242" w:history="1">
             <w:r>
               <w:rPr>
                 <w:rStyle w:val="Hyperlink"/>
@@ -1938,7 +1938,7 @@
                 <w:noProof/>
                 <w:webHidden/>
               </w:rPr>
-              <w:instrText xml:space="preserve"> PAGEREF _Toc242996776 \h </w:instrText>
+              <w:instrText xml:space="preserve"> PAGEREF _Toc244170242 \h </w:instrText>
             </w:r>
             <w:r>
               <w:rPr>
@@ -1983,7 +1983,7 @@
               <w14:ligatures w14:val="standardContextual"/>
             </w:rPr>
           </w:pPr>
-          <w:hyperlink w:anchor="_Toc242996777" w:history="1">
+          <w:hyperlink w:anchor="_Toc244170243" w:history="1">
             <w:r>
               <w:rPr>
                 <w:rStyle w:val="Hyperlink"/>
@@ -2011,7 +2011,7 @@
                 <w:noProof/>
                 <w:webHidden/>
               </w:rPr>
-              <w:instrText xml:space="preserve"> PAGEREF _Toc242996777 \h </w:instrText>
+              <w:instrText xml:space="preserve"> PAGEREF _Toc244170243 \h </w:instrText>
             </w:r>
             <w:r>
               <w:rPr>
@@ -2056,7 +2056,7 @@
               <w14:ligatures w14:val="standardContextual"/>
             </w:rPr>
           </w:pPr>
-          <w:hyperlink w:anchor="_Toc242996778" w:history="1">
+          <w:hyperlink w:anchor="_Toc244170244" w:history="1">
             <w:r>
               <w:rPr>
                 <w:rStyle w:val="Hyperlink"/>
@@ -2084,7 +2084,7 @@
                 <w:noProof/>
                 <w:webHidden/>
               </w:rPr>
-              <w:instrText xml:space="preserve"> PAGEREF _Toc242996778 \h </w:instrText>
+              <w:instrText xml:space="preserve"> PAGEREF _Toc244170244 \h </w:instrText>
             </w:r>
             <w:r>
               <w:rPr>
@@ -2129,7 +2129,7 @@
               <w14:ligatures w14:val="standardContextual"/>
             </w:rPr>
           </w:pPr>
-          <w:hyperlink w:anchor="_Toc242996779" w:history="1">
+          <w:hyperlink w:anchor="_Toc244170245" w:history="1">
             <w:r>
               <w:rPr>
                 <w:rStyle w:val="Hyperlink"/>
@@ -2157,7 +2157,7 @@
                 <w:noProof/>
                 <w:webHidden/>
               </w:rPr>
-              <w:instrText xml:space="preserve"> PAGEREF _Toc242996779 \h </w:instrText>
+              <w:instrText xml:space="preserve"> PAGEREF _Toc244170245 \h </w:instrText>
             </w:r>
             <w:r>
               <w:rPr>
@@ -2202,7 +2202,7 @@
               <w14:ligatures w14:val="standardContextual"/>
             </w:rPr>
           </w:pPr>
-          <w:hyperlink w:anchor="_Toc242996780" w:history="1">
+          <w:hyperlink w:anchor="_Toc244170246" w:history="1">
             <w:r>
               <w:rPr>
                 <w:rStyle w:val="Hyperlink"/>
@@ -2230,7 +2230,7 @@
                 <w:noProof/>
                 <w:webHidden/>
               </w:rPr>
-              <w:instrText xml:space="preserve"> PAGEREF _Toc242996780 \h </w:instrText>
+              <w:instrText xml:space="preserve"> PAGEREF _Toc244170246 \h </w:instrText>
             </w:r>
             <w:r>
               <w:rPr>
@@ -2275,7 +2275,7 @@
               <w14:ligatures w14:val="standardContextual"/>
             </w:rPr>
           </w:pPr>
-          <w:hyperlink w:anchor="_Toc242996781" w:history="1">
+          <w:hyperlink w:anchor="_Toc244170247" w:history="1">
             <w:r>
               <w:rPr>
                 <w:rStyle w:val="Hyperlink"/>
@@ -2303,7 +2303,7 @@
                 <w:noProof/>
                 <w:webHidden/>
               </w:rPr>
-              <w:instrText xml:space="preserve"> PAGEREF _Toc242996781 \h </w:instrText>
+              <w:instrText xml:space="preserve"> PAGEREF _Toc244170247 \h </w:instrText>
             </w:r>
             <w:r>
               <w:rPr>
@@ -2348,7 +2348,7 @@
               <w14:ligatures w14:val="standardContextual"/>
             </w:rPr>
           </w:pPr>
-          <w:hyperlink w:anchor="_Toc242996782" w:history="1">
+          <w:hyperlink w:anchor="_Toc244170248" w:history="1">
             <w:r>
               <w:rPr>
                 <w:rStyle w:val="Hyperlink"/>
@@ -2376,7 +2376,7 @@
                 <w:noProof/>
                 <w:webHidden/>
               </w:rPr>
-              <w:instrText xml:space="preserve"> PAGEREF _Toc242996782 \h </w:instrText>
+              <w:instrText xml:space="preserve"> PAGEREF _Toc244170248 \h </w:instrText>
             </w:r>
             <w:r>
               <w:rPr>
@@ -2421,7 +2421,7 @@
               <w14:ligatures w14:val="standardContextual"/>
             </w:rPr>
           </w:pPr>
-          <w:hyperlink w:anchor="_Toc242996783" w:history="1">
+          <w:hyperlink w:anchor="_Toc244170249" w:history="1">
             <w:r>
               <w:rPr>
                 <w:rStyle w:val="Hyperlink"/>
@@ -2449,7 +2449,7 @@
                 <w:noProof/>
                 <w:webHidden/>
               </w:rPr>
-              <w:instrText xml:space="preserve"> PAGEREF _Toc242996783 \h </w:instrText>
+              <w:instrText xml:space="preserve"> PAGEREF _Toc244170249 \h </w:instrText>
             </w:r>
             <w:r>
               <w:rPr>
@@ -2494,7 +2494,7 @@
               <w14:ligatures w14:val="standardContextual"/>
             </w:rPr>
           </w:pPr>
-          <w:hyperlink w:anchor="_Toc242996784" w:history="1">
+          <w:hyperlink w:anchor="_Toc244170250" w:history="1">
             <w:r>
               <w:rPr>
                 <w:rStyle w:val="Hyperlink"/>
@@ -2522,7 +2522,7 @@
                 <w:noProof/>
                 <w:webHidden/>
               </w:rPr>
-              <w:instrText xml:space="preserve"> PAGEREF _Toc242996784 \h </w:instrText>
+              <w:instrText xml:space="preserve"> PAGEREF _Toc244170250 \h </w:instrText>
             </w:r>
             <w:r>
               <w:rPr>
@@ -2567,7 +2567,7 @@
               <w14:ligatures w14:val="standardContextual"/>
             </w:rPr>
           </w:pPr>
-          <w:hyperlink w:anchor="_Toc242996785" w:history="1">
+          <w:hyperlink w:anchor="_Toc244170251" w:history="1">
             <w:r>
               <w:rPr>
                 <w:rStyle w:val="Hyperlink"/>
@@ -2595,7 +2595,7 @@
                 <w:noProof/>
                 <w:webHidden/>
               </w:rPr>
-              <w:instrText xml:space="preserve"> PAGEREF _Toc242996785 \h </w:instrText>
+              <w:instrText xml:space="preserve"> PAGEREF _Toc244170251 \h </w:instrText>
             </w:r>
             <w:r>
               <w:rPr>
@@ -2640,7 +2640,7 @@
               <w14:ligatures w14:val="standardContextual"/>
             </w:rPr>
           </w:pPr>
-          <w:hyperlink w:anchor="_Toc242996786" w:history="1">
+          <w:hyperlink w:anchor="_Toc244170252" w:history="1">
             <w:r>
               <w:rPr>
                 <w:rStyle w:val="Hyperlink"/>
@@ -2668,7 +2668,7 @@
                 <w:noProof/>
                 <w:webHidden/>
               </w:rPr>
-              <w:instrText xml:space="preserve"> PAGEREF _Toc242996786 \h </w:instrText>
+              <w:instrText xml:space="preserve"> PAGEREF _Toc244170252 \h </w:instrText>
             </w:r>
             <w:r>
               <w:rPr>
@@ -2713,7 +2713,7 @@
               <w14:ligatures w14:val="standardContextual"/>
             </w:rPr>
           </w:pPr>
-          <w:hyperlink w:anchor="_Toc242996787" w:history="1">
+          <w:hyperlink w:anchor="_Toc244170253" w:history="1">
             <w:r>
               <w:rPr>
                 <w:rStyle w:val="Hyperlink"/>
@@ -2741,7 +2741,7 @@
                 <w:noProof/>
                 <w:webHidden/>
               </w:rPr>
-              <w:instrText xml:space="preserve"> PAGEREF _Toc242996787 \h </w:instrText>
+              <w:instrText xml:space="preserve"> PAGEREF _Toc244170253 \h </w:instrText>
             </w:r>
             <w:r>
               <w:rPr>
@@ -2786,7 +2786,7 @@
               <w14:ligatures w14:val="standardContextual"/>
             </w:rPr>
           </w:pPr>
-          <w:hyperlink w:anchor="_Toc242996788" w:history="1">
+          <w:hyperlink w:anchor="_Toc244170254" w:history="1">
             <w:r>
               <w:rPr>
                 <w:rStyle w:val="Hyperlink"/>
@@ -2814,7 +2814,7 @@
                 <w:noProof/>
                 <w:webHidden/>
               </w:rPr>
-              <w:instrText xml:space="preserve"> PAGEREF _Toc242996788 \h </w:instrText>
+              <w:instrText xml:space="preserve"> PAGEREF _Toc244170254 \h </w:instrText>
             </w:r>
             <w:r>
               <w:rPr>
@@ -2859,7 +2859,7 @@
               <w14:ligatures w14:val="standardContextual"/>
             </w:rPr>
           </w:pPr>
-          <w:hyperlink w:anchor="_Toc242996789" w:history="1">
+          <w:hyperlink w:anchor="_Toc244170255" w:history="1">
             <w:r>
               <w:rPr>
                 <w:rStyle w:val="Hyperlink"/>
@@ -2887,7 +2887,7 @@
                 <w:noProof/>
                 <w:webHidden/>
               </w:rPr>
-              <w:instrText xml:space="preserve"> PAGEREF _Toc242996789 \h </w:instrText>
+              <w:instrText xml:space="preserve"> PAGEREF _Toc244170255 \h </w:instrText>
             </w:r>
             <w:r>
               <w:rPr>
@@ -2932,7 +2932,7 @@
               <w14:ligatures w14:val="standardContextual"/>
             </w:rPr>
           </w:pPr>
-          <w:hyperlink w:anchor="_Toc242996790" w:history="1">
+          <w:hyperlink w:anchor="_Toc244170256" w:history="1">
             <w:r>
               <w:rPr>
                 <w:rStyle w:val="Hyperlink"/>
@@ -2960,7 +2960,7 @@
                 <w:noProof/>
                 <w:webHidden/>
               </w:rPr>
-              <w:instrText xml:space="preserve"> PAGEREF _Toc242996790 \h </w:instrText>
+              <w:instrText xml:space="preserve"> PAGEREF _Toc244170256 \h </w:instrText>
             </w:r>
             <w:r>
               <w:rPr>
@@ -3005,7 +3005,7 @@
               <w14:ligatures w14:val="standardContextual"/>
             </w:rPr>
           </w:pPr>
-          <w:hyperlink w:anchor="_Toc242996791" w:history="1">
+          <w:hyperlink w:anchor="_Toc244170257" w:history="1">
             <w:r>
               <w:rPr>
                 <w:rStyle w:val="Hyperlink"/>
@@ -3033,7 +3033,7 @@
                 <w:noProof/>
                 <w:webHidden/>
               </w:rPr>
-              <w:instrText xml:space="preserve"> PAGEREF _Toc242996791 \h </w:instrText>
+              <w:instrText xml:space="preserve"> PAGEREF _Toc244170257 \h </w:instrText>
             </w:r>
             <w:r>
               <w:rPr>
@@ -3054,6 +3054,298 @@
                 <w:webHidden/>
               </w:rPr>
               <w:t>xxvii</w:t>
+            </w:r>
+            <w:r>
+              <w:rPr>
+                <w:noProof/>
+                <w:webHidden/>
+              </w:rPr>
+              <w:fldChar w:fldCharType="end"/>
+            </w:r>
+          </w:hyperlink>
+        </w:p>
+        <w:p>
+          <w:pPr>
+            <w:pStyle w:val="TOC1"/>
+            <w:tabs>
+              <w:tab w:val="right" w:leader="dot" w:pos="9350"/>
+            </w:tabs>
+            <w:rPr>
+              <w:noProof/>
+              <w:kern w:val="2"/>
+              <w:sz w:val="24"/>
+              <w:szCs w:val="24"/>
+              <w14:ligatures w14:val="standardContextual"/>
+            </w:rPr>
+          </w:pPr>
+          <w:hyperlink w:anchor="_Toc244170258" w:history="1">
+            <w:r>
+              <w:rPr>
+                <w:rStyle w:val="Hyperlink"/>
+                <w:rFonts w:asciiTheme="majorBidi" w:hAnsiTheme="majorBidi"/>
+                <w:noProof/>
+              </w:rPr>
+              <w:t>8.  Stakeholder Management</w:t>
+            </w:r>
+            <w:r>
+              <w:rPr>
+                <w:noProof/>
+                <w:webHidden/>
+              </w:rPr>
+              <w:tab/>
+            </w:r>
+            <w:r>
+              <w:rPr>
+                <w:noProof/>
+                <w:webHidden/>
+              </w:rPr>
+              <w:fldChar w:fldCharType="begin"/>
+            </w:r>
+            <w:r>
+              <w:rPr>
+                <w:noProof/>
+                <w:webHidden/>
+              </w:rPr>
+              <w:instrText xml:space="preserve"> PAGEREF _Toc244170258 \h </w:instrText>
+            </w:r>
+            <w:r>
+              <w:rPr>
+                <w:noProof/>
+                <w:webHidden/>
+              </w:rPr>
+            </w:r>
+            <w:r>
+              <w:rPr>
+                <w:noProof/>
+                <w:webHidden/>
+              </w:rPr>
+              <w:fldChar w:fldCharType="separate"/>
+            </w:r>
+            <w:r>
+              <w:rPr>
+                <w:noProof/>
+                <w:webHidden/>
+              </w:rPr>
+              <w:t>xxviii</w:t>
+            </w:r>
+            <w:r>
+              <w:rPr>
+                <w:noProof/>
+                <w:webHidden/>
+              </w:rPr>
+              <w:fldChar w:fldCharType="end"/>
+            </w:r>
+          </w:hyperlink>
+        </w:p>
+        <w:p>
+          <w:pPr>
+            <w:pStyle w:val="TOC2"/>
+            <w:tabs>
+              <w:tab w:val="right" w:leader="dot" w:pos="9350"/>
+            </w:tabs>
+            <w:rPr>
+              <w:noProof/>
+              <w:kern w:val="2"/>
+              <w:sz w:val="24"/>
+              <w:szCs w:val="24"/>
+              <w14:ligatures w14:val="standardContextual"/>
+            </w:rPr>
+          </w:pPr>
+          <w:hyperlink w:anchor="_Toc244170259" w:history="1">
+            <w:r>
+              <w:rPr>
+                <w:rStyle w:val="Hyperlink"/>
+                <w:rFonts w:asciiTheme="majorBidi" w:hAnsiTheme="majorBidi"/>
+                <w:noProof/>
+              </w:rPr>
+              <w:t>8.1 Stakeholder Analysis Using the Power-Interest Grid</w:t>
+            </w:r>
+            <w:r>
+              <w:rPr>
+                <w:noProof/>
+                <w:webHidden/>
+              </w:rPr>
+              <w:tab/>
+            </w:r>
+            <w:r>
+              <w:rPr>
+                <w:noProof/>
+                <w:webHidden/>
+              </w:rPr>
+              <w:fldChar w:fldCharType="begin"/>
+            </w:r>
+            <w:r>
+              <w:rPr>
+                <w:noProof/>
+                <w:webHidden/>
+              </w:rPr>
+              <w:instrText xml:space="preserve"> PAGEREF _Toc244170259 \h </w:instrText>
+            </w:r>
+            <w:r>
+              <w:rPr>
+                <w:noProof/>
+                <w:webHidden/>
+              </w:rPr>
+            </w:r>
+            <w:r>
+              <w:rPr>
+                <w:noProof/>
+                <w:webHidden/>
+              </w:rPr>
+              <w:fldChar w:fldCharType="separate"/>
+            </w:r>
+            <w:r>
+              <w:rPr>
+                <w:noProof/>
+                <w:webHidden/>
+              </w:rPr>
+              <w:t>xxviii</w:t>
+            </w:r>
+            <w:r>
+              <w:rPr>
+                <w:noProof/>
+                <w:webHidden/>
+              </w:rPr>
+              <w:fldChar w:fldCharType="end"/>
+            </w:r>
+          </w:hyperlink>
+        </w:p>
+        <w:p>
+          <w:pPr>
+            <w:pStyle w:val="TOC2"/>
+            <w:tabs>
+              <w:tab w:val="right" w:leader="dot" w:pos="9350"/>
+            </w:tabs>
+            <w:rPr>
+              <w:noProof/>
+              <w:kern w:val="2"/>
+              <w:sz w:val="24"/>
+              <w:szCs w:val="24"/>
+              <w14:ligatures w14:val="standardContextual"/>
+            </w:rPr>
+          </w:pPr>
+          <w:hyperlink w:anchor="_Toc244170260" w:history="1">
+            <w:r>
+              <w:rPr>
+                <w:rStyle w:val="Hyperlink"/>
+                <w:rFonts w:asciiTheme="majorBidi" w:hAnsiTheme="majorBidi"/>
+                <w:noProof/>
+              </w:rPr>
+              <w:t>8.2 Team Charter</w:t>
+            </w:r>
+            <w:r>
+              <w:rPr>
+                <w:noProof/>
+                <w:webHidden/>
+              </w:rPr>
+              <w:tab/>
+            </w:r>
+            <w:r>
+              <w:rPr>
+                <w:noProof/>
+                <w:webHidden/>
+              </w:rPr>
+              <w:fldChar w:fldCharType="begin"/>
+            </w:r>
+            <w:r>
+              <w:rPr>
+                <w:noProof/>
+                <w:webHidden/>
+              </w:rPr>
+              <w:instrText xml:space="preserve"> PAGEREF _Toc244170260 \h </w:instrText>
+            </w:r>
+            <w:r>
+              <w:rPr>
+                <w:noProof/>
+                <w:webHidden/>
+              </w:rPr>
+            </w:r>
+            <w:r>
+              <w:rPr>
+                <w:noProof/>
+                <w:webHidden/>
+              </w:rPr>
+              <w:fldChar w:fldCharType="separate"/>
+            </w:r>
+            <w:r>
+              <w:rPr>
+                <w:noProof/>
+                <w:webHidden/>
+              </w:rPr>
+              <w:t>xxix</w:t>
+            </w:r>
+            <w:r>
+              <w:rPr>
+                <w:noProof/>
+                <w:webHidden/>
+              </w:rPr>
+              <w:fldChar w:fldCharType="end"/>
+            </w:r>
+          </w:hyperlink>
+        </w:p>
+        <w:p>
+          <w:pPr>
+            <w:pStyle w:val="TOC2"/>
+            <w:tabs>
+              <w:tab w:val="right" w:leader="dot" w:pos="9350"/>
+            </w:tabs>
+            <w:rPr>
+              <w:noProof/>
+              <w:kern w:val="2"/>
+              <w:sz w:val="24"/>
+              <w:szCs w:val="24"/>
+              <w14:ligatures w14:val="standardContextual"/>
+            </w:rPr>
+          </w:pPr>
+          <w:hyperlink w:anchor="_Toc244170261" w:history="1">
+            <w:r>
+              <w:rPr>
+                <w:rStyle w:val="Hyperlink"/>
+                <w:rFonts w:asciiTheme="majorBidi" w:hAnsiTheme="majorBidi"/>
+                <w:noProof/>
+              </w:rPr>
+              <w:t>8.3 Project Charter</w:t>
+            </w:r>
+            <w:r>
+              <w:rPr>
+                <w:noProof/>
+                <w:webHidden/>
+              </w:rPr>
+              <w:tab/>
+            </w:r>
+            <w:r>
+              <w:rPr>
+                <w:noProof/>
+                <w:webHidden/>
+              </w:rPr>
+              <w:fldChar w:fldCharType="begin"/>
+            </w:r>
+            <w:r>
+              <w:rPr>
+                <w:noProof/>
+                <w:webHidden/>
+              </w:rPr>
+              <w:instrText xml:space="preserve"> PAGEREF _Toc244170261 \h </w:instrText>
+            </w:r>
+            <w:r>
+              <w:rPr>
+                <w:noProof/>
+                <w:webHidden/>
+              </w:rPr>
+            </w:r>
+            <w:r>
+              <w:rPr>
+                <w:noProof/>
+                <w:webHidden/>
+              </w:rPr>
+              <w:fldChar w:fldCharType="separate"/>
+            </w:r>
+            <w:r>
+              <w:rPr>
+                <w:noProof/>
+                <w:webHidden/>
+              </w:rPr>
+              <w:t>xxx</w:t>
             </w:r>
             <w:r>
               <w:rPr>
@@ -3123,7 +3415,7 @@
           <w:color w:val="000000" w:themeColor="text1"/>
         </w:rPr>
       </w:pPr>
-      <w:bookmarkStart w:id="0" w:name="_Toc242996755"/>
+      <w:bookmarkStart w:id="0" w:name="_Toc244170221"/>
       <w:r>
         <w:rPr>
           <w:rStyle w:val="SubtleEmphasis"/>
@@ -3166,7 +3458,7 @@
           <w:color w:val="000000" w:themeColor="text1"/>
         </w:rPr>
       </w:pPr>
-      <w:bookmarkStart w:id="1" w:name="_Toc242996756"/>
+      <w:bookmarkStart w:id="1" w:name="_Toc244170222"/>
       <w:r>
         <w:rPr>
           <w:rFonts w:asciiTheme="majorBidi" w:hAnsiTheme="majorBidi"/>
@@ -3422,7 +3714,7 @@
           <w:color w:val="000000" w:themeColor="text1"/>
         </w:rPr>
       </w:pPr>
-      <w:bookmarkStart w:id="2" w:name="_Toc242996757"/>
+      <w:bookmarkStart w:id="2" w:name="_Toc244170223"/>
       <w:r>
         <w:rPr>
           <w:rFonts w:asciiTheme="majorBidi" w:hAnsiTheme="majorBidi"/>
@@ -3636,7 +3928,7 @@
           <w:color w:val="000000" w:themeColor="text1"/>
         </w:rPr>
       </w:pPr>
-      <w:bookmarkStart w:id="3" w:name="_Toc242996758"/>
+      <w:bookmarkStart w:id="3" w:name="_Toc244170224"/>
       <w:r>
         <w:rPr>
           <w:rFonts w:asciiTheme="majorBidi" w:hAnsiTheme="majorBidi"/>
@@ -3683,8 +3975,13 @@
         <w:t xml:space="preserve">Every parking application </w:t>
       </w:r>
       <w:r>
-        <w:t>serves the same intended purpose but each approach parking differently</w:t>
-      </w:r>
+        <w:t xml:space="preserve">serves the same intended purpose but each approach </w:t>
+      </w:r>
+      <w:proofErr w:type="gramStart"/>
+      <w:r>
+        <w:t>parking differently</w:t>
+      </w:r>
+      <w:proofErr w:type="gramEnd"/>
       <w:r>
         <w:t xml:space="preserve">, providing </w:t>
       </w:r>
@@ -3695,12 +3992,33 @@
         <w:t>can be compared to the Smart Parking Platform. Three popular competitors I have found are</w:t>
       </w:r>
       <w:r>
-        <w:t xml:space="preserve"> ParkHouston, Spot Hero, and ParkWhiz.</w:t>
-      </w:r>
-    </w:p>
-    <w:p>
-      <w:r>
-        <w:t xml:space="preserve">ParkHouston is a </w:t>
+        <w:t xml:space="preserve"> </w:t>
+      </w:r>
+      <w:proofErr w:type="spellStart"/>
+      <w:r>
+        <w:t>ParkHouston</w:t>
+      </w:r>
+      <w:proofErr w:type="spellEnd"/>
+      <w:r>
+        <w:t xml:space="preserve">, Spot Hero, and </w:t>
+      </w:r>
+      <w:proofErr w:type="spellStart"/>
+      <w:r>
+        <w:t>ParkWhiz</w:t>
+      </w:r>
+      <w:proofErr w:type="spellEnd"/>
+      <w:r>
+        <w:t>.</w:t>
+      </w:r>
+    </w:p>
+    <w:p>
+      <w:proofErr w:type="spellStart"/>
+      <w:r>
+        <w:t>ParkHouston</w:t>
+      </w:r>
+      <w:proofErr w:type="spellEnd"/>
+      <w:r>
+        <w:t xml:space="preserve"> is a </w:t>
       </w:r>
       <w:r>
         <w:t xml:space="preserve">mobile </w:t>
@@ -3738,13 +4056,23 @@
       <w:r>
         <w:t xml:space="preserve"> session is close to expiring. </w:t>
       </w:r>
-      <w:r>
-        <w:t xml:space="preserve">ParkHouston mainly supports metered and on street parking. </w:t>
-      </w:r>
-    </w:p>
-    <w:p>
-      <w:r>
-        <w:t>SpotHero is a parking reservation platform</w:t>
+      <w:proofErr w:type="spellStart"/>
+      <w:r>
+        <w:t>ParkHouston</w:t>
+      </w:r>
+      <w:proofErr w:type="spellEnd"/>
+      <w:r>
+        <w:t xml:space="preserve"> mainly supports metered and on street parking. </w:t>
+      </w:r>
+    </w:p>
+    <w:p>
+      <w:proofErr w:type="spellStart"/>
+      <w:r>
+        <w:t>SpotHero</w:t>
+      </w:r>
+      <w:proofErr w:type="spellEnd"/>
+      <w:r>
+        <w:t xml:space="preserve"> is a parking reservation platform</w:t>
       </w:r>
       <w:r>
         <w:t xml:space="preserve"> that allows drivers to search for parking at garages and lots before arriving at their destination. The platform allows </w:t>
@@ -3758,8 +4086,13 @@
       <w:r>
         <w:t xml:space="preserve">. </w:t>
       </w:r>
-      <w:r>
-        <w:t xml:space="preserve">SpotHero also provides hourly, monthly, and </w:t>
+      <w:proofErr w:type="spellStart"/>
+      <w:r>
+        <w:t>SpotHero</w:t>
+      </w:r>
+      <w:proofErr w:type="spellEnd"/>
+      <w:r>
+        <w:t xml:space="preserve"> also provides hourly, monthly, and </w:t>
       </w:r>
       <w:r>
         <w:t>airport/event parking.</w:t>
@@ -3772,8 +4105,13 @@
       </w:r>
     </w:p>
     <w:p>
-      <w:r>
-        <w:t xml:space="preserve">ParkWhiz </w:t>
+      <w:proofErr w:type="spellStart"/>
+      <w:r>
+        <w:t>ParkWhiz</w:t>
+      </w:r>
+      <w:proofErr w:type="spellEnd"/>
+      <w:r>
+        <w:t xml:space="preserve"> </w:t>
       </w:r>
       <w:r>
         <w:t>is another parking reservation platform</w:t>
@@ -3785,7 +4123,15 @@
         <w:t xml:space="preserve"> </w:t>
       </w:r>
       <w:r>
-        <w:t xml:space="preserve">like SpotHero, </w:t>
+        <w:t xml:space="preserve">like </w:t>
+      </w:r>
+      <w:proofErr w:type="spellStart"/>
+      <w:r>
+        <w:t>SpotHero</w:t>
+      </w:r>
+      <w:proofErr w:type="spellEnd"/>
+      <w:r>
+        <w:t xml:space="preserve">, </w:t>
       </w:r>
       <w:r>
         <w:t xml:space="preserve">that allows drivers to </w:t>
@@ -3800,7 +4146,15 @@
         <w:t xml:space="preserve">ts. </w:t>
       </w:r>
       <w:r>
-        <w:t>This platform gives users the ability to search and compare parking spaces</w:t>
+        <w:t xml:space="preserve">This platform gives users the ability to </w:t>
+      </w:r>
+      <w:proofErr w:type="gramStart"/>
+      <w:r>
+        <w:t>search</w:t>
+      </w:r>
+      <w:proofErr w:type="gramEnd"/>
+      <w:r>
+        <w:t xml:space="preserve"> and compare parking spaces</w:t>
       </w:r>
       <w:r>
         <w:t xml:space="preserve"> and prices, reserve them and pay for th</w:t>
@@ -3809,7 +4163,15 @@
         <w:t>em through both their web and mobile platforms.</w:t>
       </w:r>
       <w:r>
-        <w:t xml:space="preserve"> ParkWhiz also provides parking passes that can be used when arriving at the selected parking facility. </w:t>
+        <w:t xml:space="preserve"> </w:t>
+      </w:r>
+      <w:proofErr w:type="spellStart"/>
+      <w:r>
+        <w:t>ParkWhiz</w:t>
+      </w:r>
+      <w:proofErr w:type="spellEnd"/>
+      <w:r>
+        <w:t xml:space="preserve"> also provides parking passes that can be used when arriving at the selected parking facility. </w:t>
       </w:r>
     </w:p>
     <w:p>
@@ -3821,7 +4183,7 @@
           <w:color w:val="000000" w:themeColor="text1"/>
         </w:rPr>
       </w:pPr>
-      <w:bookmarkStart w:id="4" w:name="_Toc242996759"/>
+      <w:bookmarkStart w:id="4" w:name="_Toc244170225"/>
       <w:r>
         <w:rPr>
           <w:rFonts w:asciiTheme="majorBidi" w:hAnsiTheme="majorBidi"/>
@@ -3969,12 +4331,14 @@
                 <w:rFonts w:asciiTheme="majorBidi" w:hAnsiTheme="majorBidi" w:cstheme="majorBidi"/>
               </w:rPr>
             </w:pPr>
+            <w:proofErr w:type="spellStart"/>
             <w:r>
               <w:rPr>
                 <w:rFonts w:asciiTheme="majorBidi" w:hAnsiTheme="majorBidi" w:cstheme="majorBidi"/>
               </w:rPr>
               <w:t>ParkHouston</w:t>
             </w:r>
+            <w:proofErr w:type="spellEnd"/>
           </w:p>
         </w:tc>
         <w:tc>
@@ -4093,11 +4457,19 @@
                 <w:rFonts w:asciiTheme="majorBidi" w:hAnsiTheme="majorBidi" w:cstheme="majorBidi"/>
               </w:rPr>
             </w:pPr>
+            <w:proofErr w:type="spellStart"/>
             <w:r>
               <w:rPr>
                 <w:rFonts w:asciiTheme="majorBidi" w:hAnsiTheme="majorBidi" w:cstheme="majorBidi"/>
               </w:rPr>
-              <w:t xml:space="preserve">ParkHouston is </w:t>
+              <w:t>ParkHouston</w:t>
+            </w:r>
+            <w:proofErr w:type="spellEnd"/>
+            <w:r>
+              <w:rPr>
+                <w:rFonts w:asciiTheme="majorBidi" w:hAnsiTheme="majorBidi" w:cstheme="majorBidi"/>
+              </w:rPr>
+              <w:t xml:space="preserve"> is </w:t>
             </w:r>
             <w:r>
               <w:rPr>
@@ -4166,12 +4538,14 @@
                 <w:rFonts w:asciiTheme="majorBidi" w:hAnsiTheme="majorBidi" w:cstheme="majorBidi"/>
               </w:rPr>
             </w:pPr>
+            <w:proofErr w:type="spellStart"/>
             <w:r>
               <w:rPr>
                 <w:rFonts w:asciiTheme="majorBidi" w:hAnsiTheme="majorBidi" w:cstheme="majorBidi"/>
               </w:rPr>
               <w:t>SpotHero</w:t>
             </w:r>
+            <w:proofErr w:type="spellEnd"/>
           </w:p>
         </w:tc>
         <w:tc>
@@ -4332,12 +4706,14 @@
                 <w:rFonts w:asciiTheme="majorBidi" w:hAnsiTheme="majorBidi" w:cstheme="majorBidi"/>
               </w:rPr>
             </w:pPr>
+            <w:proofErr w:type="spellStart"/>
             <w:r>
               <w:rPr>
                 <w:rFonts w:asciiTheme="majorBidi" w:hAnsiTheme="majorBidi" w:cstheme="majorBidi"/>
               </w:rPr>
               <w:t>ParkWhiz</w:t>
             </w:r>
+            <w:proofErr w:type="spellEnd"/>
           </w:p>
         </w:tc>
         <w:tc>
@@ -4535,7 +4911,49 @@
         <w:rPr>
           <w:rFonts w:asciiTheme="majorBidi" w:hAnsiTheme="majorBidi" w:cstheme="majorBidi"/>
         </w:rPr>
-        <w:t xml:space="preserve"> but they also come with their limitations. ParkHouston is more focused on street and meter parking while SpotHero and ParkWhiz </w:t>
+        <w:t xml:space="preserve"> but they also come with their limitations. </w:t>
+      </w:r>
+      <w:proofErr w:type="spellStart"/>
+      <w:r>
+        <w:rPr>
+          <w:rFonts w:asciiTheme="majorBidi" w:hAnsiTheme="majorBidi" w:cstheme="majorBidi"/>
+        </w:rPr>
+        <w:t>ParkHouston</w:t>
+      </w:r>
+      <w:proofErr w:type="spellEnd"/>
+      <w:r>
+        <w:rPr>
+          <w:rFonts w:asciiTheme="majorBidi" w:hAnsiTheme="majorBidi" w:cstheme="majorBidi"/>
+        </w:rPr>
+        <w:t xml:space="preserve"> is more focused on street and meter parking while </w:t>
+      </w:r>
+      <w:proofErr w:type="spellStart"/>
+      <w:r>
+        <w:rPr>
+          <w:rFonts w:asciiTheme="majorBidi" w:hAnsiTheme="majorBidi" w:cstheme="majorBidi"/>
+        </w:rPr>
+        <w:t>SpotHero</w:t>
+      </w:r>
+      <w:proofErr w:type="spellEnd"/>
+      <w:r>
+        <w:rPr>
+          <w:rFonts w:asciiTheme="majorBidi" w:hAnsiTheme="majorBidi" w:cstheme="majorBidi"/>
+        </w:rPr>
+        <w:t xml:space="preserve"> and </w:t>
+      </w:r>
+      <w:proofErr w:type="spellStart"/>
+      <w:r>
+        <w:rPr>
+          <w:rFonts w:asciiTheme="majorBidi" w:hAnsiTheme="majorBidi" w:cstheme="majorBidi"/>
+        </w:rPr>
+        <w:t>ParkWhiz</w:t>
+      </w:r>
+      <w:proofErr w:type="spellEnd"/>
+      <w:r>
+        <w:rPr>
+          <w:rFonts w:asciiTheme="majorBidi" w:hAnsiTheme="majorBidi" w:cstheme="majorBidi"/>
+        </w:rPr>
+        <w:t xml:space="preserve"> </w:t>
       </w:r>
       <w:r>
         <w:rPr>
@@ -4547,7 +4965,21 @@
         <w:rPr>
           <w:rFonts w:asciiTheme="majorBidi" w:hAnsiTheme="majorBidi" w:cstheme="majorBidi"/>
         </w:rPr>
-        <w:t xml:space="preserve">parking. Feedback provided by users of those applications also show that </w:t>
+        <w:t xml:space="preserve">parking. Feedback provided by users of those applications also </w:t>
+      </w:r>
+      <w:proofErr w:type="gramStart"/>
+      <w:r>
+        <w:rPr>
+          <w:rFonts w:asciiTheme="majorBidi" w:hAnsiTheme="majorBidi" w:cstheme="majorBidi"/>
+        </w:rPr>
+        <w:t>show</w:t>
+      </w:r>
+      <w:proofErr w:type="gramEnd"/>
+      <w:r>
+        <w:rPr>
+          <w:rFonts w:asciiTheme="majorBidi" w:hAnsiTheme="majorBidi" w:cstheme="majorBidi"/>
+        </w:rPr>
+        <w:t xml:space="preserve"> that </w:t>
       </w:r>
       <w:r>
         <w:rPr>
@@ -4565,7 +4997,7 @@
           <w:color w:val="000000" w:themeColor="text1"/>
         </w:rPr>
       </w:pPr>
-      <w:bookmarkStart w:id="5" w:name="_Toc242996760"/>
+      <w:bookmarkStart w:id="5" w:name="_Toc244170226"/>
       <w:r>
         <w:rPr>
           <w:rFonts w:asciiTheme="majorBidi" w:hAnsiTheme="majorBidi"/>
@@ -4591,8 +5023,21 @@
     </w:p>
     <w:p>
       <w:r>
-        <w:t>The breakdown of current parking applications shows several areas where the Smart Parking Platform can excel in and offer a better experience for users. Unlike ParkHouston</w:t>
-      </w:r>
+        <w:t xml:space="preserve">The breakdown of current parking applications shows several areas where the Smart Parking Platform can </w:t>
+      </w:r>
+      <w:proofErr w:type="gramStart"/>
+      <w:r>
+        <w:t>excel in</w:t>
+      </w:r>
+      <w:proofErr w:type="gramEnd"/>
+      <w:r>
+        <w:t xml:space="preserve"> and offer a better experience for users. Unlike </w:t>
+      </w:r>
+      <w:proofErr w:type="spellStart"/>
+      <w:r>
+        <w:t>ParkHouston</w:t>
+      </w:r>
+      <w:proofErr w:type="spellEnd"/>
       <w:r>
         <w:t xml:space="preserve">, the Smart Parking Platform will not be limited </w:t>
       </w:r>
@@ -4632,10 +5077,34 @@
         <w:t>providing</w:t>
       </w:r>
       <w:r>
-        <w:t xml:space="preserve"> real time parking availability. One of the common issues found in </w:t>
-      </w:r>
-      <w:r>
-        <w:t xml:space="preserve">reserve parking platforms, like SpotHero and ParkWhiz, is that reserved parking </w:t>
+        <w:t xml:space="preserve"> </w:t>
+      </w:r>
+      <w:proofErr w:type="gramStart"/>
+      <w:r>
+        <w:t>real time</w:t>
+      </w:r>
+      <w:proofErr w:type="gramEnd"/>
+      <w:r>
+        <w:t xml:space="preserve"> parking availability. One of the common issues found in </w:t>
+      </w:r>
+      <w:r>
+        <w:t xml:space="preserve">reserve parking platforms, like </w:t>
+      </w:r>
+      <w:proofErr w:type="spellStart"/>
+      <w:r>
+        <w:t>SpotHero</w:t>
+      </w:r>
+      <w:proofErr w:type="spellEnd"/>
+      <w:r>
+        <w:t xml:space="preserve"> and </w:t>
+      </w:r>
+      <w:proofErr w:type="spellStart"/>
+      <w:r>
+        <w:t>ParkWhiz</w:t>
+      </w:r>
+      <w:proofErr w:type="spellEnd"/>
+      <w:r>
+        <w:t xml:space="preserve">, is that reserved parking </w:t>
       </w:r>
       <w:r>
         <w:t xml:space="preserve">is not always </w:t>
@@ -4722,7 +5191,7 @@
           <w:color w:val="000000" w:themeColor="text1"/>
         </w:rPr>
       </w:pPr>
-      <w:bookmarkStart w:id="6" w:name="_Toc242996761"/>
+      <w:bookmarkStart w:id="6" w:name="_Toc244170227"/>
       <w:r>
         <w:rPr>
           <w:rFonts w:asciiTheme="majorBidi" w:hAnsiTheme="majorBidi"/>
@@ -4748,7 +5217,7 @@
           <w:color w:val="000000" w:themeColor="text1"/>
         </w:rPr>
       </w:pPr>
-      <w:bookmarkStart w:id="7" w:name="_Toc242996762"/>
+      <w:bookmarkStart w:id="7" w:name="_Toc244170228"/>
       <w:r>
         <w:rPr>
           <w:rFonts w:asciiTheme="majorBidi" w:hAnsiTheme="majorBidi"/>
@@ -4870,7 +5339,7 @@
           <w:color w:val="000000" w:themeColor="text1"/>
         </w:rPr>
       </w:pPr>
-      <w:bookmarkStart w:id="8" w:name="_Toc242996763"/>
+      <w:bookmarkStart w:id="8" w:name="_Toc244170229"/>
       <w:r>
         <w:rPr>
           <w:rFonts w:asciiTheme="majorBidi" w:hAnsiTheme="majorBidi"/>
@@ -5101,7 +5570,7 @@
           <w:color w:val="000000" w:themeColor="text1"/>
         </w:rPr>
       </w:pPr>
-      <w:bookmarkStart w:id="9" w:name="_Toc242996764"/>
+      <w:bookmarkStart w:id="9" w:name="_Toc244170230"/>
       <w:r>
         <w:rPr>
           <w:rFonts w:asciiTheme="majorBidi" w:hAnsiTheme="majorBidi"/>
@@ -5199,7 +5668,7 @@
           <w:color w:val="000000" w:themeColor="text1"/>
         </w:rPr>
       </w:pPr>
-      <w:bookmarkStart w:id="10" w:name="_Toc242996765"/>
+      <w:bookmarkStart w:id="10" w:name="_Toc244170231"/>
       <w:r>
         <w:rPr>
           <w:rFonts w:asciiTheme="majorBidi" w:hAnsiTheme="majorBidi"/>
@@ -5433,7 +5902,7 @@
           <w:color w:val="000000" w:themeColor="text1"/>
         </w:rPr>
       </w:pPr>
-      <w:bookmarkStart w:id="11" w:name="_Toc242996766"/>
+      <w:bookmarkStart w:id="11" w:name="_Toc244170232"/>
       <w:r>
         <w:rPr>
           <w:rFonts w:asciiTheme="majorBidi" w:hAnsiTheme="majorBidi"/>
@@ -5534,7 +6003,7 @@
           <w:color w:val="000000" w:themeColor="text1"/>
         </w:rPr>
       </w:pPr>
-      <w:bookmarkStart w:id="12" w:name="_Toc242996767"/>
+      <w:bookmarkStart w:id="12" w:name="_Toc244170233"/>
       <w:r>
         <w:rPr>
           <w:rFonts w:asciiTheme="majorBidi" w:hAnsiTheme="majorBidi"/>
@@ -5597,7 +6066,7 @@
           <w:color w:val="000000" w:themeColor="text1"/>
         </w:rPr>
       </w:pPr>
-      <w:bookmarkStart w:id="13" w:name="_Toc242996768"/>
+      <w:bookmarkStart w:id="13" w:name="_Toc244170234"/>
       <w:r>
         <w:rPr>
           <w:rFonts w:asciiTheme="majorBidi" w:hAnsiTheme="majorBidi"/>
@@ -5654,7 +6123,7 @@
           <w:color w:val="000000" w:themeColor="text1"/>
         </w:rPr>
       </w:pPr>
-      <w:bookmarkStart w:id="14" w:name="_Toc242996769"/>
+      <w:bookmarkStart w:id="14" w:name="_Toc244170235"/>
       <w:r>
         <w:rPr>
           <w:rFonts w:asciiTheme="majorBidi" w:hAnsiTheme="majorBidi"/>
@@ -6182,7 +6651,21 @@
         <w:rPr>
           <w:rFonts w:asciiTheme="majorBidi" w:hAnsiTheme="majorBidi" w:cstheme="majorBidi"/>
         </w:rPr>
-        <w:t>The system should provide parking facility managers with reports and information regarding parking occupancy.</w:t>
+        <w:t xml:space="preserve">The system should provide parking </w:t>
+      </w:r>
+      <w:proofErr w:type="gramStart"/>
+      <w:r>
+        <w:rPr>
+          <w:rFonts w:asciiTheme="majorBidi" w:hAnsiTheme="majorBidi" w:cstheme="majorBidi"/>
+        </w:rPr>
+        <w:t>facility managers</w:t>
+      </w:r>
+      <w:proofErr w:type="gramEnd"/>
+      <w:r>
+        <w:rPr>
+          <w:rFonts w:asciiTheme="majorBidi" w:hAnsiTheme="majorBidi" w:cstheme="majorBidi"/>
+        </w:rPr>
+        <w:t xml:space="preserve"> with reports and information regarding parking occupancy.</w:t>
       </w:r>
     </w:p>
     <w:p>
@@ -6236,7 +6719,7 @@
           <w:color w:val="000000" w:themeColor="text1"/>
         </w:rPr>
       </w:pPr>
-      <w:bookmarkStart w:id="15" w:name="_Toc242996770"/>
+      <w:bookmarkStart w:id="15" w:name="_Toc244170236"/>
       <w:r>
         <w:rPr>
           <w:rFonts w:asciiTheme="majorBidi" w:hAnsiTheme="majorBidi"/>
@@ -6627,7 +7110,7 @@
           <w:color w:val="000000" w:themeColor="text1"/>
         </w:rPr>
       </w:pPr>
-      <w:bookmarkStart w:id="16" w:name="_Toc242996771"/>
+      <w:bookmarkStart w:id="16" w:name="_Toc244170237"/>
       <w:r>
         <w:rPr>
           <w:rFonts w:asciiTheme="majorBidi" w:hAnsiTheme="majorBidi"/>
@@ -6645,7 +7128,7 @@
           <w:color w:val="auto"/>
         </w:rPr>
       </w:pPr>
-      <w:bookmarkStart w:id="17" w:name="_Toc242996772"/>
+      <w:bookmarkStart w:id="17" w:name="_Toc244170238"/>
       <w:r>
         <w:rPr>
           <w:rFonts w:asciiTheme="majorBidi" w:hAnsiTheme="majorBidi"/>
@@ -8491,7 +8974,21 @@
         <w:rPr>
           <w:rFonts w:asciiTheme="majorBidi" w:hAnsiTheme="majorBidi" w:cstheme="majorBidi"/>
         </w:rPr>
-        <w:t xml:space="preserve"> for the user and the reservation is added to their account.</w:t>
+        <w:t xml:space="preserve"> for the </w:t>
+      </w:r>
+      <w:proofErr w:type="gramStart"/>
+      <w:r>
+        <w:rPr>
+          <w:rFonts w:asciiTheme="majorBidi" w:hAnsiTheme="majorBidi" w:cstheme="majorBidi"/>
+        </w:rPr>
+        <w:t>user</w:t>
+      </w:r>
+      <w:proofErr w:type="gramEnd"/>
+      <w:r>
+        <w:rPr>
+          <w:rFonts w:asciiTheme="majorBidi" w:hAnsiTheme="majorBidi" w:cstheme="majorBidi"/>
+        </w:rPr>
+        <w:t xml:space="preserve"> and the reservation is added to their account.</w:t>
       </w:r>
     </w:p>
     <w:p>
@@ -8734,7 +9231,21 @@
         <w:rPr>
           <w:rFonts w:asciiTheme="majorBidi" w:hAnsiTheme="majorBidi" w:cstheme="majorBidi"/>
         </w:rPr>
-        <w:t xml:space="preserve"> now canceled and </w:t>
+        <w:t xml:space="preserve"> now </w:t>
+      </w:r>
+      <w:proofErr w:type="gramStart"/>
+      <w:r>
+        <w:rPr>
+          <w:rFonts w:asciiTheme="majorBidi" w:hAnsiTheme="majorBidi" w:cstheme="majorBidi"/>
+        </w:rPr>
+        <w:t>canceled</w:t>
+      </w:r>
+      <w:proofErr w:type="gramEnd"/>
+      <w:r>
+        <w:rPr>
+          <w:rFonts w:asciiTheme="majorBidi" w:hAnsiTheme="majorBidi" w:cstheme="majorBidi"/>
+        </w:rPr>
+        <w:t xml:space="preserve"> and </w:t>
       </w:r>
       <w:r>
         <w:rPr>
@@ -8742,11 +9253,19 @@
         </w:rPr>
         <w:t xml:space="preserve">the space </w:t>
       </w:r>
-      <w:r>
-        <w:rPr>
-          <w:rFonts w:asciiTheme="majorBidi" w:hAnsiTheme="majorBidi" w:cstheme="majorBidi"/>
-        </w:rPr>
-        <w:t>becomes available again</w:t>
+      <w:proofErr w:type="gramStart"/>
+      <w:r>
+        <w:rPr>
+          <w:rFonts w:asciiTheme="majorBidi" w:hAnsiTheme="majorBidi" w:cstheme="majorBidi"/>
+        </w:rPr>
+        <w:t>becomes</w:t>
+      </w:r>
+      <w:proofErr w:type="gramEnd"/>
+      <w:r>
+        <w:rPr>
+          <w:rFonts w:asciiTheme="majorBidi" w:hAnsiTheme="majorBidi" w:cstheme="majorBidi"/>
+        </w:rPr>
+        <w:t xml:space="preserve"> available again</w:t>
       </w:r>
       <w:r>
         <w:rPr>
@@ -9520,7 +10039,21 @@
         <w:rPr>
           <w:rFonts w:asciiTheme="majorBidi" w:hAnsiTheme="majorBidi" w:cstheme="majorBidi"/>
         </w:rPr>
-        <w:t xml:space="preserve"> such as maps or google maps</w:t>
+        <w:t xml:space="preserve"> such as maps or </w:t>
+      </w:r>
+      <w:proofErr w:type="gramStart"/>
+      <w:r>
+        <w:rPr>
+          <w:rFonts w:asciiTheme="majorBidi" w:hAnsiTheme="majorBidi" w:cstheme="majorBidi"/>
+        </w:rPr>
+        <w:t>google</w:t>
+      </w:r>
+      <w:proofErr w:type="gramEnd"/>
+      <w:r>
+        <w:rPr>
+          <w:rFonts w:asciiTheme="majorBidi" w:hAnsiTheme="majorBidi" w:cstheme="majorBidi"/>
+        </w:rPr>
+        <w:t xml:space="preserve"> maps</w:t>
       </w:r>
       <w:r>
         <w:rPr>
@@ -9827,7 +10360,7 @@
           <w:color w:val="auto"/>
         </w:rPr>
       </w:pPr>
-      <w:bookmarkStart w:id="18" w:name="_Toc242996773"/>
+      <w:bookmarkStart w:id="18" w:name="_Toc244170239"/>
       <w:r>
         <w:rPr>
           <w:rFonts w:asciiTheme="majorBidi" w:hAnsiTheme="majorBidi"/>
@@ -11154,7 +11687,7 @@
           <w:color w:val="auto"/>
         </w:rPr>
       </w:pPr>
-      <w:bookmarkStart w:id="19" w:name="_Toc242996774"/>
+      <w:bookmarkStart w:id="19" w:name="_Toc244170240"/>
       <w:r>
         <w:rPr>
           <w:rFonts w:asciiTheme="majorBidi" w:hAnsiTheme="majorBidi"/>
@@ -11173,7 +11706,7 @@
           <w:color w:val="auto"/>
         </w:rPr>
       </w:pPr>
-      <w:bookmarkStart w:id="20" w:name="_Toc242996775"/>
+      <w:bookmarkStart w:id="20" w:name="_Toc244170241"/>
       <w:r>
         <w:rPr>
           <w:rFonts w:asciiTheme="majorBidi" w:hAnsiTheme="majorBidi"/>
@@ -11356,7 +11889,7 @@
           <w:color w:val="auto"/>
         </w:rPr>
       </w:pPr>
-      <w:bookmarkStart w:id="21" w:name="_Toc242996776"/>
+      <w:bookmarkStart w:id="21" w:name="_Toc244170242"/>
       <w:r>
         <w:rPr>
           <w:rFonts w:asciiTheme="majorBidi" w:hAnsiTheme="majorBidi"/>
@@ -12603,7 +13136,7 @@
           <w:color w:val="auto"/>
         </w:rPr>
       </w:pPr>
-      <w:bookmarkStart w:id="22" w:name="_Toc242996777"/>
+      <w:bookmarkStart w:id="22" w:name="_Toc244170243"/>
       <w:r>
         <w:rPr>
           <w:rFonts w:asciiTheme="majorBidi" w:hAnsiTheme="majorBidi"/>
@@ -14004,7 +14537,23 @@
                 <w:sz w:val="22"/>
                 <w:szCs w:val="22"/>
               </w:rPr>
-              <w:t>Connection to External Mapping Services</w:t>
+              <w:t xml:space="preserve">Connection </w:t>
+            </w:r>
+            <w:proofErr w:type="gramStart"/>
+            <w:r>
+              <w:rPr>
+                <w:sz w:val="22"/>
+                <w:szCs w:val="22"/>
+              </w:rPr>
+              <w:t>to</w:t>
+            </w:r>
+            <w:proofErr w:type="gramEnd"/>
+            <w:r>
+              <w:rPr>
+                <w:sz w:val="22"/>
+                <w:szCs w:val="22"/>
+              </w:rPr>
+              <w:t xml:space="preserve"> External Mapping Services</w:t>
             </w:r>
           </w:p>
         </w:tc>
@@ -14560,12 +15109,21 @@
                 <w:szCs w:val="22"/>
               </w:rPr>
             </w:pPr>
+            <w:proofErr w:type="gramStart"/>
             <w:r>
               <w:rPr>
                 <w:sz w:val="22"/>
                 <w:szCs w:val="22"/>
               </w:rPr>
-              <w:t>Remove Parking Location</w:t>
+              <w:t>Remove</w:t>
+            </w:r>
+            <w:proofErr w:type="gramEnd"/>
+            <w:r>
+              <w:rPr>
+                <w:sz w:val="22"/>
+                <w:szCs w:val="22"/>
+              </w:rPr>
+              <w:t xml:space="preserve"> Parking Location</w:t>
             </w:r>
           </w:p>
         </w:tc>
@@ -15330,7 +15888,7 @@
           <w:color w:val="auto"/>
         </w:rPr>
       </w:pPr>
-      <w:bookmarkStart w:id="23" w:name="_Toc242996778"/>
+      <w:bookmarkStart w:id="23" w:name="_Toc244170244"/>
       <w:r>
         <w:rPr>
           <w:rFonts w:asciiTheme="majorBidi" w:hAnsiTheme="majorBidi"/>
@@ -15554,7 +16112,7 @@
           <w:color w:val="auto"/>
         </w:rPr>
       </w:pPr>
-      <w:bookmarkStart w:id="24" w:name="_Toc242996779"/>
+      <w:bookmarkStart w:id="24" w:name="_Toc244170245"/>
       <w:r>
         <w:rPr>
           <w:rFonts w:asciiTheme="majorBidi" w:hAnsiTheme="majorBidi"/>
@@ -15587,7 +16145,7 @@
           <w:color w:val="auto"/>
         </w:rPr>
       </w:pPr>
-      <w:bookmarkStart w:id="25" w:name="_Toc242996780"/>
+      <w:bookmarkStart w:id="25" w:name="_Toc244170246"/>
       <w:r>
         <w:rPr>
           <w:rFonts w:asciiTheme="majorBidi" w:hAnsiTheme="majorBidi"/>
@@ -15614,7 +16172,21 @@
         <w:rPr>
           <w:rFonts w:asciiTheme="majorBidi" w:hAnsiTheme="majorBidi" w:cstheme="majorBidi"/>
         </w:rPr>
-        <w:t>The product backlog for the Smart Parking Platform project was created using Trello and continues to be updated as the project progresses. The project currently contains 48 total work items organized into four categories marked by labels: Login, UI, Backend, and Reporting. As development has continued, completed items have been moved into their respective sprints while new work has been added when project requirements changed. The current backlog contains 25 remaining items that may be completed in future sprints.</w:t>
+        <w:t xml:space="preserve">The product backlog for the Smart Parking Platform project was created using Trello and continues to be updated as the project progresses. The project currently contains 48 total work items organized into four categories marked by labels: Login, UI, Backend, and Reporting. As development has continued, completed items have been moved into their respective sprints while new work has been added when project requirements </w:t>
+      </w:r>
+      <w:proofErr w:type="gramStart"/>
+      <w:r>
+        <w:rPr>
+          <w:rFonts w:asciiTheme="majorBidi" w:hAnsiTheme="majorBidi" w:cstheme="majorBidi"/>
+        </w:rPr>
+        <w:t>changed</w:t>
+      </w:r>
+      <w:proofErr w:type="gramEnd"/>
+      <w:r>
+        <w:rPr>
+          <w:rFonts w:asciiTheme="majorBidi" w:hAnsiTheme="majorBidi" w:cstheme="majorBidi"/>
+        </w:rPr>
+        <w:t>. The current backlog contains 25 remaining items that may be completed in future sprints.</w:t>
       </w:r>
     </w:p>
     <w:p>
@@ -15751,7 +16323,7 @@
           <w:color w:val="auto"/>
         </w:rPr>
       </w:pPr>
-      <w:bookmarkStart w:id="26" w:name="_Toc242996781"/>
+      <w:bookmarkStart w:id="26" w:name="_Toc244170247"/>
       <w:r>
         <w:rPr>
           <w:rFonts w:asciiTheme="majorBidi" w:hAnsiTheme="majorBidi"/>
@@ -15995,7 +16567,7 @@
           <w:color w:val="auto"/>
         </w:rPr>
       </w:pPr>
-      <w:bookmarkStart w:id="27" w:name="_Toc242996782"/>
+      <w:bookmarkStart w:id="27" w:name="_Toc244170248"/>
       <w:r>
         <w:rPr>
           <w:rFonts w:asciiTheme="majorBidi" w:hAnsiTheme="majorBidi"/>
@@ -16141,7 +16713,7 @@
           <w:color w:val="auto"/>
         </w:rPr>
       </w:pPr>
-      <w:bookmarkStart w:id="28" w:name="_Toc242996783"/>
+      <w:bookmarkStart w:id="28" w:name="_Toc244170249"/>
       <w:r>
         <w:rPr>
           <w:rFonts w:asciiTheme="majorBidi" w:hAnsiTheme="majorBidi"/>
@@ -16181,7 +16753,7 @@
           <w:color w:val="auto"/>
         </w:rPr>
       </w:pPr>
-      <w:bookmarkStart w:id="29" w:name="_Toc242996784"/>
+      <w:bookmarkStart w:id="29" w:name="_Toc244170250"/>
       <w:r>
         <w:rPr>
           <w:rFonts w:asciiTheme="majorBidi" w:hAnsiTheme="majorBidi"/>
@@ -16933,7 +17505,15 @@
           </w:tcPr>
           <w:p>
             <w:r>
-              <w:t xml:space="preserve">Poor communication amongst team which can cause mistakes. </w:t>
+              <w:t xml:space="preserve">Poor communication amongst </w:t>
+            </w:r>
+            <w:proofErr w:type="gramStart"/>
+            <w:r>
+              <w:t>team which</w:t>
+            </w:r>
+            <w:proofErr w:type="gramEnd"/>
+            <w:r>
+              <w:t xml:space="preserve"> can cause mistakes. </w:t>
             </w:r>
           </w:p>
         </w:tc>
@@ -16996,7 +17576,7 @@
           <w:color w:val="auto"/>
         </w:rPr>
       </w:pPr>
-      <w:bookmarkStart w:id="30" w:name="_Toc242996785"/>
+      <w:bookmarkStart w:id="30" w:name="_Toc244170251"/>
       <w:r>
         <w:rPr>
           <w:rFonts w:asciiTheme="majorBidi" w:hAnsiTheme="majorBidi"/>
@@ -18007,7 +18587,7 @@
           <w:color w:val="auto"/>
         </w:rPr>
       </w:pPr>
-      <w:bookmarkStart w:id="31" w:name="_Toc242996786"/>
+      <w:bookmarkStart w:id="31" w:name="_Toc244170252"/>
       <w:r>
         <w:rPr>
           <w:rFonts w:asciiTheme="majorBidi" w:hAnsiTheme="majorBidi"/>
@@ -18580,7 +19160,7 @@
           <w:color w:val="auto"/>
         </w:rPr>
       </w:pPr>
-      <w:bookmarkStart w:id="32" w:name="_Toc242996787"/>
+      <w:bookmarkStart w:id="32" w:name="_Toc244170253"/>
       <w:r>
         <w:rPr>
           <w:rFonts w:asciiTheme="majorBidi" w:hAnsiTheme="majorBidi"/>
@@ -18614,7 +19194,7 @@
           <w:color w:val="auto"/>
         </w:rPr>
       </w:pPr>
-      <w:bookmarkStart w:id="33" w:name="_Toc242996788"/>
+      <w:bookmarkStart w:id="33" w:name="_Toc244170254"/>
       <w:r>
         <w:rPr>
           <w:rFonts w:asciiTheme="majorBidi" w:hAnsiTheme="majorBidi"/>
@@ -18721,7 +19301,21 @@
         <w:rPr>
           <w:rFonts w:asciiTheme="majorBidi" w:hAnsiTheme="majorBidi" w:cstheme="majorBidi"/>
         </w:rPr>
-        <w:t xml:space="preserve"> Members of this team carry more than one role </w:t>
+        <w:t xml:space="preserve"> Members of this team </w:t>
+      </w:r>
+      <w:proofErr w:type="gramStart"/>
+      <w:r>
+        <w:rPr>
+          <w:rFonts w:asciiTheme="majorBidi" w:hAnsiTheme="majorBidi" w:cstheme="majorBidi"/>
+        </w:rPr>
+        <w:t>carry</w:t>
+      </w:r>
+      <w:proofErr w:type="gramEnd"/>
+      <w:r>
+        <w:rPr>
+          <w:rFonts w:asciiTheme="majorBidi" w:hAnsiTheme="majorBidi" w:cstheme="majorBidi"/>
+        </w:rPr>
+        <w:t xml:space="preserve"> more than one role </w:t>
       </w:r>
       <w:r>
         <w:rPr>
@@ -18807,7 +19401,7 @@
           <w:color w:val="auto"/>
         </w:rPr>
       </w:pPr>
-      <w:bookmarkStart w:id="34" w:name="_Toc242996789"/>
+      <w:bookmarkStart w:id="34" w:name="_Toc244170255"/>
       <w:r>
         <w:rPr>
           <w:rFonts w:asciiTheme="majorBidi" w:hAnsiTheme="majorBidi"/>
@@ -19048,7 +19642,7 @@
           <w:color w:val="auto"/>
         </w:rPr>
       </w:pPr>
-      <w:bookmarkStart w:id="35" w:name="_Toc242996790"/>
+      <w:bookmarkStart w:id="35" w:name="_Toc244170256"/>
       <w:r>
         <w:rPr>
           <w:rFonts w:asciiTheme="majorBidi" w:hAnsiTheme="majorBidi"/>
@@ -19128,7 +19722,21 @@
         <w:rPr>
           <w:rFonts w:asciiTheme="majorBidi" w:hAnsiTheme="majorBidi" w:cstheme="majorBidi"/>
         </w:rPr>
-        <w:t xml:space="preserve">for example is one that will increase towards the end of the project timeline </w:t>
+        <w:t xml:space="preserve">for example </w:t>
+      </w:r>
+      <w:proofErr w:type="gramStart"/>
+      <w:r>
+        <w:rPr>
+          <w:rFonts w:asciiTheme="majorBidi" w:hAnsiTheme="majorBidi" w:cstheme="majorBidi"/>
+        </w:rPr>
+        <w:t>is</w:t>
+      </w:r>
+      <w:proofErr w:type="gramEnd"/>
+      <w:r>
+        <w:rPr>
+          <w:rFonts w:asciiTheme="majorBidi" w:hAnsiTheme="majorBidi" w:cstheme="majorBidi"/>
+        </w:rPr>
+        <w:t xml:space="preserve"> one that will increase towards the end of the project timeline </w:t>
       </w:r>
       <w:r>
         <w:rPr>
@@ -19259,7 +19867,7 @@
           <w:color w:val="auto"/>
         </w:rPr>
       </w:pPr>
-      <w:bookmarkStart w:id="36" w:name="_Toc242996791"/>
+      <w:bookmarkStart w:id="36" w:name="_Toc244170257"/>
       <w:r>
         <w:rPr>
           <w:rFonts w:asciiTheme="majorBidi" w:hAnsiTheme="majorBidi"/>
@@ -19417,9 +20025,608 @@
         <w:t xml:space="preserve">to have for a successful and thriving workflow. </w:t>
       </w:r>
     </w:p>
+    <w:p>
+      <w:pPr>
+        <w:pStyle w:val="Heading1"/>
+        <w:spacing w:line="360" w:lineRule="auto"/>
+        <w:rPr>
+          <w:rFonts w:asciiTheme="majorBidi" w:hAnsiTheme="majorBidi"/>
+          <w:color w:val="auto"/>
+        </w:rPr>
+      </w:pPr>
+      <w:bookmarkStart w:id="37" w:name="_Toc244170258"/>
+      <w:r>
+        <w:rPr>
+          <w:rFonts w:asciiTheme="majorBidi" w:hAnsiTheme="majorBidi"/>
+          <w:color w:val="auto"/>
+        </w:rPr>
+        <w:lastRenderedPageBreak/>
+        <w:t>8.  Stakeholder Management</w:t>
+      </w:r>
+      <w:bookmarkEnd w:id="37"/>
+    </w:p>
+    <w:p>
+      <w:pPr>
+        <w:pStyle w:val="Heading2"/>
+        <w:spacing w:line="360" w:lineRule="auto"/>
+        <w:rPr>
+          <w:rFonts w:asciiTheme="majorBidi" w:hAnsiTheme="majorBidi"/>
+          <w:color w:val="auto"/>
+        </w:rPr>
+      </w:pPr>
+      <w:bookmarkStart w:id="38" w:name="_Toc244170259"/>
+      <w:r>
+        <w:rPr>
+          <w:rFonts w:asciiTheme="majorBidi" w:hAnsiTheme="majorBidi"/>
+          <w:color w:val="auto"/>
+        </w:rPr>
+        <w:t xml:space="preserve">8.1 Stakeholder Analysis </w:t>
+      </w:r>
+      <w:r>
+        <w:rPr>
+          <w:rFonts w:asciiTheme="majorBidi" w:hAnsiTheme="majorBidi"/>
+          <w:color w:val="auto"/>
+        </w:rPr>
+        <w:t xml:space="preserve">Using the </w:t>
+      </w:r>
+      <w:r>
+        <w:rPr>
+          <w:rFonts w:asciiTheme="majorBidi" w:hAnsiTheme="majorBidi"/>
+          <w:color w:val="auto"/>
+        </w:rPr>
+        <w:t>Power-Interest Grid</w:t>
+      </w:r>
+      <w:bookmarkEnd w:id="38"/>
+    </w:p>
+    <w:p>
+      <w:pPr>
+        <w:rPr>
+          <w:rFonts w:asciiTheme="majorBidi" w:hAnsiTheme="majorBidi" w:cstheme="majorBidi"/>
+        </w:rPr>
+      </w:pPr>
+      <w:r>
+        <w:rPr>
+          <w:rFonts w:asciiTheme="majorBidi" w:hAnsiTheme="majorBidi" w:cstheme="majorBidi"/>
+        </w:rPr>
+        <w:t xml:space="preserve">The power interest grid is used to organize </w:t>
+      </w:r>
+      <w:r>
+        <w:rPr>
+          <w:rFonts w:asciiTheme="majorBidi" w:hAnsiTheme="majorBidi" w:cstheme="majorBidi"/>
+        </w:rPr>
+        <w:t>stakeholders based on how much influence</w:t>
+      </w:r>
+      <w:r>
+        <w:rPr>
+          <w:rFonts w:asciiTheme="majorBidi" w:hAnsiTheme="majorBidi" w:cstheme="majorBidi"/>
+        </w:rPr>
+        <w:t xml:space="preserve"> they have over the project and interest in </w:t>
+      </w:r>
+      <w:r>
+        <w:rPr>
+          <w:rFonts w:asciiTheme="majorBidi" w:hAnsiTheme="majorBidi" w:cstheme="majorBidi"/>
+        </w:rPr>
+        <w:t>its</w:t>
+      </w:r>
+      <w:r>
+        <w:rPr>
+          <w:rFonts w:asciiTheme="majorBidi" w:hAnsiTheme="majorBidi" w:cstheme="majorBidi"/>
+        </w:rPr>
+        <w:t xml:space="preserve"> success. This helps </w:t>
+      </w:r>
+      <w:r>
+        <w:rPr>
+          <w:rFonts w:asciiTheme="majorBidi" w:hAnsiTheme="majorBidi" w:cstheme="majorBidi"/>
+        </w:rPr>
+        <w:t>determine how closely each stakeholder should be managed and how often we</w:t>
+      </w:r>
+      <w:r>
+        <w:rPr>
+          <w:rFonts w:asciiTheme="majorBidi" w:hAnsiTheme="majorBidi" w:cstheme="majorBidi"/>
+        </w:rPr>
+        <w:t xml:space="preserve"> will communicate with them.</w:t>
+      </w:r>
+    </w:p>
+    <w:p>
+      <w:pPr>
+        <w:rPr>
+          <w:rFonts w:asciiTheme="majorBidi" w:hAnsiTheme="majorBidi" w:cstheme="majorBidi"/>
+          <w:b/>
+          <w:bCs/>
+        </w:rPr>
+      </w:pPr>
+      <w:r>
+        <w:rPr>
+          <w:rFonts w:asciiTheme="majorBidi" w:hAnsiTheme="majorBidi" w:cstheme="majorBidi"/>
+          <w:noProof/>
+        </w:rPr>
+        <w:drawing>
+          <wp:anchor distT="0" distB="0" distL="114300" distR="114300" simplePos="0" relativeHeight="251663368" behindDoc="0" locked="0" layoutInCell="1" allowOverlap="1" wp14:anchorId="5C99CF53" wp14:editId="5A8221DA">
+            <wp:simplePos x="0" y="0"/>
+            <wp:positionH relativeFrom="column">
+              <wp:posOffset>2533650</wp:posOffset>
+            </wp:positionH>
+            <wp:positionV relativeFrom="page">
+              <wp:posOffset>2438400</wp:posOffset>
+            </wp:positionV>
+            <wp:extent cx="4039235" cy="3867150"/>
+            <wp:effectExtent l="0" t="0" r="0" b="0"/>
+            <wp:wrapThrough wrapText="bothSides">
+              <wp:wrapPolygon edited="0">
+                <wp:start x="0" y="0"/>
+                <wp:lineTo x="0" y="21494"/>
+                <wp:lineTo x="21495" y="21494"/>
+                <wp:lineTo x="21495" y="0"/>
+                <wp:lineTo x="0" y="0"/>
+              </wp:wrapPolygon>
+            </wp:wrapThrough>
+            <wp:docPr id="1231425600" name="Picture 1"/>
+            <wp:cNvGraphicFramePr>
+              <a:graphicFrameLocks xmlns:a="http://schemas.openxmlformats.org/drawingml/2006/main" noChangeAspect="1"/>
+            </wp:cNvGraphicFramePr>
+            <a:graphic xmlns:a="http://schemas.openxmlformats.org/drawingml/2006/main">
+              <a:graphicData uri="http://schemas.openxmlformats.org/drawingml/2006/picture">
+                <pic:pic xmlns:pic="http://schemas.openxmlformats.org/drawingml/2006/picture">
+                  <pic:nvPicPr>
+                    <pic:cNvPr id="1231425600" name=""/>
+                    <pic:cNvPicPr/>
+                  </pic:nvPicPr>
+                  <pic:blipFill>
+                    <a:blip r:embed="rId22">
+                      <a:extLst>
+                        <a:ext uri="{28A0092B-C50C-407E-A947-70E740481C1C}">
+                          <a14:useLocalDpi xmlns:a14="http://schemas.microsoft.com/office/drawing/2010/main" val="0"/>
+                        </a:ext>
+                      </a:extLst>
+                    </a:blip>
+                    <a:stretch>
+                      <a:fillRect/>
+                    </a:stretch>
+                  </pic:blipFill>
+                  <pic:spPr>
+                    <a:xfrm>
+                      <a:off x="0" y="0"/>
+                      <a:ext cx="4039235" cy="3867150"/>
+                    </a:xfrm>
+                    <a:prstGeom prst="rect">
+                      <a:avLst/>
+                    </a:prstGeom>
+                  </pic:spPr>
+                </pic:pic>
+              </a:graphicData>
+            </a:graphic>
+            <wp14:sizeRelH relativeFrom="margin">
+              <wp14:pctWidth>0</wp14:pctWidth>
+            </wp14:sizeRelH>
+            <wp14:sizeRelV relativeFrom="margin">
+              <wp14:pctHeight>0</wp14:pctHeight>
+            </wp14:sizeRelV>
+          </wp:anchor>
+        </w:drawing>
+      </w:r>
+      <w:r>
+        <w:rPr>
+          <w:rFonts w:asciiTheme="majorBidi" w:hAnsiTheme="majorBidi" w:cstheme="majorBidi"/>
+          <w:b/>
+          <w:bCs/>
+        </w:rPr>
+        <w:t>High Power / High Interest</w:t>
+      </w:r>
+    </w:p>
+    <w:p>
+      <w:pPr>
+        <w:pStyle w:val="ListParagraph"/>
+        <w:numPr>
+          <w:ilvl w:val="0"/>
+          <w:numId w:val="9"/>
+        </w:numPr>
+        <w:rPr>
+          <w:rFonts w:asciiTheme="majorBidi" w:hAnsiTheme="majorBidi" w:cstheme="majorBidi"/>
+        </w:rPr>
+      </w:pPr>
+      <w:r>
+        <w:rPr>
+          <w:rFonts w:asciiTheme="majorBidi" w:hAnsiTheme="majorBidi" w:cstheme="majorBidi"/>
+        </w:rPr>
+        <w:t>Project Manager</w:t>
+      </w:r>
+    </w:p>
+    <w:p>
+      <w:pPr>
+        <w:pStyle w:val="ListParagraph"/>
+        <w:numPr>
+          <w:ilvl w:val="0"/>
+          <w:numId w:val="9"/>
+        </w:numPr>
+        <w:rPr>
+          <w:rFonts w:asciiTheme="majorBidi" w:hAnsiTheme="majorBidi" w:cstheme="majorBidi"/>
+        </w:rPr>
+      </w:pPr>
+      <w:r>
+        <w:rPr>
+          <w:rFonts w:asciiTheme="majorBidi" w:hAnsiTheme="majorBidi" w:cstheme="majorBidi"/>
+        </w:rPr>
+        <w:t>Development Team</w:t>
+      </w:r>
+    </w:p>
+    <w:p>
+      <w:pPr>
+        <w:pStyle w:val="ListParagraph"/>
+        <w:numPr>
+          <w:ilvl w:val="0"/>
+          <w:numId w:val="9"/>
+        </w:numPr>
+        <w:rPr>
+          <w:rFonts w:asciiTheme="majorBidi" w:hAnsiTheme="majorBidi" w:cstheme="majorBidi"/>
+        </w:rPr>
+      </w:pPr>
+      <w:r>
+        <w:rPr>
+          <w:rFonts w:asciiTheme="majorBidi" w:hAnsiTheme="majorBidi" w:cstheme="majorBidi"/>
+        </w:rPr>
+        <w:t>Investors</w:t>
+      </w:r>
+    </w:p>
+    <w:p>
+      <w:pPr>
+        <w:pStyle w:val="ListParagraph"/>
+        <w:numPr>
+          <w:ilvl w:val="0"/>
+          <w:numId w:val="9"/>
+        </w:numPr>
+        <w:rPr>
+          <w:rFonts w:asciiTheme="majorBidi" w:hAnsiTheme="majorBidi" w:cstheme="majorBidi"/>
+        </w:rPr>
+      </w:pPr>
+      <w:r>
+        <w:rPr>
+          <w:rFonts w:asciiTheme="majorBidi" w:hAnsiTheme="majorBidi" w:cstheme="majorBidi"/>
+        </w:rPr>
+        <w:t>Major Third-Party Partners</w:t>
+      </w:r>
+    </w:p>
+    <w:p>
+      <w:pPr>
+        <w:rPr>
+          <w:rFonts w:asciiTheme="majorBidi" w:hAnsiTheme="majorBidi" w:cstheme="majorBidi"/>
+          <w:b/>
+          <w:bCs/>
+        </w:rPr>
+      </w:pPr>
+      <w:r>
+        <w:rPr>
+          <w:rFonts w:asciiTheme="majorBidi" w:hAnsiTheme="majorBidi" w:cstheme="majorBidi"/>
+          <w:b/>
+          <w:bCs/>
+        </w:rPr>
+        <w:t xml:space="preserve">High Power / Medium to Lower interest </w:t>
+      </w:r>
+    </w:p>
+    <w:p>
+      <w:pPr>
+        <w:pStyle w:val="ListParagraph"/>
+        <w:numPr>
+          <w:ilvl w:val="0"/>
+          <w:numId w:val="9"/>
+        </w:numPr>
+        <w:rPr>
+          <w:rFonts w:asciiTheme="majorBidi" w:hAnsiTheme="majorBidi" w:cstheme="majorBidi"/>
+          <w:b/>
+          <w:bCs/>
+        </w:rPr>
+      </w:pPr>
+      <w:r>
+        <w:rPr>
+          <w:rFonts w:asciiTheme="majorBidi" w:hAnsiTheme="majorBidi" w:cstheme="majorBidi"/>
+        </w:rPr>
+        <w:t>Instructor</w:t>
+      </w:r>
+    </w:p>
+    <w:p>
+      <w:pPr>
+        <w:pStyle w:val="ListParagraph"/>
+        <w:numPr>
+          <w:ilvl w:val="0"/>
+          <w:numId w:val="9"/>
+        </w:numPr>
+        <w:rPr>
+          <w:rFonts w:asciiTheme="majorBidi" w:hAnsiTheme="majorBidi" w:cstheme="majorBidi"/>
+        </w:rPr>
+      </w:pPr>
+      <w:r>
+        <w:rPr>
+          <w:rFonts w:asciiTheme="majorBidi" w:hAnsiTheme="majorBidi" w:cstheme="majorBidi"/>
+        </w:rPr>
+        <w:t>Financial Stakeholders</w:t>
+      </w:r>
+    </w:p>
+    <w:p>
+      <w:pPr>
+        <w:pStyle w:val="ListParagraph"/>
+        <w:numPr>
+          <w:ilvl w:val="0"/>
+          <w:numId w:val="9"/>
+        </w:numPr>
+        <w:rPr>
+          <w:rFonts w:asciiTheme="majorBidi" w:hAnsiTheme="majorBidi" w:cstheme="majorBidi"/>
+          <w:b/>
+          <w:bCs/>
+        </w:rPr>
+      </w:pPr>
+      <w:r>
+        <w:rPr>
+          <w:rFonts w:asciiTheme="majorBidi" w:hAnsiTheme="majorBidi" w:cstheme="majorBidi"/>
+        </w:rPr>
+        <w:t xml:space="preserve">City </w:t>
+      </w:r>
+      <w:r>
+        <w:rPr>
+          <w:rFonts w:asciiTheme="majorBidi" w:hAnsiTheme="majorBidi" w:cstheme="majorBidi"/>
+        </w:rPr>
+        <w:t>/ Transportation Departments</w:t>
+      </w:r>
+    </w:p>
+    <w:p>
+      <w:pPr>
+        <w:pStyle w:val="ListParagraph"/>
+        <w:numPr>
+          <w:ilvl w:val="0"/>
+          <w:numId w:val="9"/>
+        </w:numPr>
+        <w:rPr>
+          <w:rFonts w:asciiTheme="majorBidi" w:hAnsiTheme="majorBidi" w:cstheme="majorBidi"/>
+          <w:b/>
+          <w:bCs/>
+        </w:rPr>
+      </w:pPr>
+      <w:r>
+        <w:rPr>
+          <w:rFonts w:asciiTheme="majorBidi" w:hAnsiTheme="majorBidi" w:cstheme="majorBidi"/>
+        </w:rPr>
+        <w:t xml:space="preserve">Minor Third-Party Partners </w:t>
+      </w:r>
+    </w:p>
+    <w:p>
+      <w:pPr>
+        <w:rPr>
+          <w:rFonts w:asciiTheme="majorBidi" w:hAnsiTheme="majorBidi" w:cstheme="majorBidi"/>
+          <w:b/>
+          <w:bCs/>
+        </w:rPr>
+      </w:pPr>
+      <w:r>
+        <w:rPr>
+          <w:rFonts w:asciiTheme="majorBidi" w:hAnsiTheme="majorBidi" w:cstheme="majorBidi"/>
+          <w:b/>
+          <w:bCs/>
+        </w:rPr>
+        <w:t xml:space="preserve">Medium to </w:t>
+      </w:r>
+      <w:r>
+        <w:rPr>
+          <w:rFonts w:asciiTheme="majorBidi" w:hAnsiTheme="majorBidi" w:cstheme="majorBidi"/>
+          <w:b/>
+          <w:bCs/>
+        </w:rPr>
+        <w:t>Low Power / High Interest</w:t>
+      </w:r>
+    </w:p>
+    <w:p>
+      <w:pPr>
+        <w:pStyle w:val="ListParagraph"/>
+        <w:numPr>
+          <w:ilvl w:val="0"/>
+          <w:numId w:val="9"/>
+        </w:numPr>
+        <w:rPr>
+          <w:rFonts w:asciiTheme="majorBidi" w:hAnsiTheme="majorBidi" w:cstheme="majorBidi"/>
+          <w:b/>
+          <w:bCs/>
+        </w:rPr>
+      </w:pPr>
+      <w:r>
+        <w:rPr>
+          <w:rFonts w:asciiTheme="majorBidi" w:hAnsiTheme="majorBidi" w:cstheme="majorBidi"/>
+        </w:rPr>
+        <w:t>Drivers / End Users</w:t>
+      </w:r>
+    </w:p>
+    <w:p>
+      <w:pPr>
+        <w:pStyle w:val="ListParagraph"/>
+        <w:numPr>
+          <w:ilvl w:val="0"/>
+          <w:numId w:val="9"/>
+        </w:numPr>
+        <w:rPr>
+          <w:rFonts w:asciiTheme="majorBidi" w:hAnsiTheme="majorBidi" w:cstheme="majorBidi"/>
+          <w:b/>
+          <w:bCs/>
+        </w:rPr>
+      </w:pPr>
+      <w:r>
+        <w:rPr>
+          <w:rFonts w:asciiTheme="majorBidi" w:hAnsiTheme="majorBidi" w:cstheme="majorBidi"/>
+        </w:rPr>
+        <w:t>Parking Facility Managers</w:t>
+      </w:r>
+    </w:p>
+    <w:p>
+      <w:pPr>
+        <w:pStyle w:val="ListParagraph"/>
+        <w:numPr>
+          <w:ilvl w:val="0"/>
+          <w:numId w:val="9"/>
+        </w:numPr>
+        <w:rPr>
+          <w:rFonts w:asciiTheme="majorBidi" w:hAnsiTheme="majorBidi" w:cstheme="majorBidi"/>
+          <w:b/>
+          <w:bCs/>
+        </w:rPr>
+      </w:pPr>
+      <w:r>
+        <w:rPr>
+          <w:rFonts w:asciiTheme="majorBidi" w:hAnsiTheme="majorBidi" w:cstheme="majorBidi"/>
+        </w:rPr>
+        <w:t xml:space="preserve">System Administrators </w:t>
+      </w:r>
+    </w:p>
+    <w:p>
+      <w:pPr>
+        <w:rPr>
+          <w:rFonts w:asciiTheme="majorBidi" w:hAnsiTheme="majorBidi" w:cstheme="majorBidi"/>
+          <w:b/>
+          <w:bCs/>
+        </w:rPr>
+      </w:pPr>
+      <w:r>
+        <w:rPr>
+          <w:rFonts w:asciiTheme="majorBidi" w:hAnsiTheme="majorBidi" w:cstheme="majorBidi"/>
+          <w:b/>
+          <w:bCs/>
+        </w:rPr>
+        <w:t>Low Power / Low Interest</w:t>
+      </w:r>
+    </w:p>
+    <w:p>
+      <w:pPr>
+        <w:pStyle w:val="ListParagraph"/>
+        <w:numPr>
+          <w:ilvl w:val="0"/>
+          <w:numId w:val="9"/>
+        </w:numPr>
+        <w:rPr>
+          <w:rFonts w:asciiTheme="majorBidi" w:hAnsiTheme="majorBidi" w:cstheme="majorBidi"/>
+          <w:b/>
+          <w:bCs/>
+        </w:rPr>
+      </w:pPr>
+      <w:r>
+        <w:rPr>
+          <w:rFonts w:asciiTheme="majorBidi" w:hAnsiTheme="majorBidi" w:cstheme="majorBidi"/>
+        </w:rPr>
+        <w:t>General Public</w:t>
+      </w:r>
+    </w:p>
+    <w:p>
+      <w:pPr>
+        <w:rPr>
+          <w:rFonts w:asciiTheme="majorBidi" w:hAnsiTheme="majorBidi" w:cstheme="majorBidi"/>
+        </w:rPr>
+      </w:pPr>
+      <w:r>
+        <w:rPr>
+          <w:rFonts w:asciiTheme="majorBidi" w:hAnsiTheme="majorBidi" w:cstheme="majorBidi"/>
+        </w:rPr>
+        <w:t>Th</w:t>
+      </w:r>
+      <w:r>
+        <w:rPr>
+          <w:rFonts w:asciiTheme="majorBidi" w:hAnsiTheme="majorBidi" w:cstheme="majorBidi"/>
+        </w:rPr>
+        <w:t>e Power Interest grid to the right</w:t>
+      </w:r>
+      <w:r>
+        <w:rPr>
+          <w:rFonts w:asciiTheme="majorBidi" w:hAnsiTheme="majorBidi" w:cstheme="majorBidi"/>
+        </w:rPr>
+        <w:t xml:space="preserve"> shows how each stakeholder is positioned based on their level of influence over the project and their interest in its success. Stakeholders with greater power or interest will require closer communication and management throughout the project.</w:t>
+      </w:r>
+    </w:p>
+    <w:p>
+      <w:pPr>
+        <w:pStyle w:val="Heading2"/>
+        <w:spacing w:line="360" w:lineRule="auto"/>
+        <w:rPr>
+          <w:rFonts w:asciiTheme="majorBidi" w:hAnsiTheme="majorBidi"/>
+          <w:color w:val="auto"/>
+        </w:rPr>
+      </w:pPr>
+      <w:r>
+        <w:br w:type="page"/>
+      </w:r>
+      <w:bookmarkStart w:id="39" w:name="_Toc244170260"/>
+      <w:r>
+        <w:rPr>
+          <w:rFonts w:asciiTheme="majorBidi" w:hAnsiTheme="majorBidi"/>
+          <w:color w:val="auto"/>
+        </w:rPr>
+        <w:lastRenderedPageBreak/>
+        <w:t>8.2 Team Charter</w:t>
+      </w:r>
+      <w:bookmarkEnd w:id="39"/>
+    </w:p>
+    <w:p>
+      <w:r>
+        <w:object w:dxaOrig="9181" w:dyaOrig="11881" w14:anchorId="489B99D7">
+          <v:shapetype id="_x0000_t75" coordsize="21600,21600" o:spt="75" o:preferrelative="t" path="m@4@5l@4@11@9@11@9@5xe" filled="f" stroked="f">
+            <v:stroke joinstyle="miter"/>
+            <v:formulas>
+              <v:f eqn="if lineDrawn pixelLineWidth 0"/>
+              <v:f eqn="sum @0 1 0"/>
+              <v:f eqn="sum 0 0 @1"/>
+              <v:f eqn="prod @2 1 2"/>
+              <v:f eqn="prod @3 21600 pixelWidth"/>
+              <v:f eqn="prod @3 21600 pixelHeight"/>
+              <v:f eqn="sum @0 0 1"/>
+              <v:f eqn="prod @6 1 2"/>
+              <v:f eqn="prod @7 21600 pixelWidth"/>
+              <v:f eqn="sum @8 21600 0"/>
+              <v:f eqn="prod @7 21600 pixelHeight"/>
+              <v:f eqn="sum @10 21600 0"/>
+            </v:formulas>
+            <v:path o:extrusionok="f" gradientshapeok="t" o:connecttype="rect"/>
+            <o:lock v:ext="edit" aspectratio="t"/>
+          </v:shapetype>
+          <v:shape id="_x0000_i1025" type="#_x0000_t75" style="width:461.2pt;height:597.75pt" o:ole="">
+            <v:imagedata r:id="rId23" o:title=""/>
+          </v:shape>
+          <o:OLEObject Type="Embed" ProgID="Acrobat.Document.DC" ShapeID="_x0000_i1025" DrawAspect="Content" ObjectID="_1854788754" r:id="rId24"/>
+        </w:object>
+      </w:r>
+    </w:p>
+    <w:p/>
+    <w:p>
+      <w:pPr>
+        <w:pStyle w:val="Heading2"/>
+        <w:spacing w:line="360" w:lineRule="auto"/>
+        <w:rPr>
+          <w:rFonts w:asciiTheme="majorBidi" w:hAnsiTheme="majorBidi"/>
+          <w:color w:val="auto"/>
+        </w:rPr>
+      </w:pPr>
+      <w:bookmarkStart w:id="40" w:name="_Toc244170261"/>
+      <w:r>
+        <w:rPr>
+          <w:rFonts w:asciiTheme="majorBidi" w:hAnsiTheme="majorBidi"/>
+          <w:color w:val="auto"/>
+        </w:rPr>
+        <w:lastRenderedPageBreak/>
+        <w:t xml:space="preserve">8.3 </w:t>
+      </w:r>
+      <w:r>
+        <w:rPr>
+          <w:rFonts w:asciiTheme="majorBidi" w:hAnsiTheme="majorBidi"/>
+          <w:color w:val="auto"/>
+        </w:rPr>
+        <w:t>Project Charter</w:t>
+      </w:r>
+      <w:bookmarkEnd w:id="40"/>
+    </w:p>
+    <w:p>
+      <w:r>
+        <w:object w:dxaOrig="9181" w:dyaOrig="11881" w14:anchorId="28E2D8B3">
+          <v:shape id="_x0000_i1026" type="#_x0000_t75" style="width:461.2pt;height:597.75pt" o:ole="">
+            <v:imagedata r:id="rId25" o:title=""/>
+          </v:shape>
+          <o:OLEObject Type="Embed" ProgID="Acrobat.Document.DC" ShapeID="_x0000_i1026" DrawAspect="Content" ObjectID="_1854788755" r:id="rId26"/>
+        </w:object>
+      </w:r>
+    </w:p>
+    <w:p/>
     <w:sectPr>
-      <w:headerReference w:type="default" r:id="rId22"/>
-      <w:footerReference w:type="default" r:id="rId23"/>
+      <w:headerReference w:type="default" r:id="rId27"/>
+      <w:footerReference w:type="default" r:id="rId28"/>
       <w:pgSz w:w="12240" w:h="15840"/>
       <w:pgMar w:top="1440" w:right="1440" w:bottom="1440" w:left="1440" w:header="720" w:footer="720" w:gutter="0"/>
       <w:pgNumType w:fmt="lowerRoman"/>
@@ -19552,7 +20759,7 @@
       <w:t xml:space="preserve">Version </w:t>
     </w:r>
     <w:r>
-      <w:t>6</w:t>
+      <w:t>7</w:t>
     </w:r>
     <w:r>
       <w:t>.0</w:t>
@@ -24397,6 +25604,27 @@
       </w:tcPr>
     </w:tblStylePr>
   </w:style>
+  <w:style w:type="table" w:customStyle="1" w:styleId="TableGrid0">
+    <w:name w:val="TableGrid"/>
+    <w:rsid w:val="004F6BD9"/>
+    <w:pPr>
+      <w:spacing w:after="0" w:line="240" w:lineRule="auto"/>
+    </w:pPr>
+    <w:rPr>
+      <w:kern w:val="2"/>
+      <w:sz w:val="24"/>
+      <w:szCs w:val="24"/>
+      <w14:ligatures w14:val="standardContextual"/>
+    </w:rPr>
+    <w:tblPr>
+      <w:tblCellMar>
+        <w:top w:w="0" w:type="dxa"/>
+        <w:left w:w="0" w:type="dxa"/>
+        <w:bottom w:w="0" w:type="dxa"/>
+        <w:right w:w="0" w:type="dxa"/>
+      </w:tblCellMar>
+    </w:tblPr>
+  </w:style>
 </w:styles>
 </file>
 
